--- a/arb/docx/08.content.docx
+++ b/arb/docx/08.content.docx
@@ -1177,6 +1177,22 @@
       </w:r>
       <w:r>
         <w:rPr>
+          <w:lang w:val="ar_AE" w:bidi="ar_AE"/>
+        </w:rPr>
+        <w:t>בִּ⁠ימֵי֙ שְׁפֹ֣ט הַ⁠שֹּׁפְטִ֔ים</w:t>
+      </w:r>
+    </w:p>
+    <w:p>
+      <w:pPr>
+        <w:bidi/>
+      </w:pPr>
+      <w:r>
+        <w:rPr>
+          <w:lang w:val="ar_AE" w:bidi="ar_AE"/>
+        </w:rPr>
+      </w:r>
+      <w:r>
+        <w:rPr>
           <w:b/>
           <w:lang w:val="ar_AE" w:bidi="ar_AE"/>
         </w:rPr>
@@ -1296,6 +1312,22 @@
       </w:r>
       <w:r>
         <w:rPr>
+          <w:lang w:val="ar_AE" w:bidi="ar_AE"/>
+        </w:rPr>
+        <w:t>בָּ⁠אָ֑רֶץ</w:t>
+      </w:r>
+    </w:p>
+    <w:p>
+      <w:pPr>
+        <w:bidi/>
+      </w:pPr>
+      <w:r>
+        <w:rPr>
+          <w:lang w:val="ar_AE" w:bidi="ar_AE"/>
+        </w:rPr>
+      </w:r>
+      <w:r>
+        <w:rPr>
           <w:b/>
           <w:lang w:val="ar_AE" w:bidi="ar_AE"/>
         </w:rPr>
@@ -1415,6 +1447,22 @@
       </w:r>
       <w:r>
         <w:rPr>
+          <w:lang w:val="ar_AE" w:bidi="ar_AE"/>
+        </w:rPr>
+        <w:t>אִ֜ישׁ</w:t>
+      </w:r>
+    </w:p>
+    <w:p>
+      <w:pPr>
+        <w:bidi/>
+      </w:pPr>
+      <w:r>
+        <w:rPr>
+          <w:lang w:val="ar_AE" w:bidi="ar_AE"/>
+        </w:rPr>
+      </w:r>
+      <w:r>
+        <w:rPr>
           <w:b/>
           <w:lang w:val="ar_AE" w:bidi="ar_AE"/>
         </w:rPr>
@@ -1521,6 +1569,22 @@
       </w:r>
       <w:r>
         <w:rPr>
+          <w:lang w:val="ar_AE" w:bidi="ar_AE"/>
+        </w:rPr>
+        <w:t>אֶפְרָתִ֔ים</w:t>
+      </w:r>
+    </w:p>
+    <w:p>
+      <w:pPr>
+        <w:bidi/>
+      </w:pPr>
+      <w:r>
+        <w:rPr>
+          <w:lang w:val="ar_AE" w:bidi="ar_AE"/>
+        </w:rPr>
+      </w:r>
+      <w:r>
+        <w:rPr>
           <w:b/>
           <w:lang w:val="ar_AE" w:bidi="ar_AE"/>
         </w:rPr>
@@ -1640,6 +1704,22 @@
       </w:r>
       <w:r>
         <w:rPr>
+          <w:lang w:val="ar_AE" w:bidi="ar_AE"/>
+        </w:rPr>
+        <w:t>וַ⁠תִּשָּׁאֵ֥ר הִ֖יא וּ⁠שְׁנֵ֥י בָנֶֽי⁠הָ</w:t>
+      </w:r>
+    </w:p>
+    <w:p>
+      <w:pPr>
+        <w:bidi/>
+      </w:pPr>
+      <w:r>
+        <w:rPr>
+          <w:lang w:val="ar_AE" w:bidi="ar_AE"/>
+        </w:rPr>
+      </w:r>
+      <w:r>
+        <w:rPr>
           <w:b/>
           <w:lang w:val="ar_AE" w:bidi="ar_AE"/>
         </w:rPr>
@@ -1732,6 +1812,22 @@
       </w:r>
       <w:r>
         <w:rPr>
+          <w:lang w:val="ar_AE" w:bidi="ar_AE"/>
+        </w:rPr>
+        <w:t>וַ⁠יִּשְׂא֣וּ לָ⁠הֶ֗ם נָשִׁים֙</w:t>
+      </w:r>
+    </w:p>
+    <w:p>
+      <w:pPr>
+        <w:bidi/>
+      </w:pPr>
+      <w:r>
+        <w:rPr>
+          <w:lang w:val="ar_AE" w:bidi="ar_AE"/>
+        </w:rPr>
+      </w:r>
+      <w:r>
+        <w:rPr>
           <w:b/>
           <w:lang w:val="ar_AE" w:bidi="ar_AE"/>
         </w:rPr>
@@ -1851,6 +1947,22 @@
       </w:r>
       <w:r>
         <w:rPr>
+          <w:lang w:val="ar_AE" w:bidi="ar_AE"/>
+        </w:rPr>
+        <w:t>שֵׁ֤ם הָֽ⁠אַחַת֙ עָרְפָּ֔ה וְ⁠שֵׁ֥ם הַ⁠שֵּׁנִ֖ית ר֑וּת</w:t>
+      </w:r>
+    </w:p>
+    <w:p>
+      <w:pPr>
+        <w:bidi/>
+      </w:pPr>
+      <w:r>
+        <w:rPr>
+          <w:lang w:val="ar_AE" w:bidi="ar_AE"/>
+        </w:rPr>
+      </w:r>
+      <w:r>
+        <w:rPr>
           <w:b/>
           <w:lang w:val="ar_AE" w:bidi="ar_AE"/>
         </w:rPr>
@@ -1935,6 +2047,22 @@
       </w:r>
       <w:r>
         <w:rPr>
+          <w:lang w:val="ar_AE" w:bidi="ar_AE"/>
+        </w:rPr>
+        <w:t>וַ⁠תִּשָּׁאֵר֙ הָֽ⁠אִשָּׁ֔ה מִ⁠שְּׁנֵ֥י יְלָדֶ֖י⁠הָ וּ⁠מֵ⁠אִישָֽׁ⁠הּ</w:t>
+      </w:r>
+    </w:p>
+    <w:p>
+      <w:pPr>
+        <w:bidi/>
+      </w:pPr>
+      <w:r>
+        <w:rPr>
+          <w:lang w:val="ar_AE" w:bidi="ar_AE"/>
+        </w:rPr>
+      </w:r>
+      <w:r>
+        <w:rPr>
           <w:b/>
           <w:lang w:val="ar_AE" w:bidi="ar_AE"/>
         </w:rPr>
@@ -2041,6 +2169,22 @@
       </w:r>
       <w:r>
         <w:rPr>
+          <w:lang w:val="ar_AE" w:bidi="ar_AE"/>
+        </w:rPr>
+        <w:t>וַ⁠תָּ֤קָם הִיא֙ וְ⁠כַלֹּתֶ֔י⁠הָ וַ⁠תָּ֖שָׁב</w:t>
+      </w:r>
+    </w:p>
+    <w:p>
+      <w:pPr>
+        <w:bidi/>
+      </w:pPr>
+      <w:r>
+        <w:rPr>
+          <w:lang w:val="ar_AE" w:bidi="ar_AE"/>
+        </w:rPr>
+      </w:r>
+      <w:r>
+        <w:rPr>
           <w:b/>
           <w:lang w:val="ar_AE" w:bidi="ar_AE"/>
         </w:rPr>
@@ -2147,6 +2291,22 @@
       </w:r>
       <w:r>
         <w:rPr>
+          <w:lang w:val="ar_AE" w:bidi="ar_AE"/>
+        </w:rPr>
+        <w:t>וַ⁠תָּ֤קָם הִיא֙ וְ⁠כַלֹּתֶ֔י⁠הָ וַ⁠תָּ֖שָׁב</w:t>
+      </w:r>
+    </w:p>
+    <w:p>
+      <w:pPr>
+        <w:bidi/>
+      </w:pPr>
+      <w:r>
+        <w:rPr>
+          <w:lang w:val="ar_AE" w:bidi="ar_AE"/>
+        </w:rPr>
+      </w:r>
+      <w:r>
+        <w:rPr>
           <w:b/>
           <w:lang w:val="ar_AE" w:bidi="ar_AE"/>
         </w:rPr>
@@ -2363,6 +2523,22 @@
       </w:r>
       <w:r>
         <w:rPr>
+          <w:lang w:val="ar_AE" w:bidi="ar_AE"/>
+        </w:rPr>
+        <w:t>כִּ֤י שָֽׁמְעָה֙ בִּ⁠שְׂדֵ֣ה מוֹאָ֔ב כִּֽי־פָקַ֤ד יְהוָה֙ אֶת־עַמּ֔⁠וֹ לָ⁠תֵ֥ת לָ⁠הֶ֖ם לָֽחֶם</w:t>
+      </w:r>
+    </w:p>
+    <w:p>
+      <w:pPr>
+        <w:bidi/>
+      </w:pPr>
+      <w:r>
+        <w:rPr>
+          <w:lang w:val="ar_AE" w:bidi="ar_AE"/>
+        </w:rPr>
+      </w:r>
+      <w:r>
+        <w:rPr>
           <w:b/>
           <w:lang w:val="ar_AE" w:bidi="ar_AE"/>
         </w:rPr>
@@ -2469,6 +2645,22 @@
       </w:r>
       <w:r>
         <w:rPr>
+          <w:lang w:val="ar_AE" w:bidi="ar_AE"/>
+        </w:rPr>
+        <w:t>שָֽׁמְעָה֙ בִּ⁠שְׂדֵ֣ה מוֹאָ֔ב</w:t>
+      </w:r>
+    </w:p>
+    <w:p>
+      <w:pPr>
+        <w:bidi/>
+      </w:pPr>
+      <w:r>
+        <w:rPr>
+          <w:lang w:val="ar_AE" w:bidi="ar_AE"/>
+        </w:rPr>
+      </w:r>
+      <w:r>
+        <w:rPr>
           <w:b/>
           <w:lang w:val="ar_AE" w:bidi="ar_AE"/>
         </w:rPr>
@@ -2575,6 +2767,22 @@
       </w:r>
       <w:r>
         <w:rPr>
+          <w:lang w:val="ar_AE" w:bidi="ar_AE"/>
+        </w:rPr>
+        <w:t>פָקַ֤ד &amp; אֶת־עַמּ֔⁠וֹ</w:t>
+      </w:r>
+    </w:p>
+    <w:p>
+      <w:pPr>
+        <w:bidi/>
+      </w:pPr>
+      <w:r>
+        <w:rPr>
+          <w:lang w:val="ar_AE" w:bidi="ar_AE"/>
+        </w:rPr>
+      </w:r>
+      <w:r>
+        <w:rPr>
           <w:b/>
           <w:lang w:val="ar_AE" w:bidi="ar_AE"/>
         </w:rPr>
@@ -2707,6 +2915,22 @@
       </w:r>
       <w:r>
         <w:rPr>
+          <w:lang w:val="ar_AE" w:bidi="ar_AE"/>
+        </w:rPr>
+        <w:t>לָ⁠תֵ֥ת לָ⁠הֶ֖ם לָֽחֶם</w:t>
+      </w:r>
+    </w:p>
+    <w:p>
+      <w:pPr>
+        <w:bidi/>
+      </w:pPr>
+      <w:r>
+        <w:rPr>
+          <w:lang w:val="ar_AE" w:bidi="ar_AE"/>
+        </w:rPr>
+      </w:r>
+      <w:r>
+        <w:rPr>
           <w:b/>
           <w:lang w:val="ar_AE" w:bidi="ar_AE"/>
         </w:rPr>
@@ -2994,6 +3218,22 @@
       </w:r>
       <w:r>
         <w:rPr>
+          <w:lang w:val="ar_AE" w:bidi="ar_AE"/>
+        </w:rPr>
+        <w:t>לֵ֣כְנָה שֹּׁ֔בְנָה אִשָּׁ֖ה</w:t>
+      </w:r>
+    </w:p>
+    <w:p>
+      <w:pPr>
+        <w:bidi/>
+      </w:pPr>
+      <w:r>
+        <w:rPr>
+          <w:lang w:val="ar_AE" w:bidi="ar_AE"/>
+        </w:rPr>
+      </w:r>
+      <w:r>
+        <w:rPr>
           <w:b/>
           <w:lang w:val="ar_AE" w:bidi="ar_AE"/>
         </w:rPr>
@@ -3100,6 +3340,22 @@
       </w:r>
       <w:r>
         <w:rPr>
+          <w:lang w:val="ar_AE" w:bidi="ar_AE"/>
+        </w:rPr>
+        <w:t>לֵ֣כְנָה שֹּׁ֔בְנָה אִשָּׁ֖ה לְ⁠בֵ֣ית אִמָּ֑⁠הּ</w:t>
+      </w:r>
+    </w:p>
+    <w:p>
+      <w:pPr>
+        <w:bidi/>
+      </w:pPr>
+      <w:r>
+        <w:rPr>
+          <w:lang w:val="ar_AE" w:bidi="ar_AE"/>
+        </w:rPr>
+      </w:r>
+      <w:r>
+        <w:rPr>
           <w:b/>
           <w:lang w:val="ar_AE" w:bidi="ar_AE"/>
         </w:rPr>
@@ -3268,6 +3524,22 @@
       </w:r>
       <w:r>
         <w:rPr>
+          <w:lang w:val="ar_AE" w:bidi="ar_AE"/>
+        </w:rPr>
+        <w:t>יעשה יְהוָ֤ה עִמָּ⁠כֶם֙ חֶ֔סֶד כַּ⁠אֲשֶׁ֧ר עֲשִׂיתֶ֛ם עִם־הַ⁠מֵּתִ֖ים וְ⁠עִמָּדִֽ⁠י</w:t>
+      </w:r>
+    </w:p>
+    <w:p>
+      <w:pPr>
+        <w:bidi/>
+      </w:pPr>
+      <w:r>
+        <w:rPr>
+          <w:lang w:val="ar_AE" w:bidi="ar_AE"/>
+        </w:rPr>
+      </w:r>
+      <w:r>
+        <w:rPr>
           <w:b/>
           <w:lang w:val="ar_AE" w:bidi="ar_AE"/>
         </w:rPr>
@@ -3374,6 +3646,22 @@
       </w:r>
       <w:r>
         <w:rPr>
+          <w:lang w:val="ar_AE" w:bidi="ar_AE"/>
+        </w:rPr>
+        <w:t>עִם־הַ⁠מֵּתִ֖ים</w:t>
+      </w:r>
+    </w:p>
+    <w:p>
+      <w:pPr>
+        <w:bidi/>
+      </w:pPr>
+      <w:r>
+        <w:rPr>
+          <w:lang w:val="ar_AE" w:bidi="ar_AE"/>
+        </w:rPr>
+      </w:r>
+      <w:r>
+        <w:rPr>
           <w:b/>
           <w:lang w:val="ar_AE" w:bidi="ar_AE"/>
         </w:rPr>
@@ -3493,6 +3781,22 @@
       </w:r>
       <w:r>
         <w:rPr>
+          <w:lang w:val="ar_AE" w:bidi="ar_AE"/>
+        </w:rPr>
+        <w:t>חֶ֔סֶד</w:t>
+      </w:r>
+    </w:p>
+    <w:p>
+      <w:pPr>
+        <w:bidi/>
+      </w:pPr>
+      <w:r>
+        <w:rPr>
+          <w:lang w:val="ar_AE" w:bidi="ar_AE"/>
+        </w:rPr>
+      </w:r>
+      <w:r>
+        <w:rPr>
           <w:b/>
           <w:lang w:val="ar_AE" w:bidi="ar_AE"/>
         </w:rPr>
@@ -3718,6 +4022,22 @@
       </w:r>
       <w:r>
         <w:rPr>
+          <w:lang w:val="ar_AE" w:bidi="ar_AE"/>
+        </w:rPr>
+        <w:t>וּ⁠מְצֶ֣אןָ מְנוּחָ֔ה</w:t>
+      </w:r>
+    </w:p>
+    <w:p>
+      <w:pPr>
+        <w:bidi/>
+      </w:pPr>
+      <w:r>
+        <w:rPr>
+          <w:lang w:val="ar_AE" w:bidi="ar_AE"/>
+        </w:rPr>
+      </w:r>
+      <w:r>
+        <w:rPr>
           <w:b/>
           <w:lang w:val="ar_AE" w:bidi="ar_AE"/>
         </w:rPr>
@@ -3837,6 +4157,22 @@
       </w:r>
       <w:r>
         <w:rPr>
+          <w:lang w:val="ar_AE" w:bidi="ar_AE"/>
+        </w:rPr>
+        <w:t>בֵּ֣ית אִישָׁ֑⁠הּ</w:t>
+      </w:r>
+    </w:p>
+    <w:p>
+      <w:pPr>
+        <w:bidi/>
+      </w:pPr>
+      <w:r>
+        <w:rPr>
+          <w:lang w:val="ar_AE" w:bidi="ar_AE"/>
+        </w:rPr>
+      </w:r>
+      <w:r>
+        <w:rPr>
           <w:b/>
           <w:lang w:val="ar_AE" w:bidi="ar_AE"/>
         </w:rPr>
@@ -3956,6 +4292,22 @@
       </w:r>
       <w:r>
         <w:rPr>
+          <w:lang w:val="ar_AE" w:bidi="ar_AE"/>
+        </w:rPr>
+        <w:t>וַ⁠תִּשֶּׂ֥אנָה קוֹלָ֖⁠ן וַ⁠תִּבְכֶּֽינָה</w:t>
+      </w:r>
+    </w:p>
+    <w:p>
+      <w:pPr>
+        <w:bidi/>
+      </w:pPr>
+      <w:r>
+        <w:rPr>
+          <w:lang w:val="ar_AE" w:bidi="ar_AE"/>
+        </w:rPr>
+      </w:r>
+      <w:r>
+        <w:rPr>
           <w:b/>
           <w:lang w:val="ar_AE" w:bidi="ar_AE"/>
         </w:rPr>
@@ -4062,6 +4414,22 @@
       </w:r>
       <w:r>
         <w:rPr>
+          <w:lang w:val="ar_AE" w:bidi="ar_AE"/>
+        </w:rPr>
+        <w:t>נָשׁ֖וּב</w:t>
+      </w:r>
+    </w:p>
+    <w:p>
+      <w:pPr>
+        <w:bidi/>
+      </w:pPr>
+      <w:r>
+        <w:rPr>
+          <w:lang w:val="ar_AE" w:bidi="ar_AE"/>
+        </w:rPr>
+      </w:r>
+      <w:r>
+        <w:rPr>
           <w:b/>
           <w:lang w:val="ar_AE" w:bidi="ar_AE"/>
         </w:rPr>
@@ -4194,6 +4562,22 @@
       </w:r>
       <w:r>
         <w:rPr>
+          <w:lang w:val="ar_AE" w:bidi="ar_AE"/>
+        </w:rPr>
+        <w:t>וַ⁠תֹּאמַ֖רְנָה</w:t>
+      </w:r>
+    </w:p>
+    <w:p>
+      <w:pPr>
+        <w:bidi/>
+      </w:pPr>
+      <w:r>
+        <w:rPr>
+          <w:lang w:val="ar_AE" w:bidi="ar_AE"/>
+        </w:rPr>
+      </w:r>
+      <w:r>
+        <w:rPr>
           <w:b/>
           <w:lang w:val="ar_AE" w:bidi="ar_AE"/>
         </w:rPr>
@@ -4326,6 +4710,22 @@
       </w:r>
       <w:r>
         <w:rPr>
+          <w:lang w:val="ar_AE" w:bidi="ar_AE"/>
+        </w:rPr>
+        <w:t>כִּי</w:t>
+      </w:r>
+    </w:p>
+    <w:p>
+      <w:pPr>
+        <w:bidi/>
+      </w:pPr>
+      <w:r>
+        <w:rPr>
+          <w:lang w:val="ar_AE" w:bidi="ar_AE"/>
+        </w:rPr>
+      </w:r>
+      <w:r>
+        <w:rPr>
           <w:b/>
           <w:lang w:val="ar_AE" w:bidi="ar_AE"/>
         </w:rPr>
@@ -4431,6 +4831,22 @@
       </w:r>
       <w:r>
         <w:rPr>
+          <w:lang w:val="ar_AE" w:bidi="ar_AE"/>
+        </w:rPr>
+        <w:t>אִתָּ֥⁠ךְ</w:t>
+      </w:r>
+    </w:p>
+    <w:p>
+      <w:pPr>
+        <w:bidi/>
+      </w:pPr>
+      <w:r>
+        <w:rPr>
+          <w:lang w:val="ar_AE" w:bidi="ar_AE"/>
+        </w:rPr>
+      </w:r>
+      <w:r>
+        <w:rPr>
           <w:b/>
           <w:lang w:val="ar_AE" w:bidi="ar_AE"/>
         </w:rPr>
@@ -4537,6 +4953,22 @@
       </w:r>
       <w:r>
         <w:rPr>
+          <w:lang w:val="ar_AE" w:bidi="ar_AE"/>
+        </w:rPr>
+        <w:t>וַ⁠תֹּ֤אמֶר נָעֳמִי֙</w:t>
+      </w:r>
+    </w:p>
+    <w:p>
+      <w:pPr>
+        <w:bidi/>
+      </w:pPr>
+      <w:r>
+        <w:rPr>
+          <w:lang w:val="ar_AE" w:bidi="ar_AE"/>
+        </w:rPr>
+      </w:r>
+      <w:r>
+        <w:rPr>
           <w:b/>
           <w:lang w:val="ar_AE" w:bidi="ar_AE"/>
         </w:rPr>
@@ -4695,6 +5127,22 @@
       </w:r>
       <w:r>
         <w:rPr>
+          <w:lang w:val="ar_AE" w:bidi="ar_AE"/>
+        </w:rPr>
+        <w:t>בְנֹתַ֔⁠י</w:t>
+      </w:r>
+    </w:p>
+    <w:p>
+      <w:pPr>
+        <w:bidi/>
+      </w:pPr>
+      <w:r>
+        <w:rPr>
+          <w:lang w:val="ar_AE" w:bidi="ar_AE"/>
+        </w:rPr>
+      </w:r>
+      <w:r>
+        <w:rPr>
           <w:b/>
           <w:lang w:val="ar_AE" w:bidi="ar_AE"/>
         </w:rPr>
@@ -4792,6 +5240,22 @@
       </w:r>
       <w:r>
         <w:rPr>
+          <w:lang w:val="ar_AE" w:bidi="ar_AE"/>
+        </w:rPr>
+        <w:t>לָ֥⁠מָּה תֵלַ֖כְנָה עִמִּ֑⁠י</w:t>
+      </w:r>
+    </w:p>
+    <w:p>
+      <w:pPr>
+        <w:bidi/>
+      </w:pPr>
+      <w:r>
+        <w:rPr>
+          <w:lang w:val="ar_AE" w:bidi="ar_AE"/>
+        </w:rPr>
+      </w:r>
+      <w:r>
+        <w:rPr>
           <w:b/>
           <w:lang w:val="ar_AE" w:bidi="ar_AE"/>
         </w:rPr>
@@ -4898,6 +5362,22 @@
       </w:r>
       <w:r>
         <w:rPr>
+          <w:lang w:val="ar_AE" w:bidi="ar_AE"/>
+        </w:rPr>
+        <w:t>הַֽ⁠עֽוֹד־לִ֤⁠י בָנִים֙ בְּֽ⁠מֵעַ֔⁠י וְ⁠הָי֥וּ לָ⁠כֶ֖ם לַ⁠אֲנָשִֽׁים</w:t>
+      </w:r>
+    </w:p>
+    <w:p>
+      <w:pPr>
+        <w:bidi/>
+      </w:pPr>
+      <w:r>
+        <w:rPr>
+          <w:lang w:val="ar_AE" w:bidi="ar_AE"/>
+        </w:rPr>
+      </w:r>
+      <w:r>
+        <w:rPr>
           <w:b/>
           <w:lang w:val="ar_AE" w:bidi="ar_AE"/>
         </w:rPr>
@@ -5004,6 +5484,22 @@
       </w:r>
       <w:r>
         <w:rPr>
+          <w:lang w:val="ar_AE" w:bidi="ar_AE"/>
+        </w:rPr>
+        <w:t>זָקַ֖נְתִּי מִ⁠הְי֣וֹת לְ⁠אִ֑ישׁ</w:t>
+      </w:r>
+    </w:p>
+    <w:p>
+      <w:pPr>
+        <w:bidi/>
+      </w:pPr>
+      <w:r>
+        <w:rPr>
+          <w:lang w:val="ar_AE" w:bidi="ar_AE"/>
+        </w:rPr>
+      </w:r>
+      <w:r>
+        <w:rPr>
           <w:b/>
           <w:lang w:val="ar_AE" w:bidi="ar_AE"/>
         </w:rPr>
@@ -5110,6 +5606,22 @@
       </w:r>
       <w:r>
         <w:rPr>
+          <w:lang w:val="ar_AE" w:bidi="ar_AE"/>
+        </w:rPr>
+        <w:t>כִּ֤י אָמַ֨רְתִּי֙ יֶשׁ־לִ֣⁠י תִקְוָ֔ה גַּ֣ם הָיִ֤יתִי הַ⁠לַּ֨יְלָה֙ לְ⁠אִ֔ישׁ וְ⁠גַ֖ם יָלַ֥דְתִּי בָנִֽים</w:t>
+      </w:r>
+    </w:p>
+    <w:p>
+      <w:pPr>
+        <w:bidi/>
+      </w:pPr>
+      <w:r>
+        <w:rPr>
+          <w:lang w:val="ar_AE" w:bidi="ar_AE"/>
+        </w:rPr>
+      </w:r>
+      <w:r>
+        <w:rPr>
           <w:b/>
           <w:lang w:val="ar_AE" w:bidi="ar_AE"/>
         </w:rPr>
@@ -5300,6 +5812,22 @@
       </w:r>
       <w:r>
         <w:rPr>
+          <w:lang w:val="ar_AE" w:bidi="ar_AE"/>
+        </w:rPr>
+        <w:t>הֲ⁠לָהֵ֣ן ׀ תְּשַׂבֵּ֗רְנָה עַ֚ד אֲשֶׁ֣ר יִגְדָּ֔לוּ הֲ⁠לָהֵן֙ תֵּֽעָגֵ֔נָה לְ⁠בִלְתִּ֖י הֱי֣וֹת לְ⁠אִ֑ישׁ</w:t>
+      </w:r>
+    </w:p>
+    <w:p>
+      <w:pPr>
+        <w:bidi/>
+      </w:pPr>
+      <w:r>
+        <w:rPr>
+          <w:lang w:val="ar_AE" w:bidi="ar_AE"/>
+        </w:rPr>
+      </w:r>
+      <w:r>
+        <w:rPr>
           <w:b/>
           <w:lang w:val="ar_AE" w:bidi="ar_AE"/>
         </w:rPr>
@@ -5406,6 +5934,22 @@
       </w:r>
       <w:r>
         <w:rPr>
+          <w:lang w:val="ar_AE" w:bidi="ar_AE"/>
+        </w:rPr>
+        <w:t>הֲ⁠לָהֵ֣ן ׀ תְּשַׂבֵּ֗רְנָה עַ֚ד אֲשֶׁ֣ר יִגְדָּ֔לוּ הֲ⁠לָהֵן֙ תֵּֽעָגֵ֔נָה לְ⁠בִלְתִּ֖י הֱי֣וֹת לְ⁠אִ֑ישׁ</w:t>
+      </w:r>
+    </w:p>
+    <w:p>
+      <w:pPr>
+        <w:bidi/>
+      </w:pPr>
+      <w:r>
+        <w:rPr>
+          <w:lang w:val="ar_AE" w:bidi="ar_AE"/>
+        </w:rPr>
+      </w:r>
+      <w:r>
+        <w:rPr>
           <w:b/>
           <w:lang w:val="ar_AE" w:bidi="ar_AE"/>
         </w:rPr>
@@ -5490,6 +6034,22 @@
       </w:r>
       <w:r>
         <w:rPr>
+          <w:lang w:val="ar_AE" w:bidi="ar_AE"/>
+        </w:rPr>
+        <w:t>מַר־לִ֤⁠י מְאֹד֙</w:t>
+      </w:r>
+    </w:p>
+    <w:p>
+      <w:pPr>
+        <w:bidi/>
+      </w:pPr>
+      <w:r>
+        <w:rPr>
+          <w:lang w:val="ar_AE" w:bidi="ar_AE"/>
+        </w:rPr>
+      </w:r>
+      <w:r>
+        <w:rPr>
           <w:b/>
           <w:lang w:val="ar_AE" w:bidi="ar_AE"/>
         </w:rPr>
@@ -5596,6 +6156,22 @@
       </w:r>
       <w:r>
         <w:rPr>
+          <w:lang w:val="ar_AE" w:bidi="ar_AE"/>
+        </w:rPr>
+        <w:t>יָצְאָ֥ה בִ֖⁠י יַד־יְהוָֽה</w:t>
+      </w:r>
+    </w:p>
+    <w:p>
+      <w:pPr>
+        <w:bidi/>
+      </w:pPr>
+      <w:r>
+        <w:rPr>
+          <w:lang w:val="ar_AE" w:bidi="ar_AE"/>
+        </w:rPr>
+      </w:r>
+      <w:r>
+        <w:rPr>
           <w:b/>
           <w:lang w:val="ar_AE" w:bidi="ar_AE"/>
         </w:rPr>
@@ -5715,6 +6291,22 @@
       </w:r>
       <w:r>
         <w:rPr>
+          <w:lang w:val="ar_AE" w:bidi="ar_AE"/>
+        </w:rPr>
+        <w:t>יָצְאָ֥ה בִ֖⁠י יַד־יְהוָֽה</w:t>
+      </w:r>
+    </w:p>
+    <w:p>
+      <w:pPr>
+        <w:bidi/>
+      </w:pPr>
+      <w:r>
+        <w:rPr>
+          <w:lang w:val="ar_AE" w:bidi="ar_AE"/>
+        </w:rPr>
+      </w:r>
+      <w:r>
+        <w:rPr>
           <w:b/>
           <w:lang w:val="ar_AE" w:bidi="ar_AE"/>
         </w:rPr>
@@ -5821,6 +6413,22 @@
       </w:r>
       <w:r>
         <w:rPr>
+          <w:lang w:val="ar_AE" w:bidi="ar_AE"/>
+        </w:rPr>
+        <w:t>וַ⁠תִּשֶּׂ֣נָה קוֹלָ֔⁠ן וַ⁠תִּבְכֶּ֖ינָה</w:t>
+      </w:r>
+    </w:p>
+    <w:p>
+      <w:pPr>
+        <w:bidi/>
+      </w:pPr>
+      <w:r>
+        <w:rPr>
+          <w:lang w:val="ar_AE" w:bidi="ar_AE"/>
+        </w:rPr>
+      </w:r>
+      <w:r>
+        <w:rPr>
           <w:b/>
           <w:lang w:val="ar_AE" w:bidi="ar_AE"/>
         </w:rPr>
@@ -5940,6 +6548,22 @@
       </w:r>
       <w:r>
         <w:rPr>
+          <w:lang w:val="ar_AE" w:bidi="ar_AE"/>
+        </w:rPr>
+        <w:t>וְ⁠ר֖וּת דָּ֥בְקָה בָּֽ⁠הּ</w:t>
+      </w:r>
+    </w:p>
+    <w:p>
+      <w:pPr>
+        <w:bidi/>
+      </w:pPr>
+      <w:r>
+        <w:rPr>
+          <w:lang w:val="ar_AE" w:bidi="ar_AE"/>
+        </w:rPr>
+      </w:r>
+      <w:r>
+        <w:rPr>
           <w:b/>
           <w:lang w:val="ar_AE" w:bidi="ar_AE"/>
         </w:rPr>
@@ -6046,6 +6670,22 @@
       </w:r>
       <w:r>
         <w:rPr>
+          <w:lang w:val="ar_AE" w:bidi="ar_AE"/>
+        </w:rPr>
+        <w:t>הִנֵּה֙</w:t>
+      </w:r>
+    </w:p>
+    <w:p>
+      <w:pPr>
+        <w:bidi/>
+      </w:pPr>
+      <w:r>
+        <w:rPr>
+          <w:lang w:val="ar_AE" w:bidi="ar_AE"/>
+        </w:rPr>
+      </w:r>
+      <w:r>
+        <w:rPr>
           <w:b/>
           <w:lang w:val="ar_AE" w:bidi="ar_AE"/>
         </w:rPr>
@@ -6284,6 +6924,22 @@
       </w:r>
       <w:r>
         <w:rPr>
+          <w:lang w:val="ar_AE" w:bidi="ar_AE"/>
+        </w:rPr>
+        <w:t>עַמָּ֖⁠הּ</w:t>
+      </w:r>
+    </w:p>
+    <w:p>
+      <w:pPr>
+        <w:bidi/>
+      </w:pPr>
+      <w:r>
+        <w:rPr>
+          <w:lang w:val="ar_AE" w:bidi="ar_AE"/>
+        </w:rPr>
+      </w:r>
+      <w:r>
+        <w:rPr>
           <w:b/>
           <w:lang w:val="ar_AE" w:bidi="ar_AE"/>
         </w:rPr>
@@ -6403,6 +7059,22 @@
       </w:r>
       <w:r>
         <w:rPr>
+          <w:lang w:val="ar_AE" w:bidi="ar_AE"/>
+        </w:rPr>
+        <w:t>אֱלֹהֶ֑י⁠הָ</w:t>
+      </w:r>
+    </w:p>
+    <w:p>
+      <w:pPr>
+        <w:bidi/>
+      </w:pPr>
+      <w:r>
+        <w:rPr>
+          <w:lang w:val="ar_AE" w:bidi="ar_AE"/>
+        </w:rPr>
+      </w:r>
+      <w:r>
+        <w:rPr>
           <w:b/>
           <w:lang w:val="ar_AE" w:bidi="ar_AE"/>
         </w:rPr>
@@ -6522,6 +7194,22 @@
       </w:r>
       <w:r>
         <w:rPr>
+          <w:lang w:val="ar_AE" w:bidi="ar_AE"/>
+        </w:rPr>
+        <w:t>אֱלֹהֶ֑י⁠הָ</w:t>
+      </w:r>
+    </w:p>
+    <w:p>
+      <w:pPr>
+        <w:bidi/>
+      </w:pPr>
+      <w:r>
+        <w:rPr>
+          <w:lang w:val="ar_AE" w:bidi="ar_AE"/>
+        </w:rPr>
+      </w:r>
+      <w:r>
+        <w:rPr>
           <w:b/>
           <w:lang w:val="ar_AE" w:bidi="ar_AE"/>
         </w:rPr>
@@ -6750,6 +7438,22 @@
       </w:r>
       <w:r>
         <w:rPr>
+          <w:lang w:val="ar_AE" w:bidi="ar_AE"/>
+        </w:rPr>
+        <w:t>לְ⁠עָזְבֵ֖⁠ךְ לָ⁠שׁ֣וּב מֵ⁠אַחֲרָ֑יִ⁠ךְ</w:t>
+      </w:r>
+    </w:p>
+    <w:p>
+      <w:pPr>
+        <w:bidi/>
+      </w:pPr>
+      <w:r>
+        <w:rPr>
+          <w:lang w:val="ar_AE" w:bidi="ar_AE"/>
+        </w:rPr>
+      </w:r>
+      <w:r>
+        <w:rPr>
           <w:b/>
           <w:lang w:val="ar_AE" w:bidi="ar_AE"/>
         </w:rPr>
@@ -6882,6 +7586,22 @@
       </w:r>
       <w:r>
         <w:rPr>
+          <w:lang w:val="ar_AE" w:bidi="ar_AE"/>
+        </w:rPr>
+        <w:t>עַמֵּ֣⁠ךְ עַמִּ֔⁠י וֵ⁠אלֹהַ֖יִ⁠ךְ אֱלֹהָֽ⁠י</w:t>
+      </w:r>
+    </w:p>
+    <w:p>
+      <w:pPr>
+        <w:bidi/>
+      </w:pPr>
+      <w:r>
+        <w:rPr>
+          <w:lang w:val="ar_AE" w:bidi="ar_AE"/>
+        </w:rPr>
+      </w:r>
+      <w:r>
+        <w:rPr>
           <w:b/>
           <w:lang w:val="ar_AE" w:bidi="ar_AE"/>
         </w:rPr>
@@ -6988,6 +7708,22 @@
       </w:r>
       <w:r>
         <w:rPr>
+          <w:lang w:val="ar_AE" w:bidi="ar_AE"/>
+        </w:rPr>
+        <w:t>כֹּה֩ יַעֲשֶׂ֨ה יְהוָ֥ה לִ⁠י֙ וְ⁠כֹ֣ה יֹסִ֔יף</w:t>
+      </w:r>
+    </w:p>
+    <w:p>
+      <w:pPr>
+        <w:bidi/>
+      </w:pPr>
+      <w:r>
+        <w:rPr>
+          <w:lang w:val="ar_AE" w:bidi="ar_AE"/>
+        </w:rPr>
+      </w:r>
+      <w:r>
+        <w:rPr>
           <w:b/>
           <w:lang w:val="ar_AE" w:bidi="ar_AE"/>
         </w:rPr>
@@ -7094,6 +7830,22 @@
       </w:r>
       <w:r>
         <w:rPr>
+          <w:lang w:val="ar_AE" w:bidi="ar_AE"/>
+        </w:rPr>
+        <w:t>כִּ֣י הַ⁠מָּ֔וֶת יַפְרִ֖יד בֵּינִ֥⁠י וּ⁠בֵינֵֽ⁠ךְ</w:t>
+      </w:r>
+    </w:p>
+    <w:p>
+      <w:pPr>
+        <w:bidi/>
+      </w:pPr>
+      <w:r>
+        <w:rPr>
+          <w:lang w:val="ar_AE" w:bidi="ar_AE"/>
+        </w:rPr>
+      </w:r>
+      <w:r>
+        <w:rPr>
           <w:b/>
           <w:lang w:val="ar_AE" w:bidi="ar_AE"/>
         </w:rPr>
@@ -7200,6 +7952,22 @@
       </w:r>
       <w:r>
         <w:rPr>
+          <w:lang w:val="ar_AE" w:bidi="ar_AE"/>
+        </w:rPr>
+        <w:t>יַפְרִ֖יד בֵּינִ֥⁠י וּ⁠בֵינֵֽ⁠ךְ</w:t>
+      </w:r>
+    </w:p>
+    <w:p>
+      <w:pPr>
+        <w:bidi/>
+      </w:pPr>
+      <w:r>
+        <w:rPr>
+          <w:lang w:val="ar_AE" w:bidi="ar_AE"/>
+        </w:rPr>
+      </w:r>
+      <w:r>
+        <w:rPr>
           <w:b/>
           <w:lang w:val="ar_AE" w:bidi="ar_AE"/>
         </w:rPr>
@@ -7306,6 +8074,22 @@
       </w:r>
       <w:r>
         <w:rPr>
+          <w:lang w:val="ar_AE" w:bidi="ar_AE"/>
+        </w:rPr>
+        <w:t>וַ⁠תֶּחְדַּ֖ל לְ⁠דַבֵּ֥ר אֵלֶֽי⁠הָ</w:t>
+      </w:r>
+    </w:p>
+    <w:p>
+      <w:pPr>
+        <w:bidi/>
+      </w:pPr>
+      <w:r>
+        <w:rPr>
+          <w:lang w:val="ar_AE" w:bidi="ar_AE"/>
+        </w:rPr>
+      </w:r>
+      <w:r>
+        <w:rPr>
           <w:b/>
           <w:lang w:val="ar_AE" w:bidi="ar_AE"/>
         </w:rPr>
@@ -7412,6 +8196,22 @@
       </w:r>
       <w:r>
         <w:rPr>
+          <w:lang w:val="ar_AE" w:bidi="ar_AE"/>
+        </w:rPr>
+        <w:t>וַ⁠תֶּחְדַּ֖ל לְ⁠דַבֵּ֥ר אֵלֶֽי⁠הָ</w:t>
+      </w:r>
+    </w:p>
+    <w:p>
+      <w:pPr>
+        <w:bidi/>
+      </w:pPr>
+      <w:r>
+        <w:rPr>
+          <w:lang w:val="ar_AE" w:bidi="ar_AE"/>
+        </w:rPr>
+      </w:r>
+      <w:r>
+        <w:rPr>
           <w:b/>
           <w:lang w:val="ar_AE" w:bidi="ar_AE"/>
         </w:rPr>
@@ -7544,6 +8344,22 @@
       </w:r>
       <w:r>
         <w:rPr>
+          <w:lang w:val="ar_AE" w:bidi="ar_AE"/>
+        </w:rPr>
+        <w:t>וַ⁠יְהִ֗י</w:t>
+      </w:r>
+    </w:p>
+    <w:p>
+      <w:pPr>
+        <w:bidi/>
+      </w:pPr>
+      <w:r>
+        <w:rPr>
+          <w:lang w:val="ar_AE" w:bidi="ar_AE"/>
+        </w:rPr>
+      </w:r>
+      <w:r>
+        <w:rPr>
           <w:b/>
           <w:lang w:val="ar_AE" w:bidi="ar_AE"/>
         </w:rPr>
@@ -7650,6 +8466,22 @@
       </w:r>
       <w:r>
         <w:rPr>
+          <w:lang w:val="ar_AE" w:bidi="ar_AE"/>
+        </w:rPr>
+        <w:t>כְּ⁠בֹאָ֨⁠נָה֙ בֵּ֣ית לֶ֔חֶם</w:t>
+      </w:r>
+    </w:p>
+    <w:p>
+      <w:pPr>
+        <w:bidi/>
+      </w:pPr>
+      <w:r>
+        <w:rPr>
+          <w:lang w:val="ar_AE" w:bidi="ar_AE"/>
+        </w:rPr>
+      </w:r>
+      <w:r>
+        <w:rPr>
           <w:b/>
           <w:lang w:val="ar_AE" w:bidi="ar_AE"/>
         </w:rPr>
@@ -7756,6 +8588,22 @@
       </w:r>
       <w:r>
         <w:rPr>
+          <w:lang w:val="ar_AE" w:bidi="ar_AE"/>
+        </w:rPr>
+        <w:t>כָּל־הָ⁠עִיר֙</w:t>
+      </w:r>
+    </w:p>
+    <w:p>
+      <w:pPr>
+        <w:bidi/>
+      </w:pPr>
+      <w:r>
+        <w:rPr>
+          <w:lang w:val="ar_AE" w:bidi="ar_AE"/>
+        </w:rPr>
+      </w:r>
+      <w:r>
+        <w:rPr>
           <w:b/>
           <w:lang w:val="ar_AE" w:bidi="ar_AE"/>
         </w:rPr>
@@ -7875,6 +8723,22 @@
       </w:r>
       <w:r>
         <w:rPr>
+          <w:lang w:val="ar_AE" w:bidi="ar_AE"/>
+        </w:rPr>
+        <w:t>כָּל־הָ⁠עִיר֙</w:t>
+      </w:r>
+    </w:p>
+    <w:p>
+      <w:pPr>
+        <w:bidi/>
+      </w:pPr>
+      <w:r>
+        <w:rPr>
+          <w:lang w:val="ar_AE" w:bidi="ar_AE"/>
+        </w:rPr>
+      </w:r>
+      <w:r>
+        <w:rPr>
           <w:b/>
           <w:lang w:val="ar_AE" w:bidi="ar_AE"/>
         </w:rPr>
@@ -7994,6 +8858,22 @@
       </w:r>
       <w:r>
         <w:rPr>
+          <w:lang w:val="ar_AE" w:bidi="ar_AE"/>
+        </w:rPr>
+        <w:t>הֲ⁠זֹ֥את נָעֳמִֽי</w:t>
+      </w:r>
+    </w:p>
+    <w:p>
+      <w:pPr>
+        <w:bidi/>
+      </w:pPr>
+      <w:r>
+        <w:rPr>
+          <w:lang w:val="ar_AE" w:bidi="ar_AE"/>
+        </w:rPr>
+      </w:r>
+      <w:r>
+        <w:rPr>
           <w:b/>
           <w:lang w:val="ar_AE" w:bidi="ar_AE"/>
         </w:rPr>
@@ -8100,6 +8980,22 @@
       </w:r>
       <w:r>
         <w:rPr>
+          <w:lang w:val="ar_AE" w:bidi="ar_AE"/>
+        </w:rPr>
+        <w:t>אַל־תִּקְרֶ֥אנָה לִ֖⁠י נָעֳמִ֑י</w:t>
+      </w:r>
+    </w:p>
+    <w:p>
+      <w:pPr>
+        <w:bidi/>
+      </w:pPr>
+      <w:r>
+        <w:rPr>
+          <w:lang w:val="ar_AE" w:bidi="ar_AE"/>
+        </w:rPr>
+      </w:r>
+      <w:r>
+        <w:rPr>
           <w:b/>
           <w:lang w:val="ar_AE" w:bidi="ar_AE"/>
         </w:rPr>
@@ -8219,6 +9115,22 @@
       </w:r>
       <w:r>
         <w:rPr>
+          <w:lang w:val="ar_AE" w:bidi="ar_AE"/>
+        </w:rPr>
+        <w:t>מָרָ֔א</w:t>
+      </w:r>
+    </w:p>
+    <w:p>
+      <w:pPr>
+        <w:bidi/>
+      </w:pPr>
+      <w:r>
+        <w:rPr>
+          <w:lang w:val="ar_AE" w:bidi="ar_AE"/>
+        </w:rPr>
+      </w:r>
+      <w:r>
+        <w:rPr>
           <w:b/>
           <w:lang w:val="ar_AE" w:bidi="ar_AE"/>
         </w:rPr>
@@ -8338,6 +9250,22 @@
       </w:r>
       <w:r>
         <w:rPr>
+          <w:lang w:val="ar_AE" w:bidi="ar_AE"/>
+        </w:rPr>
+        <w:t>אֲנִי֙ מְלֵאָ֣ה הָלַ֔כְתִּי וְ⁠רֵיקָ֖ם הֱשִׁיבַ֣⁠נִי יְהוָ֑ה</w:t>
+      </w:r>
+    </w:p>
+    <w:p>
+      <w:pPr>
+        <w:bidi/>
+      </w:pPr>
+      <w:r>
+        <w:rPr>
+          <w:lang w:val="ar_AE" w:bidi="ar_AE"/>
+        </w:rPr>
+      </w:r>
+      <w:r>
+        <w:rPr>
           <w:b/>
           <w:lang w:val="ar_AE" w:bidi="ar_AE"/>
         </w:rPr>
@@ -8470,6 +9398,22 @@
       </w:r>
       <w:r>
         <w:rPr>
+          <w:lang w:val="ar_AE" w:bidi="ar_AE"/>
+        </w:rPr>
+        <w:t>לָ֣⁠מָּה תִקְרֶ֤אנָה לִ⁠י֙ נָעֳמִ֔י</w:t>
+      </w:r>
+    </w:p>
+    <w:p>
+      <w:pPr>
+        <w:bidi/>
+      </w:pPr>
+      <w:r>
+        <w:rPr>
+          <w:lang w:val="ar_AE" w:bidi="ar_AE"/>
+        </w:rPr>
+      </w:r>
+      <w:r>
+        <w:rPr>
           <w:b/>
           <w:lang w:val="ar_AE" w:bidi="ar_AE"/>
         </w:rPr>
@@ -8576,6 +9520,22 @@
       </w:r>
       <w:r>
         <w:rPr>
+          <w:lang w:val="ar_AE" w:bidi="ar_AE"/>
+        </w:rPr>
+        <w:t>וַֽ⁠יהוָה֙ עָ֣נָה בִ֔⁠י וְ⁠שַׁדַּ֖י הֵ֥רַֽע לִֽ⁠י</w:t>
+      </w:r>
+    </w:p>
+    <w:p>
+      <w:pPr>
+        <w:bidi/>
+      </w:pPr>
+      <w:r>
+        <w:rPr>
+          <w:lang w:val="ar_AE" w:bidi="ar_AE"/>
+        </w:rPr>
+      </w:r>
+      <w:r>
+        <w:rPr>
           <w:b/>
           <w:lang w:val="ar_AE" w:bidi="ar_AE"/>
         </w:rPr>
@@ -8708,6 +9668,22 @@
       </w:r>
       <w:r>
         <w:rPr>
+          <w:lang w:val="ar_AE" w:bidi="ar_AE"/>
+        </w:rPr>
+        <w:t>עָ֣נָה בִ֔⁠י</w:t>
+      </w:r>
+    </w:p>
+    <w:p>
+      <w:pPr>
+        <w:bidi/>
+      </w:pPr>
+      <w:r>
+        <w:rPr>
+          <w:lang w:val="ar_AE" w:bidi="ar_AE"/>
+        </w:rPr>
+      </w:r>
+      <w:r>
+        <w:rPr>
           <w:b/>
           <w:lang w:val="ar_AE" w:bidi="ar_AE"/>
         </w:rPr>
@@ -8911,6 +9887,22 @@
       </w:r>
       <w:r>
         <w:rPr>
+          <w:lang w:val="ar_AE" w:bidi="ar_AE"/>
+        </w:rPr>
+        <w:t>וַ⁠תָּ֣שָׁב נָעֳמִ֗י וְ⁠ר֨וּת הַ⁠מּוֹאֲבִיָּ֤ה כַלָּתָ⁠הּ֙ עִמָּ֔⁠הּ הַ⁠שָּׁ֖בָה מִ⁠שְּׂדֵ֣י מוֹאָ֑ב</w:t>
+      </w:r>
+    </w:p>
+    <w:p>
+      <w:pPr>
+        <w:bidi/>
+      </w:pPr>
+      <w:r>
+        <w:rPr>
+          <w:lang w:val="ar_AE" w:bidi="ar_AE"/>
+        </w:rPr>
+      </w:r>
+      <w:r>
+        <w:rPr>
           <w:b/>
           <w:lang w:val="ar_AE" w:bidi="ar_AE"/>
         </w:rPr>
@@ -9017,6 +10009,22 @@
       </w:r>
       <w:r>
         <w:rPr>
+          <w:lang w:val="ar_AE" w:bidi="ar_AE"/>
+        </w:rPr>
+        <w:t>וְ⁠הֵ֗מָּה בָּ֚אוּ בֵּ֣ית לֶ֔חֶם בִּ⁠תְחִלַּ֖ת קְצִ֥יר שְׂעֹרִֽים</w:t>
+      </w:r>
+    </w:p>
+    <w:p>
+      <w:pPr>
+        <w:bidi/>
+      </w:pPr>
+      <w:r>
+        <w:rPr>
+          <w:lang w:val="ar_AE" w:bidi="ar_AE"/>
+        </w:rPr>
+      </w:r>
+      <w:r>
+        <w:rPr>
           <w:b/>
           <w:lang w:val="ar_AE" w:bidi="ar_AE"/>
         </w:rPr>
@@ -9123,6 +10131,22 @@
       </w:r>
       <w:r>
         <w:rPr>
+          <w:lang w:val="ar_AE" w:bidi="ar_AE"/>
+        </w:rPr>
+        <w:t>בִּ⁠תְחִלַּ֖ת קְצִ֥יר שְׂעֹרִֽים</w:t>
+      </w:r>
+    </w:p>
+    <w:p>
+      <w:pPr>
+        <w:bidi/>
+      </w:pPr>
+      <w:r>
+        <w:rPr>
+          <w:lang w:val="ar_AE" w:bidi="ar_AE"/>
+        </w:rPr>
+      </w:r>
+      <w:r>
+        <w:rPr>
           <w:b/>
           <w:lang w:val="ar_AE" w:bidi="ar_AE"/>
         </w:rPr>
@@ -9451,6 +10475,22 @@
       </w:r>
       <w:r>
         <w:rPr>
+          <w:lang w:val="ar_AE" w:bidi="ar_AE"/>
+        </w:rPr>
+        <w:t>וּֽ⁠לְ⁠נָעֳמִ֞י מוֹדַ֣ע לְ⁠אִישָׁ֗⁠הּ</w:t>
+      </w:r>
+    </w:p>
+    <w:p>
+      <w:pPr>
+        <w:bidi/>
+      </w:pPr>
+      <w:r>
+        <w:rPr>
+          <w:lang w:val="ar_AE" w:bidi="ar_AE"/>
+        </w:rPr>
+      </w:r>
+      <w:r>
+        <w:rPr>
           <w:b/>
           <w:lang w:val="ar_AE" w:bidi="ar_AE"/>
         </w:rPr>
@@ -9557,6 +10597,22 @@
       </w:r>
       <w:r>
         <w:rPr>
+          <w:lang w:val="ar_AE" w:bidi="ar_AE"/>
+        </w:rPr>
+        <w:t>וּֽ⁠לְ⁠נָעֳמִ֞י מוֹדַ֣ע לְ⁠אִישָׁ֗⁠הּ</w:t>
+      </w:r>
+    </w:p>
+    <w:p>
+      <w:pPr>
+        <w:bidi/>
+      </w:pPr>
+      <w:r>
+        <w:rPr>
+          <w:lang w:val="ar_AE" w:bidi="ar_AE"/>
+        </w:rPr>
+      </w:r>
+      <w:r>
+        <w:rPr>
           <w:b/>
           <w:lang w:val="ar_AE" w:bidi="ar_AE"/>
         </w:rPr>
@@ -9676,6 +10732,22 @@
       </w:r>
       <w:r>
         <w:rPr>
+          <w:lang w:val="ar_AE" w:bidi="ar_AE"/>
+        </w:rPr>
+        <w:t>אִ֚ישׁ גִּבּ֣וֹר חַ֔יִל</w:t>
+      </w:r>
+    </w:p>
+    <w:p>
+      <w:pPr>
+        <w:bidi/>
+      </w:pPr>
+      <w:r>
+        <w:rPr>
+          <w:lang w:val="ar_AE" w:bidi="ar_AE"/>
+        </w:rPr>
+      </w:r>
+      <w:r>
+        <w:rPr>
           <w:b/>
           <w:lang w:val="ar_AE" w:bidi="ar_AE"/>
         </w:rPr>
@@ -9795,6 +10867,22 @@
       </w:r>
       <w:r>
         <w:rPr>
+          <w:lang w:val="ar_AE" w:bidi="ar_AE"/>
+        </w:rPr>
+        <w:t>מִ⁠מִּשְׁפַּ֖חַת אֱלִימֶ֑לֶךְ</w:t>
+      </w:r>
+    </w:p>
+    <w:p>
+      <w:pPr>
+        <w:bidi/>
+      </w:pPr>
+      <w:r>
+        <w:rPr>
+          <w:lang w:val="ar_AE" w:bidi="ar_AE"/>
+        </w:rPr>
+      </w:r>
+      <w:r>
+        <w:rPr>
           <w:b/>
           <w:lang w:val="ar_AE" w:bidi="ar_AE"/>
         </w:rPr>
@@ -9914,6 +11002,22 @@
       </w:r>
       <w:r>
         <w:rPr>
+          <w:lang w:val="ar_AE" w:bidi="ar_AE"/>
+        </w:rPr>
+        <w:t>ר֨וּת הַ⁠מּוֹאֲבִיָּ֜ה</w:t>
+      </w:r>
+    </w:p>
+    <w:p>
+      <w:pPr>
+        <w:bidi/>
+      </w:pPr>
+      <w:r>
+        <w:rPr>
+          <w:lang w:val="ar_AE" w:bidi="ar_AE"/>
+        </w:rPr>
+      </w:r>
+      <w:r>
+        <w:rPr>
           <w:b/>
           <w:lang w:val="ar_AE" w:bidi="ar_AE"/>
         </w:rPr>
@@ -10104,6 +11208,22 @@
       </w:r>
       <w:r>
         <w:rPr>
+          <w:lang w:val="ar_AE" w:bidi="ar_AE"/>
+        </w:rPr>
+        <w:t>אֲשֶׁ֥ר אֶמְצָא־חֵ֖ן בְּ⁠עֵינָ֑י⁠ו</w:t>
+      </w:r>
+    </w:p>
+    <w:p>
+      <w:pPr>
+        <w:bidi/>
+      </w:pPr>
+      <w:r>
+        <w:rPr>
+          <w:lang w:val="ar_AE" w:bidi="ar_AE"/>
+        </w:rPr>
+      </w:r>
+      <w:r>
+        <w:rPr>
           <w:b/>
           <w:lang w:val="ar_AE" w:bidi="ar_AE"/>
         </w:rPr>
@@ -10223,6 +11343,22 @@
       </w:r>
       <w:r>
         <w:rPr>
+          <w:lang w:val="ar_AE" w:bidi="ar_AE"/>
+        </w:rPr>
+        <w:t>בִתִּֽ⁠י</w:t>
+      </w:r>
+    </w:p>
+    <w:p>
+      <w:pPr>
+        <w:bidi/>
+      </w:pPr>
+      <w:r>
+        <w:rPr>
+          <w:lang w:val="ar_AE" w:bidi="ar_AE"/>
+        </w:rPr>
+      </w:r>
+      <w:r>
+        <w:rPr>
           <w:b/>
           <w:lang w:val="ar_AE" w:bidi="ar_AE"/>
         </w:rPr>
@@ -10329,6 +11465,22 @@
       </w:r>
       <w:r>
         <w:rPr>
+          <w:lang w:val="ar_AE" w:bidi="ar_AE"/>
+        </w:rPr>
+        <w:t>וַ⁠יִּ֣קֶר מִקְרֶ֔⁠הָ</w:t>
+      </w:r>
+    </w:p>
+    <w:p>
+      <w:pPr>
+        <w:bidi/>
+      </w:pPr>
+      <w:r>
+        <w:rPr>
+          <w:lang w:val="ar_AE" w:bidi="ar_AE"/>
+        </w:rPr>
+      </w:r>
+      <w:r>
+        <w:rPr>
           <w:b/>
           <w:lang w:val="ar_AE" w:bidi="ar_AE"/>
         </w:rPr>
@@ -10448,6 +11600,22 @@
       </w:r>
       <w:r>
         <w:rPr>
+          <w:lang w:val="ar_AE" w:bidi="ar_AE"/>
+        </w:rPr>
+        <w:t>מִ⁠מִּשְׁפַּ֥חַת אֱלִימֶֽלֶךְ</w:t>
+      </w:r>
+    </w:p>
+    <w:p>
+      <w:pPr>
+        <w:bidi/>
+      </w:pPr>
+      <w:r>
+        <w:rPr>
+          <w:lang w:val="ar_AE" w:bidi="ar_AE"/>
+        </w:rPr>
+      </w:r>
+      <w:r>
+        <w:rPr>
           <w:b/>
           <w:lang w:val="ar_AE" w:bidi="ar_AE"/>
         </w:rPr>
@@ -10567,6 +11735,22 @@
       </w:r>
       <w:r>
         <w:rPr>
+          <w:lang w:val="ar_AE" w:bidi="ar_AE"/>
+        </w:rPr>
+        <w:t>וְ⁠הִנֵּה</w:t>
+      </w:r>
+    </w:p>
+    <w:p>
+      <w:pPr>
+        <w:bidi/>
+      </w:pPr>
+      <w:r>
+        <w:rPr>
+          <w:lang w:val="ar_AE" w:bidi="ar_AE"/>
+        </w:rPr>
+      </w:r>
+      <w:r>
+        <w:rPr>
           <w:b/>
           <w:lang w:val="ar_AE" w:bidi="ar_AE"/>
         </w:rPr>
@@ -10686,6 +11870,22 @@
       </w:r>
       <w:r>
         <w:rPr>
+          <w:lang w:val="ar_AE" w:bidi="ar_AE"/>
+        </w:rPr>
+        <w:t>בָּ֚א מִ⁠בֵּ֣ית לֶ֔חֶם</w:t>
+      </w:r>
+    </w:p>
+    <w:p>
+      <w:pPr>
+        <w:bidi/>
+      </w:pPr>
+      <w:r>
+        <w:rPr>
+          <w:lang w:val="ar_AE" w:bidi="ar_AE"/>
+        </w:rPr>
+      </w:r>
+      <w:r>
+        <w:rPr>
           <w:b/>
           <w:lang w:val="ar_AE" w:bidi="ar_AE"/>
         </w:rPr>
@@ -10778,6 +11978,22 @@
       </w:r>
       <w:r>
         <w:rPr>
+          <w:lang w:val="ar_AE" w:bidi="ar_AE"/>
+        </w:rPr>
+        <w:t>יְהוָ֣ה עִמָּ⁠כֶ֑ם</w:t>
+      </w:r>
+    </w:p>
+    <w:p>
+      <w:pPr>
+        <w:bidi/>
+      </w:pPr>
+      <w:r>
+        <w:rPr>
+          <w:lang w:val="ar_AE" w:bidi="ar_AE"/>
+        </w:rPr>
+      </w:r>
+      <w:r>
+        <w:rPr>
           <w:b/>
           <w:lang w:val="ar_AE" w:bidi="ar_AE"/>
         </w:rPr>
@@ -11109,6 +12325,22 @@
       </w:r>
       <w:r>
         <w:rPr>
+          <w:lang w:val="ar_AE" w:bidi="ar_AE"/>
+        </w:rPr>
+        <w:t>לְ⁠מִ֖י הַ⁠נַּעֲרָ֥ה הַ⁠זֹּֽאת</w:t>
+      </w:r>
+    </w:p>
+    <w:p>
+      <w:pPr>
+        <w:bidi/>
+      </w:pPr>
+      <w:r>
+        <w:rPr>
+          <w:lang w:val="ar_AE" w:bidi="ar_AE"/>
+        </w:rPr>
+      </w:r>
+      <w:r>
+        <w:rPr>
           <w:b/>
           <w:lang w:val="ar_AE" w:bidi="ar_AE"/>
         </w:rPr>
@@ -11215,6 +12447,22 @@
       </w:r>
       <w:r>
         <w:rPr>
+          <w:lang w:val="ar_AE" w:bidi="ar_AE"/>
+        </w:rPr>
+        <w:t>וַ⁠יַּ֗עַן &amp; וַ⁠יֹּאמַ֑ר</w:t>
+      </w:r>
+    </w:p>
+    <w:p>
+      <w:pPr>
+        <w:bidi/>
+      </w:pPr>
+      <w:r>
+        <w:rPr>
+          <w:lang w:val="ar_AE" w:bidi="ar_AE"/>
+        </w:rPr>
+      </w:r>
+      <w:r>
+        <w:rPr>
           <w:b/>
           <w:lang w:val="ar_AE" w:bidi="ar_AE"/>
         </w:rPr>
@@ -11361,6 +12609,22 @@
       </w:r>
       <w:r>
         <w:rPr>
+          <w:lang w:val="ar_AE" w:bidi="ar_AE"/>
+        </w:rPr>
+        <w:t>וַ⁠תֹּ֗אמֶר אֲלַקֳטָה־נָּא֙ וְ⁠אָסַפְתִּ֣י בָֽ⁠עֳמָרִ֔ים אַחֲרֵ֖י הַ⁠קּוֹצְרִ֑ים</w:t>
+      </w:r>
+    </w:p>
+    <w:p>
+      <w:pPr>
+        <w:bidi/>
+      </w:pPr>
+      <w:r>
+        <w:rPr>
+          <w:lang w:val="ar_AE" w:bidi="ar_AE"/>
+        </w:rPr>
+      </w:r>
+      <w:r>
+        <w:rPr>
           <w:b/>
           <w:lang w:val="ar_AE" w:bidi="ar_AE"/>
         </w:rPr>
@@ -11467,6 +12731,22 @@
       </w:r>
       <w:r>
         <w:rPr>
+          <w:lang w:val="ar_AE" w:bidi="ar_AE"/>
+        </w:rPr>
+        <w:t>אֲלַקֳטָה־נָּא֙ וְ⁠אָסַפְתִּ֣י</w:t>
+      </w:r>
+    </w:p>
+    <w:p>
+      <w:pPr>
+        <w:bidi/>
+      </w:pPr>
+      <w:r>
+        <w:rPr>
+          <w:lang w:val="ar_AE" w:bidi="ar_AE"/>
+        </w:rPr>
+      </w:r>
+      <w:r>
+        <w:rPr>
           <w:b/>
           <w:lang w:val="ar_AE" w:bidi="ar_AE"/>
         </w:rPr>
@@ -11725,6 +13005,22 @@
       </w:r>
       <w:r>
         <w:rPr>
+          <w:lang w:val="ar_AE" w:bidi="ar_AE"/>
+        </w:rPr>
+        <w:t>הֲ⁠ל֧וֹא שָׁמַ֣עַתְּ בִּתִּ֗⁠י</w:t>
+      </w:r>
+    </w:p>
+    <w:p>
+      <w:pPr>
+        <w:bidi/>
+      </w:pPr>
+      <w:r>
+        <w:rPr>
+          <w:lang w:val="ar_AE" w:bidi="ar_AE"/>
+        </w:rPr>
+      </w:r>
+      <w:r>
+        <w:rPr>
           <w:b/>
           <w:lang w:val="ar_AE" w:bidi="ar_AE"/>
         </w:rPr>
@@ -11831,6 +13127,22 @@
       </w:r>
       <w:r>
         <w:rPr>
+          <w:lang w:val="ar_AE" w:bidi="ar_AE"/>
+        </w:rPr>
+        <w:t>בִּתִּ֗⁠י</w:t>
+      </w:r>
+    </w:p>
+    <w:p>
+      <w:pPr>
+        <w:bidi/>
+      </w:pPr>
+      <w:r>
+        <w:rPr>
+          <w:lang w:val="ar_AE" w:bidi="ar_AE"/>
+        </w:rPr>
+      </w:r>
+      <w:r>
+        <w:rPr>
           <w:b/>
           <w:lang w:val="ar_AE" w:bidi="ar_AE"/>
         </w:rPr>
@@ -11950,6 +13262,22 @@
       </w:r>
       <w:r>
         <w:rPr>
+          <w:lang w:val="ar_AE" w:bidi="ar_AE"/>
+        </w:rPr>
+        <w:t>עֵינַ֜יִ⁠ךְ בַּ⁠שָּׂדֶ֤ה</w:t>
+      </w:r>
+    </w:p>
+    <w:p>
+      <w:pPr>
+        <w:bidi/>
+      </w:pPr>
+      <w:r>
+        <w:rPr>
+          <w:lang w:val="ar_AE" w:bidi="ar_AE"/>
+        </w:rPr>
+      </w:r>
+      <w:r>
+        <w:rPr>
           <w:b/>
           <w:lang w:val="ar_AE" w:bidi="ar_AE"/>
         </w:rPr>
@@ -12069,6 +13397,22 @@
       </w:r>
       <w:r>
         <w:rPr>
+          <w:lang w:val="ar_AE" w:bidi="ar_AE"/>
+        </w:rPr>
+        <w:t>אַחֲרֵי⁠הֶ֔ן</w:t>
+      </w:r>
+    </w:p>
+    <w:p>
+      <w:pPr>
+        <w:bidi/>
+      </w:pPr>
+      <w:r>
+        <w:rPr>
+          <w:lang w:val="ar_AE" w:bidi="ar_AE"/>
+        </w:rPr>
+      </w:r>
+      <w:r>
+        <w:rPr>
           <w:b/>
           <w:lang w:val="ar_AE" w:bidi="ar_AE"/>
         </w:rPr>
@@ -12175,6 +13519,22 @@
       </w:r>
       <w:r>
         <w:rPr>
+          <w:lang w:val="ar_AE" w:bidi="ar_AE"/>
+        </w:rPr>
+        <w:t>הֲ⁠ל֥וֹא צִוִּ֛יתִי אֶת־הַ⁠נְּעָרִ֖ים לְ⁠בִלְתִּ֣י נָגְעֵ֑⁠ךְ</w:t>
+      </w:r>
+    </w:p>
+    <w:p>
+      <w:pPr>
+        <w:bidi/>
+      </w:pPr>
+      <w:r>
+        <w:rPr>
+          <w:lang w:val="ar_AE" w:bidi="ar_AE"/>
+        </w:rPr>
+      </w:r>
+      <w:r>
+        <w:rPr>
           <w:b/>
           <w:lang w:val="ar_AE" w:bidi="ar_AE"/>
         </w:rPr>
@@ -12281,6 +13641,22 @@
       </w:r>
       <w:r>
         <w:rPr>
+          <w:lang w:val="ar_AE" w:bidi="ar_AE"/>
+        </w:rPr>
+        <w:t>אֶת־הַ⁠נְּעָרִ֖ים</w:t>
+      </w:r>
+    </w:p>
+    <w:p>
+      <w:pPr>
+        <w:bidi/>
+      </w:pPr>
+      <w:r>
+        <w:rPr>
+          <w:lang w:val="ar_AE" w:bidi="ar_AE"/>
+        </w:rPr>
+      </w:r>
+      <w:r>
+        <w:rPr>
           <w:b/>
           <w:lang w:val="ar_AE" w:bidi="ar_AE"/>
         </w:rPr>
@@ -12387,6 +13763,22 @@
       </w:r>
       <w:r>
         <w:rPr>
+          <w:lang w:val="ar_AE" w:bidi="ar_AE"/>
+        </w:rPr>
+        <w:t>לְ⁠בִלְתִּ֣י נָגְעֵ֑⁠ךְ</w:t>
+      </w:r>
+    </w:p>
+    <w:p>
+      <w:pPr>
+        <w:bidi/>
+      </w:pPr>
+      <w:r>
+        <w:rPr>
+          <w:lang w:val="ar_AE" w:bidi="ar_AE"/>
+        </w:rPr>
+      </w:r>
+      <w:r>
+        <w:rPr>
           <w:b/>
           <w:lang w:val="ar_AE" w:bidi="ar_AE"/>
         </w:rPr>
@@ -12590,6 +13982,22 @@
       </w:r>
       <w:r>
         <w:rPr>
+          <w:lang w:val="ar_AE" w:bidi="ar_AE"/>
+        </w:rPr>
+        <w:t>וַ⁠תִּפֹּל֙ עַל־פָּנֶ֔י⁠הָ וַ⁠תִּשְׁתַּ֖חוּ אָ֑רְצָ⁠ה</w:t>
+      </w:r>
+    </w:p>
+    <w:p>
+      <w:pPr>
+        <w:bidi/>
+      </w:pPr>
+      <w:r>
+        <w:rPr>
+          <w:lang w:val="ar_AE" w:bidi="ar_AE"/>
+        </w:rPr>
+      </w:r>
+      <w:r>
+        <w:rPr>
           <w:b/>
           <w:lang w:val="ar_AE" w:bidi="ar_AE"/>
         </w:rPr>
@@ -12696,6 +14104,22 @@
       </w:r>
       <w:r>
         <w:rPr>
+          <w:lang w:val="ar_AE" w:bidi="ar_AE"/>
+        </w:rPr>
+        <w:t>וַ⁠תִּפֹּל֙ עַל־פָּנֶ֔י⁠הָ וַ⁠תִּשְׁתַּ֖חוּ אָ֑רְצָ⁠ה</w:t>
+      </w:r>
+    </w:p>
+    <w:p>
+      <w:pPr>
+        <w:bidi/>
+      </w:pPr>
+      <w:r>
+        <w:rPr>
+          <w:lang w:val="ar_AE" w:bidi="ar_AE"/>
+        </w:rPr>
+      </w:r>
+      <w:r>
+        <w:rPr>
           <w:b/>
           <w:lang w:val="ar_AE" w:bidi="ar_AE"/>
         </w:rPr>
@@ -12828,6 +14252,22 @@
       </w:r>
       <w:r>
         <w:rPr>
+          <w:lang w:val="ar_AE" w:bidi="ar_AE"/>
+        </w:rPr>
+        <w:t>וַ⁠תִּפֹּל֙ עַל־פָּנֶ֔י⁠הָ וַ⁠תִּשְׁתַּ֖חוּ אָ֑רְצָ⁠ה</w:t>
+      </w:r>
+    </w:p>
+    <w:p>
+      <w:pPr>
+        <w:bidi/>
+      </w:pPr>
+      <w:r>
+        <w:rPr>
+          <w:lang w:val="ar_AE" w:bidi="ar_AE"/>
+        </w:rPr>
+      </w:r>
+      <w:r>
+        <w:rPr>
           <w:b/>
           <w:lang w:val="ar_AE" w:bidi="ar_AE"/>
         </w:rPr>
@@ -12947,6 +14387,22 @@
       </w:r>
       <w:r>
         <w:rPr>
+          <w:lang w:val="ar_AE" w:bidi="ar_AE"/>
+        </w:rPr>
+        <w:t>מַדּוּעַ֩ מָצָ֨אתִי חֵ֤ן בְּ⁠עֵינֶ֨י⁠ךָ֙ לְ⁠הַכִּירֵ֔⁠נִי וְ⁠אָּנֹכִ֖י נָכְרִיָּֽה</w:t>
+      </w:r>
+    </w:p>
+    <w:p>
+      <w:pPr>
+        <w:bidi/>
+      </w:pPr>
+      <w:r>
+        <w:rPr>
+          <w:lang w:val="ar_AE" w:bidi="ar_AE"/>
+        </w:rPr>
+      </w:r>
+      <w:r>
+        <w:rPr>
           <w:b/>
           <w:lang w:val="ar_AE" w:bidi="ar_AE"/>
         </w:rPr>
@@ -13053,6 +14509,22 @@
       </w:r>
       <w:r>
         <w:rPr>
+          <w:lang w:val="ar_AE" w:bidi="ar_AE"/>
+        </w:rPr>
+        <w:t>מָצָ֨אתִי חֵ֤ן בְּ⁠עֵינֶ֨י⁠ךָ֙</w:t>
+      </w:r>
+    </w:p>
+    <w:p>
+      <w:pPr>
+        <w:bidi/>
+      </w:pPr>
+      <w:r>
+        <w:rPr>
+          <w:lang w:val="ar_AE" w:bidi="ar_AE"/>
+        </w:rPr>
+      </w:r>
+      <w:r>
+        <w:rPr>
           <w:b/>
           <w:lang w:val="ar_AE" w:bidi="ar_AE"/>
         </w:rPr>
@@ -13304,6 +14776,22 @@
       </w:r>
       <w:r>
         <w:rPr>
+          <w:lang w:val="ar_AE" w:bidi="ar_AE"/>
+        </w:rPr>
+        <w:t>הֻגֵּ֨ד הֻגַּ֜ד</w:t>
+      </w:r>
+    </w:p>
+    <w:p>
+      <w:pPr>
+        <w:bidi/>
+      </w:pPr>
+      <w:r>
+        <w:rPr>
+          <w:lang w:val="ar_AE" w:bidi="ar_AE"/>
+        </w:rPr>
+      </w:r>
+      <w:r>
+        <w:rPr>
           <w:b/>
           <w:lang w:val="ar_AE" w:bidi="ar_AE"/>
         </w:rPr>
@@ -13423,6 +14911,22 @@
       </w:r>
       <w:r>
         <w:rPr>
+          <w:lang w:val="ar_AE" w:bidi="ar_AE"/>
+        </w:rPr>
+        <w:t>הֻגֵּ֨ד הֻגַּ֜ד לִ֗⁠י</w:t>
+      </w:r>
+    </w:p>
+    <w:p>
+      <w:pPr>
+        <w:bidi/>
+      </w:pPr>
+      <w:r>
+        <w:rPr>
+          <w:lang w:val="ar_AE" w:bidi="ar_AE"/>
+        </w:rPr>
+      </w:r>
+      <w:r>
+        <w:rPr>
           <w:b/>
           <w:lang w:val="ar_AE" w:bidi="ar_AE"/>
         </w:rPr>
@@ -13529,6 +15033,22 @@
       </w:r>
       <w:r>
         <w:rPr>
+          <w:lang w:val="ar_AE" w:bidi="ar_AE"/>
+        </w:rPr>
+        <w:t>וַ⁠תֵּ֣לְכִ֔י אֶל־עַ֕ם</w:t>
+      </w:r>
+    </w:p>
+    <w:p>
+      <w:pPr>
+        <w:bidi/>
+      </w:pPr>
+      <w:r>
+        <w:rPr>
+          <w:lang w:val="ar_AE" w:bidi="ar_AE"/>
+        </w:rPr>
+      </w:r>
+      <w:r>
+        <w:rPr>
           <w:b/>
           <w:lang w:val="ar_AE" w:bidi="ar_AE"/>
         </w:rPr>
@@ -13648,6 +15168,22 @@
       </w:r>
       <w:r>
         <w:rPr>
+          <w:lang w:val="ar_AE" w:bidi="ar_AE"/>
+        </w:rPr>
+        <w:t>תְּמ֥וֹל שִׁלְשֽׁוֹם</w:t>
+      </w:r>
+    </w:p>
+    <w:p>
+      <w:pPr>
+        <w:bidi/>
+      </w:pPr>
+      <w:r>
+        <w:rPr>
+          <w:lang w:val="ar_AE" w:bidi="ar_AE"/>
+        </w:rPr>
+      </w:r>
+      <w:r>
+        <w:rPr>
           <w:b/>
           <w:lang w:val="ar_AE" w:bidi="ar_AE"/>
         </w:rPr>
@@ -13767,6 +15303,22 @@
       </w:r>
       <w:r>
         <w:rPr>
+          <w:lang w:val="ar_AE" w:bidi="ar_AE"/>
+        </w:rPr>
+        <w:t>פָּעֳלֵ֑⁠ךְ</w:t>
+      </w:r>
+    </w:p>
+    <w:p>
+      <w:pPr>
+        <w:bidi/>
+      </w:pPr>
+      <w:r>
+        <w:rPr>
+          <w:lang w:val="ar_AE" w:bidi="ar_AE"/>
+        </w:rPr>
+      </w:r>
+      <w:r>
+        <w:rPr>
           <w:b/>
           <w:lang w:val="ar_AE" w:bidi="ar_AE"/>
         </w:rPr>
@@ -13886,6 +15438,22 @@
       </w:r>
       <w:r>
         <w:rPr>
+          <w:lang w:val="ar_AE" w:bidi="ar_AE"/>
+        </w:rPr>
+        <w:t>וּ⁠תְהִ֨י מַשְׂכֻּרְתֵּ֜⁠ךְ שְׁלֵמָ֗ה מֵ⁠עִ֤ם יְהוָה֙</w:t>
+      </w:r>
+    </w:p>
+    <w:p>
+      <w:pPr>
+        <w:bidi/>
+      </w:pPr>
+      <w:r>
+        <w:rPr>
+          <w:lang w:val="ar_AE" w:bidi="ar_AE"/>
+        </w:rPr>
+      </w:r>
+      <w:r>
+        <w:rPr>
           <w:b/>
           <w:lang w:val="ar_AE" w:bidi="ar_AE"/>
         </w:rPr>
@@ -13992,6 +15560,22 @@
       </w:r>
       <w:r>
         <w:rPr>
+          <w:lang w:val="ar_AE" w:bidi="ar_AE"/>
+        </w:rPr>
+        <w:t>אֲשֶׁר־בָּ֖את לַ⁠חֲס֥וֹת תַּֽחַת־כְּנָפָֽי⁠ו</w:t>
+      </w:r>
+    </w:p>
+    <w:p>
+      <w:pPr>
+        <w:bidi/>
+      </w:pPr>
+      <w:r>
+        <w:rPr>
+          <w:lang w:val="ar_AE" w:bidi="ar_AE"/>
+        </w:rPr>
+      </w:r>
+      <w:r>
+        <w:rPr>
           <w:b/>
           <w:lang w:val="ar_AE" w:bidi="ar_AE"/>
         </w:rPr>
@@ -14111,6 +15695,22 @@
       </w:r>
       <w:r>
         <w:rPr>
+          <w:lang w:val="ar_AE" w:bidi="ar_AE"/>
+        </w:rPr>
+        <w:t>אֶמְצָא־חֵ֨ן בְּ⁠עֵינֶ֤י⁠ךָ</w:t>
+      </w:r>
+    </w:p>
+    <w:p>
+      <w:pPr>
+        <w:bidi/>
+      </w:pPr>
+      <w:r>
+        <w:rPr>
+          <w:lang w:val="ar_AE" w:bidi="ar_AE"/>
+        </w:rPr>
+      </w:r>
+      <w:r>
+        <w:rPr>
           <w:b/>
           <w:lang w:val="ar_AE" w:bidi="ar_AE"/>
         </w:rPr>
@@ -14230,6 +15830,22 @@
       </w:r>
       <w:r>
         <w:rPr>
+          <w:lang w:val="ar_AE" w:bidi="ar_AE"/>
+        </w:rPr>
+        <w:t>אֲדֹנִ⁠י֙</w:t>
+      </w:r>
+    </w:p>
+    <w:p>
+      <w:pPr>
+        <w:bidi/>
+      </w:pPr>
+      <w:r>
+        <w:rPr>
+          <w:lang w:val="ar_AE" w:bidi="ar_AE"/>
+        </w:rPr>
+      </w:r>
+      <w:r>
+        <w:rPr>
           <w:b/>
           <w:lang w:val="ar_AE" w:bidi="ar_AE"/>
         </w:rPr>
@@ -14362,6 +15978,22 @@
       </w:r>
       <w:r>
         <w:rPr>
+          <w:lang w:val="ar_AE" w:bidi="ar_AE"/>
+        </w:rPr>
+        <w:t>עַל־לֵ֣ב שִׁפְחָתֶ֑⁠ךָ</w:t>
+      </w:r>
+    </w:p>
+    <w:p>
+      <w:pPr>
+        <w:bidi/>
+      </w:pPr>
+      <w:r>
+        <w:rPr>
+          <w:lang w:val="ar_AE" w:bidi="ar_AE"/>
+        </w:rPr>
+      </w:r>
+      <w:r>
+        <w:rPr>
           <w:b/>
           <w:lang w:val="ar_AE" w:bidi="ar_AE"/>
         </w:rPr>
@@ -14468,6 +16100,22 @@
       </w:r>
       <w:r>
         <w:rPr>
+          <w:lang w:val="ar_AE" w:bidi="ar_AE"/>
+        </w:rPr>
+        <w:t>עַל־לֵ֣ב</w:t>
+      </w:r>
+    </w:p>
+    <w:p>
+      <w:pPr>
+        <w:bidi/>
+      </w:pPr>
+      <w:r>
+        <w:rPr>
+          <w:lang w:val="ar_AE" w:bidi="ar_AE"/>
+        </w:rPr>
+      </w:r>
+      <w:r>
+        <w:rPr>
           <w:b/>
           <w:lang w:val="ar_AE" w:bidi="ar_AE"/>
         </w:rPr>
@@ -14587,6 +16235,22 @@
       </w:r>
       <w:r>
         <w:rPr>
+          <w:lang w:val="ar_AE" w:bidi="ar_AE"/>
+        </w:rPr>
+        <w:t>שִׁפְחָתֶ֑⁠ךָ</w:t>
+      </w:r>
+    </w:p>
+    <w:p>
+      <w:pPr>
+        <w:bidi/>
+      </w:pPr>
+      <w:r>
+        <w:rPr>
+          <w:lang w:val="ar_AE" w:bidi="ar_AE"/>
+        </w:rPr>
+      </w:r>
+      <w:r>
+        <w:rPr>
           <w:b/>
           <w:lang w:val="ar_AE" w:bidi="ar_AE"/>
         </w:rPr>
@@ -14693,6 +16357,22 @@
       </w:r>
       <w:r>
         <w:rPr>
+          <w:lang w:val="ar_AE" w:bidi="ar_AE"/>
+        </w:rPr>
+        <w:t>וְ⁠אָנֹכִי֙ לֹ֣א אֶֽהְיֶ֔ה כְּ⁠אַחַ֖ת שִׁפְחֹתֶֽי⁠ךָ</w:t>
+      </w:r>
+    </w:p>
+    <w:p>
+      <w:pPr>
+        <w:bidi/>
+      </w:pPr>
+      <w:r>
+        <w:rPr>
+          <w:lang w:val="ar_AE" w:bidi="ar_AE"/>
+        </w:rPr>
+      </w:r>
+      <w:r>
+        <w:rPr>
           <w:b/>
           <w:lang w:val="ar_AE" w:bidi="ar_AE"/>
         </w:rPr>
@@ -14883,6 +16563,22 @@
       </w:r>
       <w:r>
         <w:rPr>
+          <w:lang w:val="ar_AE" w:bidi="ar_AE"/>
+        </w:rPr>
+        <w:t>גֹּ֤שִֽׁי הֲלֹם֙ וְ⁠אָכַ֣לְתְּ מִן־הַ⁠לֶּ֔חֶם וְ⁠טָבַ֥לְתְּ פִּתֵּ֖⁠ךְ בַּ⁠חֹ֑מֶץ</w:t>
+      </w:r>
+    </w:p>
+    <w:p>
+      <w:pPr>
+        <w:bidi/>
+      </w:pPr>
+      <w:r>
+        <w:rPr>
+          <w:lang w:val="ar_AE" w:bidi="ar_AE"/>
+        </w:rPr>
+      </w:r>
+      <w:r>
+        <w:rPr>
           <w:b/>
           <w:lang w:val="ar_AE" w:bidi="ar_AE"/>
         </w:rPr>
@@ -14989,6 +16685,22 @@
       </w:r>
       <w:r>
         <w:rPr>
+          <w:lang w:val="ar_AE" w:bidi="ar_AE"/>
+        </w:rPr>
+        <w:t>וְ⁠אָכַ֣לְתְּ מִן־הַ⁠לֶּ֔חֶם וְ⁠טָבַ֥לְתְּ פִּתֵּ֖⁠ךְ בַּ⁠חֹ֑מֶץ</w:t>
+      </w:r>
+    </w:p>
+    <w:p>
+      <w:pPr>
+        <w:bidi/>
+      </w:pPr>
+      <w:r>
+        <w:rPr>
+          <w:lang w:val="ar_AE" w:bidi="ar_AE"/>
+        </w:rPr>
+      </w:r>
+      <w:r>
+        <w:rPr>
           <w:b/>
           <w:lang w:val="ar_AE" w:bidi="ar_AE"/>
         </w:rPr>
@@ -15095,6 +16807,22 @@
       </w:r>
       <w:r>
         <w:rPr>
+          <w:lang w:val="ar_AE" w:bidi="ar_AE"/>
+        </w:rPr>
+        <w:t>וְ⁠טָבַ֥לְתְּ פִּתֵּ֖⁠ךְ בַּ⁠חֹ֑מֶץ</w:t>
+      </w:r>
+    </w:p>
+    <w:p>
+      <w:pPr>
+        <w:bidi/>
+      </w:pPr>
+      <w:r>
+        <w:rPr>
+          <w:lang w:val="ar_AE" w:bidi="ar_AE"/>
+        </w:rPr>
+      </w:r>
+      <w:r>
+        <w:rPr>
           <w:b/>
           <w:lang w:val="ar_AE" w:bidi="ar_AE"/>
         </w:rPr>
@@ -15179,6 +16907,22 @@
       </w:r>
       <w:r>
         <w:rPr>
+          <w:lang w:val="ar_AE" w:bidi="ar_AE"/>
+        </w:rPr>
+        <w:t>וַ⁠יְצַו֩ בֹּ֨עַז אֶת־נְעָרָ֜י⁠ו</w:t>
+      </w:r>
+    </w:p>
+    <w:p>
+      <w:pPr>
+        <w:bidi/>
+      </w:pPr>
+      <w:r>
+        <w:rPr>
+          <w:lang w:val="ar_AE" w:bidi="ar_AE"/>
+        </w:rPr>
+      </w:r>
+      <w:r>
+        <w:rPr>
           <w:b/>
           <w:lang w:val="ar_AE" w:bidi="ar_AE"/>
         </w:rPr>
@@ -15285,6 +17029,22 @@
       </w:r>
       <w:r>
         <w:rPr>
+          <w:lang w:val="ar_AE" w:bidi="ar_AE"/>
+        </w:rPr>
+        <w:t>גַּ֣ם בֵּ֧ין הָֽ⁠עֳמָרִ֛ים</w:t>
+      </w:r>
+    </w:p>
+    <w:p>
+      <w:pPr>
+        <w:bidi/>
+      </w:pPr>
+      <w:r>
+        <w:rPr>
+          <w:lang w:val="ar_AE" w:bidi="ar_AE"/>
+        </w:rPr>
+      </w:r>
+      <w:r>
+        <w:rPr>
           <w:b/>
           <w:lang w:val="ar_AE" w:bidi="ar_AE"/>
         </w:rPr>
@@ -15382,6 +17142,22 @@
       </w:r>
       <w:r>
         <w:rPr>
+          <w:lang w:val="ar_AE" w:bidi="ar_AE"/>
+        </w:rPr>
+        <w:t>וְ⁠לֹ֥א תַכְלִימֽוּ⁠הָ</w:t>
+      </w:r>
+    </w:p>
+    <w:p>
+      <w:pPr>
+        <w:bidi/>
+      </w:pPr>
+      <w:r>
+        <w:rPr>
+          <w:lang w:val="ar_AE" w:bidi="ar_AE"/>
+        </w:rPr>
+      </w:r>
+      <w:r>
+        <w:rPr>
           <w:b/>
           <w:lang w:val="ar_AE" w:bidi="ar_AE"/>
         </w:rPr>
@@ -15488,6 +17264,22 @@
       </w:r>
       <w:r>
         <w:rPr>
+          <w:lang w:val="ar_AE" w:bidi="ar_AE"/>
+        </w:rPr>
+        <w:t>וְ⁠גַ֛ם</w:t>
+      </w:r>
+    </w:p>
+    <w:p>
+      <w:pPr>
+        <w:bidi/>
+      </w:pPr>
+      <w:r>
+        <w:rPr>
+          <w:lang w:val="ar_AE" w:bidi="ar_AE"/>
+        </w:rPr>
+      </w:r>
+      <w:r>
+        <w:rPr>
           <w:b/>
           <w:lang w:val="ar_AE" w:bidi="ar_AE"/>
         </w:rPr>
@@ -15656,6 +17448,22 @@
       </w:r>
       <w:r>
         <w:rPr>
+          <w:lang w:val="ar_AE" w:bidi="ar_AE"/>
+        </w:rPr>
+        <w:t>וַ⁠תַּחְבֹּט֙</w:t>
+      </w:r>
+    </w:p>
+    <w:p>
+      <w:pPr>
+        <w:bidi/>
+      </w:pPr>
+      <w:r>
+        <w:rPr>
+          <w:lang w:val="ar_AE" w:bidi="ar_AE"/>
+        </w:rPr>
+      </w:r>
+      <w:r>
+        <w:rPr>
           <w:b/>
           <w:lang w:val="ar_AE" w:bidi="ar_AE"/>
         </w:rPr>
@@ -15740,6 +17548,22 @@
       </w:r>
       <w:r>
         <w:rPr>
+          <w:lang w:val="ar_AE" w:bidi="ar_AE"/>
+        </w:rPr>
+        <w:t>כְּ⁠אֵיפָ֥ה</w:t>
+      </w:r>
+    </w:p>
+    <w:p>
+      <w:pPr>
+        <w:bidi/>
+      </w:pPr>
+      <w:r>
+        <w:rPr>
+          <w:lang w:val="ar_AE" w:bidi="ar_AE"/>
+        </w:rPr>
+      </w:r>
+      <w:r>
+        <w:rPr>
           <w:b/>
           <w:lang w:val="ar_AE" w:bidi="ar_AE"/>
         </w:rPr>
@@ -15859,6 +17683,22 @@
       </w:r>
       <w:r>
         <w:rPr>
+          <w:lang w:val="ar_AE" w:bidi="ar_AE"/>
+        </w:rPr>
+        <w:t>וַ⁠תִּשָּׂא֙ וַ⁠תָּב֣וֹא הָ⁠עִ֔יר</w:t>
+      </w:r>
+    </w:p>
+    <w:p>
+      <w:pPr>
+        <w:bidi/>
+      </w:pPr>
+      <w:r>
+        <w:rPr>
+          <w:lang w:val="ar_AE" w:bidi="ar_AE"/>
+        </w:rPr>
+      </w:r>
+      <w:r>
+        <w:rPr>
           <w:b/>
           <w:lang w:val="ar_AE" w:bidi="ar_AE"/>
         </w:rPr>
@@ -15965,6 +17805,22 @@
       </w:r>
       <w:r>
         <w:rPr>
+          <w:lang w:val="ar_AE" w:bidi="ar_AE"/>
+        </w:rPr>
+        <w:t>אֵיפֹ֨ה לִקַּ֤טְתְּ הַ⁠יּוֹם֙ וְ⁠אָ֣נָה עָשִׂ֔ית</w:t>
+      </w:r>
+    </w:p>
+    <w:p>
+      <w:pPr>
+        <w:bidi/>
+      </w:pPr>
+      <w:r>
+        <w:rPr>
+          <w:lang w:val="ar_AE" w:bidi="ar_AE"/>
+        </w:rPr>
+      </w:r>
+      <w:r>
+        <w:rPr>
           <w:b/>
           <w:lang w:val="ar_AE" w:bidi="ar_AE"/>
         </w:rPr>
@@ -16071,6 +17927,22 @@
       </w:r>
       <w:r>
         <w:rPr>
+          <w:lang w:val="ar_AE" w:bidi="ar_AE"/>
+        </w:rPr>
+        <w:t>יְהִ֥י מַכִּירֵ֖⁠ךְ בָּר֑וּךְ</w:t>
+      </w:r>
+    </w:p>
+    <w:p>
+      <w:pPr>
+        <w:bidi/>
+      </w:pPr>
+      <w:r>
+        <w:rPr>
+          <w:lang w:val="ar_AE" w:bidi="ar_AE"/>
+        </w:rPr>
+      </w:r>
+      <w:r>
+        <w:rPr>
           <w:b/>
           <w:lang w:val="ar_AE" w:bidi="ar_AE"/>
         </w:rPr>
@@ -16177,6 +18049,22 @@
       </w:r>
       <w:r>
         <w:rPr>
+          <w:lang w:val="ar_AE" w:bidi="ar_AE"/>
+        </w:rPr>
+        <w:t>יְהִ֥י מַכִּירֵ֖⁠ךְ בָּר֑וּךְ</w:t>
+      </w:r>
+    </w:p>
+    <w:p>
+      <w:pPr>
+        <w:bidi/>
+      </w:pPr>
+      <w:r>
+        <w:rPr>
+          <w:lang w:val="ar_AE" w:bidi="ar_AE"/>
+        </w:rPr>
+      </w:r>
+      <w:r>
+        <w:rPr>
           <w:b/>
           <w:lang w:val="ar_AE" w:bidi="ar_AE"/>
         </w:rPr>
@@ -16283,6 +18171,22 @@
       </w:r>
       <w:r>
         <w:rPr>
+          <w:lang w:val="ar_AE" w:bidi="ar_AE"/>
+        </w:rPr>
+        <w:t>מַכִּירֵ֖⁠ךְ</w:t>
+      </w:r>
+    </w:p>
+    <w:p>
+      <w:pPr>
+        <w:bidi/>
+      </w:pPr>
+      <w:r>
+        <w:rPr>
+          <w:lang w:val="ar_AE" w:bidi="ar_AE"/>
+        </w:rPr>
+      </w:r>
+      <w:r>
+        <w:rPr>
           <w:b/>
           <w:lang w:val="ar_AE" w:bidi="ar_AE"/>
         </w:rPr>
@@ -16402,6 +18306,22 @@
       </w:r>
       <w:r>
         <w:rPr>
+          <w:lang w:val="ar_AE" w:bidi="ar_AE"/>
+        </w:rPr>
+        <w:t>וַ⁠תַּגֵּ֣ד לַ⁠חֲמוֹתָ֗⁠הּ אֵ֤ת אֲשֶׁר־עָשְׂתָה֙ עִמּ֔⁠וֹ וַ⁠תֹּ֗אמֶר שֵׁ֤ם הָ⁠אִישׁ֙ אֲשֶׁ֨ר עָשִׂ֧יתִי עִמּ֛⁠וֹ הַ⁠יּ֖וֹם בֹּֽעַז</w:t>
+      </w:r>
+    </w:p>
+    <w:p>
+      <w:pPr>
+        <w:bidi/>
+      </w:pPr>
+      <w:r>
+        <w:rPr>
+          <w:lang w:val="ar_AE" w:bidi="ar_AE"/>
+        </w:rPr>
+      </w:r>
+      <w:r>
+        <w:rPr>
           <w:b/>
           <w:lang w:val="ar_AE" w:bidi="ar_AE"/>
         </w:rPr>
@@ -16508,6 +18428,22 @@
       </w:r>
       <w:r>
         <w:rPr>
+          <w:lang w:val="ar_AE" w:bidi="ar_AE"/>
+        </w:rPr>
+        <w:t>בָּר֥וּךְ הוּא֙ לַ⁠יהוָ֔ה</w:t>
+      </w:r>
+    </w:p>
+    <w:p>
+      <w:pPr>
+        <w:bidi/>
+      </w:pPr>
+      <w:r>
+        <w:rPr>
+          <w:lang w:val="ar_AE" w:bidi="ar_AE"/>
+        </w:rPr>
+      </w:r>
+      <w:r>
+        <w:rPr>
           <w:b/>
           <w:lang w:val="ar_AE" w:bidi="ar_AE"/>
         </w:rPr>
@@ -16614,6 +18550,22 @@
       </w:r>
       <w:r>
         <w:rPr>
+          <w:lang w:val="ar_AE" w:bidi="ar_AE"/>
+        </w:rPr>
+        <w:t>בָּר֥וּךְ הוּא֙ לַ⁠יהוָ֔ה</w:t>
+      </w:r>
+    </w:p>
+    <w:p>
+      <w:pPr>
+        <w:bidi/>
+      </w:pPr>
+      <w:r>
+        <w:rPr>
+          <w:lang w:val="ar_AE" w:bidi="ar_AE"/>
+        </w:rPr>
+      </w:r>
+      <w:r>
+        <w:rPr>
           <w:b/>
           <w:lang w:val="ar_AE" w:bidi="ar_AE"/>
         </w:rPr>
@@ -16720,6 +18672,22 @@
       </w:r>
       <w:r>
         <w:rPr>
+          <w:lang w:val="ar_AE" w:bidi="ar_AE"/>
+        </w:rPr>
+        <w:t>אֲשֶׁר֙ לֹא־עָזַ֣ב</w:t>
+      </w:r>
+    </w:p>
+    <w:p>
+      <w:pPr>
+        <w:bidi/>
+      </w:pPr>
+      <w:r>
+        <w:rPr>
+          <w:lang w:val="ar_AE" w:bidi="ar_AE"/>
+        </w:rPr>
+      </w:r>
+      <w:r>
+        <w:rPr>
           <w:b/>
           <w:lang w:val="ar_AE" w:bidi="ar_AE"/>
         </w:rPr>
@@ -16852,6 +18820,22 @@
       </w:r>
       <w:r>
         <w:rPr>
+          <w:lang w:val="ar_AE" w:bidi="ar_AE"/>
+        </w:rPr>
+        <w:t>אֲשֶׁר֙ לֹא־עָזַ֣ב</w:t>
+      </w:r>
+    </w:p>
+    <w:p>
+      <w:pPr>
+        <w:bidi/>
+      </w:pPr>
+      <w:r>
+        <w:rPr>
+          <w:lang w:val="ar_AE" w:bidi="ar_AE"/>
+        </w:rPr>
+      </w:r>
+      <w:r>
+        <w:rPr>
           <w:b/>
           <w:lang w:val="ar_AE" w:bidi="ar_AE"/>
         </w:rPr>
@@ -16971,6 +18955,22 @@
       </w:r>
       <w:r>
         <w:rPr>
+          <w:lang w:val="ar_AE" w:bidi="ar_AE"/>
+        </w:rPr>
+        <w:t>אֶת־הַ⁠חַיִּ֖ים</w:t>
+      </w:r>
+    </w:p>
+    <w:p>
+      <w:pPr>
+        <w:bidi/>
+      </w:pPr>
+      <w:r>
+        <w:rPr>
+          <w:lang w:val="ar_AE" w:bidi="ar_AE"/>
+        </w:rPr>
+      </w:r>
+      <w:r>
+        <w:rPr>
           <w:b/>
           <w:lang w:val="ar_AE" w:bidi="ar_AE"/>
         </w:rPr>
@@ -17090,6 +19090,22 @@
       </w:r>
       <w:r>
         <w:rPr>
+          <w:lang w:val="ar_AE" w:bidi="ar_AE"/>
+        </w:rPr>
+        <w:t>וְ⁠אֶת־הַ⁠מֵּתִ֑ים</w:t>
+      </w:r>
+    </w:p>
+    <w:p>
+      <w:pPr>
+        <w:bidi/>
+      </w:pPr>
+      <w:r>
+        <w:rPr>
+          <w:lang w:val="ar_AE" w:bidi="ar_AE"/>
+        </w:rPr>
+      </w:r>
+      <w:r>
+        <w:rPr>
           <w:b/>
           <w:lang w:val="ar_AE" w:bidi="ar_AE"/>
         </w:rPr>
@@ -17209,6 +19225,22 @@
       </w:r>
       <w:r>
         <w:rPr>
+          <w:lang w:val="ar_AE" w:bidi="ar_AE"/>
+        </w:rPr>
+        <w:t>קָר֥וֹב לָ֨⁠נוּ֙ הָ⁠אִ֔ישׁ מִֽ⁠גֹּאֲלֵ֖⁠נוּ הֽוּא</w:t>
+      </w:r>
+    </w:p>
+    <w:p>
+      <w:pPr>
+        <w:bidi/>
+      </w:pPr>
+      <w:r>
+        <w:rPr>
+          <w:lang w:val="ar_AE" w:bidi="ar_AE"/>
+        </w:rPr>
+      </w:r>
+      <w:r>
+        <w:rPr>
           <w:b/>
           <w:lang w:val="ar_AE" w:bidi="ar_AE"/>
         </w:rPr>
@@ -17315,6 +19347,22 @@
       </w:r>
       <w:r>
         <w:rPr>
+          <w:lang w:val="ar_AE" w:bidi="ar_AE"/>
+        </w:rPr>
+        <w:t>מִֽ⁠גֹּאֲלֵ֖⁠נוּ</w:t>
+      </w:r>
+    </w:p>
+    <w:p>
+      <w:pPr>
+        <w:bidi/>
+      </w:pPr>
+      <w:r>
+        <w:rPr>
+          <w:lang w:val="ar_AE" w:bidi="ar_AE"/>
+        </w:rPr>
+      </w:r>
+      <w:r>
+        <w:rPr>
           <w:b/>
           <w:lang w:val="ar_AE" w:bidi="ar_AE"/>
         </w:rPr>
@@ -17399,6 +19447,22 @@
       </w:r>
       <w:r>
         <w:rPr>
+          <w:lang w:val="ar_AE" w:bidi="ar_AE"/>
+        </w:rPr>
+        <w:t>גַּ֣ם ׀ כִּי־אָמַ֣ר אֵלַ֗⁠י</w:t>
+      </w:r>
+    </w:p>
+    <w:p>
+      <w:pPr>
+        <w:bidi/>
+      </w:pPr>
+      <w:r>
+        <w:rPr>
+          <w:lang w:val="ar_AE" w:bidi="ar_AE"/>
+        </w:rPr>
+      </w:r>
+      <w:r>
+        <w:rPr>
           <w:b/>
           <w:lang w:val="ar_AE" w:bidi="ar_AE"/>
         </w:rPr>
@@ -17505,6 +19569,22 @@
       </w:r>
       <w:r>
         <w:rPr>
+          <w:lang w:val="ar_AE" w:bidi="ar_AE"/>
+        </w:rPr>
+        <w:t>אָמַ֣ר אֵלַ֗⁠י עִם־הַ⁠נְּעָרִ֤ים אֲשֶׁר־לִ⁠י֙ תִּדְבָּקִ֔י⁠ן עַ֣ד אִם־כִּלּ֔וּ אֵ֥ת כָּל־הַ⁠קָּצִ֖יר אֲשֶׁר־לִֽ⁠י</w:t>
+      </w:r>
+    </w:p>
+    <w:p>
+      <w:pPr>
+        <w:bidi/>
+      </w:pPr>
+      <w:r>
+        <w:rPr>
+          <w:lang w:val="ar_AE" w:bidi="ar_AE"/>
+        </w:rPr>
+      </w:r>
+      <w:r>
+        <w:rPr>
           <w:b/>
           <w:lang w:val="ar_AE" w:bidi="ar_AE"/>
         </w:rPr>
@@ -17611,6 +19691,22 @@
       </w:r>
       <w:r>
         <w:rPr>
+          <w:lang w:val="ar_AE" w:bidi="ar_AE"/>
+        </w:rPr>
+        <w:t>עִם־הַ⁠נְּעָרִ֤ים אֲשֶׁר־לִ⁠י֙ תִּדְבָּקִ֔י⁠ן</w:t>
+      </w:r>
+    </w:p>
+    <w:p>
+      <w:pPr>
+        <w:bidi/>
+      </w:pPr>
+      <w:r>
+        <w:rPr>
+          <w:lang w:val="ar_AE" w:bidi="ar_AE"/>
+        </w:rPr>
+      </w:r>
+      <w:r>
+        <w:rPr>
           <w:b/>
           <w:lang w:val="ar_AE" w:bidi="ar_AE"/>
         </w:rPr>
@@ -17801,6 +19897,22 @@
       </w:r>
       <w:r>
         <w:rPr>
+          <w:lang w:val="ar_AE" w:bidi="ar_AE"/>
+        </w:rPr>
+        <w:t>וְ⁠לֹ֥א יִפְגְּעוּ־בָ֖⁠ךְ</w:t>
+      </w:r>
+    </w:p>
+    <w:p>
+      <w:pPr>
+        <w:bidi/>
+      </w:pPr>
+      <w:r>
+        <w:rPr>
+          <w:lang w:val="ar_AE" w:bidi="ar_AE"/>
+        </w:rPr>
+      </w:r>
+      <w:r>
+        <w:rPr>
           <w:b/>
           <w:lang w:val="ar_AE" w:bidi="ar_AE"/>
         </w:rPr>
@@ -17907,6 +20019,22 @@
       </w:r>
       <w:r>
         <w:rPr>
+          <w:lang w:val="ar_AE" w:bidi="ar_AE"/>
+        </w:rPr>
+        <w:t>וַ⁠תִּדְבַּ֞ק</w:t>
+      </w:r>
+    </w:p>
+    <w:p>
+      <w:pPr>
+        <w:bidi/>
+      </w:pPr>
+      <w:r>
+        <w:rPr>
+          <w:lang w:val="ar_AE" w:bidi="ar_AE"/>
+        </w:rPr>
+      </w:r>
+      <w:r>
+        <w:rPr>
           <w:b/>
           <w:lang w:val="ar_AE" w:bidi="ar_AE"/>
         </w:rPr>
@@ -18026,6 +20154,22 @@
       </w:r>
       <w:r>
         <w:rPr>
+          <w:lang w:val="ar_AE" w:bidi="ar_AE"/>
+        </w:rPr>
+        <w:t>עַד־כְּל֥וֹת קְצִֽיר־הַ⁠שְּׂעֹרִ֖ים וּ⁠קְצִ֣יר הַֽ⁠חִטִּ֑ים</w:t>
+      </w:r>
+    </w:p>
+    <w:p>
+      <w:pPr>
+        <w:bidi/>
+      </w:pPr>
+      <w:r>
+        <w:rPr>
+          <w:lang w:val="ar_AE" w:bidi="ar_AE"/>
+        </w:rPr>
+      </w:r>
+      <w:r>
+        <w:rPr>
           <w:b/>
           <w:lang w:val="ar_AE" w:bidi="ar_AE"/>
         </w:rPr>
@@ -18261,6 +20405,22 @@
       </w:r>
       <w:r>
         <w:rPr>
+          <w:lang w:val="ar_AE" w:bidi="ar_AE"/>
+        </w:rPr>
+        <w:t>וַ⁠תֹּ֥אמֶר לָ֖⁠הּ נָעֳמִ֣י חֲמוֹתָ֑⁠הּ</w:t>
+      </w:r>
+    </w:p>
+    <w:p>
+      <w:pPr>
+        <w:bidi/>
+      </w:pPr>
+      <w:r>
+        <w:rPr>
+          <w:lang w:val="ar_AE" w:bidi="ar_AE"/>
+        </w:rPr>
+      </w:r>
+      <w:r>
+        <w:rPr>
           <w:b/>
           <w:lang w:val="ar_AE" w:bidi="ar_AE"/>
         </w:rPr>
@@ -18499,6 +20659,22 @@
       </w:r>
       <w:r>
         <w:rPr>
+          <w:lang w:val="ar_AE" w:bidi="ar_AE"/>
+        </w:rPr>
+        <w:t>נָעֳמִ֣י חֲמוֹתָ֑⁠הּ</w:t>
+      </w:r>
+    </w:p>
+    <w:p>
+      <w:pPr>
+        <w:bidi/>
+      </w:pPr>
+      <w:r>
+        <w:rPr>
+          <w:lang w:val="ar_AE" w:bidi="ar_AE"/>
+        </w:rPr>
+      </w:r>
+      <w:r>
+        <w:rPr>
           <w:b/>
           <w:lang w:val="ar_AE" w:bidi="ar_AE"/>
         </w:rPr>
@@ -18625,6 +20801,22 @@
       </w:r>
       <w:r>
         <w:rPr>
+          <w:lang w:val="ar_AE" w:bidi="ar_AE"/>
+        </w:rPr>
+        <w:t>חֲמוֹתָ֑⁠הּ</w:t>
+      </w:r>
+    </w:p>
+    <w:p>
+      <w:pPr>
+        <w:bidi/>
+      </w:pPr>
+      <w:r>
+        <w:rPr>
+          <w:lang w:val="ar_AE" w:bidi="ar_AE"/>
+        </w:rPr>
+      </w:r>
+      <w:r>
+        <w:rPr>
           <w:b/>
           <w:lang w:val="ar_AE" w:bidi="ar_AE"/>
         </w:rPr>
@@ -18731,6 +20923,22 @@
       </w:r>
       <w:r>
         <w:rPr>
+          <w:lang w:val="ar_AE" w:bidi="ar_AE"/>
+        </w:rPr>
+        <w:t>בִּתִּ֞⁠י</w:t>
+      </w:r>
+    </w:p>
+    <w:p>
+      <w:pPr>
+        <w:bidi/>
+      </w:pPr>
+      <w:r>
+        <w:rPr>
+          <w:lang w:val="ar_AE" w:bidi="ar_AE"/>
+        </w:rPr>
+      </w:r>
+      <w:r>
+        <w:rPr>
           <w:b/>
           <w:lang w:val="ar_AE" w:bidi="ar_AE"/>
         </w:rPr>
@@ -18850,6 +21058,22 @@
       </w:r>
       <w:r>
         <w:rPr>
+          <w:lang w:val="ar_AE" w:bidi="ar_AE"/>
+        </w:rPr>
+        <w:t>הֲ⁠לֹ֧א אֲבַקֶּשׁ־לָ֛⁠ךְ מָנ֖וֹחַ אֲשֶׁ֥ר יִֽיטַב־לָֽ⁠ךְ</w:t>
+      </w:r>
+    </w:p>
+    <w:p>
+      <w:pPr>
+        <w:bidi/>
+      </w:pPr>
+      <w:r>
+        <w:rPr>
+          <w:lang w:val="ar_AE" w:bidi="ar_AE"/>
+        </w:rPr>
+      </w:r>
+      <w:r>
+        <w:rPr>
           <w:b/>
           <w:lang w:val="ar_AE" w:bidi="ar_AE"/>
         </w:rPr>
@@ -18956,6 +21180,22 @@
       </w:r>
       <w:r>
         <w:rPr>
+          <w:lang w:val="ar_AE" w:bidi="ar_AE"/>
+        </w:rPr>
+        <w:t>מָנ֖וֹחַ</w:t>
+      </w:r>
+    </w:p>
+    <w:p>
+      <w:pPr>
+        <w:bidi/>
+      </w:pPr>
+      <w:r>
+        <w:rPr>
+          <w:lang w:val="ar_AE" w:bidi="ar_AE"/>
+        </w:rPr>
+      </w:r>
+      <w:r>
+        <w:rPr>
           <w:b/>
           <w:lang w:val="ar_AE" w:bidi="ar_AE"/>
         </w:rPr>
@@ -19062,6 +21302,22 @@
         <w:rPr>
           <w:lang w:val="ar_AE" w:bidi="ar_AE"/>
         </w:rPr>
+      </w:r>
+    </w:p>
+    <w:p>
+      <w:pPr>
+        <w:bidi/>
+      </w:pPr>
+      <w:r>
+        <w:rPr>
+          <w:lang w:val="ar_AE" w:bidi="ar_AE"/>
+        </w:rPr>
+      </w:r>
+      <w:r>
+        <w:rPr>
+          <w:lang w:val="ar_AE" w:bidi="ar_AE"/>
+        </w:rPr>
+        <w:t>וְ⁠עַתָּ֗ה</w:t>
       </w:r>
     </w:p>
     <w:p>
@@ -19217,6 +21473,22 @@
       </w:r>
       <w:r>
         <w:rPr>
+          <w:lang w:val="ar_AE" w:bidi="ar_AE"/>
+        </w:rPr>
+        <w:t>הֲ⁠לֹ֥א בֹ֨עַז֙ מֹֽדַעְתָּ֔⁠נוּ אֲשֶׁ֥ר הָיִ֖ית אֶת־נַעֲרוֹתָ֑י⁠ו</w:t>
+      </w:r>
+    </w:p>
+    <w:p>
+      <w:pPr>
+        <w:bidi/>
+      </w:pPr>
+      <w:r>
+        <w:rPr>
+          <w:lang w:val="ar_AE" w:bidi="ar_AE"/>
+        </w:rPr>
+      </w:r>
+      <w:r>
+        <w:rPr>
           <w:b/>
           <w:lang w:val="ar_AE" w:bidi="ar_AE"/>
         </w:rPr>
@@ -19341,6 +21613,22 @@
       </w:r>
       <w:r>
         <w:rPr>
+          <w:lang w:val="ar_AE" w:bidi="ar_AE"/>
+        </w:rPr>
+        <w:t>אֲשֶׁ֥ר הָיִ֖ית אֶת־נַעֲרוֹתָ֑י⁠ו</w:t>
+      </w:r>
+    </w:p>
+    <w:p>
+      <w:pPr>
+        <w:bidi/>
+      </w:pPr>
+      <w:r>
+        <w:rPr>
+          <w:lang w:val="ar_AE" w:bidi="ar_AE"/>
+        </w:rPr>
+      </w:r>
+      <w:r>
+        <w:rPr>
           <w:b/>
           <w:lang w:val="ar_AE" w:bidi="ar_AE"/>
         </w:rPr>
@@ -19447,6 +21735,22 @@
       </w:r>
       <w:r>
         <w:rPr>
+          <w:lang w:val="ar_AE" w:bidi="ar_AE"/>
+        </w:rPr>
+        <w:t>הִנֵּה</w:t>
+      </w:r>
+    </w:p>
+    <w:p>
+      <w:pPr>
+        <w:bidi/>
+      </w:pPr>
+      <w:r>
+        <w:rPr>
+          <w:lang w:val="ar_AE" w:bidi="ar_AE"/>
+        </w:rPr>
+      </w:r>
+      <w:r>
+        <w:rPr>
           <w:b/>
           <w:lang w:val="ar_AE" w:bidi="ar_AE"/>
         </w:rPr>
@@ -19650,6 +21954,22 @@
       </w:r>
       <w:r>
         <w:rPr>
+          <w:lang w:val="ar_AE" w:bidi="ar_AE"/>
+        </w:rPr>
+        <w:t>וְיָרַ֣דְתְּ הַ⁠גֹּ֑רֶן</w:t>
+      </w:r>
+    </w:p>
+    <w:p>
+      <w:pPr>
+        <w:bidi/>
+      </w:pPr>
+      <w:r>
+        <w:rPr>
+          <w:lang w:val="ar_AE" w:bidi="ar_AE"/>
+        </w:rPr>
+      </w:r>
+      <w:r>
+        <w:rPr>
           <w:b/>
           <w:lang w:val="ar_AE" w:bidi="ar_AE"/>
         </w:rPr>
@@ -19763,6 +22083,22 @@
       </w:r>
       <w:r>
         <w:rPr>
+          <w:lang w:val="ar_AE" w:bidi="ar_AE"/>
+        </w:rPr>
+        <w:t>לֶ⁠אֱכֹ֥ל וְ⁠לִ⁠שְׁתּֽוֹת</w:t>
+      </w:r>
+    </w:p>
+    <w:p>
+      <w:pPr>
+        <w:bidi/>
+      </w:pPr>
+      <w:r>
+        <w:rPr>
+          <w:lang w:val="ar_AE" w:bidi="ar_AE"/>
+        </w:rPr>
+      </w:r>
+      <w:r>
+        <w:rPr>
           <w:b/>
           <w:lang w:val="ar_AE" w:bidi="ar_AE"/>
         </w:rPr>
@@ -19847,6 +22183,22 @@
       </w:r>
       <w:r>
         <w:rPr>
+          <w:lang w:val="ar_AE" w:bidi="ar_AE"/>
+        </w:rPr>
+        <w:t>וִ⁠יהִ֣י</w:t>
+      </w:r>
+    </w:p>
+    <w:p>
+      <w:pPr>
+        <w:bidi/>
+      </w:pPr>
+      <w:r>
+        <w:rPr>
+          <w:lang w:val="ar_AE" w:bidi="ar_AE"/>
+        </w:rPr>
+      </w:r>
+      <w:r>
+        <w:rPr>
           <w:b/>
           <w:lang w:val="ar_AE" w:bidi="ar_AE"/>
         </w:rPr>
@@ -19966,6 +22318,22 @@
       </w:r>
       <w:r>
         <w:rPr>
+          <w:lang w:val="ar_AE" w:bidi="ar_AE"/>
+        </w:rPr>
+        <w:t>וְ⁠גִלִּ֥ית מַרְגְּלֹתָ֖י⁠ו</w:t>
+      </w:r>
+    </w:p>
+    <w:p>
+      <w:pPr>
+        <w:bidi/>
+      </w:pPr>
+      <w:r>
+        <w:rPr>
+          <w:lang w:val="ar_AE" w:bidi="ar_AE"/>
+        </w:rPr>
+      </w:r>
+      <w:r>
+        <w:rPr>
           <w:b/>
           <w:lang w:val="ar_AE" w:bidi="ar_AE"/>
         </w:rPr>
@@ -20085,6 +22453,22 @@
       </w:r>
       <w:r>
         <w:rPr>
+          <w:lang w:val="ar_AE" w:bidi="ar_AE"/>
+        </w:rPr>
+        <w:t>מַרְגְּלֹתָ֖י⁠ו</w:t>
+      </w:r>
+    </w:p>
+    <w:p>
+      <w:pPr>
+        <w:bidi/>
+      </w:pPr>
+      <w:r>
+        <w:rPr>
+          <w:lang w:val="ar_AE" w:bidi="ar_AE"/>
+        </w:rPr>
+      </w:r>
+      <w:r>
+        <w:rPr>
           <w:b/>
           <w:lang w:val="ar_AE" w:bidi="ar_AE"/>
         </w:rPr>
@@ -20204,6 +22588,22 @@
       </w:r>
       <w:r>
         <w:rPr>
+          <w:lang w:val="ar_AE" w:bidi="ar_AE"/>
+        </w:rPr>
+        <w:t>וְ⁠הוּא֙ יַגִּ֣יד לָ֔⁠ךְ אֵ֖ת אֲשֶׁ֥ר תַּעַשִֽׂי⁠ן</w:t>
+      </w:r>
+    </w:p>
+    <w:p>
+      <w:pPr>
+        <w:bidi/>
+      </w:pPr>
+      <w:r>
+        <w:rPr>
+          <w:lang w:val="ar_AE" w:bidi="ar_AE"/>
+        </w:rPr>
+      </w:r>
+      <w:r>
+        <w:rPr>
           <w:b/>
           <w:lang w:val="ar_AE" w:bidi="ar_AE"/>
         </w:rPr>
@@ -20288,6 +22688,22 @@
       </w:r>
       <w:r>
         <w:rPr>
+          <w:lang w:val="ar_AE" w:bidi="ar_AE"/>
+        </w:rPr>
+        <w:t>וְ⁠הוּא֙ יַגִּ֣יד</w:t>
+      </w:r>
+    </w:p>
+    <w:p>
+      <w:pPr>
+        <w:bidi/>
+      </w:pPr>
+      <w:r>
+        <w:rPr>
+          <w:lang w:val="ar_AE" w:bidi="ar_AE"/>
+        </w:rPr>
+      </w:r>
+      <w:r>
+        <w:rPr>
           <w:b/>
           <w:lang w:val="ar_AE" w:bidi="ar_AE"/>
         </w:rPr>
@@ -20372,6 +22788,22 @@
         <w:rPr>
           <w:lang w:val="ar_AE" w:bidi="ar_AE"/>
         </w:rPr>
+      </w:r>
+    </w:p>
+    <w:p>
+      <w:pPr>
+        <w:bidi/>
+      </w:pPr>
+      <w:r>
+        <w:rPr>
+          <w:lang w:val="ar_AE" w:bidi="ar_AE"/>
+        </w:rPr>
+      </w:r>
+      <w:r>
+        <w:rPr>
+          <w:lang w:val="ar_AE" w:bidi="ar_AE"/>
+        </w:rPr>
+        <w:t>וַ⁠תַּ֕עַשׂ כְּ⁠כֹ֥ל אֲשֶׁר־צִוַּ֖תָּ⁠ה חֲמוֹתָֽ⁠הּ</w:t>
       </w:r>
     </w:p>
     <w:p>
@@ -20576,6 +23008,22 @@
       </w:r>
       <w:r>
         <w:rPr>
+          <w:lang w:val="ar_AE" w:bidi="ar_AE"/>
+        </w:rPr>
+        <w:t>וַ⁠יִּיטַ֣ב לִבּ֔⁠וֹ</w:t>
+      </w:r>
+    </w:p>
+    <w:p>
+      <w:pPr>
+        <w:bidi/>
+      </w:pPr>
+      <w:r>
+        <w:rPr>
+          <w:lang w:val="ar_AE" w:bidi="ar_AE"/>
+        </w:rPr>
+      </w:r>
+      <w:r>
+        <w:rPr>
           <w:b/>
           <w:lang w:val="ar_AE" w:bidi="ar_AE"/>
         </w:rPr>
@@ -20916,6 +23364,22 @@
       </w:r>
       <w:r>
         <w:rPr>
+          <w:lang w:val="ar_AE" w:bidi="ar_AE"/>
+        </w:rPr>
+        <w:t>וַ⁠יְהִי֙ בַּ⁠חֲצִ֣י הַ⁠לַּ֔יְלָה</w:t>
+      </w:r>
+    </w:p>
+    <w:p>
+      <w:pPr>
+        <w:bidi/>
+      </w:pPr>
+      <w:r>
+        <w:rPr>
+          <w:lang w:val="ar_AE" w:bidi="ar_AE"/>
+        </w:rPr>
+      </w:r>
+      <w:r>
+        <w:rPr>
           <w:b/>
           <w:lang w:val="ar_AE" w:bidi="ar_AE"/>
         </w:rPr>
@@ -21022,6 +23486,22 @@
       </w:r>
       <w:r>
         <w:rPr>
+          <w:lang w:val="ar_AE" w:bidi="ar_AE"/>
+        </w:rPr>
+        <w:t>וַ⁠יֶּחֱרַ֥ד הָ⁠אִ֖ישׁ</w:t>
+      </w:r>
+    </w:p>
+    <w:p>
+      <w:pPr>
+        <w:bidi/>
+      </w:pPr>
+      <w:r>
+        <w:rPr>
+          <w:lang w:val="ar_AE" w:bidi="ar_AE"/>
+        </w:rPr>
+      </w:r>
+      <w:r>
+        <w:rPr>
           <w:b/>
           <w:lang w:val="ar_AE" w:bidi="ar_AE"/>
         </w:rPr>
@@ -21247,6 +23727,22 @@
       </w:r>
       <w:r>
         <w:rPr>
+          <w:lang w:val="ar_AE" w:bidi="ar_AE"/>
+        </w:rPr>
+        <w:t>אֲמָתֶ֔⁠ךָ &amp; אֲמָ֣תְ⁠ךָ֔</w:t>
+      </w:r>
+    </w:p>
+    <w:p>
+      <w:pPr>
+        <w:bidi/>
+      </w:pPr>
+      <w:r>
+        <w:rPr>
+          <w:lang w:val="ar_AE" w:bidi="ar_AE"/>
+        </w:rPr>
+      </w:r>
+      <w:r>
+        <w:rPr>
           <w:b/>
           <w:lang w:val="ar_AE" w:bidi="ar_AE"/>
         </w:rPr>
@@ -21354,6 +23850,22 @@
         <w:rPr>
           <w:lang w:val="ar_AE" w:bidi="ar_AE"/>
         </w:rPr>
+      </w:r>
+    </w:p>
+    <w:p>
+      <w:pPr>
+        <w:bidi/>
+      </w:pPr>
+      <w:r>
+        <w:rPr>
+          <w:lang w:val="ar_AE" w:bidi="ar_AE"/>
+        </w:rPr>
+      </w:r>
+      <w:r>
+        <w:rPr>
+          <w:lang w:val="ar_AE" w:bidi="ar_AE"/>
+        </w:rPr>
+        <w:t>וּ⁠פָרַשְׂתָּ֤ כְנָפֶ֨⁠ךָ֙ עַל־אֲמָ֣תְ⁠ךָ֔</w:t>
       </w:r>
     </w:p>
     <w:p>
@@ -21597,6 +24109,22 @@
       </w:r>
       <w:r>
         <w:rPr>
+          <w:lang w:val="ar_AE" w:bidi="ar_AE"/>
+        </w:rPr>
+        <w:t>בְּרוּכָ֨ה אַ֤תְּ לַֽ⁠יהוָה֙</w:t>
+      </w:r>
+    </w:p>
+    <w:p>
+      <w:pPr>
+        <w:bidi/>
+      </w:pPr>
+      <w:r>
+        <w:rPr>
+          <w:lang w:val="ar_AE" w:bidi="ar_AE"/>
+        </w:rPr>
+      </w:r>
+      <w:r>
+        <w:rPr>
           <w:b/>
           <w:lang w:val="ar_AE" w:bidi="ar_AE"/>
         </w:rPr>
@@ -21690,6 +24218,22 @@
         <w:rPr>
           <w:lang w:val="ar_AE" w:bidi="ar_AE"/>
         </w:rPr>
+      </w:r>
+    </w:p>
+    <w:p>
+      <w:pPr>
+        <w:bidi/>
+      </w:pPr>
+      <w:r>
+        <w:rPr>
+          <w:lang w:val="ar_AE" w:bidi="ar_AE"/>
+        </w:rPr>
+      </w:r>
+      <w:r>
+        <w:rPr>
+          <w:lang w:val="ar_AE" w:bidi="ar_AE"/>
+        </w:rPr>
+        <w:t>בִּתִּ֔⁠י</w:t>
       </w:r>
     </w:p>
     <w:p>
@@ -21840,6 +24384,22 @@
       </w:r>
       <w:r>
         <w:rPr>
+          <w:lang w:val="ar_AE" w:bidi="ar_AE"/>
+        </w:rPr>
+        <w:t>הֵיטַ֛בְתְּ חַסְדֵּ֥⁠ךְ הָ⁠אַחֲר֖וֹן מִן־הָ⁠רִאשׁ֑וֹן</w:t>
+      </w:r>
+    </w:p>
+    <w:p>
+      <w:pPr>
+        <w:bidi/>
+      </w:pPr>
+      <w:r>
+        <w:rPr>
+          <w:lang w:val="ar_AE" w:bidi="ar_AE"/>
+        </w:rPr>
+      </w:r>
+      <w:r>
+        <w:rPr>
           <w:b/>
           <w:lang w:val="ar_AE" w:bidi="ar_AE"/>
         </w:rPr>
@@ -21946,6 +24506,22 @@
       </w:r>
       <w:r>
         <w:rPr>
+          <w:lang w:val="ar_AE" w:bidi="ar_AE"/>
+        </w:rPr>
+        <w:t>הָ⁠רִאשׁ֑וֹן</w:t>
+      </w:r>
+    </w:p>
+    <w:p>
+      <w:pPr>
+        <w:bidi/>
+      </w:pPr>
+      <w:r>
+        <w:rPr>
+          <w:lang w:val="ar_AE" w:bidi="ar_AE"/>
+        </w:rPr>
+      </w:r>
+      <w:r>
+        <w:rPr>
           <w:b/>
           <w:lang w:val="ar_AE" w:bidi="ar_AE"/>
         </w:rPr>
@@ -22065,6 +24641,22 @@
       </w:r>
       <w:r>
         <w:rPr>
+          <w:lang w:val="ar_AE" w:bidi="ar_AE"/>
+        </w:rPr>
+        <w:t>לְ⁠בִלְתִּי־לֶ֗כֶת אַחֲרֵי֙</w:t>
+      </w:r>
+    </w:p>
+    <w:p>
+      <w:pPr>
+        <w:bidi/>
+      </w:pPr>
+      <w:r>
+        <w:rPr>
+          <w:lang w:val="ar_AE" w:bidi="ar_AE"/>
+        </w:rPr>
+      </w:r>
+      <w:r>
+        <w:rPr>
           <w:b/>
           <w:lang w:val="ar_AE" w:bidi="ar_AE"/>
         </w:rPr>
@@ -22171,6 +24763,22 @@
         <w:rPr>
           <w:lang w:val="ar_AE" w:bidi="ar_AE"/>
         </w:rPr>
+      </w:r>
+    </w:p>
+    <w:p>
+      <w:pPr>
+        <w:bidi/>
+      </w:pPr>
+      <w:r>
+        <w:rPr>
+          <w:lang w:val="ar_AE" w:bidi="ar_AE"/>
+        </w:rPr>
+      </w:r>
+      <w:r>
+        <w:rPr>
+          <w:lang w:val="ar_AE" w:bidi="ar_AE"/>
+        </w:rPr>
+        <w:t>וְ⁠עַתָּ֗ה</w:t>
       </w:r>
     </w:p>
     <w:p>
@@ -22321,6 +24929,22 @@
       </w:r>
       <w:r>
         <w:rPr>
+          <w:lang w:val="ar_AE" w:bidi="ar_AE"/>
+        </w:rPr>
+        <w:t>בִּתִּ⁠י֙</w:t>
+      </w:r>
+    </w:p>
+    <w:p>
+      <w:pPr>
+        <w:bidi/>
+      </w:pPr>
+      <w:r>
+        <w:rPr>
+          <w:lang w:val="ar_AE" w:bidi="ar_AE"/>
+        </w:rPr>
+      </w:r>
+      <w:r>
+        <w:rPr>
           <w:b/>
           <w:lang w:val="ar_AE" w:bidi="ar_AE"/>
         </w:rPr>
@@ -22463,6 +25087,22 @@
       </w:r>
       <w:r>
         <w:rPr>
+          <w:lang w:val="ar_AE" w:bidi="ar_AE"/>
+        </w:rPr>
+        <w:t>כָּל־שַׁ֣עַר עַמִּ֔⁠י</w:t>
+      </w:r>
+    </w:p>
+    <w:p>
+      <w:pPr>
+        <w:bidi/>
+      </w:pPr>
+      <w:r>
+        <w:rPr>
+          <w:lang w:val="ar_AE" w:bidi="ar_AE"/>
+        </w:rPr>
+      </w:r>
+      <w:r>
+        <w:rPr>
           <w:b/>
           <w:lang w:val="ar_AE" w:bidi="ar_AE"/>
         </w:rPr>
@@ -22675,6 +25315,22 @@
         <w:rPr>
           <w:lang w:val="ar_AE" w:bidi="ar_AE"/>
         </w:rPr>
+      </w:r>
+    </w:p>
+    <w:p>
+      <w:pPr>
+        <w:bidi/>
+      </w:pPr>
+      <w:r>
+        <w:rPr>
+          <w:lang w:val="ar_AE" w:bidi="ar_AE"/>
+        </w:rPr>
+      </w:r>
+      <w:r>
+        <w:rPr>
+          <w:lang w:val="ar_AE" w:bidi="ar_AE"/>
+        </w:rPr>
+        <w:t>וְ⁠עַתָּה֙</w:t>
       </w:r>
     </w:p>
     <w:p>
@@ -22825,6 +25481,22 @@
       </w:r>
       <w:r>
         <w:rPr>
+          <w:lang w:val="ar_AE" w:bidi="ar_AE"/>
+        </w:rPr>
+        <w:t>וְ⁠גַ֛ם</w:t>
+      </w:r>
+    </w:p>
+    <w:p>
+      <w:pPr>
+        <w:bidi/>
+      </w:pPr>
+      <w:r>
+        <w:rPr>
+          <w:lang w:val="ar_AE" w:bidi="ar_AE"/>
+        </w:rPr>
+      </w:r>
+      <w:r>
+        <w:rPr>
           <w:b/>
           <w:lang w:val="ar_AE" w:bidi="ar_AE"/>
         </w:rPr>
@@ -22980,6 +25652,22 @@
       </w:r>
       <w:r>
         <w:rPr>
+          <w:lang w:val="ar_AE" w:bidi="ar_AE"/>
+        </w:rPr>
+        <w:t>גֹאֵ֖ל &amp; גֹּאֵ֖ל</w:t>
+      </w:r>
+    </w:p>
+    <w:p>
+      <w:pPr>
+        <w:bidi/>
+      </w:pPr>
+      <w:r>
+        <w:rPr>
+          <w:lang w:val="ar_AE" w:bidi="ar_AE"/>
+        </w:rPr>
+      </w:r>
+      <w:r>
+        <w:rPr>
           <w:b/>
           <w:lang w:val="ar_AE" w:bidi="ar_AE"/>
         </w:rPr>
@@ -23131,6 +25819,22 @@
       </w:r>
       <w:r>
         <w:rPr>
+          <w:lang w:val="ar_AE" w:bidi="ar_AE"/>
+        </w:rPr>
+        <w:t>אִם־יִגְאָלֵ֥⁠ךְ</w:t>
+      </w:r>
+    </w:p>
+    <w:p>
+      <w:pPr>
+        <w:bidi/>
+      </w:pPr>
+      <w:r>
+        <w:rPr>
+          <w:lang w:val="ar_AE" w:bidi="ar_AE"/>
+        </w:rPr>
+      </w:r>
+      <w:r>
+        <w:rPr>
           <w:b/>
           <w:lang w:val="ar_AE" w:bidi="ar_AE"/>
         </w:rPr>
@@ -23250,6 +25954,22 @@
       </w:r>
       <w:r>
         <w:rPr>
+          <w:lang w:val="ar_AE" w:bidi="ar_AE"/>
+        </w:rPr>
+        <w:t>וּ⁠גְאַלְתִּ֥י⁠ךְ אָנֹ֖כִי</w:t>
+      </w:r>
+    </w:p>
+    <w:p>
+      <w:pPr>
+        <w:bidi/>
+      </w:pPr>
+      <w:r>
+        <w:rPr>
+          <w:lang w:val="ar_AE" w:bidi="ar_AE"/>
+        </w:rPr>
+      </w:r>
+      <w:r>
+        <w:rPr>
           <w:b/>
           <w:lang w:val="ar_AE" w:bidi="ar_AE"/>
         </w:rPr>
@@ -23466,6 +26186,22 @@
       </w:r>
       <w:r>
         <w:rPr>
+          <w:lang w:val="ar_AE" w:bidi="ar_AE"/>
+        </w:rPr>
+        <w:t>וַ⁠תִּשְׁכַּ֤ב מַרְגְּלוֹתָיו֙</w:t>
+      </w:r>
+    </w:p>
+    <w:p>
+      <w:pPr>
+        <w:bidi/>
+      </w:pPr>
+      <w:r>
+        <w:rPr>
+          <w:lang w:val="ar_AE" w:bidi="ar_AE"/>
+        </w:rPr>
+      </w:r>
+      <w:r>
+        <w:rPr>
           <w:b/>
           <w:lang w:val="ar_AE" w:bidi="ar_AE"/>
         </w:rPr>
@@ -23585,6 +26321,22 @@
       </w:r>
       <w:r>
         <w:rPr>
+          <w:lang w:val="ar_AE" w:bidi="ar_AE"/>
+        </w:rPr>
+        <w:t>בְּטֶ֛רֶם יַכִּ֥יר אִ֖ישׁ אֶת־רֵעֵ֑⁠הוּ</w:t>
+      </w:r>
+    </w:p>
+    <w:p>
+      <w:pPr>
+        <w:bidi/>
+      </w:pPr>
+      <w:r>
+        <w:rPr>
+          <w:lang w:val="ar_AE" w:bidi="ar_AE"/>
+        </w:rPr>
+      </w:r>
+      <w:r>
+        <w:rPr>
           <w:b/>
           <w:lang w:val="ar_AE" w:bidi="ar_AE"/>
         </w:rPr>
@@ -23704,6 +26456,22 @@
       </w:r>
       <w:r>
         <w:rPr>
+          <w:lang w:val="ar_AE" w:bidi="ar_AE"/>
+        </w:rPr>
+        <w:t>וַ⁠יֹּ֨אמֶר֙</w:t>
+      </w:r>
+    </w:p>
+    <w:p>
+      <w:pPr>
+        <w:bidi/>
+      </w:pPr>
+      <w:r>
+        <w:rPr>
+          <w:lang w:val="ar_AE" w:bidi="ar_AE"/>
+        </w:rPr>
+      </w:r>
+      <w:r>
+        <w:rPr>
           <w:b/>
           <w:lang w:val="ar_AE" w:bidi="ar_AE"/>
         </w:rPr>
@@ -23810,6 +26578,22 @@
       </w:r>
       <w:r>
         <w:rPr>
+          <w:lang w:val="ar_AE" w:bidi="ar_AE"/>
+        </w:rPr>
+        <w:t>אַל־יִוָּדַ֔ע</w:t>
+      </w:r>
+    </w:p>
+    <w:p>
+      <w:pPr>
+        <w:bidi/>
+      </w:pPr>
+      <w:r>
+        <w:rPr>
+          <w:lang w:val="ar_AE" w:bidi="ar_AE"/>
+        </w:rPr>
+      </w:r>
+      <w:r>
+        <w:rPr>
           <w:b/>
           <w:lang w:val="ar_AE" w:bidi="ar_AE"/>
         </w:rPr>
@@ -23916,6 +26700,22 @@
       </w:r>
       <w:r>
         <w:rPr>
+          <w:lang w:val="ar_AE" w:bidi="ar_AE"/>
+        </w:rPr>
+        <w:t>הַ⁠מִּטְפַּ֧חַת</w:t>
+      </w:r>
+    </w:p>
+    <w:p>
+      <w:pPr>
+        <w:bidi/>
+      </w:pPr>
+      <w:r>
+        <w:rPr>
+          <w:lang w:val="ar_AE" w:bidi="ar_AE"/>
+        </w:rPr>
+      </w:r>
+      <w:r>
+        <w:rPr>
           <w:b/>
           <w:lang w:val="ar_AE" w:bidi="ar_AE"/>
         </w:rPr>
@@ -24035,6 +26835,22 @@
       </w:r>
       <w:r>
         <w:rPr>
+          <w:lang w:val="ar_AE" w:bidi="ar_AE"/>
+        </w:rPr>
+        <w:t>שֵׁשׁ־שְׂעֹרִים֙</w:t>
+      </w:r>
+    </w:p>
+    <w:p>
+      <w:pPr>
+        <w:bidi/>
+      </w:pPr>
+      <w:r>
+        <w:rPr>
+          <w:lang w:val="ar_AE" w:bidi="ar_AE"/>
+        </w:rPr>
+      </w:r>
+      <w:r>
+        <w:rPr>
           <w:b/>
           <w:lang w:val="ar_AE" w:bidi="ar_AE"/>
         </w:rPr>
@@ -24141,6 +26957,22 @@
       </w:r>
       <w:r>
         <w:rPr>
+          <w:lang w:val="ar_AE" w:bidi="ar_AE"/>
+        </w:rPr>
+        <w:t>וַ⁠יָּ֣שֶׁת עָלֶ֔י⁠הָ</w:t>
+      </w:r>
+    </w:p>
+    <w:p>
+      <w:pPr>
+        <w:bidi/>
+      </w:pPr>
+      <w:r>
+        <w:rPr>
+          <w:lang w:val="ar_AE" w:bidi="ar_AE"/>
+        </w:rPr>
+      </w:r>
+      <w:r>
+        <w:rPr>
           <w:b/>
           <w:lang w:val="ar_AE" w:bidi="ar_AE"/>
         </w:rPr>
@@ -24247,6 +27079,22 @@
       </w:r>
       <w:r>
         <w:rPr>
+          <w:lang w:val="ar_AE" w:bidi="ar_AE"/>
+        </w:rPr>
+        <w:t>וַ⁠יָּבֹ֖א הָ⁠עִֽיר</w:t>
+      </w:r>
+    </w:p>
+    <w:p>
+      <w:pPr>
+        <w:bidi/>
+      </w:pPr>
+      <w:r>
+        <w:rPr>
+          <w:lang w:val="ar_AE" w:bidi="ar_AE"/>
+        </w:rPr>
+      </w:r>
+      <w:r>
+        <w:rPr>
           <w:b/>
           <w:lang w:val="ar_AE" w:bidi="ar_AE"/>
         </w:rPr>
@@ -24379,6 +27227,22 @@
       </w:r>
       <w:r>
         <w:rPr>
+          <w:lang w:val="ar_AE" w:bidi="ar_AE"/>
+        </w:rPr>
+        <w:t>מִי־אַ֣תְּ</w:t>
+      </w:r>
+    </w:p>
+    <w:p>
+      <w:pPr>
+        <w:bidi/>
+      </w:pPr>
+      <w:r>
+        <w:rPr>
+          <w:lang w:val="ar_AE" w:bidi="ar_AE"/>
+        </w:rPr>
+      </w:r>
+      <w:r>
+        <w:rPr>
           <w:b/>
           <w:lang w:val="ar_AE" w:bidi="ar_AE"/>
         </w:rPr>
@@ -24512,6 +27376,22 @@
       </w:r>
       <w:r>
         <w:rPr>
+          <w:lang w:val="ar_AE" w:bidi="ar_AE"/>
+        </w:rPr>
+        <w:t>בִּתִּ֑⁠י</w:t>
+      </w:r>
+    </w:p>
+    <w:p>
+      <w:pPr>
+        <w:bidi/>
+      </w:pPr>
+      <w:r>
+        <w:rPr>
+          <w:lang w:val="ar_AE" w:bidi="ar_AE"/>
+        </w:rPr>
+      </w:r>
+      <w:r>
+        <w:rPr>
           <w:b/>
           <w:lang w:val="ar_AE" w:bidi="ar_AE"/>
         </w:rPr>
@@ -24618,6 +27498,22 @@
         <w:rPr>
           <w:lang w:val="ar_AE" w:bidi="ar_AE"/>
         </w:rPr>
+      </w:r>
+    </w:p>
+    <w:p>
+      <w:pPr>
+        <w:bidi/>
+      </w:pPr>
+      <w:r>
+        <w:rPr>
+          <w:lang w:val="ar_AE" w:bidi="ar_AE"/>
+        </w:rPr>
+      </w:r>
+      <w:r>
+        <w:rPr>
+          <w:lang w:val="ar_AE" w:bidi="ar_AE"/>
+        </w:rPr>
+        <w:t>אֵ֛ת כָּל־אֲשֶׁ֥ר עָֽשָׂה־לָ֖⁠הּ הָ⁠אִֽישׁ</w:t>
       </w:r>
     </w:p>
     <w:p>
@@ -24874,6 +27770,22 @@
       </w:r>
       <w:r>
         <w:rPr>
+          <w:lang w:val="ar_AE" w:bidi="ar_AE"/>
+        </w:rPr>
+        <w:t>כִּ֚י אָמַ֣ר אַל־תָּב֥וֹאִי רֵיקָ֖ם אֶל־חֲמוֹתֵֽ⁠ךְ</w:t>
+      </w:r>
+    </w:p>
+    <w:p>
+      <w:pPr>
+        <w:bidi/>
+      </w:pPr>
+      <w:r>
+        <w:rPr>
+          <w:lang w:val="ar_AE" w:bidi="ar_AE"/>
+        </w:rPr>
+      </w:r>
+      <w:r>
+        <w:rPr>
           <w:b/>
           <w:lang w:val="ar_AE" w:bidi="ar_AE"/>
         </w:rPr>
@@ -25086,6 +27998,22 @@
       </w:r>
       <w:r>
         <w:rPr>
+          <w:lang w:val="ar_AE" w:bidi="ar_AE"/>
+        </w:rPr>
+        <w:t>שְׁבִ֣י</w:t>
+      </w:r>
+    </w:p>
+    <w:p>
+      <w:pPr>
+        <w:bidi/>
+      </w:pPr>
+      <w:r>
+        <w:rPr>
+          <w:lang w:val="ar_AE" w:bidi="ar_AE"/>
+        </w:rPr>
+      </w:r>
+      <w:r>
+        <w:rPr>
           <w:b/>
           <w:lang w:val="ar_AE" w:bidi="ar_AE"/>
         </w:rPr>
@@ -25311,6 +28239,22 @@
       </w:r>
       <w:r>
         <w:rPr>
+          <w:lang w:val="ar_AE" w:bidi="ar_AE"/>
+        </w:rPr>
+        <w:t>אֵ֖יךְ יִפֹּ֣ל דָּבָ֑ר</w:t>
+      </w:r>
+    </w:p>
+    <w:p>
+      <w:pPr>
+        <w:bidi/>
+      </w:pPr>
+      <w:r>
+        <w:rPr>
+          <w:lang w:val="ar_AE" w:bidi="ar_AE"/>
+        </w:rPr>
+      </w:r>
+      <w:r>
+        <w:rPr>
           <w:b/>
           <w:lang w:val="ar_AE" w:bidi="ar_AE"/>
         </w:rPr>
@@ -25430,6 +28374,22 @@
       </w:r>
       <w:r>
         <w:rPr>
+          <w:lang w:val="ar_AE" w:bidi="ar_AE"/>
+        </w:rPr>
+        <w:t>לֹ֤א יִשְׁקֹט֙ הָ⁠אִ֔ישׁ כִּֽי־אִם</w:t>
+      </w:r>
+    </w:p>
+    <w:p>
+      <w:pPr>
+        <w:bidi/>
+      </w:pPr>
+      <w:r>
+        <w:rPr>
+          <w:lang w:val="ar_AE" w:bidi="ar_AE"/>
+        </w:rPr>
+      </w:r>
+      <w:r>
+        <w:rPr>
           <w:b/>
           <w:lang w:val="ar_AE" w:bidi="ar_AE"/>
         </w:rPr>
@@ -25866,6 +28826,22 @@
       </w:r>
       <w:r>
         <w:rPr>
+          <w:lang w:val="ar_AE" w:bidi="ar_AE"/>
+        </w:rPr>
+        <w:t>וּ⁠בֹ֨עַז עָלָ֣ה הַ⁠שַּׁעַר֮</w:t>
+      </w:r>
+    </w:p>
+    <w:p>
+      <w:pPr>
+        <w:bidi/>
+      </w:pPr>
+      <w:r>
+        <w:rPr>
+          <w:lang w:val="ar_AE" w:bidi="ar_AE"/>
+        </w:rPr>
+      </w:r>
+      <w:r>
+        <w:rPr>
           <w:b/>
           <w:lang w:val="ar_AE" w:bidi="ar_AE"/>
         </w:rPr>
@@ -25972,6 +28948,22 @@
       </w:r>
       <w:r>
         <w:rPr>
+          <w:lang w:val="ar_AE" w:bidi="ar_AE"/>
+        </w:rPr>
+        <w:t>הַ⁠שַּׁעַר֮</w:t>
+      </w:r>
+    </w:p>
+    <w:p>
+      <w:pPr>
+        <w:bidi/>
+      </w:pPr>
+      <w:r>
+        <w:rPr>
+          <w:lang w:val="ar_AE" w:bidi="ar_AE"/>
+        </w:rPr>
+      </w:r>
+      <w:r>
+        <w:rPr>
           <w:b/>
           <w:lang w:val="ar_AE" w:bidi="ar_AE"/>
         </w:rPr>
@@ -26197,6 +29189,22 @@
         <w:rPr>
           <w:lang w:val="ar_AE" w:bidi="ar_AE"/>
         </w:rPr>
+      </w:r>
+    </w:p>
+    <w:p>
+      <w:pPr>
+        <w:bidi/>
+      </w:pPr>
+      <w:r>
+        <w:rPr>
+          <w:lang w:val="ar_AE" w:bidi="ar_AE"/>
+        </w:rPr>
+      </w:r>
+      <w:r>
+        <w:rPr>
+          <w:lang w:val="ar_AE" w:bidi="ar_AE"/>
+        </w:rPr>
+        <w:t>הַ⁠גֹּאֵ֤ל</w:t>
       </w:r>
     </w:p>
     <w:p>
@@ -26360,6 +29368,22 @@
       </w:r>
       <w:r>
         <w:rPr>
+          <w:lang w:val="ar_AE" w:bidi="ar_AE"/>
+        </w:rPr>
+        <w:t>וַ⁠יֹּ֛אמֶר ס֥וּרָ⁠ה שְׁבָ⁠ה־פֹּ֖ה פְּלֹנִ֣י אַלְמֹנִ֑י</w:t>
+      </w:r>
+    </w:p>
+    <w:p>
+      <w:pPr>
+        <w:bidi/>
+      </w:pPr>
+      <w:r>
+        <w:rPr>
+          <w:lang w:val="ar_AE" w:bidi="ar_AE"/>
+        </w:rPr>
+      </w:r>
+      <w:r>
+        <w:rPr>
           <w:b/>
           <w:lang w:val="ar_AE" w:bidi="ar_AE"/>
         </w:rPr>
@@ -26479,6 +29503,22 @@
       </w:r>
       <w:r>
         <w:rPr>
+          <w:lang w:val="ar_AE" w:bidi="ar_AE"/>
+        </w:rPr>
+        <w:t>פְּלֹנִ֣י אַלְמֹנִ֑י</w:t>
+      </w:r>
+    </w:p>
+    <w:p>
+      <w:pPr>
+        <w:bidi/>
+      </w:pPr>
+      <w:r>
+        <w:rPr>
+          <w:lang w:val="ar_AE" w:bidi="ar_AE"/>
+        </w:rPr>
+      </w:r>
+      <w:r>
+        <w:rPr>
           <w:b/>
           <w:lang w:val="ar_AE" w:bidi="ar_AE"/>
         </w:rPr>
@@ -26682,6 +29722,22 @@
       </w:r>
       <w:r>
         <w:rPr>
+          <w:lang w:val="ar_AE" w:bidi="ar_AE"/>
+        </w:rPr>
+        <w:t>לְ⁠אָחִ֖י⁠נוּ</w:t>
+      </w:r>
+    </w:p>
+    <w:p>
+      <w:pPr>
+        <w:bidi/>
+      </w:pPr>
+      <w:r>
+        <w:rPr>
+          <w:lang w:val="ar_AE" w:bidi="ar_AE"/>
+        </w:rPr>
+      </w:r>
+      <w:r>
+        <w:rPr>
           <w:b/>
           <w:lang w:val="ar_AE" w:bidi="ar_AE"/>
         </w:rPr>
@@ -26801,6 +29857,22 @@
       </w:r>
       <w:r>
         <w:rPr>
+          <w:lang w:val="ar_AE" w:bidi="ar_AE"/>
+        </w:rPr>
+        <w:t>אָמַ֜רְתִּי</w:t>
+      </w:r>
+    </w:p>
+    <w:p>
+      <w:pPr>
+        <w:bidi/>
+      </w:pPr>
+      <w:r>
+        <w:rPr>
+          <w:lang w:val="ar_AE" w:bidi="ar_AE"/>
+        </w:rPr>
+      </w:r>
+      <w:r>
+        <w:rPr>
           <w:b/>
           <w:lang w:val="ar_AE" w:bidi="ar_AE"/>
         </w:rPr>
@@ -26920,6 +29992,22 @@
       </w:r>
       <w:r>
         <w:rPr>
+          <w:lang w:val="ar_AE" w:bidi="ar_AE"/>
+        </w:rPr>
+        <w:t>אֶגְלֶ֧ה אָזְנְ⁠ךָ֣</w:t>
+      </w:r>
+    </w:p>
+    <w:p>
+      <w:pPr>
+        <w:bidi/>
+      </w:pPr>
+      <w:r>
+        <w:rPr>
+          <w:lang w:val="ar_AE" w:bidi="ar_AE"/>
+        </w:rPr>
+      </w:r>
+      <w:r>
+        <w:rPr>
           <w:b/>
           <w:lang w:val="ar_AE" w:bidi="ar_AE"/>
         </w:rPr>
@@ -27026,6 +30114,22 @@
       </w:r>
       <w:r>
         <w:rPr>
+          <w:lang w:val="ar_AE" w:bidi="ar_AE"/>
+        </w:rPr>
+        <w:t>נֶ֥גֶד הַֽ⁠יֹּשְׁבִים֮</w:t>
+      </w:r>
+    </w:p>
+    <w:p>
+      <w:pPr>
+        <w:bidi/>
+      </w:pPr>
+      <w:r>
+        <w:rPr>
+          <w:lang w:val="ar_AE" w:bidi="ar_AE"/>
+        </w:rPr>
+      </w:r>
+      <w:r>
+        <w:rPr>
           <w:b/>
           <w:lang w:val="ar_AE" w:bidi="ar_AE"/>
         </w:rPr>
@@ -27238,6 +30342,22 @@
       </w:r>
       <w:r>
         <w:rPr>
+          <w:lang w:val="ar_AE" w:bidi="ar_AE"/>
+        </w:rPr>
+        <w:t>אֵ֤ין זוּלָֽתְ⁠ךָ֙ לִ⁠גְא֔וֹל וְ⁠אָנֹכִ֖י אַחֲרֶ֑י⁠ךָ</w:t>
+      </w:r>
+    </w:p>
+    <w:p>
+      <w:pPr>
+        <w:bidi/>
+      </w:pPr>
+      <w:r>
+        <w:rPr>
+          <w:lang w:val="ar_AE" w:bidi="ar_AE"/>
+        </w:rPr>
+      </w:r>
+      <w:r>
+        <w:rPr>
           <w:b/>
           <w:lang w:val="ar_AE" w:bidi="ar_AE"/>
         </w:rPr>
@@ -27344,6 +30464,22 @@
       </w:r>
       <w:r>
         <w:rPr>
+          <w:lang w:val="ar_AE" w:bidi="ar_AE"/>
+        </w:rPr>
+        <w:t>אָנֹכִ֥י אֶגְאָֽל</w:t>
+      </w:r>
+    </w:p>
+    <w:p>
+      <w:pPr>
+        <w:bidi/>
+      </w:pPr>
+      <w:r>
+        <w:rPr>
+          <w:lang w:val="ar_AE" w:bidi="ar_AE"/>
+        </w:rPr>
+      </w:r>
+      <w:r>
+        <w:rPr>
           <w:b/>
           <w:lang w:val="ar_AE" w:bidi="ar_AE"/>
         </w:rPr>
@@ -27441,6 +30577,22 @@
       </w:r>
       <w:r>
         <w:rPr>
+          <w:lang w:val="ar_AE" w:bidi="ar_AE"/>
+        </w:rPr>
+        <w:t>בְּ⁠יוֹם</w:t>
+      </w:r>
+    </w:p>
+    <w:p>
+      <w:pPr>
+        <w:bidi/>
+      </w:pPr>
+      <w:r>
+        <w:rPr>
+          <w:lang w:val="ar_AE" w:bidi="ar_AE"/>
+        </w:rPr>
+      </w:r>
+      <w:r>
+        <w:rPr>
           <w:b/>
           <w:lang w:val="ar_AE" w:bidi="ar_AE"/>
         </w:rPr>
@@ -27560,6 +30712,22 @@
       </w:r>
       <w:r>
         <w:rPr>
+          <w:lang w:val="ar_AE" w:bidi="ar_AE"/>
+        </w:rPr>
+        <w:t>מִ⁠יַּ֣ד נָעֳמִ֑י</w:t>
+      </w:r>
+    </w:p>
+    <w:p>
+      <w:pPr>
+        <w:bidi/>
+      </w:pPr>
+      <w:r>
+        <w:rPr>
+          <w:lang w:val="ar_AE" w:bidi="ar_AE"/>
+        </w:rPr>
+      </w:r>
+      <w:r>
+        <w:rPr>
           <w:b/>
           <w:lang w:val="ar_AE" w:bidi="ar_AE"/>
         </w:rPr>
@@ -27679,6 +30847,22 @@
       </w:r>
       <w:r>
         <w:rPr>
+          <w:lang w:val="ar_AE" w:bidi="ar_AE"/>
+        </w:rPr>
+        <w:t>וּ֠⁠מֵ⁠אֵת ר֣וּת &amp; קָנִ֔יתָה</w:t>
+      </w:r>
+    </w:p>
+    <w:p>
+      <w:pPr>
+        <w:bidi/>
+      </w:pPr>
+      <w:r>
+        <w:rPr>
+          <w:lang w:val="ar_AE" w:bidi="ar_AE"/>
+        </w:rPr>
+      </w:r>
+      <w:r>
+        <w:rPr>
           <w:b/>
           <w:lang w:val="ar_AE" w:bidi="ar_AE"/>
         </w:rPr>
@@ -27882,6 +31066,22 @@
       </w:r>
       <w:r>
         <w:rPr>
+          <w:lang w:val="ar_AE" w:bidi="ar_AE"/>
+        </w:rPr>
+        <w:t>לְ⁠הָקִ֥ים שֵׁם־הַ⁠מֵּ֖ת עַל־נַחֲלָתֽ⁠וֹ</w:t>
+      </w:r>
+    </w:p>
+    <w:p>
+      <w:pPr>
+        <w:bidi/>
+      </w:pPr>
+      <w:r>
+        <w:rPr>
+          <w:lang w:val="ar_AE" w:bidi="ar_AE"/>
+        </w:rPr>
+      </w:r>
+      <w:r>
+        <w:rPr>
           <w:b/>
           <w:lang w:val="ar_AE" w:bidi="ar_AE"/>
         </w:rPr>
@@ -28001,6 +31201,22 @@
       </w:r>
       <w:r>
         <w:rPr>
+          <w:lang w:val="ar_AE" w:bidi="ar_AE"/>
+        </w:rPr>
+        <w:t>הַ⁠מֵּת֙ &amp; הַ⁠מֵּ֖ת</w:t>
+      </w:r>
+    </w:p>
+    <w:p>
+      <w:pPr>
+        <w:bidi/>
+      </w:pPr>
+      <w:r>
+        <w:rPr>
+          <w:lang w:val="ar_AE" w:bidi="ar_AE"/>
+        </w:rPr>
+      </w:r>
+      <w:r>
+        <w:rPr>
           <w:b/>
           <w:lang w:val="ar_AE" w:bidi="ar_AE"/>
         </w:rPr>
@@ -28134,6 +31350,22 @@
       </w:r>
       <w:r>
         <w:rPr>
+          <w:lang w:val="ar_AE" w:bidi="ar_AE"/>
+        </w:rPr>
+        <w:t>אַשְׁחִ֖ית אֶת־נַחֲלָתִ֑⁠י</w:t>
+      </w:r>
+    </w:p>
+    <w:p>
+      <w:pPr>
+        <w:bidi/>
+      </w:pPr>
+      <w:r>
+        <w:rPr>
+          <w:lang w:val="ar_AE" w:bidi="ar_AE"/>
+        </w:rPr>
+      </w:r>
+      <w:r>
+        <w:rPr>
           <w:b/>
           <w:lang w:val="ar_AE" w:bidi="ar_AE"/>
         </w:rPr>
@@ -28253,6 +31485,22 @@
       </w:r>
       <w:r>
         <w:rPr>
+          <w:lang w:val="ar_AE" w:bidi="ar_AE"/>
+        </w:rPr>
+        <w:t>גְּאַל־לְ⁠ךָ֤ אַתָּה֙ אֶת־גְּאֻלָּתִ֔⁠י</w:t>
+      </w:r>
+    </w:p>
+    <w:p>
+      <w:pPr>
+        <w:bidi/>
+      </w:pPr>
+      <w:r>
+        <w:rPr>
+          <w:lang w:val="ar_AE" w:bidi="ar_AE"/>
+        </w:rPr>
+      </w:r>
+      <w:r>
+        <w:rPr>
           <w:b/>
           <w:lang w:val="ar_AE" w:bidi="ar_AE"/>
         </w:rPr>
@@ -28371,6 +31619,22 @@
       </w:r>
       <w:r>
         <w:rPr>
+          <w:lang w:val="ar_AE" w:bidi="ar_AE"/>
+        </w:rPr>
+        <w:t>וְ⁠זֹאת֩</w:t>
+      </w:r>
+    </w:p>
+    <w:p>
+      <w:pPr>
+        <w:bidi/>
+      </w:pPr>
+      <w:r>
+        <w:rPr>
+          <w:lang w:val="ar_AE" w:bidi="ar_AE"/>
+        </w:rPr>
+      </w:r>
+      <w:r>
+        <w:rPr>
           <w:b/>
           <w:lang w:val="ar_AE" w:bidi="ar_AE"/>
         </w:rPr>
@@ -28490,6 +31754,22 @@
       </w:r>
       <w:r>
         <w:rPr>
+          <w:lang w:val="ar_AE" w:bidi="ar_AE"/>
+        </w:rPr>
+        <w:t>וְ⁠זֹאת֩</w:t>
+      </w:r>
+    </w:p>
+    <w:p>
+      <w:pPr>
+        <w:bidi/>
+      </w:pPr>
+      <w:r>
+        <w:rPr>
+          <w:lang w:val="ar_AE" w:bidi="ar_AE"/>
+        </w:rPr>
+      </w:r>
+      <w:r>
+        <w:rPr>
           <w:b/>
           <w:lang w:val="ar_AE" w:bidi="ar_AE"/>
         </w:rPr>
@@ -28596,6 +31876,22 @@
       </w:r>
       <w:r>
         <w:rPr>
+          <w:lang w:val="ar_AE" w:bidi="ar_AE"/>
+        </w:rPr>
+        <w:t>לְ⁠פָנִ֨ים</w:t>
+      </w:r>
+    </w:p>
+    <w:p>
+      <w:pPr>
+        <w:bidi/>
+      </w:pPr>
+      <w:r>
+        <w:rPr>
+          <w:lang w:val="ar_AE" w:bidi="ar_AE"/>
+        </w:rPr>
+      </w:r>
+      <w:r>
+        <w:rPr>
           <w:b/>
           <w:lang w:val="ar_AE" w:bidi="ar_AE"/>
         </w:rPr>
@@ -28715,6 +32011,22 @@
       </w:r>
       <w:r>
         <w:rPr>
+          <w:lang w:val="ar_AE" w:bidi="ar_AE"/>
+        </w:rPr>
+        <w:t>לְ⁠רֵעֵ֑⁠הוּ</w:t>
+      </w:r>
+    </w:p>
+    <w:p>
+      <w:pPr>
+        <w:bidi/>
+      </w:pPr>
+      <w:r>
+        <w:rPr>
+          <w:lang w:val="ar_AE" w:bidi="ar_AE"/>
+        </w:rPr>
+      </w:r>
+      <w:r>
+        <w:rPr>
           <w:b/>
           <w:lang w:val="ar_AE" w:bidi="ar_AE"/>
         </w:rPr>
@@ -28834,6 +32146,22 @@
       </w:r>
       <w:r>
         <w:rPr>
+          <w:lang w:val="ar_AE" w:bidi="ar_AE"/>
+        </w:rPr>
+        <w:t>וַ⁠יֹּ֧אמֶר הַ⁠גֹּאֵ֛ל לְ⁠בֹ֖עַז קְנֵה־לָ֑⁠ךְ וַ⁠יִּשְׁלֹ֖ף נַעֲלֽ⁠וֹ</w:t>
+      </w:r>
+    </w:p>
+    <w:p>
+      <w:pPr>
+        <w:bidi/>
+      </w:pPr>
+      <w:r>
+        <w:rPr>
+          <w:lang w:val="ar_AE" w:bidi="ar_AE"/>
+        </w:rPr>
+      </w:r>
+      <w:r>
+        <w:rPr>
           <w:b/>
           <w:lang w:val="ar_AE" w:bidi="ar_AE"/>
         </w:rPr>
@@ -28940,6 +32268,22 @@
       </w:r>
       <w:r>
         <w:rPr>
+          <w:lang w:val="ar_AE" w:bidi="ar_AE"/>
+        </w:rPr>
+        <w:t>וַ⁠יֹּ֧אמֶר הַ⁠גֹּאֵ֛ל לְ⁠בֹ֖עַז קְנֵה־לָ֑⁠ךְ וַ⁠יִּשְׁלֹ֖ף נַעֲלֽ⁠וֹ</w:t>
+      </w:r>
+    </w:p>
+    <w:p>
+      <w:pPr>
+        <w:bidi/>
+      </w:pPr>
+      <w:r>
+        <w:rPr>
+          <w:lang w:val="ar_AE" w:bidi="ar_AE"/>
+        </w:rPr>
+      </w:r>
+      <w:r>
+        <w:rPr>
           <w:b/>
           <w:lang w:val="ar_AE" w:bidi="ar_AE"/>
         </w:rPr>
@@ -29059,6 +32403,22 @@
       </w:r>
       <w:r>
         <w:rPr>
+          <w:lang w:val="ar_AE" w:bidi="ar_AE"/>
+        </w:rPr>
+        <w:t>וַ⁠יִּשְׁלֹ֖ף נַעֲלֽ⁠וֹ</w:t>
+      </w:r>
+    </w:p>
+    <w:p>
+      <w:pPr>
+        <w:bidi/>
+      </w:pPr>
+      <w:r>
+        <w:rPr>
+          <w:lang w:val="ar_AE" w:bidi="ar_AE"/>
+        </w:rPr>
+      </w:r>
+      <w:r>
+        <w:rPr>
           <w:b/>
           <w:lang w:val="ar_AE" w:bidi="ar_AE"/>
         </w:rPr>
@@ -29165,6 +32525,22 @@
       </w:r>
       <w:r>
         <w:rPr>
+          <w:lang w:val="ar_AE" w:bidi="ar_AE"/>
+        </w:rPr>
+        <w:t>לַ⁠זְּקֵנִ֜ים וְ⁠כָל־הָ⁠עָ֗ם</w:t>
+      </w:r>
+    </w:p>
+    <w:p>
+      <w:pPr>
+        <w:bidi/>
+      </w:pPr>
+      <w:r>
+        <w:rPr>
+          <w:lang w:val="ar_AE" w:bidi="ar_AE"/>
+        </w:rPr>
+      </w:r>
+      <w:r>
+        <w:rPr>
           <w:b/>
           <w:lang w:val="ar_AE" w:bidi="ar_AE"/>
         </w:rPr>
@@ -29284,6 +32660,22 @@
       </w:r>
       <w:r>
         <w:rPr>
+          <w:lang w:val="ar_AE" w:bidi="ar_AE"/>
+        </w:rPr>
+        <w:t>מִ⁠יַּ֖ד נָעֳמִֽי</w:t>
+      </w:r>
+    </w:p>
+    <w:p>
+      <w:pPr>
+        <w:bidi/>
+      </w:pPr>
+      <w:r>
+        <w:rPr>
+          <w:lang w:val="ar_AE" w:bidi="ar_AE"/>
+        </w:rPr>
+      </w:r>
+      <w:r>
+        <w:rPr>
           <w:b/>
           <w:lang w:val="ar_AE" w:bidi="ar_AE"/>
         </w:rPr>
@@ -29487,6 +32879,22 @@
       </w:r>
       <w:r>
         <w:rPr>
+          <w:lang w:val="ar_AE" w:bidi="ar_AE"/>
+        </w:rPr>
+        <w:t>וְ⁠גַ֣ם</w:t>
+      </w:r>
+    </w:p>
+    <w:p>
+      <w:pPr>
+        <w:bidi/>
+      </w:pPr>
+      <w:r>
+        <w:rPr>
+          <w:lang w:val="ar_AE" w:bidi="ar_AE"/>
+        </w:rPr>
+      </w:r>
+      <w:r>
+        <w:rPr>
           <w:b/>
           <w:lang w:val="ar_AE" w:bidi="ar_AE"/>
         </w:rPr>
@@ -29580,6 +32988,22 @@
         <w:rPr>
           <w:lang w:val="ar_AE" w:bidi="ar_AE"/>
         </w:rPr>
+      </w:r>
+    </w:p>
+    <w:p>
+      <w:pPr>
+        <w:bidi/>
+      </w:pPr>
+      <w:r>
+        <w:rPr>
+          <w:lang w:val="ar_AE" w:bidi="ar_AE"/>
+        </w:rPr>
+      </w:r>
+      <w:r>
+        <w:rPr>
+          <w:lang w:val="ar_AE" w:bidi="ar_AE"/>
+        </w:rPr>
+        <w:t>לְ⁠הָקִ֤ים שֵׁם־הַ⁠מֵּת֙ עַל־נַ֣חֲלָת֔⁠וֹ</w:t>
       </w:r>
     </w:p>
     <w:p>
@@ -29695,6 +33119,22 @@
       </w:r>
       <w:r>
         <w:rPr>
+          <w:lang w:val="ar_AE" w:bidi="ar_AE"/>
+        </w:rPr>
+        <w:t>הַ⁠מֵּת֙ &amp; הַ⁠מֵּ֛ת</w:t>
+      </w:r>
+    </w:p>
+    <w:p>
+      <w:pPr>
+        <w:bidi/>
+      </w:pPr>
+      <w:r>
+        <w:rPr>
+          <w:lang w:val="ar_AE" w:bidi="ar_AE"/>
+        </w:rPr>
+      </w:r>
+      <w:r>
+        <w:rPr>
           <w:b/>
           <w:lang w:val="ar_AE" w:bidi="ar_AE"/>
         </w:rPr>
@@ -29846,6 +33286,22 @@
       </w:r>
       <w:r>
         <w:rPr>
+          <w:lang w:val="ar_AE" w:bidi="ar_AE"/>
+        </w:rPr>
+        <w:t>וְ⁠לֹא־יִכָּרֵ֧ת שֵׁם־הַ⁠מֵּ֛ת מֵ⁠עִ֥ם אֶחָ֖י⁠ו וּ⁠מִ⁠שַּׁ֣עַר מְקוֹמ֑⁠וֹ</w:t>
+      </w:r>
+    </w:p>
+    <w:p>
+      <w:pPr>
+        <w:bidi/>
+      </w:pPr>
+      <w:r>
+        <w:rPr>
+          <w:lang w:val="ar_AE" w:bidi="ar_AE"/>
+        </w:rPr>
+      </w:r>
+      <w:r>
+        <w:rPr>
           <w:b/>
           <w:lang w:val="ar_AE" w:bidi="ar_AE"/>
         </w:rPr>
@@ -29952,6 +33408,22 @@
       </w:r>
       <w:r>
         <w:rPr>
+          <w:lang w:val="ar_AE" w:bidi="ar_AE"/>
+        </w:rPr>
+        <w:t>וְ⁠לֹא־יִכָּרֵ֧ת שֵׁם־הַ⁠מֵּ֛ת מֵ⁠עִ֥ם אֶחָ֖י⁠ו וּ⁠מִ⁠שַּׁ֣עַר מְקוֹמ֑⁠וֹ</w:t>
+      </w:r>
+    </w:p>
+    <w:p>
+      <w:pPr>
+        <w:bidi/>
+      </w:pPr>
+      <w:r>
+        <w:rPr>
+          <w:lang w:val="ar_AE" w:bidi="ar_AE"/>
+        </w:rPr>
+      </w:r>
+      <w:r>
+        <w:rPr>
           <w:b/>
           <w:lang w:val="ar_AE" w:bidi="ar_AE"/>
         </w:rPr>
@@ -30084,6 +33556,22 @@
       </w:r>
       <w:r>
         <w:rPr>
+          <w:lang w:val="ar_AE" w:bidi="ar_AE"/>
+        </w:rPr>
+        <w:t>וּ⁠מִ⁠שַּׁ֣עַר מְקוֹמ֑⁠וֹ</w:t>
+      </w:r>
+    </w:p>
+    <w:p>
+      <w:pPr>
+        <w:bidi/>
+      </w:pPr>
+      <w:r>
+        <w:rPr>
+          <w:lang w:val="ar_AE" w:bidi="ar_AE"/>
+        </w:rPr>
+      </w:r>
+      <w:r>
+        <w:rPr>
           <w:b/>
           <w:lang w:val="ar_AE" w:bidi="ar_AE"/>
         </w:rPr>
@@ -30300,6 +33788,22 @@
       </w:r>
       <w:r>
         <w:rPr>
+          <w:lang w:val="ar_AE" w:bidi="ar_AE"/>
+        </w:rPr>
+        <w:t>הָ⁠עָ֧ם אֲשֶׁר־בַּ⁠שַּׁ֛עַר</w:t>
+      </w:r>
+    </w:p>
+    <w:p>
+      <w:pPr>
+        <w:bidi/>
+      </w:pPr>
+      <w:r>
+        <w:rPr>
+          <w:lang w:val="ar_AE" w:bidi="ar_AE"/>
+        </w:rPr>
+      </w:r>
+      <w:r>
+        <w:rPr>
           <w:b/>
           <w:lang w:val="ar_AE" w:bidi="ar_AE"/>
         </w:rPr>
@@ -30419,6 +33923,22 @@
       </w:r>
       <w:r>
         <w:rPr>
+          <w:lang w:val="ar_AE" w:bidi="ar_AE"/>
+        </w:rPr>
+        <w:t>הַ⁠בָּאָ֣ה אֶל־בֵּיתֶ֗⁠ךָ</w:t>
+      </w:r>
+    </w:p>
+    <w:p>
+      <w:pPr>
+        <w:bidi/>
+      </w:pPr>
+      <w:r>
+        <w:rPr>
+          <w:lang w:val="ar_AE" w:bidi="ar_AE"/>
+        </w:rPr>
+      </w:r>
+      <w:r>
+        <w:rPr>
           <w:b/>
           <w:lang w:val="ar_AE" w:bidi="ar_AE"/>
         </w:rPr>
@@ -30525,6 +34045,22 @@
       </w:r>
       <w:r>
         <w:rPr>
+          <w:lang w:val="ar_AE" w:bidi="ar_AE"/>
+        </w:rPr>
+        <w:t>יִתֵּן֩ יְהוָ֨ה אֶֽת־הָ⁠אִשָּׁ֜ה הַ⁠בָּאָ֣ה אֶל־בֵּיתֶ֗⁠ךָ כְּ⁠רָחֵ֤ל ׀ וּ⁠כְ⁠לֵאָה֙ אֲשֶׁ֨ר בָּנ֤וּ שְׁתֵּי⁠הֶם֙ אֶת־בֵּ֣ית יִשְׂרָאֵ֔ל</w:t>
+      </w:r>
+    </w:p>
+    <w:p>
+      <w:pPr>
+        <w:bidi/>
+      </w:pPr>
+      <w:r>
+        <w:rPr>
+          <w:lang w:val="ar_AE" w:bidi="ar_AE"/>
+        </w:rPr>
+      </w:r>
+      <w:r>
+        <w:rPr>
           <w:b/>
           <w:lang w:val="ar_AE" w:bidi="ar_AE"/>
         </w:rPr>
@@ -30631,6 +34167,22 @@
       </w:r>
       <w:r>
         <w:rPr>
+          <w:lang w:val="ar_AE" w:bidi="ar_AE"/>
+        </w:rPr>
+        <w:t>כְּ⁠רָחֵ֤ל ׀ וּ⁠כְ⁠לֵאָה֙ אֲשֶׁ֨ר בָּנ֤וּ שְׁתֵּי⁠הֶם֙ אֶת־בֵּ֣ית יִשְׂרָאֵ֔ל</w:t>
+      </w:r>
+    </w:p>
+    <w:p>
+      <w:pPr>
+        <w:bidi/>
+      </w:pPr>
+      <w:r>
+        <w:rPr>
+          <w:lang w:val="ar_AE" w:bidi="ar_AE"/>
+        </w:rPr>
+      </w:r>
+      <w:r>
+        <w:rPr>
           <w:b/>
           <w:lang w:val="ar_AE" w:bidi="ar_AE"/>
         </w:rPr>
@@ -30757,6 +34309,22 @@
       </w:r>
       <w:r>
         <w:rPr>
+          <w:lang w:val="ar_AE" w:bidi="ar_AE"/>
+        </w:rPr>
+        <w:t>בָּנ֤וּ &amp; אֶת־בֵּ֣ית יִשְׂרָאֵ֔ל</w:t>
+      </w:r>
+    </w:p>
+    <w:p>
+      <w:pPr>
+        <w:bidi/>
+      </w:pPr>
+      <w:r>
+        <w:rPr>
+          <w:lang w:val="ar_AE" w:bidi="ar_AE"/>
+        </w:rPr>
+      </w:r>
+      <w:r>
+        <w:rPr>
           <w:b/>
           <w:lang w:val="ar_AE" w:bidi="ar_AE"/>
         </w:rPr>
@@ -30889,6 +34457,22 @@
       </w:r>
       <w:r>
         <w:rPr>
+          <w:lang w:val="ar_AE" w:bidi="ar_AE"/>
+        </w:rPr>
+        <w:t>וַ⁠עֲשֵׂה־חַ֣יִל בְּ⁠אֶפְרָ֔תָה וּ⁠קְרָא־שֵׁ֖ם בְּ⁠בֵ֥ית לָֽחֶם</w:t>
+      </w:r>
+    </w:p>
+    <w:p>
+      <w:pPr>
+        <w:bidi/>
+      </w:pPr>
+      <w:r>
+        <w:rPr>
+          <w:lang w:val="ar_AE" w:bidi="ar_AE"/>
+        </w:rPr>
+      </w:r>
+      <w:r>
+        <w:rPr>
           <w:b/>
           <w:lang w:val="ar_AE" w:bidi="ar_AE"/>
         </w:rPr>
@@ -31008,6 +34592,22 @@
       </w:r>
       <w:r>
         <w:rPr>
+          <w:lang w:val="ar_AE" w:bidi="ar_AE"/>
+        </w:rPr>
+        <w:t>וַ⁠עֲשֵׂה־חַ֣יִל בְּ⁠אֶפְרָ֔תָה וּ⁠קְרָא־שֵׁ֖ם בְּ⁠בֵ֥ית לָֽחֶם</w:t>
+      </w:r>
+    </w:p>
+    <w:p>
+      <w:pPr>
+        <w:bidi/>
+      </w:pPr>
+      <w:r>
+        <w:rPr>
+          <w:lang w:val="ar_AE" w:bidi="ar_AE"/>
+        </w:rPr>
+      </w:r>
+      <w:r>
+        <w:rPr>
           <w:b/>
           <w:lang w:val="ar_AE" w:bidi="ar_AE"/>
         </w:rPr>
@@ -31114,6 +34714,22 @@
       </w:r>
       <w:r>
         <w:rPr>
+          <w:lang w:val="ar_AE" w:bidi="ar_AE"/>
+        </w:rPr>
+        <w:t>וִ⁠יהִ֤י בֵֽיתְ⁠ךָ֙ כְּ⁠בֵ֣ית פֶּ֔רֶץ</w:t>
+      </w:r>
+    </w:p>
+    <w:p>
+      <w:pPr>
+        <w:bidi/>
+      </w:pPr>
+      <w:r>
+        <w:rPr>
+          <w:lang w:val="ar_AE" w:bidi="ar_AE"/>
+        </w:rPr>
+      </w:r>
+      <w:r>
+        <w:rPr>
           <w:b/>
           <w:lang w:val="ar_AE" w:bidi="ar_AE"/>
         </w:rPr>
@@ -31233,6 +34849,22 @@
       </w:r>
       <w:r>
         <w:rPr>
+          <w:lang w:val="ar_AE" w:bidi="ar_AE"/>
+        </w:rPr>
+        <w:t>מִן־הַ⁠זֶּ֗רַע אֲשֶׁ֨ר יִתֵּ֤ן יְהוָה֙ לְ⁠ךָ֔</w:t>
+      </w:r>
+    </w:p>
+    <w:p>
+      <w:pPr>
+        <w:bidi/>
+      </w:pPr>
+      <w:r>
+        <w:rPr>
+          <w:lang w:val="ar_AE" w:bidi="ar_AE"/>
+        </w:rPr>
+      </w:r>
+      <w:r>
+        <w:rPr>
           <w:b/>
           <w:lang w:val="ar_AE" w:bidi="ar_AE"/>
         </w:rPr>
@@ -31339,6 +34971,22 @@
       </w:r>
       <w:r>
         <w:rPr>
+          <w:lang w:val="ar_AE" w:bidi="ar_AE"/>
+        </w:rPr>
+        <w:t>וַ⁠יִּקַּ֨ח בֹּ֤עַז אֶת־רוּת֙ וַ⁠תְּהִי־ל֣⁠וֹ לְ⁠אִשָּׁ֔ה</w:t>
+      </w:r>
+    </w:p>
+    <w:p>
+      <w:pPr>
+        <w:bidi/>
+      </w:pPr>
+      <w:r>
+        <w:rPr>
+          <w:lang w:val="ar_AE" w:bidi="ar_AE"/>
+        </w:rPr>
+      </w:r>
+      <w:r>
+        <w:rPr>
           <w:b/>
           <w:lang w:val="ar_AE" w:bidi="ar_AE"/>
         </w:rPr>
@@ -31432,6 +35080,22 @@
         <w:rPr>
           <w:lang w:val="ar_AE" w:bidi="ar_AE"/>
         </w:rPr>
+      </w:r>
+    </w:p>
+    <w:p>
+      <w:pPr>
+        <w:bidi/>
+      </w:pPr>
+      <w:r>
+        <w:rPr>
+          <w:lang w:val="ar_AE" w:bidi="ar_AE"/>
+        </w:rPr>
+      </w:r>
+      <w:r>
+        <w:rPr>
+          <w:lang w:val="ar_AE" w:bidi="ar_AE"/>
+        </w:rPr>
+        <w:t>וַ⁠יִּקַּ֨ח בֹּ֤עַז אֶת־רוּת֙</w:t>
       </w:r>
     </w:p>
     <w:p>
@@ -31600,6 +35264,22 @@
       </w:r>
       <w:r>
         <w:rPr>
+          <w:lang w:val="ar_AE" w:bidi="ar_AE"/>
+        </w:rPr>
+        <w:t>וַ⁠יָּבֹ֖א אֵלֶ֑י⁠הָ</w:t>
+      </w:r>
+    </w:p>
+    <w:p>
+      <w:pPr>
+        <w:bidi/>
+      </w:pPr>
+      <w:r>
+        <w:rPr>
+          <w:lang w:val="ar_AE" w:bidi="ar_AE"/>
+        </w:rPr>
+      </w:r>
+      <w:r>
+        <w:rPr>
           <w:b/>
           <w:lang w:val="ar_AE" w:bidi="ar_AE"/>
         </w:rPr>
@@ -31706,6 +35386,22 @@
         <w:rPr>
           <w:lang w:val="ar_AE" w:bidi="ar_AE"/>
         </w:rPr>
+      </w:r>
+    </w:p>
+    <w:p>
+      <w:pPr>
+        <w:bidi/>
+      </w:pPr>
+      <w:r>
+        <w:rPr>
+          <w:lang w:val="ar_AE" w:bidi="ar_AE"/>
+        </w:rPr>
+      </w:r>
+      <w:r>
+        <w:rPr>
+          <w:lang w:val="ar_AE" w:bidi="ar_AE"/>
+        </w:rPr>
+        <w:t>הַ⁠נָּשִׁים֙</w:t>
       </w:r>
     </w:p>
     <w:p>
@@ -31856,6 +35552,22 @@
       </w:r>
       <w:r>
         <w:rPr>
+          <w:lang w:val="ar_AE" w:bidi="ar_AE"/>
+        </w:rPr>
+        <w:t>בָּר֣וּךְ יְהוָ֔ה</w:t>
+      </w:r>
+    </w:p>
+    <w:p>
+      <w:pPr>
+        <w:bidi/>
+      </w:pPr>
+      <w:r>
+        <w:rPr>
+          <w:lang w:val="ar_AE" w:bidi="ar_AE"/>
+        </w:rPr>
+      </w:r>
+      <w:r>
+        <w:rPr>
           <w:b/>
           <w:lang w:val="ar_AE" w:bidi="ar_AE"/>
         </w:rPr>
@@ -31962,6 +35674,22 @@
       </w:r>
       <w:r>
         <w:rPr>
+          <w:lang w:val="ar_AE" w:bidi="ar_AE"/>
+        </w:rPr>
+        <w:t>לֹ֣א הִשְׁבִּ֥ית לָ֛⁠ךְ גֹּאֵ֖ל הַ⁠יּ֑וֹם</w:t>
+      </w:r>
+    </w:p>
+    <w:p>
+      <w:pPr>
+        <w:bidi/>
+      </w:pPr>
+      <w:r>
+        <w:rPr>
+          <w:lang w:val="ar_AE" w:bidi="ar_AE"/>
+        </w:rPr>
+      </w:r>
+      <w:r>
+        <w:rPr>
           <w:b/>
           <w:lang w:val="ar_AE" w:bidi="ar_AE"/>
         </w:rPr>
@@ -32094,6 +35822,22 @@
       </w:r>
       <w:r>
         <w:rPr>
+          <w:lang w:val="ar_AE" w:bidi="ar_AE"/>
+        </w:rPr>
+        <w:t>וְ⁠יִקָּרֵ֥א שְׁמ֖⁠וֹ</w:t>
+      </w:r>
+    </w:p>
+    <w:p>
+      <w:pPr>
+        <w:bidi/>
+      </w:pPr>
+      <w:r>
+        <w:rPr>
+          <w:lang w:val="ar_AE" w:bidi="ar_AE"/>
+        </w:rPr>
+      </w:r>
+      <w:r>
+        <w:rPr>
           <w:b/>
           <w:lang w:val="ar_AE" w:bidi="ar_AE"/>
         </w:rPr>
@@ -32200,6 +35944,22 @@
       </w:r>
       <w:r>
         <w:rPr>
+          <w:lang w:val="ar_AE" w:bidi="ar_AE"/>
+        </w:rPr>
+        <w:t>וְ⁠יִקָּרֵ֥א שְׁמ֖⁠וֹ בְּ⁠יִשְׂרָאֵֽל</w:t>
+      </w:r>
+    </w:p>
+    <w:p>
+      <w:pPr>
+        <w:bidi/>
+      </w:pPr>
+      <w:r>
+        <w:rPr>
+          <w:lang w:val="ar_AE" w:bidi="ar_AE"/>
+        </w:rPr>
+      </w:r>
+      <w:r>
+        <w:rPr>
           <w:b/>
           <w:lang w:val="ar_AE" w:bidi="ar_AE"/>
         </w:rPr>
@@ -32319,6 +36079,22 @@
       </w:r>
       <w:r>
         <w:rPr>
+          <w:lang w:val="ar_AE" w:bidi="ar_AE"/>
+        </w:rPr>
+        <w:t>לְ⁠מֵשִׁ֣יב נֶ֔פֶשׁ</w:t>
+      </w:r>
+    </w:p>
+    <w:p>
+      <w:pPr>
+        <w:bidi/>
+      </w:pPr>
+      <w:r>
+        <w:rPr>
+          <w:lang w:val="ar_AE" w:bidi="ar_AE"/>
+        </w:rPr>
+      </w:r>
+      <w:r>
+        <w:rPr>
           <w:b/>
           <w:lang w:val="ar_AE" w:bidi="ar_AE"/>
         </w:rPr>
@@ -32438,6 +36214,22 @@
       </w:r>
       <w:r>
         <w:rPr>
+          <w:lang w:val="ar_AE" w:bidi="ar_AE"/>
+        </w:rPr>
+        <w:t>וּ⁠לְ⁠כַלְכֵּ֖ל אֶת־שֵׂיבָתֵ֑⁠ךְ</w:t>
+      </w:r>
+    </w:p>
+    <w:p>
+      <w:pPr>
+        <w:bidi/>
+      </w:pPr>
+      <w:r>
+        <w:rPr>
+          <w:lang w:val="ar_AE" w:bidi="ar_AE"/>
+        </w:rPr>
+      </w:r>
+      <w:r>
+        <w:rPr>
           <w:b/>
           <w:lang w:val="ar_AE" w:bidi="ar_AE"/>
         </w:rPr>
@@ -32557,6 +36349,22 @@
       </w:r>
       <w:r>
         <w:rPr>
+          <w:lang w:val="ar_AE" w:bidi="ar_AE"/>
+        </w:rPr>
+        <w:t>כִּ֣י</w:t>
+      </w:r>
+    </w:p>
+    <w:p>
+      <w:pPr>
+        <w:bidi/>
+      </w:pPr>
+      <w:r>
+        <w:rPr>
+          <w:lang w:val="ar_AE" w:bidi="ar_AE"/>
+        </w:rPr>
+      </w:r>
+      <w:r>
+        <w:rPr>
           <w:b/>
           <w:lang w:val="ar_AE" w:bidi="ar_AE"/>
         </w:rPr>
@@ -32676,6 +36484,22 @@
       </w:r>
       <w:r>
         <w:rPr>
+          <w:lang w:val="ar_AE" w:bidi="ar_AE"/>
+        </w:rPr>
+        <w:t>ט֣וֹבָה לָ֔⁠ךְ מִ⁠שִּׁבְעָ֖ה בָּנִֽים</w:t>
+      </w:r>
+    </w:p>
+    <w:p>
+      <w:pPr>
+        <w:bidi/>
+      </w:pPr>
+      <w:r>
+        <w:rPr>
+          <w:lang w:val="ar_AE" w:bidi="ar_AE"/>
+        </w:rPr>
+      </w:r>
+      <w:r>
+        <w:rPr>
           <w:b/>
           <w:lang w:val="ar_AE" w:bidi="ar_AE"/>
         </w:rPr>
@@ -32781,6 +36605,22 @@
       </w:r>
       <w:r>
         <w:rPr>
+          <w:lang w:val="ar_AE" w:bidi="ar_AE"/>
+        </w:rPr>
+        <w:t>וַ⁠תִּקַּ֨ח נָעֳמִ֤י אֶת־הַ⁠יֶּ֨לֶד֙</w:t>
+      </w:r>
+    </w:p>
+    <w:p>
+      <w:pPr>
+        <w:bidi/>
+      </w:pPr>
+      <w:r>
+        <w:rPr>
+          <w:lang w:val="ar_AE" w:bidi="ar_AE"/>
+        </w:rPr>
+      </w:r>
+      <w:r>
+        <w:rPr>
           <w:b/>
           <w:lang w:val="ar_AE" w:bidi="ar_AE"/>
         </w:rPr>
@@ -32984,6 +36824,22 @@
       </w:r>
       <w:r>
         <w:rPr>
+          <w:lang w:val="ar_AE" w:bidi="ar_AE"/>
+        </w:rPr>
+        <w:t>וַ⁠תִּקְרֶאנָה֩ ל֨⁠וֹ הַ⁠שְּׁכֵנ֥וֹת שֵׁם֙ לֵ⁠אמֹ֔ר &amp; וַ⁠תִּקְרֶ֤אנָֽה שְׁמ⁠וֹ֙ עוֹבֵ֔ד</w:t>
+      </w:r>
+    </w:p>
+    <w:p>
+      <w:pPr>
+        <w:bidi/>
+      </w:pPr>
+      <w:r>
+        <w:rPr>
+          <w:lang w:val="ar_AE" w:bidi="ar_AE"/>
+        </w:rPr>
+      </w:r>
+      <w:r>
+        <w:rPr>
           <w:b/>
           <w:lang w:val="ar_AE" w:bidi="ar_AE"/>
         </w:rPr>
@@ -33104,6 +36960,22 @@
       </w:r>
       <w:r>
         <w:rPr>
+          <w:lang w:val="ar_AE" w:bidi="ar_AE"/>
+        </w:rPr>
+        <w:t>יֻלַּד־בֵּ֖ן לְ⁠נָעֳמִ֑י</w:t>
+      </w:r>
+    </w:p>
+    <w:p>
+      <w:pPr>
+        <w:bidi/>
+      </w:pPr>
+      <w:r>
+        <w:rPr>
+          <w:lang w:val="ar_AE" w:bidi="ar_AE"/>
+        </w:rPr>
+      </w:r>
+      <w:r>
+        <w:rPr>
           <w:b/>
           <w:lang w:val="ar_AE" w:bidi="ar_AE"/>
         </w:rPr>
@@ -33217,6 +37089,22 @@
       </w:r>
       <w:r>
         <w:rPr>
+          <w:lang w:val="ar_AE" w:bidi="ar_AE"/>
+        </w:rPr>
+        <w:t>וַ⁠תִּקְרֶ֤אנָֽה שְׁמ⁠וֹ֙ עוֹבֵ֔ד</w:t>
+      </w:r>
+    </w:p>
+    <w:p>
+      <w:pPr>
+        <w:bidi/>
+      </w:pPr>
+      <w:r>
+        <w:rPr>
+          <w:lang w:val="ar_AE" w:bidi="ar_AE"/>
+        </w:rPr>
+      </w:r>
+      <w:r>
+        <w:rPr>
           <w:b/>
           <w:lang w:val="ar_AE" w:bidi="ar_AE"/>
         </w:rPr>
@@ -33336,6 +37224,22 @@
       </w:r>
       <w:r>
         <w:rPr>
+          <w:lang w:val="ar_AE" w:bidi="ar_AE"/>
+        </w:rPr>
+        <w:t>ה֥וּא אֲבִי־יִשַׁ֖י</w:t>
+      </w:r>
+    </w:p>
+    <w:p>
+      <w:pPr>
+        <w:bidi/>
+      </w:pPr>
+      <w:r>
+        <w:rPr>
+          <w:lang w:val="ar_AE" w:bidi="ar_AE"/>
+        </w:rPr>
+      </w:r>
+      <w:r>
+        <w:rPr>
           <w:b/>
           <w:lang w:val="ar_AE" w:bidi="ar_AE"/>
         </w:rPr>
@@ -33561,6 +37465,22 @@
         <w:rPr>
           <w:lang w:val="ar_AE" w:bidi="ar_AE"/>
         </w:rPr>
+      </w:r>
+    </w:p>
+    <w:p>
+      <w:pPr>
+        <w:bidi/>
+      </w:pPr>
+      <w:r>
+        <w:rPr>
+          <w:lang w:val="ar_AE" w:bidi="ar_AE"/>
+        </w:rPr>
+      </w:r>
+      <w:r>
+        <w:rPr>
+          <w:lang w:val="ar_AE" w:bidi="ar_AE"/>
+        </w:rPr>
+        <w:t>תּוֹלְד֣וֹת פָּ֔רֶץ</w:t>
       </w:r>
     </w:p>
     <w:p>
@@ -33716,6 +37636,22 @@
       </w:r>
       <w:r>
         <w:rPr>
+          <w:lang w:val="ar_AE" w:bidi="ar_AE"/>
+        </w:rPr>
+        <w:t>פֶּ֖רֶץ הוֹלִ֥יד אֶת־חֶצְרֽוֹן</w:t>
+      </w:r>
+    </w:p>
+    <w:p>
+      <w:pPr>
+        <w:bidi/>
+      </w:pPr>
+      <w:r>
+        <w:rPr>
+          <w:lang w:val="ar_AE" w:bidi="ar_AE"/>
+        </w:rPr>
+      </w:r>
+      <w:r>
+        <w:rPr>
           <w:b/>
           <w:lang w:val="ar_AE" w:bidi="ar_AE"/>
         </w:rPr>
@@ -33829,6 +37765,22 @@
         <w:rPr>
           <w:lang w:val="ar_AE" w:bidi="ar_AE"/>
         </w:rPr>
+      </w:r>
+    </w:p>
+    <w:p>
+      <w:pPr>
+        <w:bidi/>
+      </w:pPr>
+      <w:r>
+        <w:rPr>
+          <w:lang w:val="ar_AE" w:bidi="ar_AE"/>
+        </w:rPr>
+      </w:r>
+      <w:r>
+        <w:rPr>
+          <w:lang w:val="ar_AE" w:bidi="ar_AE"/>
+        </w:rPr>
+        <w:t>וְ⁠חֶצְרוֹן֙ &amp; אֶת־רָ֔ם &amp; אֶת־עַמִּֽינָדָֽב</w:t>
       </w:r>
     </w:p>
     <w:p>

--- a/arb/docx/08.content.docx
+++ b/arb/docx/08.content.docx
@@ -32,51 +32,16 @@
     </w:p>
     <w:p>
       <w:pPr>
-        <w:pStyle w:val="Heading2"/>
-        <w:bidi/>
-      </w:pPr>
-      <w:r>
-        <w:rPr>
-          <w:lang w:val="ar_AE" w:bidi="ar_AE"/>
-        </w:rPr>
-        <w:t>License Information</w:t>
-      </w:r>
-      <w:r>
-        <w:rPr>
-          <w:lang w:val="ar_AE" w:bidi="ar_AE"/>
-        </w:rPr>
-      </w:r>
-    </w:p>
-    <w:p>
-      <w:pPr>
-        <w:bidi/>
-      </w:pPr>
-      <w:r>
-        <w:rPr>
-          <w:lang w:val="ar_AE" w:bidi="ar_AE"/>
-        </w:rPr>
-      </w:r>
-      <w:r>
-        <w:rPr>
-          <w:b/>
-          <w:lang w:val="ar_AE" w:bidi="ar_AE"/>
-        </w:rPr>
-        <w:t>ملاحظات الترجمة (كلمة متكشفة)</w:t>
-      </w:r>
-      <w:r>
-        <w:rPr>
-          <w:lang w:val="ar_AE" w:bidi="ar_AE"/>
-        </w:rPr>
-        <w:t xml:space="preserve"> (Arabic) is based on</w:t>
-      </w:r>
-      <w:r>
-        <w:rPr>
-          <w:lang w:val="ar_AE" w:bidi="ar_AE"/>
-        </w:rPr>
-        <w:t xml:space="preserve">: </w:t>
-      </w:r>
-      <w:r>
-        <w:rPr>
+        <w:bidi/>
+      </w:pPr>
+      <w:r>
+        <w:rPr>
+          <w:lang w:val="ar_AE" w:bidi="ar_AE"/>
+        </w:rPr>
+      </w:r>
+      <w:r>
+        <w:rPr>
+          <w:b/>
           <w:lang w:val="ar_AE" w:bidi="ar_AE"/>
         </w:rPr>
         <w:t>unfoldingWord® Translation Notes</w:t>
@@ -85,64 +50,31 @@
         <w:rPr>
           <w:lang w:val="ar_AE" w:bidi="ar_AE"/>
         </w:rPr>
-        <w:t xml:space="preserve">, </w:t>
-      </w:r>
-      <w:hyperlink r:id="rId13">
-        <w:r>
-          <w:rPr>
-            <w:lang w:val="ar_AE" w:bidi="ar_AE"/>
-          </w:rPr>
-          <w:rPr>
-            <w:color w:val="0000EE"/>
-            <w:u w:val="single"/>
-          </w:rPr>
-          <w:t>unfoldingWord</w:t>
-        </w:r>
-      </w:hyperlink>
-      <w:r>
-        <w:rPr>
-          <w:lang w:val="ar_AE" w:bidi="ar_AE"/>
-        </w:rPr>
-        <w:t xml:space="preserve">, 2022, which is licensed under a </w:t>
-      </w:r>
-      <w:hyperlink r:id="rId14">
-        <w:r>
-          <w:rPr>
-            <w:lang w:val="ar_AE" w:bidi="ar_AE"/>
-          </w:rPr>
-          <w:rPr>
-            <w:color w:val="0000EE"/>
-            <w:u w:val="single"/>
-          </w:rPr>
-          <w:t>CC BY-SA 4.0 license</w:t>
-        </w:r>
-      </w:hyperlink>
-      <w:r>
-        <w:rPr>
-          <w:lang w:val="ar_AE" w:bidi="ar_AE"/>
-        </w:rPr>
-        <w:t>.</w:t>
-      </w:r>
-      <w:r>
-        <w:rPr>
-          <w:lang w:val="ar_AE" w:bidi="ar_AE"/>
-        </w:rPr>
-      </w:r>
-    </w:p>
-    <w:p>
-      <w:pPr>
-        <w:bidi/>
-      </w:pPr>
-      <w:r>
-        <w:rPr>
-          <w:lang w:val="ar_AE" w:bidi="ar_AE"/>
-        </w:rPr>
-      </w:r>
-      <w:r>
-        <w:rPr>
-          <w:lang w:val="ar_AE" w:bidi="ar_AE"/>
-        </w:rPr>
-        <w:t>This PDF version is provided under the same license.</w:t>
+        <w:t xml:space="preserve"> © 2022 unfoldingWord. Released under CC BY-SA 4.0 license. </w:t>
+      </w:r>
+      <w:r>
+        <w:rPr>
+          <w:lang w:val="ar_AE" w:bidi="ar_AE"/>
+        </w:rPr>
+        <w:t>unfoldingWord® Translation Notes</w:t>
+      </w:r>
+      <w:r>
+        <w:rPr>
+          <w:lang w:val="ar_AE" w:bidi="ar_AE"/>
+        </w:rPr>
+        <w:t xml:space="preserve"> has been adapted in the following languages: Tok Pisin, Arabic (عربي), French (Français), Hindi (हिंदी), Indonesian (Bahasa Indonesia), Portuguese (Português), Russian (Русский), Spanish (Español), Swahili (Kiswahili), and Simplified Chinese (简体中文) from </w:t>
+      </w:r>
+      <w:r>
+        <w:rPr>
+          <w:lang w:val="ar_AE" w:bidi="ar_AE"/>
+        </w:rPr>
+        <w:t>unfoldingWord® Translation Notes</w:t>
+      </w:r>
+      <w:r>
+        <w:rPr>
+          <w:lang w:val="ar_AE" w:bidi="ar_AE"/>
+        </w:rPr>
+        <w:t xml:space="preserve"> © 2022 unfoldingWord. Released under CC BY-SA 4.0 license by Mission Mutual</w:t>
       </w:r>
       <w:r>
         <w:rPr>
@@ -1177,22 +1109,6 @@
       </w:r>
       <w:r>
         <w:rPr>
-          <w:lang w:val="ar_AE" w:bidi="ar_AE"/>
-        </w:rPr>
-        <w:t>בִּ⁠ימֵי֙ שְׁפֹ֣ט הַ⁠שֹּׁפְטִ֔ים</w:t>
-      </w:r>
-    </w:p>
-    <w:p>
-      <w:pPr>
-        <w:bidi/>
-      </w:pPr>
-      <w:r>
-        <w:rPr>
-          <w:lang w:val="ar_AE" w:bidi="ar_AE"/>
-        </w:rPr>
-      </w:r>
-      <w:r>
-        <w:rPr>
           <w:b/>
           <w:lang w:val="ar_AE" w:bidi="ar_AE"/>
         </w:rPr>
@@ -1312,22 +1228,6 @@
       </w:r>
       <w:r>
         <w:rPr>
-          <w:lang w:val="ar_AE" w:bidi="ar_AE"/>
-        </w:rPr>
-        <w:t>בָּ⁠אָ֑רֶץ</w:t>
-      </w:r>
-    </w:p>
-    <w:p>
-      <w:pPr>
-        <w:bidi/>
-      </w:pPr>
-      <w:r>
-        <w:rPr>
-          <w:lang w:val="ar_AE" w:bidi="ar_AE"/>
-        </w:rPr>
-      </w:r>
-      <w:r>
-        <w:rPr>
           <w:b/>
           <w:lang w:val="ar_AE" w:bidi="ar_AE"/>
         </w:rPr>
@@ -1447,22 +1347,6 @@
       </w:r>
       <w:r>
         <w:rPr>
-          <w:lang w:val="ar_AE" w:bidi="ar_AE"/>
-        </w:rPr>
-        <w:t>אִ֜ישׁ</w:t>
-      </w:r>
-    </w:p>
-    <w:p>
-      <w:pPr>
-        <w:bidi/>
-      </w:pPr>
-      <w:r>
-        <w:rPr>
-          <w:lang w:val="ar_AE" w:bidi="ar_AE"/>
-        </w:rPr>
-      </w:r>
-      <w:r>
-        <w:rPr>
           <w:b/>
           <w:lang w:val="ar_AE" w:bidi="ar_AE"/>
         </w:rPr>
@@ -1569,22 +1453,6 @@
       </w:r>
       <w:r>
         <w:rPr>
-          <w:lang w:val="ar_AE" w:bidi="ar_AE"/>
-        </w:rPr>
-        <w:t>אֶפְרָתִ֔ים</w:t>
-      </w:r>
-    </w:p>
-    <w:p>
-      <w:pPr>
-        <w:bidi/>
-      </w:pPr>
-      <w:r>
-        <w:rPr>
-          <w:lang w:val="ar_AE" w:bidi="ar_AE"/>
-        </w:rPr>
-      </w:r>
-      <w:r>
-        <w:rPr>
           <w:b/>
           <w:lang w:val="ar_AE" w:bidi="ar_AE"/>
         </w:rPr>
@@ -1704,22 +1572,6 @@
       </w:r>
       <w:r>
         <w:rPr>
-          <w:lang w:val="ar_AE" w:bidi="ar_AE"/>
-        </w:rPr>
-        <w:t>וַ⁠תִּשָּׁאֵ֥ר הִ֖יא וּ⁠שְׁנֵ֥י בָנֶֽי⁠הָ</w:t>
-      </w:r>
-    </w:p>
-    <w:p>
-      <w:pPr>
-        <w:bidi/>
-      </w:pPr>
-      <w:r>
-        <w:rPr>
-          <w:lang w:val="ar_AE" w:bidi="ar_AE"/>
-        </w:rPr>
-      </w:r>
-      <w:r>
-        <w:rPr>
           <w:b/>
           <w:lang w:val="ar_AE" w:bidi="ar_AE"/>
         </w:rPr>
@@ -1812,22 +1664,6 @@
       </w:r>
       <w:r>
         <w:rPr>
-          <w:lang w:val="ar_AE" w:bidi="ar_AE"/>
-        </w:rPr>
-        <w:t>וַ⁠יִּשְׂא֣וּ לָ⁠הֶ֗ם נָשִׁים֙</w:t>
-      </w:r>
-    </w:p>
-    <w:p>
-      <w:pPr>
-        <w:bidi/>
-      </w:pPr>
-      <w:r>
-        <w:rPr>
-          <w:lang w:val="ar_AE" w:bidi="ar_AE"/>
-        </w:rPr>
-      </w:r>
-      <w:r>
-        <w:rPr>
           <w:b/>
           <w:lang w:val="ar_AE" w:bidi="ar_AE"/>
         </w:rPr>
@@ -1947,22 +1783,6 @@
       </w:r>
       <w:r>
         <w:rPr>
-          <w:lang w:val="ar_AE" w:bidi="ar_AE"/>
-        </w:rPr>
-        <w:t>שֵׁ֤ם הָֽ⁠אַחַת֙ עָרְפָּ֔ה וְ⁠שֵׁ֥ם הַ⁠שֵּׁנִ֖ית ר֑וּת</w:t>
-      </w:r>
-    </w:p>
-    <w:p>
-      <w:pPr>
-        <w:bidi/>
-      </w:pPr>
-      <w:r>
-        <w:rPr>
-          <w:lang w:val="ar_AE" w:bidi="ar_AE"/>
-        </w:rPr>
-      </w:r>
-      <w:r>
-        <w:rPr>
           <w:b/>
           <w:lang w:val="ar_AE" w:bidi="ar_AE"/>
         </w:rPr>
@@ -2047,22 +1867,6 @@
       </w:r>
       <w:r>
         <w:rPr>
-          <w:lang w:val="ar_AE" w:bidi="ar_AE"/>
-        </w:rPr>
-        <w:t>וַ⁠תִּשָּׁאֵר֙ הָֽ⁠אִשָּׁ֔ה מִ⁠שְּׁנֵ֥י יְלָדֶ֖י⁠הָ וּ⁠מֵ⁠אִישָֽׁ⁠הּ</w:t>
-      </w:r>
-    </w:p>
-    <w:p>
-      <w:pPr>
-        <w:bidi/>
-      </w:pPr>
-      <w:r>
-        <w:rPr>
-          <w:lang w:val="ar_AE" w:bidi="ar_AE"/>
-        </w:rPr>
-      </w:r>
-      <w:r>
-        <w:rPr>
           <w:b/>
           <w:lang w:val="ar_AE" w:bidi="ar_AE"/>
         </w:rPr>
@@ -2169,22 +1973,6 @@
       </w:r>
       <w:r>
         <w:rPr>
-          <w:lang w:val="ar_AE" w:bidi="ar_AE"/>
-        </w:rPr>
-        <w:t>וַ⁠תָּ֤קָם הִיא֙ וְ⁠כַלֹּתֶ֔י⁠הָ וַ⁠תָּ֖שָׁב</w:t>
-      </w:r>
-    </w:p>
-    <w:p>
-      <w:pPr>
-        <w:bidi/>
-      </w:pPr>
-      <w:r>
-        <w:rPr>
-          <w:lang w:val="ar_AE" w:bidi="ar_AE"/>
-        </w:rPr>
-      </w:r>
-      <w:r>
-        <w:rPr>
           <w:b/>
           <w:lang w:val="ar_AE" w:bidi="ar_AE"/>
         </w:rPr>
@@ -2291,22 +2079,6 @@
       </w:r>
       <w:r>
         <w:rPr>
-          <w:lang w:val="ar_AE" w:bidi="ar_AE"/>
-        </w:rPr>
-        <w:t>וַ⁠תָּ֤קָם הִיא֙ וְ⁠כַלֹּתֶ֔י⁠הָ וַ⁠תָּ֖שָׁב</w:t>
-      </w:r>
-    </w:p>
-    <w:p>
-      <w:pPr>
-        <w:bidi/>
-      </w:pPr>
-      <w:r>
-        <w:rPr>
-          <w:lang w:val="ar_AE" w:bidi="ar_AE"/>
-        </w:rPr>
-      </w:r>
-      <w:r>
-        <w:rPr>
           <w:b/>
           <w:lang w:val="ar_AE" w:bidi="ar_AE"/>
         </w:rPr>
@@ -2523,22 +2295,6 @@
       </w:r>
       <w:r>
         <w:rPr>
-          <w:lang w:val="ar_AE" w:bidi="ar_AE"/>
-        </w:rPr>
-        <w:t>כִּ֤י שָֽׁמְעָה֙ בִּ⁠שְׂדֵ֣ה מוֹאָ֔ב כִּֽי־פָקַ֤ד יְהוָה֙ אֶת־עַמּ֔⁠וֹ לָ⁠תֵ֥ת לָ⁠הֶ֖ם לָֽחֶם</w:t>
-      </w:r>
-    </w:p>
-    <w:p>
-      <w:pPr>
-        <w:bidi/>
-      </w:pPr>
-      <w:r>
-        <w:rPr>
-          <w:lang w:val="ar_AE" w:bidi="ar_AE"/>
-        </w:rPr>
-      </w:r>
-      <w:r>
-        <w:rPr>
           <w:b/>
           <w:lang w:val="ar_AE" w:bidi="ar_AE"/>
         </w:rPr>
@@ -2645,22 +2401,6 @@
       </w:r>
       <w:r>
         <w:rPr>
-          <w:lang w:val="ar_AE" w:bidi="ar_AE"/>
-        </w:rPr>
-        <w:t>שָֽׁמְעָה֙ בִּ⁠שְׂדֵ֣ה מוֹאָ֔ב</w:t>
-      </w:r>
-    </w:p>
-    <w:p>
-      <w:pPr>
-        <w:bidi/>
-      </w:pPr>
-      <w:r>
-        <w:rPr>
-          <w:lang w:val="ar_AE" w:bidi="ar_AE"/>
-        </w:rPr>
-      </w:r>
-      <w:r>
-        <w:rPr>
           <w:b/>
           <w:lang w:val="ar_AE" w:bidi="ar_AE"/>
         </w:rPr>
@@ -2767,22 +2507,6 @@
       </w:r>
       <w:r>
         <w:rPr>
-          <w:lang w:val="ar_AE" w:bidi="ar_AE"/>
-        </w:rPr>
-        <w:t>פָקַ֤ד &amp; אֶת־עַמּ֔⁠וֹ</w:t>
-      </w:r>
-    </w:p>
-    <w:p>
-      <w:pPr>
-        <w:bidi/>
-      </w:pPr>
-      <w:r>
-        <w:rPr>
-          <w:lang w:val="ar_AE" w:bidi="ar_AE"/>
-        </w:rPr>
-      </w:r>
-      <w:r>
-        <w:rPr>
           <w:b/>
           <w:lang w:val="ar_AE" w:bidi="ar_AE"/>
         </w:rPr>
@@ -2915,22 +2639,6 @@
       </w:r>
       <w:r>
         <w:rPr>
-          <w:lang w:val="ar_AE" w:bidi="ar_AE"/>
-        </w:rPr>
-        <w:t>לָ⁠תֵ֥ת לָ⁠הֶ֖ם לָֽחֶם</w:t>
-      </w:r>
-    </w:p>
-    <w:p>
-      <w:pPr>
-        <w:bidi/>
-      </w:pPr>
-      <w:r>
-        <w:rPr>
-          <w:lang w:val="ar_AE" w:bidi="ar_AE"/>
-        </w:rPr>
-      </w:r>
-      <w:r>
-        <w:rPr>
           <w:b/>
           <w:lang w:val="ar_AE" w:bidi="ar_AE"/>
         </w:rPr>
@@ -3218,22 +2926,6 @@
       </w:r>
       <w:r>
         <w:rPr>
-          <w:lang w:val="ar_AE" w:bidi="ar_AE"/>
-        </w:rPr>
-        <w:t>לֵ֣כְנָה שֹּׁ֔בְנָה אִשָּׁ֖ה</w:t>
-      </w:r>
-    </w:p>
-    <w:p>
-      <w:pPr>
-        <w:bidi/>
-      </w:pPr>
-      <w:r>
-        <w:rPr>
-          <w:lang w:val="ar_AE" w:bidi="ar_AE"/>
-        </w:rPr>
-      </w:r>
-      <w:r>
-        <w:rPr>
           <w:b/>
           <w:lang w:val="ar_AE" w:bidi="ar_AE"/>
         </w:rPr>
@@ -3340,22 +3032,6 @@
       </w:r>
       <w:r>
         <w:rPr>
-          <w:lang w:val="ar_AE" w:bidi="ar_AE"/>
-        </w:rPr>
-        <w:t>לֵ֣כְנָה שֹּׁ֔בְנָה אִשָּׁ֖ה לְ⁠בֵ֣ית אִמָּ֑⁠הּ</w:t>
-      </w:r>
-    </w:p>
-    <w:p>
-      <w:pPr>
-        <w:bidi/>
-      </w:pPr>
-      <w:r>
-        <w:rPr>
-          <w:lang w:val="ar_AE" w:bidi="ar_AE"/>
-        </w:rPr>
-      </w:r>
-      <w:r>
-        <w:rPr>
           <w:b/>
           <w:lang w:val="ar_AE" w:bidi="ar_AE"/>
         </w:rPr>
@@ -3524,22 +3200,6 @@
       </w:r>
       <w:r>
         <w:rPr>
-          <w:lang w:val="ar_AE" w:bidi="ar_AE"/>
-        </w:rPr>
-        <w:t>יעשה יְהוָ֤ה עִמָּ⁠כֶם֙ חֶ֔סֶד כַּ⁠אֲשֶׁ֧ר עֲשִׂיתֶ֛ם עִם־הַ⁠מֵּתִ֖ים וְ⁠עִמָּדִֽ⁠י</w:t>
-      </w:r>
-    </w:p>
-    <w:p>
-      <w:pPr>
-        <w:bidi/>
-      </w:pPr>
-      <w:r>
-        <w:rPr>
-          <w:lang w:val="ar_AE" w:bidi="ar_AE"/>
-        </w:rPr>
-      </w:r>
-      <w:r>
-        <w:rPr>
           <w:b/>
           <w:lang w:val="ar_AE" w:bidi="ar_AE"/>
         </w:rPr>
@@ -3646,22 +3306,6 @@
       </w:r>
       <w:r>
         <w:rPr>
-          <w:lang w:val="ar_AE" w:bidi="ar_AE"/>
-        </w:rPr>
-        <w:t>עִם־הַ⁠מֵּתִ֖ים</w:t>
-      </w:r>
-    </w:p>
-    <w:p>
-      <w:pPr>
-        <w:bidi/>
-      </w:pPr>
-      <w:r>
-        <w:rPr>
-          <w:lang w:val="ar_AE" w:bidi="ar_AE"/>
-        </w:rPr>
-      </w:r>
-      <w:r>
-        <w:rPr>
           <w:b/>
           <w:lang w:val="ar_AE" w:bidi="ar_AE"/>
         </w:rPr>
@@ -3781,22 +3425,6 @@
       </w:r>
       <w:r>
         <w:rPr>
-          <w:lang w:val="ar_AE" w:bidi="ar_AE"/>
-        </w:rPr>
-        <w:t>חֶ֔סֶד</w:t>
-      </w:r>
-    </w:p>
-    <w:p>
-      <w:pPr>
-        <w:bidi/>
-      </w:pPr>
-      <w:r>
-        <w:rPr>
-          <w:lang w:val="ar_AE" w:bidi="ar_AE"/>
-        </w:rPr>
-      </w:r>
-      <w:r>
-        <w:rPr>
           <w:b/>
           <w:lang w:val="ar_AE" w:bidi="ar_AE"/>
         </w:rPr>
@@ -4022,22 +3650,6 @@
       </w:r>
       <w:r>
         <w:rPr>
-          <w:lang w:val="ar_AE" w:bidi="ar_AE"/>
-        </w:rPr>
-        <w:t>וּ⁠מְצֶ֣אןָ מְנוּחָ֔ה</w:t>
-      </w:r>
-    </w:p>
-    <w:p>
-      <w:pPr>
-        <w:bidi/>
-      </w:pPr>
-      <w:r>
-        <w:rPr>
-          <w:lang w:val="ar_AE" w:bidi="ar_AE"/>
-        </w:rPr>
-      </w:r>
-      <w:r>
-        <w:rPr>
           <w:b/>
           <w:lang w:val="ar_AE" w:bidi="ar_AE"/>
         </w:rPr>
@@ -4157,22 +3769,6 @@
       </w:r>
       <w:r>
         <w:rPr>
-          <w:lang w:val="ar_AE" w:bidi="ar_AE"/>
-        </w:rPr>
-        <w:t>בֵּ֣ית אִישָׁ֑⁠הּ</w:t>
-      </w:r>
-    </w:p>
-    <w:p>
-      <w:pPr>
-        <w:bidi/>
-      </w:pPr>
-      <w:r>
-        <w:rPr>
-          <w:lang w:val="ar_AE" w:bidi="ar_AE"/>
-        </w:rPr>
-      </w:r>
-      <w:r>
-        <w:rPr>
           <w:b/>
           <w:lang w:val="ar_AE" w:bidi="ar_AE"/>
         </w:rPr>
@@ -4292,22 +3888,6 @@
       </w:r>
       <w:r>
         <w:rPr>
-          <w:lang w:val="ar_AE" w:bidi="ar_AE"/>
-        </w:rPr>
-        <w:t>וַ⁠תִּשֶּׂ֥אנָה קוֹלָ֖⁠ן וַ⁠תִּבְכֶּֽינָה</w:t>
-      </w:r>
-    </w:p>
-    <w:p>
-      <w:pPr>
-        <w:bidi/>
-      </w:pPr>
-      <w:r>
-        <w:rPr>
-          <w:lang w:val="ar_AE" w:bidi="ar_AE"/>
-        </w:rPr>
-      </w:r>
-      <w:r>
-        <w:rPr>
           <w:b/>
           <w:lang w:val="ar_AE" w:bidi="ar_AE"/>
         </w:rPr>
@@ -4414,22 +3994,6 @@
       </w:r>
       <w:r>
         <w:rPr>
-          <w:lang w:val="ar_AE" w:bidi="ar_AE"/>
-        </w:rPr>
-        <w:t>נָשׁ֖וּב</w:t>
-      </w:r>
-    </w:p>
-    <w:p>
-      <w:pPr>
-        <w:bidi/>
-      </w:pPr>
-      <w:r>
-        <w:rPr>
-          <w:lang w:val="ar_AE" w:bidi="ar_AE"/>
-        </w:rPr>
-      </w:r>
-      <w:r>
-        <w:rPr>
           <w:b/>
           <w:lang w:val="ar_AE" w:bidi="ar_AE"/>
         </w:rPr>
@@ -4562,22 +4126,6 @@
       </w:r>
       <w:r>
         <w:rPr>
-          <w:lang w:val="ar_AE" w:bidi="ar_AE"/>
-        </w:rPr>
-        <w:t>וַ⁠תֹּאמַ֖רְנָה</w:t>
-      </w:r>
-    </w:p>
-    <w:p>
-      <w:pPr>
-        <w:bidi/>
-      </w:pPr>
-      <w:r>
-        <w:rPr>
-          <w:lang w:val="ar_AE" w:bidi="ar_AE"/>
-        </w:rPr>
-      </w:r>
-      <w:r>
-        <w:rPr>
           <w:b/>
           <w:lang w:val="ar_AE" w:bidi="ar_AE"/>
         </w:rPr>
@@ -4710,22 +4258,6 @@
       </w:r>
       <w:r>
         <w:rPr>
-          <w:lang w:val="ar_AE" w:bidi="ar_AE"/>
-        </w:rPr>
-        <w:t>כִּי</w:t>
-      </w:r>
-    </w:p>
-    <w:p>
-      <w:pPr>
-        <w:bidi/>
-      </w:pPr>
-      <w:r>
-        <w:rPr>
-          <w:lang w:val="ar_AE" w:bidi="ar_AE"/>
-        </w:rPr>
-      </w:r>
-      <w:r>
-        <w:rPr>
           <w:b/>
           <w:lang w:val="ar_AE" w:bidi="ar_AE"/>
         </w:rPr>
@@ -4831,22 +4363,6 @@
       </w:r>
       <w:r>
         <w:rPr>
-          <w:lang w:val="ar_AE" w:bidi="ar_AE"/>
-        </w:rPr>
-        <w:t>אִתָּ֥⁠ךְ</w:t>
-      </w:r>
-    </w:p>
-    <w:p>
-      <w:pPr>
-        <w:bidi/>
-      </w:pPr>
-      <w:r>
-        <w:rPr>
-          <w:lang w:val="ar_AE" w:bidi="ar_AE"/>
-        </w:rPr>
-      </w:r>
-      <w:r>
-        <w:rPr>
           <w:b/>
           <w:lang w:val="ar_AE" w:bidi="ar_AE"/>
         </w:rPr>
@@ -4953,22 +4469,6 @@
       </w:r>
       <w:r>
         <w:rPr>
-          <w:lang w:val="ar_AE" w:bidi="ar_AE"/>
-        </w:rPr>
-        <w:t>וַ⁠תֹּ֤אמֶר נָעֳמִי֙</w:t>
-      </w:r>
-    </w:p>
-    <w:p>
-      <w:pPr>
-        <w:bidi/>
-      </w:pPr>
-      <w:r>
-        <w:rPr>
-          <w:lang w:val="ar_AE" w:bidi="ar_AE"/>
-        </w:rPr>
-      </w:r>
-      <w:r>
-        <w:rPr>
           <w:b/>
           <w:lang w:val="ar_AE" w:bidi="ar_AE"/>
         </w:rPr>
@@ -5127,22 +4627,6 @@
       </w:r>
       <w:r>
         <w:rPr>
-          <w:lang w:val="ar_AE" w:bidi="ar_AE"/>
-        </w:rPr>
-        <w:t>בְנֹתַ֔⁠י</w:t>
-      </w:r>
-    </w:p>
-    <w:p>
-      <w:pPr>
-        <w:bidi/>
-      </w:pPr>
-      <w:r>
-        <w:rPr>
-          <w:lang w:val="ar_AE" w:bidi="ar_AE"/>
-        </w:rPr>
-      </w:r>
-      <w:r>
-        <w:rPr>
           <w:b/>
           <w:lang w:val="ar_AE" w:bidi="ar_AE"/>
         </w:rPr>
@@ -5240,22 +4724,6 @@
       </w:r>
       <w:r>
         <w:rPr>
-          <w:lang w:val="ar_AE" w:bidi="ar_AE"/>
-        </w:rPr>
-        <w:t>לָ֥⁠מָּה תֵלַ֖כְנָה עִמִּ֑⁠י</w:t>
-      </w:r>
-    </w:p>
-    <w:p>
-      <w:pPr>
-        <w:bidi/>
-      </w:pPr>
-      <w:r>
-        <w:rPr>
-          <w:lang w:val="ar_AE" w:bidi="ar_AE"/>
-        </w:rPr>
-      </w:r>
-      <w:r>
-        <w:rPr>
           <w:b/>
           <w:lang w:val="ar_AE" w:bidi="ar_AE"/>
         </w:rPr>
@@ -5362,22 +4830,6 @@
       </w:r>
       <w:r>
         <w:rPr>
-          <w:lang w:val="ar_AE" w:bidi="ar_AE"/>
-        </w:rPr>
-        <w:t>הַֽ⁠עֽוֹד־לִ֤⁠י בָנִים֙ בְּֽ⁠מֵעַ֔⁠י וְ⁠הָי֥וּ לָ⁠כֶ֖ם לַ⁠אֲנָשִֽׁים</w:t>
-      </w:r>
-    </w:p>
-    <w:p>
-      <w:pPr>
-        <w:bidi/>
-      </w:pPr>
-      <w:r>
-        <w:rPr>
-          <w:lang w:val="ar_AE" w:bidi="ar_AE"/>
-        </w:rPr>
-      </w:r>
-      <w:r>
-        <w:rPr>
           <w:b/>
           <w:lang w:val="ar_AE" w:bidi="ar_AE"/>
         </w:rPr>
@@ -5484,22 +4936,6 @@
       </w:r>
       <w:r>
         <w:rPr>
-          <w:lang w:val="ar_AE" w:bidi="ar_AE"/>
-        </w:rPr>
-        <w:t>זָקַ֖נְתִּי מִ⁠הְי֣וֹת לְ⁠אִ֑ישׁ</w:t>
-      </w:r>
-    </w:p>
-    <w:p>
-      <w:pPr>
-        <w:bidi/>
-      </w:pPr>
-      <w:r>
-        <w:rPr>
-          <w:lang w:val="ar_AE" w:bidi="ar_AE"/>
-        </w:rPr>
-      </w:r>
-      <w:r>
-        <w:rPr>
           <w:b/>
           <w:lang w:val="ar_AE" w:bidi="ar_AE"/>
         </w:rPr>
@@ -5606,22 +5042,6 @@
       </w:r>
       <w:r>
         <w:rPr>
-          <w:lang w:val="ar_AE" w:bidi="ar_AE"/>
-        </w:rPr>
-        <w:t>כִּ֤י אָמַ֨רְתִּי֙ יֶשׁ־לִ֣⁠י תִקְוָ֔ה גַּ֣ם הָיִ֤יתִי הַ⁠לַּ֨יְלָה֙ לְ⁠אִ֔ישׁ וְ⁠גַ֖ם יָלַ֥דְתִּי בָנִֽים</w:t>
-      </w:r>
-    </w:p>
-    <w:p>
-      <w:pPr>
-        <w:bidi/>
-      </w:pPr>
-      <w:r>
-        <w:rPr>
-          <w:lang w:val="ar_AE" w:bidi="ar_AE"/>
-        </w:rPr>
-      </w:r>
-      <w:r>
-        <w:rPr>
           <w:b/>
           <w:lang w:val="ar_AE" w:bidi="ar_AE"/>
         </w:rPr>
@@ -5812,22 +5232,6 @@
       </w:r>
       <w:r>
         <w:rPr>
-          <w:lang w:val="ar_AE" w:bidi="ar_AE"/>
-        </w:rPr>
-        <w:t>הֲ⁠לָהֵ֣ן ׀ תְּשַׂבֵּ֗רְנָה עַ֚ד אֲשֶׁ֣ר יִגְדָּ֔לוּ הֲ⁠לָהֵן֙ תֵּֽעָגֵ֔נָה לְ⁠בִלְתִּ֖י הֱי֣וֹת לְ⁠אִ֑ישׁ</w:t>
-      </w:r>
-    </w:p>
-    <w:p>
-      <w:pPr>
-        <w:bidi/>
-      </w:pPr>
-      <w:r>
-        <w:rPr>
-          <w:lang w:val="ar_AE" w:bidi="ar_AE"/>
-        </w:rPr>
-      </w:r>
-      <w:r>
-        <w:rPr>
           <w:b/>
           <w:lang w:val="ar_AE" w:bidi="ar_AE"/>
         </w:rPr>
@@ -5934,22 +5338,6 @@
       </w:r>
       <w:r>
         <w:rPr>
-          <w:lang w:val="ar_AE" w:bidi="ar_AE"/>
-        </w:rPr>
-        <w:t>הֲ⁠לָהֵ֣ן ׀ תְּשַׂבֵּ֗רְנָה עַ֚ד אֲשֶׁ֣ר יִגְדָּ֔לוּ הֲ⁠לָהֵן֙ תֵּֽעָגֵ֔נָה לְ⁠בִלְתִּ֖י הֱי֣וֹת לְ⁠אִ֑ישׁ</w:t>
-      </w:r>
-    </w:p>
-    <w:p>
-      <w:pPr>
-        <w:bidi/>
-      </w:pPr>
-      <w:r>
-        <w:rPr>
-          <w:lang w:val="ar_AE" w:bidi="ar_AE"/>
-        </w:rPr>
-      </w:r>
-      <w:r>
-        <w:rPr>
           <w:b/>
           <w:lang w:val="ar_AE" w:bidi="ar_AE"/>
         </w:rPr>
@@ -6034,22 +5422,6 @@
       </w:r>
       <w:r>
         <w:rPr>
-          <w:lang w:val="ar_AE" w:bidi="ar_AE"/>
-        </w:rPr>
-        <w:t>מַר־לִ֤⁠י מְאֹד֙</w:t>
-      </w:r>
-    </w:p>
-    <w:p>
-      <w:pPr>
-        <w:bidi/>
-      </w:pPr>
-      <w:r>
-        <w:rPr>
-          <w:lang w:val="ar_AE" w:bidi="ar_AE"/>
-        </w:rPr>
-      </w:r>
-      <w:r>
-        <w:rPr>
           <w:b/>
           <w:lang w:val="ar_AE" w:bidi="ar_AE"/>
         </w:rPr>
@@ -6156,22 +5528,6 @@
       </w:r>
       <w:r>
         <w:rPr>
-          <w:lang w:val="ar_AE" w:bidi="ar_AE"/>
-        </w:rPr>
-        <w:t>יָצְאָ֥ה בִ֖⁠י יַד־יְהוָֽה</w:t>
-      </w:r>
-    </w:p>
-    <w:p>
-      <w:pPr>
-        <w:bidi/>
-      </w:pPr>
-      <w:r>
-        <w:rPr>
-          <w:lang w:val="ar_AE" w:bidi="ar_AE"/>
-        </w:rPr>
-      </w:r>
-      <w:r>
-        <w:rPr>
           <w:b/>
           <w:lang w:val="ar_AE" w:bidi="ar_AE"/>
         </w:rPr>
@@ -6291,22 +5647,6 @@
       </w:r>
       <w:r>
         <w:rPr>
-          <w:lang w:val="ar_AE" w:bidi="ar_AE"/>
-        </w:rPr>
-        <w:t>יָצְאָ֥ה בִ֖⁠י יַד־יְהוָֽה</w:t>
-      </w:r>
-    </w:p>
-    <w:p>
-      <w:pPr>
-        <w:bidi/>
-      </w:pPr>
-      <w:r>
-        <w:rPr>
-          <w:lang w:val="ar_AE" w:bidi="ar_AE"/>
-        </w:rPr>
-      </w:r>
-      <w:r>
-        <w:rPr>
           <w:b/>
           <w:lang w:val="ar_AE" w:bidi="ar_AE"/>
         </w:rPr>
@@ -6413,22 +5753,6 @@
       </w:r>
       <w:r>
         <w:rPr>
-          <w:lang w:val="ar_AE" w:bidi="ar_AE"/>
-        </w:rPr>
-        <w:t>וַ⁠תִּשֶּׂ֣נָה קוֹלָ֔⁠ן וַ⁠תִּבְכֶּ֖ינָה</w:t>
-      </w:r>
-    </w:p>
-    <w:p>
-      <w:pPr>
-        <w:bidi/>
-      </w:pPr>
-      <w:r>
-        <w:rPr>
-          <w:lang w:val="ar_AE" w:bidi="ar_AE"/>
-        </w:rPr>
-      </w:r>
-      <w:r>
-        <w:rPr>
           <w:b/>
           <w:lang w:val="ar_AE" w:bidi="ar_AE"/>
         </w:rPr>
@@ -6548,22 +5872,6 @@
       </w:r>
       <w:r>
         <w:rPr>
-          <w:lang w:val="ar_AE" w:bidi="ar_AE"/>
-        </w:rPr>
-        <w:t>וְ⁠ר֖וּת דָּ֥בְקָה בָּֽ⁠הּ</w:t>
-      </w:r>
-    </w:p>
-    <w:p>
-      <w:pPr>
-        <w:bidi/>
-      </w:pPr>
-      <w:r>
-        <w:rPr>
-          <w:lang w:val="ar_AE" w:bidi="ar_AE"/>
-        </w:rPr>
-      </w:r>
-      <w:r>
-        <w:rPr>
           <w:b/>
           <w:lang w:val="ar_AE" w:bidi="ar_AE"/>
         </w:rPr>
@@ -6670,22 +5978,6 @@
       </w:r>
       <w:r>
         <w:rPr>
-          <w:lang w:val="ar_AE" w:bidi="ar_AE"/>
-        </w:rPr>
-        <w:t>הִנֵּה֙</w:t>
-      </w:r>
-    </w:p>
-    <w:p>
-      <w:pPr>
-        <w:bidi/>
-      </w:pPr>
-      <w:r>
-        <w:rPr>
-          <w:lang w:val="ar_AE" w:bidi="ar_AE"/>
-        </w:rPr>
-      </w:r>
-      <w:r>
-        <w:rPr>
           <w:b/>
           <w:lang w:val="ar_AE" w:bidi="ar_AE"/>
         </w:rPr>
@@ -6924,22 +6216,6 @@
       </w:r>
       <w:r>
         <w:rPr>
-          <w:lang w:val="ar_AE" w:bidi="ar_AE"/>
-        </w:rPr>
-        <w:t>עַמָּ֖⁠הּ</w:t>
-      </w:r>
-    </w:p>
-    <w:p>
-      <w:pPr>
-        <w:bidi/>
-      </w:pPr>
-      <w:r>
-        <w:rPr>
-          <w:lang w:val="ar_AE" w:bidi="ar_AE"/>
-        </w:rPr>
-      </w:r>
-      <w:r>
-        <w:rPr>
           <w:b/>
           <w:lang w:val="ar_AE" w:bidi="ar_AE"/>
         </w:rPr>
@@ -7059,22 +6335,6 @@
       </w:r>
       <w:r>
         <w:rPr>
-          <w:lang w:val="ar_AE" w:bidi="ar_AE"/>
-        </w:rPr>
-        <w:t>אֱלֹהֶ֑י⁠הָ</w:t>
-      </w:r>
-    </w:p>
-    <w:p>
-      <w:pPr>
-        <w:bidi/>
-      </w:pPr>
-      <w:r>
-        <w:rPr>
-          <w:lang w:val="ar_AE" w:bidi="ar_AE"/>
-        </w:rPr>
-      </w:r>
-      <w:r>
-        <w:rPr>
           <w:b/>
           <w:lang w:val="ar_AE" w:bidi="ar_AE"/>
         </w:rPr>
@@ -7194,22 +6454,6 @@
       </w:r>
       <w:r>
         <w:rPr>
-          <w:lang w:val="ar_AE" w:bidi="ar_AE"/>
-        </w:rPr>
-        <w:t>אֱלֹהֶ֑י⁠הָ</w:t>
-      </w:r>
-    </w:p>
-    <w:p>
-      <w:pPr>
-        <w:bidi/>
-      </w:pPr>
-      <w:r>
-        <w:rPr>
-          <w:lang w:val="ar_AE" w:bidi="ar_AE"/>
-        </w:rPr>
-      </w:r>
-      <w:r>
-        <w:rPr>
           <w:b/>
           <w:lang w:val="ar_AE" w:bidi="ar_AE"/>
         </w:rPr>
@@ -7438,22 +6682,6 @@
       </w:r>
       <w:r>
         <w:rPr>
-          <w:lang w:val="ar_AE" w:bidi="ar_AE"/>
-        </w:rPr>
-        <w:t>לְ⁠עָזְבֵ֖⁠ךְ לָ⁠שׁ֣וּב מֵ⁠אַחֲרָ֑יִ⁠ךְ</w:t>
-      </w:r>
-    </w:p>
-    <w:p>
-      <w:pPr>
-        <w:bidi/>
-      </w:pPr>
-      <w:r>
-        <w:rPr>
-          <w:lang w:val="ar_AE" w:bidi="ar_AE"/>
-        </w:rPr>
-      </w:r>
-      <w:r>
-        <w:rPr>
           <w:b/>
           <w:lang w:val="ar_AE" w:bidi="ar_AE"/>
         </w:rPr>
@@ -7586,22 +6814,6 @@
       </w:r>
       <w:r>
         <w:rPr>
-          <w:lang w:val="ar_AE" w:bidi="ar_AE"/>
-        </w:rPr>
-        <w:t>עַמֵּ֣⁠ךְ עַמִּ֔⁠י וֵ⁠אלֹהַ֖יִ⁠ךְ אֱלֹהָֽ⁠י</w:t>
-      </w:r>
-    </w:p>
-    <w:p>
-      <w:pPr>
-        <w:bidi/>
-      </w:pPr>
-      <w:r>
-        <w:rPr>
-          <w:lang w:val="ar_AE" w:bidi="ar_AE"/>
-        </w:rPr>
-      </w:r>
-      <w:r>
-        <w:rPr>
           <w:b/>
           <w:lang w:val="ar_AE" w:bidi="ar_AE"/>
         </w:rPr>
@@ -7708,22 +6920,6 @@
       </w:r>
       <w:r>
         <w:rPr>
-          <w:lang w:val="ar_AE" w:bidi="ar_AE"/>
-        </w:rPr>
-        <w:t>כֹּה֩ יַעֲשֶׂ֨ה יְהוָ֥ה לִ⁠י֙ וְ⁠כֹ֣ה יֹסִ֔יף</w:t>
-      </w:r>
-    </w:p>
-    <w:p>
-      <w:pPr>
-        <w:bidi/>
-      </w:pPr>
-      <w:r>
-        <w:rPr>
-          <w:lang w:val="ar_AE" w:bidi="ar_AE"/>
-        </w:rPr>
-      </w:r>
-      <w:r>
-        <w:rPr>
           <w:b/>
           <w:lang w:val="ar_AE" w:bidi="ar_AE"/>
         </w:rPr>
@@ -7830,22 +7026,6 @@
       </w:r>
       <w:r>
         <w:rPr>
-          <w:lang w:val="ar_AE" w:bidi="ar_AE"/>
-        </w:rPr>
-        <w:t>כִּ֣י הַ⁠מָּ֔וֶת יַפְרִ֖יד בֵּינִ֥⁠י וּ⁠בֵינֵֽ⁠ךְ</w:t>
-      </w:r>
-    </w:p>
-    <w:p>
-      <w:pPr>
-        <w:bidi/>
-      </w:pPr>
-      <w:r>
-        <w:rPr>
-          <w:lang w:val="ar_AE" w:bidi="ar_AE"/>
-        </w:rPr>
-      </w:r>
-      <w:r>
-        <w:rPr>
           <w:b/>
           <w:lang w:val="ar_AE" w:bidi="ar_AE"/>
         </w:rPr>
@@ -7952,22 +7132,6 @@
       </w:r>
       <w:r>
         <w:rPr>
-          <w:lang w:val="ar_AE" w:bidi="ar_AE"/>
-        </w:rPr>
-        <w:t>יַפְרִ֖יד בֵּינִ֥⁠י וּ⁠בֵינֵֽ⁠ךְ</w:t>
-      </w:r>
-    </w:p>
-    <w:p>
-      <w:pPr>
-        <w:bidi/>
-      </w:pPr>
-      <w:r>
-        <w:rPr>
-          <w:lang w:val="ar_AE" w:bidi="ar_AE"/>
-        </w:rPr>
-      </w:r>
-      <w:r>
-        <w:rPr>
           <w:b/>
           <w:lang w:val="ar_AE" w:bidi="ar_AE"/>
         </w:rPr>
@@ -8074,22 +7238,6 @@
       </w:r>
       <w:r>
         <w:rPr>
-          <w:lang w:val="ar_AE" w:bidi="ar_AE"/>
-        </w:rPr>
-        <w:t>וַ⁠תֶּחְדַּ֖ל לְ⁠דַבֵּ֥ר אֵלֶֽי⁠הָ</w:t>
-      </w:r>
-    </w:p>
-    <w:p>
-      <w:pPr>
-        <w:bidi/>
-      </w:pPr>
-      <w:r>
-        <w:rPr>
-          <w:lang w:val="ar_AE" w:bidi="ar_AE"/>
-        </w:rPr>
-      </w:r>
-      <w:r>
-        <w:rPr>
           <w:b/>
           <w:lang w:val="ar_AE" w:bidi="ar_AE"/>
         </w:rPr>
@@ -8196,22 +7344,6 @@
       </w:r>
       <w:r>
         <w:rPr>
-          <w:lang w:val="ar_AE" w:bidi="ar_AE"/>
-        </w:rPr>
-        <w:t>וַ⁠תֶּחְדַּ֖ל לְ⁠דַבֵּ֥ר אֵלֶֽי⁠הָ</w:t>
-      </w:r>
-    </w:p>
-    <w:p>
-      <w:pPr>
-        <w:bidi/>
-      </w:pPr>
-      <w:r>
-        <w:rPr>
-          <w:lang w:val="ar_AE" w:bidi="ar_AE"/>
-        </w:rPr>
-      </w:r>
-      <w:r>
-        <w:rPr>
           <w:b/>
           <w:lang w:val="ar_AE" w:bidi="ar_AE"/>
         </w:rPr>
@@ -8344,22 +7476,6 @@
       </w:r>
       <w:r>
         <w:rPr>
-          <w:lang w:val="ar_AE" w:bidi="ar_AE"/>
-        </w:rPr>
-        <w:t>וַ⁠יְהִ֗י</w:t>
-      </w:r>
-    </w:p>
-    <w:p>
-      <w:pPr>
-        <w:bidi/>
-      </w:pPr>
-      <w:r>
-        <w:rPr>
-          <w:lang w:val="ar_AE" w:bidi="ar_AE"/>
-        </w:rPr>
-      </w:r>
-      <w:r>
-        <w:rPr>
           <w:b/>
           <w:lang w:val="ar_AE" w:bidi="ar_AE"/>
         </w:rPr>
@@ -8466,22 +7582,6 @@
       </w:r>
       <w:r>
         <w:rPr>
-          <w:lang w:val="ar_AE" w:bidi="ar_AE"/>
-        </w:rPr>
-        <w:t>כְּ⁠בֹאָ֨⁠נָה֙ בֵּ֣ית לֶ֔חֶם</w:t>
-      </w:r>
-    </w:p>
-    <w:p>
-      <w:pPr>
-        <w:bidi/>
-      </w:pPr>
-      <w:r>
-        <w:rPr>
-          <w:lang w:val="ar_AE" w:bidi="ar_AE"/>
-        </w:rPr>
-      </w:r>
-      <w:r>
-        <w:rPr>
           <w:b/>
           <w:lang w:val="ar_AE" w:bidi="ar_AE"/>
         </w:rPr>
@@ -8588,22 +7688,6 @@
       </w:r>
       <w:r>
         <w:rPr>
-          <w:lang w:val="ar_AE" w:bidi="ar_AE"/>
-        </w:rPr>
-        <w:t>כָּל־הָ⁠עִיר֙</w:t>
-      </w:r>
-    </w:p>
-    <w:p>
-      <w:pPr>
-        <w:bidi/>
-      </w:pPr>
-      <w:r>
-        <w:rPr>
-          <w:lang w:val="ar_AE" w:bidi="ar_AE"/>
-        </w:rPr>
-      </w:r>
-      <w:r>
-        <w:rPr>
           <w:b/>
           <w:lang w:val="ar_AE" w:bidi="ar_AE"/>
         </w:rPr>
@@ -8723,22 +7807,6 @@
       </w:r>
       <w:r>
         <w:rPr>
-          <w:lang w:val="ar_AE" w:bidi="ar_AE"/>
-        </w:rPr>
-        <w:t>כָּל־הָ⁠עִיר֙</w:t>
-      </w:r>
-    </w:p>
-    <w:p>
-      <w:pPr>
-        <w:bidi/>
-      </w:pPr>
-      <w:r>
-        <w:rPr>
-          <w:lang w:val="ar_AE" w:bidi="ar_AE"/>
-        </w:rPr>
-      </w:r>
-      <w:r>
-        <w:rPr>
           <w:b/>
           <w:lang w:val="ar_AE" w:bidi="ar_AE"/>
         </w:rPr>
@@ -8858,22 +7926,6 @@
       </w:r>
       <w:r>
         <w:rPr>
-          <w:lang w:val="ar_AE" w:bidi="ar_AE"/>
-        </w:rPr>
-        <w:t>הֲ⁠זֹ֥את נָעֳמִֽי</w:t>
-      </w:r>
-    </w:p>
-    <w:p>
-      <w:pPr>
-        <w:bidi/>
-      </w:pPr>
-      <w:r>
-        <w:rPr>
-          <w:lang w:val="ar_AE" w:bidi="ar_AE"/>
-        </w:rPr>
-      </w:r>
-      <w:r>
-        <w:rPr>
           <w:b/>
           <w:lang w:val="ar_AE" w:bidi="ar_AE"/>
         </w:rPr>
@@ -8980,22 +8032,6 @@
       </w:r>
       <w:r>
         <w:rPr>
-          <w:lang w:val="ar_AE" w:bidi="ar_AE"/>
-        </w:rPr>
-        <w:t>אַל־תִּקְרֶ֥אנָה לִ֖⁠י נָעֳמִ֑י</w:t>
-      </w:r>
-    </w:p>
-    <w:p>
-      <w:pPr>
-        <w:bidi/>
-      </w:pPr>
-      <w:r>
-        <w:rPr>
-          <w:lang w:val="ar_AE" w:bidi="ar_AE"/>
-        </w:rPr>
-      </w:r>
-      <w:r>
-        <w:rPr>
           <w:b/>
           <w:lang w:val="ar_AE" w:bidi="ar_AE"/>
         </w:rPr>
@@ -9115,22 +8151,6 @@
       </w:r>
       <w:r>
         <w:rPr>
-          <w:lang w:val="ar_AE" w:bidi="ar_AE"/>
-        </w:rPr>
-        <w:t>מָרָ֔א</w:t>
-      </w:r>
-    </w:p>
-    <w:p>
-      <w:pPr>
-        <w:bidi/>
-      </w:pPr>
-      <w:r>
-        <w:rPr>
-          <w:lang w:val="ar_AE" w:bidi="ar_AE"/>
-        </w:rPr>
-      </w:r>
-      <w:r>
-        <w:rPr>
           <w:b/>
           <w:lang w:val="ar_AE" w:bidi="ar_AE"/>
         </w:rPr>
@@ -9250,22 +8270,6 @@
       </w:r>
       <w:r>
         <w:rPr>
-          <w:lang w:val="ar_AE" w:bidi="ar_AE"/>
-        </w:rPr>
-        <w:t>אֲנִי֙ מְלֵאָ֣ה הָלַ֔כְתִּי וְ⁠רֵיקָ֖ם הֱשִׁיבַ֣⁠נִי יְהוָ֑ה</w:t>
-      </w:r>
-    </w:p>
-    <w:p>
-      <w:pPr>
-        <w:bidi/>
-      </w:pPr>
-      <w:r>
-        <w:rPr>
-          <w:lang w:val="ar_AE" w:bidi="ar_AE"/>
-        </w:rPr>
-      </w:r>
-      <w:r>
-        <w:rPr>
           <w:b/>
           <w:lang w:val="ar_AE" w:bidi="ar_AE"/>
         </w:rPr>
@@ -9398,22 +8402,6 @@
       </w:r>
       <w:r>
         <w:rPr>
-          <w:lang w:val="ar_AE" w:bidi="ar_AE"/>
-        </w:rPr>
-        <w:t>לָ֣⁠מָּה תִקְרֶ֤אנָה לִ⁠י֙ נָעֳמִ֔י</w:t>
-      </w:r>
-    </w:p>
-    <w:p>
-      <w:pPr>
-        <w:bidi/>
-      </w:pPr>
-      <w:r>
-        <w:rPr>
-          <w:lang w:val="ar_AE" w:bidi="ar_AE"/>
-        </w:rPr>
-      </w:r>
-      <w:r>
-        <w:rPr>
           <w:b/>
           <w:lang w:val="ar_AE" w:bidi="ar_AE"/>
         </w:rPr>
@@ -9520,22 +8508,6 @@
       </w:r>
       <w:r>
         <w:rPr>
-          <w:lang w:val="ar_AE" w:bidi="ar_AE"/>
-        </w:rPr>
-        <w:t>וַֽ⁠יהוָה֙ עָ֣נָה בִ֔⁠י וְ⁠שַׁדַּ֖י הֵ֥רַֽע לִֽ⁠י</w:t>
-      </w:r>
-    </w:p>
-    <w:p>
-      <w:pPr>
-        <w:bidi/>
-      </w:pPr>
-      <w:r>
-        <w:rPr>
-          <w:lang w:val="ar_AE" w:bidi="ar_AE"/>
-        </w:rPr>
-      </w:r>
-      <w:r>
-        <w:rPr>
           <w:b/>
           <w:lang w:val="ar_AE" w:bidi="ar_AE"/>
         </w:rPr>
@@ -9668,22 +8640,6 @@
       </w:r>
       <w:r>
         <w:rPr>
-          <w:lang w:val="ar_AE" w:bidi="ar_AE"/>
-        </w:rPr>
-        <w:t>עָ֣נָה בִ֔⁠י</w:t>
-      </w:r>
-    </w:p>
-    <w:p>
-      <w:pPr>
-        <w:bidi/>
-      </w:pPr>
-      <w:r>
-        <w:rPr>
-          <w:lang w:val="ar_AE" w:bidi="ar_AE"/>
-        </w:rPr>
-      </w:r>
-      <w:r>
-        <w:rPr>
           <w:b/>
           <w:lang w:val="ar_AE" w:bidi="ar_AE"/>
         </w:rPr>
@@ -9887,22 +8843,6 @@
       </w:r>
       <w:r>
         <w:rPr>
-          <w:lang w:val="ar_AE" w:bidi="ar_AE"/>
-        </w:rPr>
-        <w:t>וַ⁠תָּ֣שָׁב נָעֳמִ֗י וְ⁠ר֨וּת הַ⁠מּוֹאֲבִיָּ֤ה כַלָּתָ⁠הּ֙ עִמָּ֔⁠הּ הַ⁠שָּׁ֖בָה מִ⁠שְּׂדֵ֣י מוֹאָ֑ב</w:t>
-      </w:r>
-    </w:p>
-    <w:p>
-      <w:pPr>
-        <w:bidi/>
-      </w:pPr>
-      <w:r>
-        <w:rPr>
-          <w:lang w:val="ar_AE" w:bidi="ar_AE"/>
-        </w:rPr>
-      </w:r>
-      <w:r>
-        <w:rPr>
           <w:b/>
           <w:lang w:val="ar_AE" w:bidi="ar_AE"/>
         </w:rPr>
@@ -10009,22 +8949,6 @@
       </w:r>
       <w:r>
         <w:rPr>
-          <w:lang w:val="ar_AE" w:bidi="ar_AE"/>
-        </w:rPr>
-        <w:t>וְ⁠הֵ֗מָּה בָּ֚אוּ בֵּ֣ית לֶ֔חֶם בִּ⁠תְחִלַּ֖ת קְצִ֥יר שְׂעֹרִֽים</w:t>
-      </w:r>
-    </w:p>
-    <w:p>
-      <w:pPr>
-        <w:bidi/>
-      </w:pPr>
-      <w:r>
-        <w:rPr>
-          <w:lang w:val="ar_AE" w:bidi="ar_AE"/>
-        </w:rPr>
-      </w:r>
-      <w:r>
-        <w:rPr>
           <w:b/>
           <w:lang w:val="ar_AE" w:bidi="ar_AE"/>
         </w:rPr>
@@ -10131,22 +9055,6 @@
       </w:r>
       <w:r>
         <w:rPr>
-          <w:lang w:val="ar_AE" w:bidi="ar_AE"/>
-        </w:rPr>
-        <w:t>בִּ⁠תְחִלַּ֖ת קְצִ֥יר שְׂעֹרִֽים</w:t>
-      </w:r>
-    </w:p>
-    <w:p>
-      <w:pPr>
-        <w:bidi/>
-      </w:pPr>
-      <w:r>
-        <w:rPr>
-          <w:lang w:val="ar_AE" w:bidi="ar_AE"/>
-        </w:rPr>
-      </w:r>
-      <w:r>
-        <w:rPr>
           <w:b/>
           <w:lang w:val="ar_AE" w:bidi="ar_AE"/>
         </w:rPr>
@@ -10475,22 +9383,6 @@
       </w:r>
       <w:r>
         <w:rPr>
-          <w:lang w:val="ar_AE" w:bidi="ar_AE"/>
-        </w:rPr>
-        <w:t>וּֽ⁠לְ⁠נָעֳמִ֞י מוֹדַ֣ע לְ⁠אִישָׁ֗⁠הּ</w:t>
-      </w:r>
-    </w:p>
-    <w:p>
-      <w:pPr>
-        <w:bidi/>
-      </w:pPr>
-      <w:r>
-        <w:rPr>
-          <w:lang w:val="ar_AE" w:bidi="ar_AE"/>
-        </w:rPr>
-      </w:r>
-      <w:r>
-        <w:rPr>
           <w:b/>
           <w:lang w:val="ar_AE" w:bidi="ar_AE"/>
         </w:rPr>
@@ -10597,22 +9489,6 @@
       </w:r>
       <w:r>
         <w:rPr>
-          <w:lang w:val="ar_AE" w:bidi="ar_AE"/>
-        </w:rPr>
-        <w:t>וּֽ⁠לְ⁠נָעֳמִ֞י מוֹדַ֣ע לְ⁠אִישָׁ֗⁠הּ</w:t>
-      </w:r>
-    </w:p>
-    <w:p>
-      <w:pPr>
-        <w:bidi/>
-      </w:pPr>
-      <w:r>
-        <w:rPr>
-          <w:lang w:val="ar_AE" w:bidi="ar_AE"/>
-        </w:rPr>
-      </w:r>
-      <w:r>
-        <w:rPr>
           <w:b/>
           <w:lang w:val="ar_AE" w:bidi="ar_AE"/>
         </w:rPr>
@@ -10732,22 +9608,6 @@
       </w:r>
       <w:r>
         <w:rPr>
-          <w:lang w:val="ar_AE" w:bidi="ar_AE"/>
-        </w:rPr>
-        <w:t>אִ֚ישׁ גִּבּ֣וֹר חַ֔יִל</w:t>
-      </w:r>
-    </w:p>
-    <w:p>
-      <w:pPr>
-        <w:bidi/>
-      </w:pPr>
-      <w:r>
-        <w:rPr>
-          <w:lang w:val="ar_AE" w:bidi="ar_AE"/>
-        </w:rPr>
-      </w:r>
-      <w:r>
-        <w:rPr>
           <w:b/>
           <w:lang w:val="ar_AE" w:bidi="ar_AE"/>
         </w:rPr>
@@ -10867,22 +9727,6 @@
       </w:r>
       <w:r>
         <w:rPr>
-          <w:lang w:val="ar_AE" w:bidi="ar_AE"/>
-        </w:rPr>
-        <w:t>מִ⁠מִּשְׁפַּ֖חַת אֱלִימֶ֑לֶךְ</w:t>
-      </w:r>
-    </w:p>
-    <w:p>
-      <w:pPr>
-        <w:bidi/>
-      </w:pPr>
-      <w:r>
-        <w:rPr>
-          <w:lang w:val="ar_AE" w:bidi="ar_AE"/>
-        </w:rPr>
-      </w:r>
-      <w:r>
-        <w:rPr>
           <w:b/>
           <w:lang w:val="ar_AE" w:bidi="ar_AE"/>
         </w:rPr>
@@ -11002,22 +9846,6 @@
       </w:r>
       <w:r>
         <w:rPr>
-          <w:lang w:val="ar_AE" w:bidi="ar_AE"/>
-        </w:rPr>
-        <w:t>ר֨וּת הַ⁠מּוֹאֲבִיָּ֜ה</w:t>
-      </w:r>
-    </w:p>
-    <w:p>
-      <w:pPr>
-        <w:bidi/>
-      </w:pPr>
-      <w:r>
-        <w:rPr>
-          <w:lang w:val="ar_AE" w:bidi="ar_AE"/>
-        </w:rPr>
-      </w:r>
-      <w:r>
-        <w:rPr>
           <w:b/>
           <w:lang w:val="ar_AE" w:bidi="ar_AE"/>
         </w:rPr>
@@ -11208,22 +10036,6 @@
       </w:r>
       <w:r>
         <w:rPr>
-          <w:lang w:val="ar_AE" w:bidi="ar_AE"/>
-        </w:rPr>
-        <w:t>אֲשֶׁ֥ר אֶמְצָא־חֵ֖ן בְּ⁠עֵינָ֑י⁠ו</w:t>
-      </w:r>
-    </w:p>
-    <w:p>
-      <w:pPr>
-        <w:bidi/>
-      </w:pPr>
-      <w:r>
-        <w:rPr>
-          <w:lang w:val="ar_AE" w:bidi="ar_AE"/>
-        </w:rPr>
-      </w:r>
-      <w:r>
-        <w:rPr>
           <w:b/>
           <w:lang w:val="ar_AE" w:bidi="ar_AE"/>
         </w:rPr>
@@ -11343,22 +10155,6 @@
       </w:r>
       <w:r>
         <w:rPr>
-          <w:lang w:val="ar_AE" w:bidi="ar_AE"/>
-        </w:rPr>
-        <w:t>בִתִּֽ⁠י</w:t>
-      </w:r>
-    </w:p>
-    <w:p>
-      <w:pPr>
-        <w:bidi/>
-      </w:pPr>
-      <w:r>
-        <w:rPr>
-          <w:lang w:val="ar_AE" w:bidi="ar_AE"/>
-        </w:rPr>
-      </w:r>
-      <w:r>
-        <w:rPr>
           <w:b/>
           <w:lang w:val="ar_AE" w:bidi="ar_AE"/>
         </w:rPr>
@@ -11465,22 +10261,6 @@
       </w:r>
       <w:r>
         <w:rPr>
-          <w:lang w:val="ar_AE" w:bidi="ar_AE"/>
-        </w:rPr>
-        <w:t>וַ⁠יִּ֣קֶר מִקְרֶ֔⁠הָ</w:t>
-      </w:r>
-    </w:p>
-    <w:p>
-      <w:pPr>
-        <w:bidi/>
-      </w:pPr>
-      <w:r>
-        <w:rPr>
-          <w:lang w:val="ar_AE" w:bidi="ar_AE"/>
-        </w:rPr>
-      </w:r>
-      <w:r>
-        <w:rPr>
           <w:b/>
           <w:lang w:val="ar_AE" w:bidi="ar_AE"/>
         </w:rPr>
@@ -11600,22 +10380,6 @@
       </w:r>
       <w:r>
         <w:rPr>
-          <w:lang w:val="ar_AE" w:bidi="ar_AE"/>
-        </w:rPr>
-        <w:t>מִ⁠מִּשְׁפַּ֥חַת אֱלִימֶֽלֶךְ</w:t>
-      </w:r>
-    </w:p>
-    <w:p>
-      <w:pPr>
-        <w:bidi/>
-      </w:pPr>
-      <w:r>
-        <w:rPr>
-          <w:lang w:val="ar_AE" w:bidi="ar_AE"/>
-        </w:rPr>
-      </w:r>
-      <w:r>
-        <w:rPr>
           <w:b/>
           <w:lang w:val="ar_AE" w:bidi="ar_AE"/>
         </w:rPr>
@@ -11735,22 +10499,6 @@
       </w:r>
       <w:r>
         <w:rPr>
-          <w:lang w:val="ar_AE" w:bidi="ar_AE"/>
-        </w:rPr>
-        <w:t>וְ⁠הִנֵּה</w:t>
-      </w:r>
-    </w:p>
-    <w:p>
-      <w:pPr>
-        <w:bidi/>
-      </w:pPr>
-      <w:r>
-        <w:rPr>
-          <w:lang w:val="ar_AE" w:bidi="ar_AE"/>
-        </w:rPr>
-      </w:r>
-      <w:r>
-        <w:rPr>
           <w:b/>
           <w:lang w:val="ar_AE" w:bidi="ar_AE"/>
         </w:rPr>
@@ -11870,22 +10618,6 @@
       </w:r>
       <w:r>
         <w:rPr>
-          <w:lang w:val="ar_AE" w:bidi="ar_AE"/>
-        </w:rPr>
-        <w:t>בָּ֚א מִ⁠בֵּ֣ית לֶ֔חֶם</w:t>
-      </w:r>
-    </w:p>
-    <w:p>
-      <w:pPr>
-        <w:bidi/>
-      </w:pPr>
-      <w:r>
-        <w:rPr>
-          <w:lang w:val="ar_AE" w:bidi="ar_AE"/>
-        </w:rPr>
-      </w:r>
-      <w:r>
-        <w:rPr>
           <w:b/>
           <w:lang w:val="ar_AE" w:bidi="ar_AE"/>
         </w:rPr>
@@ -11978,22 +10710,6 @@
       </w:r>
       <w:r>
         <w:rPr>
-          <w:lang w:val="ar_AE" w:bidi="ar_AE"/>
-        </w:rPr>
-        <w:t>יְהוָ֣ה עִמָּ⁠כֶ֑ם</w:t>
-      </w:r>
-    </w:p>
-    <w:p>
-      <w:pPr>
-        <w:bidi/>
-      </w:pPr>
-      <w:r>
-        <w:rPr>
-          <w:lang w:val="ar_AE" w:bidi="ar_AE"/>
-        </w:rPr>
-      </w:r>
-      <w:r>
-        <w:rPr>
           <w:b/>
           <w:lang w:val="ar_AE" w:bidi="ar_AE"/>
         </w:rPr>
@@ -12325,22 +11041,6 @@
       </w:r>
       <w:r>
         <w:rPr>
-          <w:lang w:val="ar_AE" w:bidi="ar_AE"/>
-        </w:rPr>
-        <w:t>לְ⁠מִ֖י הַ⁠נַּעֲרָ֥ה הַ⁠זֹּֽאת</w:t>
-      </w:r>
-    </w:p>
-    <w:p>
-      <w:pPr>
-        <w:bidi/>
-      </w:pPr>
-      <w:r>
-        <w:rPr>
-          <w:lang w:val="ar_AE" w:bidi="ar_AE"/>
-        </w:rPr>
-      </w:r>
-      <w:r>
-        <w:rPr>
           <w:b/>
           <w:lang w:val="ar_AE" w:bidi="ar_AE"/>
         </w:rPr>
@@ -12447,22 +11147,6 @@
       </w:r>
       <w:r>
         <w:rPr>
-          <w:lang w:val="ar_AE" w:bidi="ar_AE"/>
-        </w:rPr>
-        <w:t>וַ⁠יַּ֗עַן &amp; וַ⁠יֹּאמַ֑ר</w:t>
-      </w:r>
-    </w:p>
-    <w:p>
-      <w:pPr>
-        <w:bidi/>
-      </w:pPr>
-      <w:r>
-        <w:rPr>
-          <w:lang w:val="ar_AE" w:bidi="ar_AE"/>
-        </w:rPr>
-      </w:r>
-      <w:r>
-        <w:rPr>
           <w:b/>
           <w:lang w:val="ar_AE" w:bidi="ar_AE"/>
         </w:rPr>
@@ -12609,22 +11293,6 @@
       </w:r>
       <w:r>
         <w:rPr>
-          <w:lang w:val="ar_AE" w:bidi="ar_AE"/>
-        </w:rPr>
-        <w:t>וַ⁠תֹּ֗אמֶר אֲלַקֳטָה־נָּא֙ וְ⁠אָסַפְתִּ֣י בָֽ⁠עֳמָרִ֔ים אַחֲרֵ֖י הַ⁠קּוֹצְרִ֑ים</w:t>
-      </w:r>
-    </w:p>
-    <w:p>
-      <w:pPr>
-        <w:bidi/>
-      </w:pPr>
-      <w:r>
-        <w:rPr>
-          <w:lang w:val="ar_AE" w:bidi="ar_AE"/>
-        </w:rPr>
-      </w:r>
-      <w:r>
-        <w:rPr>
           <w:b/>
           <w:lang w:val="ar_AE" w:bidi="ar_AE"/>
         </w:rPr>
@@ -12731,22 +11399,6 @@
       </w:r>
       <w:r>
         <w:rPr>
-          <w:lang w:val="ar_AE" w:bidi="ar_AE"/>
-        </w:rPr>
-        <w:t>אֲלַקֳטָה־נָּא֙ וְ⁠אָסַפְתִּ֣י</w:t>
-      </w:r>
-    </w:p>
-    <w:p>
-      <w:pPr>
-        <w:bidi/>
-      </w:pPr>
-      <w:r>
-        <w:rPr>
-          <w:lang w:val="ar_AE" w:bidi="ar_AE"/>
-        </w:rPr>
-      </w:r>
-      <w:r>
-        <w:rPr>
           <w:b/>
           <w:lang w:val="ar_AE" w:bidi="ar_AE"/>
         </w:rPr>
@@ -13005,22 +11657,6 @@
       </w:r>
       <w:r>
         <w:rPr>
-          <w:lang w:val="ar_AE" w:bidi="ar_AE"/>
-        </w:rPr>
-        <w:t>הֲ⁠ל֧וֹא שָׁמַ֣עַתְּ בִּתִּ֗⁠י</w:t>
-      </w:r>
-    </w:p>
-    <w:p>
-      <w:pPr>
-        <w:bidi/>
-      </w:pPr>
-      <w:r>
-        <w:rPr>
-          <w:lang w:val="ar_AE" w:bidi="ar_AE"/>
-        </w:rPr>
-      </w:r>
-      <w:r>
-        <w:rPr>
           <w:b/>
           <w:lang w:val="ar_AE" w:bidi="ar_AE"/>
         </w:rPr>
@@ -13127,22 +11763,6 @@
       </w:r>
       <w:r>
         <w:rPr>
-          <w:lang w:val="ar_AE" w:bidi="ar_AE"/>
-        </w:rPr>
-        <w:t>בִּתִּ֗⁠י</w:t>
-      </w:r>
-    </w:p>
-    <w:p>
-      <w:pPr>
-        <w:bidi/>
-      </w:pPr>
-      <w:r>
-        <w:rPr>
-          <w:lang w:val="ar_AE" w:bidi="ar_AE"/>
-        </w:rPr>
-      </w:r>
-      <w:r>
-        <w:rPr>
           <w:b/>
           <w:lang w:val="ar_AE" w:bidi="ar_AE"/>
         </w:rPr>
@@ -13262,22 +11882,6 @@
       </w:r>
       <w:r>
         <w:rPr>
-          <w:lang w:val="ar_AE" w:bidi="ar_AE"/>
-        </w:rPr>
-        <w:t>עֵינַ֜יִ⁠ךְ בַּ⁠שָּׂדֶ֤ה</w:t>
-      </w:r>
-    </w:p>
-    <w:p>
-      <w:pPr>
-        <w:bidi/>
-      </w:pPr>
-      <w:r>
-        <w:rPr>
-          <w:lang w:val="ar_AE" w:bidi="ar_AE"/>
-        </w:rPr>
-      </w:r>
-      <w:r>
-        <w:rPr>
           <w:b/>
           <w:lang w:val="ar_AE" w:bidi="ar_AE"/>
         </w:rPr>
@@ -13397,22 +12001,6 @@
       </w:r>
       <w:r>
         <w:rPr>
-          <w:lang w:val="ar_AE" w:bidi="ar_AE"/>
-        </w:rPr>
-        <w:t>אַחֲרֵי⁠הֶ֔ן</w:t>
-      </w:r>
-    </w:p>
-    <w:p>
-      <w:pPr>
-        <w:bidi/>
-      </w:pPr>
-      <w:r>
-        <w:rPr>
-          <w:lang w:val="ar_AE" w:bidi="ar_AE"/>
-        </w:rPr>
-      </w:r>
-      <w:r>
-        <w:rPr>
           <w:b/>
           <w:lang w:val="ar_AE" w:bidi="ar_AE"/>
         </w:rPr>
@@ -13519,22 +12107,6 @@
       </w:r>
       <w:r>
         <w:rPr>
-          <w:lang w:val="ar_AE" w:bidi="ar_AE"/>
-        </w:rPr>
-        <w:t>הֲ⁠ל֥וֹא צִוִּ֛יתִי אֶת־הַ⁠נְּעָרִ֖ים לְ⁠בִלְתִּ֣י נָגְעֵ֑⁠ךְ</w:t>
-      </w:r>
-    </w:p>
-    <w:p>
-      <w:pPr>
-        <w:bidi/>
-      </w:pPr>
-      <w:r>
-        <w:rPr>
-          <w:lang w:val="ar_AE" w:bidi="ar_AE"/>
-        </w:rPr>
-      </w:r>
-      <w:r>
-        <w:rPr>
           <w:b/>
           <w:lang w:val="ar_AE" w:bidi="ar_AE"/>
         </w:rPr>
@@ -13641,22 +12213,6 @@
       </w:r>
       <w:r>
         <w:rPr>
-          <w:lang w:val="ar_AE" w:bidi="ar_AE"/>
-        </w:rPr>
-        <w:t>אֶת־הַ⁠נְּעָרִ֖ים</w:t>
-      </w:r>
-    </w:p>
-    <w:p>
-      <w:pPr>
-        <w:bidi/>
-      </w:pPr>
-      <w:r>
-        <w:rPr>
-          <w:lang w:val="ar_AE" w:bidi="ar_AE"/>
-        </w:rPr>
-      </w:r>
-      <w:r>
-        <w:rPr>
           <w:b/>
           <w:lang w:val="ar_AE" w:bidi="ar_AE"/>
         </w:rPr>
@@ -13763,22 +12319,6 @@
       </w:r>
       <w:r>
         <w:rPr>
-          <w:lang w:val="ar_AE" w:bidi="ar_AE"/>
-        </w:rPr>
-        <w:t>לְ⁠בִלְתִּ֣י נָגְעֵ֑⁠ךְ</w:t>
-      </w:r>
-    </w:p>
-    <w:p>
-      <w:pPr>
-        <w:bidi/>
-      </w:pPr>
-      <w:r>
-        <w:rPr>
-          <w:lang w:val="ar_AE" w:bidi="ar_AE"/>
-        </w:rPr>
-      </w:r>
-      <w:r>
-        <w:rPr>
           <w:b/>
           <w:lang w:val="ar_AE" w:bidi="ar_AE"/>
         </w:rPr>
@@ -13982,22 +12522,6 @@
       </w:r>
       <w:r>
         <w:rPr>
-          <w:lang w:val="ar_AE" w:bidi="ar_AE"/>
-        </w:rPr>
-        <w:t>וַ⁠תִּפֹּל֙ עַל־פָּנֶ֔י⁠הָ וַ⁠תִּשְׁתַּ֖חוּ אָ֑רְצָ⁠ה</w:t>
-      </w:r>
-    </w:p>
-    <w:p>
-      <w:pPr>
-        <w:bidi/>
-      </w:pPr>
-      <w:r>
-        <w:rPr>
-          <w:lang w:val="ar_AE" w:bidi="ar_AE"/>
-        </w:rPr>
-      </w:r>
-      <w:r>
-        <w:rPr>
           <w:b/>
           <w:lang w:val="ar_AE" w:bidi="ar_AE"/>
         </w:rPr>
@@ -14104,22 +12628,6 @@
       </w:r>
       <w:r>
         <w:rPr>
-          <w:lang w:val="ar_AE" w:bidi="ar_AE"/>
-        </w:rPr>
-        <w:t>וַ⁠תִּפֹּל֙ עַל־פָּנֶ֔י⁠הָ וַ⁠תִּשְׁתַּ֖חוּ אָ֑רְצָ⁠ה</w:t>
-      </w:r>
-    </w:p>
-    <w:p>
-      <w:pPr>
-        <w:bidi/>
-      </w:pPr>
-      <w:r>
-        <w:rPr>
-          <w:lang w:val="ar_AE" w:bidi="ar_AE"/>
-        </w:rPr>
-      </w:r>
-      <w:r>
-        <w:rPr>
           <w:b/>
           <w:lang w:val="ar_AE" w:bidi="ar_AE"/>
         </w:rPr>
@@ -14252,22 +12760,6 @@
       </w:r>
       <w:r>
         <w:rPr>
-          <w:lang w:val="ar_AE" w:bidi="ar_AE"/>
-        </w:rPr>
-        <w:t>וַ⁠תִּפֹּל֙ עַל־פָּנֶ֔י⁠הָ וַ⁠תִּשְׁתַּ֖חוּ אָ֑רְצָ⁠ה</w:t>
-      </w:r>
-    </w:p>
-    <w:p>
-      <w:pPr>
-        <w:bidi/>
-      </w:pPr>
-      <w:r>
-        <w:rPr>
-          <w:lang w:val="ar_AE" w:bidi="ar_AE"/>
-        </w:rPr>
-      </w:r>
-      <w:r>
-        <w:rPr>
           <w:b/>
           <w:lang w:val="ar_AE" w:bidi="ar_AE"/>
         </w:rPr>
@@ -14387,22 +12879,6 @@
       </w:r>
       <w:r>
         <w:rPr>
-          <w:lang w:val="ar_AE" w:bidi="ar_AE"/>
-        </w:rPr>
-        <w:t>מַדּוּעַ֩ מָצָ֨אתִי חֵ֤ן בְּ⁠עֵינֶ֨י⁠ךָ֙ לְ⁠הַכִּירֵ֔⁠נִי וְ⁠אָּנֹכִ֖י נָכְרִיָּֽה</w:t>
-      </w:r>
-    </w:p>
-    <w:p>
-      <w:pPr>
-        <w:bidi/>
-      </w:pPr>
-      <w:r>
-        <w:rPr>
-          <w:lang w:val="ar_AE" w:bidi="ar_AE"/>
-        </w:rPr>
-      </w:r>
-      <w:r>
-        <w:rPr>
           <w:b/>
           <w:lang w:val="ar_AE" w:bidi="ar_AE"/>
         </w:rPr>
@@ -14509,22 +12985,6 @@
       </w:r>
       <w:r>
         <w:rPr>
-          <w:lang w:val="ar_AE" w:bidi="ar_AE"/>
-        </w:rPr>
-        <w:t>מָצָ֨אתִי חֵ֤ן בְּ⁠עֵינֶ֨י⁠ךָ֙</w:t>
-      </w:r>
-    </w:p>
-    <w:p>
-      <w:pPr>
-        <w:bidi/>
-      </w:pPr>
-      <w:r>
-        <w:rPr>
-          <w:lang w:val="ar_AE" w:bidi="ar_AE"/>
-        </w:rPr>
-      </w:r>
-      <w:r>
-        <w:rPr>
           <w:b/>
           <w:lang w:val="ar_AE" w:bidi="ar_AE"/>
         </w:rPr>
@@ -14776,22 +13236,6 @@
       </w:r>
       <w:r>
         <w:rPr>
-          <w:lang w:val="ar_AE" w:bidi="ar_AE"/>
-        </w:rPr>
-        <w:t>הֻגֵּ֨ד הֻגַּ֜ד</w:t>
-      </w:r>
-    </w:p>
-    <w:p>
-      <w:pPr>
-        <w:bidi/>
-      </w:pPr>
-      <w:r>
-        <w:rPr>
-          <w:lang w:val="ar_AE" w:bidi="ar_AE"/>
-        </w:rPr>
-      </w:r>
-      <w:r>
-        <w:rPr>
           <w:b/>
           <w:lang w:val="ar_AE" w:bidi="ar_AE"/>
         </w:rPr>
@@ -14911,22 +13355,6 @@
       </w:r>
       <w:r>
         <w:rPr>
-          <w:lang w:val="ar_AE" w:bidi="ar_AE"/>
-        </w:rPr>
-        <w:t>הֻגֵּ֨ד הֻגַּ֜ד לִ֗⁠י</w:t>
-      </w:r>
-    </w:p>
-    <w:p>
-      <w:pPr>
-        <w:bidi/>
-      </w:pPr>
-      <w:r>
-        <w:rPr>
-          <w:lang w:val="ar_AE" w:bidi="ar_AE"/>
-        </w:rPr>
-      </w:r>
-      <w:r>
-        <w:rPr>
           <w:b/>
           <w:lang w:val="ar_AE" w:bidi="ar_AE"/>
         </w:rPr>
@@ -15033,22 +13461,6 @@
       </w:r>
       <w:r>
         <w:rPr>
-          <w:lang w:val="ar_AE" w:bidi="ar_AE"/>
-        </w:rPr>
-        <w:t>וַ⁠תֵּ֣לְכִ֔י אֶל־עַ֕ם</w:t>
-      </w:r>
-    </w:p>
-    <w:p>
-      <w:pPr>
-        <w:bidi/>
-      </w:pPr>
-      <w:r>
-        <w:rPr>
-          <w:lang w:val="ar_AE" w:bidi="ar_AE"/>
-        </w:rPr>
-      </w:r>
-      <w:r>
-        <w:rPr>
           <w:b/>
           <w:lang w:val="ar_AE" w:bidi="ar_AE"/>
         </w:rPr>
@@ -15168,22 +13580,6 @@
       </w:r>
       <w:r>
         <w:rPr>
-          <w:lang w:val="ar_AE" w:bidi="ar_AE"/>
-        </w:rPr>
-        <w:t>תְּמ֥וֹל שִׁלְשֽׁוֹם</w:t>
-      </w:r>
-    </w:p>
-    <w:p>
-      <w:pPr>
-        <w:bidi/>
-      </w:pPr>
-      <w:r>
-        <w:rPr>
-          <w:lang w:val="ar_AE" w:bidi="ar_AE"/>
-        </w:rPr>
-      </w:r>
-      <w:r>
-        <w:rPr>
           <w:b/>
           <w:lang w:val="ar_AE" w:bidi="ar_AE"/>
         </w:rPr>
@@ -15303,22 +13699,6 @@
       </w:r>
       <w:r>
         <w:rPr>
-          <w:lang w:val="ar_AE" w:bidi="ar_AE"/>
-        </w:rPr>
-        <w:t>פָּעֳלֵ֑⁠ךְ</w:t>
-      </w:r>
-    </w:p>
-    <w:p>
-      <w:pPr>
-        <w:bidi/>
-      </w:pPr>
-      <w:r>
-        <w:rPr>
-          <w:lang w:val="ar_AE" w:bidi="ar_AE"/>
-        </w:rPr>
-      </w:r>
-      <w:r>
-        <w:rPr>
           <w:b/>
           <w:lang w:val="ar_AE" w:bidi="ar_AE"/>
         </w:rPr>
@@ -15438,22 +13818,6 @@
       </w:r>
       <w:r>
         <w:rPr>
-          <w:lang w:val="ar_AE" w:bidi="ar_AE"/>
-        </w:rPr>
-        <w:t>וּ⁠תְהִ֨י מַשְׂכֻּרְתֵּ֜⁠ךְ שְׁלֵמָ֗ה מֵ⁠עִ֤ם יְהוָה֙</w:t>
-      </w:r>
-    </w:p>
-    <w:p>
-      <w:pPr>
-        <w:bidi/>
-      </w:pPr>
-      <w:r>
-        <w:rPr>
-          <w:lang w:val="ar_AE" w:bidi="ar_AE"/>
-        </w:rPr>
-      </w:r>
-      <w:r>
-        <w:rPr>
           <w:b/>
           <w:lang w:val="ar_AE" w:bidi="ar_AE"/>
         </w:rPr>
@@ -15560,22 +13924,6 @@
       </w:r>
       <w:r>
         <w:rPr>
-          <w:lang w:val="ar_AE" w:bidi="ar_AE"/>
-        </w:rPr>
-        <w:t>אֲשֶׁר־בָּ֖את לַ⁠חֲס֥וֹת תַּֽחַת־כְּנָפָֽי⁠ו</w:t>
-      </w:r>
-    </w:p>
-    <w:p>
-      <w:pPr>
-        <w:bidi/>
-      </w:pPr>
-      <w:r>
-        <w:rPr>
-          <w:lang w:val="ar_AE" w:bidi="ar_AE"/>
-        </w:rPr>
-      </w:r>
-      <w:r>
-        <w:rPr>
           <w:b/>
           <w:lang w:val="ar_AE" w:bidi="ar_AE"/>
         </w:rPr>
@@ -15695,22 +14043,6 @@
       </w:r>
       <w:r>
         <w:rPr>
-          <w:lang w:val="ar_AE" w:bidi="ar_AE"/>
-        </w:rPr>
-        <w:t>אֶמְצָא־חֵ֨ן בְּ⁠עֵינֶ֤י⁠ךָ</w:t>
-      </w:r>
-    </w:p>
-    <w:p>
-      <w:pPr>
-        <w:bidi/>
-      </w:pPr>
-      <w:r>
-        <w:rPr>
-          <w:lang w:val="ar_AE" w:bidi="ar_AE"/>
-        </w:rPr>
-      </w:r>
-      <w:r>
-        <w:rPr>
           <w:b/>
           <w:lang w:val="ar_AE" w:bidi="ar_AE"/>
         </w:rPr>
@@ -15830,22 +14162,6 @@
       </w:r>
       <w:r>
         <w:rPr>
-          <w:lang w:val="ar_AE" w:bidi="ar_AE"/>
-        </w:rPr>
-        <w:t>אֲדֹנִ⁠י֙</w:t>
-      </w:r>
-    </w:p>
-    <w:p>
-      <w:pPr>
-        <w:bidi/>
-      </w:pPr>
-      <w:r>
-        <w:rPr>
-          <w:lang w:val="ar_AE" w:bidi="ar_AE"/>
-        </w:rPr>
-      </w:r>
-      <w:r>
-        <w:rPr>
           <w:b/>
           <w:lang w:val="ar_AE" w:bidi="ar_AE"/>
         </w:rPr>
@@ -15978,22 +14294,6 @@
       </w:r>
       <w:r>
         <w:rPr>
-          <w:lang w:val="ar_AE" w:bidi="ar_AE"/>
-        </w:rPr>
-        <w:t>עַל־לֵ֣ב שִׁפְחָתֶ֑⁠ךָ</w:t>
-      </w:r>
-    </w:p>
-    <w:p>
-      <w:pPr>
-        <w:bidi/>
-      </w:pPr>
-      <w:r>
-        <w:rPr>
-          <w:lang w:val="ar_AE" w:bidi="ar_AE"/>
-        </w:rPr>
-      </w:r>
-      <w:r>
-        <w:rPr>
           <w:b/>
           <w:lang w:val="ar_AE" w:bidi="ar_AE"/>
         </w:rPr>
@@ -16100,22 +14400,6 @@
       </w:r>
       <w:r>
         <w:rPr>
-          <w:lang w:val="ar_AE" w:bidi="ar_AE"/>
-        </w:rPr>
-        <w:t>עַל־לֵ֣ב</w:t>
-      </w:r>
-    </w:p>
-    <w:p>
-      <w:pPr>
-        <w:bidi/>
-      </w:pPr>
-      <w:r>
-        <w:rPr>
-          <w:lang w:val="ar_AE" w:bidi="ar_AE"/>
-        </w:rPr>
-      </w:r>
-      <w:r>
-        <w:rPr>
           <w:b/>
           <w:lang w:val="ar_AE" w:bidi="ar_AE"/>
         </w:rPr>
@@ -16235,22 +14519,6 @@
       </w:r>
       <w:r>
         <w:rPr>
-          <w:lang w:val="ar_AE" w:bidi="ar_AE"/>
-        </w:rPr>
-        <w:t>שִׁפְחָתֶ֑⁠ךָ</w:t>
-      </w:r>
-    </w:p>
-    <w:p>
-      <w:pPr>
-        <w:bidi/>
-      </w:pPr>
-      <w:r>
-        <w:rPr>
-          <w:lang w:val="ar_AE" w:bidi="ar_AE"/>
-        </w:rPr>
-      </w:r>
-      <w:r>
-        <w:rPr>
           <w:b/>
           <w:lang w:val="ar_AE" w:bidi="ar_AE"/>
         </w:rPr>
@@ -16357,22 +14625,6 @@
       </w:r>
       <w:r>
         <w:rPr>
-          <w:lang w:val="ar_AE" w:bidi="ar_AE"/>
-        </w:rPr>
-        <w:t>וְ⁠אָנֹכִי֙ לֹ֣א אֶֽהְיֶ֔ה כְּ⁠אַחַ֖ת שִׁפְחֹתֶֽי⁠ךָ</w:t>
-      </w:r>
-    </w:p>
-    <w:p>
-      <w:pPr>
-        <w:bidi/>
-      </w:pPr>
-      <w:r>
-        <w:rPr>
-          <w:lang w:val="ar_AE" w:bidi="ar_AE"/>
-        </w:rPr>
-      </w:r>
-      <w:r>
-        <w:rPr>
           <w:b/>
           <w:lang w:val="ar_AE" w:bidi="ar_AE"/>
         </w:rPr>
@@ -16563,22 +14815,6 @@
       </w:r>
       <w:r>
         <w:rPr>
-          <w:lang w:val="ar_AE" w:bidi="ar_AE"/>
-        </w:rPr>
-        <w:t>גֹּ֤שִֽׁי הֲלֹם֙ וְ⁠אָכַ֣לְתְּ מִן־הַ⁠לֶּ֔חֶם וְ⁠טָבַ֥לְתְּ פִּתֵּ֖⁠ךְ בַּ⁠חֹ֑מֶץ</w:t>
-      </w:r>
-    </w:p>
-    <w:p>
-      <w:pPr>
-        <w:bidi/>
-      </w:pPr>
-      <w:r>
-        <w:rPr>
-          <w:lang w:val="ar_AE" w:bidi="ar_AE"/>
-        </w:rPr>
-      </w:r>
-      <w:r>
-        <w:rPr>
           <w:b/>
           <w:lang w:val="ar_AE" w:bidi="ar_AE"/>
         </w:rPr>
@@ -16685,22 +14921,6 @@
       </w:r>
       <w:r>
         <w:rPr>
-          <w:lang w:val="ar_AE" w:bidi="ar_AE"/>
-        </w:rPr>
-        <w:t>וְ⁠אָכַ֣לְתְּ מִן־הַ⁠לֶּ֔חֶם וְ⁠טָבַ֥לְתְּ פִּתֵּ֖⁠ךְ בַּ⁠חֹ֑מֶץ</w:t>
-      </w:r>
-    </w:p>
-    <w:p>
-      <w:pPr>
-        <w:bidi/>
-      </w:pPr>
-      <w:r>
-        <w:rPr>
-          <w:lang w:val="ar_AE" w:bidi="ar_AE"/>
-        </w:rPr>
-      </w:r>
-      <w:r>
-        <w:rPr>
           <w:b/>
           <w:lang w:val="ar_AE" w:bidi="ar_AE"/>
         </w:rPr>
@@ -16807,22 +15027,6 @@
       </w:r>
       <w:r>
         <w:rPr>
-          <w:lang w:val="ar_AE" w:bidi="ar_AE"/>
-        </w:rPr>
-        <w:t>וְ⁠טָבַ֥לְתְּ פִּתֵּ֖⁠ךְ בַּ⁠חֹ֑מֶץ</w:t>
-      </w:r>
-    </w:p>
-    <w:p>
-      <w:pPr>
-        <w:bidi/>
-      </w:pPr>
-      <w:r>
-        <w:rPr>
-          <w:lang w:val="ar_AE" w:bidi="ar_AE"/>
-        </w:rPr>
-      </w:r>
-      <w:r>
-        <w:rPr>
           <w:b/>
           <w:lang w:val="ar_AE" w:bidi="ar_AE"/>
         </w:rPr>
@@ -16907,22 +15111,6 @@
       </w:r>
       <w:r>
         <w:rPr>
-          <w:lang w:val="ar_AE" w:bidi="ar_AE"/>
-        </w:rPr>
-        <w:t>וַ⁠יְצַו֩ בֹּ֨עַז אֶת־נְעָרָ֜י⁠ו</w:t>
-      </w:r>
-    </w:p>
-    <w:p>
-      <w:pPr>
-        <w:bidi/>
-      </w:pPr>
-      <w:r>
-        <w:rPr>
-          <w:lang w:val="ar_AE" w:bidi="ar_AE"/>
-        </w:rPr>
-      </w:r>
-      <w:r>
-        <w:rPr>
           <w:b/>
           <w:lang w:val="ar_AE" w:bidi="ar_AE"/>
         </w:rPr>
@@ -17029,22 +15217,6 @@
       </w:r>
       <w:r>
         <w:rPr>
-          <w:lang w:val="ar_AE" w:bidi="ar_AE"/>
-        </w:rPr>
-        <w:t>גַּ֣ם בֵּ֧ין הָֽ⁠עֳמָרִ֛ים</w:t>
-      </w:r>
-    </w:p>
-    <w:p>
-      <w:pPr>
-        <w:bidi/>
-      </w:pPr>
-      <w:r>
-        <w:rPr>
-          <w:lang w:val="ar_AE" w:bidi="ar_AE"/>
-        </w:rPr>
-      </w:r>
-      <w:r>
-        <w:rPr>
           <w:b/>
           <w:lang w:val="ar_AE" w:bidi="ar_AE"/>
         </w:rPr>
@@ -17142,22 +15314,6 @@
       </w:r>
       <w:r>
         <w:rPr>
-          <w:lang w:val="ar_AE" w:bidi="ar_AE"/>
-        </w:rPr>
-        <w:t>וְ⁠לֹ֥א תַכְלִימֽוּ⁠הָ</w:t>
-      </w:r>
-    </w:p>
-    <w:p>
-      <w:pPr>
-        <w:bidi/>
-      </w:pPr>
-      <w:r>
-        <w:rPr>
-          <w:lang w:val="ar_AE" w:bidi="ar_AE"/>
-        </w:rPr>
-      </w:r>
-      <w:r>
-        <w:rPr>
           <w:b/>
           <w:lang w:val="ar_AE" w:bidi="ar_AE"/>
         </w:rPr>
@@ -17264,22 +15420,6 @@
       </w:r>
       <w:r>
         <w:rPr>
-          <w:lang w:val="ar_AE" w:bidi="ar_AE"/>
-        </w:rPr>
-        <w:t>וְ⁠גַ֛ם</w:t>
-      </w:r>
-    </w:p>
-    <w:p>
-      <w:pPr>
-        <w:bidi/>
-      </w:pPr>
-      <w:r>
-        <w:rPr>
-          <w:lang w:val="ar_AE" w:bidi="ar_AE"/>
-        </w:rPr>
-      </w:r>
-      <w:r>
-        <w:rPr>
           <w:b/>
           <w:lang w:val="ar_AE" w:bidi="ar_AE"/>
         </w:rPr>
@@ -17448,22 +15588,6 @@
       </w:r>
       <w:r>
         <w:rPr>
-          <w:lang w:val="ar_AE" w:bidi="ar_AE"/>
-        </w:rPr>
-        <w:t>וַ⁠תַּחְבֹּט֙</w:t>
-      </w:r>
-    </w:p>
-    <w:p>
-      <w:pPr>
-        <w:bidi/>
-      </w:pPr>
-      <w:r>
-        <w:rPr>
-          <w:lang w:val="ar_AE" w:bidi="ar_AE"/>
-        </w:rPr>
-      </w:r>
-      <w:r>
-        <w:rPr>
           <w:b/>
           <w:lang w:val="ar_AE" w:bidi="ar_AE"/>
         </w:rPr>
@@ -17548,22 +15672,6 @@
       </w:r>
       <w:r>
         <w:rPr>
-          <w:lang w:val="ar_AE" w:bidi="ar_AE"/>
-        </w:rPr>
-        <w:t>כְּ⁠אֵיפָ֥ה</w:t>
-      </w:r>
-    </w:p>
-    <w:p>
-      <w:pPr>
-        <w:bidi/>
-      </w:pPr>
-      <w:r>
-        <w:rPr>
-          <w:lang w:val="ar_AE" w:bidi="ar_AE"/>
-        </w:rPr>
-      </w:r>
-      <w:r>
-        <w:rPr>
           <w:b/>
           <w:lang w:val="ar_AE" w:bidi="ar_AE"/>
         </w:rPr>
@@ -17683,22 +15791,6 @@
       </w:r>
       <w:r>
         <w:rPr>
-          <w:lang w:val="ar_AE" w:bidi="ar_AE"/>
-        </w:rPr>
-        <w:t>וַ⁠תִּשָּׂא֙ וַ⁠תָּב֣וֹא הָ⁠עִ֔יר</w:t>
-      </w:r>
-    </w:p>
-    <w:p>
-      <w:pPr>
-        <w:bidi/>
-      </w:pPr>
-      <w:r>
-        <w:rPr>
-          <w:lang w:val="ar_AE" w:bidi="ar_AE"/>
-        </w:rPr>
-      </w:r>
-      <w:r>
-        <w:rPr>
           <w:b/>
           <w:lang w:val="ar_AE" w:bidi="ar_AE"/>
         </w:rPr>
@@ -17805,22 +15897,6 @@
       </w:r>
       <w:r>
         <w:rPr>
-          <w:lang w:val="ar_AE" w:bidi="ar_AE"/>
-        </w:rPr>
-        <w:t>אֵיפֹ֨ה לִקַּ֤טְתְּ הַ⁠יּוֹם֙ וְ⁠אָ֣נָה עָשִׂ֔ית</w:t>
-      </w:r>
-    </w:p>
-    <w:p>
-      <w:pPr>
-        <w:bidi/>
-      </w:pPr>
-      <w:r>
-        <w:rPr>
-          <w:lang w:val="ar_AE" w:bidi="ar_AE"/>
-        </w:rPr>
-      </w:r>
-      <w:r>
-        <w:rPr>
           <w:b/>
           <w:lang w:val="ar_AE" w:bidi="ar_AE"/>
         </w:rPr>
@@ -17927,22 +16003,6 @@
       </w:r>
       <w:r>
         <w:rPr>
-          <w:lang w:val="ar_AE" w:bidi="ar_AE"/>
-        </w:rPr>
-        <w:t>יְהִ֥י מַכִּירֵ֖⁠ךְ בָּר֑וּךְ</w:t>
-      </w:r>
-    </w:p>
-    <w:p>
-      <w:pPr>
-        <w:bidi/>
-      </w:pPr>
-      <w:r>
-        <w:rPr>
-          <w:lang w:val="ar_AE" w:bidi="ar_AE"/>
-        </w:rPr>
-      </w:r>
-      <w:r>
-        <w:rPr>
           <w:b/>
           <w:lang w:val="ar_AE" w:bidi="ar_AE"/>
         </w:rPr>
@@ -18049,22 +16109,6 @@
       </w:r>
       <w:r>
         <w:rPr>
-          <w:lang w:val="ar_AE" w:bidi="ar_AE"/>
-        </w:rPr>
-        <w:t>יְהִ֥י מַכִּירֵ֖⁠ךְ בָּר֑וּךְ</w:t>
-      </w:r>
-    </w:p>
-    <w:p>
-      <w:pPr>
-        <w:bidi/>
-      </w:pPr>
-      <w:r>
-        <w:rPr>
-          <w:lang w:val="ar_AE" w:bidi="ar_AE"/>
-        </w:rPr>
-      </w:r>
-      <w:r>
-        <w:rPr>
           <w:b/>
           <w:lang w:val="ar_AE" w:bidi="ar_AE"/>
         </w:rPr>
@@ -18171,22 +16215,6 @@
       </w:r>
       <w:r>
         <w:rPr>
-          <w:lang w:val="ar_AE" w:bidi="ar_AE"/>
-        </w:rPr>
-        <w:t>מַכִּירֵ֖⁠ךְ</w:t>
-      </w:r>
-    </w:p>
-    <w:p>
-      <w:pPr>
-        <w:bidi/>
-      </w:pPr>
-      <w:r>
-        <w:rPr>
-          <w:lang w:val="ar_AE" w:bidi="ar_AE"/>
-        </w:rPr>
-      </w:r>
-      <w:r>
-        <w:rPr>
           <w:b/>
           <w:lang w:val="ar_AE" w:bidi="ar_AE"/>
         </w:rPr>
@@ -18306,22 +16334,6 @@
       </w:r>
       <w:r>
         <w:rPr>
-          <w:lang w:val="ar_AE" w:bidi="ar_AE"/>
-        </w:rPr>
-        <w:t>וַ⁠תַּגֵּ֣ד לַ⁠חֲמוֹתָ֗⁠הּ אֵ֤ת אֲשֶׁר־עָשְׂתָה֙ עִמּ֔⁠וֹ וַ⁠תֹּ֗אמֶר שֵׁ֤ם הָ⁠אִישׁ֙ אֲשֶׁ֨ר עָשִׂ֧יתִי עִמּ֛⁠וֹ הַ⁠יּ֖וֹם בֹּֽעַז</w:t>
-      </w:r>
-    </w:p>
-    <w:p>
-      <w:pPr>
-        <w:bidi/>
-      </w:pPr>
-      <w:r>
-        <w:rPr>
-          <w:lang w:val="ar_AE" w:bidi="ar_AE"/>
-        </w:rPr>
-      </w:r>
-      <w:r>
-        <w:rPr>
           <w:b/>
           <w:lang w:val="ar_AE" w:bidi="ar_AE"/>
         </w:rPr>
@@ -18428,22 +16440,6 @@
       </w:r>
       <w:r>
         <w:rPr>
-          <w:lang w:val="ar_AE" w:bidi="ar_AE"/>
-        </w:rPr>
-        <w:t>בָּר֥וּךְ הוּא֙ לַ⁠יהוָ֔ה</w:t>
-      </w:r>
-    </w:p>
-    <w:p>
-      <w:pPr>
-        <w:bidi/>
-      </w:pPr>
-      <w:r>
-        <w:rPr>
-          <w:lang w:val="ar_AE" w:bidi="ar_AE"/>
-        </w:rPr>
-      </w:r>
-      <w:r>
-        <w:rPr>
           <w:b/>
           <w:lang w:val="ar_AE" w:bidi="ar_AE"/>
         </w:rPr>
@@ -18550,22 +16546,6 @@
       </w:r>
       <w:r>
         <w:rPr>
-          <w:lang w:val="ar_AE" w:bidi="ar_AE"/>
-        </w:rPr>
-        <w:t>בָּר֥וּךְ הוּא֙ לַ⁠יהוָ֔ה</w:t>
-      </w:r>
-    </w:p>
-    <w:p>
-      <w:pPr>
-        <w:bidi/>
-      </w:pPr>
-      <w:r>
-        <w:rPr>
-          <w:lang w:val="ar_AE" w:bidi="ar_AE"/>
-        </w:rPr>
-      </w:r>
-      <w:r>
-        <w:rPr>
           <w:b/>
           <w:lang w:val="ar_AE" w:bidi="ar_AE"/>
         </w:rPr>
@@ -18672,22 +16652,6 @@
       </w:r>
       <w:r>
         <w:rPr>
-          <w:lang w:val="ar_AE" w:bidi="ar_AE"/>
-        </w:rPr>
-        <w:t>אֲשֶׁר֙ לֹא־עָזַ֣ב</w:t>
-      </w:r>
-    </w:p>
-    <w:p>
-      <w:pPr>
-        <w:bidi/>
-      </w:pPr>
-      <w:r>
-        <w:rPr>
-          <w:lang w:val="ar_AE" w:bidi="ar_AE"/>
-        </w:rPr>
-      </w:r>
-      <w:r>
-        <w:rPr>
           <w:b/>
           <w:lang w:val="ar_AE" w:bidi="ar_AE"/>
         </w:rPr>
@@ -18820,22 +16784,6 @@
       </w:r>
       <w:r>
         <w:rPr>
-          <w:lang w:val="ar_AE" w:bidi="ar_AE"/>
-        </w:rPr>
-        <w:t>אֲשֶׁר֙ לֹא־עָזַ֣ב</w:t>
-      </w:r>
-    </w:p>
-    <w:p>
-      <w:pPr>
-        <w:bidi/>
-      </w:pPr>
-      <w:r>
-        <w:rPr>
-          <w:lang w:val="ar_AE" w:bidi="ar_AE"/>
-        </w:rPr>
-      </w:r>
-      <w:r>
-        <w:rPr>
           <w:b/>
           <w:lang w:val="ar_AE" w:bidi="ar_AE"/>
         </w:rPr>
@@ -18955,22 +16903,6 @@
       </w:r>
       <w:r>
         <w:rPr>
-          <w:lang w:val="ar_AE" w:bidi="ar_AE"/>
-        </w:rPr>
-        <w:t>אֶת־הַ⁠חַיִּ֖ים</w:t>
-      </w:r>
-    </w:p>
-    <w:p>
-      <w:pPr>
-        <w:bidi/>
-      </w:pPr>
-      <w:r>
-        <w:rPr>
-          <w:lang w:val="ar_AE" w:bidi="ar_AE"/>
-        </w:rPr>
-      </w:r>
-      <w:r>
-        <w:rPr>
           <w:b/>
           <w:lang w:val="ar_AE" w:bidi="ar_AE"/>
         </w:rPr>
@@ -19090,22 +17022,6 @@
       </w:r>
       <w:r>
         <w:rPr>
-          <w:lang w:val="ar_AE" w:bidi="ar_AE"/>
-        </w:rPr>
-        <w:t>וְ⁠אֶת־הַ⁠מֵּתִ֑ים</w:t>
-      </w:r>
-    </w:p>
-    <w:p>
-      <w:pPr>
-        <w:bidi/>
-      </w:pPr>
-      <w:r>
-        <w:rPr>
-          <w:lang w:val="ar_AE" w:bidi="ar_AE"/>
-        </w:rPr>
-      </w:r>
-      <w:r>
-        <w:rPr>
           <w:b/>
           <w:lang w:val="ar_AE" w:bidi="ar_AE"/>
         </w:rPr>
@@ -19225,22 +17141,6 @@
       </w:r>
       <w:r>
         <w:rPr>
-          <w:lang w:val="ar_AE" w:bidi="ar_AE"/>
-        </w:rPr>
-        <w:t>קָר֥וֹב לָ֨⁠נוּ֙ הָ⁠אִ֔ישׁ מִֽ⁠גֹּאֲלֵ֖⁠נוּ הֽוּא</w:t>
-      </w:r>
-    </w:p>
-    <w:p>
-      <w:pPr>
-        <w:bidi/>
-      </w:pPr>
-      <w:r>
-        <w:rPr>
-          <w:lang w:val="ar_AE" w:bidi="ar_AE"/>
-        </w:rPr>
-      </w:r>
-      <w:r>
-        <w:rPr>
           <w:b/>
           <w:lang w:val="ar_AE" w:bidi="ar_AE"/>
         </w:rPr>
@@ -19347,22 +17247,6 @@
       </w:r>
       <w:r>
         <w:rPr>
-          <w:lang w:val="ar_AE" w:bidi="ar_AE"/>
-        </w:rPr>
-        <w:t>מִֽ⁠גֹּאֲלֵ֖⁠נוּ</w:t>
-      </w:r>
-    </w:p>
-    <w:p>
-      <w:pPr>
-        <w:bidi/>
-      </w:pPr>
-      <w:r>
-        <w:rPr>
-          <w:lang w:val="ar_AE" w:bidi="ar_AE"/>
-        </w:rPr>
-      </w:r>
-      <w:r>
-        <w:rPr>
           <w:b/>
           <w:lang w:val="ar_AE" w:bidi="ar_AE"/>
         </w:rPr>
@@ -19447,22 +17331,6 @@
       </w:r>
       <w:r>
         <w:rPr>
-          <w:lang w:val="ar_AE" w:bidi="ar_AE"/>
-        </w:rPr>
-        <w:t>גַּ֣ם ׀ כִּי־אָמַ֣ר אֵלַ֗⁠י</w:t>
-      </w:r>
-    </w:p>
-    <w:p>
-      <w:pPr>
-        <w:bidi/>
-      </w:pPr>
-      <w:r>
-        <w:rPr>
-          <w:lang w:val="ar_AE" w:bidi="ar_AE"/>
-        </w:rPr>
-      </w:r>
-      <w:r>
-        <w:rPr>
           <w:b/>
           <w:lang w:val="ar_AE" w:bidi="ar_AE"/>
         </w:rPr>
@@ -19569,22 +17437,6 @@
       </w:r>
       <w:r>
         <w:rPr>
-          <w:lang w:val="ar_AE" w:bidi="ar_AE"/>
-        </w:rPr>
-        <w:t>אָמַ֣ר אֵלַ֗⁠י עִם־הַ⁠נְּעָרִ֤ים אֲשֶׁר־לִ⁠י֙ תִּדְבָּקִ֔י⁠ן עַ֣ד אִם־כִּלּ֔וּ אֵ֥ת כָּל־הַ⁠קָּצִ֖יר אֲשֶׁר־לִֽ⁠י</w:t>
-      </w:r>
-    </w:p>
-    <w:p>
-      <w:pPr>
-        <w:bidi/>
-      </w:pPr>
-      <w:r>
-        <w:rPr>
-          <w:lang w:val="ar_AE" w:bidi="ar_AE"/>
-        </w:rPr>
-      </w:r>
-      <w:r>
-        <w:rPr>
           <w:b/>
           <w:lang w:val="ar_AE" w:bidi="ar_AE"/>
         </w:rPr>
@@ -19691,22 +17543,6 @@
       </w:r>
       <w:r>
         <w:rPr>
-          <w:lang w:val="ar_AE" w:bidi="ar_AE"/>
-        </w:rPr>
-        <w:t>עִם־הַ⁠נְּעָרִ֤ים אֲשֶׁר־לִ⁠י֙ תִּדְבָּקִ֔י⁠ן</w:t>
-      </w:r>
-    </w:p>
-    <w:p>
-      <w:pPr>
-        <w:bidi/>
-      </w:pPr>
-      <w:r>
-        <w:rPr>
-          <w:lang w:val="ar_AE" w:bidi="ar_AE"/>
-        </w:rPr>
-      </w:r>
-      <w:r>
-        <w:rPr>
           <w:b/>
           <w:lang w:val="ar_AE" w:bidi="ar_AE"/>
         </w:rPr>
@@ -19897,22 +17733,6 @@
       </w:r>
       <w:r>
         <w:rPr>
-          <w:lang w:val="ar_AE" w:bidi="ar_AE"/>
-        </w:rPr>
-        <w:t>וְ⁠לֹ֥א יִפְגְּעוּ־בָ֖⁠ךְ</w:t>
-      </w:r>
-    </w:p>
-    <w:p>
-      <w:pPr>
-        <w:bidi/>
-      </w:pPr>
-      <w:r>
-        <w:rPr>
-          <w:lang w:val="ar_AE" w:bidi="ar_AE"/>
-        </w:rPr>
-      </w:r>
-      <w:r>
-        <w:rPr>
           <w:b/>
           <w:lang w:val="ar_AE" w:bidi="ar_AE"/>
         </w:rPr>
@@ -20019,22 +17839,6 @@
       </w:r>
       <w:r>
         <w:rPr>
-          <w:lang w:val="ar_AE" w:bidi="ar_AE"/>
-        </w:rPr>
-        <w:t>וַ⁠תִּדְבַּ֞ק</w:t>
-      </w:r>
-    </w:p>
-    <w:p>
-      <w:pPr>
-        <w:bidi/>
-      </w:pPr>
-      <w:r>
-        <w:rPr>
-          <w:lang w:val="ar_AE" w:bidi="ar_AE"/>
-        </w:rPr>
-      </w:r>
-      <w:r>
-        <w:rPr>
           <w:b/>
           <w:lang w:val="ar_AE" w:bidi="ar_AE"/>
         </w:rPr>
@@ -20154,22 +17958,6 @@
       </w:r>
       <w:r>
         <w:rPr>
-          <w:lang w:val="ar_AE" w:bidi="ar_AE"/>
-        </w:rPr>
-        <w:t>עַד־כְּל֥וֹת קְצִֽיר־הַ⁠שְּׂעֹרִ֖ים וּ⁠קְצִ֣יר הַֽ⁠חִטִּ֑ים</w:t>
-      </w:r>
-    </w:p>
-    <w:p>
-      <w:pPr>
-        <w:bidi/>
-      </w:pPr>
-      <w:r>
-        <w:rPr>
-          <w:lang w:val="ar_AE" w:bidi="ar_AE"/>
-        </w:rPr>
-      </w:r>
-      <w:r>
-        <w:rPr>
           <w:b/>
           <w:lang w:val="ar_AE" w:bidi="ar_AE"/>
         </w:rPr>
@@ -20405,22 +18193,6 @@
       </w:r>
       <w:r>
         <w:rPr>
-          <w:lang w:val="ar_AE" w:bidi="ar_AE"/>
-        </w:rPr>
-        <w:t>וַ⁠תֹּ֥אמֶר לָ֖⁠הּ נָעֳמִ֣י חֲמוֹתָ֑⁠הּ</w:t>
-      </w:r>
-    </w:p>
-    <w:p>
-      <w:pPr>
-        <w:bidi/>
-      </w:pPr>
-      <w:r>
-        <w:rPr>
-          <w:lang w:val="ar_AE" w:bidi="ar_AE"/>
-        </w:rPr>
-      </w:r>
-      <w:r>
-        <w:rPr>
           <w:b/>
           <w:lang w:val="ar_AE" w:bidi="ar_AE"/>
         </w:rPr>
@@ -20659,22 +18431,6 @@
       </w:r>
       <w:r>
         <w:rPr>
-          <w:lang w:val="ar_AE" w:bidi="ar_AE"/>
-        </w:rPr>
-        <w:t>נָעֳמִ֣י חֲמוֹתָ֑⁠הּ</w:t>
-      </w:r>
-    </w:p>
-    <w:p>
-      <w:pPr>
-        <w:bidi/>
-      </w:pPr>
-      <w:r>
-        <w:rPr>
-          <w:lang w:val="ar_AE" w:bidi="ar_AE"/>
-        </w:rPr>
-      </w:r>
-      <w:r>
-        <w:rPr>
           <w:b/>
           <w:lang w:val="ar_AE" w:bidi="ar_AE"/>
         </w:rPr>
@@ -20801,22 +18557,6 @@
       </w:r>
       <w:r>
         <w:rPr>
-          <w:lang w:val="ar_AE" w:bidi="ar_AE"/>
-        </w:rPr>
-        <w:t>חֲמוֹתָ֑⁠הּ</w:t>
-      </w:r>
-    </w:p>
-    <w:p>
-      <w:pPr>
-        <w:bidi/>
-      </w:pPr>
-      <w:r>
-        <w:rPr>
-          <w:lang w:val="ar_AE" w:bidi="ar_AE"/>
-        </w:rPr>
-      </w:r>
-      <w:r>
-        <w:rPr>
           <w:b/>
           <w:lang w:val="ar_AE" w:bidi="ar_AE"/>
         </w:rPr>
@@ -20923,22 +18663,6 @@
       </w:r>
       <w:r>
         <w:rPr>
-          <w:lang w:val="ar_AE" w:bidi="ar_AE"/>
-        </w:rPr>
-        <w:t>בִּתִּ֞⁠י</w:t>
-      </w:r>
-    </w:p>
-    <w:p>
-      <w:pPr>
-        <w:bidi/>
-      </w:pPr>
-      <w:r>
-        <w:rPr>
-          <w:lang w:val="ar_AE" w:bidi="ar_AE"/>
-        </w:rPr>
-      </w:r>
-      <w:r>
-        <w:rPr>
           <w:b/>
           <w:lang w:val="ar_AE" w:bidi="ar_AE"/>
         </w:rPr>
@@ -21058,22 +18782,6 @@
       </w:r>
       <w:r>
         <w:rPr>
-          <w:lang w:val="ar_AE" w:bidi="ar_AE"/>
-        </w:rPr>
-        <w:t>הֲ⁠לֹ֧א אֲבַקֶּשׁ־לָ֛⁠ךְ מָנ֖וֹחַ אֲשֶׁ֥ר יִֽיטַב־לָֽ⁠ךְ</w:t>
-      </w:r>
-    </w:p>
-    <w:p>
-      <w:pPr>
-        <w:bidi/>
-      </w:pPr>
-      <w:r>
-        <w:rPr>
-          <w:lang w:val="ar_AE" w:bidi="ar_AE"/>
-        </w:rPr>
-      </w:r>
-      <w:r>
-        <w:rPr>
           <w:b/>
           <w:lang w:val="ar_AE" w:bidi="ar_AE"/>
         </w:rPr>
@@ -21180,22 +18888,6 @@
       </w:r>
       <w:r>
         <w:rPr>
-          <w:lang w:val="ar_AE" w:bidi="ar_AE"/>
-        </w:rPr>
-        <w:t>מָנ֖וֹחַ</w:t>
-      </w:r>
-    </w:p>
-    <w:p>
-      <w:pPr>
-        <w:bidi/>
-      </w:pPr>
-      <w:r>
-        <w:rPr>
-          <w:lang w:val="ar_AE" w:bidi="ar_AE"/>
-        </w:rPr>
-      </w:r>
-      <w:r>
-        <w:rPr>
           <w:b/>
           <w:lang w:val="ar_AE" w:bidi="ar_AE"/>
         </w:rPr>
@@ -21315,22 +19007,6 @@
       </w:r>
       <w:r>
         <w:rPr>
-          <w:lang w:val="ar_AE" w:bidi="ar_AE"/>
-        </w:rPr>
-        <w:t>וְ⁠עַתָּ֗ה</w:t>
-      </w:r>
-    </w:p>
-    <w:p>
-      <w:pPr>
-        <w:bidi/>
-      </w:pPr>
-      <w:r>
-        <w:rPr>
-          <w:lang w:val="ar_AE" w:bidi="ar_AE"/>
-        </w:rPr>
-      </w:r>
-      <w:r>
-        <w:rPr>
           <w:b/>
           <w:lang w:val="ar_AE" w:bidi="ar_AE"/>
         </w:rPr>
@@ -21366,7 +19042,7 @@
         </w:rPr>
         <w:t xml:space="preserve">أوضح سؤال نُعمي البلاغي في </w:t>
       </w:r>
-      <w:hyperlink r:id="rId15">
+      <w:hyperlink r:id="rId13">
         <w:r>
           <w:rPr>
             <w:lang w:val="ar_AE" w:bidi="ar_AE"/>
@@ -21384,7 +19060,7 @@
         </w:rPr>
         <w:t xml:space="preserve"> سبب الخطة التي ستخبر بها راعوث في الآيات </w:t>
       </w:r>
-      <w:hyperlink r:id="rId16">
+      <w:hyperlink r:id="rId14">
         <w:r>
           <w:rPr>
             <w:lang w:val="ar_AE" w:bidi="ar_AE"/>
@@ -21473,22 +19149,6 @@
       </w:r>
       <w:r>
         <w:rPr>
-          <w:lang w:val="ar_AE" w:bidi="ar_AE"/>
-        </w:rPr>
-        <w:t>הֲ⁠לֹ֥א בֹ֨עַז֙ מֹֽדַעְתָּ֔⁠נוּ אֲשֶׁ֥ר הָיִ֖ית אֶת־נַעֲרוֹתָ֑י⁠ו</w:t>
-      </w:r>
-    </w:p>
-    <w:p>
-      <w:pPr>
-        <w:bidi/>
-      </w:pPr>
-      <w:r>
-        <w:rPr>
-          <w:lang w:val="ar_AE" w:bidi="ar_AE"/>
-        </w:rPr>
-      </w:r>
-      <w:r>
-        <w:rPr>
           <w:b/>
           <w:lang w:val="ar_AE" w:bidi="ar_AE"/>
         </w:rPr>
@@ -21524,7 +19184,7 @@
         </w:rPr>
         <w:t xml:space="preserve">تستخدم نعمي صيغة السؤال هنا لتذكير راعوث بأمر كانت قد أخبرتها به سابقًا (انظر </w:t>
       </w:r>
-      <w:hyperlink r:id="rId17">
+      <w:hyperlink r:id="rId15">
         <w:r>
           <w:rPr>
             <w:lang w:val="ar_AE" w:bidi="ar_AE"/>
@@ -21613,22 +19273,6 @@
       </w:r>
       <w:r>
         <w:rPr>
-          <w:lang w:val="ar_AE" w:bidi="ar_AE"/>
-        </w:rPr>
-        <w:t>אֲשֶׁ֥ר הָיִ֖ית אֶת־נַעֲרוֹתָ֑י⁠ו</w:t>
-      </w:r>
-    </w:p>
-    <w:p>
-      <w:pPr>
-        <w:bidi/>
-      </w:pPr>
-      <w:r>
-        <w:rPr>
-          <w:lang w:val="ar_AE" w:bidi="ar_AE"/>
-        </w:rPr>
-      </w:r>
-      <w:r>
-        <w:rPr>
           <w:b/>
           <w:lang w:val="ar_AE" w:bidi="ar_AE"/>
         </w:rPr>
@@ -21735,22 +19379,6 @@
       </w:r>
       <w:r>
         <w:rPr>
-          <w:lang w:val="ar_AE" w:bidi="ar_AE"/>
-        </w:rPr>
-        <w:t>הִנֵּה</w:t>
-      </w:r>
-    </w:p>
-    <w:p>
-      <w:pPr>
-        <w:bidi/>
-      </w:pPr>
-      <w:r>
-        <w:rPr>
-          <w:lang w:val="ar_AE" w:bidi="ar_AE"/>
-        </w:rPr>
-      </w:r>
-      <w:r>
-        <w:rPr>
           <w:b/>
           <w:lang w:val="ar_AE" w:bidi="ar_AE"/>
         </w:rPr>
@@ -21954,22 +19582,6 @@
       </w:r>
       <w:r>
         <w:rPr>
-          <w:lang w:val="ar_AE" w:bidi="ar_AE"/>
-        </w:rPr>
-        <w:t>וְיָרַ֣דְתְּ הַ⁠גֹּ֑רֶן</w:t>
-      </w:r>
-    </w:p>
-    <w:p>
-      <w:pPr>
-        <w:bidi/>
-      </w:pPr>
-      <w:r>
-        <w:rPr>
-          <w:lang w:val="ar_AE" w:bidi="ar_AE"/>
-        </w:rPr>
-      </w:r>
-      <w:r>
-        <w:rPr>
           <w:b/>
           <w:lang w:val="ar_AE" w:bidi="ar_AE"/>
         </w:rPr>
@@ -22083,22 +19695,6 @@
       </w:r>
       <w:r>
         <w:rPr>
-          <w:lang w:val="ar_AE" w:bidi="ar_AE"/>
-        </w:rPr>
-        <w:t>לֶ⁠אֱכֹ֥ל וְ⁠לִ⁠שְׁתּֽוֹת</w:t>
-      </w:r>
-    </w:p>
-    <w:p>
-      <w:pPr>
-        <w:bidi/>
-      </w:pPr>
-      <w:r>
-        <w:rPr>
-          <w:lang w:val="ar_AE" w:bidi="ar_AE"/>
-        </w:rPr>
-      </w:r>
-      <w:r>
-        <w:rPr>
           <w:b/>
           <w:lang w:val="ar_AE" w:bidi="ar_AE"/>
         </w:rPr>
@@ -22183,22 +19779,6 @@
       </w:r>
       <w:r>
         <w:rPr>
-          <w:lang w:val="ar_AE" w:bidi="ar_AE"/>
-        </w:rPr>
-        <w:t>וִ⁠יהִ֣י</w:t>
-      </w:r>
-    </w:p>
-    <w:p>
-      <w:pPr>
-        <w:bidi/>
-      </w:pPr>
-      <w:r>
-        <w:rPr>
-          <w:lang w:val="ar_AE" w:bidi="ar_AE"/>
-        </w:rPr>
-      </w:r>
-      <w:r>
-        <w:rPr>
           <w:b/>
           <w:lang w:val="ar_AE" w:bidi="ar_AE"/>
         </w:rPr>
@@ -22318,22 +19898,6 @@
       </w:r>
       <w:r>
         <w:rPr>
-          <w:lang w:val="ar_AE" w:bidi="ar_AE"/>
-        </w:rPr>
-        <w:t>וְ⁠גִלִּ֥ית מַרְגְּלֹתָ֖י⁠ו</w:t>
-      </w:r>
-    </w:p>
-    <w:p>
-      <w:pPr>
-        <w:bidi/>
-      </w:pPr>
-      <w:r>
-        <w:rPr>
-          <w:lang w:val="ar_AE" w:bidi="ar_AE"/>
-        </w:rPr>
-      </w:r>
-      <w:r>
-        <w:rPr>
           <w:b/>
           <w:lang w:val="ar_AE" w:bidi="ar_AE"/>
         </w:rPr>
@@ -22453,22 +20017,6 @@
       </w:r>
       <w:r>
         <w:rPr>
-          <w:lang w:val="ar_AE" w:bidi="ar_AE"/>
-        </w:rPr>
-        <w:t>מַרְגְּלֹתָ֖י⁠ו</w:t>
-      </w:r>
-    </w:p>
-    <w:p>
-      <w:pPr>
-        <w:bidi/>
-      </w:pPr>
-      <w:r>
-        <w:rPr>
-          <w:lang w:val="ar_AE" w:bidi="ar_AE"/>
-        </w:rPr>
-      </w:r>
-      <w:r>
-        <w:rPr>
           <w:b/>
           <w:lang w:val="ar_AE" w:bidi="ar_AE"/>
         </w:rPr>
@@ -22588,22 +20136,6 @@
       </w:r>
       <w:r>
         <w:rPr>
-          <w:lang w:val="ar_AE" w:bidi="ar_AE"/>
-        </w:rPr>
-        <w:t>וְ⁠הוּא֙ יַגִּ֣יד לָ֔⁠ךְ אֵ֖ת אֲשֶׁ֥ר תַּעַשִֽׂי⁠ן</w:t>
-      </w:r>
-    </w:p>
-    <w:p>
-      <w:pPr>
-        <w:bidi/>
-      </w:pPr>
-      <w:r>
-        <w:rPr>
-          <w:lang w:val="ar_AE" w:bidi="ar_AE"/>
-        </w:rPr>
-      </w:r>
-      <w:r>
-        <w:rPr>
           <w:b/>
           <w:lang w:val="ar_AE" w:bidi="ar_AE"/>
         </w:rPr>
@@ -22688,22 +20220,6 @@
       </w:r>
       <w:r>
         <w:rPr>
-          <w:lang w:val="ar_AE" w:bidi="ar_AE"/>
-        </w:rPr>
-        <w:t>וְ⁠הוּא֙ יַגִּ֣יד</w:t>
-      </w:r>
-    </w:p>
-    <w:p>
-      <w:pPr>
-        <w:bidi/>
-      </w:pPr>
-      <w:r>
-        <w:rPr>
-          <w:lang w:val="ar_AE" w:bidi="ar_AE"/>
-        </w:rPr>
-      </w:r>
-      <w:r>
-        <w:rPr>
           <w:b/>
           <w:lang w:val="ar_AE" w:bidi="ar_AE"/>
         </w:rPr>
@@ -22801,22 +20317,6 @@
       </w:r>
       <w:r>
         <w:rPr>
-          <w:lang w:val="ar_AE" w:bidi="ar_AE"/>
-        </w:rPr>
-        <w:t>וַ⁠תַּ֕עַשׂ כְּ⁠כֹ֥ל אֲשֶׁר־צִוַּ֖תָּ⁠ה חֲמוֹתָֽ⁠הּ</w:t>
-      </w:r>
-    </w:p>
-    <w:p>
-      <w:pPr>
-        <w:bidi/>
-      </w:pPr>
-      <w:r>
-        <w:rPr>
-          <w:lang w:val="ar_AE" w:bidi="ar_AE"/>
-        </w:rPr>
-      </w:r>
-      <w:r>
-        <w:rPr>
           <w:b/>
           <w:lang w:val="ar_AE" w:bidi="ar_AE"/>
         </w:rPr>
@@ -22852,7 +20352,7 @@
         </w:rPr>
         <w:t xml:space="preserve">تُلخص هذه العبارة الأفعال التي ستقوم بها راعوث في </w:t>
       </w:r>
-      <w:hyperlink r:id="rId18">
+      <w:hyperlink r:id="rId16">
         <w:r>
           <w:rPr>
             <w:lang w:val="ar_AE" w:bidi="ar_AE"/>
@@ -22870,7 +20370,7 @@
         </w:rPr>
         <w:t xml:space="preserve">. إذا أساء الناس فهم ذلك وظنوا أن راعوث قامت بهذه الأفعال في </w:t>
       </w:r>
-      <w:hyperlink r:id="rId19">
+      <w:hyperlink r:id="rId17">
         <w:r>
           <w:rPr>
             <w:lang w:val="ar_AE" w:bidi="ar_AE"/>
@@ -22888,7 +20388,7 @@
         </w:rPr>
         <w:t xml:space="preserve"> ثم أعادتها مرة أخرى في </w:t>
       </w:r>
-      <w:hyperlink r:id="rId18">
+      <w:hyperlink r:id="rId16">
         <w:r>
           <w:rPr>
             <w:lang w:val="ar_AE" w:bidi="ar_AE"/>
@@ -22919,7 +20419,7 @@
         </w:rPr>
         <w:t xml:space="preserve">. أو لتوضيح ترتيب الأحداث بشكل أفضل، يمكنك نقل هذه الجملة إلى نهاية </w:t>
       </w:r>
-      <w:hyperlink r:id="rId18">
+      <w:hyperlink r:id="rId16">
         <w:r>
           <w:rPr>
             <w:lang w:val="ar_AE" w:bidi="ar_AE"/>
@@ -23008,22 +20508,6 @@
       </w:r>
       <w:r>
         <w:rPr>
-          <w:lang w:val="ar_AE" w:bidi="ar_AE"/>
-        </w:rPr>
-        <w:t>וַ⁠יִּיטַ֣ב לִבּ֔⁠וֹ</w:t>
-      </w:r>
-    </w:p>
-    <w:p>
-      <w:pPr>
-        <w:bidi/>
-      </w:pPr>
-      <w:r>
-        <w:rPr>
-          <w:lang w:val="ar_AE" w:bidi="ar_AE"/>
-        </w:rPr>
-      </w:r>
-      <w:r>
-        <w:rPr>
           <w:b/>
           <w:lang w:val="ar_AE" w:bidi="ar_AE"/>
         </w:rPr>
@@ -23275,7 +20759,7 @@
         </w:rPr>
         <w:t xml:space="preserve">في </w:t>
       </w:r>
-      <w:hyperlink r:id="rId20">
+      <w:hyperlink r:id="rId18">
         <w:r>
           <w:rPr>
             <w:lang w:val="ar_AE" w:bidi="ar_AE"/>
@@ -23364,22 +20848,6 @@
       </w:r>
       <w:r>
         <w:rPr>
-          <w:lang w:val="ar_AE" w:bidi="ar_AE"/>
-        </w:rPr>
-        <w:t>וַ⁠יְהִי֙ בַּ⁠חֲצִ֣י הַ⁠לַּ֔יְלָה</w:t>
-      </w:r>
-    </w:p>
-    <w:p>
-      <w:pPr>
-        <w:bidi/>
-      </w:pPr>
-      <w:r>
-        <w:rPr>
-          <w:lang w:val="ar_AE" w:bidi="ar_AE"/>
-        </w:rPr>
-      </w:r>
-      <w:r>
-        <w:rPr>
           <w:b/>
           <w:lang w:val="ar_AE" w:bidi="ar_AE"/>
         </w:rPr>
@@ -23486,22 +20954,6 @@
       </w:r>
       <w:r>
         <w:rPr>
-          <w:lang w:val="ar_AE" w:bidi="ar_AE"/>
-        </w:rPr>
-        <w:t>וַ⁠יֶּחֱרַ֥ד הָ⁠אִ֖ישׁ</w:t>
-      </w:r>
-    </w:p>
-    <w:p>
-      <w:pPr>
-        <w:bidi/>
-      </w:pPr>
-      <w:r>
-        <w:rPr>
-          <w:lang w:val="ar_AE" w:bidi="ar_AE"/>
-        </w:rPr>
-      </w:r>
-      <w:r>
-        <w:rPr>
           <w:b/>
           <w:lang w:val="ar_AE" w:bidi="ar_AE"/>
         </w:rPr>
@@ -23727,22 +21179,6 @@
       </w:r>
       <w:r>
         <w:rPr>
-          <w:lang w:val="ar_AE" w:bidi="ar_AE"/>
-        </w:rPr>
-        <w:t>אֲמָתֶ֔⁠ךָ &amp; אֲמָ֣תְ⁠ךָ֔</w:t>
-      </w:r>
-    </w:p>
-    <w:p>
-      <w:pPr>
-        <w:bidi/>
-      </w:pPr>
-      <w:r>
-        <w:rPr>
-          <w:lang w:val="ar_AE" w:bidi="ar_AE"/>
-        </w:rPr>
-      </w:r>
-      <w:r>
-        <w:rPr>
           <w:b/>
           <w:lang w:val="ar_AE" w:bidi="ar_AE"/>
         </w:rPr>
@@ -23863,22 +21299,6 @@
       </w:r>
       <w:r>
         <w:rPr>
-          <w:lang w:val="ar_AE" w:bidi="ar_AE"/>
-        </w:rPr>
-        <w:t>וּ⁠פָרַשְׂתָּ֤ כְנָפֶ֨⁠ךָ֙ עַל־אֲמָ֣תְ⁠ךָ֔</w:t>
-      </w:r>
-    </w:p>
-    <w:p>
-      <w:pPr>
-        <w:bidi/>
-      </w:pPr>
-      <w:r>
-        <w:rPr>
-          <w:lang w:val="ar_AE" w:bidi="ar_AE"/>
-        </w:rPr>
-      </w:r>
-      <w:r>
-        <w:rPr>
           <w:b/>
           <w:lang w:val="ar_AE" w:bidi="ar_AE"/>
         </w:rPr>
@@ -24020,7 +21440,7 @@
         </w:rPr>
         <w:t xml:space="preserve">انظر كيف قُمت بترجمة هذا المصطلح في </w:t>
       </w:r>
-      <w:hyperlink r:id="rId17">
+      <w:hyperlink r:id="rId15">
         <w:r>
           <w:rPr>
             <w:lang w:val="ar_AE" w:bidi="ar_AE"/>
@@ -24109,22 +21529,6 @@
       </w:r>
       <w:r>
         <w:rPr>
-          <w:lang w:val="ar_AE" w:bidi="ar_AE"/>
-        </w:rPr>
-        <w:t>בְּרוּכָ֨ה אַ֤תְּ לַֽ⁠יהוָה֙</w:t>
-      </w:r>
-    </w:p>
-    <w:p>
-      <w:pPr>
-        <w:bidi/>
-      </w:pPr>
-      <w:r>
-        <w:rPr>
-          <w:lang w:val="ar_AE" w:bidi="ar_AE"/>
-        </w:rPr>
-      </w:r>
-      <w:r>
-        <w:rPr>
           <w:b/>
           <w:lang w:val="ar_AE" w:bidi="ar_AE"/>
         </w:rPr>
@@ -24231,22 +21635,6 @@
       </w:r>
       <w:r>
         <w:rPr>
-          <w:lang w:val="ar_AE" w:bidi="ar_AE"/>
-        </w:rPr>
-        <w:t>בִּתִּ֔⁠י</w:t>
-      </w:r>
-    </w:p>
-    <w:p>
-      <w:pPr>
-        <w:bidi/>
-      </w:pPr>
-      <w:r>
-        <w:rPr>
-          <w:lang w:val="ar_AE" w:bidi="ar_AE"/>
-        </w:rPr>
-      </w:r>
-      <w:r>
-        <w:rPr>
           <w:b/>
           <w:lang w:val="ar_AE" w:bidi="ar_AE"/>
         </w:rPr>
@@ -24295,7 +21683,7 @@
         </w:rPr>
         <w:t xml:space="preserve">في </w:t>
       </w:r>
-      <w:hyperlink r:id="rId21">
+      <w:hyperlink r:id="rId19">
         <w:r>
           <w:rPr>
             <w:lang w:val="ar_AE" w:bidi="ar_AE"/>
@@ -24384,22 +21772,6 @@
       </w:r>
       <w:r>
         <w:rPr>
-          <w:lang w:val="ar_AE" w:bidi="ar_AE"/>
-        </w:rPr>
-        <w:t>הֵיטַ֛בְתְּ חַסְדֵּ֥⁠ךְ הָ⁠אַחֲר֖וֹן מִן־הָ⁠רִאשׁ֑וֹן</w:t>
-      </w:r>
-    </w:p>
-    <w:p>
-      <w:pPr>
-        <w:bidi/>
-      </w:pPr>
-      <w:r>
-        <w:rPr>
-          <w:lang w:val="ar_AE" w:bidi="ar_AE"/>
-        </w:rPr>
-      </w:r>
-      <w:r>
-        <w:rPr>
           <w:b/>
           <w:lang w:val="ar_AE" w:bidi="ar_AE"/>
         </w:rPr>
@@ -24506,22 +21878,6 @@
       </w:r>
       <w:r>
         <w:rPr>
-          <w:lang w:val="ar_AE" w:bidi="ar_AE"/>
-        </w:rPr>
-        <w:t>הָ⁠רִאשׁ֑וֹן</w:t>
-      </w:r>
-    </w:p>
-    <w:p>
-      <w:pPr>
-        <w:bidi/>
-      </w:pPr>
-      <w:r>
-        <w:rPr>
-          <w:lang w:val="ar_AE" w:bidi="ar_AE"/>
-        </w:rPr>
-      </w:r>
-      <w:r>
-        <w:rPr>
           <w:b/>
           <w:lang w:val="ar_AE" w:bidi="ar_AE"/>
         </w:rPr>
@@ -24641,22 +21997,6 @@
       </w:r>
       <w:r>
         <w:rPr>
-          <w:lang w:val="ar_AE" w:bidi="ar_AE"/>
-        </w:rPr>
-        <w:t>לְ⁠בִלְתִּי־לֶ֗כֶת אַחֲרֵי֙</w:t>
-      </w:r>
-    </w:p>
-    <w:p>
-      <w:pPr>
-        <w:bidi/>
-      </w:pPr>
-      <w:r>
-        <w:rPr>
-          <w:lang w:val="ar_AE" w:bidi="ar_AE"/>
-        </w:rPr>
-      </w:r>
-      <w:r>
-        <w:rPr>
           <w:b/>
           <w:lang w:val="ar_AE" w:bidi="ar_AE"/>
         </w:rPr>
@@ -24776,22 +22116,6 @@
       </w:r>
       <w:r>
         <w:rPr>
-          <w:lang w:val="ar_AE" w:bidi="ar_AE"/>
-        </w:rPr>
-        <w:t>וְ⁠עַתָּ֗ה</w:t>
-      </w:r>
-    </w:p>
-    <w:p>
-      <w:pPr>
-        <w:bidi/>
-      </w:pPr>
-      <w:r>
-        <w:rPr>
-          <w:lang w:val="ar_AE" w:bidi="ar_AE"/>
-        </w:rPr>
-      </w:r>
-      <w:r>
-        <w:rPr>
           <w:b/>
           <w:lang w:val="ar_AE" w:bidi="ar_AE"/>
         </w:rPr>
@@ -24840,7 +22164,7 @@
         </w:rPr>
         <w:t xml:space="preserve"> إلى أن ما ورد في الآية </w:t>
       </w:r>
-      <w:hyperlink r:id="rId22">
+      <w:hyperlink r:id="rId20">
         <w:r>
           <w:rPr>
             <w:lang w:val="ar_AE" w:bidi="ar_AE"/>
@@ -24929,22 +22253,6 @@
       </w:r>
       <w:r>
         <w:rPr>
-          <w:lang w:val="ar_AE" w:bidi="ar_AE"/>
-        </w:rPr>
-        <w:t>בִּתִּ⁠י֙</w:t>
-      </w:r>
-    </w:p>
-    <w:p>
-      <w:pPr>
-        <w:bidi/>
-      </w:pPr>
-      <w:r>
-        <w:rPr>
-          <w:lang w:val="ar_AE" w:bidi="ar_AE"/>
-        </w:rPr>
-      </w:r>
-      <w:r>
-        <w:rPr>
           <w:b/>
           <w:lang w:val="ar_AE" w:bidi="ar_AE"/>
         </w:rPr>
@@ -24980,7 +22288,7 @@
         </w:rPr>
         <w:t xml:space="preserve">انظر كيف قُمت بترجمة هذا التعبير في </w:t>
       </w:r>
-      <w:hyperlink r:id="rId21">
+      <w:hyperlink r:id="rId19">
         <w:r>
           <w:rPr>
             <w:lang w:val="ar_AE" w:bidi="ar_AE"/>
@@ -24998,7 +22306,7 @@
         </w:rPr>
         <w:t xml:space="preserve"> و</w:t>
       </w:r>
-      <w:hyperlink r:id="rId22">
+      <w:hyperlink r:id="rId20">
         <w:r>
           <w:rPr>
             <w:lang w:val="ar_AE" w:bidi="ar_AE"/>
@@ -25087,22 +22395,6 @@
       </w:r>
       <w:r>
         <w:rPr>
-          <w:lang w:val="ar_AE" w:bidi="ar_AE"/>
-        </w:rPr>
-        <w:t>כָּל־שַׁ֣עַר עַמִּ֔⁠י</w:t>
-      </w:r>
-    </w:p>
-    <w:p>
-      <w:pPr>
-        <w:bidi/>
-      </w:pPr>
-      <w:r>
-        <w:rPr>
-          <w:lang w:val="ar_AE" w:bidi="ar_AE"/>
-        </w:rPr>
-      </w:r>
-      <w:r>
-        <w:rPr>
           <w:b/>
           <w:lang w:val="ar_AE" w:bidi="ar_AE"/>
         </w:rPr>
@@ -25328,22 +22620,6 @@
       </w:r>
       <w:r>
         <w:rPr>
-          <w:lang w:val="ar_AE" w:bidi="ar_AE"/>
-        </w:rPr>
-        <w:t>וְ⁠עַתָּה֙</w:t>
-      </w:r>
-    </w:p>
-    <w:p>
-      <w:pPr>
-        <w:bidi/>
-      </w:pPr>
-      <w:r>
-        <w:rPr>
-          <w:lang w:val="ar_AE" w:bidi="ar_AE"/>
-        </w:rPr>
-      </w:r>
-      <w:r>
-        <w:rPr>
           <w:b/>
           <w:lang w:val="ar_AE" w:bidi="ar_AE"/>
         </w:rPr>
@@ -25392,7 +22668,7 @@
         </w:rPr>
         <w:t xml:space="preserve"> إلى أن ما سيأتي بعد ذلك هو أمر آخر مهم يجب على راعوث الانتباه إليه، وكذلك ما ذكره بوعز بقوله "والآن" في </w:t>
       </w:r>
-      <w:hyperlink r:id="rId23">
+      <w:hyperlink r:id="rId21">
         <w:r>
           <w:rPr>
             <w:lang w:val="ar_AE" w:bidi="ar_AE"/>
@@ -25481,22 +22757,6 @@
       </w:r>
       <w:r>
         <w:rPr>
-          <w:lang w:val="ar_AE" w:bidi="ar_AE"/>
-        </w:rPr>
-        <w:t>וְ⁠גַ֛ם</w:t>
-      </w:r>
-    </w:p>
-    <w:p>
-      <w:pPr>
-        <w:bidi/>
-      </w:pPr>
-      <w:r>
-        <w:rPr>
-          <w:lang w:val="ar_AE" w:bidi="ar_AE"/>
-        </w:rPr>
-      </w:r>
-      <w:r>
-        <w:rPr>
           <w:b/>
           <w:lang w:val="ar_AE" w:bidi="ar_AE"/>
         </w:rPr>
@@ -25545,7 +22805,7 @@
         </w:rPr>
         <w:t xml:space="preserve">إلى التباين بين استعداد بوعز للزواج من راعوث </w:t>
       </w:r>
-      <w:hyperlink r:id="rId23">
+      <w:hyperlink r:id="rId21">
         <w:r>
           <w:rPr>
             <w:lang w:val="ar_AE" w:bidi="ar_AE"/>
@@ -25563,7 +22823,7 @@
         </w:rPr>
         <w:t xml:space="preserve"> وبين إمكانية زواج رجل آخر منها </w:t>
       </w:r>
-      <w:hyperlink r:id="rId24">
+      <w:hyperlink r:id="rId22">
         <w:r>
           <w:rPr>
             <w:lang w:val="ar_AE" w:bidi="ar_AE"/>
@@ -25652,22 +22912,6 @@
       </w:r>
       <w:r>
         <w:rPr>
-          <w:lang w:val="ar_AE" w:bidi="ar_AE"/>
-        </w:rPr>
-        <w:t>גֹאֵ֖ל &amp; גֹּאֵ֖ל</w:t>
-      </w:r>
-    </w:p>
-    <w:p>
-      <w:pPr>
-        <w:bidi/>
-      </w:pPr>
-      <w:r>
-        <w:rPr>
-          <w:lang w:val="ar_AE" w:bidi="ar_AE"/>
-        </w:rPr>
-      </w:r>
-      <w:r>
-        <w:rPr>
           <w:b/>
           <w:lang w:val="ar_AE" w:bidi="ar_AE"/>
         </w:rPr>
@@ -25730,7 +22974,7 @@
         </w:rPr>
         <w:t xml:space="preserve">في </w:t>
       </w:r>
-      <w:hyperlink r:id="rId17">
+      <w:hyperlink r:id="rId15">
         <w:r>
           <w:rPr>
             <w:lang w:val="ar_AE" w:bidi="ar_AE"/>
@@ -25819,22 +23063,6 @@
       </w:r>
       <w:r>
         <w:rPr>
-          <w:lang w:val="ar_AE" w:bidi="ar_AE"/>
-        </w:rPr>
-        <w:t>אִם־יִגְאָלֵ֥⁠ךְ</w:t>
-      </w:r>
-    </w:p>
-    <w:p>
-      <w:pPr>
-        <w:bidi/>
-      </w:pPr>
-      <w:r>
-        <w:rPr>
-          <w:lang w:val="ar_AE" w:bidi="ar_AE"/>
-        </w:rPr>
-      </w:r>
-      <w:r>
-        <w:rPr>
           <w:b/>
           <w:lang w:val="ar_AE" w:bidi="ar_AE"/>
         </w:rPr>
@@ -25954,22 +23182,6 @@
       </w:r>
       <w:r>
         <w:rPr>
-          <w:lang w:val="ar_AE" w:bidi="ar_AE"/>
-        </w:rPr>
-        <w:t>וּ⁠גְאַלְתִּ֥י⁠ךְ אָנֹ֖כִי</w:t>
-      </w:r>
-    </w:p>
-    <w:p>
-      <w:pPr>
-        <w:bidi/>
-      </w:pPr>
-      <w:r>
-        <w:rPr>
-          <w:lang w:val="ar_AE" w:bidi="ar_AE"/>
-        </w:rPr>
-      </w:r>
-      <w:r>
-        <w:rPr>
           <w:b/>
           <w:lang w:val="ar_AE" w:bidi="ar_AE"/>
         </w:rPr>
@@ -26186,22 +23398,6 @@
       </w:r>
       <w:r>
         <w:rPr>
-          <w:lang w:val="ar_AE" w:bidi="ar_AE"/>
-        </w:rPr>
-        <w:t>וַ⁠תִּשְׁכַּ֤ב מַרְגְּלוֹתָיו֙</w:t>
-      </w:r>
-    </w:p>
-    <w:p>
-      <w:pPr>
-        <w:bidi/>
-      </w:pPr>
-      <w:r>
-        <w:rPr>
-          <w:lang w:val="ar_AE" w:bidi="ar_AE"/>
-        </w:rPr>
-      </w:r>
-      <w:r>
-        <w:rPr>
           <w:b/>
           <w:lang w:val="ar_AE" w:bidi="ar_AE"/>
         </w:rPr>
@@ -26321,22 +23517,6 @@
       </w:r>
       <w:r>
         <w:rPr>
-          <w:lang w:val="ar_AE" w:bidi="ar_AE"/>
-        </w:rPr>
-        <w:t>בְּטֶ֛רֶם יַכִּ֥יר אִ֖ישׁ אֶת־רֵעֵ֑⁠הוּ</w:t>
-      </w:r>
-    </w:p>
-    <w:p>
-      <w:pPr>
-        <w:bidi/>
-      </w:pPr>
-      <w:r>
-        <w:rPr>
-          <w:lang w:val="ar_AE" w:bidi="ar_AE"/>
-        </w:rPr>
-      </w:r>
-      <w:r>
-        <w:rPr>
           <w:b/>
           <w:lang w:val="ar_AE" w:bidi="ar_AE"/>
         </w:rPr>
@@ -26456,22 +23636,6 @@
       </w:r>
       <w:r>
         <w:rPr>
-          <w:lang w:val="ar_AE" w:bidi="ar_AE"/>
-        </w:rPr>
-        <w:t>וַ⁠יֹּ֨אמֶר֙</w:t>
-      </w:r>
-    </w:p>
-    <w:p>
-      <w:pPr>
-        <w:bidi/>
-      </w:pPr>
-      <w:r>
-        <w:rPr>
-          <w:lang w:val="ar_AE" w:bidi="ar_AE"/>
-        </w:rPr>
-      </w:r>
-      <w:r>
-        <w:rPr>
           <w:b/>
           <w:lang w:val="ar_AE" w:bidi="ar_AE"/>
         </w:rPr>
@@ -26578,22 +23742,6 @@
       </w:r>
       <w:r>
         <w:rPr>
-          <w:lang w:val="ar_AE" w:bidi="ar_AE"/>
-        </w:rPr>
-        <w:t>אַל־יִוָּדַ֔ע</w:t>
-      </w:r>
-    </w:p>
-    <w:p>
-      <w:pPr>
-        <w:bidi/>
-      </w:pPr>
-      <w:r>
-        <w:rPr>
-          <w:lang w:val="ar_AE" w:bidi="ar_AE"/>
-        </w:rPr>
-      </w:r>
-      <w:r>
-        <w:rPr>
           <w:b/>
           <w:lang w:val="ar_AE" w:bidi="ar_AE"/>
         </w:rPr>
@@ -26700,22 +23848,6 @@
       </w:r>
       <w:r>
         <w:rPr>
-          <w:lang w:val="ar_AE" w:bidi="ar_AE"/>
-        </w:rPr>
-        <w:t>הַ⁠מִּטְפַּ֧חַת</w:t>
-      </w:r>
-    </w:p>
-    <w:p>
-      <w:pPr>
-        <w:bidi/>
-      </w:pPr>
-      <w:r>
-        <w:rPr>
-          <w:lang w:val="ar_AE" w:bidi="ar_AE"/>
-        </w:rPr>
-      </w:r>
-      <w:r>
-        <w:rPr>
           <w:b/>
           <w:lang w:val="ar_AE" w:bidi="ar_AE"/>
         </w:rPr>
@@ -26835,22 +23967,6 @@
       </w:r>
       <w:r>
         <w:rPr>
-          <w:lang w:val="ar_AE" w:bidi="ar_AE"/>
-        </w:rPr>
-        <w:t>שֵׁשׁ־שְׂעֹרִים֙</w:t>
-      </w:r>
-    </w:p>
-    <w:p>
-      <w:pPr>
-        <w:bidi/>
-      </w:pPr>
-      <w:r>
-        <w:rPr>
-          <w:lang w:val="ar_AE" w:bidi="ar_AE"/>
-        </w:rPr>
-      </w:r>
-      <w:r>
-        <w:rPr>
           <w:b/>
           <w:lang w:val="ar_AE" w:bidi="ar_AE"/>
         </w:rPr>
@@ -26957,22 +24073,6 @@
       </w:r>
       <w:r>
         <w:rPr>
-          <w:lang w:val="ar_AE" w:bidi="ar_AE"/>
-        </w:rPr>
-        <w:t>וַ⁠יָּ֣שֶׁת עָלֶ֔י⁠הָ</w:t>
-      </w:r>
-    </w:p>
-    <w:p>
-      <w:pPr>
-        <w:bidi/>
-      </w:pPr>
-      <w:r>
-        <w:rPr>
-          <w:lang w:val="ar_AE" w:bidi="ar_AE"/>
-        </w:rPr>
-      </w:r>
-      <w:r>
-        <w:rPr>
           <w:b/>
           <w:lang w:val="ar_AE" w:bidi="ar_AE"/>
         </w:rPr>
@@ -27079,22 +24179,6 @@
       </w:r>
       <w:r>
         <w:rPr>
-          <w:lang w:val="ar_AE" w:bidi="ar_AE"/>
-        </w:rPr>
-        <w:t>וַ⁠יָּבֹ֖א הָ⁠עִֽיר</w:t>
-      </w:r>
-    </w:p>
-    <w:p>
-      <w:pPr>
-        <w:bidi/>
-      </w:pPr>
-      <w:r>
-        <w:rPr>
-          <w:lang w:val="ar_AE" w:bidi="ar_AE"/>
-        </w:rPr>
-      </w:r>
-      <w:r>
-        <w:rPr>
           <w:b/>
           <w:lang w:val="ar_AE" w:bidi="ar_AE"/>
         </w:rPr>
@@ -27227,22 +24311,6 @@
       </w:r>
       <w:r>
         <w:rPr>
-          <w:lang w:val="ar_AE" w:bidi="ar_AE"/>
-        </w:rPr>
-        <w:t>מִי־אַ֣תְּ</w:t>
-      </w:r>
-    </w:p>
-    <w:p>
-      <w:pPr>
-        <w:bidi/>
-      </w:pPr>
-      <w:r>
-        <w:rPr>
-          <w:lang w:val="ar_AE" w:bidi="ar_AE"/>
-        </w:rPr>
-      </w:r>
-      <w:r>
-        <w:rPr>
           <w:b/>
           <w:lang w:val="ar_AE" w:bidi="ar_AE"/>
         </w:rPr>
@@ -27376,22 +24444,6 @@
       </w:r>
       <w:r>
         <w:rPr>
-          <w:lang w:val="ar_AE" w:bidi="ar_AE"/>
-        </w:rPr>
-        <w:t>בִּתִּ֑⁠י</w:t>
-      </w:r>
-    </w:p>
-    <w:p>
-      <w:pPr>
-        <w:bidi/>
-      </w:pPr>
-      <w:r>
-        <w:rPr>
-          <w:lang w:val="ar_AE" w:bidi="ar_AE"/>
-        </w:rPr>
-      </w:r>
-      <w:r>
-        <w:rPr>
           <w:b/>
           <w:lang w:val="ar_AE" w:bidi="ar_AE"/>
         </w:rPr>
@@ -27511,22 +24563,6 @@
       </w:r>
       <w:r>
         <w:rPr>
-          <w:lang w:val="ar_AE" w:bidi="ar_AE"/>
-        </w:rPr>
-        <w:t>אֵ֛ת כָּל־אֲשֶׁ֥ר עָֽשָׂה־לָ֖⁠הּ הָ⁠אִֽישׁ</w:t>
-      </w:r>
-    </w:p>
-    <w:p>
-      <w:pPr>
-        <w:bidi/>
-      </w:pPr>
-      <w:r>
-        <w:rPr>
-          <w:lang w:val="ar_AE" w:bidi="ar_AE"/>
-        </w:rPr>
-      </w:r>
-      <w:r>
-        <w:rPr>
           <w:b/>
           <w:lang w:val="ar_AE" w:bidi="ar_AE"/>
         </w:rPr>
@@ -27681,7 +24717,7 @@
         </w:rPr>
         <w:t xml:space="preserve">انظر كيف قُمت بترجمة هذه العبارة في </w:t>
       </w:r>
-      <w:hyperlink r:id="rId25">
+      <w:hyperlink r:id="rId23">
         <w:r>
           <w:rPr>
             <w:lang w:val="ar_AE" w:bidi="ar_AE"/>
@@ -27770,22 +24806,6 @@
       </w:r>
       <w:r>
         <w:rPr>
-          <w:lang w:val="ar_AE" w:bidi="ar_AE"/>
-        </w:rPr>
-        <w:t>כִּ֚י אָמַ֣ר אַל־תָּב֥וֹאִי רֵיקָ֖ם אֶל־חֲמוֹתֵֽ⁠ךְ</w:t>
-      </w:r>
-    </w:p>
-    <w:p>
-      <w:pPr>
-        <w:bidi/>
-      </w:pPr>
-      <w:r>
-        <w:rPr>
-          <w:lang w:val="ar_AE" w:bidi="ar_AE"/>
-        </w:rPr>
-      </w:r>
-      <w:r>
-        <w:rPr>
           <w:b/>
           <w:lang w:val="ar_AE" w:bidi="ar_AE"/>
         </w:rPr>
@@ -27998,22 +25018,6 @@
       </w:r>
       <w:r>
         <w:rPr>
-          <w:lang w:val="ar_AE" w:bidi="ar_AE"/>
-        </w:rPr>
-        <w:t>שְׁבִ֣י</w:t>
-      </w:r>
-    </w:p>
-    <w:p>
-      <w:pPr>
-        <w:bidi/>
-      </w:pPr>
-      <w:r>
-        <w:rPr>
-          <w:lang w:val="ar_AE" w:bidi="ar_AE"/>
-        </w:rPr>
-      </w:r>
-      <w:r>
-        <w:rPr>
           <w:b/>
           <w:lang w:val="ar_AE" w:bidi="ar_AE"/>
         </w:rPr>
@@ -28239,22 +25243,6 @@
       </w:r>
       <w:r>
         <w:rPr>
-          <w:lang w:val="ar_AE" w:bidi="ar_AE"/>
-        </w:rPr>
-        <w:t>אֵ֖יךְ יִפֹּ֣ל דָּבָ֑ר</w:t>
-      </w:r>
-    </w:p>
-    <w:p>
-      <w:pPr>
-        <w:bidi/>
-      </w:pPr>
-      <w:r>
-        <w:rPr>
-          <w:lang w:val="ar_AE" w:bidi="ar_AE"/>
-        </w:rPr>
-      </w:r>
-      <w:r>
-        <w:rPr>
           <w:b/>
           <w:lang w:val="ar_AE" w:bidi="ar_AE"/>
         </w:rPr>
@@ -28374,22 +25362,6 @@
       </w:r>
       <w:r>
         <w:rPr>
-          <w:lang w:val="ar_AE" w:bidi="ar_AE"/>
-        </w:rPr>
-        <w:t>לֹ֤א יִשְׁקֹט֙ הָ⁠אִ֔ישׁ כִּֽי־אִם</w:t>
-      </w:r>
-    </w:p>
-    <w:p>
-      <w:pPr>
-        <w:bidi/>
-      </w:pPr>
-      <w:r>
-        <w:rPr>
-          <w:lang w:val="ar_AE" w:bidi="ar_AE"/>
-        </w:rPr>
-      </w:r>
-      <w:r>
-        <w:rPr>
           <w:b/>
           <w:lang w:val="ar_AE" w:bidi="ar_AE"/>
         </w:rPr>
@@ -28826,22 +25798,6 @@
       </w:r>
       <w:r>
         <w:rPr>
-          <w:lang w:val="ar_AE" w:bidi="ar_AE"/>
-        </w:rPr>
-        <w:t>וּ⁠בֹ֨עַז עָלָ֣ה הַ⁠שַּׁעַר֮</w:t>
-      </w:r>
-    </w:p>
-    <w:p>
-      <w:pPr>
-        <w:bidi/>
-      </w:pPr>
-      <w:r>
-        <w:rPr>
-          <w:lang w:val="ar_AE" w:bidi="ar_AE"/>
-        </w:rPr>
-      </w:r>
-      <w:r>
-        <w:rPr>
           <w:b/>
           <w:lang w:val="ar_AE" w:bidi="ar_AE"/>
         </w:rPr>
@@ -28948,22 +25904,6 @@
       </w:r>
       <w:r>
         <w:rPr>
-          <w:lang w:val="ar_AE" w:bidi="ar_AE"/>
-        </w:rPr>
-        <w:t>הַ⁠שַּׁעַר֮</w:t>
-      </w:r>
-    </w:p>
-    <w:p>
-      <w:pPr>
-        <w:bidi/>
-      </w:pPr>
-      <w:r>
-        <w:rPr>
-          <w:lang w:val="ar_AE" w:bidi="ar_AE"/>
-        </w:rPr>
-      </w:r>
-      <w:r>
-        <w:rPr>
           <w:b/>
           <w:lang w:val="ar_AE" w:bidi="ar_AE"/>
         </w:rPr>
@@ -29202,22 +26142,6 @@
       </w:r>
       <w:r>
         <w:rPr>
-          <w:lang w:val="ar_AE" w:bidi="ar_AE"/>
-        </w:rPr>
-        <w:t>הַ⁠גֹּאֵ֤ל</w:t>
-      </w:r>
-    </w:p>
-    <w:p>
-      <w:pPr>
-        <w:bidi/>
-      </w:pPr>
-      <w:r>
-        <w:rPr>
-          <w:lang w:val="ar_AE" w:bidi="ar_AE"/>
-        </w:rPr>
-      </w:r>
-      <w:r>
-        <w:rPr>
           <w:b/>
           <w:lang w:val="ar_AE" w:bidi="ar_AE"/>
         </w:rPr>
@@ -29279,7 +26203,7 @@
         </w:rPr>
         <w:t xml:space="preserve">في </w:t>
       </w:r>
-      <w:hyperlink r:id="rId17">
+      <w:hyperlink r:id="rId15">
         <w:r>
           <w:rPr>
             <w:lang w:val="ar_AE" w:bidi="ar_AE"/>
@@ -29368,22 +26292,6 @@
       </w:r>
       <w:r>
         <w:rPr>
-          <w:lang w:val="ar_AE" w:bidi="ar_AE"/>
-        </w:rPr>
-        <w:t>וַ⁠יֹּ֛אמֶר ס֥וּרָ⁠ה שְׁבָ⁠ה־פֹּ֖ה פְּלֹנִ֣י אַלְמֹנִ֑י</w:t>
-      </w:r>
-    </w:p>
-    <w:p>
-      <w:pPr>
-        <w:bidi/>
-      </w:pPr>
-      <w:r>
-        <w:rPr>
-          <w:lang w:val="ar_AE" w:bidi="ar_AE"/>
-        </w:rPr>
-      </w:r>
-      <w:r>
-        <w:rPr>
           <w:b/>
           <w:lang w:val="ar_AE" w:bidi="ar_AE"/>
         </w:rPr>
@@ -29503,22 +26411,6 @@
       </w:r>
       <w:r>
         <w:rPr>
-          <w:lang w:val="ar_AE" w:bidi="ar_AE"/>
-        </w:rPr>
-        <w:t>פְּלֹנִ֣י אַלְמֹנִ֑י</w:t>
-      </w:r>
-    </w:p>
-    <w:p>
-      <w:pPr>
-        <w:bidi/>
-      </w:pPr>
-      <w:r>
-        <w:rPr>
-          <w:lang w:val="ar_AE" w:bidi="ar_AE"/>
-        </w:rPr>
-      </w:r>
-      <w:r>
-        <w:rPr>
           <w:b/>
           <w:lang w:val="ar_AE" w:bidi="ar_AE"/>
         </w:rPr>
@@ -29722,22 +26614,6 @@
       </w:r>
       <w:r>
         <w:rPr>
-          <w:lang w:val="ar_AE" w:bidi="ar_AE"/>
-        </w:rPr>
-        <w:t>לְ⁠אָחִ֖י⁠נוּ</w:t>
-      </w:r>
-    </w:p>
-    <w:p>
-      <w:pPr>
-        <w:bidi/>
-      </w:pPr>
-      <w:r>
-        <w:rPr>
-          <w:lang w:val="ar_AE" w:bidi="ar_AE"/>
-        </w:rPr>
-      </w:r>
-      <w:r>
-        <w:rPr>
           <w:b/>
           <w:lang w:val="ar_AE" w:bidi="ar_AE"/>
         </w:rPr>
@@ -29857,22 +26733,6 @@
       </w:r>
       <w:r>
         <w:rPr>
-          <w:lang w:val="ar_AE" w:bidi="ar_AE"/>
-        </w:rPr>
-        <w:t>אָמַ֜רְתִּי</w:t>
-      </w:r>
-    </w:p>
-    <w:p>
-      <w:pPr>
-        <w:bidi/>
-      </w:pPr>
-      <w:r>
-        <w:rPr>
-          <w:lang w:val="ar_AE" w:bidi="ar_AE"/>
-        </w:rPr>
-      </w:r>
-      <w:r>
-        <w:rPr>
           <w:b/>
           <w:lang w:val="ar_AE" w:bidi="ar_AE"/>
         </w:rPr>
@@ -29992,22 +26852,6 @@
       </w:r>
       <w:r>
         <w:rPr>
-          <w:lang w:val="ar_AE" w:bidi="ar_AE"/>
-        </w:rPr>
-        <w:t>אֶגְלֶ֧ה אָזְנְ⁠ךָ֣</w:t>
-      </w:r>
-    </w:p>
-    <w:p>
-      <w:pPr>
-        <w:bidi/>
-      </w:pPr>
-      <w:r>
-        <w:rPr>
-          <w:lang w:val="ar_AE" w:bidi="ar_AE"/>
-        </w:rPr>
-      </w:r>
-      <w:r>
-        <w:rPr>
           <w:b/>
           <w:lang w:val="ar_AE" w:bidi="ar_AE"/>
         </w:rPr>
@@ -30114,22 +26958,6 @@
       </w:r>
       <w:r>
         <w:rPr>
-          <w:lang w:val="ar_AE" w:bidi="ar_AE"/>
-        </w:rPr>
-        <w:t>נֶ֥גֶד הַֽ⁠יֹּשְׁבִים֮</w:t>
-      </w:r>
-    </w:p>
-    <w:p>
-      <w:pPr>
-        <w:bidi/>
-      </w:pPr>
-      <w:r>
-        <w:rPr>
-          <w:lang w:val="ar_AE" w:bidi="ar_AE"/>
-        </w:rPr>
-      </w:r>
-      <w:r>
-        <w:rPr>
           <w:b/>
           <w:lang w:val="ar_AE" w:bidi="ar_AE"/>
         </w:rPr>
@@ -30342,22 +27170,6 @@
       </w:r>
       <w:r>
         <w:rPr>
-          <w:lang w:val="ar_AE" w:bidi="ar_AE"/>
-        </w:rPr>
-        <w:t>אֵ֤ין זוּלָֽתְ⁠ךָ֙ לִ⁠גְא֔וֹל וְ⁠אָנֹכִ֖י אַחֲרֶ֑י⁠ךָ</w:t>
-      </w:r>
-    </w:p>
-    <w:p>
-      <w:pPr>
-        <w:bidi/>
-      </w:pPr>
-      <w:r>
-        <w:rPr>
-          <w:lang w:val="ar_AE" w:bidi="ar_AE"/>
-        </w:rPr>
-      </w:r>
-      <w:r>
-        <w:rPr>
           <w:b/>
           <w:lang w:val="ar_AE" w:bidi="ar_AE"/>
         </w:rPr>
@@ -30464,22 +27276,6 @@
       </w:r>
       <w:r>
         <w:rPr>
-          <w:lang w:val="ar_AE" w:bidi="ar_AE"/>
-        </w:rPr>
-        <w:t>אָנֹכִ֥י אֶגְאָֽל</w:t>
-      </w:r>
-    </w:p>
-    <w:p>
-      <w:pPr>
-        <w:bidi/>
-      </w:pPr>
-      <w:r>
-        <w:rPr>
-          <w:lang w:val="ar_AE" w:bidi="ar_AE"/>
-        </w:rPr>
-      </w:r>
-      <w:r>
-        <w:rPr>
           <w:b/>
           <w:lang w:val="ar_AE" w:bidi="ar_AE"/>
         </w:rPr>
@@ -30577,22 +27373,6 @@
       </w:r>
       <w:r>
         <w:rPr>
-          <w:lang w:val="ar_AE" w:bidi="ar_AE"/>
-        </w:rPr>
-        <w:t>בְּ⁠יוֹם</w:t>
-      </w:r>
-    </w:p>
-    <w:p>
-      <w:pPr>
-        <w:bidi/>
-      </w:pPr>
-      <w:r>
-        <w:rPr>
-          <w:lang w:val="ar_AE" w:bidi="ar_AE"/>
-        </w:rPr>
-      </w:r>
-      <w:r>
-        <w:rPr>
           <w:b/>
           <w:lang w:val="ar_AE" w:bidi="ar_AE"/>
         </w:rPr>
@@ -30712,22 +27492,6 @@
       </w:r>
       <w:r>
         <w:rPr>
-          <w:lang w:val="ar_AE" w:bidi="ar_AE"/>
-        </w:rPr>
-        <w:t>מִ⁠יַּ֣ד נָעֳמִ֑י</w:t>
-      </w:r>
-    </w:p>
-    <w:p>
-      <w:pPr>
-        <w:bidi/>
-      </w:pPr>
-      <w:r>
-        <w:rPr>
-          <w:lang w:val="ar_AE" w:bidi="ar_AE"/>
-        </w:rPr>
-      </w:r>
-      <w:r>
-        <w:rPr>
           <w:b/>
           <w:lang w:val="ar_AE" w:bidi="ar_AE"/>
         </w:rPr>
@@ -30847,22 +27611,6 @@
       </w:r>
       <w:r>
         <w:rPr>
-          <w:lang w:val="ar_AE" w:bidi="ar_AE"/>
-        </w:rPr>
-        <w:t>וּ֠⁠מֵ⁠אֵת ר֣וּת &amp; קָנִ֔יתָה</w:t>
-      </w:r>
-    </w:p>
-    <w:p>
-      <w:pPr>
-        <w:bidi/>
-      </w:pPr>
-      <w:r>
-        <w:rPr>
-          <w:lang w:val="ar_AE" w:bidi="ar_AE"/>
-        </w:rPr>
-      </w:r>
-      <w:r>
-        <w:rPr>
           <w:b/>
           <w:lang w:val="ar_AE" w:bidi="ar_AE"/>
         </w:rPr>
@@ -31066,22 +27814,6 @@
       </w:r>
       <w:r>
         <w:rPr>
-          <w:lang w:val="ar_AE" w:bidi="ar_AE"/>
-        </w:rPr>
-        <w:t>לְ⁠הָקִ֥ים שֵׁם־הַ⁠מֵּ֖ת עַל־נַחֲלָתֽ⁠וֹ</w:t>
-      </w:r>
-    </w:p>
-    <w:p>
-      <w:pPr>
-        <w:bidi/>
-      </w:pPr>
-      <w:r>
-        <w:rPr>
-          <w:lang w:val="ar_AE" w:bidi="ar_AE"/>
-        </w:rPr>
-      </w:r>
-      <w:r>
-        <w:rPr>
           <w:b/>
           <w:lang w:val="ar_AE" w:bidi="ar_AE"/>
         </w:rPr>
@@ -31201,22 +27933,6 @@
       </w:r>
       <w:r>
         <w:rPr>
-          <w:lang w:val="ar_AE" w:bidi="ar_AE"/>
-        </w:rPr>
-        <w:t>הַ⁠מֵּת֙ &amp; הַ⁠מֵּ֖ת</w:t>
-      </w:r>
-    </w:p>
-    <w:p>
-      <w:pPr>
-        <w:bidi/>
-      </w:pPr>
-      <w:r>
-        <w:rPr>
-          <w:lang w:val="ar_AE" w:bidi="ar_AE"/>
-        </w:rPr>
-      </w:r>
-      <w:r>
-        <w:rPr>
           <w:b/>
           <w:lang w:val="ar_AE" w:bidi="ar_AE"/>
         </w:rPr>
@@ -31350,22 +28066,6 @@
       </w:r>
       <w:r>
         <w:rPr>
-          <w:lang w:val="ar_AE" w:bidi="ar_AE"/>
-        </w:rPr>
-        <w:t>אַשְׁחִ֖ית אֶת־נַחֲלָתִ֑⁠י</w:t>
-      </w:r>
-    </w:p>
-    <w:p>
-      <w:pPr>
-        <w:bidi/>
-      </w:pPr>
-      <w:r>
-        <w:rPr>
-          <w:lang w:val="ar_AE" w:bidi="ar_AE"/>
-        </w:rPr>
-      </w:r>
-      <w:r>
-        <w:rPr>
           <w:b/>
           <w:lang w:val="ar_AE" w:bidi="ar_AE"/>
         </w:rPr>
@@ -31485,22 +28185,6 @@
       </w:r>
       <w:r>
         <w:rPr>
-          <w:lang w:val="ar_AE" w:bidi="ar_AE"/>
-        </w:rPr>
-        <w:t>גְּאַל־לְ⁠ךָ֤ אַתָּה֙ אֶת־גְּאֻלָּתִ֔⁠י</w:t>
-      </w:r>
-    </w:p>
-    <w:p>
-      <w:pPr>
-        <w:bidi/>
-      </w:pPr>
-      <w:r>
-        <w:rPr>
-          <w:lang w:val="ar_AE" w:bidi="ar_AE"/>
-        </w:rPr>
-      </w:r>
-      <w:r>
-        <w:rPr>
           <w:b/>
           <w:lang w:val="ar_AE" w:bidi="ar_AE"/>
         </w:rPr>
@@ -31619,22 +28303,6 @@
       </w:r>
       <w:r>
         <w:rPr>
-          <w:lang w:val="ar_AE" w:bidi="ar_AE"/>
-        </w:rPr>
-        <w:t>וְ⁠זֹאת֩</w:t>
-      </w:r>
-    </w:p>
-    <w:p>
-      <w:pPr>
-        <w:bidi/>
-      </w:pPr>
-      <w:r>
-        <w:rPr>
-          <w:lang w:val="ar_AE" w:bidi="ar_AE"/>
-        </w:rPr>
-      </w:r>
-      <w:r>
-        <w:rPr>
           <w:b/>
           <w:lang w:val="ar_AE" w:bidi="ar_AE"/>
         </w:rPr>
@@ -31754,22 +28422,6 @@
       </w:r>
       <w:r>
         <w:rPr>
-          <w:lang w:val="ar_AE" w:bidi="ar_AE"/>
-        </w:rPr>
-        <w:t>וְ⁠זֹאת֩</w:t>
-      </w:r>
-    </w:p>
-    <w:p>
-      <w:pPr>
-        <w:bidi/>
-      </w:pPr>
-      <w:r>
-        <w:rPr>
-          <w:lang w:val="ar_AE" w:bidi="ar_AE"/>
-        </w:rPr>
-      </w:r>
-      <w:r>
-        <w:rPr>
           <w:b/>
           <w:lang w:val="ar_AE" w:bidi="ar_AE"/>
         </w:rPr>
@@ -31876,22 +28528,6 @@
       </w:r>
       <w:r>
         <w:rPr>
-          <w:lang w:val="ar_AE" w:bidi="ar_AE"/>
-        </w:rPr>
-        <w:t>לְ⁠פָנִ֨ים</w:t>
-      </w:r>
-    </w:p>
-    <w:p>
-      <w:pPr>
-        <w:bidi/>
-      </w:pPr>
-      <w:r>
-        <w:rPr>
-          <w:lang w:val="ar_AE" w:bidi="ar_AE"/>
-        </w:rPr>
-      </w:r>
-      <w:r>
-        <w:rPr>
           <w:b/>
           <w:lang w:val="ar_AE" w:bidi="ar_AE"/>
         </w:rPr>
@@ -32011,22 +28647,6 @@
       </w:r>
       <w:r>
         <w:rPr>
-          <w:lang w:val="ar_AE" w:bidi="ar_AE"/>
-        </w:rPr>
-        <w:t>לְ⁠רֵעֵ֑⁠הוּ</w:t>
-      </w:r>
-    </w:p>
-    <w:p>
-      <w:pPr>
-        <w:bidi/>
-      </w:pPr>
-      <w:r>
-        <w:rPr>
-          <w:lang w:val="ar_AE" w:bidi="ar_AE"/>
-        </w:rPr>
-      </w:r>
-      <w:r>
-        <w:rPr>
           <w:b/>
           <w:lang w:val="ar_AE" w:bidi="ar_AE"/>
         </w:rPr>
@@ -32146,22 +28766,6 @@
       </w:r>
       <w:r>
         <w:rPr>
-          <w:lang w:val="ar_AE" w:bidi="ar_AE"/>
-        </w:rPr>
-        <w:t>וַ⁠יֹּ֧אמֶר הַ⁠גֹּאֵ֛ל לְ⁠בֹ֖עַז קְנֵה־לָ֑⁠ךְ וַ⁠יִּשְׁלֹ֖ף נַעֲלֽ⁠וֹ</w:t>
-      </w:r>
-    </w:p>
-    <w:p>
-      <w:pPr>
-        <w:bidi/>
-      </w:pPr>
-      <w:r>
-        <w:rPr>
-          <w:lang w:val="ar_AE" w:bidi="ar_AE"/>
-        </w:rPr>
-      </w:r>
-      <w:r>
-        <w:rPr>
           <w:b/>
           <w:lang w:val="ar_AE" w:bidi="ar_AE"/>
         </w:rPr>
@@ -32268,22 +28872,6 @@
       </w:r>
       <w:r>
         <w:rPr>
-          <w:lang w:val="ar_AE" w:bidi="ar_AE"/>
-        </w:rPr>
-        <w:t>וַ⁠יֹּ֧אמֶר הַ⁠גֹּאֵ֛ל לְ⁠בֹ֖עַז קְנֵה־לָ֑⁠ךְ וַ⁠יִּשְׁלֹ֖ף נַעֲלֽ⁠וֹ</w:t>
-      </w:r>
-    </w:p>
-    <w:p>
-      <w:pPr>
-        <w:bidi/>
-      </w:pPr>
-      <w:r>
-        <w:rPr>
-          <w:lang w:val="ar_AE" w:bidi="ar_AE"/>
-        </w:rPr>
-      </w:r>
-      <w:r>
-        <w:rPr>
           <w:b/>
           <w:lang w:val="ar_AE" w:bidi="ar_AE"/>
         </w:rPr>
@@ -32403,22 +28991,6 @@
       </w:r>
       <w:r>
         <w:rPr>
-          <w:lang w:val="ar_AE" w:bidi="ar_AE"/>
-        </w:rPr>
-        <w:t>וַ⁠יִּשְׁלֹ֖ף נַעֲלֽ⁠וֹ</w:t>
-      </w:r>
-    </w:p>
-    <w:p>
-      <w:pPr>
-        <w:bidi/>
-      </w:pPr>
-      <w:r>
-        <w:rPr>
-          <w:lang w:val="ar_AE" w:bidi="ar_AE"/>
-        </w:rPr>
-      </w:r>
-      <w:r>
-        <w:rPr>
           <w:b/>
           <w:lang w:val="ar_AE" w:bidi="ar_AE"/>
         </w:rPr>
@@ -32525,22 +29097,6 @@
       </w:r>
       <w:r>
         <w:rPr>
-          <w:lang w:val="ar_AE" w:bidi="ar_AE"/>
-        </w:rPr>
-        <w:t>לַ⁠זְּקֵנִ֜ים וְ⁠כָל־הָ⁠עָ֗ם</w:t>
-      </w:r>
-    </w:p>
-    <w:p>
-      <w:pPr>
-        <w:bidi/>
-      </w:pPr>
-      <w:r>
-        <w:rPr>
-          <w:lang w:val="ar_AE" w:bidi="ar_AE"/>
-        </w:rPr>
-      </w:r>
-      <w:r>
-        <w:rPr>
           <w:b/>
           <w:lang w:val="ar_AE" w:bidi="ar_AE"/>
         </w:rPr>
@@ -32660,22 +29216,6 @@
       </w:r>
       <w:r>
         <w:rPr>
-          <w:lang w:val="ar_AE" w:bidi="ar_AE"/>
-        </w:rPr>
-        <w:t>מִ⁠יַּ֖ד נָעֳמִֽי</w:t>
-      </w:r>
-    </w:p>
-    <w:p>
-      <w:pPr>
-        <w:bidi/>
-      </w:pPr>
-      <w:r>
-        <w:rPr>
-          <w:lang w:val="ar_AE" w:bidi="ar_AE"/>
-        </w:rPr>
-      </w:r>
-      <w:r>
-        <w:rPr>
           <w:b/>
           <w:lang w:val="ar_AE" w:bidi="ar_AE"/>
         </w:rPr>
@@ -32879,22 +29419,6 @@
       </w:r>
       <w:r>
         <w:rPr>
-          <w:lang w:val="ar_AE" w:bidi="ar_AE"/>
-        </w:rPr>
-        <w:t>וְ⁠גַ֣ם</w:t>
-      </w:r>
-    </w:p>
-    <w:p>
-      <w:pPr>
-        <w:bidi/>
-      </w:pPr>
-      <w:r>
-        <w:rPr>
-          <w:lang w:val="ar_AE" w:bidi="ar_AE"/>
-        </w:rPr>
-      </w:r>
-      <w:r>
-        <w:rPr>
           <w:b/>
           <w:lang w:val="ar_AE" w:bidi="ar_AE"/>
         </w:rPr>
@@ -33001,22 +29525,6 @@
       </w:r>
       <w:r>
         <w:rPr>
-          <w:lang w:val="ar_AE" w:bidi="ar_AE"/>
-        </w:rPr>
-        <w:t>לְ⁠הָקִ֤ים שֵׁם־הַ⁠מֵּת֙ עַל־נַ֣חֲלָת֔⁠וֹ</w:t>
-      </w:r>
-    </w:p>
-    <w:p>
-      <w:pPr>
-        <w:bidi/>
-      </w:pPr>
-      <w:r>
-        <w:rPr>
-          <w:lang w:val="ar_AE" w:bidi="ar_AE"/>
-        </w:rPr>
-      </w:r>
-      <w:r>
-        <w:rPr>
           <w:b/>
           <w:lang w:val="ar_AE" w:bidi="ar_AE"/>
         </w:rPr>
@@ -33052,7 +29560,7 @@
         </w:rPr>
         <w:t xml:space="preserve">انظر كيف قُمت بترجمة هذه العبارة في </w:t>
       </w:r>
-      <w:hyperlink r:id="rId26">
+      <w:hyperlink r:id="rId24">
         <w:r>
           <w:rPr>
             <w:lang w:val="ar_AE" w:bidi="ar_AE"/>
@@ -33119,22 +29627,6 @@
       </w:r>
       <w:r>
         <w:rPr>
-          <w:lang w:val="ar_AE" w:bidi="ar_AE"/>
-        </w:rPr>
-        <w:t>הַ⁠מֵּת֙ &amp; הַ⁠מֵּ֛ת</w:t>
-      </w:r>
-    </w:p>
-    <w:p>
-      <w:pPr>
-        <w:bidi/>
-      </w:pPr>
-      <w:r>
-        <w:rPr>
-          <w:lang w:val="ar_AE" w:bidi="ar_AE"/>
-        </w:rPr>
-      </w:r>
-      <w:r>
-        <w:rPr>
           <w:b/>
           <w:lang w:val="ar_AE" w:bidi="ar_AE"/>
         </w:rPr>
@@ -33197,7 +29689,7 @@
         </w:rPr>
         <w:t xml:space="preserve">كاسم للإشارة إلى الشخص الذي مات. ربما تستخدم لغتك الصفات بنفس الطريقة. وإلا، فيمكنك ترجمة هذه الكلمة باستخدام عبارة مكافئة. انظر كيف قُمت بترجمتها في </w:t>
       </w:r>
-      <w:hyperlink r:id="rId26">
+      <w:hyperlink r:id="rId24">
         <w:r>
           <w:rPr>
             <w:lang w:val="ar_AE" w:bidi="ar_AE"/>
@@ -33286,22 +29778,6 @@
       </w:r>
       <w:r>
         <w:rPr>
-          <w:lang w:val="ar_AE" w:bidi="ar_AE"/>
-        </w:rPr>
-        <w:t>וְ⁠לֹא־יִכָּרֵ֧ת שֵׁם־הַ⁠מֵּ֛ת מֵ⁠עִ֥ם אֶחָ֖י⁠ו וּ⁠מִ⁠שַּׁ֣עַר מְקוֹמ֑⁠וֹ</w:t>
-      </w:r>
-    </w:p>
-    <w:p>
-      <w:pPr>
-        <w:bidi/>
-      </w:pPr>
-      <w:r>
-        <w:rPr>
-          <w:lang w:val="ar_AE" w:bidi="ar_AE"/>
-        </w:rPr>
-      </w:r>
-      <w:r>
-        <w:rPr>
           <w:b/>
           <w:lang w:val="ar_AE" w:bidi="ar_AE"/>
         </w:rPr>
@@ -33408,22 +29884,6 @@
       </w:r>
       <w:r>
         <w:rPr>
-          <w:lang w:val="ar_AE" w:bidi="ar_AE"/>
-        </w:rPr>
-        <w:t>וְ⁠לֹא־יִכָּרֵ֧ת שֵׁם־הַ⁠מֵּ֛ת מֵ⁠עִ֥ם אֶחָ֖י⁠ו וּ⁠מִ⁠שַּׁ֣עַר מְקוֹמ֑⁠וֹ</w:t>
-      </w:r>
-    </w:p>
-    <w:p>
-      <w:pPr>
-        <w:bidi/>
-      </w:pPr>
-      <w:r>
-        <w:rPr>
-          <w:lang w:val="ar_AE" w:bidi="ar_AE"/>
-        </w:rPr>
-      </w:r>
-      <w:r>
-        <w:rPr>
           <w:b/>
           <w:lang w:val="ar_AE" w:bidi="ar_AE"/>
         </w:rPr>
@@ -33556,22 +30016,6 @@
       </w:r>
       <w:r>
         <w:rPr>
-          <w:lang w:val="ar_AE" w:bidi="ar_AE"/>
-        </w:rPr>
-        <w:t>וּ⁠מִ⁠שַּׁ֣עַר מְקוֹמ֑⁠וֹ</w:t>
-      </w:r>
-    </w:p>
-    <w:p>
-      <w:pPr>
-        <w:bidi/>
-      </w:pPr>
-      <w:r>
-        <w:rPr>
-          <w:lang w:val="ar_AE" w:bidi="ar_AE"/>
-        </w:rPr>
-      </w:r>
-      <w:r>
-        <w:rPr>
           <w:b/>
           <w:lang w:val="ar_AE" w:bidi="ar_AE"/>
         </w:rPr>
@@ -33788,22 +30232,6 @@
       </w:r>
       <w:r>
         <w:rPr>
-          <w:lang w:val="ar_AE" w:bidi="ar_AE"/>
-        </w:rPr>
-        <w:t>הָ⁠עָ֧ם אֲשֶׁר־בַּ⁠שַּׁ֛עַר</w:t>
-      </w:r>
-    </w:p>
-    <w:p>
-      <w:pPr>
-        <w:bidi/>
-      </w:pPr>
-      <w:r>
-        <w:rPr>
-          <w:lang w:val="ar_AE" w:bidi="ar_AE"/>
-        </w:rPr>
-      </w:r>
-      <w:r>
-        <w:rPr>
           <w:b/>
           <w:lang w:val="ar_AE" w:bidi="ar_AE"/>
         </w:rPr>
@@ -33923,22 +30351,6 @@
       </w:r>
       <w:r>
         <w:rPr>
-          <w:lang w:val="ar_AE" w:bidi="ar_AE"/>
-        </w:rPr>
-        <w:t>הַ⁠בָּאָ֣ה אֶל־בֵּיתֶ֗⁠ךָ</w:t>
-      </w:r>
-    </w:p>
-    <w:p>
-      <w:pPr>
-        <w:bidi/>
-      </w:pPr>
-      <w:r>
-        <w:rPr>
-          <w:lang w:val="ar_AE" w:bidi="ar_AE"/>
-        </w:rPr>
-      </w:r>
-      <w:r>
-        <w:rPr>
           <w:b/>
           <w:lang w:val="ar_AE" w:bidi="ar_AE"/>
         </w:rPr>
@@ -34045,22 +30457,6 @@
       </w:r>
       <w:r>
         <w:rPr>
-          <w:lang w:val="ar_AE" w:bidi="ar_AE"/>
-        </w:rPr>
-        <w:t>יִתֵּן֩ יְהוָ֨ה אֶֽת־הָ⁠אִשָּׁ֜ה הַ⁠בָּאָ֣ה אֶל־בֵּיתֶ֗⁠ךָ כְּ⁠רָחֵ֤ל ׀ וּ⁠כְ⁠לֵאָה֙ אֲשֶׁ֨ר בָּנ֤וּ שְׁתֵּי⁠הֶם֙ אֶת־בֵּ֣ית יִשְׂרָאֵ֔ל</w:t>
-      </w:r>
-    </w:p>
-    <w:p>
-      <w:pPr>
-        <w:bidi/>
-      </w:pPr>
-      <w:r>
-        <w:rPr>
-          <w:lang w:val="ar_AE" w:bidi="ar_AE"/>
-        </w:rPr>
-      </w:r>
-      <w:r>
-        <w:rPr>
           <w:b/>
           <w:lang w:val="ar_AE" w:bidi="ar_AE"/>
         </w:rPr>
@@ -34167,22 +30563,6 @@
       </w:r>
       <w:r>
         <w:rPr>
-          <w:lang w:val="ar_AE" w:bidi="ar_AE"/>
-        </w:rPr>
-        <w:t>כְּ⁠רָחֵ֤ל ׀ וּ⁠כְ⁠לֵאָה֙ אֲשֶׁ֨ר בָּנ֤וּ שְׁתֵּי⁠הֶם֙ אֶת־בֵּ֣ית יִשְׂרָאֵ֔ל</w:t>
-      </w:r>
-    </w:p>
-    <w:p>
-      <w:pPr>
-        <w:bidi/>
-      </w:pPr>
-      <w:r>
-        <w:rPr>
-          <w:lang w:val="ar_AE" w:bidi="ar_AE"/>
-        </w:rPr>
-      </w:r>
-      <w:r>
-        <w:rPr>
           <w:b/>
           <w:lang w:val="ar_AE" w:bidi="ar_AE"/>
         </w:rPr>
@@ -34309,22 +30689,6 @@
       </w:r>
       <w:r>
         <w:rPr>
-          <w:lang w:val="ar_AE" w:bidi="ar_AE"/>
-        </w:rPr>
-        <w:t>בָּנ֤וּ &amp; אֶת־בֵּ֣ית יִשְׂרָאֵ֔ל</w:t>
-      </w:r>
-    </w:p>
-    <w:p>
-      <w:pPr>
-        <w:bidi/>
-      </w:pPr>
-      <w:r>
-        <w:rPr>
-          <w:lang w:val="ar_AE" w:bidi="ar_AE"/>
-        </w:rPr>
-      </w:r>
-      <w:r>
-        <w:rPr>
           <w:b/>
           <w:lang w:val="ar_AE" w:bidi="ar_AE"/>
         </w:rPr>
@@ -34457,22 +30821,6 @@
       </w:r>
       <w:r>
         <w:rPr>
-          <w:lang w:val="ar_AE" w:bidi="ar_AE"/>
-        </w:rPr>
-        <w:t>וַ⁠עֲשֵׂה־חַ֣יִל בְּ⁠אֶפְרָ֔תָה וּ⁠קְרָא־שֵׁ֖ם בְּ⁠בֵ֥ית לָֽחֶם</w:t>
-      </w:r>
-    </w:p>
-    <w:p>
-      <w:pPr>
-        <w:bidi/>
-      </w:pPr>
-      <w:r>
-        <w:rPr>
-          <w:lang w:val="ar_AE" w:bidi="ar_AE"/>
-        </w:rPr>
-      </w:r>
-      <w:r>
-        <w:rPr>
           <w:b/>
           <w:lang w:val="ar_AE" w:bidi="ar_AE"/>
         </w:rPr>
@@ -34592,22 +30940,6 @@
       </w:r>
       <w:r>
         <w:rPr>
-          <w:lang w:val="ar_AE" w:bidi="ar_AE"/>
-        </w:rPr>
-        <w:t>וַ⁠עֲשֵׂה־חַ֣יִל בְּ⁠אֶפְרָ֔תָה וּ⁠קְרָא־שֵׁ֖ם בְּ⁠בֵ֥ית לָֽחֶם</w:t>
-      </w:r>
-    </w:p>
-    <w:p>
-      <w:pPr>
-        <w:bidi/>
-      </w:pPr>
-      <w:r>
-        <w:rPr>
-          <w:lang w:val="ar_AE" w:bidi="ar_AE"/>
-        </w:rPr>
-      </w:r>
-      <w:r>
-        <w:rPr>
           <w:b/>
           <w:lang w:val="ar_AE" w:bidi="ar_AE"/>
         </w:rPr>
@@ -34714,22 +31046,6 @@
       </w:r>
       <w:r>
         <w:rPr>
-          <w:lang w:val="ar_AE" w:bidi="ar_AE"/>
-        </w:rPr>
-        <w:t>וִ⁠יהִ֤י בֵֽיתְ⁠ךָ֙ כְּ⁠בֵ֣ית פֶּ֔רֶץ</w:t>
-      </w:r>
-    </w:p>
-    <w:p>
-      <w:pPr>
-        <w:bidi/>
-      </w:pPr>
-      <w:r>
-        <w:rPr>
-          <w:lang w:val="ar_AE" w:bidi="ar_AE"/>
-        </w:rPr>
-      </w:r>
-      <w:r>
-        <w:rPr>
           <w:b/>
           <w:lang w:val="ar_AE" w:bidi="ar_AE"/>
         </w:rPr>
@@ -34849,22 +31165,6 @@
       </w:r>
       <w:r>
         <w:rPr>
-          <w:lang w:val="ar_AE" w:bidi="ar_AE"/>
-        </w:rPr>
-        <w:t>מִן־הַ⁠זֶּ֗רַע אֲשֶׁ֨ר יִתֵּ֤ן יְהוָה֙ לְ⁠ךָ֔</w:t>
-      </w:r>
-    </w:p>
-    <w:p>
-      <w:pPr>
-        <w:bidi/>
-      </w:pPr>
-      <w:r>
-        <w:rPr>
-          <w:lang w:val="ar_AE" w:bidi="ar_AE"/>
-        </w:rPr>
-      </w:r>
-      <w:r>
-        <w:rPr>
           <w:b/>
           <w:lang w:val="ar_AE" w:bidi="ar_AE"/>
         </w:rPr>
@@ -34971,22 +31271,6 @@
       </w:r>
       <w:r>
         <w:rPr>
-          <w:lang w:val="ar_AE" w:bidi="ar_AE"/>
-        </w:rPr>
-        <w:t>וַ⁠יִּקַּ֨ח בֹּ֤עַז אֶת־רוּת֙ וַ⁠תְּהִי־ל֣⁠וֹ לְ⁠אִשָּׁ֔ה</w:t>
-      </w:r>
-    </w:p>
-    <w:p>
-      <w:pPr>
-        <w:bidi/>
-      </w:pPr>
-      <w:r>
-        <w:rPr>
-          <w:lang w:val="ar_AE" w:bidi="ar_AE"/>
-        </w:rPr>
-      </w:r>
-      <w:r>
-        <w:rPr>
           <w:b/>
           <w:lang w:val="ar_AE" w:bidi="ar_AE"/>
         </w:rPr>
@@ -35093,22 +31377,6 @@
       </w:r>
       <w:r>
         <w:rPr>
-          <w:lang w:val="ar_AE" w:bidi="ar_AE"/>
-        </w:rPr>
-        <w:t>וַ⁠יִּקַּ֨ח בֹּ֤עַז אֶת־רוּת֙</w:t>
-      </w:r>
-    </w:p>
-    <w:p>
-      <w:pPr>
-        <w:bidi/>
-      </w:pPr>
-      <w:r>
-        <w:rPr>
-          <w:lang w:val="ar_AE" w:bidi="ar_AE"/>
-        </w:rPr>
-      </w:r>
-      <w:r>
-        <w:rPr>
           <w:b/>
           <w:lang w:val="ar_AE" w:bidi="ar_AE"/>
         </w:rPr>
@@ -35157,7 +31425,7 @@
         </w:rPr>
         <w:t xml:space="preserve"> إلى أن بوعز نفذ ما وعد به في الآية </w:t>
       </w:r>
-      <w:hyperlink r:id="rId27">
+      <w:hyperlink r:id="rId25">
         <w:r>
           <w:rPr>
             <w:lang w:val="ar_AE" w:bidi="ar_AE"/>
@@ -35175,7 +31443,7 @@
         </w:rPr>
         <w:t xml:space="preserve">. استخدم أداة ربط مناسبة في لغتك توضح أن ما يلي هو نتيجة لما سبق. لا تشير هذه العبارة إلى أي شكل من أشكال العنف. إلى جانب العبارة التالية، بل انها تعني ببساطة أن بوعز تزوج من راعوث. استخدم أداة ربط مناسبة تشير إلى أن هذا الفعل من بوعز هو نتيجة للاتفاق المُبرم في الآية </w:t>
       </w:r>
-      <w:hyperlink r:id="rId27">
+      <w:hyperlink r:id="rId25">
         <w:r>
           <w:rPr>
             <w:lang w:val="ar_AE" w:bidi="ar_AE"/>
@@ -35264,22 +31532,6 @@
       </w:r>
       <w:r>
         <w:rPr>
-          <w:lang w:val="ar_AE" w:bidi="ar_AE"/>
-        </w:rPr>
-        <w:t>וַ⁠יָּבֹ֖א אֵלֶ֑י⁠הָ</w:t>
-      </w:r>
-    </w:p>
-    <w:p>
-      <w:pPr>
-        <w:bidi/>
-      </w:pPr>
-      <w:r>
-        <w:rPr>
-          <w:lang w:val="ar_AE" w:bidi="ar_AE"/>
-        </w:rPr>
-      </w:r>
-      <w:r>
-        <w:rPr>
           <w:b/>
           <w:lang w:val="ar_AE" w:bidi="ar_AE"/>
         </w:rPr>
@@ -35399,22 +31651,6 @@
       </w:r>
       <w:r>
         <w:rPr>
-          <w:lang w:val="ar_AE" w:bidi="ar_AE"/>
-        </w:rPr>
-        <w:t>הַ⁠נָּשִׁים֙</w:t>
-      </w:r>
-    </w:p>
-    <w:p>
-      <w:pPr>
-        <w:bidi/>
-      </w:pPr>
-      <w:r>
-        <w:rPr>
-          <w:lang w:val="ar_AE" w:bidi="ar_AE"/>
-        </w:rPr>
-      </w:r>
-      <w:r>
-        <w:rPr>
           <w:b/>
           <w:lang w:val="ar_AE" w:bidi="ar_AE"/>
         </w:rPr>
@@ -35463,7 +31699,7 @@
         </w:rPr>
         <w:t xml:space="preserve"> المدينة كما ورد في </w:t>
       </w:r>
-      <w:hyperlink r:id="rId28">
+      <w:hyperlink r:id="rId26">
         <w:r>
           <w:rPr>
             <w:lang w:val="ar_AE" w:bidi="ar_AE"/>
@@ -35552,22 +31788,6 @@
       </w:r>
       <w:r>
         <w:rPr>
-          <w:lang w:val="ar_AE" w:bidi="ar_AE"/>
-        </w:rPr>
-        <w:t>בָּר֣וּךְ יְהוָ֔ה</w:t>
-      </w:r>
-    </w:p>
-    <w:p>
-      <w:pPr>
-        <w:bidi/>
-      </w:pPr>
-      <w:r>
-        <w:rPr>
-          <w:lang w:val="ar_AE" w:bidi="ar_AE"/>
-        </w:rPr>
-      </w:r>
-      <w:r>
-        <w:rPr>
           <w:b/>
           <w:lang w:val="ar_AE" w:bidi="ar_AE"/>
         </w:rPr>
@@ -35674,22 +31894,6 @@
       </w:r>
       <w:r>
         <w:rPr>
-          <w:lang w:val="ar_AE" w:bidi="ar_AE"/>
-        </w:rPr>
-        <w:t>לֹ֣א הִשְׁבִּ֥ית לָ֛⁠ךְ גֹּאֵ֖ל הַ⁠יּ֑וֹם</w:t>
-      </w:r>
-    </w:p>
-    <w:p>
-      <w:pPr>
-        <w:bidi/>
-      </w:pPr>
-      <w:r>
-        <w:rPr>
-          <w:lang w:val="ar_AE" w:bidi="ar_AE"/>
-        </w:rPr>
-      </w:r>
-      <w:r>
-        <w:rPr>
           <w:b/>
           <w:lang w:val="ar_AE" w:bidi="ar_AE"/>
         </w:rPr>
@@ -35822,22 +32026,6 @@
       </w:r>
       <w:r>
         <w:rPr>
-          <w:lang w:val="ar_AE" w:bidi="ar_AE"/>
-        </w:rPr>
-        <w:t>וְ⁠יִקָּרֵ֥א שְׁמ֖⁠וֹ</w:t>
-      </w:r>
-    </w:p>
-    <w:p>
-      <w:pPr>
-        <w:bidi/>
-      </w:pPr>
-      <w:r>
-        <w:rPr>
-          <w:lang w:val="ar_AE" w:bidi="ar_AE"/>
-        </w:rPr>
-      </w:r>
-      <w:r>
-        <w:rPr>
           <w:b/>
           <w:lang w:val="ar_AE" w:bidi="ar_AE"/>
         </w:rPr>
@@ -35944,22 +32132,6 @@
       </w:r>
       <w:r>
         <w:rPr>
-          <w:lang w:val="ar_AE" w:bidi="ar_AE"/>
-        </w:rPr>
-        <w:t>וְ⁠יִקָּרֵ֥א שְׁמ֖⁠וֹ בְּ⁠יִשְׂרָאֵֽל</w:t>
-      </w:r>
-    </w:p>
-    <w:p>
-      <w:pPr>
-        <w:bidi/>
-      </w:pPr>
-      <w:r>
-        <w:rPr>
-          <w:lang w:val="ar_AE" w:bidi="ar_AE"/>
-        </w:rPr>
-      </w:r>
-      <w:r>
-        <w:rPr>
           <w:b/>
           <w:lang w:val="ar_AE" w:bidi="ar_AE"/>
         </w:rPr>
@@ -36079,22 +32251,6 @@
       </w:r>
       <w:r>
         <w:rPr>
-          <w:lang w:val="ar_AE" w:bidi="ar_AE"/>
-        </w:rPr>
-        <w:t>לְ⁠מֵשִׁ֣יב נֶ֔פֶשׁ</w:t>
-      </w:r>
-    </w:p>
-    <w:p>
-      <w:pPr>
-        <w:bidi/>
-      </w:pPr>
-      <w:r>
-        <w:rPr>
-          <w:lang w:val="ar_AE" w:bidi="ar_AE"/>
-        </w:rPr>
-      </w:r>
-      <w:r>
-        <w:rPr>
           <w:b/>
           <w:lang w:val="ar_AE" w:bidi="ar_AE"/>
         </w:rPr>
@@ -36214,22 +32370,6 @@
       </w:r>
       <w:r>
         <w:rPr>
-          <w:lang w:val="ar_AE" w:bidi="ar_AE"/>
-        </w:rPr>
-        <w:t>וּ⁠לְ⁠כַלְכֵּ֖ל אֶת־שֵׂיבָתֵ֑⁠ךְ</w:t>
-      </w:r>
-    </w:p>
-    <w:p>
-      <w:pPr>
-        <w:bidi/>
-      </w:pPr>
-      <w:r>
-        <w:rPr>
-          <w:lang w:val="ar_AE" w:bidi="ar_AE"/>
-        </w:rPr>
-      </w:r>
-      <w:r>
-        <w:rPr>
           <w:b/>
           <w:lang w:val="ar_AE" w:bidi="ar_AE"/>
         </w:rPr>
@@ -36349,22 +32489,6 @@
       </w:r>
       <w:r>
         <w:rPr>
-          <w:lang w:val="ar_AE" w:bidi="ar_AE"/>
-        </w:rPr>
-        <w:t>כִּ֣י</w:t>
-      </w:r>
-    </w:p>
-    <w:p>
-      <w:pPr>
-        <w:bidi/>
-      </w:pPr>
-      <w:r>
-        <w:rPr>
-          <w:lang w:val="ar_AE" w:bidi="ar_AE"/>
-        </w:rPr>
-      </w:r>
-      <w:r>
-        <w:rPr>
           <w:b/>
           <w:lang w:val="ar_AE" w:bidi="ar_AE"/>
         </w:rPr>
@@ -36484,22 +32608,6 @@
       </w:r>
       <w:r>
         <w:rPr>
-          <w:lang w:val="ar_AE" w:bidi="ar_AE"/>
-        </w:rPr>
-        <w:t>ט֣וֹבָה לָ֔⁠ךְ מִ⁠שִּׁבְעָ֖ה בָּנִֽים</w:t>
-      </w:r>
-    </w:p>
-    <w:p>
-      <w:pPr>
-        <w:bidi/>
-      </w:pPr>
-      <w:r>
-        <w:rPr>
-          <w:lang w:val="ar_AE" w:bidi="ar_AE"/>
-        </w:rPr>
-      </w:r>
-      <w:r>
-        <w:rPr>
           <w:b/>
           <w:lang w:val="ar_AE" w:bidi="ar_AE"/>
         </w:rPr>
@@ -36605,22 +32713,6 @@
       </w:r>
       <w:r>
         <w:rPr>
-          <w:lang w:val="ar_AE" w:bidi="ar_AE"/>
-        </w:rPr>
-        <w:t>וַ⁠תִּקַּ֨ח נָעֳמִ֤י אֶת־הַ⁠יֶּ֨לֶד֙</w:t>
-      </w:r>
-    </w:p>
-    <w:p>
-      <w:pPr>
-        <w:bidi/>
-      </w:pPr>
-      <w:r>
-        <w:rPr>
-          <w:lang w:val="ar_AE" w:bidi="ar_AE"/>
-        </w:rPr>
-      </w:r>
-      <w:r>
-        <w:rPr>
           <w:b/>
           <w:lang w:val="ar_AE" w:bidi="ar_AE"/>
         </w:rPr>
@@ -36824,22 +32916,6 @@
       </w:r>
       <w:r>
         <w:rPr>
-          <w:lang w:val="ar_AE" w:bidi="ar_AE"/>
-        </w:rPr>
-        <w:t>וַ⁠תִּקְרֶאנָה֩ ל֨⁠וֹ הַ⁠שְּׁכֵנ֥וֹת שֵׁם֙ לֵ⁠אמֹ֔ר &amp; וַ⁠תִּקְרֶ֤אנָֽה שְׁמ⁠וֹ֙ עוֹבֵ֔ד</w:t>
-      </w:r>
-    </w:p>
-    <w:p>
-      <w:pPr>
-        <w:bidi/>
-      </w:pPr>
-      <w:r>
-        <w:rPr>
-          <w:lang w:val="ar_AE" w:bidi="ar_AE"/>
-        </w:rPr>
-      </w:r>
-      <w:r>
-        <w:rPr>
           <w:b/>
           <w:lang w:val="ar_AE" w:bidi="ar_AE"/>
         </w:rPr>
@@ -36960,22 +33036,6 @@
       </w:r>
       <w:r>
         <w:rPr>
-          <w:lang w:val="ar_AE" w:bidi="ar_AE"/>
-        </w:rPr>
-        <w:t>יֻלַּד־בֵּ֖ן לְ⁠נָעֳמִ֑י</w:t>
-      </w:r>
-    </w:p>
-    <w:p>
-      <w:pPr>
-        <w:bidi/>
-      </w:pPr>
-      <w:r>
-        <w:rPr>
-          <w:lang w:val="ar_AE" w:bidi="ar_AE"/>
-        </w:rPr>
-      </w:r>
-      <w:r>
-        <w:rPr>
           <w:b/>
           <w:lang w:val="ar_AE" w:bidi="ar_AE"/>
         </w:rPr>
@@ -37089,22 +33149,6 @@
       </w:r>
       <w:r>
         <w:rPr>
-          <w:lang w:val="ar_AE" w:bidi="ar_AE"/>
-        </w:rPr>
-        <w:t>וַ⁠תִּקְרֶ֤אנָֽה שְׁמ⁠וֹ֙ עוֹבֵ֔ד</w:t>
-      </w:r>
-    </w:p>
-    <w:p>
-      <w:pPr>
-        <w:bidi/>
-      </w:pPr>
-      <w:r>
-        <w:rPr>
-          <w:lang w:val="ar_AE" w:bidi="ar_AE"/>
-        </w:rPr>
-      </w:r>
-      <w:r>
-        <w:rPr>
           <w:b/>
           <w:lang w:val="ar_AE" w:bidi="ar_AE"/>
         </w:rPr>
@@ -37224,22 +33268,6 @@
       </w:r>
       <w:r>
         <w:rPr>
-          <w:lang w:val="ar_AE" w:bidi="ar_AE"/>
-        </w:rPr>
-        <w:t>ה֥וּא אֲבִי־יִשַׁ֖י</w:t>
-      </w:r>
-    </w:p>
-    <w:p>
-      <w:pPr>
-        <w:bidi/>
-      </w:pPr>
-      <w:r>
-        <w:rPr>
-          <w:lang w:val="ar_AE" w:bidi="ar_AE"/>
-        </w:rPr>
-      </w:r>
-      <w:r>
-        <w:rPr>
           <w:b/>
           <w:lang w:val="ar_AE" w:bidi="ar_AE"/>
         </w:rPr>
@@ -37478,22 +33506,6 @@
       </w:r>
       <w:r>
         <w:rPr>
-          <w:lang w:val="ar_AE" w:bidi="ar_AE"/>
-        </w:rPr>
-        <w:t>תּוֹלְד֣וֹת פָּ֔רֶץ</w:t>
-      </w:r>
-    </w:p>
-    <w:p>
-      <w:pPr>
-        <w:bidi/>
-      </w:pPr>
-      <w:r>
-        <w:rPr>
-          <w:lang w:val="ar_AE" w:bidi="ar_AE"/>
-        </w:rPr>
-      </w:r>
-      <w:r>
-        <w:rPr>
           <w:b/>
           <w:lang w:val="ar_AE" w:bidi="ar_AE"/>
         </w:rPr>
@@ -37529,7 +33541,7 @@
         </w:rPr>
         <w:t xml:space="preserve">بما أنه قد ذُكر سابقًا أن فارص هو ابن يهوذا، فإن الكاتب يواصل سرد سلسلة النسب المنحدرة من فارص. كانت الآية </w:t>
       </w:r>
-      <w:hyperlink r:id="rId29">
+      <w:hyperlink r:id="rId27">
         <w:r>
           <w:rPr>
             <w:lang w:val="ar_AE" w:bidi="ar_AE"/>
@@ -37547,7 +33559,7 @@
         </w:rPr>
         <w:t xml:space="preserve"> خاتمة قصة نعمي وراعوث، وتبدأ الآية </w:t>
       </w:r>
-      <w:hyperlink r:id="rId30">
+      <w:hyperlink r:id="rId28">
         <w:r>
           <w:rPr>
             <w:lang w:val="ar_AE" w:bidi="ar_AE"/>
@@ -37636,22 +33648,6 @@
       </w:r>
       <w:r>
         <w:rPr>
-          <w:lang w:val="ar_AE" w:bidi="ar_AE"/>
-        </w:rPr>
-        <w:t>פֶּ֖רֶץ הוֹלִ֥יד אֶת־חֶצְרֽוֹן</w:t>
-      </w:r>
-    </w:p>
-    <w:p>
-      <w:pPr>
-        <w:bidi/>
-      </w:pPr>
-      <w:r>
-        <w:rPr>
-          <w:lang w:val="ar_AE" w:bidi="ar_AE"/>
-        </w:rPr>
-      </w:r>
-      <w:r>
-        <w:rPr>
           <w:b/>
           <w:lang w:val="ar_AE" w:bidi="ar_AE"/>
         </w:rPr>
@@ -37778,22 +33774,6 @@
       </w:r>
       <w:r>
         <w:rPr>
-          <w:lang w:val="ar_AE" w:bidi="ar_AE"/>
-        </w:rPr>
-        <w:t>וְ⁠חֶצְרוֹן֙ &amp; אֶת־רָ֔ם &amp; אֶת־עַמִּֽינָדָֽב</w:t>
-      </w:r>
-    </w:p>
-    <w:p>
-      <w:pPr>
-        <w:bidi/>
-      </w:pPr>
-      <w:r>
-        <w:rPr>
-          <w:lang w:val="ar_AE" w:bidi="ar_AE"/>
-        </w:rPr>
-      </w:r>
-      <w:r>
-        <w:rPr>
           <w:b/>
           <w:lang w:val="ar_AE" w:bidi="ar_AE"/>
         </w:rPr>
@@ -38155,7 +34135,7 @@
         </w:rPr>
         <w:t xml:space="preserve"> في </w:t>
       </w:r>
-      <w:hyperlink r:id="rId29">
+      <w:hyperlink r:id="rId27">
         <w:r>
           <w:rPr>
             <w:lang w:val="ar_AE" w:bidi="ar_AE"/>

--- a/arb/docx/08.content.docx
+++ b/arb/docx/08.content.docx
@@ -32,16 +32,51 @@
     </w:p>
     <w:p>
       <w:pPr>
-        <w:bidi/>
-      </w:pPr>
-      <w:r>
-        <w:rPr>
-          <w:lang w:val="ar_AE" w:bidi="ar_AE"/>
-        </w:rPr>
-      </w:r>
-      <w:r>
-        <w:rPr>
-          <w:b/>
+        <w:pStyle w:val="Heading2"/>
+        <w:bidi/>
+      </w:pPr>
+      <w:r>
+        <w:rPr>
+          <w:lang w:val="ar_AE" w:bidi="ar_AE"/>
+        </w:rPr>
+        <w:t>License Information</w:t>
+      </w:r>
+      <w:r>
+        <w:rPr>
+          <w:lang w:val="ar_AE" w:bidi="ar_AE"/>
+        </w:rPr>
+      </w:r>
+    </w:p>
+    <w:p>
+      <w:pPr>
+        <w:bidi/>
+      </w:pPr>
+      <w:r>
+        <w:rPr>
+          <w:lang w:val="ar_AE" w:bidi="ar_AE"/>
+        </w:rPr>
+      </w:r>
+      <w:r>
+        <w:rPr>
+          <w:b/>
+          <w:lang w:val="ar_AE" w:bidi="ar_AE"/>
+        </w:rPr>
+        <w:t>ملاحظات الترجمة (كلمة متكشفة)</w:t>
+      </w:r>
+      <w:r>
+        <w:rPr>
+          <w:lang w:val="ar_AE" w:bidi="ar_AE"/>
+        </w:rPr>
+        <w:t xml:space="preserve"> (Arabic) is based on</w:t>
+      </w:r>
+      <w:r>
+        <w:rPr>
+          <w:lang w:val="ar_AE" w:bidi="ar_AE"/>
+        </w:rPr>
+        <w:t xml:space="preserve">: </w:t>
+      </w:r>
+      <w:r>
+        <w:rPr>
           <w:lang w:val="ar_AE" w:bidi="ar_AE"/>
         </w:rPr>
         <w:t>unfoldingWord® Translation Notes</w:t>
@@ -50,31 +85,64 @@
         <w:rPr>
           <w:lang w:val="ar_AE" w:bidi="ar_AE"/>
         </w:rPr>
-        <w:t xml:space="preserve"> © 2022 unfoldingWord. Released under CC BY-SA 4.0 license. </w:t>
-      </w:r>
-      <w:r>
-        <w:rPr>
-          <w:lang w:val="ar_AE" w:bidi="ar_AE"/>
-        </w:rPr>
-        <w:t>unfoldingWord® Translation Notes</w:t>
-      </w:r>
-      <w:r>
-        <w:rPr>
-          <w:lang w:val="ar_AE" w:bidi="ar_AE"/>
-        </w:rPr>
-        <w:t xml:space="preserve"> has been adapted in the following languages: Tok Pisin, Arabic (عربي), French (Français), Hindi (हिंदी), Indonesian (Bahasa Indonesia), Portuguese (Português), Russian (Русский), Spanish (Español), Swahili (Kiswahili), and Simplified Chinese (简体中文) from </w:t>
-      </w:r>
-      <w:r>
-        <w:rPr>
-          <w:lang w:val="ar_AE" w:bidi="ar_AE"/>
-        </w:rPr>
-        <w:t>unfoldingWord® Translation Notes</w:t>
-      </w:r>
-      <w:r>
-        <w:rPr>
-          <w:lang w:val="ar_AE" w:bidi="ar_AE"/>
-        </w:rPr>
-        <w:t xml:space="preserve"> © 2022 unfoldingWord. Released under CC BY-SA 4.0 license by Mission Mutual</w:t>
+        <w:t xml:space="preserve">, </w:t>
+      </w:r>
+      <w:hyperlink r:id="rId13">
+        <w:r>
+          <w:rPr>
+            <w:lang w:val="ar_AE" w:bidi="ar_AE"/>
+          </w:rPr>
+          <w:rPr>
+            <w:color w:val="0000EE"/>
+            <w:u w:val="single"/>
+          </w:rPr>
+          <w:t>unfoldingWord</w:t>
+        </w:r>
+      </w:hyperlink>
+      <w:r>
+        <w:rPr>
+          <w:lang w:val="ar_AE" w:bidi="ar_AE"/>
+        </w:rPr>
+        <w:t xml:space="preserve">, 2022, which is licensed under a </w:t>
+      </w:r>
+      <w:hyperlink r:id="rId14">
+        <w:r>
+          <w:rPr>
+            <w:lang w:val="ar_AE" w:bidi="ar_AE"/>
+          </w:rPr>
+          <w:rPr>
+            <w:color w:val="0000EE"/>
+            <w:u w:val="single"/>
+          </w:rPr>
+          <w:t>CC BY-SA 4.0 license</w:t>
+        </w:r>
+      </w:hyperlink>
+      <w:r>
+        <w:rPr>
+          <w:lang w:val="ar_AE" w:bidi="ar_AE"/>
+        </w:rPr>
+        <w:t>.</w:t>
+      </w:r>
+      <w:r>
+        <w:rPr>
+          <w:lang w:val="ar_AE" w:bidi="ar_AE"/>
+        </w:rPr>
+      </w:r>
+    </w:p>
+    <w:p>
+      <w:pPr>
+        <w:bidi/>
+      </w:pPr>
+      <w:r>
+        <w:rPr>
+          <w:lang w:val="ar_AE" w:bidi="ar_AE"/>
+        </w:rPr>
+      </w:r>
+      <w:r>
+        <w:rPr>
+          <w:lang w:val="ar_AE" w:bidi="ar_AE"/>
+        </w:rPr>
+        <w:t>This PDF version is provided under the same license.</w:t>
       </w:r>
       <w:r>
         <w:rPr>
@@ -1109,6 +1177,22 @@
       </w:r>
       <w:r>
         <w:rPr>
+          <w:lang w:val="ar_AE" w:bidi="ar_AE"/>
+        </w:rPr>
+        <w:t>בִּ⁠ימֵי֙ שְׁפֹ֣ט הַ⁠שֹּׁפְטִ֔ים</w:t>
+      </w:r>
+    </w:p>
+    <w:p>
+      <w:pPr>
+        <w:bidi/>
+      </w:pPr>
+      <w:r>
+        <w:rPr>
+          <w:lang w:val="ar_AE" w:bidi="ar_AE"/>
+        </w:rPr>
+      </w:r>
+      <w:r>
+        <w:rPr>
           <w:b/>
           <w:lang w:val="ar_AE" w:bidi="ar_AE"/>
         </w:rPr>
@@ -1228,6 +1312,22 @@
       </w:r>
       <w:r>
         <w:rPr>
+          <w:lang w:val="ar_AE" w:bidi="ar_AE"/>
+        </w:rPr>
+        <w:t>בָּ⁠אָ֑רֶץ</w:t>
+      </w:r>
+    </w:p>
+    <w:p>
+      <w:pPr>
+        <w:bidi/>
+      </w:pPr>
+      <w:r>
+        <w:rPr>
+          <w:lang w:val="ar_AE" w:bidi="ar_AE"/>
+        </w:rPr>
+      </w:r>
+      <w:r>
+        <w:rPr>
           <w:b/>
           <w:lang w:val="ar_AE" w:bidi="ar_AE"/>
         </w:rPr>
@@ -1347,6 +1447,22 @@
       </w:r>
       <w:r>
         <w:rPr>
+          <w:lang w:val="ar_AE" w:bidi="ar_AE"/>
+        </w:rPr>
+        <w:t>אִ֜ישׁ</w:t>
+      </w:r>
+    </w:p>
+    <w:p>
+      <w:pPr>
+        <w:bidi/>
+      </w:pPr>
+      <w:r>
+        <w:rPr>
+          <w:lang w:val="ar_AE" w:bidi="ar_AE"/>
+        </w:rPr>
+      </w:r>
+      <w:r>
+        <w:rPr>
           <w:b/>
           <w:lang w:val="ar_AE" w:bidi="ar_AE"/>
         </w:rPr>
@@ -1453,6 +1569,22 @@
       </w:r>
       <w:r>
         <w:rPr>
+          <w:lang w:val="ar_AE" w:bidi="ar_AE"/>
+        </w:rPr>
+        <w:t>אֶפְרָתִ֔ים</w:t>
+      </w:r>
+    </w:p>
+    <w:p>
+      <w:pPr>
+        <w:bidi/>
+      </w:pPr>
+      <w:r>
+        <w:rPr>
+          <w:lang w:val="ar_AE" w:bidi="ar_AE"/>
+        </w:rPr>
+      </w:r>
+      <w:r>
+        <w:rPr>
           <w:b/>
           <w:lang w:val="ar_AE" w:bidi="ar_AE"/>
         </w:rPr>
@@ -1572,6 +1704,22 @@
       </w:r>
       <w:r>
         <w:rPr>
+          <w:lang w:val="ar_AE" w:bidi="ar_AE"/>
+        </w:rPr>
+        <w:t>וַ⁠תִּשָּׁאֵ֥ר הִ֖יא וּ⁠שְׁנֵ֥י בָנֶֽי⁠הָ</w:t>
+      </w:r>
+    </w:p>
+    <w:p>
+      <w:pPr>
+        <w:bidi/>
+      </w:pPr>
+      <w:r>
+        <w:rPr>
+          <w:lang w:val="ar_AE" w:bidi="ar_AE"/>
+        </w:rPr>
+      </w:r>
+      <w:r>
+        <w:rPr>
           <w:b/>
           <w:lang w:val="ar_AE" w:bidi="ar_AE"/>
         </w:rPr>
@@ -1664,6 +1812,22 @@
       </w:r>
       <w:r>
         <w:rPr>
+          <w:lang w:val="ar_AE" w:bidi="ar_AE"/>
+        </w:rPr>
+        <w:t>וַ⁠יִּשְׂא֣וּ לָ⁠הֶ֗ם נָשִׁים֙</w:t>
+      </w:r>
+    </w:p>
+    <w:p>
+      <w:pPr>
+        <w:bidi/>
+      </w:pPr>
+      <w:r>
+        <w:rPr>
+          <w:lang w:val="ar_AE" w:bidi="ar_AE"/>
+        </w:rPr>
+      </w:r>
+      <w:r>
+        <w:rPr>
           <w:b/>
           <w:lang w:val="ar_AE" w:bidi="ar_AE"/>
         </w:rPr>
@@ -1783,6 +1947,22 @@
       </w:r>
       <w:r>
         <w:rPr>
+          <w:lang w:val="ar_AE" w:bidi="ar_AE"/>
+        </w:rPr>
+        <w:t>שֵׁ֤ם הָֽ⁠אַחַת֙ עָרְפָּ֔ה וְ⁠שֵׁ֥ם הַ⁠שֵּׁנִ֖ית ר֑וּת</w:t>
+      </w:r>
+    </w:p>
+    <w:p>
+      <w:pPr>
+        <w:bidi/>
+      </w:pPr>
+      <w:r>
+        <w:rPr>
+          <w:lang w:val="ar_AE" w:bidi="ar_AE"/>
+        </w:rPr>
+      </w:r>
+      <w:r>
+        <w:rPr>
           <w:b/>
           <w:lang w:val="ar_AE" w:bidi="ar_AE"/>
         </w:rPr>
@@ -1867,6 +2047,22 @@
       </w:r>
       <w:r>
         <w:rPr>
+          <w:lang w:val="ar_AE" w:bidi="ar_AE"/>
+        </w:rPr>
+        <w:t>וַ⁠תִּשָּׁאֵר֙ הָֽ⁠אִשָּׁ֔ה מִ⁠שְּׁנֵ֥י יְלָדֶ֖י⁠הָ וּ⁠מֵ⁠אִישָֽׁ⁠הּ</w:t>
+      </w:r>
+    </w:p>
+    <w:p>
+      <w:pPr>
+        <w:bidi/>
+      </w:pPr>
+      <w:r>
+        <w:rPr>
+          <w:lang w:val="ar_AE" w:bidi="ar_AE"/>
+        </w:rPr>
+      </w:r>
+      <w:r>
+        <w:rPr>
           <w:b/>
           <w:lang w:val="ar_AE" w:bidi="ar_AE"/>
         </w:rPr>
@@ -1973,6 +2169,22 @@
       </w:r>
       <w:r>
         <w:rPr>
+          <w:lang w:val="ar_AE" w:bidi="ar_AE"/>
+        </w:rPr>
+        <w:t>וַ⁠תָּ֤קָם הִיא֙ וְ⁠כַלֹּתֶ֔י⁠הָ וַ⁠תָּ֖שָׁב</w:t>
+      </w:r>
+    </w:p>
+    <w:p>
+      <w:pPr>
+        <w:bidi/>
+      </w:pPr>
+      <w:r>
+        <w:rPr>
+          <w:lang w:val="ar_AE" w:bidi="ar_AE"/>
+        </w:rPr>
+      </w:r>
+      <w:r>
+        <w:rPr>
           <w:b/>
           <w:lang w:val="ar_AE" w:bidi="ar_AE"/>
         </w:rPr>
@@ -2079,6 +2291,22 @@
       </w:r>
       <w:r>
         <w:rPr>
+          <w:lang w:val="ar_AE" w:bidi="ar_AE"/>
+        </w:rPr>
+        <w:t>וַ⁠תָּ֤קָם הִיא֙ וְ⁠כַלֹּתֶ֔י⁠הָ וַ⁠תָּ֖שָׁב</w:t>
+      </w:r>
+    </w:p>
+    <w:p>
+      <w:pPr>
+        <w:bidi/>
+      </w:pPr>
+      <w:r>
+        <w:rPr>
+          <w:lang w:val="ar_AE" w:bidi="ar_AE"/>
+        </w:rPr>
+      </w:r>
+      <w:r>
+        <w:rPr>
           <w:b/>
           <w:lang w:val="ar_AE" w:bidi="ar_AE"/>
         </w:rPr>
@@ -2295,6 +2523,22 @@
       </w:r>
       <w:r>
         <w:rPr>
+          <w:lang w:val="ar_AE" w:bidi="ar_AE"/>
+        </w:rPr>
+        <w:t>כִּ֤י שָֽׁמְעָה֙ בִּ⁠שְׂדֵ֣ה מוֹאָ֔ב כִּֽי־פָקַ֤ד יְהוָה֙ אֶת־עַמּ֔⁠וֹ לָ⁠תֵ֥ת לָ⁠הֶ֖ם לָֽחֶם</w:t>
+      </w:r>
+    </w:p>
+    <w:p>
+      <w:pPr>
+        <w:bidi/>
+      </w:pPr>
+      <w:r>
+        <w:rPr>
+          <w:lang w:val="ar_AE" w:bidi="ar_AE"/>
+        </w:rPr>
+      </w:r>
+      <w:r>
+        <w:rPr>
           <w:b/>
           <w:lang w:val="ar_AE" w:bidi="ar_AE"/>
         </w:rPr>
@@ -2401,6 +2645,22 @@
       </w:r>
       <w:r>
         <w:rPr>
+          <w:lang w:val="ar_AE" w:bidi="ar_AE"/>
+        </w:rPr>
+        <w:t>שָֽׁמְעָה֙ בִּ⁠שְׂדֵ֣ה מוֹאָ֔ב</w:t>
+      </w:r>
+    </w:p>
+    <w:p>
+      <w:pPr>
+        <w:bidi/>
+      </w:pPr>
+      <w:r>
+        <w:rPr>
+          <w:lang w:val="ar_AE" w:bidi="ar_AE"/>
+        </w:rPr>
+      </w:r>
+      <w:r>
+        <w:rPr>
           <w:b/>
           <w:lang w:val="ar_AE" w:bidi="ar_AE"/>
         </w:rPr>
@@ -2507,6 +2767,22 @@
       </w:r>
       <w:r>
         <w:rPr>
+          <w:lang w:val="ar_AE" w:bidi="ar_AE"/>
+        </w:rPr>
+        <w:t>פָקַ֤ד &amp; אֶת־עַמּ֔⁠וֹ</w:t>
+      </w:r>
+    </w:p>
+    <w:p>
+      <w:pPr>
+        <w:bidi/>
+      </w:pPr>
+      <w:r>
+        <w:rPr>
+          <w:lang w:val="ar_AE" w:bidi="ar_AE"/>
+        </w:rPr>
+      </w:r>
+      <w:r>
+        <w:rPr>
           <w:b/>
           <w:lang w:val="ar_AE" w:bidi="ar_AE"/>
         </w:rPr>
@@ -2639,6 +2915,22 @@
       </w:r>
       <w:r>
         <w:rPr>
+          <w:lang w:val="ar_AE" w:bidi="ar_AE"/>
+        </w:rPr>
+        <w:t>לָ⁠תֵ֥ת לָ⁠הֶ֖ם לָֽחֶם</w:t>
+      </w:r>
+    </w:p>
+    <w:p>
+      <w:pPr>
+        <w:bidi/>
+      </w:pPr>
+      <w:r>
+        <w:rPr>
+          <w:lang w:val="ar_AE" w:bidi="ar_AE"/>
+        </w:rPr>
+      </w:r>
+      <w:r>
+        <w:rPr>
           <w:b/>
           <w:lang w:val="ar_AE" w:bidi="ar_AE"/>
         </w:rPr>
@@ -2926,6 +3218,22 @@
       </w:r>
       <w:r>
         <w:rPr>
+          <w:lang w:val="ar_AE" w:bidi="ar_AE"/>
+        </w:rPr>
+        <w:t>לֵ֣כְנָה שֹּׁ֔בְנָה אִשָּׁ֖ה</w:t>
+      </w:r>
+    </w:p>
+    <w:p>
+      <w:pPr>
+        <w:bidi/>
+      </w:pPr>
+      <w:r>
+        <w:rPr>
+          <w:lang w:val="ar_AE" w:bidi="ar_AE"/>
+        </w:rPr>
+      </w:r>
+      <w:r>
+        <w:rPr>
           <w:b/>
           <w:lang w:val="ar_AE" w:bidi="ar_AE"/>
         </w:rPr>
@@ -3032,6 +3340,22 @@
       </w:r>
       <w:r>
         <w:rPr>
+          <w:lang w:val="ar_AE" w:bidi="ar_AE"/>
+        </w:rPr>
+        <w:t>לֵ֣כְנָה שֹּׁ֔בְנָה אִשָּׁ֖ה לְ⁠בֵ֣ית אִמָּ֑⁠הּ</w:t>
+      </w:r>
+    </w:p>
+    <w:p>
+      <w:pPr>
+        <w:bidi/>
+      </w:pPr>
+      <w:r>
+        <w:rPr>
+          <w:lang w:val="ar_AE" w:bidi="ar_AE"/>
+        </w:rPr>
+      </w:r>
+      <w:r>
+        <w:rPr>
           <w:b/>
           <w:lang w:val="ar_AE" w:bidi="ar_AE"/>
         </w:rPr>
@@ -3200,6 +3524,22 @@
       </w:r>
       <w:r>
         <w:rPr>
+          <w:lang w:val="ar_AE" w:bidi="ar_AE"/>
+        </w:rPr>
+        <w:t>יעשה יְהוָ֤ה עִמָּ⁠כֶם֙ חֶ֔סֶד כַּ⁠אֲשֶׁ֧ר עֲשִׂיתֶ֛ם עִם־הַ⁠מֵּתִ֖ים וְ⁠עִמָּדִֽ⁠י</w:t>
+      </w:r>
+    </w:p>
+    <w:p>
+      <w:pPr>
+        <w:bidi/>
+      </w:pPr>
+      <w:r>
+        <w:rPr>
+          <w:lang w:val="ar_AE" w:bidi="ar_AE"/>
+        </w:rPr>
+      </w:r>
+      <w:r>
+        <w:rPr>
           <w:b/>
           <w:lang w:val="ar_AE" w:bidi="ar_AE"/>
         </w:rPr>
@@ -3306,6 +3646,22 @@
       </w:r>
       <w:r>
         <w:rPr>
+          <w:lang w:val="ar_AE" w:bidi="ar_AE"/>
+        </w:rPr>
+        <w:t>עִם־הַ⁠מֵּתִ֖ים</w:t>
+      </w:r>
+    </w:p>
+    <w:p>
+      <w:pPr>
+        <w:bidi/>
+      </w:pPr>
+      <w:r>
+        <w:rPr>
+          <w:lang w:val="ar_AE" w:bidi="ar_AE"/>
+        </w:rPr>
+      </w:r>
+      <w:r>
+        <w:rPr>
           <w:b/>
           <w:lang w:val="ar_AE" w:bidi="ar_AE"/>
         </w:rPr>
@@ -3425,6 +3781,22 @@
       </w:r>
       <w:r>
         <w:rPr>
+          <w:lang w:val="ar_AE" w:bidi="ar_AE"/>
+        </w:rPr>
+        <w:t>חֶ֔סֶד</w:t>
+      </w:r>
+    </w:p>
+    <w:p>
+      <w:pPr>
+        <w:bidi/>
+      </w:pPr>
+      <w:r>
+        <w:rPr>
+          <w:lang w:val="ar_AE" w:bidi="ar_AE"/>
+        </w:rPr>
+      </w:r>
+      <w:r>
+        <w:rPr>
           <w:b/>
           <w:lang w:val="ar_AE" w:bidi="ar_AE"/>
         </w:rPr>
@@ -3650,6 +4022,22 @@
       </w:r>
       <w:r>
         <w:rPr>
+          <w:lang w:val="ar_AE" w:bidi="ar_AE"/>
+        </w:rPr>
+        <w:t>וּ⁠מְצֶ֣אןָ מְנוּחָ֔ה</w:t>
+      </w:r>
+    </w:p>
+    <w:p>
+      <w:pPr>
+        <w:bidi/>
+      </w:pPr>
+      <w:r>
+        <w:rPr>
+          <w:lang w:val="ar_AE" w:bidi="ar_AE"/>
+        </w:rPr>
+      </w:r>
+      <w:r>
+        <w:rPr>
           <w:b/>
           <w:lang w:val="ar_AE" w:bidi="ar_AE"/>
         </w:rPr>
@@ -3769,6 +4157,22 @@
       </w:r>
       <w:r>
         <w:rPr>
+          <w:lang w:val="ar_AE" w:bidi="ar_AE"/>
+        </w:rPr>
+        <w:t>בֵּ֣ית אִישָׁ֑⁠הּ</w:t>
+      </w:r>
+    </w:p>
+    <w:p>
+      <w:pPr>
+        <w:bidi/>
+      </w:pPr>
+      <w:r>
+        <w:rPr>
+          <w:lang w:val="ar_AE" w:bidi="ar_AE"/>
+        </w:rPr>
+      </w:r>
+      <w:r>
+        <w:rPr>
           <w:b/>
           <w:lang w:val="ar_AE" w:bidi="ar_AE"/>
         </w:rPr>
@@ -3888,6 +4292,22 @@
       </w:r>
       <w:r>
         <w:rPr>
+          <w:lang w:val="ar_AE" w:bidi="ar_AE"/>
+        </w:rPr>
+        <w:t>וַ⁠תִּשֶּׂ֥אנָה קוֹלָ֖⁠ן וַ⁠תִּבְכֶּֽינָה</w:t>
+      </w:r>
+    </w:p>
+    <w:p>
+      <w:pPr>
+        <w:bidi/>
+      </w:pPr>
+      <w:r>
+        <w:rPr>
+          <w:lang w:val="ar_AE" w:bidi="ar_AE"/>
+        </w:rPr>
+      </w:r>
+      <w:r>
+        <w:rPr>
           <w:b/>
           <w:lang w:val="ar_AE" w:bidi="ar_AE"/>
         </w:rPr>
@@ -3994,6 +4414,22 @@
       </w:r>
       <w:r>
         <w:rPr>
+          <w:lang w:val="ar_AE" w:bidi="ar_AE"/>
+        </w:rPr>
+        <w:t>נָשׁ֖וּב</w:t>
+      </w:r>
+    </w:p>
+    <w:p>
+      <w:pPr>
+        <w:bidi/>
+      </w:pPr>
+      <w:r>
+        <w:rPr>
+          <w:lang w:val="ar_AE" w:bidi="ar_AE"/>
+        </w:rPr>
+      </w:r>
+      <w:r>
+        <w:rPr>
           <w:b/>
           <w:lang w:val="ar_AE" w:bidi="ar_AE"/>
         </w:rPr>
@@ -4126,6 +4562,22 @@
       </w:r>
       <w:r>
         <w:rPr>
+          <w:lang w:val="ar_AE" w:bidi="ar_AE"/>
+        </w:rPr>
+        <w:t>וַ⁠תֹּאמַ֖רְנָה</w:t>
+      </w:r>
+    </w:p>
+    <w:p>
+      <w:pPr>
+        <w:bidi/>
+      </w:pPr>
+      <w:r>
+        <w:rPr>
+          <w:lang w:val="ar_AE" w:bidi="ar_AE"/>
+        </w:rPr>
+      </w:r>
+      <w:r>
+        <w:rPr>
           <w:b/>
           <w:lang w:val="ar_AE" w:bidi="ar_AE"/>
         </w:rPr>
@@ -4258,6 +4710,22 @@
       </w:r>
       <w:r>
         <w:rPr>
+          <w:lang w:val="ar_AE" w:bidi="ar_AE"/>
+        </w:rPr>
+        <w:t>כִּי</w:t>
+      </w:r>
+    </w:p>
+    <w:p>
+      <w:pPr>
+        <w:bidi/>
+      </w:pPr>
+      <w:r>
+        <w:rPr>
+          <w:lang w:val="ar_AE" w:bidi="ar_AE"/>
+        </w:rPr>
+      </w:r>
+      <w:r>
+        <w:rPr>
           <w:b/>
           <w:lang w:val="ar_AE" w:bidi="ar_AE"/>
         </w:rPr>
@@ -4363,6 +4831,22 @@
       </w:r>
       <w:r>
         <w:rPr>
+          <w:lang w:val="ar_AE" w:bidi="ar_AE"/>
+        </w:rPr>
+        <w:t>אִתָּ֥⁠ךְ</w:t>
+      </w:r>
+    </w:p>
+    <w:p>
+      <w:pPr>
+        <w:bidi/>
+      </w:pPr>
+      <w:r>
+        <w:rPr>
+          <w:lang w:val="ar_AE" w:bidi="ar_AE"/>
+        </w:rPr>
+      </w:r>
+      <w:r>
+        <w:rPr>
           <w:b/>
           <w:lang w:val="ar_AE" w:bidi="ar_AE"/>
         </w:rPr>
@@ -4469,6 +4953,22 @@
       </w:r>
       <w:r>
         <w:rPr>
+          <w:lang w:val="ar_AE" w:bidi="ar_AE"/>
+        </w:rPr>
+        <w:t>וַ⁠תֹּ֤אמֶר נָעֳמִי֙</w:t>
+      </w:r>
+    </w:p>
+    <w:p>
+      <w:pPr>
+        <w:bidi/>
+      </w:pPr>
+      <w:r>
+        <w:rPr>
+          <w:lang w:val="ar_AE" w:bidi="ar_AE"/>
+        </w:rPr>
+      </w:r>
+      <w:r>
+        <w:rPr>
           <w:b/>
           <w:lang w:val="ar_AE" w:bidi="ar_AE"/>
         </w:rPr>
@@ -4627,6 +5127,22 @@
       </w:r>
       <w:r>
         <w:rPr>
+          <w:lang w:val="ar_AE" w:bidi="ar_AE"/>
+        </w:rPr>
+        <w:t>בְנֹתַ֔⁠י</w:t>
+      </w:r>
+    </w:p>
+    <w:p>
+      <w:pPr>
+        <w:bidi/>
+      </w:pPr>
+      <w:r>
+        <w:rPr>
+          <w:lang w:val="ar_AE" w:bidi="ar_AE"/>
+        </w:rPr>
+      </w:r>
+      <w:r>
+        <w:rPr>
           <w:b/>
           <w:lang w:val="ar_AE" w:bidi="ar_AE"/>
         </w:rPr>
@@ -4724,6 +5240,22 @@
       </w:r>
       <w:r>
         <w:rPr>
+          <w:lang w:val="ar_AE" w:bidi="ar_AE"/>
+        </w:rPr>
+        <w:t>לָ֥⁠מָּה תֵלַ֖כְנָה עִמִּ֑⁠י</w:t>
+      </w:r>
+    </w:p>
+    <w:p>
+      <w:pPr>
+        <w:bidi/>
+      </w:pPr>
+      <w:r>
+        <w:rPr>
+          <w:lang w:val="ar_AE" w:bidi="ar_AE"/>
+        </w:rPr>
+      </w:r>
+      <w:r>
+        <w:rPr>
           <w:b/>
           <w:lang w:val="ar_AE" w:bidi="ar_AE"/>
         </w:rPr>
@@ -4830,6 +5362,22 @@
       </w:r>
       <w:r>
         <w:rPr>
+          <w:lang w:val="ar_AE" w:bidi="ar_AE"/>
+        </w:rPr>
+        <w:t>הַֽ⁠עֽוֹד־לִ֤⁠י בָנִים֙ בְּֽ⁠מֵעַ֔⁠י וְ⁠הָי֥וּ לָ⁠כֶ֖ם לַ⁠אֲנָשִֽׁים</w:t>
+      </w:r>
+    </w:p>
+    <w:p>
+      <w:pPr>
+        <w:bidi/>
+      </w:pPr>
+      <w:r>
+        <w:rPr>
+          <w:lang w:val="ar_AE" w:bidi="ar_AE"/>
+        </w:rPr>
+      </w:r>
+      <w:r>
+        <w:rPr>
           <w:b/>
           <w:lang w:val="ar_AE" w:bidi="ar_AE"/>
         </w:rPr>
@@ -4936,6 +5484,22 @@
       </w:r>
       <w:r>
         <w:rPr>
+          <w:lang w:val="ar_AE" w:bidi="ar_AE"/>
+        </w:rPr>
+        <w:t>זָקַ֖נְתִּי מִ⁠הְי֣וֹת לְ⁠אִ֑ישׁ</w:t>
+      </w:r>
+    </w:p>
+    <w:p>
+      <w:pPr>
+        <w:bidi/>
+      </w:pPr>
+      <w:r>
+        <w:rPr>
+          <w:lang w:val="ar_AE" w:bidi="ar_AE"/>
+        </w:rPr>
+      </w:r>
+      <w:r>
+        <w:rPr>
           <w:b/>
           <w:lang w:val="ar_AE" w:bidi="ar_AE"/>
         </w:rPr>
@@ -5042,6 +5606,22 @@
       </w:r>
       <w:r>
         <w:rPr>
+          <w:lang w:val="ar_AE" w:bidi="ar_AE"/>
+        </w:rPr>
+        <w:t>כִּ֤י אָמַ֨רְתִּי֙ יֶשׁ־לִ֣⁠י תִקְוָ֔ה גַּ֣ם הָיִ֤יתִי הַ⁠לַּ֨יְלָה֙ לְ⁠אִ֔ישׁ וְ⁠גַ֖ם יָלַ֥דְתִּי בָנִֽים</w:t>
+      </w:r>
+    </w:p>
+    <w:p>
+      <w:pPr>
+        <w:bidi/>
+      </w:pPr>
+      <w:r>
+        <w:rPr>
+          <w:lang w:val="ar_AE" w:bidi="ar_AE"/>
+        </w:rPr>
+      </w:r>
+      <w:r>
+        <w:rPr>
           <w:b/>
           <w:lang w:val="ar_AE" w:bidi="ar_AE"/>
         </w:rPr>
@@ -5232,6 +5812,22 @@
       </w:r>
       <w:r>
         <w:rPr>
+          <w:lang w:val="ar_AE" w:bidi="ar_AE"/>
+        </w:rPr>
+        <w:t>הֲ⁠לָהֵ֣ן ׀ תְּשַׂבֵּ֗רְנָה עַ֚ד אֲשֶׁ֣ר יִגְדָּ֔לוּ הֲ⁠לָהֵן֙ תֵּֽעָגֵ֔נָה לְ⁠בִלְתִּ֖י הֱי֣וֹת לְ⁠אִ֑ישׁ</w:t>
+      </w:r>
+    </w:p>
+    <w:p>
+      <w:pPr>
+        <w:bidi/>
+      </w:pPr>
+      <w:r>
+        <w:rPr>
+          <w:lang w:val="ar_AE" w:bidi="ar_AE"/>
+        </w:rPr>
+      </w:r>
+      <w:r>
+        <w:rPr>
           <w:b/>
           <w:lang w:val="ar_AE" w:bidi="ar_AE"/>
         </w:rPr>
@@ -5338,6 +5934,22 @@
       </w:r>
       <w:r>
         <w:rPr>
+          <w:lang w:val="ar_AE" w:bidi="ar_AE"/>
+        </w:rPr>
+        <w:t>הֲ⁠לָהֵ֣ן ׀ תְּשַׂבֵּ֗רְנָה עַ֚ד אֲשֶׁ֣ר יִגְדָּ֔לוּ הֲ⁠לָהֵן֙ תֵּֽעָגֵ֔נָה לְ⁠בִלְתִּ֖י הֱי֣וֹת לְ⁠אִ֑ישׁ</w:t>
+      </w:r>
+    </w:p>
+    <w:p>
+      <w:pPr>
+        <w:bidi/>
+      </w:pPr>
+      <w:r>
+        <w:rPr>
+          <w:lang w:val="ar_AE" w:bidi="ar_AE"/>
+        </w:rPr>
+      </w:r>
+      <w:r>
+        <w:rPr>
           <w:b/>
           <w:lang w:val="ar_AE" w:bidi="ar_AE"/>
         </w:rPr>
@@ -5422,6 +6034,22 @@
       </w:r>
       <w:r>
         <w:rPr>
+          <w:lang w:val="ar_AE" w:bidi="ar_AE"/>
+        </w:rPr>
+        <w:t>מַר־לִ֤⁠י מְאֹד֙</w:t>
+      </w:r>
+    </w:p>
+    <w:p>
+      <w:pPr>
+        <w:bidi/>
+      </w:pPr>
+      <w:r>
+        <w:rPr>
+          <w:lang w:val="ar_AE" w:bidi="ar_AE"/>
+        </w:rPr>
+      </w:r>
+      <w:r>
+        <w:rPr>
           <w:b/>
           <w:lang w:val="ar_AE" w:bidi="ar_AE"/>
         </w:rPr>
@@ -5528,6 +6156,22 @@
       </w:r>
       <w:r>
         <w:rPr>
+          <w:lang w:val="ar_AE" w:bidi="ar_AE"/>
+        </w:rPr>
+        <w:t>יָצְאָ֥ה בִ֖⁠י יַד־יְהוָֽה</w:t>
+      </w:r>
+    </w:p>
+    <w:p>
+      <w:pPr>
+        <w:bidi/>
+      </w:pPr>
+      <w:r>
+        <w:rPr>
+          <w:lang w:val="ar_AE" w:bidi="ar_AE"/>
+        </w:rPr>
+      </w:r>
+      <w:r>
+        <w:rPr>
           <w:b/>
           <w:lang w:val="ar_AE" w:bidi="ar_AE"/>
         </w:rPr>
@@ -5647,6 +6291,22 @@
       </w:r>
       <w:r>
         <w:rPr>
+          <w:lang w:val="ar_AE" w:bidi="ar_AE"/>
+        </w:rPr>
+        <w:t>יָצְאָ֥ה בִ֖⁠י יַד־יְהוָֽה</w:t>
+      </w:r>
+    </w:p>
+    <w:p>
+      <w:pPr>
+        <w:bidi/>
+      </w:pPr>
+      <w:r>
+        <w:rPr>
+          <w:lang w:val="ar_AE" w:bidi="ar_AE"/>
+        </w:rPr>
+      </w:r>
+      <w:r>
+        <w:rPr>
           <w:b/>
           <w:lang w:val="ar_AE" w:bidi="ar_AE"/>
         </w:rPr>
@@ -5753,6 +6413,22 @@
       </w:r>
       <w:r>
         <w:rPr>
+          <w:lang w:val="ar_AE" w:bidi="ar_AE"/>
+        </w:rPr>
+        <w:t>וַ⁠תִּשֶּׂ֣נָה קוֹלָ֔⁠ן וַ⁠תִּבְכֶּ֖ינָה</w:t>
+      </w:r>
+    </w:p>
+    <w:p>
+      <w:pPr>
+        <w:bidi/>
+      </w:pPr>
+      <w:r>
+        <w:rPr>
+          <w:lang w:val="ar_AE" w:bidi="ar_AE"/>
+        </w:rPr>
+      </w:r>
+      <w:r>
+        <w:rPr>
           <w:b/>
           <w:lang w:val="ar_AE" w:bidi="ar_AE"/>
         </w:rPr>
@@ -5872,6 +6548,22 @@
       </w:r>
       <w:r>
         <w:rPr>
+          <w:lang w:val="ar_AE" w:bidi="ar_AE"/>
+        </w:rPr>
+        <w:t>וְ⁠ר֖וּת דָּ֥בְקָה בָּֽ⁠הּ</w:t>
+      </w:r>
+    </w:p>
+    <w:p>
+      <w:pPr>
+        <w:bidi/>
+      </w:pPr>
+      <w:r>
+        <w:rPr>
+          <w:lang w:val="ar_AE" w:bidi="ar_AE"/>
+        </w:rPr>
+      </w:r>
+      <w:r>
+        <w:rPr>
           <w:b/>
           <w:lang w:val="ar_AE" w:bidi="ar_AE"/>
         </w:rPr>
@@ -5978,6 +6670,22 @@
       </w:r>
       <w:r>
         <w:rPr>
+          <w:lang w:val="ar_AE" w:bidi="ar_AE"/>
+        </w:rPr>
+        <w:t>הִנֵּה֙</w:t>
+      </w:r>
+    </w:p>
+    <w:p>
+      <w:pPr>
+        <w:bidi/>
+      </w:pPr>
+      <w:r>
+        <w:rPr>
+          <w:lang w:val="ar_AE" w:bidi="ar_AE"/>
+        </w:rPr>
+      </w:r>
+      <w:r>
+        <w:rPr>
           <w:b/>
           <w:lang w:val="ar_AE" w:bidi="ar_AE"/>
         </w:rPr>
@@ -6216,6 +6924,22 @@
       </w:r>
       <w:r>
         <w:rPr>
+          <w:lang w:val="ar_AE" w:bidi="ar_AE"/>
+        </w:rPr>
+        <w:t>עַמָּ֖⁠הּ</w:t>
+      </w:r>
+    </w:p>
+    <w:p>
+      <w:pPr>
+        <w:bidi/>
+      </w:pPr>
+      <w:r>
+        <w:rPr>
+          <w:lang w:val="ar_AE" w:bidi="ar_AE"/>
+        </w:rPr>
+      </w:r>
+      <w:r>
+        <w:rPr>
           <w:b/>
           <w:lang w:val="ar_AE" w:bidi="ar_AE"/>
         </w:rPr>
@@ -6335,6 +7059,22 @@
       </w:r>
       <w:r>
         <w:rPr>
+          <w:lang w:val="ar_AE" w:bidi="ar_AE"/>
+        </w:rPr>
+        <w:t>אֱלֹהֶ֑י⁠הָ</w:t>
+      </w:r>
+    </w:p>
+    <w:p>
+      <w:pPr>
+        <w:bidi/>
+      </w:pPr>
+      <w:r>
+        <w:rPr>
+          <w:lang w:val="ar_AE" w:bidi="ar_AE"/>
+        </w:rPr>
+      </w:r>
+      <w:r>
+        <w:rPr>
           <w:b/>
           <w:lang w:val="ar_AE" w:bidi="ar_AE"/>
         </w:rPr>
@@ -6454,6 +7194,22 @@
       </w:r>
       <w:r>
         <w:rPr>
+          <w:lang w:val="ar_AE" w:bidi="ar_AE"/>
+        </w:rPr>
+        <w:t>אֱלֹהֶ֑י⁠הָ</w:t>
+      </w:r>
+    </w:p>
+    <w:p>
+      <w:pPr>
+        <w:bidi/>
+      </w:pPr>
+      <w:r>
+        <w:rPr>
+          <w:lang w:val="ar_AE" w:bidi="ar_AE"/>
+        </w:rPr>
+      </w:r>
+      <w:r>
+        <w:rPr>
           <w:b/>
           <w:lang w:val="ar_AE" w:bidi="ar_AE"/>
         </w:rPr>
@@ -6682,6 +7438,22 @@
       </w:r>
       <w:r>
         <w:rPr>
+          <w:lang w:val="ar_AE" w:bidi="ar_AE"/>
+        </w:rPr>
+        <w:t>לְ⁠עָזְבֵ֖⁠ךְ לָ⁠שׁ֣וּב מֵ⁠אַחֲרָ֑יִ⁠ךְ</w:t>
+      </w:r>
+    </w:p>
+    <w:p>
+      <w:pPr>
+        <w:bidi/>
+      </w:pPr>
+      <w:r>
+        <w:rPr>
+          <w:lang w:val="ar_AE" w:bidi="ar_AE"/>
+        </w:rPr>
+      </w:r>
+      <w:r>
+        <w:rPr>
           <w:b/>
           <w:lang w:val="ar_AE" w:bidi="ar_AE"/>
         </w:rPr>
@@ -6814,6 +7586,22 @@
       </w:r>
       <w:r>
         <w:rPr>
+          <w:lang w:val="ar_AE" w:bidi="ar_AE"/>
+        </w:rPr>
+        <w:t>עַמֵּ֣⁠ךְ עַמִּ֔⁠י וֵ⁠אלֹהַ֖יִ⁠ךְ אֱלֹהָֽ⁠י</w:t>
+      </w:r>
+    </w:p>
+    <w:p>
+      <w:pPr>
+        <w:bidi/>
+      </w:pPr>
+      <w:r>
+        <w:rPr>
+          <w:lang w:val="ar_AE" w:bidi="ar_AE"/>
+        </w:rPr>
+      </w:r>
+      <w:r>
+        <w:rPr>
           <w:b/>
           <w:lang w:val="ar_AE" w:bidi="ar_AE"/>
         </w:rPr>
@@ -6920,6 +7708,22 @@
       </w:r>
       <w:r>
         <w:rPr>
+          <w:lang w:val="ar_AE" w:bidi="ar_AE"/>
+        </w:rPr>
+        <w:t>כֹּה֩ יַעֲשֶׂ֨ה יְהוָ֥ה לִ⁠י֙ וְ⁠כֹ֣ה יֹסִ֔יף</w:t>
+      </w:r>
+    </w:p>
+    <w:p>
+      <w:pPr>
+        <w:bidi/>
+      </w:pPr>
+      <w:r>
+        <w:rPr>
+          <w:lang w:val="ar_AE" w:bidi="ar_AE"/>
+        </w:rPr>
+      </w:r>
+      <w:r>
+        <w:rPr>
           <w:b/>
           <w:lang w:val="ar_AE" w:bidi="ar_AE"/>
         </w:rPr>
@@ -7026,6 +7830,22 @@
       </w:r>
       <w:r>
         <w:rPr>
+          <w:lang w:val="ar_AE" w:bidi="ar_AE"/>
+        </w:rPr>
+        <w:t>כִּ֣י הַ⁠מָּ֔וֶת יַפְרִ֖יד בֵּינִ֥⁠י וּ⁠בֵינֵֽ⁠ךְ</w:t>
+      </w:r>
+    </w:p>
+    <w:p>
+      <w:pPr>
+        <w:bidi/>
+      </w:pPr>
+      <w:r>
+        <w:rPr>
+          <w:lang w:val="ar_AE" w:bidi="ar_AE"/>
+        </w:rPr>
+      </w:r>
+      <w:r>
+        <w:rPr>
           <w:b/>
           <w:lang w:val="ar_AE" w:bidi="ar_AE"/>
         </w:rPr>
@@ -7132,6 +7952,22 @@
       </w:r>
       <w:r>
         <w:rPr>
+          <w:lang w:val="ar_AE" w:bidi="ar_AE"/>
+        </w:rPr>
+        <w:t>יַפְרִ֖יד בֵּינִ֥⁠י וּ⁠בֵינֵֽ⁠ךְ</w:t>
+      </w:r>
+    </w:p>
+    <w:p>
+      <w:pPr>
+        <w:bidi/>
+      </w:pPr>
+      <w:r>
+        <w:rPr>
+          <w:lang w:val="ar_AE" w:bidi="ar_AE"/>
+        </w:rPr>
+      </w:r>
+      <w:r>
+        <w:rPr>
           <w:b/>
           <w:lang w:val="ar_AE" w:bidi="ar_AE"/>
         </w:rPr>
@@ -7238,6 +8074,22 @@
       </w:r>
       <w:r>
         <w:rPr>
+          <w:lang w:val="ar_AE" w:bidi="ar_AE"/>
+        </w:rPr>
+        <w:t>וַ⁠תֶּחְדַּ֖ל לְ⁠דַבֵּ֥ר אֵלֶֽי⁠הָ</w:t>
+      </w:r>
+    </w:p>
+    <w:p>
+      <w:pPr>
+        <w:bidi/>
+      </w:pPr>
+      <w:r>
+        <w:rPr>
+          <w:lang w:val="ar_AE" w:bidi="ar_AE"/>
+        </w:rPr>
+      </w:r>
+      <w:r>
+        <w:rPr>
           <w:b/>
           <w:lang w:val="ar_AE" w:bidi="ar_AE"/>
         </w:rPr>
@@ -7344,6 +8196,22 @@
       </w:r>
       <w:r>
         <w:rPr>
+          <w:lang w:val="ar_AE" w:bidi="ar_AE"/>
+        </w:rPr>
+        <w:t>וַ⁠תֶּחְדַּ֖ל לְ⁠דַבֵּ֥ר אֵלֶֽי⁠הָ</w:t>
+      </w:r>
+    </w:p>
+    <w:p>
+      <w:pPr>
+        <w:bidi/>
+      </w:pPr>
+      <w:r>
+        <w:rPr>
+          <w:lang w:val="ar_AE" w:bidi="ar_AE"/>
+        </w:rPr>
+      </w:r>
+      <w:r>
+        <w:rPr>
           <w:b/>
           <w:lang w:val="ar_AE" w:bidi="ar_AE"/>
         </w:rPr>
@@ -7476,6 +8344,22 @@
       </w:r>
       <w:r>
         <w:rPr>
+          <w:lang w:val="ar_AE" w:bidi="ar_AE"/>
+        </w:rPr>
+        <w:t>וַ⁠יְהִ֗י</w:t>
+      </w:r>
+    </w:p>
+    <w:p>
+      <w:pPr>
+        <w:bidi/>
+      </w:pPr>
+      <w:r>
+        <w:rPr>
+          <w:lang w:val="ar_AE" w:bidi="ar_AE"/>
+        </w:rPr>
+      </w:r>
+      <w:r>
+        <w:rPr>
           <w:b/>
           <w:lang w:val="ar_AE" w:bidi="ar_AE"/>
         </w:rPr>
@@ -7582,6 +8466,22 @@
       </w:r>
       <w:r>
         <w:rPr>
+          <w:lang w:val="ar_AE" w:bidi="ar_AE"/>
+        </w:rPr>
+        <w:t>כְּ⁠בֹאָ֨⁠נָה֙ בֵּ֣ית לֶ֔חֶם</w:t>
+      </w:r>
+    </w:p>
+    <w:p>
+      <w:pPr>
+        <w:bidi/>
+      </w:pPr>
+      <w:r>
+        <w:rPr>
+          <w:lang w:val="ar_AE" w:bidi="ar_AE"/>
+        </w:rPr>
+      </w:r>
+      <w:r>
+        <w:rPr>
           <w:b/>
           <w:lang w:val="ar_AE" w:bidi="ar_AE"/>
         </w:rPr>
@@ -7688,6 +8588,22 @@
       </w:r>
       <w:r>
         <w:rPr>
+          <w:lang w:val="ar_AE" w:bidi="ar_AE"/>
+        </w:rPr>
+        <w:t>כָּל־הָ⁠עִיר֙</w:t>
+      </w:r>
+    </w:p>
+    <w:p>
+      <w:pPr>
+        <w:bidi/>
+      </w:pPr>
+      <w:r>
+        <w:rPr>
+          <w:lang w:val="ar_AE" w:bidi="ar_AE"/>
+        </w:rPr>
+      </w:r>
+      <w:r>
+        <w:rPr>
           <w:b/>
           <w:lang w:val="ar_AE" w:bidi="ar_AE"/>
         </w:rPr>
@@ -7807,6 +8723,22 @@
       </w:r>
       <w:r>
         <w:rPr>
+          <w:lang w:val="ar_AE" w:bidi="ar_AE"/>
+        </w:rPr>
+        <w:t>כָּל־הָ⁠עִיר֙</w:t>
+      </w:r>
+    </w:p>
+    <w:p>
+      <w:pPr>
+        <w:bidi/>
+      </w:pPr>
+      <w:r>
+        <w:rPr>
+          <w:lang w:val="ar_AE" w:bidi="ar_AE"/>
+        </w:rPr>
+      </w:r>
+      <w:r>
+        <w:rPr>
           <w:b/>
           <w:lang w:val="ar_AE" w:bidi="ar_AE"/>
         </w:rPr>
@@ -7926,6 +8858,22 @@
       </w:r>
       <w:r>
         <w:rPr>
+          <w:lang w:val="ar_AE" w:bidi="ar_AE"/>
+        </w:rPr>
+        <w:t>הֲ⁠זֹ֥את נָעֳמִֽי</w:t>
+      </w:r>
+    </w:p>
+    <w:p>
+      <w:pPr>
+        <w:bidi/>
+      </w:pPr>
+      <w:r>
+        <w:rPr>
+          <w:lang w:val="ar_AE" w:bidi="ar_AE"/>
+        </w:rPr>
+      </w:r>
+      <w:r>
+        <w:rPr>
           <w:b/>
           <w:lang w:val="ar_AE" w:bidi="ar_AE"/>
         </w:rPr>
@@ -8032,6 +8980,22 @@
       </w:r>
       <w:r>
         <w:rPr>
+          <w:lang w:val="ar_AE" w:bidi="ar_AE"/>
+        </w:rPr>
+        <w:t>אַל־תִּקְרֶ֥אנָה לִ֖⁠י נָעֳמִ֑י</w:t>
+      </w:r>
+    </w:p>
+    <w:p>
+      <w:pPr>
+        <w:bidi/>
+      </w:pPr>
+      <w:r>
+        <w:rPr>
+          <w:lang w:val="ar_AE" w:bidi="ar_AE"/>
+        </w:rPr>
+      </w:r>
+      <w:r>
+        <w:rPr>
           <w:b/>
           <w:lang w:val="ar_AE" w:bidi="ar_AE"/>
         </w:rPr>
@@ -8151,6 +9115,22 @@
       </w:r>
       <w:r>
         <w:rPr>
+          <w:lang w:val="ar_AE" w:bidi="ar_AE"/>
+        </w:rPr>
+        <w:t>מָרָ֔א</w:t>
+      </w:r>
+    </w:p>
+    <w:p>
+      <w:pPr>
+        <w:bidi/>
+      </w:pPr>
+      <w:r>
+        <w:rPr>
+          <w:lang w:val="ar_AE" w:bidi="ar_AE"/>
+        </w:rPr>
+      </w:r>
+      <w:r>
+        <w:rPr>
           <w:b/>
           <w:lang w:val="ar_AE" w:bidi="ar_AE"/>
         </w:rPr>
@@ -8270,6 +9250,22 @@
       </w:r>
       <w:r>
         <w:rPr>
+          <w:lang w:val="ar_AE" w:bidi="ar_AE"/>
+        </w:rPr>
+        <w:t>אֲנִי֙ מְלֵאָ֣ה הָלַ֔כְתִּי וְ⁠רֵיקָ֖ם הֱשִׁיבַ֣⁠נִי יְהוָ֑ה</w:t>
+      </w:r>
+    </w:p>
+    <w:p>
+      <w:pPr>
+        <w:bidi/>
+      </w:pPr>
+      <w:r>
+        <w:rPr>
+          <w:lang w:val="ar_AE" w:bidi="ar_AE"/>
+        </w:rPr>
+      </w:r>
+      <w:r>
+        <w:rPr>
           <w:b/>
           <w:lang w:val="ar_AE" w:bidi="ar_AE"/>
         </w:rPr>
@@ -8402,6 +9398,22 @@
       </w:r>
       <w:r>
         <w:rPr>
+          <w:lang w:val="ar_AE" w:bidi="ar_AE"/>
+        </w:rPr>
+        <w:t>לָ֣⁠מָּה תִקְרֶ֤אנָה לִ⁠י֙ נָעֳמִ֔י</w:t>
+      </w:r>
+    </w:p>
+    <w:p>
+      <w:pPr>
+        <w:bidi/>
+      </w:pPr>
+      <w:r>
+        <w:rPr>
+          <w:lang w:val="ar_AE" w:bidi="ar_AE"/>
+        </w:rPr>
+      </w:r>
+      <w:r>
+        <w:rPr>
           <w:b/>
           <w:lang w:val="ar_AE" w:bidi="ar_AE"/>
         </w:rPr>
@@ -8508,6 +9520,22 @@
       </w:r>
       <w:r>
         <w:rPr>
+          <w:lang w:val="ar_AE" w:bidi="ar_AE"/>
+        </w:rPr>
+        <w:t>וַֽ⁠יהוָה֙ עָ֣נָה בִ֔⁠י וְ⁠שַׁדַּ֖י הֵ֥רַֽע לִֽ⁠י</w:t>
+      </w:r>
+    </w:p>
+    <w:p>
+      <w:pPr>
+        <w:bidi/>
+      </w:pPr>
+      <w:r>
+        <w:rPr>
+          <w:lang w:val="ar_AE" w:bidi="ar_AE"/>
+        </w:rPr>
+      </w:r>
+      <w:r>
+        <w:rPr>
           <w:b/>
           <w:lang w:val="ar_AE" w:bidi="ar_AE"/>
         </w:rPr>
@@ -8640,6 +9668,22 @@
       </w:r>
       <w:r>
         <w:rPr>
+          <w:lang w:val="ar_AE" w:bidi="ar_AE"/>
+        </w:rPr>
+        <w:t>עָ֣נָה בִ֔⁠י</w:t>
+      </w:r>
+    </w:p>
+    <w:p>
+      <w:pPr>
+        <w:bidi/>
+      </w:pPr>
+      <w:r>
+        <w:rPr>
+          <w:lang w:val="ar_AE" w:bidi="ar_AE"/>
+        </w:rPr>
+      </w:r>
+      <w:r>
+        <w:rPr>
           <w:b/>
           <w:lang w:val="ar_AE" w:bidi="ar_AE"/>
         </w:rPr>
@@ -8843,6 +9887,22 @@
       </w:r>
       <w:r>
         <w:rPr>
+          <w:lang w:val="ar_AE" w:bidi="ar_AE"/>
+        </w:rPr>
+        <w:t>וַ⁠תָּ֣שָׁב נָעֳמִ֗י וְ⁠ר֨וּת הַ⁠מּוֹאֲבִיָּ֤ה כַלָּתָ⁠הּ֙ עִמָּ֔⁠הּ הַ⁠שָּׁ֖בָה מִ⁠שְּׂדֵ֣י מוֹאָ֑ב</w:t>
+      </w:r>
+    </w:p>
+    <w:p>
+      <w:pPr>
+        <w:bidi/>
+      </w:pPr>
+      <w:r>
+        <w:rPr>
+          <w:lang w:val="ar_AE" w:bidi="ar_AE"/>
+        </w:rPr>
+      </w:r>
+      <w:r>
+        <w:rPr>
           <w:b/>
           <w:lang w:val="ar_AE" w:bidi="ar_AE"/>
         </w:rPr>
@@ -8949,6 +10009,22 @@
       </w:r>
       <w:r>
         <w:rPr>
+          <w:lang w:val="ar_AE" w:bidi="ar_AE"/>
+        </w:rPr>
+        <w:t>וְ⁠הֵ֗מָּה בָּ֚אוּ בֵּ֣ית לֶ֔חֶם בִּ⁠תְחִלַּ֖ת קְצִ֥יר שְׂעֹרִֽים</w:t>
+      </w:r>
+    </w:p>
+    <w:p>
+      <w:pPr>
+        <w:bidi/>
+      </w:pPr>
+      <w:r>
+        <w:rPr>
+          <w:lang w:val="ar_AE" w:bidi="ar_AE"/>
+        </w:rPr>
+      </w:r>
+      <w:r>
+        <w:rPr>
           <w:b/>
           <w:lang w:val="ar_AE" w:bidi="ar_AE"/>
         </w:rPr>
@@ -9055,6 +10131,22 @@
       </w:r>
       <w:r>
         <w:rPr>
+          <w:lang w:val="ar_AE" w:bidi="ar_AE"/>
+        </w:rPr>
+        <w:t>בִּ⁠תְחִלַּ֖ת קְצִ֥יר שְׂעֹרִֽים</w:t>
+      </w:r>
+    </w:p>
+    <w:p>
+      <w:pPr>
+        <w:bidi/>
+      </w:pPr>
+      <w:r>
+        <w:rPr>
+          <w:lang w:val="ar_AE" w:bidi="ar_AE"/>
+        </w:rPr>
+      </w:r>
+      <w:r>
+        <w:rPr>
           <w:b/>
           <w:lang w:val="ar_AE" w:bidi="ar_AE"/>
         </w:rPr>
@@ -9383,6 +10475,22 @@
       </w:r>
       <w:r>
         <w:rPr>
+          <w:lang w:val="ar_AE" w:bidi="ar_AE"/>
+        </w:rPr>
+        <w:t>וּֽ⁠לְ⁠נָעֳמִ֞י מוֹדַ֣ע לְ⁠אִישָׁ֗⁠הּ</w:t>
+      </w:r>
+    </w:p>
+    <w:p>
+      <w:pPr>
+        <w:bidi/>
+      </w:pPr>
+      <w:r>
+        <w:rPr>
+          <w:lang w:val="ar_AE" w:bidi="ar_AE"/>
+        </w:rPr>
+      </w:r>
+      <w:r>
+        <w:rPr>
           <w:b/>
           <w:lang w:val="ar_AE" w:bidi="ar_AE"/>
         </w:rPr>
@@ -9489,6 +10597,22 @@
       </w:r>
       <w:r>
         <w:rPr>
+          <w:lang w:val="ar_AE" w:bidi="ar_AE"/>
+        </w:rPr>
+        <w:t>וּֽ⁠לְ⁠נָעֳמִ֞י מוֹדַ֣ע לְ⁠אִישָׁ֗⁠הּ</w:t>
+      </w:r>
+    </w:p>
+    <w:p>
+      <w:pPr>
+        <w:bidi/>
+      </w:pPr>
+      <w:r>
+        <w:rPr>
+          <w:lang w:val="ar_AE" w:bidi="ar_AE"/>
+        </w:rPr>
+      </w:r>
+      <w:r>
+        <w:rPr>
           <w:b/>
           <w:lang w:val="ar_AE" w:bidi="ar_AE"/>
         </w:rPr>
@@ -9608,6 +10732,22 @@
       </w:r>
       <w:r>
         <w:rPr>
+          <w:lang w:val="ar_AE" w:bidi="ar_AE"/>
+        </w:rPr>
+        <w:t>אִ֚ישׁ גִּבּ֣וֹר חַ֔יִל</w:t>
+      </w:r>
+    </w:p>
+    <w:p>
+      <w:pPr>
+        <w:bidi/>
+      </w:pPr>
+      <w:r>
+        <w:rPr>
+          <w:lang w:val="ar_AE" w:bidi="ar_AE"/>
+        </w:rPr>
+      </w:r>
+      <w:r>
+        <w:rPr>
           <w:b/>
           <w:lang w:val="ar_AE" w:bidi="ar_AE"/>
         </w:rPr>
@@ -9727,6 +10867,22 @@
       </w:r>
       <w:r>
         <w:rPr>
+          <w:lang w:val="ar_AE" w:bidi="ar_AE"/>
+        </w:rPr>
+        <w:t>מִ⁠מִּשְׁפַּ֖חַת אֱלִימֶ֑לֶךְ</w:t>
+      </w:r>
+    </w:p>
+    <w:p>
+      <w:pPr>
+        <w:bidi/>
+      </w:pPr>
+      <w:r>
+        <w:rPr>
+          <w:lang w:val="ar_AE" w:bidi="ar_AE"/>
+        </w:rPr>
+      </w:r>
+      <w:r>
+        <w:rPr>
           <w:b/>
           <w:lang w:val="ar_AE" w:bidi="ar_AE"/>
         </w:rPr>
@@ -9846,6 +11002,22 @@
       </w:r>
       <w:r>
         <w:rPr>
+          <w:lang w:val="ar_AE" w:bidi="ar_AE"/>
+        </w:rPr>
+        <w:t>ר֨וּת הַ⁠מּוֹאֲבִיָּ֜ה</w:t>
+      </w:r>
+    </w:p>
+    <w:p>
+      <w:pPr>
+        <w:bidi/>
+      </w:pPr>
+      <w:r>
+        <w:rPr>
+          <w:lang w:val="ar_AE" w:bidi="ar_AE"/>
+        </w:rPr>
+      </w:r>
+      <w:r>
+        <w:rPr>
           <w:b/>
           <w:lang w:val="ar_AE" w:bidi="ar_AE"/>
         </w:rPr>
@@ -10036,6 +11208,22 @@
       </w:r>
       <w:r>
         <w:rPr>
+          <w:lang w:val="ar_AE" w:bidi="ar_AE"/>
+        </w:rPr>
+        <w:t>אֲשֶׁ֥ר אֶמְצָא־חֵ֖ן בְּ⁠עֵינָ֑י⁠ו</w:t>
+      </w:r>
+    </w:p>
+    <w:p>
+      <w:pPr>
+        <w:bidi/>
+      </w:pPr>
+      <w:r>
+        <w:rPr>
+          <w:lang w:val="ar_AE" w:bidi="ar_AE"/>
+        </w:rPr>
+      </w:r>
+      <w:r>
+        <w:rPr>
           <w:b/>
           <w:lang w:val="ar_AE" w:bidi="ar_AE"/>
         </w:rPr>
@@ -10155,6 +11343,22 @@
       </w:r>
       <w:r>
         <w:rPr>
+          <w:lang w:val="ar_AE" w:bidi="ar_AE"/>
+        </w:rPr>
+        <w:t>בִתִּֽ⁠י</w:t>
+      </w:r>
+    </w:p>
+    <w:p>
+      <w:pPr>
+        <w:bidi/>
+      </w:pPr>
+      <w:r>
+        <w:rPr>
+          <w:lang w:val="ar_AE" w:bidi="ar_AE"/>
+        </w:rPr>
+      </w:r>
+      <w:r>
+        <w:rPr>
           <w:b/>
           <w:lang w:val="ar_AE" w:bidi="ar_AE"/>
         </w:rPr>
@@ -10261,6 +11465,22 @@
       </w:r>
       <w:r>
         <w:rPr>
+          <w:lang w:val="ar_AE" w:bidi="ar_AE"/>
+        </w:rPr>
+        <w:t>וַ⁠יִּ֣קֶר מִקְרֶ֔⁠הָ</w:t>
+      </w:r>
+    </w:p>
+    <w:p>
+      <w:pPr>
+        <w:bidi/>
+      </w:pPr>
+      <w:r>
+        <w:rPr>
+          <w:lang w:val="ar_AE" w:bidi="ar_AE"/>
+        </w:rPr>
+      </w:r>
+      <w:r>
+        <w:rPr>
           <w:b/>
           <w:lang w:val="ar_AE" w:bidi="ar_AE"/>
         </w:rPr>
@@ -10380,6 +11600,22 @@
       </w:r>
       <w:r>
         <w:rPr>
+          <w:lang w:val="ar_AE" w:bidi="ar_AE"/>
+        </w:rPr>
+        <w:t>מִ⁠מִּשְׁפַּ֥חַת אֱלִימֶֽלֶךְ</w:t>
+      </w:r>
+    </w:p>
+    <w:p>
+      <w:pPr>
+        <w:bidi/>
+      </w:pPr>
+      <w:r>
+        <w:rPr>
+          <w:lang w:val="ar_AE" w:bidi="ar_AE"/>
+        </w:rPr>
+      </w:r>
+      <w:r>
+        <w:rPr>
           <w:b/>
           <w:lang w:val="ar_AE" w:bidi="ar_AE"/>
         </w:rPr>
@@ -10499,6 +11735,22 @@
       </w:r>
       <w:r>
         <w:rPr>
+          <w:lang w:val="ar_AE" w:bidi="ar_AE"/>
+        </w:rPr>
+        <w:t>וְ⁠הִנֵּה</w:t>
+      </w:r>
+    </w:p>
+    <w:p>
+      <w:pPr>
+        <w:bidi/>
+      </w:pPr>
+      <w:r>
+        <w:rPr>
+          <w:lang w:val="ar_AE" w:bidi="ar_AE"/>
+        </w:rPr>
+      </w:r>
+      <w:r>
+        <w:rPr>
           <w:b/>
           <w:lang w:val="ar_AE" w:bidi="ar_AE"/>
         </w:rPr>
@@ -10618,6 +11870,22 @@
       </w:r>
       <w:r>
         <w:rPr>
+          <w:lang w:val="ar_AE" w:bidi="ar_AE"/>
+        </w:rPr>
+        <w:t>בָּ֚א מִ⁠בֵּ֣ית לֶ֔חֶם</w:t>
+      </w:r>
+    </w:p>
+    <w:p>
+      <w:pPr>
+        <w:bidi/>
+      </w:pPr>
+      <w:r>
+        <w:rPr>
+          <w:lang w:val="ar_AE" w:bidi="ar_AE"/>
+        </w:rPr>
+      </w:r>
+      <w:r>
+        <w:rPr>
           <w:b/>
           <w:lang w:val="ar_AE" w:bidi="ar_AE"/>
         </w:rPr>
@@ -10710,6 +11978,22 @@
       </w:r>
       <w:r>
         <w:rPr>
+          <w:lang w:val="ar_AE" w:bidi="ar_AE"/>
+        </w:rPr>
+        <w:t>יְהוָ֣ה עִמָּ⁠כֶ֑ם</w:t>
+      </w:r>
+    </w:p>
+    <w:p>
+      <w:pPr>
+        <w:bidi/>
+      </w:pPr>
+      <w:r>
+        <w:rPr>
+          <w:lang w:val="ar_AE" w:bidi="ar_AE"/>
+        </w:rPr>
+      </w:r>
+      <w:r>
+        <w:rPr>
           <w:b/>
           <w:lang w:val="ar_AE" w:bidi="ar_AE"/>
         </w:rPr>
@@ -11041,6 +12325,22 @@
       </w:r>
       <w:r>
         <w:rPr>
+          <w:lang w:val="ar_AE" w:bidi="ar_AE"/>
+        </w:rPr>
+        <w:t>לְ⁠מִ֖י הַ⁠נַּעֲרָ֥ה הַ⁠זֹּֽאת</w:t>
+      </w:r>
+    </w:p>
+    <w:p>
+      <w:pPr>
+        <w:bidi/>
+      </w:pPr>
+      <w:r>
+        <w:rPr>
+          <w:lang w:val="ar_AE" w:bidi="ar_AE"/>
+        </w:rPr>
+      </w:r>
+      <w:r>
+        <w:rPr>
           <w:b/>
           <w:lang w:val="ar_AE" w:bidi="ar_AE"/>
         </w:rPr>
@@ -11147,6 +12447,22 @@
       </w:r>
       <w:r>
         <w:rPr>
+          <w:lang w:val="ar_AE" w:bidi="ar_AE"/>
+        </w:rPr>
+        <w:t>וַ⁠יַּ֗עַן &amp; וַ⁠יֹּאמַ֑ר</w:t>
+      </w:r>
+    </w:p>
+    <w:p>
+      <w:pPr>
+        <w:bidi/>
+      </w:pPr>
+      <w:r>
+        <w:rPr>
+          <w:lang w:val="ar_AE" w:bidi="ar_AE"/>
+        </w:rPr>
+      </w:r>
+      <w:r>
+        <w:rPr>
           <w:b/>
           <w:lang w:val="ar_AE" w:bidi="ar_AE"/>
         </w:rPr>
@@ -11293,6 +12609,22 @@
       </w:r>
       <w:r>
         <w:rPr>
+          <w:lang w:val="ar_AE" w:bidi="ar_AE"/>
+        </w:rPr>
+        <w:t>וַ⁠תֹּ֗אמֶר אֲלַקֳטָה־נָּא֙ וְ⁠אָסַפְתִּ֣י בָֽ⁠עֳמָרִ֔ים אַחֲרֵ֖י הַ⁠קּוֹצְרִ֑ים</w:t>
+      </w:r>
+    </w:p>
+    <w:p>
+      <w:pPr>
+        <w:bidi/>
+      </w:pPr>
+      <w:r>
+        <w:rPr>
+          <w:lang w:val="ar_AE" w:bidi="ar_AE"/>
+        </w:rPr>
+      </w:r>
+      <w:r>
+        <w:rPr>
           <w:b/>
           <w:lang w:val="ar_AE" w:bidi="ar_AE"/>
         </w:rPr>
@@ -11399,6 +12731,22 @@
       </w:r>
       <w:r>
         <w:rPr>
+          <w:lang w:val="ar_AE" w:bidi="ar_AE"/>
+        </w:rPr>
+        <w:t>אֲלַקֳטָה־נָּא֙ וְ⁠אָסַפְתִּ֣י</w:t>
+      </w:r>
+    </w:p>
+    <w:p>
+      <w:pPr>
+        <w:bidi/>
+      </w:pPr>
+      <w:r>
+        <w:rPr>
+          <w:lang w:val="ar_AE" w:bidi="ar_AE"/>
+        </w:rPr>
+      </w:r>
+      <w:r>
+        <w:rPr>
           <w:b/>
           <w:lang w:val="ar_AE" w:bidi="ar_AE"/>
         </w:rPr>
@@ -11657,6 +13005,22 @@
       </w:r>
       <w:r>
         <w:rPr>
+          <w:lang w:val="ar_AE" w:bidi="ar_AE"/>
+        </w:rPr>
+        <w:t>הֲ⁠ל֧וֹא שָׁמַ֣עַתְּ בִּתִּ֗⁠י</w:t>
+      </w:r>
+    </w:p>
+    <w:p>
+      <w:pPr>
+        <w:bidi/>
+      </w:pPr>
+      <w:r>
+        <w:rPr>
+          <w:lang w:val="ar_AE" w:bidi="ar_AE"/>
+        </w:rPr>
+      </w:r>
+      <w:r>
+        <w:rPr>
           <w:b/>
           <w:lang w:val="ar_AE" w:bidi="ar_AE"/>
         </w:rPr>
@@ -11763,6 +13127,22 @@
       </w:r>
       <w:r>
         <w:rPr>
+          <w:lang w:val="ar_AE" w:bidi="ar_AE"/>
+        </w:rPr>
+        <w:t>בִּתִּ֗⁠י</w:t>
+      </w:r>
+    </w:p>
+    <w:p>
+      <w:pPr>
+        <w:bidi/>
+      </w:pPr>
+      <w:r>
+        <w:rPr>
+          <w:lang w:val="ar_AE" w:bidi="ar_AE"/>
+        </w:rPr>
+      </w:r>
+      <w:r>
+        <w:rPr>
           <w:b/>
           <w:lang w:val="ar_AE" w:bidi="ar_AE"/>
         </w:rPr>
@@ -11882,6 +13262,22 @@
       </w:r>
       <w:r>
         <w:rPr>
+          <w:lang w:val="ar_AE" w:bidi="ar_AE"/>
+        </w:rPr>
+        <w:t>עֵינַ֜יִ⁠ךְ בַּ⁠שָּׂדֶ֤ה</w:t>
+      </w:r>
+    </w:p>
+    <w:p>
+      <w:pPr>
+        <w:bidi/>
+      </w:pPr>
+      <w:r>
+        <w:rPr>
+          <w:lang w:val="ar_AE" w:bidi="ar_AE"/>
+        </w:rPr>
+      </w:r>
+      <w:r>
+        <w:rPr>
           <w:b/>
           <w:lang w:val="ar_AE" w:bidi="ar_AE"/>
         </w:rPr>
@@ -12001,6 +13397,22 @@
       </w:r>
       <w:r>
         <w:rPr>
+          <w:lang w:val="ar_AE" w:bidi="ar_AE"/>
+        </w:rPr>
+        <w:t>אַחֲרֵי⁠הֶ֔ן</w:t>
+      </w:r>
+    </w:p>
+    <w:p>
+      <w:pPr>
+        <w:bidi/>
+      </w:pPr>
+      <w:r>
+        <w:rPr>
+          <w:lang w:val="ar_AE" w:bidi="ar_AE"/>
+        </w:rPr>
+      </w:r>
+      <w:r>
+        <w:rPr>
           <w:b/>
           <w:lang w:val="ar_AE" w:bidi="ar_AE"/>
         </w:rPr>
@@ -12107,6 +13519,22 @@
       </w:r>
       <w:r>
         <w:rPr>
+          <w:lang w:val="ar_AE" w:bidi="ar_AE"/>
+        </w:rPr>
+        <w:t>הֲ⁠ל֥וֹא צִוִּ֛יתִי אֶת־הַ⁠נְּעָרִ֖ים לְ⁠בִלְתִּ֣י נָגְעֵ֑⁠ךְ</w:t>
+      </w:r>
+    </w:p>
+    <w:p>
+      <w:pPr>
+        <w:bidi/>
+      </w:pPr>
+      <w:r>
+        <w:rPr>
+          <w:lang w:val="ar_AE" w:bidi="ar_AE"/>
+        </w:rPr>
+      </w:r>
+      <w:r>
+        <w:rPr>
           <w:b/>
           <w:lang w:val="ar_AE" w:bidi="ar_AE"/>
         </w:rPr>
@@ -12213,6 +13641,22 @@
       </w:r>
       <w:r>
         <w:rPr>
+          <w:lang w:val="ar_AE" w:bidi="ar_AE"/>
+        </w:rPr>
+        <w:t>אֶת־הַ⁠נְּעָרִ֖ים</w:t>
+      </w:r>
+    </w:p>
+    <w:p>
+      <w:pPr>
+        <w:bidi/>
+      </w:pPr>
+      <w:r>
+        <w:rPr>
+          <w:lang w:val="ar_AE" w:bidi="ar_AE"/>
+        </w:rPr>
+      </w:r>
+      <w:r>
+        <w:rPr>
           <w:b/>
           <w:lang w:val="ar_AE" w:bidi="ar_AE"/>
         </w:rPr>
@@ -12319,6 +13763,22 @@
       </w:r>
       <w:r>
         <w:rPr>
+          <w:lang w:val="ar_AE" w:bidi="ar_AE"/>
+        </w:rPr>
+        <w:t>לְ⁠בִלְתִּ֣י נָגְעֵ֑⁠ךְ</w:t>
+      </w:r>
+    </w:p>
+    <w:p>
+      <w:pPr>
+        <w:bidi/>
+      </w:pPr>
+      <w:r>
+        <w:rPr>
+          <w:lang w:val="ar_AE" w:bidi="ar_AE"/>
+        </w:rPr>
+      </w:r>
+      <w:r>
+        <w:rPr>
           <w:b/>
           <w:lang w:val="ar_AE" w:bidi="ar_AE"/>
         </w:rPr>
@@ -12522,6 +13982,22 @@
       </w:r>
       <w:r>
         <w:rPr>
+          <w:lang w:val="ar_AE" w:bidi="ar_AE"/>
+        </w:rPr>
+        <w:t>וַ⁠תִּפֹּל֙ עַל־פָּנֶ֔י⁠הָ וַ⁠תִּשְׁתַּ֖חוּ אָ֑רְצָ⁠ה</w:t>
+      </w:r>
+    </w:p>
+    <w:p>
+      <w:pPr>
+        <w:bidi/>
+      </w:pPr>
+      <w:r>
+        <w:rPr>
+          <w:lang w:val="ar_AE" w:bidi="ar_AE"/>
+        </w:rPr>
+      </w:r>
+      <w:r>
+        <w:rPr>
           <w:b/>
           <w:lang w:val="ar_AE" w:bidi="ar_AE"/>
         </w:rPr>
@@ -12628,6 +14104,22 @@
       </w:r>
       <w:r>
         <w:rPr>
+          <w:lang w:val="ar_AE" w:bidi="ar_AE"/>
+        </w:rPr>
+        <w:t>וַ⁠תִּפֹּל֙ עַל־פָּנֶ֔י⁠הָ וַ⁠תִּשְׁתַּ֖חוּ אָ֑רְצָ⁠ה</w:t>
+      </w:r>
+    </w:p>
+    <w:p>
+      <w:pPr>
+        <w:bidi/>
+      </w:pPr>
+      <w:r>
+        <w:rPr>
+          <w:lang w:val="ar_AE" w:bidi="ar_AE"/>
+        </w:rPr>
+      </w:r>
+      <w:r>
+        <w:rPr>
           <w:b/>
           <w:lang w:val="ar_AE" w:bidi="ar_AE"/>
         </w:rPr>
@@ -12760,6 +14252,22 @@
       </w:r>
       <w:r>
         <w:rPr>
+          <w:lang w:val="ar_AE" w:bidi="ar_AE"/>
+        </w:rPr>
+        <w:t>וַ⁠תִּפֹּל֙ עַל־פָּנֶ֔י⁠הָ וַ⁠תִּשְׁתַּ֖חוּ אָ֑רְצָ⁠ה</w:t>
+      </w:r>
+    </w:p>
+    <w:p>
+      <w:pPr>
+        <w:bidi/>
+      </w:pPr>
+      <w:r>
+        <w:rPr>
+          <w:lang w:val="ar_AE" w:bidi="ar_AE"/>
+        </w:rPr>
+      </w:r>
+      <w:r>
+        <w:rPr>
           <w:b/>
           <w:lang w:val="ar_AE" w:bidi="ar_AE"/>
         </w:rPr>
@@ -12879,6 +14387,22 @@
       </w:r>
       <w:r>
         <w:rPr>
+          <w:lang w:val="ar_AE" w:bidi="ar_AE"/>
+        </w:rPr>
+        <w:t>מַדּוּעַ֩ מָצָ֨אתִי חֵ֤ן בְּ⁠עֵינֶ֨י⁠ךָ֙ לְ⁠הַכִּירֵ֔⁠נִי וְ⁠אָּנֹכִ֖י נָכְרִיָּֽה</w:t>
+      </w:r>
+    </w:p>
+    <w:p>
+      <w:pPr>
+        <w:bidi/>
+      </w:pPr>
+      <w:r>
+        <w:rPr>
+          <w:lang w:val="ar_AE" w:bidi="ar_AE"/>
+        </w:rPr>
+      </w:r>
+      <w:r>
+        <w:rPr>
           <w:b/>
           <w:lang w:val="ar_AE" w:bidi="ar_AE"/>
         </w:rPr>
@@ -12985,6 +14509,22 @@
       </w:r>
       <w:r>
         <w:rPr>
+          <w:lang w:val="ar_AE" w:bidi="ar_AE"/>
+        </w:rPr>
+        <w:t>מָצָ֨אתִי חֵ֤ן בְּ⁠עֵינֶ֨י⁠ךָ֙</w:t>
+      </w:r>
+    </w:p>
+    <w:p>
+      <w:pPr>
+        <w:bidi/>
+      </w:pPr>
+      <w:r>
+        <w:rPr>
+          <w:lang w:val="ar_AE" w:bidi="ar_AE"/>
+        </w:rPr>
+      </w:r>
+      <w:r>
+        <w:rPr>
           <w:b/>
           <w:lang w:val="ar_AE" w:bidi="ar_AE"/>
         </w:rPr>
@@ -13236,6 +14776,22 @@
       </w:r>
       <w:r>
         <w:rPr>
+          <w:lang w:val="ar_AE" w:bidi="ar_AE"/>
+        </w:rPr>
+        <w:t>הֻגֵּ֨ד הֻגַּ֜ד</w:t>
+      </w:r>
+    </w:p>
+    <w:p>
+      <w:pPr>
+        <w:bidi/>
+      </w:pPr>
+      <w:r>
+        <w:rPr>
+          <w:lang w:val="ar_AE" w:bidi="ar_AE"/>
+        </w:rPr>
+      </w:r>
+      <w:r>
+        <w:rPr>
           <w:b/>
           <w:lang w:val="ar_AE" w:bidi="ar_AE"/>
         </w:rPr>
@@ -13355,6 +14911,22 @@
       </w:r>
       <w:r>
         <w:rPr>
+          <w:lang w:val="ar_AE" w:bidi="ar_AE"/>
+        </w:rPr>
+        <w:t>הֻגֵּ֨ד הֻגַּ֜ד לִ֗⁠י</w:t>
+      </w:r>
+    </w:p>
+    <w:p>
+      <w:pPr>
+        <w:bidi/>
+      </w:pPr>
+      <w:r>
+        <w:rPr>
+          <w:lang w:val="ar_AE" w:bidi="ar_AE"/>
+        </w:rPr>
+      </w:r>
+      <w:r>
+        <w:rPr>
           <w:b/>
           <w:lang w:val="ar_AE" w:bidi="ar_AE"/>
         </w:rPr>
@@ -13461,6 +15033,22 @@
       </w:r>
       <w:r>
         <w:rPr>
+          <w:lang w:val="ar_AE" w:bidi="ar_AE"/>
+        </w:rPr>
+        <w:t>וַ⁠תֵּ֣לְכִ֔י אֶל־עַ֕ם</w:t>
+      </w:r>
+    </w:p>
+    <w:p>
+      <w:pPr>
+        <w:bidi/>
+      </w:pPr>
+      <w:r>
+        <w:rPr>
+          <w:lang w:val="ar_AE" w:bidi="ar_AE"/>
+        </w:rPr>
+      </w:r>
+      <w:r>
+        <w:rPr>
           <w:b/>
           <w:lang w:val="ar_AE" w:bidi="ar_AE"/>
         </w:rPr>
@@ -13580,6 +15168,22 @@
       </w:r>
       <w:r>
         <w:rPr>
+          <w:lang w:val="ar_AE" w:bidi="ar_AE"/>
+        </w:rPr>
+        <w:t>תְּמ֥וֹל שִׁלְשֽׁוֹם</w:t>
+      </w:r>
+    </w:p>
+    <w:p>
+      <w:pPr>
+        <w:bidi/>
+      </w:pPr>
+      <w:r>
+        <w:rPr>
+          <w:lang w:val="ar_AE" w:bidi="ar_AE"/>
+        </w:rPr>
+      </w:r>
+      <w:r>
+        <w:rPr>
           <w:b/>
           <w:lang w:val="ar_AE" w:bidi="ar_AE"/>
         </w:rPr>
@@ -13699,6 +15303,22 @@
       </w:r>
       <w:r>
         <w:rPr>
+          <w:lang w:val="ar_AE" w:bidi="ar_AE"/>
+        </w:rPr>
+        <w:t>פָּעֳלֵ֑⁠ךְ</w:t>
+      </w:r>
+    </w:p>
+    <w:p>
+      <w:pPr>
+        <w:bidi/>
+      </w:pPr>
+      <w:r>
+        <w:rPr>
+          <w:lang w:val="ar_AE" w:bidi="ar_AE"/>
+        </w:rPr>
+      </w:r>
+      <w:r>
+        <w:rPr>
           <w:b/>
           <w:lang w:val="ar_AE" w:bidi="ar_AE"/>
         </w:rPr>
@@ -13818,6 +15438,22 @@
       </w:r>
       <w:r>
         <w:rPr>
+          <w:lang w:val="ar_AE" w:bidi="ar_AE"/>
+        </w:rPr>
+        <w:t>וּ⁠תְהִ֨י מַשְׂכֻּרְתֵּ֜⁠ךְ שְׁלֵמָ֗ה מֵ⁠עִ֤ם יְהוָה֙</w:t>
+      </w:r>
+    </w:p>
+    <w:p>
+      <w:pPr>
+        <w:bidi/>
+      </w:pPr>
+      <w:r>
+        <w:rPr>
+          <w:lang w:val="ar_AE" w:bidi="ar_AE"/>
+        </w:rPr>
+      </w:r>
+      <w:r>
+        <w:rPr>
           <w:b/>
           <w:lang w:val="ar_AE" w:bidi="ar_AE"/>
         </w:rPr>
@@ -13924,6 +15560,22 @@
       </w:r>
       <w:r>
         <w:rPr>
+          <w:lang w:val="ar_AE" w:bidi="ar_AE"/>
+        </w:rPr>
+        <w:t>אֲשֶׁר־בָּ֖את לַ⁠חֲס֥וֹת תַּֽחַת־כְּנָפָֽי⁠ו</w:t>
+      </w:r>
+    </w:p>
+    <w:p>
+      <w:pPr>
+        <w:bidi/>
+      </w:pPr>
+      <w:r>
+        <w:rPr>
+          <w:lang w:val="ar_AE" w:bidi="ar_AE"/>
+        </w:rPr>
+      </w:r>
+      <w:r>
+        <w:rPr>
           <w:b/>
           <w:lang w:val="ar_AE" w:bidi="ar_AE"/>
         </w:rPr>
@@ -14043,6 +15695,22 @@
       </w:r>
       <w:r>
         <w:rPr>
+          <w:lang w:val="ar_AE" w:bidi="ar_AE"/>
+        </w:rPr>
+        <w:t>אֶמְצָא־חֵ֨ן בְּ⁠עֵינֶ֤י⁠ךָ</w:t>
+      </w:r>
+    </w:p>
+    <w:p>
+      <w:pPr>
+        <w:bidi/>
+      </w:pPr>
+      <w:r>
+        <w:rPr>
+          <w:lang w:val="ar_AE" w:bidi="ar_AE"/>
+        </w:rPr>
+      </w:r>
+      <w:r>
+        <w:rPr>
           <w:b/>
           <w:lang w:val="ar_AE" w:bidi="ar_AE"/>
         </w:rPr>
@@ -14162,6 +15830,22 @@
       </w:r>
       <w:r>
         <w:rPr>
+          <w:lang w:val="ar_AE" w:bidi="ar_AE"/>
+        </w:rPr>
+        <w:t>אֲדֹנִ⁠י֙</w:t>
+      </w:r>
+    </w:p>
+    <w:p>
+      <w:pPr>
+        <w:bidi/>
+      </w:pPr>
+      <w:r>
+        <w:rPr>
+          <w:lang w:val="ar_AE" w:bidi="ar_AE"/>
+        </w:rPr>
+      </w:r>
+      <w:r>
+        <w:rPr>
           <w:b/>
           <w:lang w:val="ar_AE" w:bidi="ar_AE"/>
         </w:rPr>
@@ -14294,6 +15978,22 @@
       </w:r>
       <w:r>
         <w:rPr>
+          <w:lang w:val="ar_AE" w:bidi="ar_AE"/>
+        </w:rPr>
+        <w:t>עַל־לֵ֣ב שִׁפְחָתֶ֑⁠ךָ</w:t>
+      </w:r>
+    </w:p>
+    <w:p>
+      <w:pPr>
+        <w:bidi/>
+      </w:pPr>
+      <w:r>
+        <w:rPr>
+          <w:lang w:val="ar_AE" w:bidi="ar_AE"/>
+        </w:rPr>
+      </w:r>
+      <w:r>
+        <w:rPr>
           <w:b/>
           <w:lang w:val="ar_AE" w:bidi="ar_AE"/>
         </w:rPr>
@@ -14400,6 +16100,22 @@
       </w:r>
       <w:r>
         <w:rPr>
+          <w:lang w:val="ar_AE" w:bidi="ar_AE"/>
+        </w:rPr>
+        <w:t>עַל־לֵ֣ב</w:t>
+      </w:r>
+    </w:p>
+    <w:p>
+      <w:pPr>
+        <w:bidi/>
+      </w:pPr>
+      <w:r>
+        <w:rPr>
+          <w:lang w:val="ar_AE" w:bidi="ar_AE"/>
+        </w:rPr>
+      </w:r>
+      <w:r>
+        <w:rPr>
           <w:b/>
           <w:lang w:val="ar_AE" w:bidi="ar_AE"/>
         </w:rPr>
@@ -14519,6 +16235,22 @@
       </w:r>
       <w:r>
         <w:rPr>
+          <w:lang w:val="ar_AE" w:bidi="ar_AE"/>
+        </w:rPr>
+        <w:t>שִׁפְחָתֶ֑⁠ךָ</w:t>
+      </w:r>
+    </w:p>
+    <w:p>
+      <w:pPr>
+        <w:bidi/>
+      </w:pPr>
+      <w:r>
+        <w:rPr>
+          <w:lang w:val="ar_AE" w:bidi="ar_AE"/>
+        </w:rPr>
+      </w:r>
+      <w:r>
+        <w:rPr>
           <w:b/>
           <w:lang w:val="ar_AE" w:bidi="ar_AE"/>
         </w:rPr>
@@ -14625,6 +16357,22 @@
       </w:r>
       <w:r>
         <w:rPr>
+          <w:lang w:val="ar_AE" w:bidi="ar_AE"/>
+        </w:rPr>
+        <w:t>וְ⁠אָנֹכִי֙ לֹ֣א אֶֽהְיֶ֔ה כְּ⁠אַחַ֖ת שִׁפְחֹתֶֽי⁠ךָ</w:t>
+      </w:r>
+    </w:p>
+    <w:p>
+      <w:pPr>
+        <w:bidi/>
+      </w:pPr>
+      <w:r>
+        <w:rPr>
+          <w:lang w:val="ar_AE" w:bidi="ar_AE"/>
+        </w:rPr>
+      </w:r>
+      <w:r>
+        <w:rPr>
           <w:b/>
           <w:lang w:val="ar_AE" w:bidi="ar_AE"/>
         </w:rPr>
@@ -14815,6 +16563,22 @@
       </w:r>
       <w:r>
         <w:rPr>
+          <w:lang w:val="ar_AE" w:bidi="ar_AE"/>
+        </w:rPr>
+        <w:t>גֹּ֤שִֽׁי הֲלֹם֙ וְ⁠אָכַ֣לְתְּ מִן־הַ⁠לֶּ֔חֶם וְ⁠טָבַ֥לְתְּ פִּתֵּ֖⁠ךְ בַּ⁠חֹ֑מֶץ</w:t>
+      </w:r>
+    </w:p>
+    <w:p>
+      <w:pPr>
+        <w:bidi/>
+      </w:pPr>
+      <w:r>
+        <w:rPr>
+          <w:lang w:val="ar_AE" w:bidi="ar_AE"/>
+        </w:rPr>
+      </w:r>
+      <w:r>
+        <w:rPr>
           <w:b/>
           <w:lang w:val="ar_AE" w:bidi="ar_AE"/>
         </w:rPr>
@@ -14921,6 +16685,22 @@
       </w:r>
       <w:r>
         <w:rPr>
+          <w:lang w:val="ar_AE" w:bidi="ar_AE"/>
+        </w:rPr>
+        <w:t>וְ⁠אָכַ֣לְתְּ מִן־הַ⁠לֶּ֔חֶם וְ⁠טָבַ֥לְתְּ פִּתֵּ֖⁠ךְ בַּ⁠חֹ֑מֶץ</w:t>
+      </w:r>
+    </w:p>
+    <w:p>
+      <w:pPr>
+        <w:bidi/>
+      </w:pPr>
+      <w:r>
+        <w:rPr>
+          <w:lang w:val="ar_AE" w:bidi="ar_AE"/>
+        </w:rPr>
+      </w:r>
+      <w:r>
+        <w:rPr>
           <w:b/>
           <w:lang w:val="ar_AE" w:bidi="ar_AE"/>
         </w:rPr>
@@ -15027,6 +16807,22 @@
       </w:r>
       <w:r>
         <w:rPr>
+          <w:lang w:val="ar_AE" w:bidi="ar_AE"/>
+        </w:rPr>
+        <w:t>וְ⁠טָבַ֥לְתְּ פִּתֵּ֖⁠ךְ בַּ⁠חֹ֑מֶץ</w:t>
+      </w:r>
+    </w:p>
+    <w:p>
+      <w:pPr>
+        <w:bidi/>
+      </w:pPr>
+      <w:r>
+        <w:rPr>
+          <w:lang w:val="ar_AE" w:bidi="ar_AE"/>
+        </w:rPr>
+      </w:r>
+      <w:r>
+        <w:rPr>
           <w:b/>
           <w:lang w:val="ar_AE" w:bidi="ar_AE"/>
         </w:rPr>
@@ -15111,6 +16907,22 @@
       </w:r>
       <w:r>
         <w:rPr>
+          <w:lang w:val="ar_AE" w:bidi="ar_AE"/>
+        </w:rPr>
+        <w:t>וַ⁠יְצַו֩ בֹּ֨עַז אֶת־נְעָרָ֜י⁠ו</w:t>
+      </w:r>
+    </w:p>
+    <w:p>
+      <w:pPr>
+        <w:bidi/>
+      </w:pPr>
+      <w:r>
+        <w:rPr>
+          <w:lang w:val="ar_AE" w:bidi="ar_AE"/>
+        </w:rPr>
+      </w:r>
+      <w:r>
+        <w:rPr>
           <w:b/>
           <w:lang w:val="ar_AE" w:bidi="ar_AE"/>
         </w:rPr>
@@ -15217,6 +17029,22 @@
       </w:r>
       <w:r>
         <w:rPr>
+          <w:lang w:val="ar_AE" w:bidi="ar_AE"/>
+        </w:rPr>
+        <w:t>גַּ֣ם בֵּ֧ין הָֽ⁠עֳמָרִ֛ים</w:t>
+      </w:r>
+    </w:p>
+    <w:p>
+      <w:pPr>
+        <w:bidi/>
+      </w:pPr>
+      <w:r>
+        <w:rPr>
+          <w:lang w:val="ar_AE" w:bidi="ar_AE"/>
+        </w:rPr>
+      </w:r>
+      <w:r>
+        <w:rPr>
           <w:b/>
           <w:lang w:val="ar_AE" w:bidi="ar_AE"/>
         </w:rPr>
@@ -15314,6 +17142,22 @@
       </w:r>
       <w:r>
         <w:rPr>
+          <w:lang w:val="ar_AE" w:bidi="ar_AE"/>
+        </w:rPr>
+        <w:t>וְ⁠לֹ֥א תַכְלִימֽוּ⁠הָ</w:t>
+      </w:r>
+    </w:p>
+    <w:p>
+      <w:pPr>
+        <w:bidi/>
+      </w:pPr>
+      <w:r>
+        <w:rPr>
+          <w:lang w:val="ar_AE" w:bidi="ar_AE"/>
+        </w:rPr>
+      </w:r>
+      <w:r>
+        <w:rPr>
           <w:b/>
           <w:lang w:val="ar_AE" w:bidi="ar_AE"/>
         </w:rPr>
@@ -15420,6 +17264,22 @@
       </w:r>
       <w:r>
         <w:rPr>
+          <w:lang w:val="ar_AE" w:bidi="ar_AE"/>
+        </w:rPr>
+        <w:t>וְ⁠גַ֛ם</w:t>
+      </w:r>
+    </w:p>
+    <w:p>
+      <w:pPr>
+        <w:bidi/>
+      </w:pPr>
+      <w:r>
+        <w:rPr>
+          <w:lang w:val="ar_AE" w:bidi="ar_AE"/>
+        </w:rPr>
+      </w:r>
+      <w:r>
+        <w:rPr>
           <w:b/>
           <w:lang w:val="ar_AE" w:bidi="ar_AE"/>
         </w:rPr>
@@ -15588,6 +17448,22 @@
       </w:r>
       <w:r>
         <w:rPr>
+          <w:lang w:val="ar_AE" w:bidi="ar_AE"/>
+        </w:rPr>
+        <w:t>וַ⁠תַּחְבֹּט֙</w:t>
+      </w:r>
+    </w:p>
+    <w:p>
+      <w:pPr>
+        <w:bidi/>
+      </w:pPr>
+      <w:r>
+        <w:rPr>
+          <w:lang w:val="ar_AE" w:bidi="ar_AE"/>
+        </w:rPr>
+      </w:r>
+      <w:r>
+        <w:rPr>
           <w:b/>
           <w:lang w:val="ar_AE" w:bidi="ar_AE"/>
         </w:rPr>
@@ -15672,6 +17548,22 @@
       </w:r>
       <w:r>
         <w:rPr>
+          <w:lang w:val="ar_AE" w:bidi="ar_AE"/>
+        </w:rPr>
+        <w:t>כְּ⁠אֵיפָ֥ה</w:t>
+      </w:r>
+    </w:p>
+    <w:p>
+      <w:pPr>
+        <w:bidi/>
+      </w:pPr>
+      <w:r>
+        <w:rPr>
+          <w:lang w:val="ar_AE" w:bidi="ar_AE"/>
+        </w:rPr>
+      </w:r>
+      <w:r>
+        <w:rPr>
           <w:b/>
           <w:lang w:val="ar_AE" w:bidi="ar_AE"/>
         </w:rPr>
@@ -15791,6 +17683,22 @@
       </w:r>
       <w:r>
         <w:rPr>
+          <w:lang w:val="ar_AE" w:bidi="ar_AE"/>
+        </w:rPr>
+        <w:t>וַ⁠תִּשָּׂא֙ וַ⁠תָּב֣וֹא הָ⁠עִ֔יר</w:t>
+      </w:r>
+    </w:p>
+    <w:p>
+      <w:pPr>
+        <w:bidi/>
+      </w:pPr>
+      <w:r>
+        <w:rPr>
+          <w:lang w:val="ar_AE" w:bidi="ar_AE"/>
+        </w:rPr>
+      </w:r>
+      <w:r>
+        <w:rPr>
           <w:b/>
           <w:lang w:val="ar_AE" w:bidi="ar_AE"/>
         </w:rPr>
@@ -15897,6 +17805,22 @@
       </w:r>
       <w:r>
         <w:rPr>
+          <w:lang w:val="ar_AE" w:bidi="ar_AE"/>
+        </w:rPr>
+        <w:t>אֵיפֹ֨ה לִקַּ֤טְתְּ הַ⁠יּוֹם֙ וְ⁠אָ֣נָה עָשִׂ֔ית</w:t>
+      </w:r>
+    </w:p>
+    <w:p>
+      <w:pPr>
+        <w:bidi/>
+      </w:pPr>
+      <w:r>
+        <w:rPr>
+          <w:lang w:val="ar_AE" w:bidi="ar_AE"/>
+        </w:rPr>
+      </w:r>
+      <w:r>
+        <w:rPr>
           <w:b/>
           <w:lang w:val="ar_AE" w:bidi="ar_AE"/>
         </w:rPr>
@@ -16003,6 +17927,22 @@
       </w:r>
       <w:r>
         <w:rPr>
+          <w:lang w:val="ar_AE" w:bidi="ar_AE"/>
+        </w:rPr>
+        <w:t>יְהִ֥י מַכִּירֵ֖⁠ךְ בָּר֑וּךְ</w:t>
+      </w:r>
+    </w:p>
+    <w:p>
+      <w:pPr>
+        <w:bidi/>
+      </w:pPr>
+      <w:r>
+        <w:rPr>
+          <w:lang w:val="ar_AE" w:bidi="ar_AE"/>
+        </w:rPr>
+      </w:r>
+      <w:r>
+        <w:rPr>
           <w:b/>
           <w:lang w:val="ar_AE" w:bidi="ar_AE"/>
         </w:rPr>
@@ -16109,6 +18049,22 @@
       </w:r>
       <w:r>
         <w:rPr>
+          <w:lang w:val="ar_AE" w:bidi="ar_AE"/>
+        </w:rPr>
+        <w:t>יְהִ֥י מַכִּירֵ֖⁠ךְ בָּר֑וּךְ</w:t>
+      </w:r>
+    </w:p>
+    <w:p>
+      <w:pPr>
+        <w:bidi/>
+      </w:pPr>
+      <w:r>
+        <w:rPr>
+          <w:lang w:val="ar_AE" w:bidi="ar_AE"/>
+        </w:rPr>
+      </w:r>
+      <w:r>
+        <w:rPr>
           <w:b/>
           <w:lang w:val="ar_AE" w:bidi="ar_AE"/>
         </w:rPr>
@@ -16215,6 +18171,22 @@
       </w:r>
       <w:r>
         <w:rPr>
+          <w:lang w:val="ar_AE" w:bidi="ar_AE"/>
+        </w:rPr>
+        <w:t>מַכִּירֵ֖⁠ךְ</w:t>
+      </w:r>
+    </w:p>
+    <w:p>
+      <w:pPr>
+        <w:bidi/>
+      </w:pPr>
+      <w:r>
+        <w:rPr>
+          <w:lang w:val="ar_AE" w:bidi="ar_AE"/>
+        </w:rPr>
+      </w:r>
+      <w:r>
+        <w:rPr>
           <w:b/>
           <w:lang w:val="ar_AE" w:bidi="ar_AE"/>
         </w:rPr>
@@ -16334,6 +18306,22 @@
       </w:r>
       <w:r>
         <w:rPr>
+          <w:lang w:val="ar_AE" w:bidi="ar_AE"/>
+        </w:rPr>
+        <w:t>וַ⁠תַּגֵּ֣ד לַ⁠חֲמוֹתָ֗⁠הּ אֵ֤ת אֲשֶׁר־עָשְׂתָה֙ עִמּ֔⁠וֹ וַ⁠תֹּ֗אמֶר שֵׁ֤ם הָ⁠אִישׁ֙ אֲשֶׁ֨ר עָשִׂ֧יתִי עִמּ֛⁠וֹ הַ⁠יּ֖וֹם בֹּֽעַז</w:t>
+      </w:r>
+    </w:p>
+    <w:p>
+      <w:pPr>
+        <w:bidi/>
+      </w:pPr>
+      <w:r>
+        <w:rPr>
+          <w:lang w:val="ar_AE" w:bidi="ar_AE"/>
+        </w:rPr>
+      </w:r>
+      <w:r>
+        <w:rPr>
           <w:b/>
           <w:lang w:val="ar_AE" w:bidi="ar_AE"/>
         </w:rPr>
@@ -16440,6 +18428,22 @@
       </w:r>
       <w:r>
         <w:rPr>
+          <w:lang w:val="ar_AE" w:bidi="ar_AE"/>
+        </w:rPr>
+        <w:t>בָּר֥וּךְ הוּא֙ לַ⁠יהוָ֔ה</w:t>
+      </w:r>
+    </w:p>
+    <w:p>
+      <w:pPr>
+        <w:bidi/>
+      </w:pPr>
+      <w:r>
+        <w:rPr>
+          <w:lang w:val="ar_AE" w:bidi="ar_AE"/>
+        </w:rPr>
+      </w:r>
+      <w:r>
+        <w:rPr>
           <w:b/>
           <w:lang w:val="ar_AE" w:bidi="ar_AE"/>
         </w:rPr>
@@ -16546,6 +18550,22 @@
       </w:r>
       <w:r>
         <w:rPr>
+          <w:lang w:val="ar_AE" w:bidi="ar_AE"/>
+        </w:rPr>
+        <w:t>בָּר֥וּךְ הוּא֙ לַ⁠יהוָ֔ה</w:t>
+      </w:r>
+    </w:p>
+    <w:p>
+      <w:pPr>
+        <w:bidi/>
+      </w:pPr>
+      <w:r>
+        <w:rPr>
+          <w:lang w:val="ar_AE" w:bidi="ar_AE"/>
+        </w:rPr>
+      </w:r>
+      <w:r>
+        <w:rPr>
           <w:b/>
           <w:lang w:val="ar_AE" w:bidi="ar_AE"/>
         </w:rPr>
@@ -16652,6 +18672,22 @@
       </w:r>
       <w:r>
         <w:rPr>
+          <w:lang w:val="ar_AE" w:bidi="ar_AE"/>
+        </w:rPr>
+        <w:t>אֲשֶׁר֙ לֹא־עָזַ֣ב</w:t>
+      </w:r>
+    </w:p>
+    <w:p>
+      <w:pPr>
+        <w:bidi/>
+      </w:pPr>
+      <w:r>
+        <w:rPr>
+          <w:lang w:val="ar_AE" w:bidi="ar_AE"/>
+        </w:rPr>
+      </w:r>
+      <w:r>
+        <w:rPr>
           <w:b/>
           <w:lang w:val="ar_AE" w:bidi="ar_AE"/>
         </w:rPr>
@@ -16784,6 +18820,22 @@
       </w:r>
       <w:r>
         <w:rPr>
+          <w:lang w:val="ar_AE" w:bidi="ar_AE"/>
+        </w:rPr>
+        <w:t>אֲשֶׁר֙ לֹא־עָזַ֣ב</w:t>
+      </w:r>
+    </w:p>
+    <w:p>
+      <w:pPr>
+        <w:bidi/>
+      </w:pPr>
+      <w:r>
+        <w:rPr>
+          <w:lang w:val="ar_AE" w:bidi="ar_AE"/>
+        </w:rPr>
+      </w:r>
+      <w:r>
+        <w:rPr>
           <w:b/>
           <w:lang w:val="ar_AE" w:bidi="ar_AE"/>
         </w:rPr>
@@ -16903,6 +18955,22 @@
       </w:r>
       <w:r>
         <w:rPr>
+          <w:lang w:val="ar_AE" w:bidi="ar_AE"/>
+        </w:rPr>
+        <w:t>אֶת־הַ⁠חַיִּ֖ים</w:t>
+      </w:r>
+    </w:p>
+    <w:p>
+      <w:pPr>
+        <w:bidi/>
+      </w:pPr>
+      <w:r>
+        <w:rPr>
+          <w:lang w:val="ar_AE" w:bidi="ar_AE"/>
+        </w:rPr>
+      </w:r>
+      <w:r>
+        <w:rPr>
           <w:b/>
           <w:lang w:val="ar_AE" w:bidi="ar_AE"/>
         </w:rPr>
@@ -17022,6 +19090,22 @@
       </w:r>
       <w:r>
         <w:rPr>
+          <w:lang w:val="ar_AE" w:bidi="ar_AE"/>
+        </w:rPr>
+        <w:t>וְ⁠אֶת־הַ⁠מֵּתִ֑ים</w:t>
+      </w:r>
+    </w:p>
+    <w:p>
+      <w:pPr>
+        <w:bidi/>
+      </w:pPr>
+      <w:r>
+        <w:rPr>
+          <w:lang w:val="ar_AE" w:bidi="ar_AE"/>
+        </w:rPr>
+      </w:r>
+      <w:r>
+        <w:rPr>
           <w:b/>
           <w:lang w:val="ar_AE" w:bidi="ar_AE"/>
         </w:rPr>
@@ -17141,6 +19225,22 @@
       </w:r>
       <w:r>
         <w:rPr>
+          <w:lang w:val="ar_AE" w:bidi="ar_AE"/>
+        </w:rPr>
+        <w:t>קָר֥וֹב לָ֨⁠נוּ֙ הָ⁠אִ֔ישׁ מִֽ⁠גֹּאֲלֵ֖⁠נוּ הֽוּא</w:t>
+      </w:r>
+    </w:p>
+    <w:p>
+      <w:pPr>
+        <w:bidi/>
+      </w:pPr>
+      <w:r>
+        <w:rPr>
+          <w:lang w:val="ar_AE" w:bidi="ar_AE"/>
+        </w:rPr>
+      </w:r>
+      <w:r>
+        <w:rPr>
           <w:b/>
           <w:lang w:val="ar_AE" w:bidi="ar_AE"/>
         </w:rPr>
@@ -17247,6 +19347,22 @@
       </w:r>
       <w:r>
         <w:rPr>
+          <w:lang w:val="ar_AE" w:bidi="ar_AE"/>
+        </w:rPr>
+        <w:t>מִֽ⁠גֹּאֲלֵ֖⁠נוּ</w:t>
+      </w:r>
+    </w:p>
+    <w:p>
+      <w:pPr>
+        <w:bidi/>
+      </w:pPr>
+      <w:r>
+        <w:rPr>
+          <w:lang w:val="ar_AE" w:bidi="ar_AE"/>
+        </w:rPr>
+      </w:r>
+      <w:r>
+        <w:rPr>
           <w:b/>
           <w:lang w:val="ar_AE" w:bidi="ar_AE"/>
         </w:rPr>
@@ -17331,6 +19447,22 @@
       </w:r>
       <w:r>
         <w:rPr>
+          <w:lang w:val="ar_AE" w:bidi="ar_AE"/>
+        </w:rPr>
+        <w:t>גַּ֣ם ׀ כִּי־אָמַ֣ר אֵלַ֗⁠י</w:t>
+      </w:r>
+    </w:p>
+    <w:p>
+      <w:pPr>
+        <w:bidi/>
+      </w:pPr>
+      <w:r>
+        <w:rPr>
+          <w:lang w:val="ar_AE" w:bidi="ar_AE"/>
+        </w:rPr>
+      </w:r>
+      <w:r>
+        <w:rPr>
           <w:b/>
           <w:lang w:val="ar_AE" w:bidi="ar_AE"/>
         </w:rPr>
@@ -17437,6 +19569,22 @@
       </w:r>
       <w:r>
         <w:rPr>
+          <w:lang w:val="ar_AE" w:bidi="ar_AE"/>
+        </w:rPr>
+        <w:t>אָמַ֣ר אֵלַ֗⁠י עִם־הַ⁠נְּעָרִ֤ים אֲשֶׁר־לִ⁠י֙ תִּדְבָּקִ֔י⁠ן עַ֣ד אִם־כִּלּ֔וּ אֵ֥ת כָּל־הַ⁠קָּצִ֖יר אֲשֶׁר־לִֽ⁠י</w:t>
+      </w:r>
+    </w:p>
+    <w:p>
+      <w:pPr>
+        <w:bidi/>
+      </w:pPr>
+      <w:r>
+        <w:rPr>
+          <w:lang w:val="ar_AE" w:bidi="ar_AE"/>
+        </w:rPr>
+      </w:r>
+      <w:r>
+        <w:rPr>
           <w:b/>
           <w:lang w:val="ar_AE" w:bidi="ar_AE"/>
         </w:rPr>
@@ -17543,6 +19691,22 @@
       </w:r>
       <w:r>
         <w:rPr>
+          <w:lang w:val="ar_AE" w:bidi="ar_AE"/>
+        </w:rPr>
+        <w:t>עִם־הַ⁠נְּעָרִ֤ים אֲשֶׁר־לִ⁠י֙ תִּדְבָּקִ֔י⁠ן</w:t>
+      </w:r>
+    </w:p>
+    <w:p>
+      <w:pPr>
+        <w:bidi/>
+      </w:pPr>
+      <w:r>
+        <w:rPr>
+          <w:lang w:val="ar_AE" w:bidi="ar_AE"/>
+        </w:rPr>
+      </w:r>
+      <w:r>
+        <w:rPr>
           <w:b/>
           <w:lang w:val="ar_AE" w:bidi="ar_AE"/>
         </w:rPr>
@@ -17733,6 +19897,22 @@
       </w:r>
       <w:r>
         <w:rPr>
+          <w:lang w:val="ar_AE" w:bidi="ar_AE"/>
+        </w:rPr>
+        <w:t>וְ⁠לֹ֥א יִפְגְּעוּ־בָ֖⁠ךְ</w:t>
+      </w:r>
+    </w:p>
+    <w:p>
+      <w:pPr>
+        <w:bidi/>
+      </w:pPr>
+      <w:r>
+        <w:rPr>
+          <w:lang w:val="ar_AE" w:bidi="ar_AE"/>
+        </w:rPr>
+      </w:r>
+      <w:r>
+        <w:rPr>
           <w:b/>
           <w:lang w:val="ar_AE" w:bidi="ar_AE"/>
         </w:rPr>
@@ -17839,6 +20019,22 @@
       </w:r>
       <w:r>
         <w:rPr>
+          <w:lang w:val="ar_AE" w:bidi="ar_AE"/>
+        </w:rPr>
+        <w:t>וַ⁠תִּדְבַּ֞ק</w:t>
+      </w:r>
+    </w:p>
+    <w:p>
+      <w:pPr>
+        <w:bidi/>
+      </w:pPr>
+      <w:r>
+        <w:rPr>
+          <w:lang w:val="ar_AE" w:bidi="ar_AE"/>
+        </w:rPr>
+      </w:r>
+      <w:r>
+        <w:rPr>
           <w:b/>
           <w:lang w:val="ar_AE" w:bidi="ar_AE"/>
         </w:rPr>
@@ -17958,6 +20154,22 @@
       </w:r>
       <w:r>
         <w:rPr>
+          <w:lang w:val="ar_AE" w:bidi="ar_AE"/>
+        </w:rPr>
+        <w:t>עַד־כְּל֥וֹת קְצִֽיר־הַ⁠שְּׂעֹרִ֖ים וּ⁠קְצִ֣יר הַֽ⁠חִטִּ֑ים</w:t>
+      </w:r>
+    </w:p>
+    <w:p>
+      <w:pPr>
+        <w:bidi/>
+      </w:pPr>
+      <w:r>
+        <w:rPr>
+          <w:lang w:val="ar_AE" w:bidi="ar_AE"/>
+        </w:rPr>
+      </w:r>
+      <w:r>
+        <w:rPr>
           <w:b/>
           <w:lang w:val="ar_AE" w:bidi="ar_AE"/>
         </w:rPr>
@@ -18193,6 +20405,22 @@
       </w:r>
       <w:r>
         <w:rPr>
+          <w:lang w:val="ar_AE" w:bidi="ar_AE"/>
+        </w:rPr>
+        <w:t>וַ⁠תֹּ֥אמֶר לָ֖⁠הּ נָעֳמִ֣י חֲמוֹתָ֑⁠הּ</w:t>
+      </w:r>
+    </w:p>
+    <w:p>
+      <w:pPr>
+        <w:bidi/>
+      </w:pPr>
+      <w:r>
+        <w:rPr>
+          <w:lang w:val="ar_AE" w:bidi="ar_AE"/>
+        </w:rPr>
+      </w:r>
+      <w:r>
+        <w:rPr>
           <w:b/>
           <w:lang w:val="ar_AE" w:bidi="ar_AE"/>
         </w:rPr>
@@ -18431,6 +20659,22 @@
       </w:r>
       <w:r>
         <w:rPr>
+          <w:lang w:val="ar_AE" w:bidi="ar_AE"/>
+        </w:rPr>
+        <w:t>נָעֳמִ֣י חֲמוֹתָ֑⁠הּ</w:t>
+      </w:r>
+    </w:p>
+    <w:p>
+      <w:pPr>
+        <w:bidi/>
+      </w:pPr>
+      <w:r>
+        <w:rPr>
+          <w:lang w:val="ar_AE" w:bidi="ar_AE"/>
+        </w:rPr>
+      </w:r>
+      <w:r>
+        <w:rPr>
           <w:b/>
           <w:lang w:val="ar_AE" w:bidi="ar_AE"/>
         </w:rPr>
@@ -18557,6 +20801,22 @@
       </w:r>
       <w:r>
         <w:rPr>
+          <w:lang w:val="ar_AE" w:bidi="ar_AE"/>
+        </w:rPr>
+        <w:t>חֲמוֹתָ֑⁠הּ</w:t>
+      </w:r>
+    </w:p>
+    <w:p>
+      <w:pPr>
+        <w:bidi/>
+      </w:pPr>
+      <w:r>
+        <w:rPr>
+          <w:lang w:val="ar_AE" w:bidi="ar_AE"/>
+        </w:rPr>
+      </w:r>
+      <w:r>
+        <w:rPr>
           <w:b/>
           <w:lang w:val="ar_AE" w:bidi="ar_AE"/>
         </w:rPr>
@@ -18663,6 +20923,22 @@
       </w:r>
       <w:r>
         <w:rPr>
+          <w:lang w:val="ar_AE" w:bidi="ar_AE"/>
+        </w:rPr>
+        <w:t>בִּתִּ֞⁠י</w:t>
+      </w:r>
+    </w:p>
+    <w:p>
+      <w:pPr>
+        <w:bidi/>
+      </w:pPr>
+      <w:r>
+        <w:rPr>
+          <w:lang w:val="ar_AE" w:bidi="ar_AE"/>
+        </w:rPr>
+      </w:r>
+      <w:r>
+        <w:rPr>
           <w:b/>
           <w:lang w:val="ar_AE" w:bidi="ar_AE"/>
         </w:rPr>
@@ -18782,6 +21058,22 @@
       </w:r>
       <w:r>
         <w:rPr>
+          <w:lang w:val="ar_AE" w:bidi="ar_AE"/>
+        </w:rPr>
+        <w:t>הֲ⁠לֹ֧א אֲבַקֶּשׁ־לָ֛⁠ךְ מָנ֖וֹחַ אֲשֶׁ֥ר יִֽיטַב־לָֽ⁠ךְ</w:t>
+      </w:r>
+    </w:p>
+    <w:p>
+      <w:pPr>
+        <w:bidi/>
+      </w:pPr>
+      <w:r>
+        <w:rPr>
+          <w:lang w:val="ar_AE" w:bidi="ar_AE"/>
+        </w:rPr>
+      </w:r>
+      <w:r>
+        <w:rPr>
           <w:b/>
           <w:lang w:val="ar_AE" w:bidi="ar_AE"/>
         </w:rPr>
@@ -18888,6 +21180,22 @@
       </w:r>
       <w:r>
         <w:rPr>
+          <w:lang w:val="ar_AE" w:bidi="ar_AE"/>
+        </w:rPr>
+        <w:t>מָנ֖וֹחַ</w:t>
+      </w:r>
+    </w:p>
+    <w:p>
+      <w:pPr>
+        <w:bidi/>
+      </w:pPr>
+      <w:r>
+        <w:rPr>
+          <w:lang w:val="ar_AE" w:bidi="ar_AE"/>
+        </w:rPr>
+      </w:r>
+      <w:r>
+        <w:rPr>
           <w:b/>
           <w:lang w:val="ar_AE" w:bidi="ar_AE"/>
         </w:rPr>
@@ -19007,6 +21315,22 @@
       </w:r>
       <w:r>
         <w:rPr>
+          <w:lang w:val="ar_AE" w:bidi="ar_AE"/>
+        </w:rPr>
+        <w:t>וְ⁠עַתָּ֗ה</w:t>
+      </w:r>
+    </w:p>
+    <w:p>
+      <w:pPr>
+        <w:bidi/>
+      </w:pPr>
+      <w:r>
+        <w:rPr>
+          <w:lang w:val="ar_AE" w:bidi="ar_AE"/>
+        </w:rPr>
+      </w:r>
+      <w:r>
+        <w:rPr>
           <w:b/>
           <w:lang w:val="ar_AE" w:bidi="ar_AE"/>
         </w:rPr>
@@ -19042,7 +21366,7 @@
         </w:rPr>
         <w:t xml:space="preserve">أوضح سؤال نُعمي البلاغي في </w:t>
       </w:r>
-      <w:hyperlink r:id="rId13">
+      <w:hyperlink r:id="rId15">
         <w:r>
           <w:rPr>
             <w:lang w:val="ar_AE" w:bidi="ar_AE"/>
@@ -19060,7 +21384,7 @@
         </w:rPr>
         <w:t xml:space="preserve"> سبب الخطة التي ستخبر بها راعوث في الآيات </w:t>
       </w:r>
-      <w:hyperlink r:id="rId14">
+      <w:hyperlink r:id="rId16">
         <w:r>
           <w:rPr>
             <w:lang w:val="ar_AE" w:bidi="ar_AE"/>
@@ -19149,6 +21473,22 @@
       </w:r>
       <w:r>
         <w:rPr>
+          <w:lang w:val="ar_AE" w:bidi="ar_AE"/>
+        </w:rPr>
+        <w:t>הֲ⁠לֹ֥א בֹ֨עַז֙ מֹֽדַעְתָּ֔⁠נוּ אֲשֶׁ֥ר הָיִ֖ית אֶת־נַעֲרוֹתָ֑י⁠ו</w:t>
+      </w:r>
+    </w:p>
+    <w:p>
+      <w:pPr>
+        <w:bidi/>
+      </w:pPr>
+      <w:r>
+        <w:rPr>
+          <w:lang w:val="ar_AE" w:bidi="ar_AE"/>
+        </w:rPr>
+      </w:r>
+      <w:r>
+        <w:rPr>
           <w:b/>
           <w:lang w:val="ar_AE" w:bidi="ar_AE"/>
         </w:rPr>
@@ -19184,7 +21524,7 @@
         </w:rPr>
         <w:t xml:space="preserve">تستخدم نعمي صيغة السؤال هنا لتذكير راعوث بأمر كانت قد أخبرتها به سابقًا (انظر </w:t>
       </w:r>
-      <w:hyperlink r:id="rId15">
+      <w:hyperlink r:id="rId17">
         <w:r>
           <w:rPr>
             <w:lang w:val="ar_AE" w:bidi="ar_AE"/>
@@ -19273,6 +21613,22 @@
       </w:r>
       <w:r>
         <w:rPr>
+          <w:lang w:val="ar_AE" w:bidi="ar_AE"/>
+        </w:rPr>
+        <w:t>אֲשֶׁ֥ר הָיִ֖ית אֶת־נַעֲרוֹתָ֑י⁠ו</w:t>
+      </w:r>
+    </w:p>
+    <w:p>
+      <w:pPr>
+        <w:bidi/>
+      </w:pPr>
+      <w:r>
+        <w:rPr>
+          <w:lang w:val="ar_AE" w:bidi="ar_AE"/>
+        </w:rPr>
+      </w:r>
+      <w:r>
+        <w:rPr>
           <w:b/>
           <w:lang w:val="ar_AE" w:bidi="ar_AE"/>
         </w:rPr>
@@ -19379,6 +21735,22 @@
       </w:r>
       <w:r>
         <w:rPr>
+          <w:lang w:val="ar_AE" w:bidi="ar_AE"/>
+        </w:rPr>
+        <w:t>הִנֵּה</w:t>
+      </w:r>
+    </w:p>
+    <w:p>
+      <w:pPr>
+        <w:bidi/>
+      </w:pPr>
+      <w:r>
+        <w:rPr>
+          <w:lang w:val="ar_AE" w:bidi="ar_AE"/>
+        </w:rPr>
+      </w:r>
+      <w:r>
+        <w:rPr>
           <w:b/>
           <w:lang w:val="ar_AE" w:bidi="ar_AE"/>
         </w:rPr>
@@ -19582,6 +21954,22 @@
       </w:r>
       <w:r>
         <w:rPr>
+          <w:lang w:val="ar_AE" w:bidi="ar_AE"/>
+        </w:rPr>
+        <w:t>וְיָרַ֣דְתְּ הַ⁠גֹּ֑רֶן</w:t>
+      </w:r>
+    </w:p>
+    <w:p>
+      <w:pPr>
+        <w:bidi/>
+      </w:pPr>
+      <w:r>
+        <w:rPr>
+          <w:lang w:val="ar_AE" w:bidi="ar_AE"/>
+        </w:rPr>
+      </w:r>
+      <w:r>
+        <w:rPr>
           <w:b/>
           <w:lang w:val="ar_AE" w:bidi="ar_AE"/>
         </w:rPr>
@@ -19695,6 +22083,22 @@
       </w:r>
       <w:r>
         <w:rPr>
+          <w:lang w:val="ar_AE" w:bidi="ar_AE"/>
+        </w:rPr>
+        <w:t>לֶ⁠אֱכֹ֥ל וְ⁠לִ⁠שְׁתּֽוֹת</w:t>
+      </w:r>
+    </w:p>
+    <w:p>
+      <w:pPr>
+        <w:bidi/>
+      </w:pPr>
+      <w:r>
+        <w:rPr>
+          <w:lang w:val="ar_AE" w:bidi="ar_AE"/>
+        </w:rPr>
+      </w:r>
+      <w:r>
+        <w:rPr>
           <w:b/>
           <w:lang w:val="ar_AE" w:bidi="ar_AE"/>
         </w:rPr>
@@ -19779,6 +22183,22 @@
       </w:r>
       <w:r>
         <w:rPr>
+          <w:lang w:val="ar_AE" w:bidi="ar_AE"/>
+        </w:rPr>
+        <w:t>וִ⁠יהִ֣י</w:t>
+      </w:r>
+    </w:p>
+    <w:p>
+      <w:pPr>
+        <w:bidi/>
+      </w:pPr>
+      <w:r>
+        <w:rPr>
+          <w:lang w:val="ar_AE" w:bidi="ar_AE"/>
+        </w:rPr>
+      </w:r>
+      <w:r>
+        <w:rPr>
           <w:b/>
           <w:lang w:val="ar_AE" w:bidi="ar_AE"/>
         </w:rPr>
@@ -19898,6 +22318,22 @@
       </w:r>
       <w:r>
         <w:rPr>
+          <w:lang w:val="ar_AE" w:bidi="ar_AE"/>
+        </w:rPr>
+        <w:t>וְ⁠גִלִּ֥ית מַרְגְּלֹתָ֖י⁠ו</w:t>
+      </w:r>
+    </w:p>
+    <w:p>
+      <w:pPr>
+        <w:bidi/>
+      </w:pPr>
+      <w:r>
+        <w:rPr>
+          <w:lang w:val="ar_AE" w:bidi="ar_AE"/>
+        </w:rPr>
+      </w:r>
+      <w:r>
+        <w:rPr>
           <w:b/>
           <w:lang w:val="ar_AE" w:bidi="ar_AE"/>
         </w:rPr>
@@ -20017,6 +22453,22 @@
       </w:r>
       <w:r>
         <w:rPr>
+          <w:lang w:val="ar_AE" w:bidi="ar_AE"/>
+        </w:rPr>
+        <w:t>מַרְגְּלֹתָ֖י⁠ו</w:t>
+      </w:r>
+    </w:p>
+    <w:p>
+      <w:pPr>
+        <w:bidi/>
+      </w:pPr>
+      <w:r>
+        <w:rPr>
+          <w:lang w:val="ar_AE" w:bidi="ar_AE"/>
+        </w:rPr>
+      </w:r>
+      <w:r>
+        <w:rPr>
           <w:b/>
           <w:lang w:val="ar_AE" w:bidi="ar_AE"/>
         </w:rPr>
@@ -20136,6 +22588,22 @@
       </w:r>
       <w:r>
         <w:rPr>
+          <w:lang w:val="ar_AE" w:bidi="ar_AE"/>
+        </w:rPr>
+        <w:t>וְ⁠הוּא֙ יַגִּ֣יד לָ֔⁠ךְ אֵ֖ת אֲשֶׁ֥ר תַּעַשִֽׂי⁠ן</w:t>
+      </w:r>
+    </w:p>
+    <w:p>
+      <w:pPr>
+        <w:bidi/>
+      </w:pPr>
+      <w:r>
+        <w:rPr>
+          <w:lang w:val="ar_AE" w:bidi="ar_AE"/>
+        </w:rPr>
+      </w:r>
+      <w:r>
+        <w:rPr>
           <w:b/>
           <w:lang w:val="ar_AE" w:bidi="ar_AE"/>
         </w:rPr>
@@ -20220,6 +22688,22 @@
       </w:r>
       <w:r>
         <w:rPr>
+          <w:lang w:val="ar_AE" w:bidi="ar_AE"/>
+        </w:rPr>
+        <w:t>וְ⁠הוּא֙ יַגִּ֣יד</w:t>
+      </w:r>
+    </w:p>
+    <w:p>
+      <w:pPr>
+        <w:bidi/>
+      </w:pPr>
+      <w:r>
+        <w:rPr>
+          <w:lang w:val="ar_AE" w:bidi="ar_AE"/>
+        </w:rPr>
+      </w:r>
+      <w:r>
+        <w:rPr>
           <w:b/>
           <w:lang w:val="ar_AE" w:bidi="ar_AE"/>
         </w:rPr>
@@ -20317,6 +22801,22 @@
       </w:r>
       <w:r>
         <w:rPr>
+          <w:lang w:val="ar_AE" w:bidi="ar_AE"/>
+        </w:rPr>
+        <w:t>וַ⁠תַּ֕עַשׂ כְּ⁠כֹ֥ל אֲשֶׁר־צִוַּ֖תָּ⁠ה חֲמוֹתָֽ⁠הּ</w:t>
+      </w:r>
+    </w:p>
+    <w:p>
+      <w:pPr>
+        <w:bidi/>
+      </w:pPr>
+      <w:r>
+        <w:rPr>
+          <w:lang w:val="ar_AE" w:bidi="ar_AE"/>
+        </w:rPr>
+      </w:r>
+      <w:r>
+        <w:rPr>
           <w:b/>
           <w:lang w:val="ar_AE" w:bidi="ar_AE"/>
         </w:rPr>
@@ -20352,7 +22852,7 @@
         </w:rPr>
         <w:t xml:space="preserve">تُلخص هذه العبارة الأفعال التي ستقوم بها راعوث في </w:t>
       </w:r>
-      <w:hyperlink r:id="rId16">
+      <w:hyperlink r:id="rId18">
         <w:r>
           <w:rPr>
             <w:lang w:val="ar_AE" w:bidi="ar_AE"/>
@@ -20370,7 +22870,7 @@
         </w:rPr>
         <w:t xml:space="preserve">. إذا أساء الناس فهم ذلك وظنوا أن راعوث قامت بهذه الأفعال في </w:t>
       </w:r>
-      <w:hyperlink r:id="rId17">
+      <w:hyperlink r:id="rId19">
         <w:r>
           <w:rPr>
             <w:lang w:val="ar_AE" w:bidi="ar_AE"/>
@@ -20388,7 +22888,7 @@
         </w:rPr>
         <w:t xml:space="preserve"> ثم أعادتها مرة أخرى في </w:t>
       </w:r>
-      <w:hyperlink r:id="rId16">
+      <w:hyperlink r:id="rId18">
         <w:r>
           <w:rPr>
             <w:lang w:val="ar_AE" w:bidi="ar_AE"/>
@@ -20419,7 +22919,7 @@
         </w:rPr>
         <w:t xml:space="preserve">. أو لتوضيح ترتيب الأحداث بشكل أفضل، يمكنك نقل هذه الجملة إلى نهاية </w:t>
       </w:r>
-      <w:hyperlink r:id="rId16">
+      <w:hyperlink r:id="rId18">
         <w:r>
           <w:rPr>
             <w:lang w:val="ar_AE" w:bidi="ar_AE"/>
@@ -20508,6 +23008,22 @@
       </w:r>
       <w:r>
         <w:rPr>
+          <w:lang w:val="ar_AE" w:bidi="ar_AE"/>
+        </w:rPr>
+        <w:t>וַ⁠יִּיטַ֣ב לִבּ֔⁠וֹ</w:t>
+      </w:r>
+    </w:p>
+    <w:p>
+      <w:pPr>
+        <w:bidi/>
+      </w:pPr>
+      <w:r>
+        <w:rPr>
+          <w:lang w:val="ar_AE" w:bidi="ar_AE"/>
+        </w:rPr>
+      </w:r>
+      <w:r>
+        <w:rPr>
           <w:b/>
           <w:lang w:val="ar_AE" w:bidi="ar_AE"/>
         </w:rPr>
@@ -20759,7 +23275,7 @@
         </w:rPr>
         <w:t xml:space="preserve">في </w:t>
       </w:r>
-      <w:hyperlink r:id="rId18">
+      <w:hyperlink r:id="rId20">
         <w:r>
           <w:rPr>
             <w:lang w:val="ar_AE" w:bidi="ar_AE"/>
@@ -20848,6 +23364,22 @@
       </w:r>
       <w:r>
         <w:rPr>
+          <w:lang w:val="ar_AE" w:bidi="ar_AE"/>
+        </w:rPr>
+        <w:t>וַ⁠יְהִי֙ בַּ⁠חֲצִ֣י הַ⁠לַּ֔יְלָה</w:t>
+      </w:r>
+    </w:p>
+    <w:p>
+      <w:pPr>
+        <w:bidi/>
+      </w:pPr>
+      <w:r>
+        <w:rPr>
+          <w:lang w:val="ar_AE" w:bidi="ar_AE"/>
+        </w:rPr>
+      </w:r>
+      <w:r>
+        <w:rPr>
           <w:b/>
           <w:lang w:val="ar_AE" w:bidi="ar_AE"/>
         </w:rPr>
@@ -20954,6 +23486,22 @@
       </w:r>
       <w:r>
         <w:rPr>
+          <w:lang w:val="ar_AE" w:bidi="ar_AE"/>
+        </w:rPr>
+        <w:t>וַ⁠יֶּחֱרַ֥ד הָ⁠אִ֖ישׁ</w:t>
+      </w:r>
+    </w:p>
+    <w:p>
+      <w:pPr>
+        <w:bidi/>
+      </w:pPr>
+      <w:r>
+        <w:rPr>
+          <w:lang w:val="ar_AE" w:bidi="ar_AE"/>
+        </w:rPr>
+      </w:r>
+      <w:r>
+        <w:rPr>
           <w:b/>
           <w:lang w:val="ar_AE" w:bidi="ar_AE"/>
         </w:rPr>
@@ -21179,6 +23727,22 @@
       </w:r>
       <w:r>
         <w:rPr>
+          <w:lang w:val="ar_AE" w:bidi="ar_AE"/>
+        </w:rPr>
+        <w:t>אֲמָתֶ֔⁠ךָ &amp; אֲמָ֣תְ⁠ךָ֔</w:t>
+      </w:r>
+    </w:p>
+    <w:p>
+      <w:pPr>
+        <w:bidi/>
+      </w:pPr>
+      <w:r>
+        <w:rPr>
+          <w:lang w:val="ar_AE" w:bidi="ar_AE"/>
+        </w:rPr>
+      </w:r>
+      <w:r>
+        <w:rPr>
           <w:b/>
           <w:lang w:val="ar_AE" w:bidi="ar_AE"/>
         </w:rPr>
@@ -21299,6 +23863,22 @@
       </w:r>
       <w:r>
         <w:rPr>
+          <w:lang w:val="ar_AE" w:bidi="ar_AE"/>
+        </w:rPr>
+        <w:t>וּ⁠פָרַשְׂתָּ֤ כְנָפֶ֨⁠ךָ֙ עַל־אֲמָ֣תְ⁠ךָ֔</w:t>
+      </w:r>
+    </w:p>
+    <w:p>
+      <w:pPr>
+        <w:bidi/>
+      </w:pPr>
+      <w:r>
+        <w:rPr>
+          <w:lang w:val="ar_AE" w:bidi="ar_AE"/>
+        </w:rPr>
+      </w:r>
+      <w:r>
+        <w:rPr>
           <w:b/>
           <w:lang w:val="ar_AE" w:bidi="ar_AE"/>
         </w:rPr>
@@ -21440,7 +24020,7 @@
         </w:rPr>
         <w:t xml:space="preserve">انظر كيف قُمت بترجمة هذا المصطلح في </w:t>
       </w:r>
-      <w:hyperlink r:id="rId15">
+      <w:hyperlink r:id="rId17">
         <w:r>
           <w:rPr>
             <w:lang w:val="ar_AE" w:bidi="ar_AE"/>
@@ -21529,6 +24109,22 @@
       </w:r>
       <w:r>
         <w:rPr>
+          <w:lang w:val="ar_AE" w:bidi="ar_AE"/>
+        </w:rPr>
+        <w:t>בְּרוּכָ֨ה אַ֤תְּ לַֽ⁠יהוָה֙</w:t>
+      </w:r>
+    </w:p>
+    <w:p>
+      <w:pPr>
+        <w:bidi/>
+      </w:pPr>
+      <w:r>
+        <w:rPr>
+          <w:lang w:val="ar_AE" w:bidi="ar_AE"/>
+        </w:rPr>
+      </w:r>
+      <w:r>
+        <w:rPr>
           <w:b/>
           <w:lang w:val="ar_AE" w:bidi="ar_AE"/>
         </w:rPr>
@@ -21635,6 +24231,22 @@
       </w:r>
       <w:r>
         <w:rPr>
+          <w:lang w:val="ar_AE" w:bidi="ar_AE"/>
+        </w:rPr>
+        <w:t>בִּתִּ֔⁠י</w:t>
+      </w:r>
+    </w:p>
+    <w:p>
+      <w:pPr>
+        <w:bidi/>
+      </w:pPr>
+      <w:r>
+        <w:rPr>
+          <w:lang w:val="ar_AE" w:bidi="ar_AE"/>
+        </w:rPr>
+      </w:r>
+      <w:r>
+        <w:rPr>
           <w:b/>
           <w:lang w:val="ar_AE" w:bidi="ar_AE"/>
         </w:rPr>
@@ -21683,7 +24295,7 @@
         </w:rPr>
         <w:t xml:space="preserve">في </w:t>
       </w:r>
-      <w:hyperlink r:id="rId19">
+      <w:hyperlink r:id="rId21">
         <w:r>
           <w:rPr>
             <w:lang w:val="ar_AE" w:bidi="ar_AE"/>
@@ -21772,6 +24384,22 @@
       </w:r>
       <w:r>
         <w:rPr>
+          <w:lang w:val="ar_AE" w:bidi="ar_AE"/>
+        </w:rPr>
+        <w:t>הֵיטַ֛בְתְּ חַסְדֵּ֥⁠ךְ הָ⁠אַחֲר֖וֹן מִן־הָ⁠רִאשׁ֑וֹן</w:t>
+      </w:r>
+    </w:p>
+    <w:p>
+      <w:pPr>
+        <w:bidi/>
+      </w:pPr>
+      <w:r>
+        <w:rPr>
+          <w:lang w:val="ar_AE" w:bidi="ar_AE"/>
+        </w:rPr>
+      </w:r>
+      <w:r>
+        <w:rPr>
           <w:b/>
           <w:lang w:val="ar_AE" w:bidi="ar_AE"/>
         </w:rPr>
@@ -21878,6 +24506,22 @@
       </w:r>
       <w:r>
         <w:rPr>
+          <w:lang w:val="ar_AE" w:bidi="ar_AE"/>
+        </w:rPr>
+        <w:t>הָ⁠רִאשׁ֑וֹן</w:t>
+      </w:r>
+    </w:p>
+    <w:p>
+      <w:pPr>
+        <w:bidi/>
+      </w:pPr>
+      <w:r>
+        <w:rPr>
+          <w:lang w:val="ar_AE" w:bidi="ar_AE"/>
+        </w:rPr>
+      </w:r>
+      <w:r>
+        <w:rPr>
           <w:b/>
           <w:lang w:val="ar_AE" w:bidi="ar_AE"/>
         </w:rPr>
@@ -21997,6 +24641,22 @@
       </w:r>
       <w:r>
         <w:rPr>
+          <w:lang w:val="ar_AE" w:bidi="ar_AE"/>
+        </w:rPr>
+        <w:t>לְ⁠בִלְתִּי־לֶ֗כֶת אַחֲרֵי֙</w:t>
+      </w:r>
+    </w:p>
+    <w:p>
+      <w:pPr>
+        <w:bidi/>
+      </w:pPr>
+      <w:r>
+        <w:rPr>
+          <w:lang w:val="ar_AE" w:bidi="ar_AE"/>
+        </w:rPr>
+      </w:r>
+      <w:r>
+        <w:rPr>
           <w:b/>
           <w:lang w:val="ar_AE" w:bidi="ar_AE"/>
         </w:rPr>
@@ -22116,6 +24776,22 @@
       </w:r>
       <w:r>
         <w:rPr>
+          <w:lang w:val="ar_AE" w:bidi="ar_AE"/>
+        </w:rPr>
+        <w:t>וְ⁠עַתָּ֗ה</w:t>
+      </w:r>
+    </w:p>
+    <w:p>
+      <w:pPr>
+        <w:bidi/>
+      </w:pPr>
+      <w:r>
+        <w:rPr>
+          <w:lang w:val="ar_AE" w:bidi="ar_AE"/>
+        </w:rPr>
+      </w:r>
+      <w:r>
+        <w:rPr>
           <w:b/>
           <w:lang w:val="ar_AE" w:bidi="ar_AE"/>
         </w:rPr>
@@ -22164,7 +24840,7 @@
         </w:rPr>
         <w:t xml:space="preserve"> إلى أن ما ورد في الآية </w:t>
       </w:r>
-      <w:hyperlink r:id="rId20">
+      <w:hyperlink r:id="rId22">
         <w:r>
           <w:rPr>
             <w:lang w:val="ar_AE" w:bidi="ar_AE"/>
@@ -22253,6 +24929,22 @@
       </w:r>
       <w:r>
         <w:rPr>
+          <w:lang w:val="ar_AE" w:bidi="ar_AE"/>
+        </w:rPr>
+        <w:t>בִּתִּ⁠י֙</w:t>
+      </w:r>
+    </w:p>
+    <w:p>
+      <w:pPr>
+        <w:bidi/>
+      </w:pPr>
+      <w:r>
+        <w:rPr>
+          <w:lang w:val="ar_AE" w:bidi="ar_AE"/>
+        </w:rPr>
+      </w:r>
+      <w:r>
+        <w:rPr>
           <w:b/>
           <w:lang w:val="ar_AE" w:bidi="ar_AE"/>
         </w:rPr>
@@ -22288,7 +24980,7 @@
         </w:rPr>
         <w:t xml:space="preserve">انظر كيف قُمت بترجمة هذا التعبير في </w:t>
       </w:r>
-      <w:hyperlink r:id="rId19">
+      <w:hyperlink r:id="rId21">
         <w:r>
           <w:rPr>
             <w:lang w:val="ar_AE" w:bidi="ar_AE"/>
@@ -22306,7 +24998,7 @@
         </w:rPr>
         <w:t xml:space="preserve"> و</w:t>
       </w:r>
-      <w:hyperlink r:id="rId20">
+      <w:hyperlink r:id="rId22">
         <w:r>
           <w:rPr>
             <w:lang w:val="ar_AE" w:bidi="ar_AE"/>
@@ -22395,6 +25087,22 @@
       </w:r>
       <w:r>
         <w:rPr>
+          <w:lang w:val="ar_AE" w:bidi="ar_AE"/>
+        </w:rPr>
+        <w:t>כָּל־שַׁ֣עַר עַמִּ֔⁠י</w:t>
+      </w:r>
+    </w:p>
+    <w:p>
+      <w:pPr>
+        <w:bidi/>
+      </w:pPr>
+      <w:r>
+        <w:rPr>
+          <w:lang w:val="ar_AE" w:bidi="ar_AE"/>
+        </w:rPr>
+      </w:r>
+      <w:r>
+        <w:rPr>
           <w:b/>
           <w:lang w:val="ar_AE" w:bidi="ar_AE"/>
         </w:rPr>
@@ -22620,6 +25328,22 @@
       </w:r>
       <w:r>
         <w:rPr>
+          <w:lang w:val="ar_AE" w:bidi="ar_AE"/>
+        </w:rPr>
+        <w:t>וְ⁠עַתָּה֙</w:t>
+      </w:r>
+    </w:p>
+    <w:p>
+      <w:pPr>
+        <w:bidi/>
+      </w:pPr>
+      <w:r>
+        <w:rPr>
+          <w:lang w:val="ar_AE" w:bidi="ar_AE"/>
+        </w:rPr>
+      </w:r>
+      <w:r>
+        <w:rPr>
           <w:b/>
           <w:lang w:val="ar_AE" w:bidi="ar_AE"/>
         </w:rPr>
@@ -22668,7 +25392,7 @@
         </w:rPr>
         <w:t xml:space="preserve"> إلى أن ما سيأتي بعد ذلك هو أمر آخر مهم يجب على راعوث الانتباه إليه، وكذلك ما ذكره بوعز بقوله "والآن" في </w:t>
       </w:r>
-      <w:hyperlink r:id="rId21">
+      <w:hyperlink r:id="rId23">
         <w:r>
           <w:rPr>
             <w:lang w:val="ar_AE" w:bidi="ar_AE"/>
@@ -22757,6 +25481,22 @@
       </w:r>
       <w:r>
         <w:rPr>
+          <w:lang w:val="ar_AE" w:bidi="ar_AE"/>
+        </w:rPr>
+        <w:t>וְ⁠גַ֛ם</w:t>
+      </w:r>
+    </w:p>
+    <w:p>
+      <w:pPr>
+        <w:bidi/>
+      </w:pPr>
+      <w:r>
+        <w:rPr>
+          <w:lang w:val="ar_AE" w:bidi="ar_AE"/>
+        </w:rPr>
+      </w:r>
+      <w:r>
+        <w:rPr>
           <w:b/>
           <w:lang w:val="ar_AE" w:bidi="ar_AE"/>
         </w:rPr>
@@ -22805,7 +25545,7 @@
         </w:rPr>
         <w:t xml:space="preserve">إلى التباين بين استعداد بوعز للزواج من راعوث </w:t>
       </w:r>
-      <w:hyperlink r:id="rId21">
+      <w:hyperlink r:id="rId23">
         <w:r>
           <w:rPr>
             <w:lang w:val="ar_AE" w:bidi="ar_AE"/>
@@ -22823,7 +25563,7 @@
         </w:rPr>
         <w:t xml:space="preserve"> وبين إمكانية زواج رجل آخر منها </w:t>
       </w:r>
-      <w:hyperlink r:id="rId22">
+      <w:hyperlink r:id="rId24">
         <w:r>
           <w:rPr>
             <w:lang w:val="ar_AE" w:bidi="ar_AE"/>
@@ -22912,6 +25652,22 @@
       </w:r>
       <w:r>
         <w:rPr>
+          <w:lang w:val="ar_AE" w:bidi="ar_AE"/>
+        </w:rPr>
+        <w:t>גֹאֵ֖ל &amp; גֹּאֵ֖ל</w:t>
+      </w:r>
+    </w:p>
+    <w:p>
+      <w:pPr>
+        <w:bidi/>
+      </w:pPr>
+      <w:r>
+        <w:rPr>
+          <w:lang w:val="ar_AE" w:bidi="ar_AE"/>
+        </w:rPr>
+      </w:r>
+      <w:r>
+        <w:rPr>
           <w:b/>
           <w:lang w:val="ar_AE" w:bidi="ar_AE"/>
         </w:rPr>
@@ -22974,7 +25730,7 @@
         </w:rPr>
         <w:t xml:space="preserve">في </w:t>
       </w:r>
-      <w:hyperlink r:id="rId15">
+      <w:hyperlink r:id="rId17">
         <w:r>
           <w:rPr>
             <w:lang w:val="ar_AE" w:bidi="ar_AE"/>
@@ -23063,6 +25819,22 @@
       </w:r>
       <w:r>
         <w:rPr>
+          <w:lang w:val="ar_AE" w:bidi="ar_AE"/>
+        </w:rPr>
+        <w:t>אִם־יִגְאָלֵ֥⁠ךְ</w:t>
+      </w:r>
+    </w:p>
+    <w:p>
+      <w:pPr>
+        <w:bidi/>
+      </w:pPr>
+      <w:r>
+        <w:rPr>
+          <w:lang w:val="ar_AE" w:bidi="ar_AE"/>
+        </w:rPr>
+      </w:r>
+      <w:r>
+        <w:rPr>
           <w:b/>
           <w:lang w:val="ar_AE" w:bidi="ar_AE"/>
         </w:rPr>
@@ -23182,6 +25954,22 @@
       </w:r>
       <w:r>
         <w:rPr>
+          <w:lang w:val="ar_AE" w:bidi="ar_AE"/>
+        </w:rPr>
+        <w:t>וּ⁠גְאַלְתִּ֥י⁠ךְ אָנֹ֖כִי</w:t>
+      </w:r>
+    </w:p>
+    <w:p>
+      <w:pPr>
+        <w:bidi/>
+      </w:pPr>
+      <w:r>
+        <w:rPr>
+          <w:lang w:val="ar_AE" w:bidi="ar_AE"/>
+        </w:rPr>
+      </w:r>
+      <w:r>
+        <w:rPr>
           <w:b/>
           <w:lang w:val="ar_AE" w:bidi="ar_AE"/>
         </w:rPr>
@@ -23398,6 +26186,22 @@
       </w:r>
       <w:r>
         <w:rPr>
+          <w:lang w:val="ar_AE" w:bidi="ar_AE"/>
+        </w:rPr>
+        <w:t>וַ⁠תִּשְׁכַּ֤ב מַרְגְּלוֹתָיו֙</w:t>
+      </w:r>
+    </w:p>
+    <w:p>
+      <w:pPr>
+        <w:bidi/>
+      </w:pPr>
+      <w:r>
+        <w:rPr>
+          <w:lang w:val="ar_AE" w:bidi="ar_AE"/>
+        </w:rPr>
+      </w:r>
+      <w:r>
+        <w:rPr>
           <w:b/>
           <w:lang w:val="ar_AE" w:bidi="ar_AE"/>
         </w:rPr>
@@ -23517,6 +26321,22 @@
       </w:r>
       <w:r>
         <w:rPr>
+          <w:lang w:val="ar_AE" w:bidi="ar_AE"/>
+        </w:rPr>
+        <w:t>בְּטֶ֛רֶם יַכִּ֥יר אִ֖ישׁ אֶת־רֵעֵ֑⁠הוּ</w:t>
+      </w:r>
+    </w:p>
+    <w:p>
+      <w:pPr>
+        <w:bidi/>
+      </w:pPr>
+      <w:r>
+        <w:rPr>
+          <w:lang w:val="ar_AE" w:bidi="ar_AE"/>
+        </w:rPr>
+      </w:r>
+      <w:r>
+        <w:rPr>
           <w:b/>
           <w:lang w:val="ar_AE" w:bidi="ar_AE"/>
         </w:rPr>
@@ -23636,6 +26456,22 @@
       </w:r>
       <w:r>
         <w:rPr>
+          <w:lang w:val="ar_AE" w:bidi="ar_AE"/>
+        </w:rPr>
+        <w:t>וַ⁠יֹּ֨אמֶר֙</w:t>
+      </w:r>
+    </w:p>
+    <w:p>
+      <w:pPr>
+        <w:bidi/>
+      </w:pPr>
+      <w:r>
+        <w:rPr>
+          <w:lang w:val="ar_AE" w:bidi="ar_AE"/>
+        </w:rPr>
+      </w:r>
+      <w:r>
+        <w:rPr>
           <w:b/>
           <w:lang w:val="ar_AE" w:bidi="ar_AE"/>
         </w:rPr>
@@ -23742,6 +26578,22 @@
       </w:r>
       <w:r>
         <w:rPr>
+          <w:lang w:val="ar_AE" w:bidi="ar_AE"/>
+        </w:rPr>
+        <w:t>אַל־יִוָּדַ֔ע</w:t>
+      </w:r>
+    </w:p>
+    <w:p>
+      <w:pPr>
+        <w:bidi/>
+      </w:pPr>
+      <w:r>
+        <w:rPr>
+          <w:lang w:val="ar_AE" w:bidi="ar_AE"/>
+        </w:rPr>
+      </w:r>
+      <w:r>
+        <w:rPr>
           <w:b/>
           <w:lang w:val="ar_AE" w:bidi="ar_AE"/>
         </w:rPr>
@@ -23848,6 +26700,22 @@
       </w:r>
       <w:r>
         <w:rPr>
+          <w:lang w:val="ar_AE" w:bidi="ar_AE"/>
+        </w:rPr>
+        <w:t>הַ⁠מִּטְפַּ֧חַת</w:t>
+      </w:r>
+    </w:p>
+    <w:p>
+      <w:pPr>
+        <w:bidi/>
+      </w:pPr>
+      <w:r>
+        <w:rPr>
+          <w:lang w:val="ar_AE" w:bidi="ar_AE"/>
+        </w:rPr>
+      </w:r>
+      <w:r>
+        <w:rPr>
           <w:b/>
           <w:lang w:val="ar_AE" w:bidi="ar_AE"/>
         </w:rPr>
@@ -23967,6 +26835,22 @@
       </w:r>
       <w:r>
         <w:rPr>
+          <w:lang w:val="ar_AE" w:bidi="ar_AE"/>
+        </w:rPr>
+        <w:t>שֵׁשׁ־שְׂעֹרִים֙</w:t>
+      </w:r>
+    </w:p>
+    <w:p>
+      <w:pPr>
+        <w:bidi/>
+      </w:pPr>
+      <w:r>
+        <w:rPr>
+          <w:lang w:val="ar_AE" w:bidi="ar_AE"/>
+        </w:rPr>
+      </w:r>
+      <w:r>
+        <w:rPr>
           <w:b/>
           <w:lang w:val="ar_AE" w:bidi="ar_AE"/>
         </w:rPr>
@@ -24073,6 +26957,22 @@
       </w:r>
       <w:r>
         <w:rPr>
+          <w:lang w:val="ar_AE" w:bidi="ar_AE"/>
+        </w:rPr>
+        <w:t>וַ⁠יָּ֣שֶׁת עָלֶ֔י⁠הָ</w:t>
+      </w:r>
+    </w:p>
+    <w:p>
+      <w:pPr>
+        <w:bidi/>
+      </w:pPr>
+      <w:r>
+        <w:rPr>
+          <w:lang w:val="ar_AE" w:bidi="ar_AE"/>
+        </w:rPr>
+      </w:r>
+      <w:r>
+        <w:rPr>
           <w:b/>
           <w:lang w:val="ar_AE" w:bidi="ar_AE"/>
         </w:rPr>
@@ -24179,6 +27079,22 @@
       </w:r>
       <w:r>
         <w:rPr>
+          <w:lang w:val="ar_AE" w:bidi="ar_AE"/>
+        </w:rPr>
+        <w:t>וַ⁠יָּבֹ֖א הָ⁠עִֽיר</w:t>
+      </w:r>
+    </w:p>
+    <w:p>
+      <w:pPr>
+        <w:bidi/>
+      </w:pPr>
+      <w:r>
+        <w:rPr>
+          <w:lang w:val="ar_AE" w:bidi="ar_AE"/>
+        </w:rPr>
+      </w:r>
+      <w:r>
+        <w:rPr>
           <w:b/>
           <w:lang w:val="ar_AE" w:bidi="ar_AE"/>
         </w:rPr>
@@ -24311,6 +27227,22 @@
       </w:r>
       <w:r>
         <w:rPr>
+          <w:lang w:val="ar_AE" w:bidi="ar_AE"/>
+        </w:rPr>
+        <w:t>מִי־אַ֣תְּ</w:t>
+      </w:r>
+    </w:p>
+    <w:p>
+      <w:pPr>
+        <w:bidi/>
+      </w:pPr>
+      <w:r>
+        <w:rPr>
+          <w:lang w:val="ar_AE" w:bidi="ar_AE"/>
+        </w:rPr>
+      </w:r>
+      <w:r>
+        <w:rPr>
           <w:b/>
           <w:lang w:val="ar_AE" w:bidi="ar_AE"/>
         </w:rPr>
@@ -24444,6 +27376,22 @@
       </w:r>
       <w:r>
         <w:rPr>
+          <w:lang w:val="ar_AE" w:bidi="ar_AE"/>
+        </w:rPr>
+        <w:t>בִּתִּ֑⁠י</w:t>
+      </w:r>
+    </w:p>
+    <w:p>
+      <w:pPr>
+        <w:bidi/>
+      </w:pPr>
+      <w:r>
+        <w:rPr>
+          <w:lang w:val="ar_AE" w:bidi="ar_AE"/>
+        </w:rPr>
+      </w:r>
+      <w:r>
+        <w:rPr>
           <w:b/>
           <w:lang w:val="ar_AE" w:bidi="ar_AE"/>
         </w:rPr>
@@ -24563,6 +27511,22 @@
       </w:r>
       <w:r>
         <w:rPr>
+          <w:lang w:val="ar_AE" w:bidi="ar_AE"/>
+        </w:rPr>
+        <w:t>אֵ֛ת כָּל־אֲשֶׁ֥ר עָֽשָׂה־לָ֖⁠הּ הָ⁠אִֽישׁ</w:t>
+      </w:r>
+    </w:p>
+    <w:p>
+      <w:pPr>
+        <w:bidi/>
+      </w:pPr>
+      <w:r>
+        <w:rPr>
+          <w:lang w:val="ar_AE" w:bidi="ar_AE"/>
+        </w:rPr>
+      </w:r>
+      <w:r>
+        <w:rPr>
           <w:b/>
           <w:lang w:val="ar_AE" w:bidi="ar_AE"/>
         </w:rPr>
@@ -24717,7 +27681,7 @@
         </w:rPr>
         <w:t xml:space="preserve">انظر كيف قُمت بترجمة هذه العبارة في </w:t>
       </w:r>
-      <w:hyperlink r:id="rId23">
+      <w:hyperlink r:id="rId25">
         <w:r>
           <w:rPr>
             <w:lang w:val="ar_AE" w:bidi="ar_AE"/>
@@ -24806,6 +27770,22 @@
       </w:r>
       <w:r>
         <w:rPr>
+          <w:lang w:val="ar_AE" w:bidi="ar_AE"/>
+        </w:rPr>
+        <w:t>כִּ֚י אָמַ֣ר אַל־תָּב֥וֹאִי רֵיקָ֖ם אֶל־חֲמוֹתֵֽ⁠ךְ</w:t>
+      </w:r>
+    </w:p>
+    <w:p>
+      <w:pPr>
+        <w:bidi/>
+      </w:pPr>
+      <w:r>
+        <w:rPr>
+          <w:lang w:val="ar_AE" w:bidi="ar_AE"/>
+        </w:rPr>
+      </w:r>
+      <w:r>
+        <w:rPr>
           <w:b/>
           <w:lang w:val="ar_AE" w:bidi="ar_AE"/>
         </w:rPr>
@@ -25018,6 +27998,22 @@
       </w:r>
       <w:r>
         <w:rPr>
+          <w:lang w:val="ar_AE" w:bidi="ar_AE"/>
+        </w:rPr>
+        <w:t>שְׁבִ֣י</w:t>
+      </w:r>
+    </w:p>
+    <w:p>
+      <w:pPr>
+        <w:bidi/>
+      </w:pPr>
+      <w:r>
+        <w:rPr>
+          <w:lang w:val="ar_AE" w:bidi="ar_AE"/>
+        </w:rPr>
+      </w:r>
+      <w:r>
+        <w:rPr>
           <w:b/>
           <w:lang w:val="ar_AE" w:bidi="ar_AE"/>
         </w:rPr>
@@ -25243,6 +28239,22 @@
       </w:r>
       <w:r>
         <w:rPr>
+          <w:lang w:val="ar_AE" w:bidi="ar_AE"/>
+        </w:rPr>
+        <w:t>אֵ֖יךְ יִפֹּ֣ל דָּבָ֑ר</w:t>
+      </w:r>
+    </w:p>
+    <w:p>
+      <w:pPr>
+        <w:bidi/>
+      </w:pPr>
+      <w:r>
+        <w:rPr>
+          <w:lang w:val="ar_AE" w:bidi="ar_AE"/>
+        </w:rPr>
+      </w:r>
+      <w:r>
+        <w:rPr>
           <w:b/>
           <w:lang w:val="ar_AE" w:bidi="ar_AE"/>
         </w:rPr>
@@ -25362,6 +28374,22 @@
       </w:r>
       <w:r>
         <w:rPr>
+          <w:lang w:val="ar_AE" w:bidi="ar_AE"/>
+        </w:rPr>
+        <w:t>לֹ֤א יִשְׁקֹט֙ הָ⁠אִ֔ישׁ כִּֽי־אִם</w:t>
+      </w:r>
+    </w:p>
+    <w:p>
+      <w:pPr>
+        <w:bidi/>
+      </w:pPr>
+      <w:r>
+        <w:rPr>
+          <w:lang w:val="ar_AE" w:bidi="ar_AE"/>
+        </w:rPr>
+      </w:r>
+      <w:r>
+        <w:rPr>
           <w:b/>
           <w:lang w:val="ar_AE" w:bidi="ar_AE"/>
         </w:rPr>
@@ -25798,6 +28826,22 @@
       </w:r>
       <w:r>
         <w:rPr>
+          <w:lang w:val="ar_AE" w:bidi="ar_AE"/>
+        </w:rPr>
+        <w:t>וּ⁠בֹ֨עַז עָלָ֣ה הַ⁠שַּׁעַר֮</w:t>
+      </w:r>
+    </w:p>
+    <w:p>
+      <w:pPr>
+        <w:bidi/>
+      </w:pPr>
+      <w:r>
+        <w:rPr>
+          <w:lang w:val="ar_AE" w:bidi="ar_AE"/>
+        </w:rPr>
+      </w:r>
+      <w:r>
+        <w:rPr>
           <w:b/>
           <w:lang w:val="ar_AE" w:bidi="ar_AE"/>
         </w:rPr>
@@ -25904,6 +28948,22 @@
       </w:r>
       <w:r>
         <w:rPr>
+          <w:lang w:val="ar_AE" w:bidi="ar_AE"/>
+        </w:rPr>
+        <w:t>הַ⁠שַּׁעַר֮</w:t>
+      </w:r>
+    </w:p>
+    <w:p>
+      <w:pPr>
+        <w:bidi/>
+      </w:pPr>
+      <w:r>
+        <w:rPr>
+          <w:lang w:val="ar_AE" w:bidi="ar_AE"/>
+        </w:rPr>
+      </w:r>
+      <w:r>
+        <w:rPr>
           <w:b/>
           <w:lang w:val="ar_AE" w:bidi="ar_AE"/>
         </w:rPr>
@@ -26142,6 +29202,22 @@
       </w:r>
       <w:r>
         <w:rPr>
+          <w:lang w:val="ar_AE" w:bidi="ar_AE"/>
+        </w:rPr>
+        <w:t>הַ⁠גֹּאֵ֤ל</w:t>
+      </w:r>
+    </w:p>
+    <w:p>
+      <w:pPr>
+        <w:bidi/>
+      </w:pPr>
+      <w:r>
+        <w:rPr>
+          <w:lang w:val="ar_AE" w:bidi="ar_AE"/>
+        </w:rPr>
+      </w:r>
+      <w:r>
+        <w:rPr>
           <w:b/>
           <w:lang w:val="ar_AE" w:bidi="ar_AE"/>
         </w:rPr>
@@ -26203,7 +29279,7 @@
         </w:rPr>
         <w:t xml:space="preserve">في </w:t>
       </w:r>
-      <w:hyperlink r:id="rId15">
+      <w:hyperlink r:id="rId17">
         <w:r>
           <w:rPr>
             <w:lang w:val="ar_AE" w:bidi="ar_AE"/>
@@ -26292,6 +29368,22 @@
       </w:r>
       <w:r>
         <w:rPr>
+          <w:lang w:val="ar_AE" w:bidi="ar_AE"/>
+        </w:rPr>
+        <w:t>וַ⁠יֹּ֛אמֶר ס֥וּרָ⁠ה שְׁבָ⁠ה־פֹּ֖ה פְּלֹנִ֣י אַלְמֹנִ֑י</w:t>
+      </w:r>
+    </w:p>
+    <w:p>
+      <w:pPr>
+        <w:bidi/>
+      </w:pPr>
+      <w:r>
+        <w:rPr>
+          <w:lang w:val="ar_AE" w:bidi="ar_AE"/>
+        </w:rPr>
+      </w:r>
+      <w:r>
+        <w:rPr>
           <w:b/>
           <w:lang w:val="ar_AE" w:bidi="ar_AE"/>
         </w:rPr>
@@ -26411,6 +29503,22 @@
       </w:r>
       <w:r>
         <w:rPr>
+          <w:lang w:val="ar_AE" w:bidi="ar_AE"/>
+        </w:rPr>
+        <w:t>פְּלֹנִ֣י אַלְמֹנִ֑י</w:t>
+      </w:r>
+    </w:p>
+    <w:p>
+      <w:pPr>
+        <w:bidi/>
+      </w:pPr>
+      <w:r>
+        <w:rPr>
+          <w:lang w:val="ar_AE" w:bidi="ar_AE"/>
+        </w:rPr>
+      </w:r>
+      <w:r>
+        <w:rPr>
           <w:b/>
           <w:lang w:val="ar_AE" w:bidi="ar_AE"/>
         </w:rPr>
@@ -26614,6 +29722,22 @@
       </w:r>
       <w:r>
         <w:rPr>
+          <w:lang w:val="ar_AE" w:bidi="ar_AE"/>
+        </w:rPr>
+        <w:t>לְ⁠אָחִ֖י⁠נוּ</w:t>
+      </w:r>
+    </w:p>
+    <w:p>
+      <w:pPr>
+        <w:bidi/>
+      </w:pPr>
+      <w:r>
+        <w:rPr>
+          <w:lang w:val="ar_AE" w:bidi="ar_AE"/>
+        </w:rPr>
+      </w:r>
+      <w:r>
+        <w:rPr>
           <w:b/>
           <w:lang w:val="ar_AE" w:bidi="ar_AE"/>
         </w:rPr>
@@ -26733,6 +29857,22 @@
       </w:r>
       <w:r>
         <w:rPr>
+          <w:lang w:val="ar_AE" w:bidi="ar_AE"/>
+        </w:rPr>
+        <w:t>אָמַ֜רְתִּי</w:t>
+      </w:r>
+    </w:p>
+    <w:p>
+      <w:pPr>
+        <w:bidi/>
+      </w:pPr>
+      <w:r>
+        <w:rPr>
+          <w:lang w:val="ar_AE" w:bidi="ar_AE"/>
+        </w:rPr>
+      </w:r>
+      <w:r>
+        <w:rPr>
           <w:b/>
           <w:lang w:val="ar_AE" w:bidi="ar_AE"/>
         </w:rPr>
@@ -26852,6 +29992,22 @@
       </w:r>
       <w:r>
         <w:rPr>
+          <w:lang w:val="ar_AE" w:bidi="ar_AE"/>
+        </w:rPr>
+        <w:t>אֶגְלֶ֧ה אָזְנְ⁠ךָ֣</w:t>
+      </w:r>
+    </w:p>
+    <w:p>
+      <w:pPr>
+        <w:bidi/>
+      </w:pPr>
+      <w:r>
+        <w:rPr>
+          <w:lang w:val="ar_AE" w:bidi="ar_AE"/>
+        </w:rPr>
+      </w:r>
+      <w:r>
+        <w:rPr>
           <w:b/>
           <w:lang w:val="ar_AE" w:bidi="ar_AE"/>
         </w:rPr>
@@ -26958,6 +30114,22 @@
       </w:r>
       <w:r>
         <w:rPr>
+          <w:lang w:val="ar_AE" w:bidi="ar_AE"/>
+        </w:rPr>
+        <w:t>נֶ֥גֶד הַֽ⁠יֹּשְׁבִים֮</w:t>
+      </w:r>
+    </w:p>
+    <w:p>
+      <w:pPr>
+        <w:bidi/>
+      </w:pPr>
+      <w:r>
+        <w:rPr>
+          <w:lang w:val="ar_AE" w:bidi="ar_AE"/>
+        </w:rPr>
+      </w:r>
+      <w:r>
+        <w:rPr>
           <w:b/>
           <w:lang w:val="ar_AE" w:bidi="ar_AE"/>
         </w:rPr>
@@ -27170,6 +30342,22 @@
       </w:r>
       <w:r>
         <w:rPr>
+          <w:lang w:val="ar_AE" w:bidi="ar_AE"/>
+        </w:rPr>
+        <w:t>אֵ֤ין זוּלָֽתְ⁠ךָ֙ לִ⁠גְא֔וֹל וְ⁠אָנֹכִ֖י אַחֲרֶ֑י⁠ךָ</w:t>
+      </w:r>
+    </w:p>
+    <w:p>
+      <w:pPr>
+        <w:bidi/>
+      </w:pPr>
+      <w:r>
+        <w:rPr>
+          <w:lang w:val="ar_AE" w:bidi="ar_AE"/>
+        </w:rPr>
+      </w:r>
+      <w:r>
+        <w:rPr>
           <w:b/>
           <w:lang w:val="ar_AE" w:bidi="ar_AE"/>
         </w:rPr>
@@ -27276,6 +30464,22 @@
       </w:r>
       <w:r>
         <w:rPr>
+          <w:lang w:val="ar_AE" w:bidi="ar_AE"/>
+        </w:rPr>
+        <w:t>אָנֹכִ֥י אֶגְאָֽל</w:t>
+      </w:r>
+    </w:p>
+    <w:p>
+      <w:pPr>
+        <w:bidi/>
+      </w:pPr>
+      <w:r>
+        <w:rPr>
+          <w:lang w:val="ar_AE" w:bidi="ar_AE"/>
+        </w:rPr>
+      </w:r>
+      <w:r>
+        <w:rPr>
           <w:b/>
           <w:lang w:val="ar_AE" w:bidi="ar_AE"/>
         </w:rPr>
@@ -27373,6 +30577,22 @@
       </w:r>
       <w:r>
         <w:rPr>
+          <w:lang w:val="ar_AE" w:bidi="ar_AE"/>
+        </w:rPr>
+        <w:t>בְּ⁠יוֹם</w:t>
+      </w:r>
+    </w:p>
+    <w:p>
+      <w:pPr>
+        <w:bidi/>
+      </w:pPr>
+      <w:r>
+        <w:rPr>
+          <w:lang w:val="ar_AE" w:bidi="ar_AE"/>
+        </w:rPr>
+      </w:r>
+      <w:r>
+        <w:rPr>
           <w:b/>
           <w:lang w:val="ar_AE" w:bidi="ar_AE"/>
         </w:rPr>
@@ -27492,6 +30712,22 @@
       </w:r>
       <w:r>
         <w:rPr>
+          <w:lang w:val="ar_AE" w:bidi="ar_AE"/>
+        </w:rPr>
+        <w:t>מִ⁠יַּ֣ד נָעֳמִ֑י</w:t>
+      </w:r>
+    </w:p>
+    <w:p>
+      <w:pPr>
+        <w:bidi/>
+      </w:pPr>
+      <w:r>
+        <w:rPr>
+          <w:lang w:val="ar_AE" w:bidi="ar_AE"/>
+        </w:rPr>
+      </w:r>
+      <w:r>
+        <w:rPr>
           <w:b/>
           <w:lang w:val="ar_AE" w:bidi="ar_AE"/>
         </w:rPr>
@@ -27611,6 +30847,22 @@
       </w:r>
       <w:r>
         <w:rPr>
+          <w:lang w:val="ar_AE" w:bidi="ar_AE"/>
+        </w:rPr>
+        <w:t>וּ֠⁠מֵ⁠אֵת ר֣וּת &amp; קָנִ֔יתָה</w:t>
+      </w:r>
+    </w:p>
+    <w:p>
+      <w:pPr>
+        <w:bidi/>
+      </w:pPr>
+      <w:r>
+        <w:rPr>
+          <w:lang w:val="ar_AE" w:bidi="ar_AE"/>
+        </w:rPr>
+      </w:r>
+      <w:r>
+        <w:rPr>
           <w:b/>
           <w:lang w:val="ar_AE" w:bidi="ar_AE"/>
         </w:rPr>
@@ -27814,6 +31066,22 @@
       </w:r>
       <w:r>
         <w:rPr>
+          <w:lang w:val="ar_AE" w:bidi="ar_AE"/>
+        </w:rPr>
+        <w:t>לְ⁠הָקִ֥ים שֵׁם־הַ⁠מֵּ֖ת עַל־נַחֲלָתֽ⁠וֹ</w:t>
+      </w:r>
+    </w:p>
+    <w:p>
+      <w:pPr>
+        <w:bidi/>
+      </w:pPr>
+      <w:r>
+        <w:rPr>
+          <w:lang w:val="ar_AE" w:bidi="ar_AE"/>
+        </w:rPr>
+      </w:r>
+      <w:r>
+        <w:rPr>
           <w:b/>
           <w:lang w:val="ar_AE" w:bidi="ar_AE"/>
         </w:rPr>
@@ -27933,6 +31201,22 @@
       </w:r>
       <w:r>
         <w:rPr>
+          <w:lang w:val="ar_AE" w:bidi="ar_AE"/>
+        </w:rPr>
+        <w:t>הַ⁠מֵּת֙ &amp; הַ⁠מֵּ֖ת</w:t>
+      </w:r>
+    </w:p>
+    <w:p>
+      <w:pPr>
+        <w:bidi/>
+      </w:pPr>
+      <w:r>
+        <w:rPr>
+          <w:lang w:val="ar_AE" w:bidi="ar_AE"/>
+        </w:rPr>
+      </w:r>
+      <w:r>
+        <w:rPr>
           <w:b/>
           <w:lang w:val="ar_AE" w:bidi="ar_AE"/>
         </w:rPr>
@@ -28066,6 +31350,22 @@
       </w:r>
       <w:r>
         <w:rPr>
+          <w:lang w:val="ar_AE" w:bidi="ar_AE"/>
+        </w:rPr>
+        <w:t>אַשְׁחִ֖ית אֶת־נַחֲלָתִ֑⁠י</w:t>
+      </w:r>
+    </w:p>
+    <w:p>
+      <w:pPr>
+        <w:bidi/>
+      </w:pPr>
+      <w:r>
+        <w:rPr>
+          <w:lang w:val="ar_AE" w:bidi="ar_AE"/>
+        </w:rPr>
+      </w:r>
+      <w:r>
+        <w:rPr>
           <w:b/>
           <w:lang w:val="ar_AE" w:bidi="ar_AE"/>
         </w:rPr>
@@ -28185,6 +31485,22 @@
       </w:r>
       <w:r>
         <w:rPr>
+          <w:lang w:val="ar_AE" w:bidi="ar_AE"/>
+        </w:rPr>
+        <w:t>גְּאַל־לְ⁠ךָ֤ אַתָּה֙ אֶת־גְּאֻלָּתִ֔⁠י</w:t>
+      </w:r>
+    </w:p>
+    <w:p>
+      <w:pPr>
+        <w:bidi/>
+      </w:pPr>
+      <w:r>
+        <w:rPr>
+          <w:lang w:val="ar_AE" w:bidi="ar_AE"/>
+        </w:rPr>
+      </w:r>
+      <w:r>
+        <w:rPr>
           <w:b/>
           <w:lang w:val="ar_AE" w:bidi="ar_AE"/>
         </w:rPr>
@@ -28303,6 +31619,22 @@
       </w:r>
       <w:r>
         <w:rPr>
+          <w:lang w:val="ar_AE" w:bidi="ar_AE"/>
+        </w:rPr>
+        <w:t>וְ⁠זֹאת֩</w:t>
+      </w:r>
+    </w:p>
+    <w:p>
+      <w:pPr>
+        <w:bidi/>
+      </w:pPr>
+      <w:r>
+        <w:rPr>
+          <w:lang w:val="ar_AE" w:bidi="ar_AE"/>
+        </w:rPr>
+      </w:r>
+      <w:r>
+        <w:rPr>
           <w:b/>
           <w:lang w:val="ar_AE" w:bidi="ar_AE"/>
         </w:rPr>
@@ -28422,6 +31754,22 @@
       </w:r>
       <w:r>
         <w:rPr>
+          <w:lang w:val="ar_AE" w:bidi="ar_AE"/>
+        </w:rPr>
+        <w:t>וְ⁠זֹאת֩</w:t>
+      </w:r>
+    </w:p>
+    <w:p>
+      <w:pPr>
+        <w:bidi/>
+      </w:pPr>
+      <w:r>
+        <w:rPr>
+          <w:lang w:val="ar_AE" w:bidi="ar_AE"/>
+        </w:rPr>
+      </w:r>
+      <w:r>
+        <w:rPr>
           <w:b/>
           <w:lang w:val="ar_AE" w:bidi="ar_AE"/>
         </w:rPr>
@@ -28528,6 +31876,22 @@
       </w:r>
       <w:r>
         <w:rPr>
+          <w:lang w:val="ar_AE" w:bidi="ar_AE"/>
+        </w:rPr>
+        <w:t>לְ⁠פָנִ֨ים</w:t>
+      </w:r>
+    </w:p>
+    <w:p>
+      <w:pPr>
+        <w:bidi/>
+      </w:pPr>
+      <w:r>
+        <w:rPr>
+          <w:lang w:val="ar_AE" w:bidi="ar_AE"/>
+        </w:rPr>
+      </w:r>
+      <w:r>
+        <w:rPr>
           <w:b/>
           <w:lang w:val="ar_AE" w:bidi="ar_AE"/>
         </w:rPr>
@@ -28647,6 +32011,22 @@
       </w:r>
       <w:r>
         <w:rPr>
+          <w:lang w:val="ar_AE" w:bidi="ar_AE"/>
+        </w:rPr>
+        <w:t>לְ⁠רֵעֵ֑⁠הוּ</w:t>
+      </w:r>
+    </w:p>
+    <w:p>
+      <w:pPr>
+        <w:bidi/>
+      </w:pPr>
+      <w:r>
+        <w:rPr>
+          <w:lang w:val="ar_AE" w:bidi="ar_AE"/>
+        </w:rPr>
+      </w:r>
+      <w:r>
+        <w:rPr>
           <w:b/>
           <w:lang w:val="ar_AE" w:bidi="ar_AE"/>
         </w:rPr>
@@ -28766,6 +32146,22 @@
       </w:r>
       <w:r>
         <w:rPr>
+          <w:lang w:val="ar_AE" w:bidi="ar_AE"/>
+        </w:rPr>
+        <w:t>וַ⁠יֹּ֧אמֶר הַ⁠גֹּאֵ֛ל לְ⁠בֹ֖עַז קְנֵה־לָ֑⁠ךְ וַ⁠יִּשְׁלֹ֖ף נַעֲלֽ⁠וֹ</w:t>
+      </w:r>
+    </w:p>
+    <w:p>
+      <w:pPr>
+        <w:bidi/>
+      </w:pPr>
+      <w:r>
+        <w:rPr>
+          <w:lang w:val="ar_AE" w:bidi="ar_AE"/>
+        </w:rPr>
+      </w:r>
+      <w:r>
+        <w:rPr>
           <w:b/>
           <w:lang w:val="ar_AE" w:bidi="ar_AE"/>
         </w:rPr>
@@ -28872,6 +32268,22 @@
       </w:r>
       <w:r>
         <w:rPr>
+          <w:lang w:val="ar_AE" w:bidi="ar_AE"/>
+        </w:rPr>
+        <w:t>וַ⁠יֹּ֧אמֶר הַ⁠גֹּאֵ֛ל לְ⁠בֹ֖עַז קְנֵה־לָ֑⁠ךְ וַ⁠יִּשְׁלֹ֖ף נַעֲלֽ⁠וֹ</w:t>
+      </w:r>
+    </w:p>
+    <w:p>
+      <w:pPr>
+        <w:bidi/>
+      </w:pPr>
+      <w:r>
+        <w:rPr>
+          <w:lang w:val="ar_AE" w:bidi="ar_AE"/>
+        </w:rPr>
+      </w:r>
+      <w:r>
+        <w:rPr>
           <w:b/>
           <w:lang w:val="ar_AE" w:bidi="ar_AE"/>
         </w:rPr>
@@ -28991,6 +32403,22 @@
       </w:r>
       <w:r>
         <w:rPr>
+          <w:lang w:val="ar_AE" w:bidi="ar_AE"/>
+        </w:rPr>
+        <w:t>וַ⁠יִּשְׁלֹ֖ף נַעֲלֽ⁠וֹ</w:t>
+      </w:r>
+    </w:p>
+    <w:p>
+      <w:pPr>
+        <w:bidi/>
+      </w:pPr>
+      <w:r>
+        <w:rPr>
+          <w:lang w:val="ar_AE" w:bidi="ar_AE"/>
+        </w:rPr>
+      </w:r>
+      <w:r>
+        <w:rPr>
           <w:b/>
           <w:lang w:val="ar_AE" w:bidi="ar_AE"/>
         </w:rPr>
@@ -29097,6 +32525,22 @@
       </w:r>
       <w:r>
         <w:rPr>
+          <w:lang w:val="ar_AE" w:bidi="ar_AE"/>
+        </w:rPr>
+        <w:t>לַ⁠זְּקֵנִ֜ים וְ⁠כָל־הָ⁠עָ֗ם</w:t>
+      </w:r>
+    </w:p>
+    <w:p>
+      <w:pPr>
+        <w:bidi/>
+      </w:pPr>
+      <w:r>
+        <w:rPr>
+          <w:lang w:val="ar_AE" w:bidi="ar_AE"/>
+        </w:rPr>
+      </w:r>
+      <w:r>
+        <w:rPr>
           <w:b/>
           <w:lang w:val="ar_AE" w:bidi="ar_AE"/>
         </w:rPr>
@@ -29216,6 +32660,22 @@
       </w:r>
       <w:r>
         <w:rPr>
+          <w:lang w:val="ar_AE" w:bidi="ar_AE"/>
+        </w:rPr>
+        <w:t>מִ⁠יַּ֖ד נָעֳמִֽי</w:t>
+      </w:r>
+    </w:p>
+    <w:p>
+      <w:pPr>
+        <w:bidi/>
+      </w:pPr>
+      <w:r>
+        <w:rPr>
+          <w:lang w:val="ar_AE" w:bidi="ar_AE"/>
+        </w:rPr>
+      </w:r>
+      <w:r>
+        <w:rPr>
           <w:b/>
           <w:lang w:val="ar_AE" w:bidi="ar_AE"/>
         </w:rPr>
@@ -29419,6 +32879,22 @@
       </w:r>
       <w:r>
         <w:rPr>
+          <w:lang w:val="ar_AE" w:bidi="ar_AE"/>
+        </w:rPr>
+        <w:t>וְ⁠גַ֣ם</w:t>
+      </w:r>
+    </w:p>
+    <w:p>
+      <w:pPr>
+        <w:bidi/>
+      </w:pPr>
+      <w:r>
+        <w:rPr>
+          <w:lang w:val="ar_AE" w:bidi="ar_AE"/>
+        </w:rPr>
+      </w:r>
+      <w:r>
+        <w:rPr>
           <w:b/>
           <w:lang w:val="ar_AE" w:bidi="ar_AE"/>
         </w:rPr>
@@ -29525,6 +33001,22 @@
       </w:r>
       <w:r>
         <w:rPr>
+          <w:lang w:val="ar_AE" w:bidi="ar_AE"/>
+        </w:rPr>
+        <w:t>לְ⁠הָקִ֤ים שֵׁם־הַ⁠מֵּת֙ עַל־נַ֣חֲלָת֔⁠וֹ</w:t>
+      </w:r>
+    </w:p>
+    <w:p>
+      <w:pPr>
+        <w:bidi/>
+      </w:pPr>
+      <w:r>
+        <w:rPr>
+          <w:lang w:val="ar_AE" w:bidi="ar_AE"/>
+        </w:rPr>
+      </w:r>
+      <w:r>
+        <w:rPr>
           <w:b/>
           <w:lang w:val="ar_AE" w:bidi="ar_AE"/>
         </w:rPr>
@@ -29560,7 +33052,7 @@
         </w:rPr>
         <w:t xml:space="preserve">انظر كيف قُمت بترجمة هذه العبارة في </w:t>
       </w:r>
-      <w:hyperlink r:id="rId24">
+      <w:hyperlink r:id="rId26">
         <w:r>
           <w:rPr>
             <w:lang w:val="ar_AE" w:bidi="ar_AE"/>
@@ -29627,6 +33119,22 @@
       </w:r>
       <w:r>
         <w:rPr>
+          <w:lang w:val="ar_AE" w:bidi="ar_AE"/>
+        </w:rPr>
+        <w:t>הַ⁠מֵּת֙ &amp; הַ⁠מֵּ֛ת</w:t>
+      </w:r>
+    </w:p>
+    <w:p>
+      <w:pPr>
+        <w:bidi/>
+      </w:pPr>
+      <w:r>
+        <w:rPr>
+          <w:lang w:val="ar_AE" w:bidi="ar_AE"/>
+        </w:rPr>
+      </w:r>
+      <w:r>
+        <w:rPr>
           <w:b/>
           <w:lang w:val="ar_AE" w:bidi="ar_AE"/>
         </w:rPr>
@@ -29689,7 +33197,7 @@
         </w:rPr>
         <w:t xml:space="preserve">كاسم للإشارة إلى الشخص الذي مات. ربما تستخدم لغتك الصفات بنفس الطريقة. وإلا، فيمكنك ترجمة هذه الكلمة باستخدام عبارة مكافئة. انظر كيف قُمت بترجمتها في </w:t>
       </w:r>
-      <w:hyperlink r:id="rId24">
+      <w:hyperlink r:id="rId26">
         <w:r>
           <w:rPr>
             <w:lang w:val="ar_AE" w:bidi="ar_AE"/>
@@ -29778,6 +33286,22 @@
       </w:r>
       <w:r>
         <w:rPr>
+          <w:lang w:val="ar_AE" w:bidi="ar_AE"/>
+        </w:rPr>
+        <w:t>וְ⁠לֹא־יִכָּרֵ֧ת שֵׁם־הַ⁠מֵּ֛ת מֵ⁠עִ֥ם אֶחָ֖י⁠ו וּ⁠מִ⁠שַּׁ֣עַר מְקוֹמ֑⁠וֹ</w:t>
+      </w:r>
+    </w:p>
+    <w:p>
+      <w:pPr>
+        <w:bidi/>
+      </w:pPr>
+      <w:r>
+        <w:rPr>
+          <w:lang w:val="ar_AE" w:bidi="ar_AE"/>
+        </w:rPr>
+      </w:r>
+      <w:r>
+        <w:rPr>
           <w:b/>
           <w:lang w:val="ar_AE" w:bidi="ar_AE"/>
         </w:rPr>
@@ -29884,6 +33408,22 @@
       </w:r>
       <w:r>
         <w:rPr>
+          <w:lang w:val="ar_AE" w:bidi="ar_AE"/>
+        </w:rPr>
+        <w:t>וְ⁠לֹא־יִכָּרֵ֧ת שֵׁם־הַ⁠מֵּ֛ת מֵ⁠עִ֥ם אֶחָ֖י⁠ו וּ⁠מִ⁠שַּׁ֣עַר מְקוֹמ֑⁠וֹ</w:t>
+      </w:r>
+    </w:p>
+    <w:p>
+      <w:pPr>
+        <w:bidi/>
+      </w:pPr>
+      <w:r>
+        <w:rPr>
+          <w:lang w:val="ar_AE" w:bidi="ar_AE"/>
+        </w:rPr>
+      </w:r>
+      <w:r>
+        <w:rPr>
           <w:b/>
           <w:lang w:val="ar_AE" w:bidi="ar_AE"/>
         </w:rPr>
@@ -30016,6 +33556,22 @@
       </w:r>
       <w:r>
         <w:rPr>
+          <w:lang w:val="ar_AE" w:bidi="ar_AE"/>
+        </w:rPr>
+        <w:t>וּ⁠מִ⁠שַּׁ֣עַר מְקוֹמ֑⁠וֹ</w:t>
+      </w:r>
+    </w:p>
+    <w:p>
+      <w:pPr>
+        <w:bidi/>
+      </w:pPr>
+      <w:r>
+        <w:rPr>
+          <w:lang w:val="ar_AE" w:bidi="ar_AE"/>
+        </w:rPr>
+      </w:r>
+      <w:r>
+        <w:rPr>
           <w:b/>
           <w:lang w:val="ar_AE" w:bidi="ar_AE"/>
         </w:rPr>
@@ -30232,6 +33788,22 @@
       </w:r>
       <w:r>
         <w:rPr>
+          <w:lang w:val="ar_AE" w:bidi="ar_AE"/>
+        </w:rPr>
+        <w:t>הָ⁠עָ֧ם אֲשֶׁר־בַּ⁠שַּׁ֛עַר</w:t>
+      </w:r>
+    </w:p>
+    <w:p>
+      <w:pPr>
+        <w:bidi/>
+      </w:pPr>
+      <w:r>
+        <w:rPr>
+          <w:lang w:val="ar_AE" w:bidi="ar_AE"/>
+        </w:rPr>
+      </w:r>
+      <w:r>
+        <w:rPr>
           <w:b/>
           <w:lang w:val="ar_AE" w:bidi="ar_AE"/>
         </w:rPr>
@@ -30351,6 +33923,22 @@
       </w:r>
       <w:r>
         <w:rPr>
+          <w:lang w:val="ar_AE" w:bidi="ar_AE"/>
+        </w:rPr>
+        <w:t>הַ⁠בָּאָ֣ה אֶל־בֵּיתֶ֗⁠ךָ</w:t>
+      </w:r>
+    </w:p>
+    <w:p>
+      <w:pPr>
+        <w:bidi/>
+      </w:pPr>
+      <w:r>
+        <w:rPr>
+          <w:lang w:val="ar_AE" w:bidi="ar_AE"/>
+        </w:rPr>
+      </w:r>
+      <w:r>
+        <w:rPr>
           <w:b/>
           <w:lang w:val="ar_AE" w:bidi="ar_AE"/>
         </w:rPr>
@@ -30457,6 +34045,22 @@
       </w:r>
       <w:r>
         <w:rPr>
+          <w:lang w:val="ar_AE" w:bidi="ar_AE"/>
+        </w:rPr>
+        <w:t>יִתֵּן֩ יְהוָ֨ה אֶֽת־הָ⁠אִשָּׁ֜ה הַ⁠בָּאָ֣ה אֶל־בֵּיתֶ֗⁠ךָ כְּ⁠רָחֵ֤ל ׀ וּ⁠כְ⁠לֵאָה֙ אֲשֶׁ֨ר בָּנ֤וּ שְׁתֵּי⁠הֶם֙ אֶת־בֵּ֣ית יִשְׂרָאֵ֔ל</w:t>
+      </w:r>
+    </w:p>
+    <w:p>
+      <w:pPr>
+        <w:bidi/>
+      </w:pPr>
+      <w:r>
+        <w:rPr>
+          <w:lang w:val="ar_AE" w:bidi="ar_AE"/>
+        </w:rPr>
+      </w:r>
+      <w:r>
+        <w:rPr>
           <w:b/>
           <w:lang w:val="ar_AE" w:bidi="ar_AE"/>
         </w:rPr>
@@ -30563,6 +34167,22 @@
       </w:r>
       <w:r>
         <w:rPr>
+          <w:lang w:val="ar_AE" w:bidi="ar_AE"/>
+        </w:rPr>
+        <w:t>כְּ⁠רָחֵ֤ל ׀ וּ⁠כְ⁠לֵאָה֙ אֲשֶׁ֨ר בָּנ֤וּ שְׁתֵּי⁠הֶם֙ אֶת־בֵּ֣ית יִשְׂרָאֵ֔ל</w:t>
+      </w:r>
+    </w:p>
+    <w:p>
+      <w:pPr>
+        <w:bidi/>
+      </w:pPr>
+      <w:r>
+        <w:rPr>
+          <w:lang w:val="ar_AE" w:bidi="ar_AE"/>
+        </w:rPr>
+      </w:r>
+      <w:r>
+        <w:rPr>
           <w:b/>
           <w:lang w:val="ar_AE" w:bidi="ar_AE"/>
         </w:rPr>
@@ -30689,6 +34309,22 @@
       </w:r>
       <w:r>
         <w:rPr>
+          <w:lang w:val="ar_AE" w:bidi="ar_AE"/>
+        </w:rPr>
+        <w:t>בָּנ֤וּ &amp; אֶת־בֵּ֣ית יִשְׂרָאֵ֔ל</w:t>
+      </w:r>
+    </w:p>
+    <w:p>
+      <w:pPr>
+        <w:bidi/>
+      </w:pPr>
+      <w:r>
+        <w:rPr>
+          <w:lang w:val="ar_AE" w:bidi="ar_AE"/>
+        </w:rPr>
+      </w:r>
+      <w:r>
+        <w:rPr>
           <w:b/>
           <w:lang w:val="ar_AE" w:bidi="ar_AE"/>
         </w:rPr>
@@ -30821,6 +34457,22 @@
       </w:r>
       <w:r>
         <w:rPr>
+          <w:lang w:val="ar_AE" w:bidi="ar_AE"/>
+        </w:rPr>
+        <w:t>וַ⁠עֲשֵׂה־חַ֣יִל בְּ⁠אֶפְרָ֔תָה וּ⁠קְרָא־שֵׁ֖ם בְּ⁠בֵ֥ית לָֽחֶם</w:t>
+      </w:r>
+    </w:p>
+    <w:p>
+      <w:pPr>
+        <w:bidi/>
+      </w:pPr>
+      <w:r>
+        <w:rPr>
+          <w:lang w:val="ar_AE" w:bidi="ar_AE"/>
+        </w:rPr>
+      </w:r>
+      <w:r>
+        <w:rPr>
           <w:b/>
           <w:lang w:val="ar_AE" w:bidi="ar_AE"/>
         </w:rPr>
@@ -30940,6 +34592,22 @@
       </w:r>
       <w:r>
         <w:rPr>
+          <w:lang w:val="ar_AE" w:bidi="ar_AE"/>
+        </w:rPr>
+        <w:t>וַ⁠עֲשֵׂה־חַ֣יִל בְּ⁠אֶפְרָ֔תָה וּ⁠קְרָא־שֵׁ֖ם בְּ⁠בֵ֥ית לָֽחֶם</w:t>
+      </w:r>
+    </w:p>
+    <w:p>
+      <w:pPr>
+        <w:bidi/>
+      </w:pPr>
+      <w:r>
+        <w:rPr>
+          <w:lang w:val="ar_AE" w:bidi="ar_AE"/>
+        </w:rPr>
+      </w:r>
+      <w:r>
+        <w:rPr>
           <w:b/>
           <w:lang w:val="ar_AE" w:bidi="ar_AE"/>
         </w:rPr>
@@ -31046,6 +34714,22 @@
       </w:r>
       <w:r>
         <w:rPr>
+          <w:lang w:val="ar_AE" w:bidi="ar_AE"/>
+        </w:rPr>
+        <w:t>וִ⁠יהִ֤י בֵֽיתְ⁠ךָ֙ כְּ⁠בֵ֣ית פֶּ֔רֶץ</w:t>
+      </w:r>
+    </w:p>
+    <w:p>
+      <w:pPr>
+        <w:bidi/>
+      </w:pPr>
+      <w:r>
+        <w:rPr>
+          <w:lang w:val="ar_AE" w:bidi="ar_AE"/>
+        </w:rPr>
+      </w:r>
+      <w:r>
+        <w:rPr>
           <w:b/>
           <w:lang w:val="ar_AE" w:bidi="ar_AE"/>
         </w:rPr>
@@ -31165,6 +34849,22 @@
       </w:r>
       <w:r>
         <w:rPr>
+          <w:lang w:val="ar_AE" w:bidi="ar_AE"/>
+        </w:rPr>
+        <w:t>מִן־הַ⁠זֶּ֗רַע אֲשֶׁ֨ר יִתֵּ֤ן יְהוָה֙ לְ⁠ךָ֔</w:t>
+      </w:r>
+    </w:p>
+    <w:p>
+      <w:pPr>
+        <w:bidi/>
+      </w:pPr>
+      <w:r>
+        <w:rPr>
+          <w:lang w:val="ar_AE" w:bidi="ar_AE"/>
+        </w:rPr>
+      </w:r>
+      <w:r>
+        <w:rPr>
           <w:b/>
           <w:lang w:val="ar_AE" w:bidi="ar_AE"/>
         </w:rPr>
@@ -31271,6 +34971,22 @@
       </w:r>
       <w:r>
         <w:rPr>
+          <w:lang w:val="ar_AE" w:bidi="ar_AE"/>
+        </w:rPr>
+        <w:t>וַ⁠יִּקַּ֨ח בֹּ֤עַז אֶת־רוּת֙ וַ⁠תְּהִי־ל֣⁠וֹ לְ⁠אִשָּׁ֔ה</w:t>
+      </w:r>
+    </w:p>
+    <w:p>
+      <w:pPr>
+        <w:bidi/>
+      </w:pPr>
+      <w:r>
+        <w:rPr>
+          <w:lang w:val="ar_AE" w:bidi="ar_AE"/>
+        </w:rPr>
+      </w:r>
+      <w:r>
+        <w:rPr>
           <w:b/>
           <w:lang w:val="ar_AE" w:bidi="ar_AE"/>
         </w:rPr>
@@ -31377,6 +35093,22 @@
       </w:r>
       <w:r>
         <w:rPr>
+          <w:lang w:val="ar_AE" w:bidi="ar_AE"/>
+        </w:rPr>
+        <w:t>וַ⁠יִּקַּ֨ח בֹּ֤עַז אֶת־רוּת֙</w:t>
+      </w:r>
+    </w:p>
+    <w:p>
+      <w:pPr>
+        <w:bidi/>
+      </w:pPr>
+      <w:r>
+        <w:rPr>
+          <w:lang w:val="ar_AE" w:bidi="ar_AE"/>
+        </w:rPr>
+      </w:r>
+      <w:r>
+        <w:rPr>
           <w:b/>
           <w:lang w:val="ar_AE" w:bidi="ar_AE"/>
         </w:rPr>
@@ -31425,7 +35157,7 @@
         </w:rPr>
         <w:t xml:space="preserve"> إلى أن بوعز نفذ ما وعد به في الآية </w:t>
       </w:r>
-      <w:hyperlink r:id="rId25">
+      <w:hyperlink r:id="rId27">
         <w:r>
           <w:rPr>
             <w:lang w:val="ar_AE" w:bidi="ar_AE"/>
@@ -31443,7 +35175,7 @@
         </w:rPr>
         <w:t xml:space="preserve">. استخدم أداة ربط مناسبة في لغتك توضح أن ما يلي هو نتيجة لما سبق. لا تشير هذه العبارة إلى أي شكل من أشكال العنف. إلى جانب العبارة التالية، بل انها تعني ببساطة أن بوعز تزوج من راعوث. استخدم أداة ربط مناسبة تشير إلى أن هذا الفعل من بوعز هو نتيجة للاتفاق المُبرم في الآية </w:t>
       </w:r>
-      <w:hyperlink r:id="rId25">
+      <w:hyperlink r:id="rId27">
         <w:r>
           <w:rPr>
             <w:lang w:val="ar_AE" w:bidi="ar_AE"/>
@@ -31532,6 +35264,22 @@
       </w:r>
       <w:r>
         <w:rPr>
+          <w:lang w:val="ar_AE" w:bidi="ar_AE"/>
+        </w:rPr>
+        <w:t>וַ⁠יָּבֹ֖א אֵלֶ֑י⁠הָ</w:t>
+      </w:r>
+    </w:p>
+    <w:p>
+      <w:pPr>
+        <w:bidi/>
+      </w:pPr>
+      <w:r>
+        <w:rPr>
+          <w:lang w:val="ar_AE" w:bidi="ar_AE"/>
+        </w:rPr>
+      </w:r>
+      <w:r>
+        <w:rPr>
           <w:b/>
           <w:lang w:val="ar_AE" w:bidi="ar_AE"/>
         </w:rPr>
@@ -31651,6 +35399,22 @@
       </w:r>
       <w:r>
         <w:rPr>
+          <w:lang w:val="ar_AE" w:bidi="ar_AE"/>
+        </w:rPr>
+        <w:t>הַ⁠נָּשִׁים֙</w:t>
+      </w:r>
+    </w:p>
+    <w:p>
+      <w:pPr>
+        <w:bidi/>
+      </w:pPr>
+      <w:r>
+        <w:rPr>
+          <w:lang w:val="ar_AE" w:bidi="ar_AE"/>
+        </w:rPr>
+      </w:r>
+      <w:r>
+        <w:rPr>
           <w:b/>
           <w:lang w:val="ar_AE" w:bidi="ar_AE"/>
         </w:rPr>
@@ -31699,7 +35463,7 @@
         </w:rPr>
         <w:t xml:space="preserve"> المدينة كما ورد في </w:t>
       </w:r>
-      <w:hyperlink r:id="rId26">
+      <w:hyperlink r:id="rId28">
         <w:r>
           <w:rPr>
             <w:lang w:val="ar_AE" w:bidi="ar_AE"/>
@@ -31788,6 +35552,22 @@
       </w:r>
       <w:r>
         <w:rPr>
+          <w:lang w:val="ar_AE" w:bidi="ar_AE"/>
+        </w:rPr>
+        <w:t>בָּר֣וּךְ יְהוָ֔ה</w:t>
+      </w:r>
+    </w:p>
+    <w:p>
+      <w:pPr>
+        <w:bidi/>
+      </w:pPr>
+      <w:r>
+        <w:rPr>
+          <w:lang w:val="ar_AE" w:bidi="ar_AE"/>
+        </w:rPr>
+      </w:r>
+      <w:r>
+        <w:rPr>
           <w:b/>
           <w:lang w:val="ar_AE" w:bidi="ar_AE"/>
         </w:rPr>
@@ -31894,6 +35674,22 @@
       </w:r>
       <w:r>
         <w:rPr>
+          <w:lang w:val="ar_AE" w:bidi="ar_AE"/>
+        </w:rPr>
+        <w:t>לֹ֣א הִשְׁבִּ֥ית לָ֛⁠ךְ גֹּאֵ֖ל הַ⁠יּ֑וֹם</w:t>
+      </w:r>
+    </w:p>
+    <w:p>
+      <w:pPr>
+        <w:bidi/>
+      </w:pPr>
+      <w:r>
+        <w:rPr>
+          <w:lang w:val="ar_AE" w:bidi="ar_AE"/>
+        </w:rPr>
+      </w:r>
+      <w:r>
+        <w:rPr>
           <w:b/>
           <w:lang w:val="ar_AE" w:bidi="ar_AE"/>
         </w:rPr>
@@ -32026,6 +35822,22 @@
       </w:r>
       <w:r>
         <w:rPr>
+          <w:lang w:val="ar_AE" w:bidi="ar_AE"/>
+        </w:rPr>
+        <w:t>וְ⁠יִקָּרֵ֥א שְׁמ֖⁠וֹ</w:t>
+      </w:r>
+    </w:p>
+    <w:p>
+      <w:pPr>
+        <w:bidi/>
+      </w:pPr>
+      <w:r>
+        <w:rPr>
+          <w:lang w:val="ar_AE" w:bidi="ar_AE"/>
+        </w:rPr>
+      </w:r>
+      <w:r>
+        <w:rPr>
           <w:b/>
           <w:lang w:val="ar_AE" w:bidi="ar_AE"/>
         </w:rPr>
@@ -32132,6 +35944,22 @@
       </w:r>
       <w:r>
         <w:rPr>
+          <w:lang w:val="ar_AE" w:bidi="ar_AE"/>
+        </w:rPr>
+        <w:t>וְ⁠יִקָּרֵ֥א שְׁמ֖⁠וֹ בְּ⁠יִשְׂרָאֵֽל</w:t>
+      </w:r>
+    </w:p>
+    <w:p>
+      <w:pPr>
+        <w:bidi/>
+      </w:pPr>
+      <w:r>
+        <w:rPr>
+          <w:lang w:val="ar_AE" w:bidi="ar_AE"/>
+        </w:rPr>
+      </w:r>
+      <w:r>
+        <w:rPr>
           <w:b/>
           <w:lang w:val="ar_AE" w:bidi="ar_AE"/>
         </w:rPr>
@@ -32251,6 +36079,22 @@
       </w:r>
       <w:r>
         <w:rPr>
+          <w:lang w:val="ar_AE" w:bidi="ar_AE"/>
+        </w:rPr>
+        <w:t>לְ⁠מֵשִׁ֣יב נֶ֔פֶשׁ</w:t>
+      </w:r>
+    </w:p>
+    <w:p>
+      <w:pPr>
+        <w:bidi/>
+      </w:pPr>
+      <w:r>
+        <w:rPr>
+          <w:lang w:val="ar_AE" w:bidi="ar_AE"/>
+        </w:rPr>
+      </w:r>
+      <w:r>
+        <w:rPr>
           <w:b/>
           <w:lang w:val="ar_AE" w:bidi="ar_AE"/>
         </w:rPr>
@@ -32370,6 +36214,22 @@
       </w:r>
       <w:r>
         <w:rPr>
+          <w:lang w:val="ar_AE" w:bidi="ar_AE"/>
+        </w:rPr>
+        <w:t>וּ⁠לְ⁠כַלְכֵּ֖ל אֶת־שֵׂיבָתֵ֑⁠ךְ</w:t>
+      </w:r>
+    </w:p>
+    <w:p>
+      <w:pPr>
+        <w:bidi/>
+      </w:pPr>
+      <w:r>
+        <w:rPr>
+          <w:lang w:val="ar_AE" w:bidi="ar_AE"/>
+        </w:rPr>
+      </w:r>
+      <w:r>
+        <w:rPr>
           <w:b/>
           <w:lang w:val="ar_AE" w:bidi="ar_AE"/>
         </w:rPr>
@@ -32489,6 +36349,22 @@
       </w:r>
       <w:r>
         <w:rPr>
+          <w:lang w:val="ar_AE" w:bidi="ar_AE"/>
+        </w:rPr>
+        <w:t>כִּ֣י</w:t>
+      </w:r>
+    </w:p>
+    <w:p>
+      <w:pPr>
+        <w:bidi/>
+      </w:pPr>
+      <w:r>
+        <w:rPr>
+          <w:lang w:val="ar_AE" w:bidi="ar_AE"/>
+        </w:rPr>
+      </w:r>
+      <w:r>
+        <w:rPr>
           <w:b/>
           <w:lang w:val="ar_AE" w:bidi="ar_AE"/>
         </w:rPr>
@@ -32608,6 +36484,22 @@
       </w:r>
       <w:r>
         <w:rPr>
+          <w:lang w:val="ar_AE" w:bidi="ar_AE"/>
+        </w:rPr>
+        <w:t>ט֣וֹבָה לָ֔⁠ךְ מִ⁠שִּׁבְעָ֖ה בָּנִֽים</w:t>
+      </w:r>
+    </w:p>
+    <w:p>
+      <w:pPr>
+        <w:bidi/>
+      </w:pPr>
+      <w:r>
+        <w:rPr>
+          <w:lang w:val="ar_AE" w:bidi="ar_AE"/>
+        </w:rPr>
+      </w:r>
+      <w:r>
+        <w:rPr>
           <w:b/>
           <w:lang w:val="ar_AE" w:bidi="ar_AE"/>
         </w:rPr>
@@ -32713,6 +36605,22 @@
       </w:r>
       <w:r>
         <w:rPr>
+          <w:lang w:val="ar_AE" w:bidi="ar_AE"/>
+        </w:rPr>
+        <w:t>וַ⁠תִּקַּ֨ח נָעֳמִ֤י אֶת־הַ⁠יֶּ֨לֶד֙</w:t>
+      </w:r>
+    </w:p>
+    <w:p>
+      <w:pPr>
+        <w:bidi/>
+      </w:pPr>
+      <w:r>
+        <w:rPr>
+          <w:lang w:val="ar_AE" w:bidi="ar_AE"/>
+        </w:rPr>
+      </w:r>
+      <w:r>
+        <w:rPr>
           <w:b/>
           <w:lang w:val="ar_AE" w:bidi="ar_AE"/>
         </w:rPr>
@@ -32916,6 +36824,22 @@
       </w:r>
       <w:r>
         <w:rPr>
+          <w:lang w:val="ar_AE" w:bidi="ar_AE"/>
+        </w:rPr>
+        <w:t>וַ⁠תִּקְרֶאנָה֩ ל֨⁠וֹ הַ⁠שְּׁכֵנ֥וֹת שֵׁם֙ לֵ⁠אמֹ֔ר &amp; וַ⁠תִּקְרֶ֤אנָֽה שְׁמ⁠וֹ֙ עוֹבֵ֔ד</w:t>
+      </w:r>
+    </w:p>
+    <w:p>
+      <w:pPr>
+        <w:bidi/>
+      </w:pPr>
+      <w:r>
+        <w:rPr>
+          <w:lang w:val="ar_AE" w:bidi="ar_AE"/>
+        </w:rPr>
+      </w:r>
+      <w:r>
+        <w:rPr>
           <w:b/>
           <w:lang w:val="ar_AE" w:bidi="ar_AE"/>
         </w:rPr>
@@ -33036,6 +36960,22 @@
       </w:r>
       <w:r>
         <w:rPr>
+          <w:lang w:val="ar_AE" w:bidi="ar_AE"/>
+        </w:rPr>
+        <w:t>יֻלַּד־בֵּ֖ן לְ⁠נָעֳמִ֑י</w:t>
+      </w:r>
+    </w:p>
+    <w:p>
+      <w:pPr>
+        <w:bidi/>
+      </w:pPr>
+      <w:r>
+        <w:rPr>
+          <w:lang w:val="ar_AE" w:bidi="ar_AE"/>
+        </w:rPr>
+      </w:r>
+      <w:r>
+        <w:rPr>
           <w:b/>
           <w:lang w:val="ar_AE" w:bidi="ar_AE"/>
         </w:rPr>
@@ -33149,6 +37089,22 @@
       </w:r>
       <w:r>
         <w:rPr>
+          <w:lang w:val="ar_AE" w:bidi="ar_AE"/>
+        </w:rPr>
+        <w:t>וַ⁠תִּקְרֶ֤אנָֽה שְׁמ⁠וֹ֙ עוֹבֵ֔ד</w:t>
+      </w:r>
+    </w:p>
+    <w:p>
+      <w:pPr>
+        <w:bidi/>
+      </w:pPr>
+      <w:r>
+        <w:rPr>
+          <w:lang w:val="ar_AE" w:bidi="ar_AE"/>
+        </w:rPr>
+      </w:r>
+      <w:r>
+        <w:rPr>
           <w:b/>
           <w:lang w:val="ar_AE" w:bidi="ar_AE"/>
         </w:rPr>
@@ -33268,6 +37224,22 @@
       </w:r>
       <w:r>
         <w:rPr>
+          <w:lang w:val="ar_AE" w:bidi="ar_AE"/>
+        </w:rPr>
+        <w:t>ה֥וּא אֲבִי־יִשַׁ֖י</w:t>
+      </w:r>
+    </w:p>
+    <w:p>
+      <w:pPr>
+        <w:bidi/>
+      </w:pPr>
+      <w:r>
+        <w:rPr>
+          <w:lang w:val="ar_AE" w:bidi="ar_AE"/>
+        </w:rPr>
+      </w:r>
+      <w:r>
+        <w:rPr>
           <w:b/>
           <w:lang w:val="ar_AE" w:bidi="ar_AE"/>
         </w:rPr>
@@ -33506,6 +37478,22 @@
       </w:r>
       <w:r>
         <w:rPr>
+          <w:lang w:val="ar_AE" w:bidi="ar_AE"/>
+        </w:rPr>
+        <w:t>תּוֹלְד֣וֹת פָּ֔רֶץ</w:t>
+      </w:r>
+    </w:p>
+    <w:p>
+      <w:pPr>
+        <w:bidi/>
+      </w:pPr>
+      <w:r>
+        <w:rPr>
+          <w:lang w:val="ar_AE" w:bidi="ar_AE"/>
+        </w:rPr>
+      </w:r>
+      <w:r>
+        <w:rPr>
           <w:b/>
           <w:lang w:val="ar_AE" w:bidi="ar_AE"/>
         </w:rPr>
@@ -33541,7 +37529,7 @@
         </w:rPr>
         <w:t xml:space="preserve">بما أنه قد ذُكر سابقًا أن فارص هو ابن يهوذا، فإن الكاتب يواصل سرد سلسلة النسب المنحدرة من فارص. كانت الآية </w:t>
       </w:r>
-      <w:hyperlink r:id="rId27">
+      <w:hyperlink r:id="rId29">
         <w:r>
           <w:rPr>
             <w:lang w:val="ar_AE" w:bidi="ar_AE"/>
@@ -33559,7 +37547,7 @@
         </w:rPr>
         <w:t xml:space="preserve"> خاتمة قصة نعمي وراعوث، وتبدأ الآية </w:t>
       </w:r>
-      <w:hyperlink r:id="rId28">
+      <w:hyperlink r:id="rId30">
         <w:r>
           <w:rPr>
             <w:lang w:val="ar_AE" w:bidi="ar_AE"/>
@@ -33648,6 +37636,22 @@
       </w:r>
       <w:r>
         <w:rPr>
+          <w:lang w:val="ar_AE" w:bidi="ar_AE"/>
+        </w:rPr>
+        <w:t>פֶּ֖רֶץ הוֹלִ֥יד אֶת־חֶצְרֽוֹן</w:t>
+      </w:r>
+    </w:p>
+    <w:p>
+      <w:pPr>
+        <w:bidi/>
+      </w:pPr>
+      <w:r>
+        <w:rPr>
+          <w:lang w:val="ar_AE" w:bidi="ar_AE"/>
+        </w:rPr>
+      </w:r>
+      <w:r>
+        <w:rPr>
           <w:b/>
           <w:lang w:val="ar_AE" w:bidi="ar_AE"/>
         </w:rPr>
@@ -33774,6 +37778,22 @@
       </w:r>
       <w:r>
         <w:rPr>
+          <w:lang w:val="ar_AE" w:bidi="ar_AE"/>
+        </w:rPr>
+        <w:t>וְ⁠חֶצְרוֹן֙ &amp; אֶת־רָ֔ם &amp; אֶת־עַמִּֽינָדָֽב</w:t>
+      </w:r>
+    </w:p>
+    <w:p>
+      <w:pPr>
+        <w:bidi/>
+      </w:pPr>
+      <w:r>
+        <w:rPr>
+          <w:lang w:val="ar_AE" w:bidi="ar_AE"/>
+        </w:rPr>
+      </w:r>
+      <w:r>
+        <w:rPr>
           <w:b/>
           <w:lang w:val="ar_AE" w:bidi="ar_AE"/>
         </w:rPr>
@@ -34135,7 +38155,7 @@
         </w:rPr>
         <w:t xml:space="preserve"> في </w:t>
       </w:r>
-      <w:hyperlink r:id="rId27">
+      <w:hyperlink r:id="rId29">
         <w:r>
           <w:rPr>
             <w:lang w:val="ar_AE" w:bidi="ar_AE"/>

--- a/arb/docx/08.content.docx
+++ b/arb/docx/08.content.docx
@@ -1109,6 +1109,22 @@
       </w:r>
       <w:r>
         <w:rPr>
+          <w:lang w:val="ar_AE" w:bidi="ar_AE"/>
+        </w:rPr>
+        <w:t>בִּ⁠ימֵי֙ שְׁפֹ֣ט הַ⁠שֹּׁפְטִ֔ים</w:t>
+      </w:r>
+    </w:p>
+    <w:p>
+      <w:pPr>
+        <w:bidi/>
+      </w:pPr>
+      <w:r>
+        <w:rPr>
+          <w:lang w:val="ar_AE" w:bidi="ar_AE"/>
+        </w:rPr>
+      </w:r>
+      <w:r>
+        <w:rPr>
           <w:b/>
           <w:lang w:val="ar_AE" w:bidi="ar_AE"/>
         </w:rPr>
@@ -1228,6 +1244,22 @@
       </w:r>
       <w:r>
         <w:rPr>
+          <w:lang w:val="ar_AE" w:bidi="ar_AE"/>
+        </w:rPr>
+        <w:t>בָּ⁠אָ֑רֶץ</w:t>
+      </w:r>
+    </w:p>
+    <w:p>
+      <w:pPr>
+        <w:bidi/>
+      </w:pPr>
+      <w:r>
+        <w:rPr>
+          <w:lang w:val="ar_AE" w:bidi="ar_AE"/>
+        </w:rPr>
+      </w:r>
+      <w:r>
+        <w:rPr>
           <w:b/>
           <w:lang w:val="ar_AE" w:bidi="ar_AE"/>
         </w:rPr>
@@ -1347,6 +1379,22 @@
       </w:r>
       <w:r>
         <w:rPr>
+          <w:lang w:val="ar_AE" w:bidi="ar_AE"/>
+        </w:rPr>
+        <w:t>אִ֜ישׁ</w:t>
+      </w:r>
+    </w:p>
+    <w:p>
+      <w:pPr>
+        <w:bidi/>
+      </w:pPr>
+      <w:r>
+        <w:rPr>
+          <w:lang w:val="ar_AE" w:bidi="ar_AE"/>
+        </w:rPr>
+      </w:r>
+      <w:r>
+        <w:rPr>
           <w:b/>
           <w:lang w:val="ar_AE" w:bidi="ar_AE"/>
         </w:rPr>
@@ -1453,6 +1501,22 @@
       </w:r>
       <w:r>
         <w:rPr>
+          <w:lang w:val="ar_AE" w:bidi="ar_AE"/>
+        </w:rPr>
+        <w:t>אֶפְרָתִ֔ים</w:t>
+      </w:r>
+    </w:p>
+    <w:p>
+      <w:pPr>
+        <w:bidi/>
+      </w:pPr>
+      <w:r>
+        <w:rPr>
+          <w:lang w:val="ar_AE" w:bidi="ar_AE"/>
+        </w:rPr>
+      </w:r>
+      <w:r>
+        <w:rPr>
           <w:b/>
           <w:lang w:val="ar_AE" w:bidi="ar_AE"/>
         </w:rPr>
@@ -1572,6 +1636,22 @@
       </w:r>
       <w:r>
         <w:rPr>
+          <w:lang w:val="ar_AE" w:bidi="ar_AE"/>
+        </w:rPr>
+        <w:t>וַ⁠תִּשָּׁאֵ֥ר הִ֖יא וּ⁠שְׁנֵ֥י בָנֶֽי⁠הָ</w:t>
+      </w:r>
+    </w:p>
+    <w:p>
+      <w:pPr>
+        <w:bidi/>
+      </w:pPr>
+      <w:r>
+        <w:rPr>
+          <w:lang w:val="ar_AE" w:bidi="ar_AE"/>
+        </w:rPr>
+      </w:r>
+      <w:r>
+        <w:rPr>
           <w:b/>
           <w:lang w:val="ar_AE" w:bidi="ar_AE"/>
         </w:rPr>
@@ -1664,6 +1744,22 @@
       </w:r>
       <w:r>
         <w:rPr>
+          <w:lang w:val="ar_AE" w:bidi="ar_AE"/>
+        </w:rPr>
+        <w:t>וַ⁠יִּשְׂא֣וּ לָ⁠הֶ֗ם נָשִׁים֙</w:t>
+      </w:r>
+    </w:p>
+    <w:p>
+      <w:pPr>
+        <w:bidi/>
+      </w:pPr>
+      <w:r>
+        <w:rPr>
+          <w:lang w:val="ar_AE" w:bidi="ar_AE"/>
+        </w:rPr>
+      </w:r>
+      <w:r>
+        <w:rPr>
           <w:b/>
           <w:lang w:val="ar_AE" w:bidi="ar_AE"/>
         </w:rPr>
@@ -1783,6 +1879,22 @@
       </w:r>
       <w:r>
         <w:rPr>
+          <w:lang w:val="ar_AE" w:bidi="ar_AE"/>
+        </w:rPr>
+        <w:t>שֵׁ֤ם הָֽ⁠אַחַת֙ עָרְפָּ֔ה וְ⁠שֵׁ֥ם הַ⁠שֵּׁנִ֖ית ר֑וּת</w:t>
+      </w:r>
+    </w:p>
+    <w:p>
+      <w:pPr>
+        <w:bidi/>
+      </w:pPr>
+      <w:r>
+        <w:rPr>
+          <w:lang w:val="ar_AE" w:bidi="ar_AE"/>
+        </w:rPr>
+      </w:r>
+      <w:r>
+        <w:rPr>
           <w:b/>
           <w:lang w:val="ar_AE" w:bidi="ar_AE"/>
         </w:rPr>
@@ -1867,6 +1979,22 @@
       </w:r>
       <w:r>
         <w:rPr>
+          <w:lang w:val="ar_AE" w:bidi="ar_AE"/>
+        </w:rPr>
+        <w:t>וַ⁠תִּשָּׁאֵר֙ הָֽ⁠אִשָּׁ֔ה מִ⁠שְּׁנֵ֥י יְלָדֶ֖י⁠הָ וּ⁠מֵ⁠אִישָֽׁ⁠הּ</w:t>
+      </w:r>
+    </w:p>
+    <w:p>
+      <w:pPr>
+        <w:bidi/>
+      </w:pPr>
+      <w:r>
+        <w:rPr>
+          <w:lang w:val="ar_AE" w:bidi="ar_AE"/>
+        </w:rPr>
+      </w:r>
+      <w:r>
+        <w:rPr>
           <w:b/>
           <w:lang w:val="ar_AE" w:bidi="ar_AE"/>
         </w:rPr>
@@ -1973,6 +2101,22 @@
       </w:r>
       <w:r>
         <w:rPr>
+          <w:lang w:val="ar_AE" w:bidi="ar_AE"/>
+        </w:rPr>
+        <w:t>וַ⁠תָּ֤קָם הִיא֙ וְ⁠כַלֹּתֶ֔י⁠הָ וַ⁠תָּ֖שָׁב</w:t>
+      </w:r>
+    </w:p>
+    <w:p>
+      <w:pPr>
+        <w:bidi/>
+      </w:pPr>
+      <w:r>
+        <w:rPr>
+          <w:lang w:val="ar_AE" w:bidi="ar_AE"/>
+        </w:rPr>
+      </w:r>
+      <w:r>
+        <w:rPr>
           <w:b/>
           <w:lang w:val="ar_AE" w:bidi="ar_AE"/>
         </w:rPr>
@@ -2079,6 +2223,22 @@
       </w:r>
       <w:r>
         <w:rPr>
+          <w:lang w:val="ar_AE" w:bidi="ar_AE"/>
+        </w:rPr>
+        <w:t>וַ⁠תָּ֤קָם הִיא֙ וְ⁠כַלֹּתֶ֔י⁠הָ וַ⁠תָּ֖שָׁב</w:t>
+      </w:r>
+    </w:p>
+    <w:p>
+      <w:pPr>
+        <w:bidi/>
+      </w:pPr>
+      <w:r>
+        <w:rPr>
+          <w:lang w:val="ar_AE" w:bidi="ar_AE"/>
+        </w:rPr>
+      </w:r>
+      <w:r>
+        <w:rPr>
           <w:b/>
           <w:lang w:val="ar_AE" w:bidi="ar_AE"/>
         </w:rPr>
@@ -2295,6 +2455,22 @@
       </w:r>
       <w:r>
         <w:rPr>
+          <w:lang w:val="ar_AE" w:bidi="ar_AE"/>
+        </w:rPr>
+        <w:t>כִּ֤י שָֽׁמְעָה֙ בִּ⁠שְׂדֵ֣ה מוֹאָ֔ב כִּֽי־פָקַ֤ד יְהוָה֙ אֶת־עַמּ֔⁠וֹ לָ⁠תֵ֥ת לָ⁠הֶ֖ם לָֽחֶם</w:t>
+      </w:r>
+    </w:p>
+    <w:p>
+      <w:pPr>
+        <w:bidi/>
+      </w:pPr>
+      <w:r>
+        <w:rPr>
+          <w:lang w:val="ar_AE" w:bidi="ar_AE"/>
+        </w:rPr>
+      </w:r>
+      <w:r>
+        <w:rPr>
           <w:b/>
           <w:lang w:val="ar_AE" w:bidi="ar_AE"/>
         </w:rPr>
@@ -2401,6 +2577,22 @@
       </w:r>
       <w:r>
         <w:rPr>
+          <w:lang w:val="ar_AE" w:bidi="ar_AE"/>
+        </w:rPr>
+        <w:t>שָֽׁמְעָה֙ בִּ⁠שְׂדֵ֣ה מוֹאָ֔ב</w:t>
+      </w:r>
+    </w:p>
+    <w:p>
+      <w:pPr>
+        <w:bidi/>
+      </w:pPr>
+      <w:r>
+        <w:rPr>
+          <w:lang w:val="ar_AE" w:bidi="ar_AE"/>
+        </w:rPr>
+      </w:r>
+      <w:r>
+        <w:rPr>
           <w:b/>
           <w:lang w:val="ar_AE" w:bidi="ar_AE"/>
         </w:rPr>
@@ -2507,6 +2699,22 @@
       </w:r>
       <w:r>
         <w:rPr>
+          <w:lang w:val="ar_AE" w:bidi="ar_AE"/>
+        </w:rPr>
+        <w:t>פָקַ֤ד &amp; אֶת־עַמּ֔⁠וֹ</w:t>
+      </w:r>
+    </w:p>
+    <w:p>
+      <w:pPr>
+        <w:bidi/>
+      </w:pPr>
+      <w:r>
+        <w:rPr>
+          <w:lang w:val="ar_AE" w:bidi="ar_AE"/>
+        </w:rPr>
+      </w:r>
+      <w:r>
+        <w:rPr>
           <w:b/>
           <w:lang w:val="ar_AE" w:bidi="ar_AE"/>
         </w:rPr>
@@ -2639,6 +2847,22 @@
       </w:r>
       <w:r>
         <w:rPr>
+          <w:lang w:val="ar_AE" w:bidi="ar_AE"/>
+        </w:rPr>
+        <w:t>לָ⁠תֵ֥ת לָ⁠הֶ֖ם לָֽחֶם</w:t>
+      </w:r>
+    </w:p>
+    <w:p>
+      <w:pPr>
+        <w:bidi/>
+      </w:pPr>
+      <w:r>
+        <w:rPr>
+          <w:lang w:val="ar_AE" w:bidi="ar_AE"/>
+        </w:rPr>
+      </w:r>
+      <w:r>
+        <w:rPr>
           <w:b/>
           <w:lang w:val="ar_AE" w:bidi="ar_AE"/>
         </w:rPr>
@@ -2926,6 +3150,22 @@
       </w:r>
       <w:r>
         <w:rPr>
+          <w:lang w:val="ar_AE" w:bidi="ar_AE"/>
+        </w:rPr>
+        <w:t>לֵ֣כְנָה שֹּׁ֔בְנָה אִשָּׁ֖ה</w:t>
+      </w:r>
+    </w:p>
+    <w:p>
+      <w:pPr>
+        <w:bidi/>
+      </w:pPr>
+      <w:r>
+        <w:rPr>
+          <w:lang w:val="ar_AE" w:bidi="ar_AE"/>
+        </w:rPr>
+      </w:r>
+      <w:r>
+        <w:rPr>
           <w:b/>
           <w:lang w:val="ar_AE" w:bidi="ar_AE"/>
         </w:rPr>
@@ -3032,6 +3272,22 @@
       </w:r>
       <w:r>
         <w:rPr>
+          <w:lang w:val="ar_AE" w:bidi="ar_AE"/>
+        </w:rPr>
+        <w:t>לֵ֣כְנָה שֹּׁ֔בְנָה אִשָּׁ֖ה לְ⁠בֵ֣ית אִמָּ֑⁠הּ</w:t>
+      </w:r>
+    </w:p>
+    <w:p>
+      <w:pPr>
+        <w:bidi/>
+      </w:pPr>
+      <w:r>
+        <w:rPr>
+          <w:lang w:val="ar_AE" w:bidi="ar_AE"/>
+        </w:rPr>
+      </w:r>
+      <w:r>
+        <w:rPr>
           <w:b/>
           <w:lang w:val="ar_AE" w:bidi="ar_AE"/>
         </w:rPr>
@@ -3200,6 +3456,22 @@
       </w:r>
       <w:r>
         <w:rPr>
+          <w:lang w:val="ar_AE" w:bidi="ar_AE"/>
+        </w:rPr>
+        <w:t>יעשה יְהוָ֤ה עִמָּ⁠כֶם֙ חֶ֔סֶד כַּ⁠אֲשֶׁ֧ר עֲשִׂיתֶ֛ם עִם־הַ⁠מֵּתִ֖ים וְ⁠עִמָּדִֽ⁠י</w:t>
+      </w:r>
+    </w:p>
+    <w:p>
+      <w:pPr>
+        <w:bidi/>
+      </w:pPr>
+      <w:r>
+        <w:rPr>
+          <w:lang w:val="ar_AE" w:bidi="ar_AE"/>
+        </w:rPr>
+      </w:r>
+      <w:r>
+        <w:rPr>
           <w:b/>
           <w:lang w:val="ar_AE" w:bidi="ar_AE"/>
         </w:rPr>
@@ -3306,6 +3578,22 @@
       </w:r>
       <w:r>
         <w:rPr>
+          <w:lang w:val="ar_AE" w:bidi="ar_AE"/>
+        </w:rPr>
+        <w:t>עִם־הַ⁠מֵּתִ֖ים</w:t>
+      </w:r>
+    </w:p>
+    <w:p>
+      <w:pPr>
+        <w:bidi/>
+      </w:pPr>
+      <w:r>
+        <w:rPr>
+          <w:lang w:val="ar_AE" w:bidi="ar_AE"/>
+        </w:rPr>
+      </w:r>
+      <w:r>
+        <w:rPr>
           <w:b/>
           <w:lang w:val="ar_AE" w:bidi="ar_AE"/>
         </w:rPr>
@@ -3425,6 +3713,22 @@
       </w:r>
       <w:r>
         <w:rPr>
+          <w:lang w:val="ar_AE" w:bidi="ar_AE"/>
+        </w:rPr>
+        <w:t>חֶ֔סֶד</w:t>
+      </w:r>
+    </w:p>
+    <w:p>
+      <w:pPr>
+        <w:bidi/>
+      </w:pPr>
+      <w:r>
+        <w:rPr>
+          <w:lang w:val="ar_AE" w:bidi="ar_AE"/>
+        </w:rPr>
+      </w:r>
+      <w:r>
+        <w:rPr>
           <w:b/>
           <w:lang w:val="ar_AE" w:bidi="ar_AE"/>
         </w:rPr>
@@ -3650,6 +3954,22 @@
       </w:r>
       <w:r>
         <w:rPr>
+          <w:lang w:val="ar_AE" w:bidi="ar_AE"/>
+        </w:rPr>
+        <w:t>וּ⁠מְצֶ֣אןָ מְנוּחָ֔ה</w:t>
+      </w:r>
+    </w:p>
+    <w:p>
+      <w:pPr>
+        <w:bidi/>
+      </w:pPr>
+      <w:r>
+        <w:rPr>
+          <w:lang w:val="ar_AE" w:bidi="ar_AE"/>
+        </w:rPr>
+      </w:r>
+      <w:r>
+        <w:rPr>
           <w:b/>
           <w:lang w:val="ar_AE" w:bidi="ar_AE"/>
         </w:rPr>
@@ -3769,6 +4089,22 @@
       </w:r>
       <w:r>
         <w:rPr>
+          <w:lang w:val="ar_AE" w:bidi="ar_AE"/>
+        </w:rPr>
+        <w:t>בֵּ֣ית אִישָׁ֑⁠הּ</w:t>
+      </w:r>
+    </w:p>
+    <w:p>
+      <w:pPr>
+        <w:bidi/>
+      </w:pPr>
+      <w:r>
+        <w:rPr>
+          <w:lang w:val="ar_AE" w:bidi="ar_AE"/>
+        </w:rPr>
+      </w:r>
+      <w:r>
+        <w:rPr>
           <w:b/>
           <w:lang w:val="ar_AE" w:bidi="ar_AE"/>
         </w:rPr>
@@ -3888,6 +4224,22 @@
       </w:r>
       <w:r>
         <w:rPr>
+          <w:lang w:val="ar_AE" w:bidi="ar_AE"/>
+        </w:rPr>
+        <w:t>וַ⁠תִּשֶּׂ֥אנָה קוֹלָ֖⁠ן וַ⁠תִּבְכֶּֽינָה</w:t>
+      </w:r>
+    </w:p>
+    <w:p>
+      <w:pPr>
+        <w:bidi/>
+      </w:pPr>
+      <w:r>
+        <w:rPr>
+          <w:lang w:val="ar_AE" w:bidi="ar_AE"/>
+        </w:rPr>
+      </w:r>
+      <w:r>
+        <w:rPr>
           <w:b/>
           <w:lang w:val="ar_AE" w:bidi="ar_AE"/>
         </w:rPr>
@@ -3994,6 +4346,22 @@
       </w:r>
       <w:r>
         <w:rPr>
+          <w:lang w:val="ar_AE" w:bidi="ar_AE"/>
+        </w:rPr>
+        <w:t>נָשׁ֖וּב</w:t>
+      </w:r>
+    </w:p>
+    <w:p>
+      <w:pPr>
+        <w:bidi/>
+      </w:pPr>
+      <w:r>
+        <w:rPr>
+          <w:lang w:val="ar_AE" w:bidi="ar_AE"/>
+        </w:rPr>
+      </w:r>
+      <w:r>
+        <w:rPr>
           <w:b/>
           <w:lang w:val="ar_AE" w:bidi="ar_AE"/>
         </w:rPr>
@@ -4126,6 +4494,22 @@
       </w:r>
       <w:r>
         <w:rPr>
+          <w:lang w:val="ar_AE" w:bidi="ar_AE"/>
+        </w:rPr>
+        <w:t>וַ⁠תֹּאמַ֖רְנָה</w:t>
+      </w:r>
+    </w:p>
+    <w:p>
+      <w:pPr>
+        <w:bidi/>
+      </w:pPr>
+      <w:r>
+        <w:rPr>
+          <w:lang w:val="ar_AE" w:bidi="ar_AE"/>
+        </w:rPr>
+      </w:r>
+      <w:r>
+        <w:rPr>
           <w:b/>
           <w:lang w:val="ar_AE" w:bidi="ar_AE"/>
         </w:rPr>
@@ -4258,6 +4642,22 @@
       </w:r>
       <w:r>
         <w:rPr>
+          <w:lang w:val="ar_AE" w:bidi="ar_AE"/>
+        </w:rPr>
+        <w:t>כִּי</w:t>
+      </w:r>
+    </w:p>
+    <w:p>
+      <w:pPr>
+        <w:bidi/>
+      </w:pPr>
+      <w:r>
+        <w:rPr>
+          <w:lang w:val="ar_AE" w:bidi="ar_AE"/>
+        </w:rPr>
+      </w:r>
+      <w:r>
+        <w:rPr>
           <w:b/>
           <w:lang w:val="ar_AE" w:bidi="ar_AE"/>
         </w:rPr>
@@ -4363,6 +4763,22 @@
       </w:r>
       <w:r>
         <w:rPr>
+          <w:lang w:val="ar_AE" w:bidi="ar_AE"/>
+        </w:rPr>
+        <w:t>אִתָּ֥⁠ךְ</w:t>
+      </w:r>
+    </w:p>
+    <w:p>
+      <w:pPr>
+        <w:bidi/>
+      </w:pPr>
+      <w:r>
+        <w:rPr>
+          <w:lang w:val="ar_AE" w:bidi="ar_AE"/>
+        </w:rPr>
+      </w:r>
+      <w:r>
+        <w:rPr>
           <w:b/>
           <w:lang w:val="ar_AE" w:bidi="ar_AE"/>
         </w:rPr>
@@ -4469,6 +4885,22 @@
       </w:r>
       <w:r>
         <w:rPr>
+          <w:lang w:val="ar_AE" w:bidi="ar_AE"/>
+        </w:rPr>
+        <w:t>וַ⁠תֹּ֤אמֶר נָעֳמִי֙</w:t>
+      </w:r>
+    </w:p>
+    <w:p>
+      <w:pPr>
+        <w:bidi/>
+      </w:pPr>
+      <w:r>
+        <w:rPr>
+          <w:lang w:val="ar_AE" w:bidi="ar_AE"/>
+        </w:rPr>
+      </w:r>
+      <w:r>
+        <w:rPr>
           <w:b/>
           <w:lang w:val="ar_AE" w:bidi="ar_AE"/>
         </w:rPr>
@@ -4627,6 +5059,22 @@
       </w:r>
       <w:r>
         <w:rPr>
+          <w:lang w:val="ar_AE" w:bidi="ar_AE"/>
+        </w:rPr>
+        <w:t>בְנֹתַ֔⁠י</w:t>
+      </w:r>
+    </w:p>
+    <w:p>
+      <w:pPr>
+        <w:bidi/>
+      </w:pPr>
+      <w:r>
+        <w:rPr>
+          <w:lang w:val="ar_AE" w:bidi="ar_AE"/>
+        </w:rPr>
+      </w:r>
+      <w:r>
+        <w:rPr>
           <w:b/>
           <w:lang w:val="ar_AE" w:bidi="ar_AE"/>
         </w:rPr>
@@ -4724,6 +5172,22 @@
       </w:r>
       <w:r>
         <w:rPr>
+          <w:lang w:val="ar_AE" w:bidi="ar_AE"/>
+        </w:rPr>
+        <w:t>לָ֥⁠מָּה תֵלַ֖כְנָה עִמִּ֑⁠י</w:t>
+      </w:r>
+    </w:p>
+    <w:p>
+      <w:pPr>
+        <w:bidi/>
+      </w:pPr>
+      <w:r>
+        <w:rPr>
+          <w:lang w:val="ar_AE" w:bidi="ar_AE"/>
+        </w:rPr>
+      </w:r>
+      <w:r>
+        <w:rPr>
           <w:b/>
           <w:lang w:val="ar_AE" w:bidi="ar_AE"/>
         </w:rPr>
@@ -4830,6 +5294,22 @@
       </w:r>
       <w:r>
         <w:rPr>
+          <w:lang w:val="ar_AE" w:bidi="ar_AE"/>
+        </w:rPr>
+        <w:t>הַֽ⁠עֽוֹד־לִ֤⁠י בָנִים֙ בְּֽ⁠מֵעַ֔⁠י וְ⁠הָי֥וּ לָ⁠כֶ֖ם לַ⁠אֲנָשִֽׁים</w:t>
+      </w:r>
+    </w:p>
+    <w:p>
+      <w:pPr>
+        <w:bidi/>
+      </w:pPr>
+      <w:r>
+        <w:rPr>
+          <w:lang w:val="ar_AE" w:bidi="ar_AE"/>
+        </w:rPr>
+      </w:r>
+      <w:r>
+        <w:rPr>
           <w:b/>
           <w:lang w:val="ar_AE" w:bidi="ar_AE"/>
         </w:rPr>
@@ -4936,6 +5416,22 @@
       </w:r>
       <w:r>
         <w:rPr>
+          <w:lang w:val="ar_AE" w:bidi="ar_AE"/>
+        </w:rPr>
+        <w:t>זָקַ֖נְתִּי מִ⁠הְי֣וֹת לְ⁠אִ֑ישׁ</w:t>
+      </w:r>
+    </w:p>
+    <w:p>
+      <w:pPr>
+        <w:bidi/>
+      </w:pPr>
+      <w:r>
+        <w:rPr>
+          <w:lang w:val="ar_AE" w:bidi="ar_AE"/>
+        </w:rPr>
+      </w:r>
+      <w:r>
+        <w:rPr>
           <w:b/>
           <w:lang w:val="ar_AE" w:bidi="ar_AE"/>
         </w:rPr>
@@ -5042,6 +5538,22 @@
       </w:r>
       <w:r>
         <w:rPr>
+          <w:lang w:val="ar_AE" w:bidi="ar_AE"/>
+        </w:rPr>
+        <w:t>כִּ֤י אָמַ֨רְתִּי֙ יֶשׁ־לִ֣⁠י תִקְוָ֔ה גַּ֣ם הָיִ֤יתִי הַ⁠לַּ֨יְלָה֙ לְ⁠אִ֔ישׁ וְ⁠גַ֖ם יָלַ֥דְתִּי בָנִֽים</w:t>
+      </w:r>
+    </w:p>
+    <w:p>
+      <w:pPr>
+        <w:bidi/>
+      </w:pPr>
+      <w:r>
+        <w:rPr>
+          <w:lang w:val="ar_AE" w:bidi="ar_AE"/>
+        </w:rPr>
+      </w:r>
+      <w:r>
+        <w:rPr>
           <w:b/>
           <w:lang w:val="ar_AE" w:bidi="ar_AE"/>
         </w:rPr>
@@ -5232,6 +5744,22 @@
       </w:r>
       <w:r>
         <w:rPr>
+          <w:lang w:val="ar_AE" w:bidi="ar_AE"/>
+        </w:rPr>
+        <w:t>הֲ⁠לָהֵ֣ן ׀ תְּשַׂבֵּ֗רְנָה עַ֚ד אֲשֶׁ֣ר יִגְדָּ֔לוּ הֲ⁠לָהֵן֙ תֵּֽעָגֵ֔נָה לְ⁠בִלְתִּ֖י הֱי֣וֹת לְ⁠אִ֑ישׁ</w:t>
+      </w:r>
+    </w:p>
+    <w:p>
+      <w:pPr>
+        <w:bidi/>
+      </w:pPr>
+      <w:r>
+        <w:rPr>
+          <w:lang w:val="ar_AE" w:bidi="ar_AE"/>
+        </w:rPr>
+      </w:r>
+      <w:r>
+        <w:rPr>
           <w:b/>
           <w:lang w:val="ar_AE" w:bidi="ar_AE"/>
         </w:rPr>
@@ -5338,6 +5866,22 @@
       </w:r>
       <w:r>
         <w:rPr>
+          <w:lang w:val="ar_AE" w:bidi="ar_AE"/>
+        </w:rPr>
+        <w:t>הֲ⁠לָהֵ֣ן ׀ תְּשַׂבֵּ֗רְנָה עַ֚ד אֲשֶׁ֣ר יִגְדָּ֔לוּ הֲ⁠לָהֵן֙ תֵּֽעָגֵ֔נָה לְ⁠בִלְתִּ֖י הֱי֣וֹת לְ⁠אִ֑ישׁ</w:t>
+      </w:r>
+    </w:p>
+    <w:p>
+      <w:pPr>
+        <w:bidi/>
+      </w:pPr>
+      <w:r>
+        <w:rPr>
+          <w:lang w:val="ar_AE" w:bidi="ar_AE"/>
+        </w:rPr>
+      </w:r>
+      <w:r>
+        <w:rPr>
           <w:b/>
           <w:lang w:val="ar_AE" w:bidi="ar_AE"/>
         </w:rPr>
@@ -5422,6 +5966,22 @@
       </w:r>
       <w:r>
         <w:rPr>
+          <w:lang w:val="ar_AE" w:bidi="ar_AE"/>
+        </w:rPr>
+        <w:t>מַר־לִ֤⁠י מְאֹד֙</w:t>
+      </w:r>
+    </w:p>
+    <w:p>
+      <w:pPr>
+        <w:bidi/>
+      </w:pPr>
+      <w:r>
+        <w:rPr>
+          <w:lang w:val="ar_AE" w:bidi="ar_AE"/>
+        </w:rPr>
+      </w:r>
+      <w:r>
+        <w:rPr>
           <w:b/>
           <w:lang w:val="ar_AE" w:bidi="ar_AE"/>
         </w:rPr>
@@ -5528,6 +6088,22 @@
       </w:r>
       <w:r>
         <w:rPr>
+          <w:lang w:val="ar_AE" w:bidi="ar_AE"/>
+        </w:rPr>
+        <w:t>יָצְאָ֥ה בִ֖⁠י יַד־יְהוָֽה</w:t>
+      </w:r>
+    </w:p>
+    <w:p>
+      <w:pPr>
+        <w:bidi/>
+      </w:pPr>
+      <w:r>
+        <w:rPr>
+          <w:lang w:val="ar_AE" w:bidi="ar_AE"/>
+        </w:rPr>
+      </w:r>
+      <w:r>
+        <w:rPr>
           <w:b/>
           <w:lang w:val="ar_AE" w:bidi="ar_AE"/>
         </w:rPr>
@@ -5647,6 +6223,22 @@
       </w:r>
       <w:r>
         <w:rPr>
+          <w:lang w:val="ar_AE" w:bidi="ar_AE"/>
+        </w:rPr>
+        <w:t>יָצְאָ֥ה בִ֖⁠י יַד־יְהוָֽה</w:t>
+      </w:r>
+    </w:p>
+    <w:p>
+      <w:pPr>
+        <w:bidi/>
+      </w:pPr>
+      <w:r>
+        <w:rPr>
+          <w:lang w:val="ar_AE" w:bidi="ar_AE"/>
+        </w:rPr>
+      </w:r>
+      <w:r>
+        <w:rPr>
           <w:b/>
           <w:lang w:val="ar_AE" w:bidi="ar_AE"/>
         </w:rPr>
@@ -5753,6 +6345,22 @@
       </w:r>
       <w:r>
         <w:rPr>
+          <w:lang w:val="ar_AE" w:bidi="ar_AE"/>
+        </w:rPr>
+        <w:t>וַ⁠תִּשֶּׂ֣נָה קוֹלָ֔⁠ן וַ⁠תִּבְכֶּ֖ינָה</w:t>
+      </w:r>
+    </w:p>
+    <w:p>
+      <w:pPr>
+        <w:bidi/>
+      </w:pPr>
+      <w:r>
+        <w:rPr>
+          <w:lang w:val="ar_AE" w:bidi="ar_AE"/>
+        </w:rPr>
+      </w:r>
+      <w:r>
+        <w:rPr>
           <w:b/>
           <w:lang w:val="ar_AE" w:bidi="ar_AE"/>
         </w:rPr>
@@ -5872,6 +6480,22 @@
       </w:r>
       <w:r>
         <w:rPr>
+          <w:lang w:val="ar_AE" w:bidi="ar_AE"/>
+        </w:rPr>
+        <w:t>וְ⁠ר֖וּת דָּ֥בְקָה בָּֽ⁠הּ</w:t>
+      </w:r>
+    </w:p>
+    <w:p>
+      <w:pPr>
+        <w:bidi/>
+      </w:pPr>
+      <w:r>
+        <w:rPr>
+          <w:lang w:val="ar_AE" w:bidi="ar_AE"/>
+        </w:rPr>
+      </w:r>
+      <w:r>
+        <w:rPr>
           <w:b/>
           <w:lang w:val="ar_AE" w:bidi="ar_AE"/>
         </w:rPr>
@@ -5978,6 +6602,22 @@
       </w:r>
       <w:r>
         <w:rPr>
+          <w:lang w:val="ar_AE" w:bidi="ar_AE"/>
+        </w:rPr>
+        <w:t>הִנֵּה֙</w:t>
+      </w:r>
+    </w:p>
+    <w:p>
+      <w:pPr>
+        <w:bidi/>
+      </w:pPr>
+      <w:r>
+        <w:rPr>
+          <w:lang w:val="ar_AE" w:bidi="ar_AE"/>
+        </w:rPr>
+      </w:r>
+      <w:r>
+        <w:rPr>
           <w:b/>
           <w:lang w:val="ar_AE" w:bidi="ar_AE"/>
         </w:rPr>
@@ -6216,6 +6856,22 @@
       </w:r>
       <w:r>
         <w:rPr>
+          <w:lang w:val="ar_AE" w:bidi="ar_AE"/>
+        </w:rPr>
+        <w:t>עַמָּ֖⁠הּ</w:t>
+      </w:r>
+    </w:p>
+    <w:p>
+      <w:pPr>
+        <w:bidi/>
+      </w:pPr>
+      <w:r>
+        <w:rPr>
+          <w:lang w:val="ar_AE" w:bidi="ar_AE"/>
+        </w:rPr>
+      </w:r>
+      <w:r>
+        <w:rPr>
           <w:b/>
           <w:lang w:val="ar_AE" w:bidi="ar_AE"/>
         </w:rPr>
@@ -6335,6 +6991,22 @@
       </w:r>
       <w:r>
         <w:rPr>
+          <w:lang w:val="ar_AE" w:bidi="ar_AE"/>
+        </w:rPr>
+        <w:t>אֱלֹהֶ֑י⁠הָ</w:t>
+      </w:r>
+    </w:p>
+    <w:p>
+      <w:pPr>
+        <w:bidi/>
+      </w:pPr>
+      <w:r>
+        <w:rPr>
+          <w:lang w:val="ar_AE" w:bidi="ar_AE"/>
+        </w:rPr>
+      </w:r>
+      <w:r>
+        <w:rPr>
           <w:b/>
           <w:lang w:val="ar_AE" w:bidi="ar_AE"/>
         </w:rPr>
@@ -6454,6 +7126,22 @@
       </w:r>
       <w:r>
         <w:rPr>
+          <w:lang w:val="ar_AE" w:bidi="ar_AE"/>
+        </w:rPr>
+        <w:t>אֱלֹהֶ֑י⁠הָ</w:t>
+      </w:r>
+    </w:p>
+    <w:p>
+      <w:pPr>
+        <w:bidi/>
+      </w:pPr>
+      <w:r>
+        <w:rPr>
+          <w:lang w:val="ar_AE" w:bidi="ar_AE"/>
+        </w:rPr>
+      </w:r>
+      <w:r>
+        <w:rPr>
           <w:b/>
           <w:lang w:val="ar_AE" w:bidi="ar_AE"/>
         </w:rPr>
@@ -6682,6 +7370,22 @@
       </w:r>
       <w:r>
         <w:rPr>
+          <w:lang w:val="ar_AE" w:bidi="ar_AE"/>
+        </w:rPr>
+        <w:t>לְ⁠עָזְבֵ֖⁠ךְ לָ⁠שׁ֣וּב מֵ⁠אַחֲרָ֑יִ⁠ךְ</w:t>
+      </w:r>
+    </w:p>
+    <w:p>
+      <w:pPr>
+        <w:bidi/>
+      </w:pPr>
+      <w:r>
+        <w:rPr>
+          <w:lang w:val="ar_AE" w:bidi="ar_AE"/>
+        </w:rPr>
+      </w:r>
+      <w:r>
+        <w:rPr>
           <w:b/>
           <w:lang w:val="ar_AE" w:bidi="ar_AE"/>
         </w:rPr>
@@ -6814,6 +7518,22 @@
       </w:r>
       <w:r>
         <w:rPr>
+          <w:lang w:val="ar_AE" w:bidi="ar_AE"/>
+        </w:rPr>
+        <w:t>עַמֵּ֣⁠ךְ עַמִּ֔⁠י וֵ⁠אלֹהַ֖יִ⁠ךְ אֱלֹהָֽ⁠י</w:t>
+      </w:r>
+    </w:p>
+    <w:p>
+      <w:pPr>
+        <w:bidi/>
+      </w:pPr>
+      <w:r>
+        <w:rPr>
+          <w:lang w:val="ar_AE" w:bidi="ar_AE"/>
+        </w:rPr>
+      </w:r>
+      <w:r>
+        <w:rPr>
           <w:b/>
           <w:lang w:val="ar_AE" w:bidi="ar_AE"/>
         </w:rPr>
@@ -6920,6 +7640,22 @@
       </w:r>
       <w:r>
         <w:rPr>
+          <w:lang w:val="ar_AE" w:bidi="ar_AE"/>
+        </w:rPr>
+        <w:t>כֹּה֩ יַעֲשֶׂ֨ה יְהוָ֥ה לִ⁠י֙ וְ⁠כֹ֣ה יֹסִ֔יף</w:t>
+      </w:r>
+    </w:p>
+    <w:p>
+      <w:pPr>
+        <w:bidi/>
+      </w:pPr>
+      <w:r>
+        <w:rPr>
+          <w:lang w:val="ar_AE" w:bidi="ar_AE"/>
+        </w:rPr>
+      </w:r>
+      <w:r>
+        <w:rPr>
           <w:b/>
           <w:lang w:val="ar_AE" w:bidi="ar_AE"/>
         </w:rPr>
@@ -7026,6 +7762,22 @@
       </w:r>
       <w:r>
         <w:rPr>
+          <w:lang w:val="ar_AE" w:bidi="ar_AE"/>
+        </w:rPr>
+        <w:t>כִּ֣י הַ⁠מָּ֔וֶת יַפְרִ֖יד בֵּינִ֥⁠י וּ⁠בֵינֵֽ⁠ךְ</w:t>
+      </w:r>
+    </w:p>
+    <w:p>
+      <w:pPr>
+        <w:bidi/>
+      </w:pPr>
+      <w:r>
+        <w:rPr>
+          <w:lang w:val="ar_AE" w:bidi="ar_AE"/>
+        </w:rPr>
+      </w:r>
+      <w:r>
+        <w:rPr>
           <w:b/>
           <w:lang w:val="ar_AE" w:bidi="ar_AE"/>
         </w:rPr>
@@ -7132,6 +7884,22 @@
       </w:r>
       <w:r>
         <w:rPr>
+          <w:lang w:val="ar_AE" w:bidi="ar_AE"/>
+        </w:rPr>
+        <w:t>יַפְרִ֖יד בֵּינִ֥⁠י וּ⁠בֵינֵֽ⁠ךְ</w:t>
+      </w:r>
+    </w:p>
+    <w:p>
+      <w:pPr>
+        <w:bidi/>
+      </w:pPr>
+      <w:r>
+        <w:rPr>
+          <w:lang w:val="ar_AE" w:bidi="ar_AE"/>
+        </w:rPr>
+      </w:r>
+      <w:r>
+        <w:rPr>
           <w:b/>
           <w:lang w:val="ar_AE" w:bidi="ar_AE"/>
         </w:rPr>
@@ -7238,6 +8006,22 @@
       </w:r>
       <w:r>
         <w:rPr>
+          <w:lang w:val="ar_AE" w:bidi="ar_AE"/>
+        </w:rPr>
+        <w:t>וַ⁠תֶּחְדַּ֖ל לְ⁠דַבֵּ֥ר אֵלֶֽי⁠הָ</w:t>
+      </w:r>
+    </w:p>
+    <w:p>
+      <w:pPr>
+        <w:bidi/>
+      </w:pPr>
+      <w:r>
+        <w:rPr>
+          <w:lang w:val="ar_AE" w:bidi="ar_AE"/>
+        </w:rPr>
+      </w:r>
+      <w:r>
+        <w:rPr>
           <w:b/>
           <w:lang w:val="ar_AE" w:bidi="ar_AE"/>
         </w:rPr>
@@ -7344,6 +8128,22 @@
       </w:r>
       <w:r>
         <w:rPr>
+          <w:lang w:val="ar_AE" w:bidi="ar_AE"/>
+        </w:rPr>
+        <w:t>וַ⁠תֶּחְדַּ֖ל לְ⁠דַבֵּ֥ר אֵלֶֽי⁠הָ</w:t>
+      </w:r>
+    </w:p>
+    <w:p>
+      <w:pPr>
+        <w:bidi/>
+      </w:pPr>
+      <w:r>
+        <w:rPr>
+          <w:lang w:val="ar_AE" w:bidi="ar_AE"/>
+        </w:rPr>
+      </w:r>
+      <w:r>
+        <w:rPr>
           <w:b/>
           <w:lang w:val="ar_AE" w:bidi="ar_AE"/>
         </w:rPr>
@@ -7476,6 +8276,22 @@
       </w:r>
       <w:r>
         <w:rPr>
+          <w:lang w:val="ar_AE" w:bidi="ar_AE"/>
+        </w:rPr>
+        <w:t>וַ⁠יְהִ֗י</w:t>
+      </w:r>
+    </w:p>
+    <w:p>
+      <w:pPr>
+        <w:bidi/>
+      </w:pPr>
+      <w:r>
+        <w:rPr>
+          <w:lang w:val="ar_AE" w:bidi="ar_AE"/>
+        </w:rPr>
+      </w:r>
+      <w:r>
+        <w:rPr>
           <w:b/>
           <w:lang w:val="ar_AE" w:bidi="ar_AE"/>
         </w:rPr>
@@ -7582,6 +8398,22 @@
       </w:r>
       <w:r>
         <w:rPr>
+          <w:lang w:val="ar_AE" w:bidi="ar_AE"/>
+        </w:rPr>
+        <w:t>כְּ⁠בֹאָ֨⁠נָה֙ בֵּ֣ית לֶ֔חֶם</w:t>
+      </w:r>
+    </w:p>
+    <w:p>
+      <w:pPr>
+        <w:bidi/>
+      </w:pPr>
+      <w:r>
+        <w:rPr>
+          <w:lang w:val="ar_AE" w:bidi="ar_AE"/>
+        </w:rPr>
+      </w:r>
+      <w:r>
+        <w:rPr>
           <w:b/>
           <w:lang w:val="ar_AE" w:bidi="ar_AE"/>
         </w:rPr>
@@ -7688,6 +8520,22 @@
       </w:r>
       <w:r>
         <w:rPr>
+          <w:lang w:val="ar_AE" w:bidi="ar_AE"/>
+        </w:rPr>
+        <w:t>כָּל־הָ⁠עִיר֙</w:t>
+      </w:r>
+    </w:p>
+    <w:p>
+      <w:pPr>
+        <w:bidi/>
+      </w:pPr>
+      <w:r>
+        <w:rPr>
+          <w:lang w:val="ar_AE" w:bidi="ar_AE"/>
+        </w:rPr>
+      </w:r>
+      <w:r>
+        <w:rPr>
           <w:b/>
           <w:lang w:val="ar_AE" w:bidi="ar_AE"/>
         </w:rPr>
@@ -7807,6 +8655,22 @@
       </w:r>
       <w:r>
         <w:rPr>
+          <w:lang w:val="ar_AE" w:bidi="ar_AE"/>
+        </w:rPr>
+        <w:t>כָּל־הָ⁠עִיר֙</w:t>
+      </w:r>
+    </w:p>
+    <w:p>
+      <w:pPr>
+        <w:bidi/>
+      </w:pPr>
+      <w:r>
+        <w:rPr>
+          <w:lang w:val="ar_AE" w:bidi="ar_AE"/>
+        </w:rPr>
+      </w:r>
+      <w:r>
+        <w:rPr>
           <w:b/>
           <w:lang w:val="ar_AE" w:bidi="ar_AE"/>
         </w:rPr>
@@ -7926,6 +8790,22 @@
       </w:r>
       <w:r>
         <w:rPr>
+          <w:lang w:val="ar_AE" w:bidi="ar_AE"/>
+        </w:rPr>
+        <w:t>הֲ⁠זֹ֥את נָעֳמִֽי</w:t>
+      </w:r>
+    </w:p>
+    <w:p>
+      <w:pPr>
+        <w:bidi/>
+      </w:pPr>
+      <w:r>
+        <w:rPr>
+          <w:lang w:val="ar_AE" w:bidi="ar_AE"/>
+        </w:rPr>
+      </w:r>
+      <w:r>
+        <w:rPr>
           <w:b/>
           <w:lang w:val="ar_AE" w:bidi="ar_AE"/>
         </w:rPr>
@@ -8032,6 +8912,22 @@
       </w:r>
       <w:r>
         <w:rPr>
+          <w:lang w:val="ar_AE" w:bidi="ar_AE"/>
+        </w:rPr>
+        <w:t>אַל־תִּקְרֶ֥אנָה לִ֖⁠י נָעֳמִ֑י</w:t>
+      </w:r>
+    </w:p>
+    <w:p>
+      <w:pPr>
+        <w:bidi/>
+      </w:pPr>
+      <w:r>
+        <w:rPr>
+          <w:lang w:val="ar_AE" w:bidi="ar_AE"/>
+        </w:rPr>
+      </w:r>
+      <w:r>
+        <w:rPr>
           <w:b/>
           <w:lang w:val="ar_AE" w:bidi="ar_AE"/>
         </w:rPr>
@@ -8151,6 +9047,22 @@
       </w:r>
       <w:r>
         <w:rPr>
+          <w:lang w:val="ar_AE" w:bidi="ar_AE"/>
+        </w:rPr>
+        <w:t>מָרָ֔א</w:t>
+      </w:r>
+    </w:p>
+    <w:p>
+      <w:pPr>
+        <w:bidi/>
+      </w:pPr>
+      <w:r>
+        <w:rPr>
+          <w:lang w:val="ar_AE" w:bidi="ar_AE"/>
+        </w:rPr>
+      </w:r>
+      <w:r>
+        <w:rPr>
           <w:b/>
           <w:lang w:val="ar_AE" w:bidi="ar_AE"/>
         </w:rPr>
@@ -8270,6 +9182,22 @@
       </w:r>
       <w:r>
         <w:rPr>
+          <w:lang w:val="ar_AE" w:bidi="ar_AE"/>
+        </w:rPr>
+        <w:t>אֲנִי֙ מְלֵאָ֣ה הָלַ֔כְתִּי וְ⁠רֵיקָ֖ם הֱשִׁיבַ֣⁠נִי יְהוָ֑ה</w:t>
+      </w:r>
+    </w:p>
+    <w:p>
+      <w:pPr>
+        <w:bidi/>
+      </w:pPr>
+      <w:r>
+        <w:rPr>
+          <w:lang w:val="ar_AE" w:bidi="ar_AE"/>
+        </w:rPr>
+      </w:r>
+      <w:r>
+        <w:rPr>
           <w:b/>
           <w:lang w:val="ar_AE" w:bidi="ar_AE"/>
         </w:rPr>
@@ -8402,6 +9330,22 @@
       </w:r>
       <w:r>
         <w:rPr>
+          <w:lang w:val="ar_AE" w:bidi="ar_AE"/>
+        </w:rPr>
+        <w:t>לָ֣⁠מָּה תִקְרֶ֤אנָה לִ⁠י֙ נָעֳמִ֔י</w:t>
+      </w:r>
+    </w:p>
+    <w:p>
+      <w:pPr>
+        <w:bidi/>
+      </w:pPr>
+      <w:r>
+        <w:rPr>
+          <w:lang w:val="ar_AE" w:bidi="ar_AE"/>
+        </w:rPr>
+      </w:r>
+      <w:r>
+        <w:rPr>
           <w:b/>
           <w:lang w:val="ar_AE" w:bidi="ar_AE"/>
         </w:rPr>
@@ -8508,6 +9452,22 @@
       </w:r>
       <w:r>
         <w:rPr>
+          <w:lang w:val="ar_AE" w:bidi="ar_AE"/>
+        </w:rPr>
+        <w:t>וַֽ⁠יהוָה֙ עָ֣נָה בִ֔⁠י וְ⁠שַׁדַּ֖י הֵ֥רַֽע לִֽ⁠י</w:t>
+      </w:r>
+    </w:p>
+    <w:p>
+      <w:pPr>
+        <w:bidi/>
+      </w:pPr>
+      <w:r>
+        <w:rPr>
+          <w:lang w:val="ar_AE" w:bidi="ar_AE"/>
+        </w:rPr>
+      </w:r>
+      <w:r>
+        <w:rPr>
           <w:b/>
           <w:lang w:val="ar_AE" w:bidi="ar_AE"/>
         </w:rPr>
@@ -8640,6 +9600,22 @@
       </w:r>
       <w:r>
         <w:rPr>
+          <w:lang w:val="ar_AE" w:bidi="ar_AE"/>
+        </w:rPr>
+        <w:t>עָ֣נָה בִ֔⁠י</w:t>
+      </w:r>
+    </w:p>
+    <w:p>
+      <w:pPr>
+        <w:bidi/>
+      </w:pPr>
+      <w:r>
+        <w:rPr>
+          <w:lang w:val="ar_AE" w:bidi="ar_AE"/>
+        </w:rPr>
+      </w:r>
+      <w:r>
+        <w:rPr>
           <w:b/>
           <w:lang w:val="ar_AE" w:bidi="ar_AE"/>
         </w:rPr>
@@ -8843,6 +9819,22 @@
       </w:r>
       <w:r>
         <w:rPr>
+          <w:lang w:val="ar_AE" w:bidi="ar_AE"/>
+        </w:rPr>
+        <w:t>וַ⁠תָּ֣שָׁב נָעֳמִ֗י וְ⁠ר֨וּת הַ⁠מּוֹאֲבִיָּ֤ה כַלָּתָ⁠הּ֙ עִמָּ֔⁠הּ הַ⁠שָּׁ֖בָה מִ⁠שְּׂדֵ֣י מוֹאָ֑ב</w:t>
+      </w:r>
+    </w:p>
+    <w:p>
+      <w:pPr>
+        <w:bidi/>
+      </w:pPr>
+      <w:r>
+        <w:rPr>
+          <w:lang w:val="ar_AE" w:bidi="ar_AE"/>
+        </w:rPr>
+      </w:r>
+      <w:r>
+        <w:rPr>
           <w:b/>
           <w:lang w:val="ar_AE" w:bidi="ar_AE"/>
         </w:rPr>
@@ -8949,6 +9941,22 @@
       </w:r>
       <w:r>
         <w:rPr>
+          <w:lang w:val="ar_AE" w:bidi="ar_AE"/>
+        </w:rPr>
+        <w:t>וְ⁠הֵ֗מָּה בָּ֚אוּ בֵּ֣ית לֶ֔חֶם בִּ⁠תְחִלַּ֖ת קְצִ֥יר שְׂעֹרִֽים</w:t>
+      </w:r>
+    </w:p>
+    <w:p>
+      <w:pPr>
+        <w:bidi/>
+      </w:pPr>
+      <w:r>
+        <w:rPr>
+          <w:lang w:val="ar_AE" w:bidi="ar_AE"/>
+        </w:rPr>
+      </w:r>
+      <w:r>
+        <w:rPr>
           <w:b/>
           <w:lang w:val="ar_AE" w:bidi="ar_AE"/>
         </w:rPr>
@@ -9055,6 +10063,22 @@
       </w:r>
       <w:r>
         <w:rPr>
+          <w:lang w:val="ar_AE" w:bidi="ar_AE"/>
+        </w:rPr>
+        <w:t>בִּ⁠תְחִלַּ֖ת קְצִ֥יר שְׂעֹרִֽים</w:t>
+      </w:r>
+    </w:p>
+    <w:p>
+      <w:pPr>
+        <w:bidi/>
+      </w:pPr>
+      <w:r>
+        <w:rPr>
+          <w:lang w:val="ar_AE" w:bidi="ar_AE"/>
+        </w:rPr>
+      </w:r>
+      <w:r>
+        <w:rPr>
           <w:b/>
           <w:lang w:val="ar_AE" w:bidi="ar_AE"/>
         </w:rPr>
@@ -9383,6 +10407,22 @@
       </w:r>
       <w:r>
         <w:rPr>
+          <w:lang w:val="ar_AE" w:bidi="ar_AE"/>
+        </w:rPr>
+        <w:t>וּֽ⁠לְ⁠נָעֳמִ֞י מוֹדַ֣ע לְ⁠אִישָׁ֗⁠הּ</w:t>
+      </w:r>
+    </w:p>
+    <w:p>
+      <w:pPr>
+        <w:bidi/>
+      </w:pPr>
+      <w:r>
+        <w:rPr>
+          <w:lang w:val="ar_AE" w:bidi="ar_AE"/>
+        </w:rPr>
+      </w:r>
+      <w:r>
+        <w:rPr>
           <w:b/>
           <w:lang w:val="ar_AE" w:bidi="ar_AE"/>
         </w:rPr>
@@ -9489,6 +10529,22 @@
       </w:r>
       <w:r>
         <w:rPr>
+          <w:lang w:val="ar_AE" w:bidi="ar_AE"/>
+        </w:rPr>
+        <w:t>וּֽ⁠לְ⁠נָעֳמִ֞י מוֹדַ֣ע לְ⁠אִישָׁ֗⁠הּ</w:t>
+      </w:r>
+    </w:p>
+    <w:p>
+      <w:pPr>
+        <w:bidi/>
+      </w:pPr>
+      <w:r>
+        <w:rPr>
+          <w:lang w:val="ar_AE" w:bidi="ar_AE"/>
+        </w:rPr>
+      </w:r>
+      <w:r>
+        <w:rPr>
           <w:b/>
           <w:lang w:val="ar_AE" w:bidi="ar_AE"/>
         </w:rPr>
@@ -9608,6 +10664,22 @@
       </w:r>
       <w:r>
         <w:rPr>
+          <w:lang w:val="ar_AE" w:bidi="ar_AE"/>
+        </w:rPr>
+        <w:t>אִ֚ישׁ גִּבּ֣וֹר חַ֔יִל</w:t>
+      </w:r>
+    </w:p>
+    <w:p>
+      <w:pPr>
+        <w:bidi/>
+      </w:pPr>
+      <w:r>
+        <w:rPr>
+          <w:lang w:val="ar_AE" w:bidi="ar_AE"/>
+        </w:rPr>
+      </w:r>
+      <w:r>
+        <w:rPr>
           <w:b/>
           <w:lang w:val="ar_AE" w:bidi="ar_AE"/>
         </w:rPr>
@@ -9727,6 +10799,22 @@
       </w:r>
       <w:r>
         <w:rPr>
+          <w:lang w:val="ar_AE" w:bidi="ar_AE"/>
+        </w:rPr>
+        <w:t>מִ⁠מִּשְׁפַּ֖חַת אֱלִימֶ֑לֶךְ</w:t>
+      </w:r>
+    </w:p>
+    <w:p>
+      <w:pPr>
+        <w:bidi/>
+      </w:pPr>
+      <w:r>
+        <w:rPr>
+          <w:lang w:val="ar_AE" w:bidi="ar_AE"/>
+        </w:rPr>
+      </w:r>
+      <w:r>
+        <w:rPr>
           <w:b/>
           <w:lang w:val="ar_AE" w:bidi="ar_AE"/>
         </w:rPr>
@@ -9846,6 +10934,22 @@
       </w:r>
       <w:r>
         <w:rPr>
+          <w:lang w:val="ar_AE" w:bidi="ar_AE"/>
+        </w:rPr>
+        <w:t>ר֨וּת הַ⁠מּוֹאֲבִיָּ֜ה</w:t>
+      </w:r>
+    </w:p>
+    <w:p>
+      <w:pPr>
+        <w:bidi/>
+      </w:pPr>
+      <w:r>
+        <w:rPr>
+          <w:lang w:val="ar_AE" w:bidi="ar_AE"/>
+        </w:rPr>
+      </w:r>
+      <w:r>
+        <w:rPr>
           <w:b/>
           <w:lang w:val="ar_AE" w:bidi="ar_AE"/>
         </w:rPr>
@@ -10036,6 +11140,22 @@
       </w:r>
       <w:r>
         <w:rPr>
+          <w:lang w:val="ar_AE" w:bidi="ar_AE"/>
+        </w:rPr>
+        <w:t>אֲשֶׁ֥ר אֶמְצָא־חֵ֖ן בְּ⁠עֵינָ֑י⁠ו</w:t>
+      </w:r>
+    </w:p>
+    <w:p>
+      <w:pPr>
+        <w:bidi/>
+      </w:pPr>
+      <w:r>
+        <w:rPr>
+          <w:lang w:val="ar_AE" w:bidi="ar_AE"/>
+        </w:rPr>
+      </w:r>
+      <w:r>
+        <w:rPr>
           <w:b/>
           <w:lang w:val="ar_AE" w:bidi="ar_AE"/>
         </w:rPr>
@@ -10155,6 +11275,22 @@
       </w:r>
       <w:r>
         <w:rPr>
+          <w:lang w:val="ar_AE" w:bidi="ar_AE"/>
+        </w:rPr>
+        <w:t>בִתִּֽ⁠י</w:t>
+      </w:r>
+    </w:p>
+    <w:p>
+      <w:pPr>
+        <w:bidi/>
+      </w:pPr>
+      <w:r>
+        <w:rPr>
+          <w:lang w:val="ar_AE" w:bidi="ar_AE"/>
+        </w:rPr>
+      </w:r>
+      <w:r>
+        <w:rPr>
           <w:b/>
           <w:lang w:val="ar_AE" w:bidi="ar_AE"/>
         </w:rPr>
@@ -10261,6 +11397,22 @@
       </w:r>
       <w:r>
         <w:rPr>
+          <w:lang w:val="ar_AE" w:bidi="ar_AE"/>
+        </w:rPr>
+        <w:t>וַ⁠יִּ֣קֶר מִקְרֶ֔⁠הָ</w:t>
+      </w:r>
+    </w:p>
+    <w:p>
+      <w:pPr>
+        <w:bidi/>
+      </w:pPr>
+      <w:r>
+        <w:rPr>
+          <w:lang w:val="ar_AE" w:bidi="ar_AE"/>
+        </w:rPr>
+      </w:r>
+      <w:r>
+        <w:rPr>
           <w:b/>
           <w:lang w:val="ar_AE" w:bidi="ar_AE"/>
         </w:rPr>
@@ -10380,6 +11532,22 @@
       </w:r>
       <w:r>
         <w:rPr>
+          <w:lang w:val="ar_AE" w:bidi="ar_AE"/>
+        </w:rPr>
+        <w:t>מִ⁠מִּשְׁפַּ֥חַת אֱלִימֶֽלֶךְ</w:t>
+      </w:r>
+    </w:p>
+    <w:p>
+      <w:pPr>
+        <w:bidi/>
+      </w:pPr>
+      <w:r>
+        <w:rPr>
+          <w:lang w:val="ar_AE" w:bidi="ar_AE"/>
+        </w:rPr>
+      </w:r>
+      <w:r>
+        <w:rPr>
           <w:b/>
           <w:lang w:val="ar_AE" w:bidi="ar_AE"/>
         </w:rPr>
@@ -10499,6 +11667,22 @@
       </w:r>
       <w:r>
         <w:rPr>
+          <w:lang w:val="ar_AE" w:bidi="ar_AE"/>
+        </w:rPr>
+        <w:t>וְ⁠הִנֵּה</w:t>
+      </w:r>
+    </w:p>
+    <w:p>
+      <w:pPr>
+        <w:bidi/>
+      </w:pPr>
+      <w:r>
+        <w:rPr>
+          <w:lang w:val="ar_AE" w:bidi="ar_AE"/>
+        </w:rPr>
+      </w:r>
+      <w:r>
+        <w:rPr>
           <w:b/>
           <w:lang w:val="ar_AE" w:bidi="ar_AE"/>
         </w:rPr>
@@ -10618,6 +11802,22 @@
       </w:r>
       <w:r>
         <w:rPr>
+          <w:lang w:val="ar_AE" w:bidi="ar_AE"/>
+        </w:rPr>
+        <w:t>בָּ֚א מִ⁠בֵּ֣ית לֶ֔חֶם</w:t>
+      </w:r>
+    </w:p>
+    <w:p>
+      <w:pPr>
+        <w:bidi/>
+      </w:pPr>
+      <w:r>
+        <w:rPr>
+          <w:lang w:val="ar_AE" w:bidi="ar_AE"/>
+        </w:rPr>
+      </w:r>
+      <w:r>
+        <w:rPr>
           <w:b/>
           <w:lang w:val="ar_AE" w:bidi="ar_AE"/>
         </w:rPr>
@@ -10710,6 +11910,22 @@
       </w:r>
       <w:r>
         <w:rPr>
+          <w:lang w:val="ar_AE" w:bidi="ar_AE"/>
+        </w:rPr>
+        <w:t>יְהוָ֣ה עִמָּ⁠כֶ֑ם</w:t>
+      </w:r>
+    </w:p>
+    <w:p>
+      <w:pPr>
+        <w:bidi/>
+      </w:pPr>
+      <w:r>
+        <w:rPr>
+          <w:lang w:val="ar_AE" w:bidi="ar_AE"/>
+        </w:rPr>
+      </w:r>
+      <w:r>
+        <w:rPr>
           <w:b/>
           <w:lang w:val="ar_AE" w:bidi="ar_AE"/>
         </w:rPr>
@@ -11041,6 +12257,22 @@
       </w:r>
       <w:r>
         <w:rPr>
+          <w:lang w:val="ar_AE" w:bidi="ar_AE"/>
+        </w:rPr>
+        <w:t>לְ⁠מִ֖י הַ⁠נַּעֲרָ֥ה הַ⁠זֹּֽאת</w:t>
+      </w:r>
+    </w:p>
+    <w:p>
+      <w:pPr>
+        <w:bidi/>
+      </w:pPr>
+      <w:r>
+        <w:rPr>
+          <w:lang w:val="ar_AE" w:bidi="ar_AE"/>
+        </w:rPr>
+      </w:r>
+      <w:r>
+        <w:rPr>
           <w:b/>
           <w:lang w:val="ar_AE" w:bidi="ar_AE"/>
         </w:rPr>
@@ -11147,6 +12379,22 @@
       </w:r>
       <w:r>
         <w:rPr>
+          <w:lang w:val="ar_AE" w:bidi="ar_AE"/>
+        </w:rPr>
+        <w:t>וַ⁠יַּ֗עַן &amp; וַ⁠יֹּאמַ֑ר</w:t>
+      </w:r>
+    </w:p>
+    <w:p>
+      <w:pPr>
+        <w:bidi/>
+      </w:pPr>
+      <w:r>
+        <w:rPr>
+          <w:lang w:val="ar_AE" w:bidi="ar_AE"/>
+        </w:rPr>
+      </w:r>
+      <w:r>
+        <w:rPr>
           <w:b/>
           <w:lang w:val="ar_AE" w:bidi="ar_AE"/>
         </w:rPr>
@@ -11293,6 +12541,22 @@
       </w:r>
       <w:r>
         <w:rPr>
+          <w:lang w:val="ar_AE" w:bidi="ar_AE"/>
+        </w:rPr>
+        <w:t>וַ⁠תֹּ֗אמֶר אֲלַקֳטָה־נָּא֙ וְ⁠אָסַפְתִּ֣י בָֽ⁠עֳמָרִ֔ים אַחֲרֵ֖י הַ⁠קּוֹצְרִ֑ים</w:t>
+      </w:r>
+    </w:p>
+    <w:p>
+      <w:pPr>
+        <w:bidi/>
+      </w:pPr>
+      <w:r>
+        <w:rPr>
+          <w:lang w:val="ar_AE" w:bidi="ar_AE"/>
+        </w:rPr>
+      </w:r>
+      <w:r>
+        <w:rPr>
           <w:b/>
           <w:lang w:val="ar_AE" w:bidi="ar_AE"/>
         </w:rPr>
@@ -11399,6 +12663,22 @@
       </w:r>
       <w:r>
         <w:rPr>
+          <w:lang w:val="ar_AE" w:bidi="ar_AE"/>
+        </w:rPr>
+        <w:t>אֲלַקֳטָה־נָּא֙ וְ⁠אָסַפְתִּ֣י</w:t>
+      </w:r>
+    </w:p>
+    <w:p>
+      <w:pPr>
+        <w:bidi/>
+      </w:pPr>
+      <w:r>
+        <w:rPr>
+          <w:lang w:val="ar_AE" w:bidi="ar_AE"/>
+        </w:rPr>
+      </w:r>
+      <w:r>
+        <w:rPr>
           <w:b/>
           <w:lang w:val="ar_AE" w:bidi="ar_AE"/>
         </w:rPr>
@@ -11657,6 +12937,22 @@
       </w:r>
       <w:r>
         <w:rPr>
+          <w:lang w:val="ar_AE" w:bidi="ar_AE"/>
+        </w:rPr>
+        <w:t>הֲ⁠ל֧וֹא שָׁמַ֣עַתְּ בִּתִּ֗⁠י</w:t>
+      </w:r>
+    </w:p>
+    <w:p>
+      <w:pPr>
+        <w:bidi/>
+      </w:pPr>
+      <w:r>
+        <w:rPr>
+          <w:lang w:val="ar_AE" w:bidi="ar_AE"/>
+        </w:rPr>
+      </w:r>
+      <w:r>
+        <w:rPr>
           <w:b/>
           <w:lang w:val="ar_AE" w:bidi="ar_AE"/>
         </w:rPr>
@@ -11763,6 +13059,22 @@
       </w:r>
       <w:r>
         <w:rPr>
+          <w:lang w:val="ar_AE" w:bidi="ar_AE"/>
+        </w:rPr>
+        <w:t>בִּתִּ֗⁠י</w:t>
+      </w:r>
+    </w:p>
+    <w:p>
+      <w:pPr>
+        <w:bidi/>
+      </w:pPr>
+      <w:r>
+        <w:rPr>
+          <w:lang w:val="ar_AE" w:bidi="ar_AE"/>
+        </w:rPr>
+      </w:r>
+      <w:r>
+        <w:rPr>
           <w:b/>
           <w:lang w:val="ar_AE" w:bidi="ar_AE"/>
         </w:rPr>
@@ -11882,6 +13194,22 @@
       </w:r>
       <w:r>
         <w:rPr>
+          <w:lang w:val="ar_AE" w:bidi="ar_AE"/>
+        </w:rPr>
+        <w:t>עֵינַ֜יִ⁠ךְ בַּ⁠שָּׂדֶ֤ה</w:t>
+      </w:r>
+    </w:p>
+    <w:p>
+      <w:pPr>
+        <w:bidi/>
+      </w:pPr>
+      <w:r>
+        <w:rPr>
+          <w:lang w:val="ar_AE" w:bidi="ar_AE"/>
+        </w:rPr>
+      </w:r>
+      <w:r>
+        <w:rPr>
           <w:b/>
           <w:lang w:val="ar_AE" w:bidi="ar_AE"/>
         </w:rPr>
@@ -12001,6 +13329,22 @@
       </w:r>
       <w:r>
         <w:rPr>
+          <w:lang w:val="ar_AE" w:bidi="ar_AE"/>
+        </w:rPr>
+        <w:t>אַחֲרֵי⁠הֶ֔ן</w:t>
+      </w:r>
+    </w:p>
+    <w:p>
+      <w:pPr>
+        <w:bidi/>
+      </w:pPr>
+      <w:r>
+        <w:rPr>
+          <w:lang w:val="ar_AE" w:bidi="ar_AE"/>
+        </w:rPr>
+      </w:r>
+      <w:r>
+        <w:rPr>
           <w:b/>
           <w:lang w:val="ar_AE" w:bidi="ar_AE"/>
         </w:rPr>
@@ -12107,6 +13451,22 @@
       </w:r>
       <w:r>
         <w:rPr>
+          <w:lang w:val="ar_AE" w:bidi="ar_AE"/>
+        </w:rPr>
+        <w:t>הֲ⁠ל֥וֹא צִוִּ֛יתִי אֶת־הַ⁠נְּעָרִ֖ים לְ⁠בִלְתִּ֣י נָגְעֵ֑⁠ךְ</w:t>
+      </w:r>
+    </w:p>
+    <w:p>
+      <w:pPr>
+        <w:bidi/>
+      </w:pPr>
+      <w:r>
+        <w:rPr>
+          <w:lang w:val="ar_AE" w:bidi="ar_AE"/>
+        </w:rPr>
+      </w:r>
+      <w:r>
+        <w:rPr>
           <w:b/>
           <w:lang w:val="ar_AE" w:bidi="ar_AE"/>
         </w:rPr>
@@ -12213,6 +13573,22 @@
       </w:r>
       <w:r>
         <w:rPr>
+          <w:lang w:val="ar_AE" w:bidi="ar_AE"/>
+        </w:rPr>
+        <w:t>אֶת־הַ⁠נְּעָרִ֖ים</w:t>
+      </w:r>
+    </w:p>
+    <w:p>
+      <w:pPr>
+        <w:bidi/>
+      </w:pPr>
+      <w:r>
+        <w:rPr>
+          <w:lang w:val="ar_AE" w:bidi="ar_AE"/>
+        </w:rPr>
+      </w:r>
+      <w:r>
+        <w:rPr>
           <w:b/>
           <w:lang w:val="ar_AE" w:bidi="ar_AE"/>
         </w:rPr>
@@ -12319,6 +13695,22 @@
       </w:r>
       <w:r>
         <w:rPr>
+          <w:lang w:val="ar_AE" w:bidi="ar_AE"/>
+        </w:rPr>
+        <w:t>לְ⁠בִלְתִּ֣י נָגְעֵ֑⁠ךְ</w:t>
+      </w:r>
+    </w:p>
+    <w:p>
+      <w:pPr>
+        <w:bidi/>
+      </w:pPr>
+      <w:r>
+        <w:rPr>
+          <w:lang w:val="ar_AE" w:bidi="ar_AE"/>
+        </w:rPr>
+      </w:r>
+      <w:r>
+        <w:rPr>
           <w:b/>
           <w:lang w:val="ar_AE" w:bidi="ar_AE"/>
         </w:rPr>
@@ -12522,6 +13914,22 @@
       </w:r>
       <w:r>
         <w:rPr>
+          <w:lang w:val="ar_AE" w:bidi="ar_AE"/>
+        </w:rPr>
+        <w:t>וַ⁠תִּפֹּל֙ עַל־פָּנֶ֔י⁠הָ וַ⁠תִּשְׁתַּ֖חוּ אָ֑רְצָ⁠ה</w:t>
+      </w:r>
+    </w:p>
+    <w:p>
+      <w:pPr>
+        <w:bidi/>
+      </w:pPr>
+      <w:r>
+        <w:rPr>
+          <w:lang w:val="ar_AE" w:bidi="ar_AE"/>
+        </w:rPr>
+      </w:r>
+      <w:r>
+        <w:rPr>
           <w:b/>
           <w:lang w:val="ar_AE" w:bidi="ar_AE"/>
         </w:rPr>
@@ -12628,6 +14036,22 @@
       </w:r>
       <w:r>
         <w:rPr>
+          <w:lang w:val="ar_AE" w:bidi="ar_AE"/>
+        </w:rPr>
+        <w:t>וַ⁠תִּפֹּל֙ עַל־פָּנֶ֔י⁠הָ וַ⁠תִּשְׁתַּ֖חוּ אָ֑רְצָ⁠ה</w:t>
+      </w:r>
+    </w:p>
+    <w:p>
+      <w:pPr>
+        <w:bidi/>
+      </w:pPr>
+      <w:r>
+        <w:rPr>
+          <w:lang w:val="ar_AE" w:bidi="ar_AE"/>
+        </w:rPr>
+      </w:r>
+      <w:r>
+        <w:rPr>
           <w:b/>
           <w:lang w:val="ar_AE" w:bidi="ar_AE"/>
         </w:rPr>
@@ -12760,6 +14184,22 @@
       </w:r>
       <w:r>
         <w:rPr>
+          <w:lang w:val="ar_AE" w:bidi="ar_AE"/>
+        </w:rPr>
+        <w:t>וַ⁠תִּפֹּל֙ עַל־פָּנֶ֔י⁠הָ וַ⁠תִּשְׁתַּ֖חוּ אָ֑רְצָ⁠ה</w:t>
+      </w:r>
+    </w:p>
+    <w:p>
+      <w:pPr>
+        <w:bidi/>
+      </w:pPr>
+      <w:r>
+        <w:rPr>
+          <w:lang w:val="ar_AE" w:bidi="ar_AE"/>
+        </w:rPr>
+      </w:r>
+      <w:r>
+        <w:rPr>
           <w:b/>
           <w:lang w:val="ar_AE" w:bidi="ar_AE"/>
         </w:rPr>
@@ -12879,6 +14319,22 @@
       </w:r>
       <w:r>
         <w:rPr>
+          <w:lang w:val="ar_AE" w:bidi="ar_AE"/>
+        </w:rPr>
+        <w:t>מַדּוּעַ֩ מָצָ֨אתִי חֵ֤ן בְּ⁠עֵינֶ֨י⁠ךָ֙ לְ⁠הַכִּירֵ֔⁠נִי וְ⁠אָּנֹכִ֖י נָכְרִיָּֽה</w:t>
+      </w:r>
+    </w:p>
+    <w:p>
+      <w:pPr>
+        <w:bidi/>
+      </w:pPr>
+      <w:r>
+        <w:rPr>
+          <w:lang w:val="ar_AE" w:bidi="ar_AE"/>
+        </w:rPr>
+      </w:r>
+      <w:r>
+        <w:rPr>
           <w:b/>
           <w:lang w:val="ar_AE" w:bidi="ar_AE"/>
         </w:rPr>
@@ -12985,6 +14441,22 @@
       </w:r>
       <w:r>
         <w:rPr>
+          <w:lang w:val="ar_AE" w:bidi="ar_AE"/>
+        </w:rPr>
+        <w:t>מָצָ֨אתִי חֵ֤ן בְּ⁠עֵינֶ֨י⁠ךָ֙</w:t>
+      </w:r>
+    </w:p>
+    <w:p>
+      <w:pPr>
+        <w:bidi/>
+      </w:pPr>
+      <w:r>
+        <w:rPr>
+          <w:lang w:val="ar_AE" w:bidi="ar_AE"/>
+        </w:rPr>
+      </w:r>
+      <w:r>
+        <w:rPr>
           <w:b/>
           <w:lang w:val="ar_AE" w:bidi="ar_AE"/>
         </w:rPr>
@@ -13236,6 +14708,22 @@
       </w:r>
       <w:r>
         <w:rPr>
+          <w:lang w:val="ar_AE" w:bidi="ar_AE"/>
+        </w:rPr>
+        <w:t>הֻגֵּ֨ד הֻגַּ֜ד</w:t>
+      </w:r>
+    </w:p>
+    <w:p>
+      <w:pPr>
+        <w:bidi/>
+      </w:pPr>
+      <w:r>
+        <w:rPr>
+          <w:lang w:val="ar_AE" w:bidi="ar_AE"/>
+        </w:rPr>
+      </w:r>
+      <w:r>
+        <w:rPr>
           <w:b/>
           <w:lang w:val="ar_AE" w:bidi="ar_AE"/>
         </w:rPr>
@@ -13355,6 +14843,22 @@
       </w:r>
       <w:r>
         <w:rPr>
+          <w:lang w:val="ar_AE" w:bidi="ar_AE"/>
+        </w:rPr>
+        <w:t>הֻגֵּ֨ד הֻגַּ֜ד לִ֗⁠י</w:t>
+      </w:r>
+    </w:p>
+    <w:p>
+      <w:pPr>
+        <w:bidi/>
+      </w:pPr>
+      <w:r>
+        <w:rPr>
+          <w:lang w:val="ar_AE" w:bidi="ar_AE"/>
+        </w:rPr>
+      </w:r>
+      <w:r>
+        <w:rPr>
           <w:b/>
           <w:lang w:val="ar_AE" w:bidi="ar_AE"/>
         </w:rPr>
@@ -13461,6 +14965,22 @@
       </w:r>
       <w:r>
         <w:rPr>
+          <w:lang w:val="ar_AE" w:bidi="ar_AE"/>
+        </w:rPr>
+        <w:t>וַ⁠תֵּ֣לְכִ֔י אֶל־עַ֕ם</w:t>
+      </w:r>
+    </w:p>
+    <w:p>
+      <w:pPr>
+        <w:bidi/>
+      </w:pPr>
+      <w:r>
+        <w:rPr>
+          <w:lang w:val="ar_AE" w:bidi="ar_AE"/>
+        </w:rPr>
+      </w:r>
+      <w:r>
+        <w:rPr>
           <w:b/>
           <w:lang w:val="ar_AE" w:bidi="ar_AE"/>
         </w:rPr>
@@ -13580,6 +15100,22 @@
       </w:r>
       <w:r>
         <w:rPr>
+          <w:lang w:val="ar_AE" w:bidi="ar_AE"/>
+        </w:rPr>
+        <w:t>תְּמ֥וֹל שִׁלְשֽׁוֹם</w:t>
+      </w:r>
+    </w:p>
+    <w:p>
+      <w:pPr>
+        <w:bidi/>
+      </w:pPr>
+      <w:r>
+        <w:rPr>
+          <w:lang w:val="ar_AE" w:bidi="ar_AE"/>
+        </w:rPr>
+      </w:r>
+      <w:r>
+        <w:rPr>
           <w:b/>
           <w:lang w:val="ar_AE" w:bidi="ar_AE"/>
         </w:rPr>
@@ -13699,6 +15235,22 @@
       </w:r>
       <w:r>
         <w:rPr>
+          <w:lang w:val="ar_AE" w:bidi="ar_AE"/>
+        </w:rPr>
+        <w:t>פָּעֳלֵ֑⁠ךְ</w:t>
+      </w:r>
+    </w:p>
+    <w:p>
+      <w:pPr>
+        <w:bidi/>
+      </w:pPr>
+      <w:r>
+        <w:rPr>
+          <w:lang w:val="ar_AE" w:bidi="ar_AE"/>
+        </w:rPr>
+      </w:r>
+      <w:r>
+        <w:rPr>
           <w:b/>
           <w:lang w:val="ar_AE" w:bidi="ar_AE"/>
         </w:rPr>
@@ -13818,6 +15370,22 @@
       </w:r>
       <w:r>
         <w:rPr>
+          <w:lang w:val="ar_AE" w:bidi="ar_AE"/>
+        </w:rPr>
+        <w:t>וּ⁠תְהִ֨י מַשְׂכֻּרְתֵּ֜⁠ךְ שְׁלֵמָ֗ה מֵ⁠עִ֤ם יְהוָה֙</w:t>
+      </w:r>
+    </w:p>
+    <w:p>
+      <w:pPr>
+        <w:bidi/>
+      </w:pPr>
+      <w:r>
+        <w:rPr>
+          <w:lang w:val="ar_AE" w:bidi="ar_AE"/>
+        </w:rPr>
+      </w:r>
+      <w:r>
+        <w:rPr>
           <w:b/>
           <w:lang w:val="ar_AE" w:bidi="ar_AE"/>
         </w:rPr>
@@ -13924,6 +15492,22 @@
       </w:r>
       <w:r>
         <w:rPr>
+          <w:lang w:val="ar_AE" w:bidi="ar_AE"/>
+        </w:rPr>
+        <w:t>אֲשֶׁר־בָּ֖את לַ⁠חֲס֥וֹת תַּֽחַת־כְּנָפָֽי⁠ו</w:t>
+      </w:r>
+    </w:p>
+    <w:p>
+      <w:pPr>
+        <w:bidi/>
+      </w:pPr>
+      <w:r>
+        <w:rPr>
+          <w:lang w:val="ar_AE" w:bidi="ar_AE"/>
+        </w:rPr>
+      </w:r>
+      <w:r>
+        <w:rPr>
           <w:b/>
           <w:lang w:val="ar_AE" w:bidi="ar_AE"/>
         </w:rPr>
@@ -14043,6 +15627,22 @@
       </w:r>
       <w:r>
         <w:rPr>
+          <w:lang w:val="ar_AE" w:bidi="ar_AE"/>
+        </w:rPr>
+        <w:t>אֶמְצָא־חֵ֨ן בְּ⁠עֵינֶ֤י⁠ךָ</w:t>
+      </w:r>
+    </w:p>
+    <w:p>
+      <w:pPr>
+        <w:bidi/>
+      </w:pPr>
+      <w:r>
+        <w:rPr>
+          <w:lang w:val="ar_AE" w:bidi="ar_AE"/>
+        </w:rPr>
+      </w:r>
+      <w:r>
+        <w:rPr>
           <w:b/>
           <w:lang w:val="ar_AE" w:bidi="ar_AE"/>
         </w:rPr>
@@ -14162,6 +15762,22 @@
       </w:r>
       <w:r>
         <w:rPr>
+          <w:lang w:val="ar_AE" w:bidi="ar_AE"/>
+        </w:rPr>
+        <w:t>אֲדֹנִ⁠י֙</w:t>
+      </w:r>
+    </w:p>
+    <w:p>
+      <w:pPr>
+        <w:bidi/>
+      </w:pPr>
+      <w:r>
+        <w:rPr>
+          <w:lang w:val="ar_AE" w:bidi="ar_AE"/>
+        </w:rPr>
+      </w:r>
+      <w:r>
+        <w:rPr>
           <w:b/>
           <w:lang w:val="ar_AE" w:bidi="ar_AE"/>
         </w:rPr>
@@ -14294,6 +15910,22 @@
       </w:r>
       <w:r>
         <w:rPr>
+          <w:lang w:val="ar_AE" w:bidi="ar_AE"/>
+        </w:rPr>
+        <w:t>עַל־לֵ֣ב שִׁפְחָתֶ֑⁠ךָ</w:t>
+      </w:r>
+    </w:p>
+    <w:p>
+      <w:pPr>
+        <w:bidi/>
+      </w:pPr>
+      <w:r>
+        <w:rPr>
+          <w:lang w:val="ar_AE" w:bidi="ar_AE"/>
+        </w:rPr>
+      </w:r>
+      <w:r>
+        <w:rPr>
           <w:b/>
           <w:lang w:val="ar_AE" w:bidi="ar_AE"/>
         </w:rPr>
@@ -14400,6 +16032,22 @@
       </w:r>
       <w:r>
         <w:rPr>
+          <w:lang w:val="ar_AE" w:bidi="ar_AE"/>
+        </w:rPr>
+        <w:t>עַל־לֵ֣ב</w:t>
+      </w:r>
+    </w:p>
+    <w:p>
+      <w:pPr>
+        <w:bidi/>
+      </w:pPr>
+      <w:r>
+        <w:rPr>
+          <w:lang w:val="ar_AE" w:bidi="ar_AE"/>
+        </w:rPr>
+      </w:r>
+      <w:r>
+        <w:rPr>
           <w:b/>
           <w:lang w:val="ar_AE" w:bidi="ar_AE"/>
         </w:rPr>
@@ -14519,6 +16167,22 @@
       </w:r>
       <w:r>
         <w:rPr>
+          <w:lang w:val="ar_AE" w:bidi="ar_AE"/>
+        </w:rPr>
+        <w:t>שִׁפְחָתֶ֑⁠ךָ</w:t>
+      </w:r>
+    </w:p>
+    <w:p>
+      <w:pPr>
+        <w:bidi/>
+      </w:pPr>
+      <w:r>
+        <w:rPr>
+          <w:lang w:val="ar_AE" w:bidi="ar_AE"/>
+        </w:rPr>
+      </w:r>
+      <w:r>
+        <w:rPr>
           <w:b/>
           <w:lang w:val="ar_AE" w:bidi="ar_AE"/>
         </w:rPr>
@@ -14625,6 +16289,22 @@
       </w:r>
       <w:r>
         <w:rPr>
+          <w:lang w:val="ar_AE" w:bidi="ar_AE"/>
+        </w:rPr>
+        <w:t>וְ⁠אָנֹכִי֙ לֹ֣א אֶֽהְיֶ֔ה כְּ⁠אַחַ֖ת שִׁפְחֹתֶֽי⁠ךָ</w:t>
+      </w:r>
+    </w:p>
+    <w:p>
+      <w:pPr>
+        <w:bidi/>
+      </w:pPr>
+      <w:r>
+        <w:rPr>
+          <w:lang w:val="ar_AE" w:bidi="ar_AE"/>
+        </w:rPr>
+      </w:r>
+      <w:r>
+        <w:rPr>
           <w:b/>
           <w:lang w:val="ar_AE" w:bidi="ar_AE"/>
         </w:rPr>
@@ -14815,6 +16495,22 @@
       </w:r>
       <w:r>
         <w:rPr>
+          <w:lang w:val="ar_AE" w:bidi="ar_AE"/>
+        </w:rPr>
+        <w:t>גֹּ֤שִֽׁי הֲלֹם֙ וְ⁠אָכַ֣לְתְּ מִן־הַ⁠לֶּ֔חֶם וְ⁠טָבַ֥לְתְּ פִּתֵּ֖⁠ךְ בַּ⁠חֹ֑מֶץ</w:t>
+      </w:r>
+    </w:p>
+    <w:p>
+      <w:pPr>
+        <w:bidi/>
+      </w:pPr>
+      <w:r>
+        <w:rPr>
+          <w:lang w:val="ar_AE" w:bidi="ar_AE"/>
+        </w:rPr>
+      </w:r>
+      <w:r>
+        <w:rPr>
           <w:b/>
           <w:lang w:val="ar_AE" w:bidi="ar_AE"/>
         </w:rPr>
@@ -14921,6 +16617,22 @@
       </w:r>
       <w:r>
         <w:rPr>
+          <w:lang w:val="ar_AE" w:bidi="ar_AE"/>
+        </w:rPr>
+        <w:t>וְ⁠אָכַ֣לְתְּ מִן־הַ⁠לֶּ֔חֶם וְ⁠טָבַ֥לְתְּ פִּתֵּ֖⁠ךְ בַּ⁠חֹ֑מֶץ</w:t>
+      </w:r>
+    </w:p>
+    <w:p>
+      <w:pPr>
+        <w:bidi/>
+      </w:pPr>
+      <w:r>
+        <w:rPr>
+          <w:lang w:val="ar_AE" w:bidi="ar_AE"/>
+        </w:rPr>
+      </w:r>
+      <w:r>
+        <w:rPr>
           <w:b/>
           <w:lang w:val="ar_AE" w:bidi="ar_AE"/>
         </w:rPr>
@@ -15027,6 +16739,22 @@
       </w:r>
       <w:r>
         <w:rPr>
+          <w:lang w:val="ar_AE" w:bidi="ar_AE"/>
+        </w:rPr>
+        <w:t>וְ⁠טָבַ֥לְתְּ פִּתֵּ֖⁠ךְ בַּ⁠חֹ֑מֶץ</w:t>
+      </w:r>
+    </w:p>
+    <w:p>
+      <w:pPr>
+        <w:bidi/>
+      </w:pPr>
+      <w:r>
+        <w:rPr>
+          <w:lang w:val="ar_AE" w:bidi="ar_AE"/>
+        </w:rPr>
+      </w:r>
+      <w:r>
+        <w:rPr>
           <w:b/>
           <w:lang w:val="ar_AE" w:bidi="ar_AE"/>
         </w:rPr>
@@ -15111,6 +16839,22 @@
       </w:r>
       <w:r>
         <w:rPr>
+          <w:lang w:val="ar_AE" w:bidi="ar_AE"/>
+        </w:rPr>
+        <w:t>וַ⁠יְצַו֩ בֹּ֨עַז אֶת־נְעָרָ֜י⁠ו</w:t>
+      </w:r>
+    </w:p>
+    <w:p>
+      <w:pPr>
+        <w:bidi/>
+      </w:pPr>
+      <w:r>
+        <w:rPr>
+          <w:lang w:val="ar_AE" w:bidi="ar_AE"/>
+        </w:rPr>
+      </w:r>
+      <w:r>
+        <w:rPr>
           <w:b/>
           <w:lang w:val="ar_AE" w:bidi="ar_AE"/>
         </w:rPr>
@@ -15217,6 +16961,22 @@
       </w:r>
       <w:r>
         <w:rPr>
+          <w:lang w:val="ar_AE" w:bidi="ar_AE"/>
+        </w:rPr>
+        <w:t>גַּ֣ם בֵּ֧ין הָֽ⁠עֳמָרִ֛ים</w:t>
+      </w:r>
+    </w:p>
+    <w:p>
+      <w:pPr>
+        <w:bidi/>
+      </w:pPr>
+      <w:r>
+        <w:rPr>
+          <w:lang w:val="ar_AE" w:bidi="ar_AE"/>
+        </w:rPr>
+      </w:r>
+      <w:r>
+        <w:rPr>
           <w:b/>
           <w:lang w:val="ar_AE" w:bidi="ar_AE"/>
         </w:rPr>
@@ -15314,6 +17074,22 @@
       </w:r>
       <w:r>
         <w:rPr>
+          <w:lang w:val="ar_AE" w:bidi="ar_AE"/>
+        </w:rPr>
+        <w:t>וְ⁠לֹ֥א תַכְלִימֽוּ⁠הָ</w:t>
+      </w:r>
+    </w:p>
+    <w:p>
+      <w:pPr>
+        <w:bidi/>
+      </w:pPr>
+      <w:r>
+        <w:rPr>
+          <w:lang w:val="ar_AE" w:bidi="ar_AE"/>
+        </w:rPr>
+      </w:r>
+      <w:r>
+        <w:rPr>
           <w:b/>
           <w:lang w:val="ar_AE" w:bidi="ar_AE"/>
         </w:rPr>
@@ -15420,6 +17196,22 @@
       </w:r>
       <w:r>
         <w:rPr>
+          <w:lang w:val="ar_AE" w:bidi="ar_AE"/>
+        </w:rPr>
+        <w:t>וְ⁠גַ֛ם</w:t>
+      </w:r>
+    </w:p>
+    <w:p>
+      <w:pPr>
+        <w:bidi/>
+      </w:pPr>
+      <w:r>
+        <w:rPr>
+          <w:lang w:val="ar_AE" w:bidi="ar_AE"/>
+        </w:rPr>
+      </w:r>
+      <w:r>
+        <w:rPr>
           <w:b/>
           <w:lang w:val="ar_AE" w:bidi="ar_AE"/>
         </w:rPr>
@@ -15588,6 +17380,22 @@
       </w:r>
       <w:r>
         <w:rPr>
+          <w:lang w:val="ar_AE" w:bidi="ar_AE"/>
+        </w:rPr>
+        <w:t>וַ⁠תַּחְבֹּט֙</w:t>
+      </w:r>
+    </w:p>
+    <w:p>
+      <w:pPr>
+        <w:bidi/>
+      </w:pPr>
+      <w:r>
+        <w:rPr>
+          <w:lang w:val="ar_AE" w:bidi="ar_AE"/>
+        </w:rPr>
+      </w:r>
+      <w:r>
+        <w:rPr>
           <w:b/>
           <w:lang w:val="ar_AE" w:bidi="ar_AE"/>
         </w:rPr>
@@ -15672,6 +17480,22 @@
       </w:r>
       <w:r>
         <w:rPr>
+          <w:lang w:val="ar_AE" w:bidi="ar_AE"/>
+        </w:rPr>
+        <w:t>כְּ⁠אֵיפָ֥ה</w:t>
+      </w:r>
+    </w:p>
+    <w:p>
+      <w:pPr>
+        <w:bidi/>
+      </w:pPr>
+      <w:r>
+        <w:rPr>
+          <w:lang w:val="ar_AE" w:bidi="ar_AE"/>
+        </w:rPr>
+      </w:r>
+      <w:r>
+        <w:rPr>
           <w:b/>
           <w:lang w:val="ar_AE" w:bidi="ar_AE"/>
         </w:rPr>
@@ -15791,6 +17615,22 @@
       </w:r>
       <w:r>
         <w:rPr>
+          <w:lang w:val="ar_AE" w:bidi="ar_AE"/>
+        </w:rPr>
+        <w:t>וַ⁠תִּשָּׂא֙ וַ⁠תָּב֣וֹא הָ⁠עִ֔יר</w:t>
+      </w:r>
+    </w:p>
+    <w:p>
+      <w:pPr>
+        <w:bidi/>
+      </w:pPr>
+      <w:r>
+        <w:rPr>
+          <w:lang w:val="ar_AE" w:bidi="ar_AE"/>
+        </w:rPr>
+      </w:r>
+      <w:r>
+        <w:rPr>
           <w:b/>
           <w:lang w:val="ar_AE" w:bidi="ar_AE"/>
         </w:rPr>
@@ -15897,6 +17737,22 @@
       </w:r>
       <w:r>
         <w:rPr>
+          <w:lang w:val="ar_AE" w:bidi="ar_AE"/>
+        </w:rPr>
+        <w:t>אֵיפֹ֨ה לִקַּ֤טְתְּ הַ⁠יּוֹם֙ וְ⁠אָ֣נָה עָשִׂ֔ית</w:t>
+      </w:r>
+    </w:p>
+    <w:p>
+      <w:pPr>
+        <w:bidi/>
+      </w:pPr>
+      <w:r>
+        <w:rPr>
+          <w:lang w:val="ar_AE" w:bidi="ar_AE"/>
+        </w:rPr>
+      </w:r>
+      <w:r>
+        <w:rPr>
           <w:b/>
           <w:lang w:val="ar_AE" w:bidi="ar_AE"/>
         </w:rPr>
@@ -16003,6 +17859,22 @@
       </w:r>
       <w:r>
         <w:rPr>
+          <w:lang w:val="ar_AE" w:bidi="ar_AE"/>
+        </w:rPr>
+        <w:t>יְהִ֥י מַכִּירֵ֖⁠ךְ בָּר֑וּךְ</w:t>
+      </w:r>
+    </w:p>
+    <w:p>
+      <w:pPr>
+        <w:bidi/>
+      </w:pPr>
+      <w:r>
+        <w:rPr>
+          <w:lang w:val="ar_AE" w:bidi="ar_AE"/>
+        </w:rPr>
+      </w:r>
+      <w:r>
+        <w:rPr>
           <w:b/>
           <w:lang w:val="ar_AE" w:bidi="ar_AE"/>
         </w:rPr>
@@ -16109,6 +17981,22 @@
       </w:r>
       <w:r>
         <w:rPr>
+          <w:lang w:val="ar_AE" w:bidi="ar_AE"/>
+        </w:rPr>
+        <w:t>יְהִ֥י מַכִּירֵ֖⁠ךְ בָּר֑וּךְ</w:t>
+      </w:r>
+    </w:p>
+    <w:p>
+      <w:pPr>
+        <w:bidi/>
+      </w:pPr>
+      <w:r>
+        <w:rPr>
+          <w:lang w:val="ar_AE" w:bidi="ar_AE"/>
+        </w:rPr>
+      </w:r>
+      <w:r>
+        <w:rPr>
           <w:b/>
           <w:lang w:val="ar_AE" w:bidi="ar_AE"/>
         </w:rPr>
@@ -16215,6 +18103,22 @@
       </w:r>
       <w:r>
         <w:rPr>
+          <w:lang w:val="ar_AE" w:bidi="ar_AE"/>
+        </w:rPr>
+        <w:t>מַכִּירֵ֖⁠ךְ</w:t>
+      </w:r>
+    </w:p>
+    <w:p>
+      <w:pPr>
+        <w:bidi/>
+      </w:pPr>
+      <w:r>
+        <w:rPr>
+          <w:lang w:val="ar_AE" w:bidi="ar_AE"/>
+        </w:rPr>
+      </w:r>
+      <w:r>
+        <w:rPr>
           <w:b/>
           <w:lang w:val="ar_AE" w:bidi="ar_AE"/>
         </w:rPr>
@@ -16334,6 +18238,22 @@
       </w:r>
       <w:r>
         <w:rPr>
+          <w:lang w:val="ar_AE" w:bidi="ar_AE"/>
+        </w:rPr>
+        <w:t>וַ⁠תַּגֵּ֣ד לַ⁠חֲמוֹתָ֗⁠הּ אֵ֤ת אֲשֶׁר־עָשְׂתָה֙ עִמּ֔⁠וֹ וַ⁠תֹּ֗אמֶר שֵׁ֤ם הָ⁠אִישׁ֙ אֲשֶׁ֨ר עָשִׂ֧יתִי עִמּ֛⁠וֹ הַ⁠יּ֖וֹם בֹּֽעַז</w:t>
+      </w:r>
+    </w:p>
+    <w:p>
+      <w:pPr>
+        <w:bidi/>
+      </w:pPr>
+      <w:r>
+        <w:rPr>
+          <w:lang w:val="ar_AE" w:bidi="ar_AE"/>
+        </w:rPr>
+      </w:r>
+      <w:r>
+        <w:rPr>
           <w:b/>
           <w:lang w:val="ar_AE" w:bidi="ar_AE"/>
         </w:rPr>
@@ -16440,6 +18360,22 @@
       </w:r>
       <w:r>
         <w:rPr>
+          <w:lang w:val="ar_AE" w:bidi="ar_AE"/>
+        </w:rPr>
+        <w:t>בָּר֥וּךְ הוּא֙ לַ⁠יהוָ֔ה</w:t>
+      </w:r>
+    </w:p>
+    <w:p>
+      <w:pPr>
+        <w:bidi/>
+      </w:pPr>
+      <w:r>
+        <w:rPr>
+          <w:lang w:val="ar_AE" w:bidi="ar_AE"/>
+        </w:rPr>
+      </w:r>
+      <w:r>
+        <w:rPr>
           <w:b/>
           <w:lang w:val="ar_AE" w:bidi="ar_AE"/>
         </w:rPr>
@@ -16546,6 +18482,22 @@
       </w:r>
       <w:r>
         <w:rPr>
+          <w:lang w:val="ar_AE" w:bidi="ar_AE"/>
+        </w:rPr>
+        <w:t>בָּר֥וּךְ הוּא֙ לַ⁠יהוָ֔ה</w:t>
+      </w:r>
+    </w:p>
+    <w:p>
+      <w:pPr>
+        <w:bidi/>
+      </w:pPr>
+      <w:r>
+        <w:rPr>
+          <w:lang w:val="ar_AE" w:bidi="ar_AE"/>
+        </w:rPr>
+      </w:r>
+      <w:r>
+        <w:rPr>
           <w:b/>
           <w:lang w:val="ar_AE" w:bidi="ar_AE"/>
         </w:rPr>
@@ -16652,6 +18604,22 @@
       </w:r>
       <w:r>
         <w:rPr>
+          <w:lang w:val="ar_AE" w:bidi="ar_AE"/>
+        </w:rPr>
+        <w:t>אֲשֶׁר֙ לֹא־עָזַ֣ב</w:t>
+      </w:r>
+    </w:p>
+    <w:p>
+      <w:pPr>
+        <w:bidi/>
+      </w:pPr>
+      <w:r>
+        <w:rPr>
+          <w:lang w:val="ar_AE" w:bidi="ar_AE"/>
+        </w:rPr>
+      </w:r>
+      <w:r>
+        <w:rPr>
           <w:b/>
           <w:lang w:val="ar_AE" w:bidi="ar_AE"/>
         </w:rPr>
@@ -16784,6 +18752,22 @@
       </w:r>
       <w:r>
         <w:rPr>
+          <w:lang w:val="ar_AE" w:bidi="ar_AE"/>
+        </w:rPr>
+        <w:t>אֲשֶׁר֙ לֹא־עָזַ֣ב</w:t>
+      </w:r>
+    </w:p>
+    <w:p>
+      <w:pPr>
+        <w:bidi/>
+      </w:pPr>
+      <w:r>
+        <w:rPr>
+          <w:lang w:val="ar_AE" w:bidi="ar_AE"/>
+        </w:rPr>
+      </w:r>
+      <w:r>
+        <w:rPr>
           <w:b/>
           <w:lang w:val="ar_AE" w:bidi="ar_AE"/>
         </w:rPr>
@@ -16903,6 +18887,22 @@
       </w:r>
       <w:r>
         <w:rPr>
+          <w:lang w:val="ar_AE" w:bidi="ar_AE"/>
+        </w:rPr>
+        <w:t>אֶת־הַ⁠חַיִּ֖ים</w:t>
+      </w:r>
+    </w:p>
+    <w:p>
+      <w:pPr>
+        <w:bidi/>
+      </w:pPr>
+      <w:r>
+        <w:rPr>
+          <w:lang w:val="ar_AE" w:bidi="ar_AE"/>
+        </w:rPr>
+      </w:r>
+      <w:r>
+        <w:rPr>
           <w:b/>
           <w:lang w:val="ar_AE" w:bidi="ar_AE"/>
         </w:rPr>
@@ -17022,6 +19022,22 @@
       </w:r>
       <w:r>
         <w:rPr>
+          <w:lang w:val="ar_AE" w:bidi="ar_AE"/>
+        </w:rPr>
+        <w:t>וְ⁠אֶת־הַ⁠מֵּתִ֑ים</w:t>
+      </w:r>
+    </w:p>
+    <w:p>
+      <w:pPr>
+        <w:bidi/>
+      </w:pPr>
+      <w:r>
+        <w:rPr>
+          <w:lang w:val="ar_AE" w:bidi="ar_AE"/>
+        </w:rPr>
+      </w:r>
+      <w:r>
+        <w:rPr>
           <w:b/>
           <w:lang w:val="ar_AE" w:bidi="ar_AE"/>
         </w:rPr>
@@ -17141,6 +19157,22 @@
       </w:r>
       <w:r>
         <w:rPr>
+          <w:lang w:val="ar_AE" w:bidi="ar_AE"/>
+        </w:rPr>
+        <w:t>קָר֥וֹב לָ֨⁠נוּ֙ הָ⁠אִ֔ישׁ מִֽ⁠גֹּאֲלֵ֖⁠נוּ הֽוּא</w:t>
+      </w:r>
+    </w:p>
+    <w:p>
+      <w:pPr>
+        <w:bidi/>
+      </w:pPr>
+      <w:r>
+        <w:rPr>
+          <w:lang w:val="ar_AE" w:bidi="ar_AE"/>
+        </w:rPr>
+      </w:r>
+      <w:r>
+        <w:rPr>
           <w:b/>
           <w:lang w:val="ar_AE" w:bidi="ar_AE"/>
         </w:rPr>
@@ -17247,6 +19279,22 @@
       </w:r>
       <w:r>
         <w:rPr>
+          <w:lang w:val="ar_AE" w:bidi="ar_AE"/>
+        </w:rPr>
+        <w:t>מִֽ⁠גֹּאֲלֵ֖⁠נוּ</w:t>
+      </w:r>
+    </w:p>
+    <w:p>
+      <w:pPr>
+        <w:bidi/>
+      </w:pPr>
+      <w:r>
+        <w:rPr>
+          <w:lang w:val="ar_AE" w:bidi="ar_AE"/>
+        </w:rPr>
+      </w:r>
+      <w:r>
+        <w:rPr>
           <w:b/>
           <w:lang w:val="ar_AE" w:bidi="ar_AE"/>
         </w:rPr>
@@ -17331,6 +19379,22 @@
       </w:r>
       <w:r>
         <w:rPr>
+          <w:lang w:val="ar_AE" w:bidi="ar_AE"/>
+        </w:rPr>
+        <w:t>גַּ֣ם ׀ כִּי־אָמַ֣ר אֵלַ֗⁠י</w:t>
+      </w:r>
+    </w:p>
+    <w:p>
+      <w:pPr>
+        <w:bidi/>
+      </w:pPr>
+      <w:r>
+        <w:rPr>
+          <w:lang w:val="ar_AE" w:bidi="ar_AE"/>
+        </w:rPr>
+      </w:r>
+      <w:r>
+        <w:rPr>
           <w:b/>
           <w:lang w:val="ar_AE" w:bidi="ar_AE"/>
         </w:rPr>
@@ -17437,6 +19501,22 @@
       </w:r>
       <w:r>
         <w:rPr>
+          <w:lang w:val="ar_AE" w:bidi="ar_AE"/>
+        </w:rPr>
+        <w:t>אָמַ֣ר אֵלַ֗⁠י עִם־הַ⁠נְּעָרִ֤ים אֲשֶׁר־לִ⁠י֙ תִּדְבָּקִ֔י⁠ן עַ֣ד אִם־כִּלּ֔וּ אֵ֥ת כָּל־הַ⁠קָּצִ֖יר אֲשֶׁר־לִֽ⁠י</w:t>
+      </w:r>
+    </w:p>
+    <w:p>
+      <w:pPr>
+        <w:bidi/>
+      </w:pPr>
+      <w:r>
+        <w:rPr>
+          <w:lang w:val="ar_AE" w:bidi="ar_AE"/>
+        </w:rPr>
+      </w:r>
+      <w:r>
+        <w:rPr>
           <w:b/>
           <w:lang w:val="ar_AE" w:bidi="ar_AE"/>
         </w:rPr>
@@ -17543,6 +19623,22 @@
       </w:r>
       <w:r>
         <w:rPr>
+          <w:lang w:val="ar_AE" w:bidi="ar_AE"/>
+        </w:rPr>
+        <w:t>עִם־הַ⁠נְּעָרִ֤ים אֲשֶׁר־לִ⁠י֙ תִּדְבָּקִ֔י⁠ן</w:t>
+      </w:r>
+    </w:p>
+    <w:p>
+      <w:pPr>
+        <w:bidi/>
+      </w:pPr>
+      <w:r>
+        <w:rPr>
+          <w:lang w:val="ar_AE" w:bidi="ar_AE"/>
+        </w:rPr>
+      </w:r>
+      <w:r>
+        <w:rPr>
           <w:b/>
           <w:lang w:val="ar_AE" w:bidi="ar_AE"/>
         </w:rPr>
@@ -17733,6 +19829,22 @@
       </w:r>
       <w:r>
         <w:rPr>
+          <w:lang w:val="ar_AE" w:bidi="ar_AE"/>
+        </w:rPr>
+        <w:t>וְ⁠לֹ֥א יִפְגְּעוּ־בָ֖⁠ךְ</w:t>
+      </w:r>
+    </w:p>
+    <w:p>
+      <w:pPr>
+        <w:bidi/>
+      </w:pPr>
+      <w:r>
+        <w:rPr>
+          <w:lang w:val="ar_AE" w:bidi="ar_AE"/>
+        </w:rPr>
+      </w:r>
+      <w:r>
+        <w:rPr>
           <w:b/>
           <w:lang w:val="ar_AE" w:bidi="ar_AE"/>
         </w:rPr>
@@ -17839,6 +19951,22 @@
       </w:r>
       <w:r>
         <w:rPr>
+          <w:lang w:val="ar_AE" w:bidi="ar_AE"/>
+        </w:rPr>
+        <w:t>וַ⁠תִּדְבַּ֞ק</w:t>
+      </w:r>
+    </w:p>
+    <w:p>
+      <w:pPr>
+        <w:bidi/>
+      </w:pPr>
+      <w:r>
+        <w:rPr>
+          <w:lang w:val="ar_AE" w:bidi="ar_AE"/>
+        </w:rPr>
+      </w:r>
+      <w:r>
+        <w:rPr>
           <w:b/>
           <w:lang w:val="ar_AE" w:bidi="ar_AE"/>
         </w:rPr>
@@ -17958,6 +20086,22 @@
       </w:r>
       <w:r>
         <w:rPr>
+          <w:lang w:val="ar_AE" w:bidi="ar_AE"/>
+        </w:rPr>
+        <w:t>עַד־כְּל֥וֹת קְצִֽיר־הַ⁠שְּׂעֹרִ֖ים וּ⁠קְצִ֣יר הַֽ⁠חִטִּ֑ים</w:t>
+      </w:r>
+    </w:p>
+    <w:p>
+      <w:pPr>
+        <w:bidi/>
+      </w:pPr>
+      <w:r>
+        <w:rPr>
+          <w:lang w:val="ar_AE" w:bidi="ar_AE"/>
+        </w:rPr>
+      </w:r>
+      <w:r>
+        <w:rPr>
           <w:b/>
           <w:lang w:val="ar_AE" w:bidi="ar_AE"/>
         </w:rPr>
@@ -18193,6 +20337,22 @@
       </w:r>
       <w:r>
         <w:rPr>
+          <w:lang w:val="ar_AE" w:bidi="ar_AE"/>
+        </w:rPr>
+        <w:t>וַ⁠תֹּ֥אמֶר לָ֖⁠הּ נָעֳמִ֣י חֲמוֹתָ֑⁠הּ</w:t>
+      </w:r>
+    </w:p>
+    <w:p>
+      <w:pPr>
+        <w:bidi/>
+      </w:pPr>
+      <w:r>
+        <w:rPr>
+          <w:lang w:val="ar_AE" w:bidi="ar_AE"/>
+        </w:rPr>
+      </w:r>
+      <w:r>
+        <w:rPr>
           <w:b/>
           <w:lang w:val="ar_AE" w:bidi="ar_AE"/>
         </w:rPr>
@@ -18431,6 +20591,22 @@
       </w:r>
       <w:r>
         <w:rPr>
+          <w:lang w:val="ar_AE" w:bidi="ar_AE"/>
+        </w:rPr>
+        <w:t>נָעֳמִ֣י חֲמוֹתָ֑⁠הּ</w:t>
+      </w:r>
+    </w:p>
+    <w:p>
+      <w:pPr>
+        <w:bidi/>
+      </w:pPr>
+      <w:r>
+        <w:rPr>
+          <w:lang w:val="ar_AE" w:bidi="ar_AE"/>
+        </w:rPr>
+      </w:r>
+      <w:r>
+        <w:rPr>
           <w:b/>
           <w:lang w:val="ar_AE" w:bidi="ar_AE"/>
         </w:rPr>
@@ -18557,6 +20733,22 @@
       </w:r>
       <w:r>
         <w:rPr>
+          <w:lang w:val="ar_AE" w:bidi="ar_AE"/>
+        </w:rPr>
+        <w:t>חֲמוֹתָ֑⁠הּ</w:t>
+      </w:r>
+    </w:p>
+    <w:p>
+      <w:pPr>
+        <w:bidi/>
+      </w:pPr>
+      <w:r>
+        <w:rPr>
+          <w:lang w:val="ar_AE" w:bidi="ar_AE"/>
+        </w:rPr>
+      </w:r>
+      <w:r>
+        <w:rPr>
           <w:b/>
           <w:lang w:val="ar_AE" w:bidi="ar_AE"/>
         </w:rPr>
@@ -18663,6 +20855,22 @@
       </w:r>
       <w:r>
         <w:rPr>
+          <w:lang w:val="ar_AE" w:bidi="ar_AE"/>
+        </w:rPr>
+        <w:t>בִּתִּ֞⁠י</w:t>
+      </w:r>
+    </w:p>
+    <w:p>
+      <w:pPr>
+        <w:bidi/>
+      </w:pPr>
+      <w:r>
+        <w:rPr>
+          <w:lang w:val="ar_AE" w:bidi="ar_AE"/>
+        </w:rPr>
+      </w:r>
+      <w:r>
+        <w:rPr>
           <w:b/>
           <w:lang w:val="ar_AE" w:bidi="ar_AE"/>
         </w:rPr>
@@ -18782,6 +20990,22 @@
       </w:r>
       <w:r>
         <w:rPr>
+          <w:lang w:val="ar_AE" w:bidi="ar_AE"/>
+        </w:rPr>
+        <w:t>הֲ⁠לֹ֧א אֲבַקֶּשׁ־לָ֛⁠ךְ מָנ֖וֹחַ אֲשֶׁ֥ר יִֽיטַב־לָֽ⁠ךְ</w:t>
+      </w:r>
+    </w:p>
+    <w:p>
+      <w:pPr>
+        <w:bidi/>
+      </w:pPr>
+      <w:r>
+        <w:rPr>
+          <w:lang w:val="ar_AE" w:bidi="ar_AE"/>
+        </w:rPr>
+      </w:r>
+      <w:r>
+        <w:rPr>
           <w:b/>
           <w:lang w:val="ar_AE" w:bidi="ar_AE"/>
         </w:rPr>
@@ -18888,6 +21112,22 @@
       </w:r>
       <w:r>
         <w:rPr>
+          <w:lang w:val="ar_AE" w:bidi="ar_AE"/>
+        </w:rPr>
+        <w:t>מָנ֖וֹחַ</w:t>
+      </w:r>
+    </w:p>
+    <w:p>
+      <w:pPr>
+        <w:bidi/>
+      </w:pPr>
+      <w:r>
+        <w:rPr>
+          <w:lang w:val="ar_AE" w:bidi="ar_AE"/>
+        </w:rPr>
+      </w:r>
+      <w:r>
+        <w:rPr>
           <w:b/>
           <w:lang w:val="ar_AE" w:bidi="ar_AE"/>
         </w:rPr>
@@ -18994,6 +21234,22 @@
         <w:rPr>
           <w:lang w:val="ar_AE" w:bidi="ar_AE"/>
         </w:rPr>
+      </w:r>
+    </w:p>
+    <w:p>
+      <w:pPr>
+        <w:bidi/>
+      </w:pPr>
+      <w:r>
+        <w:rPr>
+          <w:lang w:val="ar_AE" w:bidi="ar_AE"/>
+        </w:rPr>
+      </w:r>
+      <w:r>
+        <w:rPr>
+          <w:lang w:val="ar_AE" w:bidi="ar_AE"/>
+        </w:rPr>
+        <w:t>וְ⁠עַתָּ֗ה</w:t>
       </w:r>
     </w:p>
     <w:p>
@@ -19149,6 +21405,22 @@
       </w:r>
       <w:r>
         <w:rPr>
+          <w:lang w:val="ar_AE" w:bidi="ar_AE"/>
+        </w:rPr>
+        <w:t>הֲ⁠לֹ֥א בֹ֨עַז֙ מֹֽדַעְתָּ֔⁠נוּ אֲשֶׁ֥ר הָיִ֖ית אֶת־נַעֲרוֹתָ֑י⁠ו</w:t>
+      </w:r>
+    </w:p>
+    <w:p>
+      <w:pPr>
+        <w:bidi/>
+      </w:pPr>
+      <w:r>
+        <w:rPr>
+          <w:lang w:val="ar_AE" w:bidi="ar_AE"/>
+        </w:rPr>
+      </w:r>
+      <w:r>
+        <w:rPr>
           <w:b/>
           <w:lang w:val="ar_AE" w:bidi="ar_AE"/>
         </w:rPr>
@@ -19273,6 +21545,22 @@
       </w:r>
       <w:r>
         <w:rPr>
+          <w:lang w:val="ar_AE" w:bidi="ar_AE"/>
+        </w:rPr>
+        <w:t>אֲשֶׁ֥ר הָיִ֖ית אֶת־נַעֲרוֹתָ֑י⁠ו</w:t>
+      </w:r>
+    </w:p>
+    <w:p>
+      <w:pPr>
+        <w:bidi/>
+      </w:pPr>
+      <w:r>
+        <w:rPr>
+          <w:lang w:val="ar_AE" w:bidi="ar_AE"/>
+        </w:rPr>
+      </w:r>
+      <w:r>
+        <w:rPr>
           <w:b/>
           <w:lang w:val="ar_AE" w:bidi="ar_AE"/>
         </w:rPr>
@@ -19379,6 +21667,22 @@
       </w:r>
       <w:r>
         <w:rPr>
+          <w:lang w:val="ar_AE" w:bidi="ar_AE"/>
+        </w:rPr>
+        <w:t>הִנֵּה</w:t>
+      </w:r>
+    </w:p>
+    <w:p>
+      <w:pPr>
+        <w:bidi/>
+      </w:pPr>
+      <w:r>
+        <w:rPr>
+          <w:lang w:val="ar_AE" w:bidi="ar_AE"/>
+        </w:rPr>
+      </w:r>
+      <w:r>
+        <w:rPr>
           <w:b/>
           <w:lang w:val="ar_AE" w:bidi="ar_AE"/>
         </w:rPr>
@@ -19582,6 +21886,22 @@
       </w:r>
       <w:r>
         <w:rPr>
+          <w:lang w:val="ar_AE" w:bidi="ar_AE"/>
+        </w:rPr>
+        <w:t>וְיָרַ֣דְתְּ הַ⁠גֹּ֑רֶן</w:t>
+      </w:r>
+    </w:p>
+    <w:p>
+      <w:pPr>
+        <w:bidi/>
+      </w:pPr>
+      <w:r>
+        <w:rPr>
+          <w:lang w:val="ar_AE" w:bidi="ar_AE"/>
+        </w:rPr>
+      </w:r>
+      <w:r>
+        <w:rPr>
           <w:b/>
           <w:lang w:val="ar_AE" w:bidi="ar_AE"/>
         </w:rPr>
@@ -19695,6 +22015,22 @@
       </w:r>
       <w:r>
         <w:rPr>
+          <w:lang w:val="ar_AE" w:bidi="ar_AE"/>
+        </w:rPr>
+        <w:t>לֶ⁠אֱכֹ֥ל וְ⁠לִ⁠שְׁתּֽוֹת</w:t>
+      </w:r>
+    </w:p>
+    <w:p>
+      <w:pPr>
+        <w:bidi/>
+      </w:pPr>
+      <w:r>
+        <w:rPr>
+          <w:lang w:val="ar_AE" w:bidi="ar_AE"/>
+        </w:rPr>
+      </w:r>
+      <w:r>
+        <w:rPr>
           <w:b/>
           <w:lang w:val="ar_AE" w:bidi="ar_AE"/>
         </w:rPr>
@@ -19779,6 +22115,22 @@
       </w:r>
       <w:r>
         <w:rPr>
+          <w:lang w:val="ar_AE" w:bidi="ar_AE"/>
+        </w:rPr>
+        <w:t>וִ⁠יהִ֣י</w:t>
+      </w:r>
+    </w:p>
+    <w:p>
+      <w:pPr>
+        <w:bidi/>
+      </w:pPr>
+      <w:r>
+        <w:rPr>
+          <w:lang w:val="ar_AE" w:bidi="ar_AE"/>
+        </w:rPr>
+      </w:r>
+      <w:r>
+        <w:rPr>
           <w:b/>
           <w:lang w:val="ar_AE" w:bidi="ar_AE"/>
         </w:rPr>
@@ -19898,6 +22250,22 @@
       </w:r>
       <w:r>
         <w:rPr>
+          <w:lang w:val="ar_AE" w:bidi="ar_AE"/>
+        </w:rPr>
+        <w:t>וְ⁠גִלִּ֥ית מַרְגְּלֹתָ֖י⁠ו</w:t>
+      </w:r>
+    </w:p>
+    <w:p>
+      <w:pPr>
+        <w:bidi/>
+      </w:pPr>
+      <w:r>
+        <w:rPr>
+          <w:lang w:val="ar_AE" w:bidi="ar_AE"/>
+        </w:rPr>
+      </w:r>
+      <w:r>
+        <w:rPr>
           <w:b/>
           <w:lang w:val="ar_AE" w:bidi="ar_AE"/>
         </w:rPr>
@@ -20017,6 +22385,22 @@
       </w:r>
       <w:r>
         <w:rPr>
+          <w:lang w:val="ar_AE" w:bidi="ar_AE"/>
+        </w:rPr>
+        <w:t>מַרְגְּלֹתָ֖י⁠ו</w:t>
+      </w:r>
+    </w:p>
+    <w:p>
+      <w:pPr>
+        <w:bidi/>
+      </w:pPr>
+      <w:r>
+        <w:rPr>
+          <w:lang w:val="ar_AE" w:bidi="ar_AE"/>
+        </w:rPr>
+      </w:r>
+      <w:r>
+        <w:rPr>
           <w:b/>
           <w:lang w:val="ar_AE" w:bidi="ar_AE"/>
         </w:rPr>
@@ -20136,6 +22520,22 @@
       </w:r>
       <w:r>
         <w:rPr>
+          <w:lang w:val="ar_AE" w:bidi="ar_AE"/>
+        </w:rPr>
+        <w:t>וְ⁠הוּא֙ יַגִּ֣יד לָ֔⁠ךְ אֵ֖ת אֲשֶׁ֥ר תַּעַשִֽׂי⁠ן</w:t>
+      </w:r>
+    </w:p>
+    <w:p>
+      <w:pPr>
+        <w:bidi/>
+      </w:pPr>
+      <w:r>
+        <w:rPr>
+          <w:lang w:val="ar_AE" w:bidi="ar_AE"/>
+        </w:rPr>
+      </w:r>
+      <w:r>
+        <w:rPr>
           <w:b/>
           <w:lang w:val="ar_AE" w:bidi="ar_AE"/>
         </w:rPr>
@@ -20220,6 +22620,22 @@
       </w:r>
       <w:r>
         <w:rPr>
+          <w:lang w:val="ar_AE" w:bidi="ar_AE"/>
+        </w:rPr>
+        <w:t>וְ⁠הוּא֙ יַגִּ֣יד</w:t>
+      </w:r>
+    </w:p>
+    <w:p>
+      <w:pPr>
+        <w:bidi/>
+      </w:pPr>
+      <w:r>
+        <w:rPr>
+          <w:lang w:val="ar_AE" w:bidi="ar_AE"/>
+        </w:rPr>
+      </w:r>
+      <w:r>
+        <w:rPr>
           <w:b/>
           <w:lang w:val="ar_AE" w:bidi="ar_AE"/>
         </w:rPr>
@@ -20304,6 +22720,22 @@
         <w:rPr>
           <w:lang w:val="ar_AE" w:bidi="ar_AE"/>
         </w:rPr>
+      </w:r>
+    </w:p>
+    <w:p>
+      <w:pPr>
+        <w:bidi/>
+      </w:pPr>
+      <w:r>
+        <w:rPr>
+          <w:lang w:val="ar_AE" w:bidi="ar_AE"/>
+        </w:rPr>
+      </w:r>
+      <w:r>
+        <w:rPr>
+          <w:lang w:val="ar_AE" w:bidi="ar_AE"/>
+        </w:rPr>
+        <w:t>וַ⁠תַּ֕עַשׂ כְּ⁠כֹ֥ל אֲשֶׁר־צִוַּ֖תָּ⁠ה חֲמוֹתָֽ⁠הּ</w:t>
       </w:r>
     </w:p>
     <w:p>
@@ -20508,6 +22940,22 @@
       </w:r>
       <w:r>
         <w:rPr>
+          <w:lang w:val="ar_AE" w:bidi="ar_AE"/>
+        </w:rPr>
+        <w:t>וַ⁠יִּיטַ֣ב לִבּ֔⁠וֹ</w:t>
+      </w:r>
+    </w:p>
+    <w:p>
+      <w:pPr>
+        <w:bidi/>
+      </w:pPr>
+      <w:r>
+        <w:rPr>
+          <w:lang w:val="ar_AE" w:bidi="ar_AE"/>
+        </w:rPr>
+      </w:r>
+      <w:r>
+        <w:rPr>
           <w:b/>
           <w:lang w:val="ar_AE" w:bidi="ar_AE"/>
         </w:rPr>
@@ -20848,6 +23296,22 @@
       </w:r>
       <w:r>
         <w:rPr>
+          <w:lang w:val="ar_AE" w:bidi="ar_AE"/>
+        </w:rPr>
+        <w:t>וַ⁠יְהִי֙ בַּ⁠חֲצִ֣י הַ⁠לַּ֔יְלָה</w:t>
+      </w:r>
+    </w:p>
+    <w:p>
+      <w:pPr>
+        <w:bidi/>
+      </w:pPr>
+      <w:r>
+        <w:rPr>
+          <w:lang w:val="ar_AE" w:bidi="ar_AE"/>
+        </w:rPr>
+      </w:r>
+      <w:r>
+        <w:rPr>
           <w:b/>
           <w:lang w:val="ar_AE" w:bidi="ar_AE"/>
         </w:rPr>
@@ -20954,6 +23418,22 @@
       </w:r>
       <w:r>
         <w:rPr>
+          <w:lang w:val="ar_AE" w:bidi="ar_AE"/>
+        </w:rPr>
+        <w:t>וַ⁠יֶּחֱרַ֥ד הָ⁠אִ֖ישׁ</w:t>
+      </w:r>
+    </w:p>
+    <w:p>
+      <w:pPr>
+        <w:bidi/>
+      </w:pPr>
+      <w:r>
+        <w:rPr>
+          <w:lang w:val="ar_AE" w:bidi="ar_AE"/>
+        </w:rPr>
+      </w:r>
+      <w:r>
+        <w:rPr>
           <w:b/>
           <w:lang w:val="ar_AE" w:bidi="ar_AE"/>
         </w:rPr>
@@ -21179,6 +23659,22 @@
       </w:r>
       <w:r>
         <w:rPr>
+          <w:lang w:val="ar_AE" w:bidi="ar_AE"/>
+        </w:rPr>
+        <w:t>אֲמָתֶ֔⁠ךָ &amp; אֲמָ֣תְ⁠ךָ֔</w:t>
+      </w:r>
+    </w:p>
+    <w:p>
+      <w:pPr>
+        <w:bidi/>
+      </w:pPr>
+      <w:r>
+        <w:rPr>
+          <w:lang w:val="ar_AE" w:bidi="ar_AE"/>
+        </w:rPr>
+      </w:r>
+      <w:r>
+        <w:rPr>
           <w:b/>
           <w:lang w:val="ar_AE" w:bidi="ar_AE"/>
         </w:rPr>
@@ -21286,6 +23782,22 @@
         <w:rPr>
           <w:lang w:val="ar_AE" w:bidi="ar_AE"/>
         </w:rPr>
+      </w:r>
+    </w:p>
+    <w:p>
+      <w:pPr>
+        <w:bidi/>
+      </w:pPr>
+      <w:r>
+        <w:rPr>
+          <w:lang w:val="ar_AE" w:bidi="ar_AE"/>
+        </w:rPr>
+      </w:r>
+      <w:r>
+        <w:rPr>
+          <w:lang w:val="ar_AE" w:bidi="ar_AE"/>
+        </w:rPr>
+        <w:t>וּ⁠פָרַשְׂתָּ֤ כְנָפֶ֨⁠ךָ֙ עַל־אֲמָ֣תְ⁠ךָ֔</w:t>
       </w:r>
     </w:p>
     <w:p>
@@ -21529,6 +24041,22 @@
       </w:r>
       <w:r>
         <w:rPr>
+          <w:lang w:val="ar_AE" w:bidi="ar_AE"/>
+        </w:rPr>
+        <w:t>בְּרוּכָ֨ה אַ֤תְּ לַֽ⁠יהוָה֙</w:t>
+      </w:r>
+    </w:p>
+    <w:p>
+      <w:pPr>
+        <w:bidi/>
+      </w:pPr>
+      <w:r>
+        <w:rPr>
+          <w:lang w:val="ar_AE" w:bidi="ar_AE"/>
+        </w:rPr>
+      </w:r>
+      <w:r>
+        <w:rPr>
           <w:b/>
           <w:lang w:val="ar_AE" w:bidi="ar_AE"/>
         </w:rPr>
@@ -21622,6 +24150,22 @@
         <w:rPr>
           <w:lang w:val="ar_AE" w:bidi="ar_AE"/>
         </w:rPr>
+      </w:r>
+    </w:p>
+    <w:p>
+      <w:pPr>
+        <w:bidi/>
+      </w:pPr>
+      <w:r>
+        <w:rPr>
+          <w:lang w:val="ar_AE" w:bidi="ar_AE"/>
+        </w:rPr>
+      </w:r>
+      <w:r>
+        <w:rPr>
+          <w:lang w:val="ar_AE" w:bidi="ar_AE"/>
+        </w:rPr>
+        <w:t>בִּתִּ֔⁠י</w:t>
       </w:r>
     </w:p>
     <w:p>
@@ -21772,6 +24316,22 @@
       </w:r>
       <w:r>
         <w:rPr>
+          <w:lang w:val="ar_AE" w:bidi="ar_AE"/>
+        </w:rPr>
+        <w:t>הֵיטַ֛בְתְּ חַסְדֵּ֥⁠ךְ הָ⁠אַחֲר֖וֹן מִן־הָ⁠רִאשׁ֑וֹן</w:t>
+      </w:r>
+    </w:p>
+    <w:p>
+      <w:pPr>
+        <w:bidi/>
+      </w:pPr>
+      <w:r>
+        <w:rPr>
+          <w:lang w:val="ar_AE" w:bidi="ar_AE"/>
+        </w:rPr>
+      </w:r>
+      <w:r>
+        <w:rPr>
           <w:b/>
           <w:lang w:val="ar_AE" w:bidi="ar_AE"/>
         </w:rPr>
@@ -21878,6 +24438,22 @@
       </w:r>
       <w:r>
         <w:rPr>
+          <w:lang w:val="ar_AE" w:bidi="ar_AE"/>
+        </w:rPr>
+        <w:t>הָ⁠רִאשׁ֑וֹן</w:t>
+      </w:r>
+    </w:p>
+    <w:p>
+      <w:pPr>
+        <w:bidi/>
+      </w:pPr>
+      <w:r>
+        <w:rPr>
+          <w:lang w:val="ar_AE" w:bidi="ar_AE"/>
+        </w:rPr>
+      </w:r>
+      <w:r>
+        <w:rPr>
           <w:b/>
           <w:lang w:val="ar_AE" w:bidi="ar_AE"/>
         </w:rPr>
@@ -21997,6 +24573,22 @@
       </w:r>
       <w:r>
         <w:rPr>
+          <w:lang w:val="ar_AE" w:bidi="ar_AE"/>
+        </w:rPr>
+        <w:t>לְ⁠בִלְתִּי־לֶ֗כֶת אַחֲרֵי֙</w:t>
+      </w:r>
+    </w:p>
+    <w:p>
+      <w:pPr>
+        <w:bidi/>
+      </w:pPr>
+      <w:r>
+        <w:rPr>
+          <w:lang w:val="ar_AE" w:bidi="ar_AE"/>
+        </w:rPr>
+      </w:r>
+      <w:r>
+        <w:rPr>
           <w:b/>
           <w:lang w:val="ar_AE" w:bidi="ar_AE"/>
         </w:rPr>
@@ -22103,6 +24695,22 @@
         <w:rPr>
           <w:lang w:val="ar_AE" w:bidi="ar_AE"/>
         </w:rPr>
+      </w:r>
+    </w:p>
+    <w:p>
+      <w:pPr>
+        <w:bidi/>
+      </w:pPr>
+      <w:r>
+        <w:rPr>
+          <w:lang w:val="ar_AE" w:bidi="ar_AE"/>
+        </w:rPr>
+      </w:r>
+      <w:r>
+        <w:rPr>
+          <w:lang w:val="ar_AE" w:bidi="ar_AE"/>
+        </w:rPr>
+        <w:t>וְ⁠עַתָּ֗ה</w:t>
       </w:r>
     </w:p>
     <w:p>
@@ -22253,6 +24861,22 @@
       </w:r>
       <w:r>
         <w:rPr>
+          <w:lang w:val="ar_AE" w:bidi="ar_AE"/>
+        </w:rPr>
+        <w:t>בִּתִּ⁠י֙</w:t>
+      </w:r>
+    </w:p>
+    <w:p>
+      <w:pPr>
+        <w:bidi/>
+      </w:pPr>
+      <w:r>
+        <w:rPr>
+          <w:lang w:val="ar_AE" w:bidi="ar_AE"/>
+        </w:rPr>
+      </w:r>
+      <w:r>
+        <w:rPr>
           <w:b/>
           <w:lang w:val="ar_AE" w:bidi="ar_AE"/>
         </w:rPr>
@@ -22395,6 +25019,22 @@
       </w:r>
       <w:r>
         <w:rPr>
+          <w:lang w:val="ar_AE" w:bidi="ar_AE"/>
+        </w:rPr>
+        <w:t>כָּל־שַׁ֣עַר עַמִּ֔⁠י</w:t>
+      </w:r>
+    </w:p>
+    <w:p>
+      <w:pPr>
+        <w:bidi/>
+      </w:pPr>
+      <w:r>
+        <w:rPr>
+          <w:lang w:val="ar_AE" w:bidi="ar_AE"/>
+        </w:rPr>
+      </w:r>
+      <w:r>
+        <w:rPr>
           <w:b/>
           <w:lang w:val="ar_AE" w:bidi="ar_AE"/>
         </w:rPr>
@@ -22607,6 +25247,22 @@
         <w:rPr>
           <w:lang w:val="ar_AE" w:bidi="ar_AE"/>
         </w:rPr>
+      </w:r>
+    </w:p>
+    <w:p>
+      <w:pPr>
+        <w:bidi/>
+      </w:pPr>
+      <w:r>
+        <w:rPr>
+          <w:lang w:val="ar_AE" w:bidi="ar_AE"/>
+        </w:rPr>
+      </w:r>
+      <w:r>
+        <w:rPr>
+          <w:lang w:val="ar_AE" w:bidi="ar_AE"/>
+        </w:rPr>
+        <w:t>וְ⁠עַתָּה֙</w:t>
       </w:r>
     </w:p>
     <w:p>
@@ -22757,6 +25413,22 @@
       </w:r>
       <w:r>
         <w:rPr>
+          <w:lang w:val="ar_AE" w:bidi="ar_AE"/>
+        </w:rPr>
+        <w:t>וְ⁠גַ֛ם</w:t>
+      </w:r>
+    </w:p>
+    <w:p>
+      <w:pPr>
+        <w:bidi/>
+      </w:pPr>
+      <w:r>
+        <w:rPr>
+          <w:lang w:val="ar_AE" w:bidi="ar_AE"/>
+        </w:rPr>
+      </w:r>
+      <w:r>
+        <w:rPr>
           <w:b/>
           <w:lang w:val="ar_AE" w:bidi="ar_AE"/>
         </w:rPr>
@@ -22912,6 +25584,22 @@
       </w:r>
       <w:r>
         <w:rPr>
+          <w:lang w:val="ar_AE" w:bidi="ar_AE"/>
+        </w:rPr>
+        <w:t>גֹאֵ֖ל &amp; גֹּאֵ֖ל</w:t>
+      </w:r>
+    </w:p>
+    <w:p>
+      <w:pPr>
+        <w:bidi/>
+      </w:pPr>
+      <w:r>
+        <w:rPr>
+          <w:lang w:val="ar_AE" w:bidi="ar_AE"/>
+        </w:rPr>
+      </w:r>
+      <w:r>
+        <w:rPr>
           <w:b/>
           <w:lang w:val="ar_AE" w:bidi="ar_AE"/>
         </w:rPr>
@@ -23063,6 +25751,22 @@
       </w:r>
       <w:r>
         <w:rPr>
+          <w:lang w:val="ar_AE" w:bidi="ar_AE"/>
+        </w:rPr>
+        <w:t>אִם־יִגְאָלֵ֥⁠ךְ</w:t>
+      </w:r>
+    </w:p>
+    <w:p>
+      <w:pPr>
+        <w:bidi/>
+      </w:pPr>
+      <w:r>
+        <w:rPr>
+          <w:lang w:val="ar_AE" w:bidi="ar_AE"/>
+        </w:rPr>
+      </w:r>
+      <w:r>
+        <w:rPr>
           <w:b/>
           <w:lang w:val="ar_AE" w:bidi="ar_AE"/>
         </w:rPr>
@@ -23182,6 +25886,22 @@
       </w:r>
       <w:r>
         <w:rPr>
+          <w:lang w:val="ar_AE" w:bidi="ar_AE"/>
+        </w:rPr>
+        <w:t>וּ⁠גְאַלְתִּ֥י⁠ךְ אָנֹ֖כִי</w:t>
+      </w:r>
+    </w:p>
+    <w:p>
+      <w:pPr>
+        <w:bidi/>
+      </w:pPr>
+      <w:r>
+        <w:rPr>
+          <w:lang w:val="ar_AE" w:bidi="ar_AE"/>
+        </w:rPr>
+      </w:r>
+      <w:r>
+        <w:rPr>
           <w:b/>
           <w:lang w:val="ar_AE" w:bidi="ar_AE"/>
         </w:rPr>
@@ -23398,6 +26118,22 @@
       </w:r>
       <w:r>
         <w:rPr>
+          <w:lang w:val="ar_AE" w:bidi="ar_AE"/>
+        </w:rPr>
+        <w:t>וַ⁠תִּשְׁכַּ֤ב מַרְגְּלוֹתָיו֙</w:t>
+      </w:r>
+    </w:p>
+    <w:p>
+      <w:pPr>
+        <w:bidi/>
+      </w:pPr>
+      <w:r>
+        <w:rPr>
+          <w:lang w:val="ar_AE" w:bidi="ar_AE"/>
+        </w:rPr>
+      </w:r>
+      <w:r>
+        <w:rPr>
           <w:b/>
           <w:lang w:val="ar_AE" w:bidi="ar_AE"/>
         </w:rPr>
@@ -23517,6 +26253,22 @@
       </w:r>
       <w:r>
         <w:rPr>
+          <w:lang w:val="ar_AE" w:bidi="ar_AE"/>
+        </w:rPr>
+        <w:t>בְּטֶ֛רֶם יַכִּ֥יר אִ֖ישׁ אֶת־רֵעֵ֑⁠הוּ</w:t>
+      </w:r>
+    </w:p>
+    <w:p>
+      <w:pPr>
+        <w:bidi/>
+      </w:pPr>
+      <w:r>
+        <w:rPr>
+          <w:lang w:val="ar_AE" w:bidi="ar_AE"/>
+        </w:rPr>
+      </w:r>
+      <w:r>
+        <w:rPr>
           <w:b/>
           <w:lang w:val="ar_AE" w:bidi="ar_AE"/>
         </w:rPr>
@@ -23636,6 +26388,22 @@
       </w:r>
       <w:r>
         <w:rPr>
+          <w:lang w:val="ar_AE" w:bidi="ar_AE"/>
+        </w:rPr>
+        <w:t>וַ⁠יֹּ֨אמֶר֙</w:t>
+      </w:r>
+    </w:p>
+    <w:p>
+      <w:pPr>
+        <w:bidi/>
+      </w:pPr>
+      <w:r>
+        <w:rPr>
+          <w:lang w:val="ar_AE" w:bidi="ar_AE"/>
+        </w:rPr>
+      </w:r>
+      <w:r>
+        <w:rPr>
           <w:b/>
           <w:lang w:val="ar_AE" w:bidi="ar_AE"/>
         </w:rPr>
@@ -23742,6 +26510,22 @@
       </w:r>
       <w:r>
         <w:rPr>
+          <w:lang w:val="ar_AE" w:bidi="ar_AE"/>
+        </w:rPr>
+        <w:t>אַל־יִוָּדַ֔ע</w:t>
+      </w:r>
+    </w:p>
+    <w:p>
+      <w:pPr>
+        <w:bidi/>
+      </w:pPr>
+      <w:r>
+        <w:rPr>
+          <w:lang w:val="ar_AE" w:bidi="ar_AE"/>
+        </w:rPr>
+      </w:r>
+      <w:r>
+        <w:rPr>
           <w:b/>
           <w:lang w:val="ar_AE" w:bidi="ar_AE"/>
         </w:rPr>
@@ -23848,6 +26632,22 @@
       </w:r>
       <w:r>
         <w:rPr>
+          <w:lang w:val="ar_AE" w:bidi="ar_AE"/>
+        </w:rPr>
+        <w:t>הַ⁠מִּטְפַּ֧חַת</w:t>
+      </w:r>
+    </w:p>
+    <w:p>
+      <w:pPr>
+        <w:bidi/>
+      </w:pPr>
+      <w:r>
+        <w:rPr>
+          <w:lang w:val="ar_AE" w:bidi="ar_AE"/>
+        </w:rPr>
+      </w:r>
+      <w:r>
+        <w:rPr>
           <w:b/>
           <w:lang w:val="ar_AE" w:bidi="ar_AE"/>
         </w:rPr>
@@ -23967,6 +26767,22 @@
       </w:r>
       <w:r>
         <w:rPr>
+          <w:lang w:val="ar_AE" w:bidi="ar_AE"/>
+        </w:rPr>
+        <w:t>שֵׁשׁ־שְׂעֹרִים֙</w:t>
+      </w:r>
+    </w:p>
+    <w:p>
+      <w:pPr>
+        <w:bidi/>
+      </w:pPr>
+      <w:r>
+        <w:rPr>
+          <w:lang w:val="ar_AE" w:bidi="ar_AE"/>
+        </w:rPr>
+      </w:r>
+      <w:r>
+        <w:rPr>
           <w:b/>
           <w:lang w:val="ar_AE" w:bidi="ar_AE"/>
         </w:rPr>
@@ -24073,6 +26889,22 @@
       </w:r>
       <w:r>
         <w:rPr>
+          <w:lang w:val="ar_AE" w:bidi="ar_AE"/>
+        </w:rPr>
+        <w:t>וַ⁠יָּ֣שֶׁת עָלֶ֔י⁠הָ</w:t>
+      </w:r>
+    </w:p>
+    <w:p>
+      <w:pPr>
+        <w:bidi/>
+      </w:pPr>
+      <w:r>
+        <w:rPr>
+          <w:lang w:val="ar_AE" w:bidi="ar_AE"/>
+        </w:rPr>
+      </w:r>
+      <w:r>
+        <w:rPr>
           <w:b/>
           <w:lang w:val="ar_AE" w:bidi="ar_AE"/>
         </w:rPr>
@@ -24179,6 +27011,22 @@
       </w:r>
       <w:r>
         <w:rPr>
+          <w:lang w:val="ar_AE" w:bidi="ar_AE"/>
+        </w:rPr>
+        <w:t>וַ⁠יָּבֹ֖א הָ⁠עִֽיר</w:t>
+      </w:r>
+    </w:p>
+    <w:p>
+      <w:pPr>
+        <w:bidi/>
+      </w:pPr>
+      <w:r>
+        <w:rPr>
+          <w:lang w:val="ar_AE" w:bidi="ar_AE"/>
+        </w:rPr>
+      </w:r>
+      <w:r>
+        <w:rPr>
           <w:b/>
           <w:lang w:val="ar_AE" w:bidi="ar_AE"/>
         </w:rPr>
@@ -24311,6 +27159,22 @@
       </w:r>
       <w:r>
         <w:rPr>
+          <w:lang w:val="ar_AE" w:bidi="ar_AE"/>
+        </w:rPr>
+        <w:t>מִי־אַ֣תְּ</w:t>
+      </w:r>
+    </w:p>
+    <w:p>
+      <w:pPr>
+        <w:bidi/>
+      </w:pPr>
+      <w:r>
+        <w:rPr>
+          <w:lang w:val="ar_AE" w:bidi="ar_AE"/>
+        </w:rPr>
+      </w:r>
+      <w:r>
+        <w:rPr>
           <w:b/>
           <w:lang w:val="ar_AE" w:bidi="ar_AE"/>
         </w:rPr>
@@ -24444,6 +27308,22 @@
       </w:r>
       <w:r>
         <w:rPr>
+          <w:lang w:val="ar_AE" w:bidi="ar_AE"/>
+        </w:rPr>
+        <w:t>בִּתִּ֑⁠י</w:t>
+      </w:r>
+    </w:p>
+    <w:p>
+      <w:pPr>
+        <w:bidi/>
+      </w:pPr>
+      <w:r>
+        <w:rPr>
+          <w:lang w:val="ar_AE" w:bidi="ar_AE"/>
+        </w:rPr>
+      </w:r>
+      <w:r>
+        <w:rPr>
           <w:b/>
           <w:lang w:val="ar_AE" w:bidi="ar_AE"/>
         </w:rPr>
@@ -24550,6 +27430,22 @@
         <w:rPr>
           <w:lang w:val="ar_AE" w:bidi="ar_AE"/>
         </w:rPr>
+      </w:r>
+    </w:p>
+    <w:p>
+      <w:pPr>
+        <w:bidi/>
+      </w:pPr>
+      <w:r>
+        <w:rPr>
+          <w:lang w:val="ar_AE" w:bidi="ar_AE"/>
+        </w:rPr>
+      </w:r>
+      <w:r>
+        <w:rPr>
+          <w:lang w:val="ar_AE" w:bidi="ar_AE"/>
+        </w:rPr>
+        <w:t>אֵ֛ת כָּל־אֲשֶׁ֥ר עָֽשָׂה־לָ֖⁠הּ הָ⁠אִֽישׁ</w:t>
       </w:r>
     </w:p>
     <w:p>
@@ -24806,6 +27702,22 @@
       </w:r>
       <w:r>
         <w:rPr>
+          <w:lang w:val="ar_AE" w:bidi="ar_AE"/>
+        </w:rPr>
+        <w:t>כִּ֚י אָמַ֣ר אַל־תָּב֥וֹאִי רֵיקָ֖ם אֶל־חֲמוֹתֵֽ⁠ךְ</w:t>
+      </w:r>
+    </w:p>
+    <w:p>
+      <w:pPr>
+        <w:bidi/>
+      </w:pPr>
+      <w:r>
+        <w:rPr>
+          <w:lang w:val="ar_AE" w:bidi="ar_AE"/>
+        </w:rPr>
+      </w:r>
+      <w:r>
+        <w:rPr>
           <w:b/>
           <w:lang w:val="ar_AE" w:bidi="ar_AE"/>
         </w:rPr>
@@ -25018,6 +27930,22 @@
       </w:r>
       <w:r>
         <w:rPr>
+          <w:lang w:val="ar_AE" w:bidi="ar_AE"/>
+        </w:rPr>
+        <w:t>שְׁבִ֣י</w:t>
+      </w:r>
+    </w:p>
+    <w:p>
+      <w:pPr>
+        <w:bidi/>
+      </w:pPr>
+      <w:r>
+        <w:rPr>
+          <w:lang w:val="ar_AE" w:bidi="ar_AE"/>
+        </w:rPr>
+      </w:r>
+      <w:r>
+        <w:rPr>
           <w:b/>
           <w:lang w:val="ar_AE" w:bidi="ar_AE"/>
         </w:rPr>
@@ -25243,6 +28171,22 @@
       </w:r>
       <w:r>
         <w:rPr>
+          <w:lang w:val="ar_AE" w:bidi="ar_AE"/>
+        </w:rPr>
+        <w:t>אֵ֖יךְ יִפֹּ֣ל דָּבָ֑ר</w:t>
+      </w:r>
+    </w:p>
+    <w:p>
+      <w:pPr>
+        <w:bidi/>
+      </w:pPr>
+      <w:r>
+        <w:rPr>
+          <w:lang w:val="ar_AE" w:bidi="ar_AE"/>
+        </w:rPr>
+      </w:r>
+      <w:r>
+        <w:rPr>
           <w:b/>
           <w:lang w:val="ar_AE" w:bidi="ar_AE"/>
         </w:rPr>
@@ -25362,6 +28306,22 @@
       </w:r>
       <w:r>
         <w:rPr>
+          <w:lang w:val="ar_AE" w:bidi="ar_AE"/>
+        </w:rPr>
+        <w:t>לֹ֤א יִשְׁקֹט֙ הָ⁠אִ֔ישׁ כִּֽי־אִם</w:t>
+      </w:r>
+    </w:p>
+    <w:p>
+      <w:pPr>
+        <w:bidi/>
+      </w:pPr>
+      <w:r>
+        <w:rPr>
+          <w:lang w:val="ar_AE" w:bidi="ar_AE"/>
+        </w:rPr>
+      </w:r>
+      <w:r>
+        <w:rPr>
           <w:b/>
           <w:lang w:val="ar_AE" w:bidi="ar_AE"/>
         </w:rPr>
@@ -25798,6 +28758,22 @@
       </w:r>
       <w:r>
         <w:rPr>
+          <w:lang w:val="ar_AE" w:bidi="ar_AE"/>
+        </w:rPr>
+        <w:t>וּ⁠בֹ֨עַז עָלָ֣ה הַ⁠שַּׁעַר֮</w:t>
+      </w:r>
+    </w:p>
+    <w:p>
+      <w:pPr>
+        <w:bidi/>
+      </w:pPr>
+      <w:r>
+        <w:rPr>
+          <w:lang w:val="ar_AE" w:bidi="ar_AE"/>
+        </w:rPr>
+      </w:r>
+      <w:r>
+        <w:rPr>
           <w:b/>
           <w:lang w:val="ar_AE" w:bidi="ar_AE"/>
         </w:rPr>
@@ -25904,6 +28880,22 @@
       </w:r>
       <w:r>
         <w:rPr>
+          <w:lang w:val="ar_AE" w:bidi="ar_AE"/>
+        </w:rPr>
+        <w:t>הַ⁠שַּׁעַר֮</w:t>
+      </w:r>
+    </w:p>
+    <w:p>
+      <w:pPr>
+        <w:bidi/>
+      </w:pPr>
+      <w:r>
+        <w:rPr>
+          <w:lang w:val="ar_AE" w:bidi="ar_AE"/>
+        </w:rPr>
+      </w:r>
+      <w:r>
+        <w:rPr>
           <w:b/>
           <w:lang w:val="ar_AE" w:bidi="ar_AE"/>
         </w:rPr>
@@ -26129,6 +29121,22 @@
         <w:rPr>
           <w:lang w:val="ar_AE" w:bidi="ar_AE"/>
         </w:rPr>
+      </w:r>
+    </w:p>
+    <w:p>
+      <w:pPr>
+        <w:bidi/>
+      </w:pPr>
+      <w:r>
+        <w:rPr>
+          <w:lang w:val="ar_AE" w:bidi="ar_AE"/>
+        </w:rPr>
+      </w:r>
+      <w:r>
+        <w:rPr>
+          <w:lang w:val="ar_AE" w:bidi="ar_AE"/>
+        </w:rPr>
+        <w:t>הַ⁠גֹּאֵ֤ל</w:t>
       </w:r>
     </w:p>
     <w:p>
@@ -26292,6 +29300,22 @@
       </w:r>
       <w:r>
         <w:rPr>
+          <w:lang w:val="ar_AE" w:bidi="ar_AE"/>
+        </w:rPr>
+        <w:t>וַ⁠יֹּ֛אמֶר ס֥וּרָ⁠ה שְׁבָ⁠ה־פֹּ֖ה פְּלֹנִ֣י אַלְמֹנִ֑י</w:t>
+      </w:r>
+    </w:p>
+    <w:p>
+      <w:pPr>
+        <w:bidi/>
+      </w:pPr>
+      <w:r>
+        <w:rPr>
+          <w:lang w:val="ar_AE" w:bidi="ar_AE"/>
+        </w:rPr>
+      </w:r>
+      <w:r>
+        <w:rPr>
           <w:b/>
           <w:lang w:val="ar_AE" w:bidi="ar_AE"/>
         </w:rPr>
@@ -26411,6 +29435,22 @@
       </w:r>
       <w:r>
         <w:rPr>
+          <w:lang w:val="ar_AE" w:bidi="ar_AE"/>
+        </w:rPr>
+        <w:t>פְּלֹנִ֣י אַלְמֹנִ֑י</w:t>
+      </w:r>
+    </w:p>
+    <w:p>
+      <w:pPr>
+        <w:bidi/>
+      </w:pPr>
+      <w:r>
+        <w:rPr>
+          <w:lang w:val="ar_AE" w:bidi="ar_AE"/>
+        </w:rPr>
+      </w:r>
+      <w:r>
+        <w:rPr>
           <w:b/>
           <w:lang w:val="ar_AE" w:bidi="ar_AE"/>
         </w:rPr>
@@ -26614,6 +29654,22 @@
       </w:r>
       <w:r>
         <w:rPr>
+          <w:lang w:val="ar_AE" w:bidi="ar_AE"/>
+        </w:rPr>
+        <w:t>לְ⁠אָחִ֖י⁠נוּ</w:t>
+      </w:r>
+    </w:p>
+    <w:p>
+      <w:pPr>
+        <w:bidi/>
+      </w:pPr>
+      <w:r>
+        <w:rPr>
+          <w:lang w:val="ar_AE" w:bidi="ar_AE"/>
+        </w:rPr>
+      </w:r>
+      <w:r>
+        <w:rPr>
           <w:b/>
           <w:lang w:val="ar_AE" w:bidi="ar_AE"/>
         </w:rPr>
@@ -26733,6 +29789,22 @@
       </w:r>
       <w:r>
         <w:rPr>
+          <w:lang w:val="ar_AE" w:bidi="ar_AE"/>
+        </w:rPr>
+        <w:t>אָמַ֜רְתִּי</w:t>
+      </w:r>
+    </w:p>
+    <w:p>
+      <w:pPr>
+        <w:bidi/>
+      </w:pPr>
+      <w:r>
+        <w:rPr>
+          <w:lang w:val="ar_AE" w:bidi="ar_AE"/>
+        </w:rPr>
+      </w:r>
+      <w:r>
+        <w:rPr>
           <w:b/>
           <w:lang w:val="ar_AE" w:bidi="ar_AE"/>
         </w:rPr>
@@ -26852,6 +29924,22 @@
       </w:r>
       <w:r>
         <w:rPr>
+          <w:lang w:val="ar_AE" w:bidi="ar_AE"/>
+        </w:rPr>
+        <w:t>אֶגְלֶ֧ה אָזְנְ⁠ךָ֣</w:t>
+      </w:r>
+    </w:p>
+    <w:p>
+      <w:pPr>
+        <w:bidi/>
+      </w:pPr>
+      <w:r>
+        <w:rPr>
+          <w:lang w:val="ar_AE" w:bidi="ar_AE"/>
+        </w:rPr>
+      </w:r>
+      <w:r>
+        <w:rPr>
           <w:b/>
           <w:lang w:val="ar_AE" w:bidi="ar_AE"/>
         </w:rPr>
@@ -26958,6 +30046,22 @@
       </w:r>
       <w:r>
         <w:rPr>
+          <w:lang w:val="ar_AE" w:bidi="ar_AE"/>
+        </w:rPr>
+        <w:t>נֶ֥גֶד הַֽ⁠יֹּשְׁבִים֮</w:t>
+      </w:r>
+    </w:p>
+    <w:p>
+      <w:pPr>
+        <w:bidi/>
+      </w:pPr>
+      <w:r>
+        <w:rPr>
+          <w:lang w:val="ar_AE" w:bidi="ar_AE"/>
+        </w:rPr>
+      </w:r>
+      <w:r>
+        <w:rPr>
           <w:b/>
           <w:lang w:val="ar_AE" w:bidi="ar_AE"/>
         </w:rPr>
@@ -27170,6 +30274,22 @@
       </w:r>
       <w:r>
         <w:rPr>
+          <w:lang w:val="ar_AE" w:bidi="ar_AE"/>
+        </w:rPr>
+        <w:t>אֵ֤ין זוּלָֽתְ⁠ךָ֙ לִ⁠גְא֔וֹל וְ⁠אָנֹכִ֖י אַחֲרֶ֑י⁠ךָ</w:t>
+      </w:r>
+    </w:p>
+    <w:p>
+      <w:pPr>
+        <w:bidi/>
+      </w:pPr>
+      <w:r>
+        <w:rPr>
+          <w:lang w:val="ar_AE" w:bidi="ar_AE"/>
+        </w:rPr>
+      </w:r>
+      <w:r>
+        <w:rPr>
           <w:b/>
           <w:lang w:val="ar_AE" w:bidi="ar_AE"/>
         </w:rPr>
@@ -27276,6 +30396,22 @@
       </w:r>
       <w:r>
         <w:rPr>
+          <w:lang w:val="ar_AE" w:bidi="ar_AE"/>
+        </w:rPr>
+        <w:t>אָנֹכִ֥י אֶגְאָֽל</w:t>
+      </w:r>
+    </w:p>
+    <w:p>
+      <w:pPr>
+        <w:bidi/>
+      </w:pPr>
+      <w:r>
+        <w:rPr>
+          <w:lang w:val="ar_AE" w:bidi="ar_AE"/>
+        </w:rPr>
+      </w:r>
+      <w:r>
+        <w:rPr>
           <w:b/>
           <w:lang w:val="ar_AE" w:bidi="ar_AE"/>
         </w:rPr>
@@ -27373,6 +30509,22 @@
       </w:r>
       <w:r>
         <w:rPr>
+          <w:lang w:val="ar_AE" w:bidi="ar_AE"/>
+        </w:rPr>
+        <w:t>בְּ⁠יוֹם</w:t>
+      </w:r>
+    </w:p>
+    <w:p>
+      <w:pPr>
+        <w:bidi/>
+      </w:pPr>
+      <w:r>
+        <w:rPr>
+          <w:lang w:val="ar_AE" w:bidi="ar_AE"/>
+        </w:rPr>
+      </w:r>
+      <w:r>
+        <w:rPr>
           <w:b/>
           <w:lang w:val="ar_AE" w:bidi="ar_AE"/>
         </w:rPr>
@@ -27492,6 +30644,22 @@
       </w:r>
       <w:r>
         <w:rPr>
+          <w:lang w:val="ar_AE" w:bidi="ar_AE"/>
+        </w:rPr>
+        <w:t>מִ⁠יַּ֣ד נָעֳמִ֑י</w:t>
+      </w:r>
+    </w:p>
+    <w:p>
+      <w:pPr>
+        <w:bidi/>
+      </w:pPr>
+      <w:r>
+        <w:rPr>
+          <w:lang w:val="ar_AE" w:bidi="ar_AE"/>
+        </w:rPr>
+      </w:r>
+      <w:r>
+        <w:rPr>
           <w:b/>
           <w:lang w:val="ar_AE" w:bidi="ar_AE"/>
         </w:rPr>
@@ -27611,6 +30779,22 @@
       </w:r>
       <w:r>
         <w:rPr>
+          <w:lang w:val="ar_AE" w:bidi="ar_AE"/>
+        </w:rPr>
+        <w:t>וּ֠⁠מֵ⁠אֵת ר֣וּת &amp; קָנִ֔יתָה</w:t>
+      </w:r>
+    </w:p>
+    <w:p>
+      <w:pPr>
+        <w:bidi/>
+      </w:pPr>
+      <w:r>
+        <w:rPr>
+          <w:lang w:val="ar_AE" w:bidi="ar_AE"/>
+        </w:rPr>
+      </w:r>
+      <w:r>
+        <w:rPr>
           <w:b/>
           <w:lang w:val="ar_AE" w:bidi="ar_AE"/>
         </w:rPr>
@@ -27814,6 +30998,22 @@
       </w:r>
       <w:r>
         <w:rPr>
+          <w:lang w:val="ar_AE" w:bidi="ar_AE"/>
+        </w:rPr>
+        <w:t>לְ⁠הָקִ֥ים שֵׁם־הַ⁠מֵּ֖ת עַל־נַחֲלָתֽ⁠וֹ</w:t>
+      </w:r>
+    </w:p>
+    <w:p>
+      <w:pPr>
+        <w:bidi/>
+      </w:pPr>
+      <w:r>
+        <w:rPr>
+          <w:lang w:val="ar_AE" w:bidi="ar_AE"/>
+        </w:rPr>
+      </w:r>
+      <w:r>
+        <w:rPr>
           <w:b/>
           <w:lang w:val="ar_AE" w:bidi="ar_AE"/>
         </w:rPr>
@@ -27933,6 +31133,22 @@
       </w:r>
       <w:r>
         <w:rPr>
+          <w:lang w:val="ar_AE" w:bidi="ar_AE"/>
+        </w:rPr>
+        <w:t>הַ⁠מֵּת֙ &amp; הַ⁠מֵּ֖ת</w:t>
+      </w:r>
+    </w:p>
+    <w:p>
+      <w:pPr>
+        <w:bidi/>
+      </w:pPr>
+      <w:r>
+        <w:rPr>
+          <w:lang w:val="ar_AE" w:bidi="ar_AE"/>
+        </w:rPr>
+      </w:r>
+      <w:r>
+        <w:rPr>
           <w:b/>
           <w:lang w:val="ar_AE" w:bidi="ar_AE"/>
         </w:rPr>
@@ -28066,6 +31282,22 @@
       </w:r>
       <w:r>
         <w:rPr>
+          <w:lang w:val="ar_AE" w:bidi="ar_AE"/>
+        </w:rPr>
+        <w:t>אַשְׁחִ֖ית אֶת־נַחֲלָתִ֑⁠י</w:t>
+      </w:r>
+    </w:p>
+    <w:p>
+      <w:pPr>
+        <w:bidi/>
+      </w:pPr>
+      <w:r>
+        <w:rPr>
+          <w:lang w:val="ar_AE" w:bidi="ar_AE"/>
+        </w:rPr>
+      </w:r>
+      <w:r>
+        <w:rPr>
           <w:b/>
           <w:lang w:val="ar_AE" w:bidi="ar_AE"/>
         </w:rPr>
@@ -28185,6 +31417,22 @@
       </w:r>
       <w:r>
         <w:rPr>
+          <w:lang w:val="ar_AE" w:bidi="ar_AE"/>
+        </w:rPr>
+        <w:t>גְּאַל־לְ⁠ךָ֤ אַתָּה֙ אֶת־גְּאֻלָּתִ֔⁠י</w:t>
+      </w:r>
+    </w:p>
+    <w:p>
+      <w:pPr>
+        <w:bidi/>
+      </w:pPr>
+      <w:r>
+        <w:rPr>
+          <w:lang w:val="ar_AE" w:bidi="ar_AE"/>
+        </w:rPr>
+      </w:r>
+      <w:r>
+        <w:rPr>
           <w:b/>
           <w:lang w:val="ar_AE" w:bidi="ar_AE"/>
         </w:rPr>
@@ -28303,6 +31551,22 @@
       </w:r>
       <w:r>
         <w:rPr>
+          <w:lang w:val="ar_AE" w:bidi="ar_AE"/>
+        </w:rPr>
+        <w:t>וְ⁠זֹאת֩</w:t>
+      </w:r>
+    </w:p>
+    <w:p>
+      <w:pPr>
+        <w:bidi/>
+      </w:pPr>
+      <w:r>
+        <w:rPr>
+          <w:lang w:val="ar_AE" w:bidi="ar_AE"/>
+        </w:rPr>
+      </w:r>
+      <w:r>
+        <w:rPr>
           <w:b/>
           <w:lang w:val="ar_AE" w:bidi="ar_AE"/>
         </w:rPr>
@@ -28422,6 +31686,22 @@
       </w:r>
       <w:r>
         <w:rPr>
+          <w:lang w:val="ar_AE" w:bidi="ar_AE"/>
+        </w:rPr>
+        <w:t>וְ⁠זֹאת֩</w:t>
+      </w:r>
+    </w:p>
+    <w:p>
+      <w:pPr>
+        <w:bidi/>
+      </w:pPr>
+      <w:r>
+        <w:rPr>
+          <w:lang w:val="ar_AE" w:bidi="ar_AE"/>
+        </w:rPr>
+      </w:r>
+      <w:r>
+        <w:rPr>
           <w:b/>
           <w:lang w:val="ar_AE" w:bidi="ar_AE"/>
         </w:rPr>
@@ -28528,6 +31808,22 @@
       </w:r>
       <w:r>
         <w:rPr>
+          <w:lang w:val="ar_AE" w:bidi="ar_AE"/>
+        </w:rPr>
+        <w:t>לְ⁠פָנִ֨ים</w:t>
+      </w:r>
+    </w:p>
+    <w:p>
+      <w:pPr>
+        <w:bidi/>
+      </w:pPr>
+      <w:r>
+        <w:rPr>
+          <w:lang w:val="ar_AE" w:bidi="ar_AE"/>
+        </w:rPr>
+      </w:r>
+      <w:r>
+        <w:rPr>
           <w:b/>
           <w:lang w:val="ar_AE" w:bidi="ar_AE"/>
         </w:rPr>
@@ -28647,6 +31943,22 @@
       </w:r>
       <w:r>
         <w:rPr>
+          <w:lang w:val="ar_AE" w:bidi="ar_AE"/>
+        </w:rPr>
+        <w:t>לְ⁠רֵעֵ֑⁠הוּ</w:t>
+      </w:r>
+    </w:p>
+    <w:p>
+      <w:pPr>
+        <w:bidi/>
+      </w:pPr>
+      <w:r>
+        <w:rPr>
+          <w:lang w:val="ar_AE" w:bidi="ar_AE"/>
+        </w:rPr>
+      </w:r>
+      <w:r>
+        <w:rPr>
           <w:b/>
           <w:lang w:val="ar_AE" w:bidi="ar_AE"/>
         </w:rPr>
@@ -28766,6 +32078,22 @@
       </w:r>
       <w:r>
         <w:rPr>
+          <w:lang w:val="ar_AE" w:bidi="ar_AE"/>
+        </w:rPr>
+        <w:t>וַ⁠יֹּ֧אמֶר הַ⁠גֹּאֵ֛ל לְ⁠בֹ֖עַז קְנֵה־לָ֑⁠ךְ וַ⁠יִּשְׁלֹ֖ף נַעֲלֽ⁠וֹ</w:t>
+      </w:r>
+    </w:p>
+    <w:p>
+      <w:pPr>
+        <w:bidi/>
+      </w:pPr>
+      <w:r>
+        <w:rPr>
+          <w:lang w:val="ar_AE" w:bidi="ar_AE"/>
+        </w:rPr>
+      </w:r>
+      <w:r>
+        <w:rPr>
           <w:b/>
           <w:lang w:val="ar_AE" w:bidi="ar_AE"/>
         </w:rPr>
@@ -28872,6 +32200,22 @@
       </w:r>
       <w:r>
         <w:rPr>
+          <w:lang w:val="ar_AE" w:bidi="ar_AE"/>
+        </w:rPr>
+        <w:t>וַ⁠יֹּ֧אמֶר הַ⁠גֹּאֵ֛ל לְ⁠בֹ֖עַז קְנֵה־לָ֑⁠ךְ וַ⁠יִּשְׁלֹ֖ף נַעֲלֽ⁠וֹ</w:t>
+      </w:r>
+    </w:p>
+    <w:p>
+      <w:pPr>
+        <w:bidi/>
+      </w:pPr>
+      <w:r>
+        <w:rPr>
+          <w:lang w:val="ar_AE" w:bidi="ar_AE"/>
+        </w:rPr>
+      </w:r>
+      <w:r>
+        <w:rPr>
           <w:b/>
           <w:lang w:val="ar_AE" w:bidi="ar_AE"/>
         </w:rPr>
@@ -28991,6 +32335,22 @@
       </w:r>
       <w:r>
         <w:rPr>
+          <w:lang w:val="ar_AE" w:bidi="ar_AE"/>
+        </w:rPr>
+        <w:t>וַ⁠יִּשְׁלֹ֖ף נַעֲלֽ⁠וֹ</w:t>
+      </w:r>
+    </w:p>
+    <w:p>
+      <w:pPr>
+        <w:bidi/>
+      </w:pPr>
+      <w:r>
+        <w:rPr>
+          <w:lang w:val="ar_AE" w:bidi="ar_AE"/>
+        </w:rPr>
+      </w:r>
+      <w:r>
+        <w:rPr>
           <w:b/>
           <w:lang w:val="ar_AE" w:bidi="ar_AE"/>
         </w:rPr>
@@ -29097,6 +32457,22 @@
       </w:r>
       <w:r>
         <w:rPr>
+          <w:lang w:val="ar_AE" w:bidi="ar_AE"/>
+        </w:rPr>
+        <w:t>לַ⁠זְּקֵנִ֜ים וְ⁠כָל־הָ⁠עָ֗ם</w:t>
+      </w:r>
+    </w:p>
+    <w:p>
+      <w:pPr>
+        <w:bidi/>
+      </w:pPr>
+      <w:r>
+        <w:rPr>
+          <w:lang w:val="ar_AE" w:bidi="ar_AE"/>
+        </w:rPr>
+      </w:r>
+      <w:r>
+        <w:rPr>
           <w:b/>
           <w:lang w:val="ar_AE" w:bidi="ar_AE"/>
         </w:rPr>
@@ -29216,6 +32592,22 @@
       </w:r>
       <w:r>
         <w:rPr>
+          <w:lang w:val="ar_AE" w:bidi="ar_AE"/>
+        </w:rPr>
+        <w:t>מִ⁠יַּ֖ד נָעֳמִֽי</w:t>
+      </w:r>
+    </w:p>
+    <w:p>
+      <w:pPr>
+        <w:bidi/>
+      </w:pPr>
+      <w:r>
+        <w:rPr>
+          <w:lang w:val="ar_AE" w:bidi="ar_AE"/>
+        </w:rPr>
+      </w:r>
+      <w:r>
+        <w:rPr>
           <w:b/>
           <w:lang w:val="ar_AE" w:bidi="ar_AE"/>
         </w:rPr>
@@ -29419,6 +32811,22 @@
       </w:r>
       <w:r>
         <w:rPr>
+          <w:lang w:val="ar_AE" w:bidi="ar_AE"/>
+        </w:rPr>
+        <w:t>וְ⁠גַ֣ם</w:t>
+      </w:r>
+    </w:p>
+    <w:p>
+      <w:pPr>
+        <w:bidi/>
+      </w:pPr>
+      <w:r>
+        <w:rPr>
+          <w:lang w:val="ar_AE" w:bidi="ar_AE"/>
+        </w:rPr>
+      </w:r>
+      <w:r>
+        <w:rPr>
           <w:b/>
           <w:lang w:val="ar_AE" w:bidi="ar_AE"/>
         </w:rPr>
@@ -29512,6 +32920,22 @@
         <w:rPr>
           <w:lang w:val="ar_AE" w:bidi="ar_AE"/>
         </w:rPr>
+      </w:r>
+    </w:p>
+    <w:p>
+      <w:pPr>
+        <w:bidi/>
+      </w:pPr>
+      <w:r>
+        <w:rPr>
+          <w:lang w:val="ar_AE" w:bidi="ar_AE"/>
+        </w:rPr>
+      </w:r>
+      <w:r>
+        <w:rPr>
+          <w:lang w:val="ar_AE" w:bidi="ar_AE"/>
+        </w:rPr>
+        <w:t>לְ⁠הָקִ֤ים שֵׁם־הַ⁠מֵּת֙ עַל־נַ֣חֲלָת֔⁠וֹ</w:t>
       </w:r>
     </w:p>
     <w:p>
@@ -29627,6 +33051,22 @@
       </w:r>
       <w:r>
         <w:rPr>
+          <w:lang w:val="ar_AE" w:bidi="ar_AE"/>
+        </w:rPr>
+        <w:t>הַ⁠מֵּת֙ &amp; הַ⁠מֵּ֛ת</w:t>
+      </w:r>
+    </w:p>
+    <w:p>
+      <w:pPr>
+        <w:bidi/>
+      </w:pPr>
+      <w:r>
+        <w:rPr>
+          <w:lang w:val="ar_AE" w:bidi="ar_AE"/>
+        </w:rPr>
+      </w:r>
+      <w:r>
+        <w:rPr>
           <w:b/>
           <w:lang w:val="ar_AE" w:bidi="ar_AE"/>
         </w:rPr>
@@ -29778,6 +33218,22 @@
       </w:r>
       <w:r>
         <w:rPr>
+          <w:lang w:val="ar_AE" w:bidi="ar_AE"/>
+        </w:rPr>
+        <w:t>וְ⁠לֹא־יִכָּרֵ֧ת שֵׁם־הַ⁠מֵּ֛ת מֵ⁠עִ֥ם אֶחָ֖י⁠ו וּ⁠מִ⁠שַּׁ֣עַר מְקוֹמ֑⁠וֹ</w:t>
+      </w:r>
+    </w:p>
+    <w:p>
+      <w:pPr>
+        <w:bidi/>
+      </w:pPr>
+      <w:r>
+        <w:rPr>
+          <w:lang w:val="ar_AE" w:bidi="ar_AE"/>
+        </w:rPr>
+      </w:r>
+      <w:r>
+        <w:rPr>
           <w:b/>
           <w:lang w:val="ar_AE" w:bidi="ar_AE"/>
         </w:rPr>
@@ -29884,6 +33340,22 @@
       </w:r>
       <w:r>
         <w:rPr>
+          <w:lang w:val="ar_AE" w:bidi="ar_AE"/>
+        </w:rPr>
+        <w:t>וְ⁠לֹא־יִכָּרֵ֧ת שֵׁם־הַ⁠מֵּ֛ת מֵ⁠עִ֥ם אֶחָ֖י⁠ו וּ⁠מִ⁠שַּׁ֣עַר מְקוֹמ֑⁠וֹ</w:t>
+      </w:r>
+    </w:p>
+    <w:p>
+      <w:pPr>
+        <w:bidi/>
+      </w:pPr>
+      <w:r>
+        <w:rPr>
+          <w:lang w:val="ar_AE" w:bidi="ar_AE"/>
+        </w:rPr>
+      </w:r>
+      <w:r>
+        <w:rPr>
           <w:b/>
           <w:lang w:val="ar_AE" w:bidi="ar_AE"/>
         </w:rPr>
@@ -30016,6 +33488,22 @@
       </w:r>
       <w:r>
         <w:rPr>
+          <w:lang w:val="ar_AE" w:bidi="ar_AE"/>
+        </w:rPr>
+        <w:t>וּ⁠מִ⁠שַּׁ֣עַר מְקוֹמ֑⁠וֹ</w:t>
+      </w:r>
+    </w:p>
+    <w:p>
+      <w:pPr>
+        <w:bidi/>
+      </w:pPr>
+      <w:r>
+        <w:rPr>
+          <w:lang w:val="ar_AE" w:bidi="ar_AE"/>
+        </w:rPr>
+      </w:r>
+      <w:r>
+        <w:rPr>
           <w:b/>
           <w:lang w:val="ar_AE" w:bidi="ar_AE"/>
         </w:rPr>
@@ -30232,6 +33720,22 @@
       </w:r>
       <w:r>
         <w:rPr>
+          <w:lang w:val="ar_AE" w:bidi="ar_AE"/>
+        </w:rPr>
+        <w:t>הָ⁠עָ֧ם אֲשֶׁר־בַּ⁠שַּׁ֛עַר</w:t>
+      </w:r>
+    </w:p>
+    <w:p>
+      <w:pPr>
+        <w:bidi/>
+      </w:pPr>
+      <w:r>
+        <w:rPr>
+          <w:lang w:val="ar_AE" w:bidi="ar_AE"/>
+        </w:rPr>
+      </w:r>
+      <w:r>
+        <w:rPr>
           <w:b/>
           <w:lang w:val="ar_AE" w:bidi="ar_AE"/>
         </w:rPr>
@@ -30351,6 +33855,22 @@
       </w:r>
       <w:r>
         <w:rPr>
+          <w:lang w:val="ar_AE" w:bidi="ar_AE"/>
+        </w:rPr>
+        <w:t>הַ⁠בָּאָ֣ה אֶל־בֵּיתֶ֗⁠ךָ</w:t>
+      </w:r>
+    </w:p>
+    <w:p>
+      <w:pPr>
+        <w:bidi/>
+      </w:pPr>
+      <w:r>
+        <w:rPr>
+          <w:lang w:val="ar_AE" w:bidi="ar_AE"/>
+        </w:rPr>
+      </w:r>
+      <w:r>
+        <w:rPr>
           <w:b/>
           <w:lang w:val="ar_AE" w:bidi="ar_AE"/>
         </w:rPr>
@@ -30457,6 +33977,22 @@
       </w:r>
       <w:r>
         <w:rPr>
+          <w:lang w:val="ar_AE" w:bidi="ar_AE"/>
+        </w:rPr>
+        <w:t>יִתֵּן֩ יְהוָ֨ה אֶֽת־הָ⁠אִשָּׁ֜ה הַ⁠בָּאָ֣ה אֶל־בֵּיתֶ֗⁠ךָ כְּ⁠רָחֵ֤ל ׀ וּ⁠כְ⁠לֵאָה֙ אֲשֶׁ֨ר בָּנ֤וּ שְׁתֵּי⁠הֶם֙ אֶת־בֵּ֣ית יִשְׂרָאֵ֔ל</w:t>
+      </w:r>
+    </w:p>
+    <w:p>
+      <w:pPr>
+        <w:bidi/>
+      </w:pPr>
+      <w:r>
+        <w:rPr>
+          <w:lang w:val="ar_AE" w:bidi="ar_AE"/>
+        </w:rPr>
+      </w:r>
+      <w:r>
+        <w:rPr>
           <w:b/>
           <w:lang w:val="ar_AE" w:bidi="ar_AE"/>
         </w:rPr>
@@ -30563,6 +34099,22 @@
       </w:r>
       <w:r>
         <w:rPr>
+          <w:lang w:val="ar_AE" w:bidi="ar_AE"/>
+        </w:rPr>
+        <w:t>כְּ⁠רָחֵ֤ל ׀ וּ⁠כְ⁠לֵאָה֙ אֲשֶׁ֨ר בָּנ֤וּ שְׁתֵּי⁠הֶם֙ אֶת־בֵּ֣ית יִשְׂרָאֵ֔ל</w:t>
+      </w:r>
+    </w:p>
+    <w:p>
+      <w:pPr>
+        <w:bidi/>
+      </w:pPr>
+      <w:r>
+        <w:rPr>
+          <w:lang w:val="ar_AE" w:bidi="ar_AE"/>
+        </w:rPr>
+      </w:r>
+      <w:r>
+        <w:rPr>
           <w:b/>
           <w:lang w:val="ar_AE" w:bidi="ar_AE"/>
         </w:rPr>
@@ -30689,6 +34241,22 @@
       </w:r>
       <w:r>
         <w:rPr>
+          <w:lang w:val="ar_AE" w:bidi="ar_AE"/>
+        </w:rPr>
+        <w:t>בָּנ֤וּ &amp; אֶת־בֵּ֣ית יִשְׂרָאֵ֔ל</w:t>
+      </w:r>
+    </w:p>
+    <w:p>
+      <w:pPr>
+        <w:bidi/>
+      </w:pPr>
+      <w:r>
+        <w:rPr>
+          <w:lang w:val="ar_AE" w:bidi="ar_AE"/>
+        </w:rPr>
+      </w:r>
+      <w:r>
+        <w:rPr>
           <w:b/>
           <w:lang w:val="ar_AE" w:bidi="ar_AE"/>
         </w:rPr>
@@ -30821,6 +34389,22 @@
       </w:r>
       <w:r>
         <w:rPr>
+          <w:lang w:val="ar_AE" w:bidi="ar_AE"/>
+        </w:rPr>
+        <w:t>וַ⁠עֲשֵׂה־חַ֣יִל בְּ⁠אֶפְרָ֔תָה וּ⁠קְרָא־שֵׁ֖ם בְּ⁠בֵ֥ית לָֽחֶם</w:t>
+      </w:r>
+    </w:p>
+    <w:p>
+      <w:pPr>
+        <w:bidi/>
+      </w:pPr>
+      <w:r>
+        <w:rPr>
+          <w:lang w:val="ar_AE" w:bidi="ar_AE"/>
+        </w:rPr>
+      </w:r>
+      <w:r>
+        <w:rPr>
           <w:b/>
           <w:lang w:val="ar_AE" w:bidi="ar_AE"/>
         </w:rPr>
@@ -30940,6 +34524,22 @@
       </w:r>
       <w:r>
         <w:rPr>
+          <w:lang w:val="ar_AE" w:bidi="ar_AE"/>
+        </w:rPr>
+        <w:t>וַ⁠עֲשֵׂה־חַ֣יִל בְּ⁠אֶפְרָ֔תָה וּ⁠קְרָא־שֵׁ֖ם בְּ⁠בֵ֥ית לָֽחֶם</w:t>
+      </w:r>
+    </w:p>
+    <w:p>
+      <w:pPr>
+        <w:bidi/>
+      </w:pPr>
+      <w:r>
+        <w:rPr>
+          <w:lang w:val="ar_AE" w:bidi="ar_AE"/>
+        </w:rPr>
+      </w:r>
+      <w:r>
+        <w:rPr>
           <w:b/>
           <w:lang w:val="ar_AE" w:bidi="ar_AE"/>
         </w:rPr>
@@ -31046,6 +34646,22 @@
       </w:r>
       <w:r>
         <w:rPr>
+          <w:lang w:val="ar_AE" w:bidi="ar_AE"/>
+        </w:rPr>
+        <w:t>וִ⁠יהִ֤י בֵֽיתְ⁠ךָ֙ כְּ⁠בֵ֣ית פֶּ֔רֶץ</w:t>
+      </w:r>
+    </w:p>
+    <w:p>
+      <w:pPr>
+        <w:bidi/>
+      </w:pPr>
+      <w:r>
+        <w:rPr>
+          <w:lang w:val="ar_AE" w:bidi="ar_AE"/>
+        </w:rPr>
+      </w:r>
+      <w:r>
+        <w:rPr>
           <w:b/>
           <w:lang w:val="ar_AE" w:bidi="ar_AE"/>
         </w:rPr>
@@ -31165,6 +34781,22 @@
       </w:r>
       <w:r>
         <w:rPr>
+          <w:lang w:val="ar_AE" w:bidi="ar_AE"/>
+        </w:rPr>
+        <w:t>מִן־הַ⁠זֶּ֗רַע אֲשֶׁ֨ר יִתֵּ֤ן יְהוָה֙ לְ⁠ךָ֔</w:t>
+      </w:r>
+    </w:p>
+    <w:p>
+      <w:pPr>
+        <w:bidi/>
+      </w:pPr>
+      <w:r>
+        <w:rPr>
+          <w:lang w:val="ar_AE" w:bidi="ar_AE"/>
+        </w:rPr>
+      </w:r>
+      <w:r>
+        <w:rPr>
           <w:b/>
           <w:lang w:val="ar_AE" w:bidi="ar_AE"/>
         </w:rPr>
@@ -31271,6 +34903,22 @@
       </w:r>
       <w:r>
         <w:rPr>
+          <w:lang w:val="ar_AE" w:bidi="ar_AE"/>
+        </w:rPr>
+        <w:t>וַ⁠יִּקַּ֨ח בֹּ֤עַז אֶת־רוּת֙ וַ⁠תְּהִי־ל֣⁠וֹ לְ⁠אִשָּׁ֔ה</w:t>
+      </w:r>
+    </w:p>
+    <w:p>
+      <w:pPr>
+        <w:bidi/>
+      </w:pPr>
+      <w:r>
+        <w:rPr>
+          <w:lang w:val="ar_AE" w:bidi="ar_AE"/>
+        </w:rPr>
+      </w:r>
+      <w:r>
+        <w:rPr>
           <w:b/>
           <w:lang w:val="ar_AE" w:bidi="ar_AE"/>
         </w:rPr>
@@ -31364,6 +35012,22 @@
         <w:rPr>
           <w:lang w:val="ar_AE" w:bidi="ar_AE"/>
         </w:rPr>
+      </w:r>
+    </w:p>
+    <w:p>
+      <w:pPr>
+        <w:bidi/>
+      </w:pPr>
+      <w:r>
+        <w:rPr>
+          <w:lang w:val="ar_AE" w:bidi="ar_AE"/>
+        </w:rPr>
+      </w:r>
+      <w:r>
+        <w:rPr>
+          <w:lang w:val="ar_AE" w:bidi="ar_AE"/>
+        </w:rPr>
+        <w:t>וַ⁠יִּקַּ֨ח בֹּ֤עַז אֶת־רוּת֙</w:t>
       </w:r>
     </w:p>
     <w:p>
@@ -31532,6 +35196,22 @@
       </w:r>
       <w:r>
         <w:rPr>
+          <w:lang w:val="ar_AE" w:bidi="ar_AE"/>
+        </w:rPr>
+        <w:t>וַ⁠יָּבֹ֖א אֵלֶ֑י⁠הָ</w:t>
+      </w:r>
+    </w:p>
+    <w:p>
+      <w:pPr>
+        <w:bidi/>
+      </w:pPr>
+      <w:r>
+        <w:rPr>
+          <w:lang w:val="ar_AE" w:bidi="ar_AE"/>
+        </w:rPr>
+      </w:r>
+      <w:r>
+        <w:rPr>
           <w:b/>
           <w:lang w:val="ar_AE" w:bidi="ar_AE"/>
         </w:rPr>
@@ -31638,6 +35318,22 @@
         <w:rPr>
           <w:lang w:val="ar_AE" w:bidi="ar_AE"/>
         </w:rPr>
+      </w:r>
+    </w:p>
+    <w:p>
+      <w:pPr>
+        <w:bidi/>
+      </w:pPr>
+      <w:r>
+        <w:rPr>
+          <w:lang w:val="ar_AE" w:bidi="ar_AE"/>
+        </w:rPr>
+      </w:r>
+      <w:r>
+        <w:rPr>
+          <w:lang w:val="ar_AE" w:bidi="ar_AE"/>
+        </w:rPr>
+        <w:t>הַ⁠נָּשִׁים֙</w:t>
       </w:r>
     </w:p>
     <w:p>
@@ -31788,6 +35484,22 @@
       </w:r>
       <w:r>
         <w:rPr>
+          <w:lang w:val="ar_AE" w:bidi="ar_AE"/>
+        </w:rPr>
+        <w:t>בָּר֣וּךְ יְהוָ֔ה</w:t>
+      </w:r>
+    </w:p>
+    <w:p>
+      <w:pPr>
+        <w:bidi/>
+      </w:pPr>
+      <w:r>
+        <w:rPr>
+          <w:lang w:val="ar_AE" w:bidi="ar_AE"/>
+        </w:rPr>
+      </w:r>
+      <w:r>
+        <w:rPr>
           <w:b/>
           <w:lang w:val="ar_AE" w:bidi="ar_AE"/>
         </w:rPr>
@@ -31894,6 +35606,22 @@
       </w:r>
       <w:r>
         <w:rPr>
+          <w:lang w:val="ar_AE" w:bidi="ar_AE"/>
+        </w:rPr>
+        <w:t>לֹ֣א הִשְׁבִּ֥ית לָ֛⁠ךְ גֹּאֵ֖ל הַ⁠יּ֑וֹם</w:t>
+      </w:r>
+    </w:p>
+    <w:p>
+      <w:pPr>
+        <w:bidi/>
+      </w:pPr>
+      <w:r>
+        <w:rPr>
+          <w:lang w:val="ar_AE" w:bidi="ar_AE"/>
+        </w:rPr>
+      </w:r>
+      <w:r>
+        <w:rPr>
           <w:b/>
           <w:lang w:val="ar_AE" w:bidi="ar_AE"/>
         </w:rPr>
@@ -32026,6 +35754,22 @@
       </w:r>
       <w:r>
         <w:rPr>
+          <w:lang w:val="ar_AE" w:bidi="ar_AE"/>
+        </w:rPr>
+        <w:t>וְ⁠יִקָּרֵ֥א שְׁמ֖⁠וֹ</w:t>
+      </w:r>
+    </w:p>
+    <w:p>
+      <w:pPr>
+        <w:bidi/>
+      </w:pPr>
+      <w:r>
+        <w:rPr>
+          <w:lang w:val="ar_AE" w:bidi="ar_AE"/>
+        </w:rPr>
+      </w:r>
+      <w:r>
+        <w:rPr>
           <w:b/>
           <w:lang w:val="ar_AE" w:bidi="ar_AE"/>
         </w:rPr>
@@ -32132,6 +35876,22 @@
       </w:r>
       <w:r>
         <w:rPr>
+          <w:lang w:val="ar_AE" w:bidi="ar_AE"/>
+        </w:rPr>
+        <w:t>וְ⁠יִקָּרֵ֥א שְׁמ֖⁠וֹ בְּ⁠יִשְׂרָאֵֽל</w:t>
+      </w:r>
+    </w:p>
+    <w:p>
+      <w:pPr>
+        <w:bidi/>
+      </w:pPr>
+      <w:r>
+        <w:rPr>
+          <w:lang w:val="ar_AE" w:bidi="ar_AE"/>
+        </w:rPr>
+      </w:r>
+      <w:r>
+        <w:rPr>
           <w:b/>
           <w:lang w:val="ar_AE" w:bidi="ar_AE"/>
         </w:rPr>
@@ -32251,6 +36011,22 @@
       </w:r>
       <w:r>
         <w:rPr>
+          <w:lang w:val="ar_AE" w:bidi="ar_AE"/>
+        </w:rPr>
+        <w:t>לְ⁠מֵשִׁ֣יב נֶ֔פֶשׁ</w:t>
+      </w:r>
+    </w:p>
+    <w:p>
+      <w:pPr>
+        <w:bidi/>
+      </w:pPr>
+      <w:r>
+        <w:rPr>
+          <w:lang w:val="ar_AE" w:bidi="ar_AE"/>
+        </w:rPr>
+      </w:r>
+      <w:r>
+        <w:rPr>
           <w:b/>
           <w:lang w:val="ar_AE" w:bidi="ar_AE"/>
         </w:rPr>
@@ -32370,6 +36146,22 @@
       </w:r>
       <w:r>
         <w:rPr>
+          <w:lang w:val="ar_AE" w:bidi="ar_AE"/>
+        </w:rPr>
+        <w:t>וּ⁠לְ⁠כַלְכֵּ֖ל אֶת־שֵׂיבָתֵ֑⁠ךְ</w:t>
+      </w:r>
+    </w:p>
+    <w:p>
+      <w:pPr>
+        <w:bidi/>
+      </w:pPr>
+      <w:r>
+        <w:rPr>
+          <w:lang w:val="ar_AE" w:bidi="ar_AE"/>
+        </w:rPr>
+      </w:r>
+      <w:r>
+        <w:rPr>
           <w:b/>
           <w:lang w:val="ar_AE" w:bidi="ar_AE"/>
         </w:rPr>
@@ -32489,6 +36281,22 @@
       </w:r>
       <w:r>
         <w:rPr>
+          <w:lang w:val="ar_AE" w:bidi="ar_AE"/>
+        </w:rPr>
+        <w:t>כִּ֣י</w:t>
+      </w:r>
+    </w:p>
+    <w:p>
+      <w:pPr>
+        <w:bidi/>
+      </w:pPr>
+      <w:r>
+        <w:rPr>
+          <w:lang w:val="ar_AE" w:bidi="ar_AE"/>
+        </w:rPr>
+      </w:r>
+      <w:r>
+        <w:rPr>
           <w:b/>
           <w:lang w:val="ar_AE" w:bidi="ar_AE"/>
         </w:rPr>
@@ -32608,6 +36416,22 @@
       </w:r>
       <w:r>
         <w:rPr>
+          <w:lang w:val="ar_AE" w:bidi="ar_AE"/>
+        </w:rPr>
+        <w:t>ט֣וֹבָה לָ֔⁠ךְ מִ⁠שִּׁבְעָ֖ה בָּנִֽים</w:t>
+      </w:r>
+    </w:p>
+    <w:p>
+      <w:pPr>
+        <w:bidi/>
+      </w:pPr>
+      <w:r>
+        <w:rPr>
+          <w:lang w:val="ar_AE" w:bidi="ar_AE"/>
+        </w:rPr>
+      </w:r>
+      <w:r>
+        <w:rPr>
           <w:b/>
           <w:lang w:val="ar_AE" w:bidi="ar_AE"/>
         </w:rPr>
@@ -32713,6 +36537,22 @@
       </w:r>
       <w:r>
         <w:rPr>
+          <w:lang w:val="ar_AE" w:bidi="ar_AE"/>
+        </w:rPr>
+        <w:t>וַ⁠תִּקַּ֨ח נָעֳמִ֤י אֶת־הַ⁠יֶּ֨לֶד֙</w:t>
+      </w:r>
+    </w:p>
+    <w:p>
+      <w:pPr>
+        <w:bidi/>
+      </w:pPr>
+      <w:r>
+        <w:rPr>
+          <w:lang w:val="ar_AE" w:bidi="ar_AE"/>
+        </w:rPr>
+      </w:r>
+      <w:r>
+        <w:rPr>
           <w:b/>
           <w:lang w:val="ar_AE" w:bidi="ar_AE"/>
         </w:rPr>
@@ -32916,6 +36756,22 @@
       </w:r>
       <w:r>
         <w:rPr>
+          <w:lang w:val="ar_AE" w:bidi="ar_AE"/>
+        </w:rPr>
+        <w:t>וַ⁠תִּקְרֶאנָה֩ ל֨⁠וֹ הַ⁠שְּׁכֵנ֥וֹת שֵׁם֙ לֵ⁠אמֹ֔ר &amp; וַ⁠תִּקְרֶ֤אנָֽה שְׁמ⁠וֹ֙ עוֹבֵ֔ד</w:t>
+      </w:r>
+    </w:p>
+    <w:p>
+      <w:pPr>
+        <w:bidi/>
+      </w:pPr>
+      <w:r>
+        <w:rPr>
+          <w:lang w:val="ar_AE" w:bidi="ar_AE"/>
+        </w:rPr>
+      </w:r>
+      <w:r>
+        <w:rPr>
           <w:b/>
           <w:lang w:val="ar_AE" w:bidi="ar_AE"/>
         </w:rPr>
@@ -33036,6 +36892,22 @@
       </w:r>
       <w:r>
         <w:rPr>
+          <w:lang w:val="ar_AE" w:bidi="ar_AE"/>
+        </w:rPr>
+        <w:t>יֻלַּד־בֵּ֖ן לְ⁠נָעֳמִ֑י</w:t>
+      </w:r>
+    </w:p>
+    <w:p>
+      <w:pPr>
+        <w:bidi/>
+      </w:pPr>
+      <w:r>
+        <w:rPr>
+          <w:lang w:val="ar_AE" w:bidi="ar_AE"/>
+        </w:rPr>
+      </w:r>
+      <w:r>
+        <w:rPr>
           <w:b/>
           <w:lang w:val="ar_AE" w:bidi="ar_AE"/>
         </w:rPr>
@@ -33149,6 +37021,22 @@
       </w:r>
       <w:r>
         <w:rPr>
+          <w:lang w:val="ar_AE" w:bidi="ar_AE"/>
+        </w:rPr>
+        <w:t>וַ⁠תִּקְרֶ֤אנָֽה שְׁמ⁠וֹ֙ עוֹבֵ֔ד</w:t>
+      </w:r>
+    </w:p>
+    <w:p>
+      <w:pPr>
+        <w:bidi/>
+      </w:pPr>
+      <w:r>
+        <w:rPr>
+          <w:lang w:val="ar_AE" w:bidi="ar_AE"/>
+        </w:rPr>
+      </w:r>
+      <w:r>
+        <w:rPr>
           <w:b/>
           <w:lang w:val="ar_AE" w:bidi="ar_AE"/>
         </w:rPr>
@@ -33268,6 +37156,22 @@
       </w:r>
       <w:r>
         <w:rPr>
+          <w:lang w:val="ar_AE" w:bidi="ar_AE"/>
+        </w:rPr>
+        <w:t>ה֥וּא אֲבִי־יִשַׁ֖י</w:t>
+      </w:r>
+    </w:p>
+    <w:p>
+      <w:pPr>
+        <w:bidi/>
+      </w:pPr>
+      <w:r>
+        <w:rPr>
+          <w:lang w:val="ar_AE" w:bidi="ar_AE"/>
+        </w:rPr>
+      </w:r>
+      <w:r>
+        <w:rPr>
           <w:b/>
           <w:lang w:val="ar_AE" w:bidi="ar_AE"/>
         </w:rPr>
@@ -33493,6 +37397,22 @@
         <w:rPr>
           <w:lang w:val="ar_AE" w:bidi="ar_AE"/>
         </w:rPr>
+      </w:r>
+    </w:p>
+    <w:p>
+      <w:pPr>
+        <w:bidi/>
+      </w:pPr>
+      <w:r>
+        <w:rPr>
+          <w:lang w:val="ar_AE" w:bidi="ar_AE"/>
+        </w:rPr>
+      </w:r>
+      <w:r>
+        <w:rPr>
+          <w:lang w:val="ar_AE" w:bidi="ar_AE"/>
+        </w:rPr>
+        <w:t>תּוֹלְד֣וֹת פָּ֔רֶץ</w:t>
       </w:r>
     </w:p>
     <w:p>
@@ -33648,6 +37568,22 @@
       </w:r>
       <w:r>
         <w:rPr>
+          <w:lang w:val="ar_AE" w:bidi="ar_AE"/>
+        </w:rPr>
+        <w:t>פֶּ֖רֶץ הוֹלִ֥יד אֶת־חֶצְרֽוֹן</w:t>
+      </w:r>
+    </w:p>
+    <w:p>
+      <w:pPr>
+        <w:bidi/>
+      </w:pPr>
+      <w:r>
+        <w:rPr>
+          <w:lang w:val="ar_AE" w:bidi="ar_AE"/>
+        </w:rPr>
+      </w:r>
+      <w:r>
+        <w:rPr>
           <w:b/>
           <w:lang w:val="ar_AE" w:bidi="ar_AE"/>
         </w:rPr>
@@ -33761,6 +37697,22 @@
         <w:rPr>
           <w:lang w:val="ar_AE" w:bidi="ar_AE"/>
         </w:rPr>
+      </w:r>
+    </w:p>
+    <w:p>
+      <w:pPr>
+        <w:bidi/>
+      </w:pPr>
+      <w:r>
+        <w:rPr>
+          <w:lang w:val="ar_AE" w:bidi="ar_AE"/>
+        </w:rPr>
+      </w:r>
+      <w:r>
+        <w:rPr>
+          <w:lang w:val="ar_AE" w:bidi="ar_AE"/>
+        </w:rPr>
+        <w:t>וְ⁠חֶצְרוֹן֙ &amp; אֶת־רָ֔ם &amp; אֶת־עַמִּֽינָדָֽב</w:t>
       </w:r>
     </w:p>
     <w:p>

--- a/arb/docx/08.content.docx
+++ b/arb/docx/08.content.docx
@@ -32,51 +32,16 @@
     </w:p>
     <w:p>
       <w:pPr>
-        <w:pStyle w:val="Heading2"/>
-        <w:bidi/>
-      </w:pPr>
-      <w:r>
-        <w:rPr>
-          <w:lang w:val="ar_AE" w:bidi="ar_AE"/>
-        </w:rPr>
-        <w:t>License Information</w:t>
-      </w:r>
-      <w:r>
-        <w:rPr>
-          <w:lang w:val="ar_AE" w:bidi="ar_AE"/>
-        </w:rPr>
-      </w:r>
-    </w:p>
-    <w:p>
-      <w:pPr>
-        <w:bidi/>
-      </w:pPr>
-      <w:r>
-        <w:rPr>
-          <w:lang w:val="ar_AE" w:bidi="ar_AE"/>
-        </w:rPr>
-      </w:r>
-      <w:r>
-        <w:rPr>
-          <w:b/>
-          <w:lang w:val="ar_AE" w:bidi="ar_AE"/>
-        </w:rPr>
-        <w:t>ملاحظات الترجمة (كلمة متكشفة)</w:t>
-      </w:r>
-      <w:r>
-        <w:rPr>
-          <w:lang w:val="ar_AE" w:bidi="ar_AE"/>
-        </w:rPr>
-        <w:t xml:space="preserve"> (Arabic) is based on</w:t>
-      </w:r>
-      <w:r>
-        <w:rPr>
-          <w:lang w:val="ar_AE" w:bidi="ar_AE"/>
-        </w:rPr>
-        <w:t xml:space="preserve">: </w:t>
-      </w:r>
-      <w:r>
-        <w:rPr>
+        <w:bidi/>
+      </w:pPr>
+      <w:r>
+        <w:rPr>
+          <w:lang w:val="ar_AE" w:bidi="ar_AE"/>
+        </w:rPr>
+      </w:r>
+      <w:r>
+        <w:rPr>
+          <w:b/>
           <w:lang w:val="ar_AE" w:bidi="ar_AE"/>
         </w:rPr>
         <w:t>unfoldingWord® Translation Notes</w:t>
@@ -85,64 +50,31 @@
         <w:rPr>
           <w:lang w:val="ar_AE" w:bidi="ar_AE"/>
         </w:rPr>
-        <w:t xml:space="preserve">, </w:t>
-      </w:r>
-      <w:hyperlink r:id="rId13">
-        <w:r>
-          <w:rPr>
-            <w:lang w:val="ar_AE" w:bidi="ar_AE"/>
-          </w:rPr>
-          <w:rPr>
-            <w:color w:val="0000EE"/>
-            <w:u w:val="single"/>
-          </w:rPr>
-          <w:t>unfoldingWord</w:t>
-        </w:r>
-      </w:hyperlink>
-      <w:r>
-        <w:rPr>
-          <w:lang w:val="ar_AE" w:bidi="ar_AE"/>
-        </w:rPr>
-        <w:t xml:space="preserve">, 2022, which is licensed under a </w:t>
-      </w:r>
-      <w:hyperlink r:id="rId14">
-        <w:r>
-          <w:rPr>
-            <w:lang w:val="ar_AE" w:bidi="ar_AE"/>
-          </w:rPr>
-          <w:rPr>
-            <w:color w:val="0000EE"/>
-            <w:u w:val="single"/>
-          </w:rPr>
-          <w:t>CC BY-SA 4.0 license</w:t>
-        </w:r>
-      </w:hyperlink>
-      <w:r>
-        <w:rPr>
-          <w:lang w:val="ar_AE" w:bidi="ar_AE"/>
-        </w:rPr>
-        <w:t>.</w:t>
-      </w:r>
-      <w:r>
-        <w:rPr>
-          <w:lang w:val="ar_AE" w:bidi="ar_AE"/>
-        </w:rPr>
-      </w:r>
-    </w:p>
-    <w:p>
-      <w:pPr>
-        <w:bidi/>
-      </w:pPr>
-      <w:r>
-        <w:rPr>
-          <w:lang w:val="ar_AE" w:bidi="ar_AE"/>
-        </w:rPr>
-      </w:r>
-      <w:r>
-        <w:rPr>
-          <w:lang w:val="ar_AE" w:bidi="ar_AE"/>
-        </w:rPr>
-        <w:t>This PDF version is provided under the same license.</w:t>
+        <w:t xml:space="preserve"> © 2022 unfoldingWord. Released under CC BY-SA 4.0 license. </w:t>
+      </w:r>
+      <w:r>
+        <w:rPr>
+          <w:lang w:val="ar_AE" w:bidi="ar_AE"/>
+        </w:rPr>
+        <w:t>unfoldingWord® Translation Notes</w:t>
+      </w:r>
+      <w:r>
+        <w:rPr>
+          <w:lang w:val="ar_AE" w:bidi="ar_AE"/>
+        </w:rPr>
+        <w:t xml:space="preserve"> has been adapted in the following languages: Tok Pisin, Arabic (عربي), French (Français), Hindi (हिंदी), Indonesian (Bahasa Indonesia), Portuguese (Português), Russian (Русский), Spanish (Español), Swahili (Kiswahili), and Simplified Chinese (简体中文) from </w:t>
+      </w:r>
+      <w:r>
+        <w:rPr>
+          <w:lang w:val="ar_AE" w:bidi="ar_AE"/>
+        </w:rPr>
+        <w:t>unfoldingWord® Translation Notes</w:t>
+      </w:r>
+      <w:r>
+        <w:rPr>
+          <w:lang w:val="ar_AE" w:bidi="ar_AE"/>
+        </w:rPr>
+        <w:t xml:space="preserve"> © 2022 unfoldingWord. Released under CC BY-SA 4.0 license by Mission Mutual</w:t>
       </w:r>
       <w:r>
         <w:rPr>
@@ -21366,7 +21298,7 @@
         </w:rPr>
         <w:t xml:space="preserve">أوضح سؤال نُعمي البلاغي في </w:t>
       </w:r>
-      <w:hyperlink r:id="rId15">
+      <w:hyperlink r:id="rId13">
         <w:r>
           <w:rPr>
             <w:lang w:val="ar_AE" w:bidi="ar_AE"/>
@@ -21384,7 +21316,7 @@
         </w:rPr>
         <w:t xml:space="preserve"> سبب الخطة التي ستخبر بها راعوث في الآيات </w:t>
       </w:r>
-      <w:hyperlink r:id="rId16">
+      <w:hyperlink r:id="rId14">
         <w:r>
           <w:rPr>
             <w:lang w:val="ar_AE" w:bidi="ar_AE"/>
@@ -21524,7 +21456,7 @@
         </w:rPr>
         <w:t xml:space="preserve">تستخدم نعمي صيغة السؤال هنا لتذكير راعوث بأمر كانت قد أخبرتها به سابقًا (انظر </w:t>
       </w:r>
-      <w:hyperlink r:id="rId17">
+      <w:hyperlink r:id="rId15">
         <w:r>
           <w:rPr>
             <w:lang w:val="ar_AE" w:bidi="ar_AE"/>
@@ -22852,7 +22784,7 @@
         </w:rPr>
         <w:t xml:space="preserve">تُلخص هذه العبارة الأفعال التي ستقوم بها راعوث في </w:t>
       </w:r>
-      <w:hyperlink r:id="rId18">
+      <w:hyperlink r:id="rId16">
         <w:r>
           <w:rPr>
             <w:lang w:val="ar_AE" w:bidi="ar_AE"/>
@@ -22870,7 +22802,7 @@
         </w:rPr>
         <w:t xml:space="preserve">. إذا أساء الناس فهم ذلك وظنوا أن راعوث قامت بهذه الأفعال في </w:t>
       </w:r>
-      <w:hyperlink r:id="rId19">
+      <w:hyperlink r:id="rId17">
         <w:r>
           <w:rPr>
             <w:lang w:val="ar_AE" w:bidi="ar_AE"/>
@@ -22888,7 +22820,7 @@
         </w:rPr>
         <w:t xml:space="preserve"> ثم أعادتها مرة أخرى في </w:t>
       </w:r>
-      <w:hyperlink r:id="rId18">
+      <w:hyperlink r:id="rId16">
         <w:r>
           <w:rPr>
             <w:lang w:val="ar_AE" w:bidi="ar_AE"/>
@@ -22919,7 +22851,7 @@
         </w:rPr>
         <w:t xml:space="preserve">. أو لتوضيح ترتيب الأحداث بشكل أفضل، يمكنك نقل هذه الجملة إلى نهاية </w:t>
       </w:r>
-      <w:hyperlink r:id="rId18">
+      <w:hyperlink r:id="rId16">
         <w:r>
           <w:rPr>
             <w:lang w:val="ar_AE" w:bidi="ar_AE"/>
@@ -23275,7 +23207,7 @@
         </w:rPr>
         <w:t xml:space="preserve">في </w:t>
       </w:r>
-      <w:hyperlink r:id="rId20">
+      <w:hyperlink r:id="rId18">
         <w:r>
           <w:rPr>
             <w:lang w:val="ar_AE" w:bidi="ar_AE"/>
@@ -24020,7 +23952,7 @@
         </w:rPr>
         <w:t xml:space="preserve">انظر كيف قُمت بترجمة هذا المصطلح في </w:t>
       </w:r>
-      <w:hyperlink r:id="rId17">
+      <w:hyperlink r:id="rId15">
         <w:r>
           <w:rPr>
             <w:lang w:val="ar_AE" w:bidi="ar_AE"/>
@@ -24295,7 +24227,7 @@
         </w:rPr>
         <w:t xml:space="preserve">في </w:t>
       </w:r>
-      <w:hyperlink r:id="rId21">
+      <w:hyperlink r:id="rId19">
         <w:r>
           <w:rPr>
             <w:lang w:val="ar_AE" w:bidi="ar_AE"/>
@@ -24840,7 +24772,7 @@
         </w:rPr>
         <w:t xml:space="preserve"> إلى أن ما ورد في الآية </w:t>
       </w:r>
-      <w:hyperlink r:id="rId22">
+      <w:hyperlink r:id="rId20">
         <w:r>
           <w:rPr>
             <w:lang w:val="ar_AE" w:bidi="ar_AE"/>
@@ -24980,7 +24912,7 @@
         </w:rPr>
         <w:t xml:space="preserve">انظر كيف قُمت بترجمة هذا التعبير في </w:t>
       </w:r>
-      <w:hyperlink r:id="rId21">
+      <w:hyperlink r:id="rId19">
         <w:r>
           <w:rPr>
             <w:lang w:val="ar_AE" w:bidi="ar_AE"/>
@@ -24998,7 +24930,7 @@
         </w:rPr>
         <w:t xml:space="preserve"> و</w:t>
       </w:r>
-      <w:hyperlink r:id="rId22">
+      <w:hyperlink r:id="rId20">
         <w:r>
           <w:rPr>
             <w:lang w:val="ar_AE" w:bidi="ar_AE"/>
@@ -25392,7 +25324,7 @@
         </w:rPr>
         <w:t xml:space="preserve"> إلى أن ما سيأتي بعد ذلك هو أمر آخر مهم يجب على راعوث الانتباه إليه، وكذلك ما ذكره بوعز بقوله "والآن" في </w:t>
       </w:r>
-      <w:hyperlink r:id="rId23">
+      <w:hyperlink r:id="rId21">
         <w:r>
           <w:rPr>
             <w:lang w:val="ar_AE" w:bidi="ar_AE"/>
@@ -25545,7 +25477,7 @@
         </w:rPr>
         <w:t xml:space="preserve">إلى التباين بين استعداد بوعز للزواج من راعوث </w:t>
       </w:r>
-      <w:hyperlink r:id="rId23">
+      <w:hyperlink r:id="rId21">
         <w:r>
           <w:rPr>
             <w:lang w:val="ar_AE" w:bidi="ar_AE"/>
@@ -25563,7 +25495,7 @@
         </w:rPr>
         <w:t xml:space="preserve"> وبين إمكانية زواج رجل آخر منها </w:t>
       </w:r>
-      <w:hyperlink r:id="rId24">
+      <w:hyperlink r:id="rId22">
         <w:r>
           <w:rPr>
             <w:lang w:val="ar_AE" w:bidi="ar_AE"/>
@@ -25730,7 +25662,7 @@
         </w:rPr>
         <w:t xml:space="preserve">في </w:t>
       </w:r>
-      <w:hyperlink r:id="rId17">
+      <w:hyperlink r:id="rId15">
         <w:r>
           <w:rPr>
             <w:lang w:val="ar_AE" w:bidi="ar_AE"/>
@@ -27681,7 +27613,7 @@
         </w:rPr>
         <w:t xml:space="preserve">انظر كيف قُمت بترجمة هذه العبارة في </w:t>
       </w:r>
-      <w:hyperlink r:id="rId25">
+      <w:hyperlink r:id="rId23">
         <w:r>
           <w:rPr>
             <w:lang w:val="ar_AE" w:bidi="ar_AE"/>
@@ -29279,7 +29211,7 @@
         </w:rPr>
         <w:t xml:space="preserve">في </w:t>
       </w:r>
-      <w:hyperlink r:id="rId17">
+      <w:hyperlink r:id="rId15">
         <w:r>
           <w:rPr>
             <w:lang w:val="ar_AE" w:bidi="ar_AE"/>
@@ -33052,7 +32984,7 @@
         </w:rPr>
         <w:t xml:space="preserve">انظر كيف قُمت بترجمة هذه العبارة في </w:t>
       </w:r>
-      <w:hyperlink r:id="rId26">
+      <w:hyperlink r:id="rId24">
         <w:r>
           <w:rPr>
             <w:lang w:val="ar_AE" w:bidi="ar_AE"/>
@@ -33197,7 +33129,7 @@
         </w:rPr>
         <w:t xml:space="preserve">كاسم للإشارة إلى الشخص الذي مات. ربما تستخدم لغتك الصفات بنفس الطريقة. وإلا، فيمكنك ترجمة هذه الكلمة باستخدام عبارة مكافئة. انظر كيف قُمت بترجمتها في </w:t>
       </w:r>
-      <w:hyperlink r:id="rId26">
+      <w:hyperlink r:id="rId24">
         <w:r>
           <w:rPr>
             <w:lang w:val="ar_AE" w:bidi="ar_AE"/>
@@ -35157,7 +35089,7 @@
         </w:rPr>
         <w:t xml:space="preserve"> إلى أن بوعز نفذ ما وعد به في الآية </w:t>
       </w:r>
-      <w:hyperlink r:id="rId27">
+      <w:hyperlink r:id="rId25">
         <w:r>
           <w:rPr>
             <w:lang w:val="ar_AE" w:bidi="ar_AE"/>
@@ -35175,7 +35107,7 @@
         </w:rPr>
         <w:t xml:space="preserve">. استخدم أداة ربط مناسبة في لغتك توضح أن ما يلي هو نتيجة لما سبق. لا تشير هذه العبارة إلى أي شكل من أشكال العنف. إلى جانب العبارة التالية، بل انها تعني ببساطة أن بوعز تزوج من راعوث. استخدم أداة ربط مناسبة تشير إلى أن هذا الفعل من بوعز هو نتيجة للاتفاق المُبرم في الآية </w:t>
       </w:r>
-      <w:hyperlink r:id="rId27">
+      <w:hyperlink r:id="rId25">
         <w:r>
           <w:rPr>
             <w:lang w:val="ar_AE" w:bidi="ar_AE"/>
@@ -35463,7 +35395,7 @@
         </w:rPr>
         <w:t xml:space="preserve"> المدينة كما ورد في </w:t>
       </w:r>
-      <w:hyperlink r:id="rId28">
+      <w:hyperlink r:id="rId26">
         <w:r>
           <w:rPr>
             <w:lang w:val="ar_AE" w:bidi="ar_AE"/>
@@ -37529,7 +37461,7 @@
         </w:rPr>
         <w:t xml:space="preserve">بما أنه قد ذُكر سابقًا أن فارص هو ابن يهوذا، فإن الكاتب يواصل سرد سلسلة النسب المنحدرة من فارص. كانت الآية </w:t>
       </w:r>
-      <w:hyperlink r:id="rId29">
+      <w:hyperlink r:id="rId27">
         <w:r>
           <w:rPr>
             <w:lang w:val="ar_AE" w:bidi="ar_AE"/>
@@ -37547,7 +37479,7 @@
         </w:rPr>
         <w:t xml:space="preserve"> خاتمة قصة نعمي وراعوث، وتبدأ الآية </w:t>
       </w:r>
-      <w:hyperlink r:id="rId30">
+      <w:hyperlink r:id="rId28">
         <w:r>
           <w:rPr>
             <w:lang w:val="ar_AE" w:bidi="ar_AE"/>
@@ -38155,7 +38087,7 @@
         </w:rPr>
         <w:t xml:space="preserve"> في </w:t>
       </w:r>
-      <w:hyperlink r:id="rId29">
+      <w:hyperlink r:id="rId27">
         <w:r>
           <w:rPr>
             <w:lang w:val="ar_AE" w:bidi="ar_AE"/>

--- a/arb/docx/08.content.docx
+++ b/arb/docx/08.content.docx
@@ -152,13 +152,6 @@
         <w:rPr>
           <w:lang w:val="ar_AE" w:bidi="ar_AE"/>
         </w:rPr>
-      </w:r>
-      <w:r>
-        <w:rPr>
-          <w:i/>
-          <w:lang w:val="ar_AE" w:bidi="ar_AE"/>
-        </w:rPr>
-        <w:t>راعوث - مقدمة, مقدمة راعوث - أصحاح 1, راعوث 1: 1 (#1), راعوث 1: 1 (#2), راعوث 1: 1 (#3), راعوث 1: 1 (#4), راعوث 1: 2 (#1), راعوث 1: 3 (#1), راعوث 1: 4 (#1), راعوث 1: 4 (#2), راعوث 1: 5 (#1), راعوث 1: 6 (#1), راعوث 1: 6 (#2), راعوث 1: 6 (#3), راعوث 1: 6 (#4), راعوث 1: 6 (#5), راعوث 1: 6 (#6), راعوث 1: 6 (#7), راعوث 1: 7 (#1), راعوث 1: 8 (#1), راعوث 1: 8 (#2), راعوث 1: 8 (#3), راعوث 1: 8 (#4), راعوث 1: 8 (#5), راعوث 1: 8 (#6), راعوث 1: 8 (#7), راعوث 1: 9 (#1), راعوث 1: 9 (#2), راعوث 1: 9 (#3), راعوث 1: 9 (#4), راعوث 1: 10 (#1), راعوث 1: 10 (#2), راعوث 1: 10 (#3), راعوث 1: 10 (#4), راعوث 1: 11 (#1), راعوث 1: 11 (#2), راعوث 1: 11 (#3), راعوث 1: 11 (#4), راعوث 1: 12 (#1), راعوث 1: 12 (#2), راعوث 1: 12 (#3), راعوث 1: 13 (#1), راعوث 1: 13 (#2), راعوث 1: 13 (#3), راعوث 1: 13 (#4), راعوث 1: 13 (#5), راعوث 1: 14 (#1), راعوث 1: 14 (#2), راعوث 1: 15 (#1), راعوث 1: 15 (#2), راعوث 1: 15 (#3), راعوث 1: 15 (#4), راعوث 1: 15 (#5), راعوث 1: 16 (#1), راعوث 1: 16 (#2), راعوث 1: 16 (#3), راعوث 1: 17 (#1), راعوث 1: 17 (#2), راعوث 1: 17 (#3), راعوث 1: 18 (#1), راعوث 1: 18 (#2), راعوث 1: 19 (#1), راعوث 1: 19 (#2), راعوث 1: 19 (#3), راعوث 1: 19 (#4), راعوث 1: 19 (#5), راعوث 1: 20 (#1), راعوث 1: 20 (#2), راعوث 1: 21 (#1), راعوث 1: 21 (#2), راعوث 1: 21 (#3), راعوث 1: 21 (#4), راعوث 1: 21 (#5), راعوث 1: 22 (#1), راعوث 1: 22 (#2), راعوث 1: 22 (#3), مقدمة سفر راعوث - أصحاح 2, راعوث 2: 1 (#1), راعوث 2: 1 (#2), راعوث 2: 1 (#3), راعوث 2: 1 (#4), راعوث 2: 2 (#1), راعوث 2: 2 (#2), راعوث 2: 2 (#3), راعوث 2: 2 (#4), راعوث 2: 3 (#1), راعوث 2: 3 (#2), راعوث 2: 4 (#1), راعوث 2: 4 (#2), راعوث 2: 4 (#3), راعوث 2: 4 (#4), راعوث 2: 5 (#1), راعوث 2: 5 (#2), راعوث 2: 6 (#1), راعوث 2: 7 (#1), راعوث 2: 7 (#2), راعوث 2: 7 (#3), راعوث 2: 8 (#1), راعوث 2: 8 (#2), راعوث 2: 9 (#1), راعوث 2: 9 (#2), راعوث 2: 9 (#3), راعوث 2: 9 (#4), راعوث 2: 9 (#5), راعوث 2: 9 (#6), راعوث 2: 10 (#1), راعوث 2: 10 (#2), راعوث 2: 10 (#3), راعوث 2: 10 (#4), راعوث 2: 10 (#5), راعوث 2: 11 (#1), راعوث 2: 11 (#2), راعوث 2: 11 (#3), راعوث 2: 11 (#4), راعوث 2: 11 (#5), راعوث 2: 12 (#1), راعوث 2: 12 (#2), راعوث 2: 12 (#3), راعوث 2: 13 (#1), راعوث 2: 13 (#2), راعوث 2: 13 (#3), راعوث 2: 13 (#4), راعوث 2: 13 (#5), راعوث 2: 13 (#6), راعوث 2: 14 (#1), راعوث 2: 14 (#2), راعوث 2: 14 (#3), راعوث 2: 14 (#4), راعوث 2: 15 (#1), راعوث 2: 15 (#2), راعوث 2: 15 (#3), راعوث 2: 16 (#1), راعوث 2: 16 (#2), راعوث 2: 17 (#1), راعوث 2: 17 (#2), راعوث 2: 18 (#1), راعوث 2: 19 (#1), راعوث 2: 19 (#2), راعوث 2: 19 (#3), راعوث 2: 19 (#4), راعوث 2: 19 (#5), راعوث 2: 20 (#1), راعوث 2: 20 (#2), راعوث 2: 20 (#3), راعوث 2: 20 (#4), راعوث 2: 20 (#5), راعوث 2: 20 (#6), راعوث 2: 20 (#7), راعوث 2: 20 (#8), راعوث 2: 21 (#1), راعوث 2: 21 (#2), راعوث 2: 21 (#3), راعوث 2: 22 (#1), راعوث 2: 22 (#2), راعوث 2: 23 (#1), راعوث 2: 23 (#2), مقدمة سفر راعوث - أصحاح 3, راعوث 3: 1 (#1), راعوث 3: 1 (#2), راعوث 3: 1 (#3), راعوث 3: 1 (#4), راعوث 3: 1 (#5), راعوث 3: 1 (#6), راعوث 3: 1 (#7), راعوث 3: 2 (#1), راعوث 3: 2 (#2), راعوث 3: 2 (#3), راعوث 3: 2 (#4), راعوث 3: 3 (#1), راعوث 3: 3 (#2), راعوث 3: 3 (#3), راعوث 3: 4 (#1), راعوث 3: 4 (#2), راعوث 3: 4 (#3), راعوث 3: 4 (#4), راعوث 3: 4 (#5), راعوث 3: 6 (#1), راعوث 3: 7 (#1), راعوث 3: 7 (#2), راعوث 3: 7 (#3), راعوث 3: 8 (#1), راعوث 3: 8 (#2), راعوث 3: 8 (#3), راعوث 3: 9 (#1), راعوث 3: 9 (#2), راعوث 3: 9 (#3), راعوث 3: 10 (#1), راعوث 3: 10 (#2), راعوث 3: 10 (#3), راعوث 3: 10 (#4), راعوث 3: 10 (#5), راعوث 3: 11 (#1), راعوث 3: 11 (#2), راعوث 3: 11 (#3), راعوث 3: 11 (#4), راعوث 3: 12 (#1), راعوث 3: 12 (#2), راعوث 3: 12 (#3), راعوث 3: 13 (#1), راعوث 3: 13 (#2), راعوث 3: 13 (#3), راعوث 3: 14 (#1), راعوث 3: 14 (#2), راعوث 3: 14 (#3), راعوث 3: 14 (#4), راعوث 3: 15 (#1), راعوث 3: 15 (#2), راعوث 3: 15 (#3), راعوث 3: 15 (#4), راعوث 3: 16 (#1), راعوث 3: 16 (#2), راعوث 3: 16 (#3), راعوث 3: 17 (#1), راعوث 3: 17 (#2), راعوث 3: 17 (#3), راعوث 3: 18 (#1), راعوث 3: 18 (#2), راعوث 3: 18 (#3), راعوث 3: 8 (#4), راعوث 3: 18 (#5), مقدمة سفر راعوث - أصحاح 4, راعوث 4: 1 (#1), راعوث 4: 1 (#2), راعوث 4: 1 (#3), راعوث 4: 1 (#4), راعوث 4: 1 (#5), راعوث 4: 1 (#6), راعوث 4: 2 (#1), راعوث 4: 3 (#1), راعوث 4: 4 (#1), راعوث 4: 4 (#2), راعوث 4: 4 (#3), راعوث 4: 4 (#4), راعوث 4: 4 (#5), راعوث 4: 4 (#6), راعوث 4: 5 (#1), راعوث 4: 5 (#2), راعوث 4: 5 (#3), راعوث 4: 5 (#4), راعوث 4: 5 (#5), راعوث 4: 5 (#6), راعوث 4: 6 (#1), راعوث 4: 6 (#2), راعوث 4: 7 (#1), راعوث 4: 7 (#2), راعوث 4: 7 (#3), راعوث 4: 7 (#4), راعوث 4: 8 (#1), راعوث 4: 8 (#2), راعوث 4: 8 (#3), راعوث 4: 9 (#1), راعوث 4: 9 (#2), راعوث 4: 9 (#3), راعوث 4: 10 (#1), راعوث 4: 10 (#2), راعوث 4: 10 (#3), راعوث 4: 10 (#4), راعوث 4: 10 (#5), راعوث 4: 10 (#6), راعوث 4: 10 (#7), راعوث 4: 11 (#1), راعوث 4: 11 (#2), راعوث 4: 11 (#3), راعوث 4: 11 (#4), راعوث 4: 11 (#5), راعوث 4: 11 (#6), راعوث 4: 11 (#7), راعوث 4: 12 (#1), راعوث 4: 12 (#2), راعوث 4: 13 (#1), راعوث 4: 13 (#2), راعوث 4: 13 (#3), راعوث 4: 14 (#1), راعوث 4: 14 (#2), راعوث 4: 14 (#3), راعوث 4: 14 (#4), راعوث 4: 14 (#5), راعوث 4: 15 (#1), راعوث 4: 15 (#2), راعوث 4: 15 (#3), راعوث 4: 15 (#4), راعوث 4: 16 (#1), راعوث 4: 16 (#2), راعوث 4: 17 (#1), راعوث 4: 17 (#2), راعوث 4: 17 (#3), راعوث 4: 17 (#4), راعوث 4: 17 (#5), راعوث 4: 18 (#1), راعوث 4: 18 (#2), راعوث 4: 19 (#1), راعوث 4: 20 (#1), راعوث 4: 22 (#1)</w:t>
       </w:r>
       <w:r>
         <w:rPr>

--- a/arb/docx/08.content.docx
+++ b/arb/docx/08.content.docx
@@ -22,7 +22,7 @@
         <w:rPr>
           <w:lang w:val="ar_AE" w:bidi="ar_AE"/>
         </w:rPr>
-        <w:t>Resource: ملاحظات الترجمة (كلمة متكشفة)</w:t>
+        <w:t>Resource: unfoldingWord® Translation Notes</w:t>
       </w:r>
       <w:r>
         <w:rPr>
@@ -96,7 +96,7 @@
         <w:rPr>
           <w:lang w:val="ar_AE" w:bidi="ar_AE"/>
         </w:rPr>
-        <w:t>ملاحظات الترجمة (كلمة متكشفة)</w:t>
+        <w:t>unfoldingWord® Translation Notes</w:t>
       </w:r>
     </w:p>
     <w:p>

--- a/arb/docx/08.content.docx
+++ b/arb/docx/08.content.docx
@@ -893,6 +893,22 @@
       </w:r>
       <w:r>
         <w:rPr>
+          <w:lang w:val="ar_AE" w:bidi="ar_AE"/>
+        </w:rPr>
+        <w:t>בִּ⁠ימֵי֙ שְׁפֹ֣ט הַ⁠שֹּׁפְטִ֔ים</w:t>
+      </w:r>
+    </w:p>
+    <w:p>
+      <w:pPr>
+        <w:bidi/>
+      </w:pPr>
+      <w:r>
+        <w:rPr>
+          <w:lang w:val="ar_AE" w:bidi="ar_AE"/>
+        </w:rPr>
+      </w:r>
+      <w:r>
+        <w:rPr>
           <w:b/>
           <w:lang w:val="ar_AE" w:bidi="ar_AE"/>
         </w:rPr>
@@ -1012,6 +1028,22 @@
       </w:r>
       <w:r>
         <w:rPr>
+          <w:lang w:val="ar_AE" w:bidi="ar_AE"/>
+        </w:rPr>
+        <w:t>בָּ⁠אָ֑רֶץ</w:t>
+      </w:r>
+    </w:p>
+    <w:p>
+      <w:pPr>
+        <w:bidi/>
+      </w:pPr>
+      <w:r>
+        <w:rPr>
+          <w:lang w:val="ar_AE" w:bidi="ar_AE"/>
+        </w:rPr>
+      </w:r>
+      <w:r>
+        <w:rPr>
           <w:b/>
           <w:lang w:val="ar_AE" w:bidi="ar_AE"/>
         </w:rPr>
@@ -1131,6 +1163,22 @@
       </w:r>
       <w:r>
         <w:rPr>
+          <w:lang w:val="ar_AE" w:bidi="ar_AE"/>
+        </w:rPr>
+        <w:t>אִ֜ישׁ</w:t>
+      </w:r>
+    </w:p>
+    <w:p>
+      <w:pPr>
+        <w:bidi/>
+      </w:pPr>
+      <w:r>
+        <w:rPr>
+          <w:lang w:val="ar_AE" w:bidi="ar_AE"/>
+        </w:rPr>
+      </w:r>
+      <w:r>
+        <w:rPr>
           <w:b/>
           <w:lang w:val="ar_AE" w:bidi="ar_AE"/>
         </w:rPr>
@@ -1237,6 +1285,22 @@
       </w:r>
       <w:r>
         <w:rPr>
+          <w:lang w:val="ar_AE" w:bidi="ar_AE"/>
+        </w:rPr>
+        <w:t>אֶפְרָתִ֔ים</w:t>
+      </w:r>
+    </w:p>
+    <w:p>
+      <w:pPr>
+        <w:bidi/>
+      </w:pPr>
+      <w:r>
+        <w:rPr>
+          <w:lang w:val="ar_AE" w:bidi="ar_AE"/>
+        </w:rPr>
+      </w:r>
+      <w:r>
+        <w:rPr>
           <w:b/>
           <w:lang w:val="ar_AE" w:bidi="ar_AE"/>
         </w:rPr>
@@ -1356,6 +1420,22 @@
       </w:r>
       <w:r>
         <w:rPr>
+          <w:lang w:val="ar_AE" w:bidi="ar_AE"/>
+        </w:rPr>
+        <w:t>וַ⁠תִּשָּׁאֵ֥ר הִ֖יא וּ⁠שְׁנֵ֥י בָנֶֽי⁠הָ</w:t>
+      </w:r>
+    </w:p>
+    <w:p>
+      <w:pPr>
+        <w:bidi/>
+      </w:pPr>
+      <w:r>
+        <w:rPr>
+          <w:lang w:val="ar_AE" w:bidi="ar_AE"/>
+        </w:rPr>
+      </w:r>
+      <w:r>
+        <w:rPr>
           <w:b/>
           <w:lang w:val="ar_AE" w:bidi="ar_AE"/>
         </w:rPr>
@@ -1448,6 +1528,22 @@
       </w:r>
       <w:r>
         <w:rPr>
+          <w:lang w:val="ar_AE" w:bidi="ar_AE"/>
+        </w:rPr>
+        <w:t>וַ⁠יִּשְׂא֣וּ לָ⁠הֶ֗ם נָשִׁים֙</w:t>
+      </w:r>
+    </w:p>
+    <w:p>
+      <w:pPr>
+        <w:bidi/>
+      </w:pPr>
+      <w:r>
+        <w:rPr>
+          <w:lang w:val="ar_AE" w:bidi="ar_AE"/>
+        </w:rPr>
+      </w:r>
+      <w:r>
+        <w:rPr>
           <w:b/>
           <w:lang w:val="ar_AE" w:bidi="ar_AE"/>
         </w:rPr>
@@ -1567,6 +1663,22 @@
       </w:r>
       <w:r>
         <w:rPr>
+          <w:lang w:val="ar_AE" w:bidi="ar_AE"/>
+        </w:rPr>
+        <w:t>שֵׁ֤ם הָֽ⁠אַחַת֙ עָרְפָּ֔ה וְ⁠שֵׁ֥ם הַ⁠שֵּׁנִ֖ית ר֑וּת</w:t>
+      </w:r>
+    </w:p>
+    <w:p>
+      <w:pPr>
+        <w:bidi/>
+      </w:pPr>
+      <w:r>
+        <w:rPr>
+          <w:lang w:val="ar_AE" w:bidi="ar_AE"/>
+        </w:rPr>
+      </w:r>
+      <w:r>
+        <w:rPr>
           <w:b/>
           <w:lang w:val="ar_AE" w:bidi="ar_AE"/>
         </w:rPr>
@@ -1651,6 +1763,22 @@
       </w:r>
       <w:r>
         <w:rPr>
+          <w:lang w:val="ar_AE" w:bidi="ar_AE"/>
+        </w:rPr>
+        <w:t>וַ⁠תִּשָּׁאֵר֙ הָֽ⁠אִשָּׁ֔ה מִ⁠שְּׁנֵ֥י יְלָדֶ֖י⁠הָ וּ⁠מֵ⁠אִישָֽׁ⁠הּ</w:t>
+      </w:r>
+    </w:p>
+    <w:p>
+      <w:pPr>
+        <w:bidi/>
+      </w:pPr>
+      <w:r>
+        <w:rPr>
+          <w:lang w:val="ar_AE" w:bidi="ar_AE"/>
+        </w:rPr>
+      </w:r>
+      <w:r>
+        <w:rPr>
           <w:b/>
           <w:lang w:val="ar_AE" w:bidi="ar_AE"/>
         </w:rPr>
@@ -1757,6 +1885,22 @@
       </w:r>
       <w:r>
         <w:rPr>
+          <w:lang w:val="ar_AE" w:bidi="ar_AE"/>
+        </w:rPr>
+        <w:t>וַ⁠תָּ֤קָם הִיא֙ וְ⁠כַלֹּתֶ֔י⁠הָ וַ⁠תָּ֖שָׁב</w:t>
+      </w:r>
+    </w:p>
+    <w:p>
+      <w:pPr>
+        <w:bidi/>
+      </w:pPr>
+      <w:r>
+        <w:rPr>
+          <w:lang w:val="ar_AE" w:bidi="ar_AE"/>
+        </w:rPr>
+      </w:r>
+      <w:r>
+        <w:rPr>
           <w:b/>
           <w:lang w:val="ar_AE" w:bidi="ar_AE"/>
         </w:rPr>
@@ -1863,6 +2007,22 @@
       </w:r>
       <w:r>
         <w:rPr>
+          <w:lang w:val="ar_AE" w:bidi="ar_AE"/>
+        </w:rPr>
+        <w:t>וַ⁠תָּ֤קָם הִיא֙ וְ⁠כַלֹּתֶ֔י⁠הָ וַ⁠תָּ֖שָׁב</w:t>
+      </w:r>
+    </w:p>
+    <w:p>
+      <w:pPr>
+        <w:bidi/>
+      </w:pPr>
+      <w:r>
+        <w:rPr>
+          <w:lang w:val="ar_AE" w:bidi="ar_AE"/>
+        </w:rPr>
+      </w:r>
+      <w:r>
+        <w:rPr>
           <w:b/>
           <w:lang w:val="ar_AE" w:bidi="ar_AE"/>
         </w:rPr>
@@ -2079,6 +2239,22 @@
       </w:r>
       <w:r>
         <w:rPr>
+          <w:lang w:val="ar_AE" w:bidi="ar_AE"/>
+        </w:rPr>
+        <w:t>כִּ֤י שָֽׁמְעָה֙ בִּ⁠שְׂדֵ֣ה מוֹאָ֔ב כִּֽי־פָקַ֤ד יְהוָה֙ אֶת־עַמּ֔⁠וֹ לָ⁠תֵ֥ת לָ⁠הֶ֖ם לָֽחֶם</w:t>
+      </w:r>
+    </w:p>
+    <w:p>
+      <w:pPr>
+        <w:bidi/>
+      </w:pPr>
+      <w:r>
+        <w:rPr>
+          <w:lang w:val="ar_AE" w:bidi="ar_AE"/>
+        </w:rPr>
+      </w:r>
+      <w:r>
+        <w:rPr>
           <w:b/>
           <w:lang w:val="ar_AE" w:bidi="ar_AE"/>
         </w:rPr>
@@ -2185,6 +2361,22 @@
       </w:r>
       <w:r>
         <w:rPr>
+          <w:lang w:val="ar_AE" w:bidi="ar_AE"/>
+        </w:rPr>
+        <w:t>שָֽׁמְעָה֙ בִּ⁠שְׂדֵ֣ה מוֹאָ֔ב</w:t>
+      </w:r>
+    </w:p>
+    <w:p>
+      <w:pPr>
+        <w:bidi/>
+      </w:pPr>
+      <w:r>
+        <w:rPr>
+          <w:lang w:val="ar_AE" w:bidi="ar_AE"/>
+        </w:rPr>
+      </w:r>
+      <w:r>
+        <w:rPr>
           <w:b/>
           <w:lang w:val="ar_AE" w:bidi="ar_AE"/>
         </w:rPr>
@@ -2291,6 +2483,22 @@
       </w:r>
       <w:r>
         <w:rPr>
+          <w:lang w:val="ar_AE" w:bidi="ar_AE"/>
+        </w:rPr>
+        <w:t>פָקַ֤ד &amp; אֶת־עַמּ֔⁠וֹ</w:t>
+      </w:r>
+    </w:p>
+    <w:p>
+      <w:pPr>
+        <w:bidi/>
+      </w:pPr>
+      <w:r>
+        <w:rPr>
+          <w:lang w:val="ar_AE" w:bidi="ar_AE"/>
+        </w:rPr>
+      </w:r>
+      <w:r>
+        <w:rPr>
           <w:b/>
           <w:lang w:val="ar_AE" w:bidi="ar_AE"/>
         </w:rPr>
@@ -2423,6 +2631,22 @@
       </w:r>
       <w:r>
         <w:rPr>
+          <w:lang w:val="ar_AE" w:bidi="ar_AE"/>
+        </w:rPr>
+        <w:t>לָ⁠תֵ֥ת לָ⁠הֶ֖ם לָֽחֶם</w:t>
+      </w:r>
+    </w:p>
+    <w:p>
+      <w:pPr>
+        <w:bidi/>
+      </w:pPr>
+      <w:r>
+        <w:rPr>
+          <w:lang w:val="ar_AE" w:bidi="ar_AE"/>
+        </w:rPr>
+      </w:r>
+      <w:r>
+        <w:rPr>
           <w:b/>
           <w:lang w:val="ar_AE" w:bidi="ar_AE"/>
         </w:rPr>
@@ -2710,6 +2934,22 @@
       </w:r>
       <w:r>
         <w:rPr>
+          <w:lang w:val="ar_AE" w:bidi="ar_AE"/>
+        </w:rPr>
+        <w:t>לֵ֣כְנָה שֹּׁ֔בְנָה אִשָּׁ֖ה</w:t>
+      </w:r>
+    </w:p>
+    <w:p>
+      <w:pPr>
+        <w:bidi/>
+      </w:pPr>
+      <w:r>
+        <w:rPr>
+          <w:lang w:val="ar_AE" w:bidi="ar_AE"/>
+        </w:rPr>
+      </w:r>
+      <w:r>
+        <w:rPr>
           <w:b/>
           <w:lang w:val="ar_AE" w:bidi="ar_AE"/>
         </w:rPr>
@@ -2816,6 +3056,22 @@
       </w:r>
       <w:r>
         <w:rPr>
+          <w:lang w:val="ar_AE" w:bidi="ar_AE"/>
+        </w:rPr>
+        <w:t>לֵ֣כְנָה שֹּׁ֔בְנָה אִשָּׁ֖ה לְ⁠בֵ֣ית אִמָּ֑⁠הּ</w:t>
+      </w:r>
+    </w:p>
+    <w:p>
+      <w:pPr>
+        <w:bidi/>
+      </w:pPr>
+      <w:r>
+        <w:rPr>
+          <w:lang w:val="ar_AE" w:bidi="ar_AE"/>
+        </w:rPr>
+      </w:r>
+      <w:r>
+        <w:rPr>
           <w:b/>
           <w:lang w:val="ar_AE" w:bidi="ar_AE"/>
         </w:rPr>
@@ -2984,6 +3240,22 @@
       </w:r>
       <w:r>
         <w:rPr>
+          <w:lang w:val="ar_AE" w:bidi="ar_AE"/>
+        </w:rPr>
+        <w:t>יעשה יְהוָ֤ה עִמָּ⁠כֶם֙ חֶ֔סֶד כַּ⁠אֲשֶׁ֧ר עֲשִׂיתֶ֛ם עִם־הַ⁠מֵּתִ֖ים וְ⁠עִמָּדִֽ⁠י</w:t>
+      </w:r>
+    </w:p>
+    <w:p>
+      <w:pPr>
+        <w:bidi/>
+      </w:pPr>
+      <w:r>
+        <w:rPr>
+          <w:lang w:val="ar_AE" w:bidi="ar_AE"/>
+        </w:rPr>
+      </w:r>
+      <w:r>
+        <w:rPr>
           <w:b/>
           <w:lang w:val="ar_AE" w:bidi="ar_AE"/>
         </w:rPr>
@@ -3090,6 +3362,22 @@
       </w:r>
       <w:r>
         <w:rPr>
+          <w:lang w:val="ar_AE" w:bidi="ar_AE"/>
+        </w:rPr>
+        <w:t>עִם־הַ⁠מֵּתִ֖ים</w:t>
+      </w:r>
+    </w:p>
+    <w:p>
+      <w:pPr>
+        <w:bidi/>
+      </w:pPr>
+      <w:r>
+        <w:rPr>
+          <w:lang w:val="ar_AE" w:bidi="ar_AE"/>
+        </w:rPr>
+      </w:r>
+      <w:r>
+        <w:rPr>
           <w:b/>
           <w:lang w:val="ar_AE" w:bidi="ar_AE"/>
         </w:rPr>
@@ -3209,6 +3497,22 @@
       </w:r>
       <w:r>
         <w:rPr>
+          <w:lang w:val="ar_AE" w:bidi="ar_AE"/>
+        </w:rPr>
+        <w:t>חֶ֔סֶד</w:t>
+      </w:r>
+    </w:p>
+    <w:p>
+      <w:pPr>
+        <w:bidi/>
+      </w:pPr>
+      <w:r>
+        <w:rPr>
+          <w:lang w:val="ar_AE" w:bidi="ar_AE"/>
+        </w:rPr>
+      </w:r>
+      <w:r>
+        <w:rPr>
           <w:b/>
           <w:lang w:val="ar_AE" w:bidi="ar_AE"/>
         </w:rPr>
@@ -3434,6 +3738,22 @@
       </w:r>
       <w:r>
         <w:rPr>
+          <w:lang w:val="ar_AE" w:bidi="ar_AE"/>
+        </w:rPr>
+        <w:t>וּ⁠מְצֶ֣אןָ מְנוּחָ֔ה</w:t>
+      </w:r>
+    </w:p>
+    <w:p>
+      <w:pPr>
+        <w:bidi/>
+      </w:pPr>
+      <w:r>
+        <w:rPr>
+          <w:lang w:val="ar_AE" w:bidi="ar_AE"/>
+        </w:rPr>
+      </w:r>
+      <w:r>
+        <w:rPr>
           <w:b/>
           <w:lang w:val="ar_AE" w:bidi="ar_AE"/>
         </w:rPr>
@@ -3553,6 +3873,22 @@
       </w:r>
       <w:r>
         <w:rPr>
+          <w:lang w:val="ar_AE" w:bidi="ar_AE"/>
+        </w:rPr>
+        <w:t>בֵּ֣ית אִישָׁ֑⁠הּ</w:t>
+      </w:r>
+    </w:p>
+    <w:p>
+      <w:pPr>
+        <w:bidi/>
+      </w:pPr>
+      <w:r>
+        <w:rPr>
+          <w:lang w:val="ar_AE" w:bidi="ar_AE"/>
+        </w:rPr>
+      </w:r>
+      <w:r>
+        <w:rPr>
           <w:b/>
           <w:lang w:val="ar_AE" w:bidi="ar_AE"/>
         </w:rPr>
@@ -3672,6 +4008,22 @@
       </w:r>
       <w:r>
         <w:rPr>
+          <w:lang w:val="ar_AE" w:bidi="ar_AE"/>
+        </w:rPr>
+        <w:t>וַ⁠תִּשֶּׂ֥אנָה קוֹלָ֖⁠ן וַ⁠תִּבְכֶּֽינָה</w:t>
+      </w:r>
+    </w:p>
+    <w:p>
+      <w:pPr>
+        <w:bidi/>
+      </w:pPr>
+      <w:r>
+        <w:rPr>
+          <w:lang w:val="ar_AE" w:bidi="ar_AE"/>
+        </w:rPr>
+      </w:r>
+      <w:r>
+        <w:rPr>
           <w:b/>
           <w:lang w:val="ar_AE" w:bidi="ar_AE"/>
         </w:rPr>
@@ -3778,6 +4130,22 @@
       </w:r>
       <w:r>
         <w:rPr>
+          <w:lang w:val="ar_AE" w:bidi="ar_AE"/>
+        </w:rPr>
+        <w:t>נָשׁ֖וּב</w:t>
+      </w:r>
+    </w:p>
+    <w:p>
+      <w:pPr>
+        <w:bidi/>
+      </w:pPr>
+      <w:r>
+        <w:rPr>
+          <w:lang w:val="ar_AE" w:bidi="ar_AE"/>
+        </w:rPr>
+      </w:r>
+      <w:r>
+        <w:rPr>
           <w:b/>
           <w:lang w:val="ar_AE" w:bidi="ar_AE"/>
         </w:rPr>
@@ -3910,6 +4278,22 @@
       </w:r>
       <w:r>
         <w:rPr>
+          <w:lang w:val="ar_AE" w:bidi="ar_AE"/>
+        </w:rPr>
+        <w:t>וַ⁠תֹּאמַ֖רְנָה</w:t>
+      </w:r>
+    </w:p>
+    <w:p>
+      <w:pPr>
+        <w:bidi/>
+      </w:pPr>
+      <w:r>
+        <w:rPr>
+          <w:lang w:val="ar_AE" w:bidi="ar_AE"/>
+        </w:rPr>
+      </w:r>
+      <w:r>
+        <w:rPr>
           <w:b/>
           <w:lang w:val="ar_AE" w:bidi="ar_AE"/>
         </w:rPr>
@@ -4042,6 +4426,22 @@
       </w:r>
       <w:r>
         <w:rPr>
+          <w:lang w:val="ar_AE" w:bidi="ar_AE"/>
+        </w:rPr>
+        <w:t>כִּי</w:t>
+      </w:r>
+    </w:p>
+    <w:p>
+      <w:pPr>
+        <w:bidi/>
+      </w:pPr>
+      <w:r>
+        <w:rPr>
+          <w:lang w:val="ar_AE" w:bidi="ar_AE"/>
+        </w:rPr>
+      </w:r>
+      <w:r>
+        <w:rPr>
           <w:b/>
           <w:lang w:val="ar_AE" w:bidi="ar_AE"/>
         </w:rPr>
@@ -4147,6 +4547,22 @@
       </w:r>
       <w:r>
         <w:rPr>
+          <w:lang w:val="ar_AE" w:bidi="ar_AE"/>
+        </w:rPr>
+        <w:t>אִתָּ֥⁠ךְ</w:t>
+      </w:r>
+    </w:p>
+    <w:p>
+      <w:pPr>
+        <w:bidi/>
+      </w:pPr>
+      <w:r>
+        <w:rPr>
+          <w:lang w:val="ar_AE" w:bidi="ar_AE"/>
+        </w:rPr>
+      </w:r>
+      <w:r>
+        <w:rPr>
           <w:b/>
           <w:lang w:val="ar_AE" w:bidi="ar_AE"/>
         </w:rPr>
@@ -4253,6 +4669,22 @@
       </w:r>
       <w:r>
         <w:rPr>
+          <w:lang w:val="ar_AE" w:bidi="ar_AE"/>
+        </w:rPr>
+        <w:t>וַ⁠תֹּ֤אמֶר נָעֳמִי֙</w:t>
+      </w:r>
+    </w:p>
+    <w:p>
+      <w:pPr>
+        <w:bidi/>
+      </w:pPr>
+      <w:r>
+        <w:rPr>
+          <w:lang w:val="ar_AE" w:bidi="ar_AE"/>
+        </w:rPr>
+      </w:r>
+      <w:r>
+        <w:rPr>
           <w:b/>
           <w:lang w:val="ar_AE" w:bidi="ar_AE"/>
         </w:rPr>
@@ -4411,6 +4843,22 @@
       </w:r>
       <w:r>
         <w:rPr>
+          <w:lang w:val="ar_AE" w:bidi="ar_AE"/>
+        </w:rPr>
+        <w:t>בְנֹתַ֔⁠י</w:t>
+      </w:r>
+    </w:p>
+    <w:p>
+      <w:pPr>
+        <w:bidi/>
+      </w:pPr>
+      <w:r>
+        <w:rPr>
+          <w:lang w:val="ar_AE" w:bidi="ar_AE"/>
+        </w:rPr>
+      </w:r>
+      <w:r>
+        <w:rPr>
           <w:b/>
           <w:lang w:val="ar_AE" w:bidi="ar_AE"/>
         </w:rPr>
@@ -4508,6 +4956,22 @@
       </w:r>
       <w:r>
         <w:rPr>
+          <w:lang w:val="ar_AE" w:bidi="ar_AE"/>
+        </w:rPr>
+        <w:t>לָ֥⁠מָּה תֵלַ֖כְנָה עִמִּ֑⁠י</w:t>
+      </w:r>
+    </w:p>
+    <w:p>
+      <w:pPr>
+        <w:bidi/>
+      </w:pPr>
+      <w:r>
+        <w:rPr>
+          <w:lang w:val="ar_AE" w:bidi="ar_AE"/>
+        </w:rPr>
+      </w:r>
+      <w:r>
+        <w:rPr>
           <w:b/>
           <w:lang w:val="ar_AE" w:bidi="ar_AE"/>
         </w:rPr>
@@ -4614,6 +5078,22 @@
       </w:r>
       <w:r>
         <w:rPr>
+          <w:lang w:val="ar_AE" w:bidi="ar_AE"/>
+        </w:rPr>
+        <w:t>הַֽ⁠עֽוֹד־לִ֤⁠י בָנִים֙ בְּֽ⁠מֵעַ֔⁠י וְ⁠הָי֥וּ לָ⁠כֶ֖ם לַ⁠אֲנָשִֽׁים</w:t>
+      </w:r>
+    </w:p>
+    <w:p>
+      <w:pPr>
+        <w:bidi/>
+      </w:pPr>
+      <w:r>
+        <w:rPr>
+          <w:lang w:val="ar_AE" w:bidi="ar_AE"/>
+        </w:rPr>
+      </w:r>
+      <w:r>
+        <w:rPr>
           <w:b/>
           <w:lang w:val="ar_AE" w:bidi="ar_AE"/>
         </w:rPr>
@@ -4720,6 +5200,22 @@
       </w:r>
       <w:r>
         <w:rPr>
+          <w:lang w:val="ar_AE" w:bidi="ar_AE"/>
+        </w:rPr>
+        <w:t>זָקַ֖נְתִּי מִ⁠הְי֣וֹת לְ⁠אִ֑ישׁ</w:t>
+      </w:r>
+    </w:p>
+    <w:p>
+      <w:pPr>
+        <w:bidi/>
+      </w:pPr>
+      <w:r>
+        <w:rPr>
+          <w:lang w:val="ar_AE" w:bidi="ar_AE"/>
+        </w:rPr>
+      </w:r>
+      <w:r>
+        <w:rPr>
           <w:b/>
           <w:lang w:val="ar_AE" w:bidi="ar_AE"/>
         </w:rPr>
@@ -4826,6 +5322,22 @@
       </w:r>
       <w:r>
         <w:rPr>
+          <w:lang w:val="ar_AE" w:bidi="ar_AE"/>
+        </w:rPr>
+        <w:t>כִּ֤י אָמַ֨רְתִּי֙ יֶשׁ־לִ֣⁠י תִקְוָ֔ה גַּ֣ם הָיִ֤יתִי הַ⁠לַּ֨יְלָה֙ לְ⁠אִ֔ישׁ וְ⁠גַ֖ם יָלַ֥דְתִּי בָנִֽים</w:t>
+      </w:r>
+    </w:p>
+    <w:p>
+      <w:pPr>
+        <w:bidi/>
+      </w:pPr>
+      <w:r>
+        <w:rPr>
+          <w:lang w:val="ar_AE" w:bidi="ar_AE"/>
+        </w:rPr>
+      </w:r>
+      <w:r>
+        <w:rPr>
           <w:b/>
           <w:lang w:val="ar_AE" w:bidi="ar_AE"/>
         </w:rPr>
@@ -5016,6 +5528,22 @@
       </w:r>
       <w:r>
         <w:rPr>
+          <w:lang w:val="ar_AE" w:bidi="ar_AE"/>
+        </w:rPr>
+        <w:t>הֲ⁠לָהֵ֣ן ׀ תְּשַׂבֵּ֗רְנָה עַ֚ד אֲשֶׁ֣ר יִגְדָּ֔לוּ הֲ⁠לָהֵן֙ תֵּֽעָגֵ֔נָה לְ⁠בִלְתִּ֖י הֱי֣וֹת לְ⁠אִ֑ישׁ</w:t>
+      </w:r>
+    </w:p>
+    <w:p>
+      <w:pPr>
+        <w:bidi/>
+      </w:pPr>
+      <w:r>
+        <w:rPr>
+          <w:lang w:val="ar_AE" w:bidi="ar_AE"/>
+        </w:rPr>
+      </w:r>
+      <w:r>
+        <w:rPr>
           <w:b/>
           <w:lang w:val="ar_AE" w:bidi="ar_AE"/>
         </w:rPr>
@@ -5122,6 +5650,22 @@
       </w:r>
       <w:r>
         <w:rPr>
+          <w:lang w:val="ar_AE" w:bidi="ar_AE"/>
+        </w:rPr>
+        <w:t>הֲ⁠לָהֵ֣ן ׀ תְּשַׂבֵּ֗רְנָה עַ֚ד אֲשֶׁ֣ר יִגְדָּ֔לוּ הֲ⁠לָהֵן֙ תֵּֽעָגֵ֔נָה לְ⁠בִלְתִּ֖י הֱי֣וֹת לְ⁠אִ֑ישׁ</w:t>
+      </w:r>
+    </w:p>
+    <w:p>
+      <w:pPr>
+        <w:bidi/>
+      </w:pPr>
+      <w:r>
+        <w:rPr>
+          <w:lang w:val="ar_AE" w:bidi="ar_AE"/>
+        </w:rPr>
+      </w:r>
+      <w:r>
+        <w:rPr>
           <w:b/>
           <w:lang w:val="ar_AE" w:bidi="ar_AE"/>
         </w:rPr>
@@ -5206,6 +5750,22 @@
       </w:r>
       <w:r>
         <w:rPr>
+          <w:lang w:val="ar_AE" w:bidi="ar_AE"/>
+        </w:rPr>
+        <w:t>מַר־לִ֤⁠י מְאֹד֙</w:t>
+      </w:r>
+    </w:p>
+    <w:p>
+      <w:pPr>
+        <w:bidi/>
+      </w:pPr>
+      <w:r>
+        <w:rPr>
+          <w:lang w:val="ar_AE" w:bidi="ar_AE"/>
+        </w:rPr>
+      </w:r>
+      <w:r>
+        <w:rPr>
           <w:b/>
           <w:lang w:val="ar_AE" w:bidi="ar_AE"/>
         </w:rPr>
@@ -5312,6 +5872,22 @@
       </w:r>
       <w:r>
         <w:rPr>
+          <w:lang w:val="ar_AE" w:bidi="ar_AE"/>
+        </w:rPr>
+        <w:t>יָצְאָ֥ה בִ֖⁠י יַד־יְהוָֽה</w:t>
+      </w:r>
+    </w:p>
+    <w:p>
+      <w:pPr>
+        <w:bidi/>
+      </w:pPr>
+      <w:r>
+        <w:rPr>
+          <w:lang w:val="ar_AE" w:bidi="ar_AE"/>
+        </w:rPr>
+      </w:r>
+      <w:r>
+        <w:rPr>
           <w:b/>
           <w:lang w:val="ar_AE" w:bidi="ar_AE"/>
         </w:rPr>
@@ -5431,6 +6007,22 @@
       </w:r>
       <w:r>
         <w:rPr>
+          <w:lang w:val="ar_AE" w:bidi="ar_AE"/>
+        </w:rPr>
+        <w:t>יָצְאָ֥ה בִ֖⁠י יַד־יְהוָֽה</w:t>
+      </w:r>
+    </w:p>
+    <w:p>
+      <w:pPr>
+        <w:bidi/>
+      </w:pPr>
+      <w:r>
+        <w:rPr>
+          <w:lang w:val="ar_AE" w:bidi="ar_AE"/>
+        </w:rPr>
+      </w:r>
+      <w:r>
+        <w:rPr>
           <w:b/>
           <w:lang w:val="ar_AE" w:bidi="ar_AE"/>
         </w:rPr>
@@ -5537,6 +6129,22 @@
       </w:r>
       <w:r>
         <w:rPr>
+          <w:lang w:val="ar_AE" w:bidi="ar_AE"/>
+        </w:rPr>
+        <w:t>וַ⁠תִּשֶּׂ֣נָה קוֹלָ֔⁠ן וַ⁠תִּבְכֶּ֖ינָה</w:t>
+      </w:r>
+    </w:p>
+    <w:p>
+      <w:pPr>
+        <w:bidi/>
+      </w:pPr>
+      <w:r>
+        <w:rPr>
+          <w:lang w:val="ar_AE" w:bidi="ar_AE"/>
+        </w:rPr>
+      </w:r>
+      <w:r>
+        <w:rPr>
           <w:b/>
           <w:lang w:val="ar_AE" w:bidi="ar_AE"/>
         </w:rPr>
@@ -5656,6 +6264,22 @@
       </w:r>
       <w:r>
         <w:rPr>
+          <w:lang w:val="ar_AE" w:bidi="ar_AE"/>
+        </w:rPr>
+        <w:t>וְ⁠ר֖וּת דָּ֥בְקָה בָּֽ⁠הּ</w:t>
+      </w:r>
+    </w:p>
+    <w:p>
+      <w:pPr>
+        <w:bidi/>
+      </w:pPr>
+      <w:r>
+        <w:rPr>
+          <w:lang w:val="ar_AE" w:bidi="ar_AE"/>
+        </w:rPr>
+      </w:r>
+      <w:r>
+        <w:rPr>
           <w:b/>
           <w:lang w:val="ar_AE" w:bidi="ar_AE"/>
         </w:rPr>
@@ -5762,6 +6386,22 @@
       </w:r>
       <w:r>
         <w:rPr>
+          <w:lang w:val="ar_AE" w:bidi="ar_AE"/>
+        </w:rPr>
+        <w:t>הִנֵּה֙</w:t>
+      </w:r>
+    </w:p>
+    <w:p>
+      <w:pPr>
+        <w:bidi/>
+      </w:pPr>
+      <w:r>
+        <w:rPr>
+          <w:lang w:val="ar_AE" w:bidi="ar_AE"/>
+        </w:rPr>
+      </w:r>
+      <w:r>
+        <w:rPr>
           <w:b/>
           <w:lang w:val="ar_AE" w:bidi="ar_AE"/>
         </w:rPr>
@@ -6000,6 +6640,22 @@
       </w:r>
       <w:r>
         <w:rPr>
+          <w:lang w:val="ar_AE" w:bidi="ar_AE"/>
+        </w:rPr>
+        <w:t>עַמָּ֖⁠הּ</w:t>
+      </w:r>
+    </w:p>
+    <w:p>
+      <w:pPr>
+        <w:bidi/>
+      </w:pPr>
+      <w:r>
+        <w:rPr>
+          <w:lang w:val="ar_AE" w:bidi="ar_AE"/>
+        </w:rPr>
+      </w:r>
+      <w:r>
+        <w:rPr>
           <w:b/>
           <w:lang w:val="ar_AE" w:bidi="ar_AE"/>
         </w:rPr>
@@ -6119,6 +6775,22 @@
       </w:r>
       <w:r>
         <w:rPr>
+          <w:lang w:val="ar_AE" w:bidi="ar_AE"/>
+        </w:rPr>
+        <w:t>אֱלֹהֶ֑י⁠הָ</w:t>
+      </w:r>
+    </w:p>
+    <w:p>
+      <w:pPr>
+        <w:bidi/>
+      </w:pPr>
+      <w:r>
+        <w:rPr>
+          <w:lang w:val="ar_AE" w:bidi="ar_AE"/>
+        </w:rPr>
+      </w:r>
+      <w:r>
+        <w:rPr>
           <w:b/>
           <w:lang w:val="ar_AE" w:bidi="ar_AE"/>
         </w:rPr>
@@ -6238,6 +6910,22 @@
       </w:r>
       <w:r>
         <w:rPr>
+          <w:lang w:val="ar_AE" w:bidi="ar_AE"/>
+        </w:rPr>
+        <w:t>אֱלֹהֶ֑י⁠הָ</w:t>
+      </w:r>
+    </w:p>
+    <w:p>
+      <w:pPr>
+        <w:bidi/>
+      </w:pPr>
+      <w:r>
+        <w:rPr>
+          <w:lang w:val="ar_AE" w:bidi="ar_AE"/>
+        </w:rPr>
+      </w:r>
+      <w:r>
+        <w:rPr>
           <w:b/>
           <w:lang w:val="ar_AE" w:bidi="ar_AE"/>
         </w:rPr>
@@ -6466,6 +7154,22 @@
       </w:r>
       <w:r>
         <w:rPr>
+          <w:lang w:val="ar_AE" w:bidi="ar_AE"/>
+        </w:rPr>
+        <w:t>לְ⁠עָזְבֵ֖⁠ךְ לָ⁠שׁ֣וּב מֵ⁠אַחֲרָ֑יִ⁠ךְ</w:t>
+      </w:r>
+    </w:p>
+    <w:p>
+      <w:pPr>
+        <w:bidi/>
+      </w:pPr>
+      <w:r>
+        <w:rPr>
+          <w:lang w:val="ar_AE" w:bidi="ar_AE"/>
+        </w:rPr>
+      </w:r>
+      <w:r>
+        <w:rPr>
           <w:b/>
           <w:lang w:val="ar_AE" w:bidi="ar_AE"/>
         </w:rPr>
@@ -6598,6 +7302,22 @@
       </w:r>
       <w:r>
         <w:rPr>
+          <w:lang w:val="ar_AE" w:bidi="ar_AE"/>
+        </w:rPr>
+        <w:t>עַמֵּ֣⁠ךְ עַמִּ֔⁠י וֵ⁠אלֹהַ֖יִ⁠ךְ אֱלֹהָֽ⁠י</w:t>
+      </w:r>
+    </w:p>
+    <w:p>
+      <w:pPr>
+        <w:bidi/>
+      </w:pPr>
+      <w:r>
+        <w:rPr>
+          <w:lang w:val="ar_AE" w:bidi="ar_AE"/>
+        </w:rPr>
+      </w:r>
+      <w:r>
+        <w:rPr>
           <w:b/>
           <w:lang w:val="ar_AE" w:bidi="ar_AE"/>
         </w:rPr>
@@ -6704,6 +7424,22 @@
       </w:r>
       <w:r>
         <w:rPr>
+          <w:lang w:val="ar_AE" w:bidi="ar_AE"/>
+        </w:rPr>
+        <w:t>כֹּה֩ יַעֲשֶׂ֨ה יְהוָ֥ה לִ⁠י֙ וְ⁠כֹ֣ה יֹסִ֔יף</w:t>
+      </w:r>
+    </w:p>
+    <w:p>
+      <w:pPr>
+        <w:bidi/>
+      </w:pPr>
+      <w:r>
+        <w:rPr>
+          <w:lang w:val="ar_AE" w:bidi="ar_AE"/>
+        </w:rPr>
+      </w:r>
+      <w:r>
+        <w:rPr>
           <w:b/>
           <w:lang w:val="ar_AE" w:bidi="ar_AE"/>
         </w:rPr>
@@ -6810,6 +7546,22 @@
       </w:r>
       <w:r>
         <w:rPr>
+          <w:lang w:val="ar_AE" w:bidi="ar_AE"/>
+        </w:rPr>
+        <w:t>כִּ֣י הַ⁠מָּ֔וֶת יַפְרִ֖יד בֵּינִ֥⁠י וּ⁠בֵינֵֽ⁠ךְ</w:t>
+      </w:r>
+    </w:p>
+    <w:p>
+      <w:pPr>
+        <w:bidi/>
+      </w:pPr>
+      <w:r>
+        <w:rPr>
+          <w:lang w:val="ar_AE" w:bidi="ar_AE"/>
+        </w:rPr>
+      </w:r>
+      <w:r>
+        <w:rPr>
           <w:b/>
           <w:lang w:val="ar_AE" w:bidi="ar_AE"/>
         </w:rPr>
@@ -6916,6 +7668,22 @@
       </w:r>
       <w:r>
         <w:rPr>
+          <w:lang w:val="ar_AE" w:bidi="ar_AE"/>
+        </w:rPr>
+        <w:t>יַפְרִ֖יד בֵּינִ֥⁠י וּ⁠בֵינֵֽ⁠ךְ</w:t>
+      </w:r>
+    </w:p>
+    <w:p>
+      <w:pPr>
+        <w:bidi/>
+      </w:pPr>
+      <w:r>
+        <w:rPr>
+          <w:lang w:val="ar_AE" w:bidi="ar_AE"/>
+        </w:rPr>
+      </w:r>
+      <w:r>
+        <w:rPr>
           <w:b/>
           <w:lang w:val="ar_AE" w:bidi="ar_AE"/>
         </w:rPr>
@@ -7022,6 +7790,22 @@
       </w:r>
       <w:r>
         <w:rPr>
+          <w:lang w:val="ar_AE" w:bidi="ar_AE"/>
+        </w:rPr>
+        <w:t>וַ⁠תֶּחְדַּ֖ל לְ⁠דַבֵּ֥ר אֵלֶֽי⁠הָ</w:t>
+      </w:r>
+    </w:p>
+    <w:p>
+      <w:pPr>
+        <w:bidi/>
+      </w:pPr>
+      <w:r>
+        <w:rPr>
+          <w:lang w:val="ar_AE" w:bidi="ar_AE"/>
+        </w:rPr>
+      </w:r>
+      <w:r>
+        <w:rPr>
           <w:b/>
           <w:lang w:val="ar_AE" w:bidi="ar_AE"/>
         </w:rPr>
@@ -7128,6 +7912,22 @@
       </w:r>
       <w:r>
         <w:rPr>
+          <w:lang w:val="ar_AE" w:bidi="ar_AE"/>
+        </w:rPr>
+        <w:t>וַ⁠תֶּחְדַּ֖ל לְ⁠דַבֵּ֥ר אֵלֶֽי⁠הָ</w:t>
+      </w:r>
+    </w:p>
+    <w:p>
+      <w:pPr>
+        <w:bidi/>
+      </w:pPr>
+      <w:r>
+        <w:rPr>
+          <w:lang w:val="ar_AE" w:bidi="ar_AE"/>
+        </w:rPr>
+      </w:r>
+      <w:r>
+        <w:rPr>
           <w:b/>
           <w:lang w:val="ar_AE" w:bidi="ar_AE"/>
         </w:rPr>
@@ -7260,6 +8060,22 @@
       </w:r>
       <w:r>
         <w:rPr>
+          <w:lang w:val="ar_AE" w:bidi="ar_AE"/>
+        </w:rPr>
+        <w:t>וַ⁠יְהִ֗י</w:t>
+      </w:r>
+    </w:p>
+    <w:p>
+      <w:pPr>
+        <w:bidi/>
+      </w:pPr>
+      <w:r>
+        <w:rPr>
+          <w:lang w:val="ar_AE" w:bidi="ar_AE"/>
+        </w:rPr>
+      </w:r>
+      <w:r>
+        <w:rPr>
           <w:b/>
           <w:lang w:val="ar_AE" w:bidi="ar_AE"/>
         </w:rPr>
@@ -7366,6 +8182,22 @@
       </w:r>
       <w:r>
         <w:rPr>
+          <w:lang w:val="ar_AE" w:bidi="ar_AE"/>
+        </w:rPr>
+        <w:t>כְּ⁠בֹאָ֨⁠נָה֙ בֵּ֣ית לֶ֔חֶם</w:t>
+      </w:r>
+    </w:p>
+    <w:p>
+      <w:pPr>
+        <w:bidi/>
+      </w:pPr>
+      <w:r>
+        <w:rPr>
+          <w:lang w:val="ar_AE" w:bidi="ar_AE"/>
+        </w:rPr>
+      </w:r>
+      <w:r>
+        <w:rPr>
           <w:b/>
           <w:lang w:val="ar_AE" w:bidi="ar_AE"/>
         </w:rPr>
@@ -7472,6 +8304,22 @@
       </w:r>
       <w:r>
         <w:rPr>
+          <w:lang w:val="ar_AE" w:bidi="ar_AE"/>
+        </w:rPr>
+        <w:t>כָּל־הָ⁠עִיר֙</w:t>
+      </w:r>
+    </w:p>
+    <w:p>
+      <w:pPr>
+        <w:bidi/>
+      </w:pPr>
+      <w:r>
+        <w:rPr>
+          <w:lang w:val="ar_AE" w:bidi="ar_AE"/>
+        </w:rPr>
+      </w:r>
+      <w:r>
+        <w:rPr>
           <w:b/>
           <w:lang w:val="ar_AE" w:bidi="ar_AE"/>
         </w:rPr>
@@ -7591,6 +8439,22 @@
       </w:r>
       <w:r>
         <w:rPr>
+          <w:lang w:val="ar_AE" w:bidi="ar_AE"/>
+        </w:rPr>
+        <w:t>כָּל־הָ⁠עִיר֙</w:t>
+      </w:r>
+    </w:p>
+    <w:p>
+      <w:pPr>
+        <w:bidi/>
+      </w:pPr>
+      <w:r>
+        <w:rPr>
+          <w:lang w:val="ar_AE" w:bidi="ar_AE"/>
+        </w:rPr>
+      </w:r>
+      <w:r>
+        <w:rPr>
           <w:b/>
           <w:lang w:val="ar_AE" w:bidi="ar_AE"/>
         </w:rPr>
@@ -7710,6 +8574,22 @@
       </w:r>
       <w:r>
         <w:rPr>
+          <w:lang w:val="ar_AE" w:bidi="ar_AE"/>
+        </w:rPr>
+        <w:t>הֲ⁠זֹ֥את נָעֳמִֽי</w:t>
+      </w:r>
+    </w:p>
+    <w:p>
+      <w:pPr>
+        <w:bidi/>
+      </w:pPr>
+      <w:r>
+        <w:rPr>
+          <w:lang w:val="ar_AE" w:bidi="ar_AE"/>
+        </w:rPr>
+      </w:r>
+      <w:r>
+        <w:rPr>
           <w:b/>
           <w:lang w:val="ar_AE" w:bidi="ar_AE"/>
         </w:rPr>
@@ -7816,6 +8696,22 @@
       </w:r>
       <w:r>
         <w:rPr>
+          <w:lang w:val="ar_AE" w:bidi="ar_AE"/>
+        </w:rPr>
+        <w:t>אַל־תִּקְרֶ֥אנָה לִ֖⁠י נָעֳמִ֑י</w:t>
+      </w:r>
+    </w:p>
+    <w:p>
+      <w:pPr>
+        <w:bidi/>
+      </w:pPr>
+      <w:r>
+        <w:rPr>
+          <w:lang w:val="ar_AE" w:bidi="ar_AE"/>
+        </w:rPr>
+      </w:r>
+      <w:r>
+        <w:rPr>
           <w:b/>
           <w:lang w:val="ar_AE" w:bidi="ar_AE"/>
         </w:rPr>
@@ -7935,6 +8831,22 @@
       </w:r>
       <w:r>
         <w:rPr>
+          <w:lang w:val="ar_AE" w:bidi="ar_AE"/>
+        </w:rPr>
+        <w:t>מָרָ֔א</w:t>
+      </w:r>
+    </w:p>
+    <w:p>
+      <w:pPr>
+        <w:bidi/>
+      </w:pPr>
+      <w:r>
+        <w:rPr>
+          <w:lang w:val="ar_AE" w:bidi="ar_AE"/>
+        </w:rPr>
+      </w:r>
+      <w:r>
+        <w:rPr>
           <w:b/>
           <w:lang w:val="ar_AE" w:bidi="ar_AE"/>
         </w:rPr>
@@ -8054,6 +8966,22 @@
       </w:r>
       <w:r>
         <w:rPr>
+          <w:lang w:val="ar_AE" w:bidi="ar_AE"/>
+        </w:rPr>
+        <w:t>אֲנִי֙ מְלֵאָ֣ה הָלַ֔כְתִּי וְ⁠רֵיקָ֖ם הֱשִׁיבַ֣⁠נִי יְהוָ֑ה</w:t>
+      </w:r>
+    </w:p>
+    <w:p>
+      <w:pPr>
+        <w:bidi/>
+      </w:pPr>
+      <w:r>
+        <w:rPr>
+          <w:lang w:val="ar_AE" w:bidi="ar_AE"/>
+        </w:rPr>
+      </w:r>
+      <w:r>
+        <w:rPr>
           <w:b/>
           <w:lang w:val="ar_AE" w:bidi="ar_AE"/>
         </w:rPr>
@@ -8186,6 +9114,22 @@
       </w:r>
       <w:r>
         <w:rPr>
+          <w:lang w:val="ar_AE" w:bidi="ar_AE"/>
+        </w:rPr>
+        <w:t>לָ֣⁠מָּה תִקְרֶ֤אנָה לִ⁠י֙ נָעֳמִ֔י</w:t>
+      </w:r>
+    </w:p>
+    <w:p>
+      <w:pPr>
+        <w:bidi/>
+      </w:pPr>
+      <w:r>
+        <w:rPr>
+          <w:lang w:val="ar_AE" w:bidi="ar_AE"/>
+        </w:rPr>
+      </w:r>
+      <w:r>
+        <w:rPr>
           <w:b/>
           <w:lang w:val="ar_AE" w:bidi="ar_AE"/>
         </w:rPr>
@@ -8292,6 +9236,22 @@
       </w:r>
       <w:r>
         <w:rPr>
+          <w:lang w:val="ar_AE" w:bidi="ar_AE"/>
+        </w:rPr>
+        <w:t>וַֽ⁠יהוָה֙ עָ֣נָה בִ֔⁠י וְ⁠שַׁדַּ֖י הֵ֥רַֽע לִֽ⁠י</w:t>
+      </w:r>
+    </w:p>
+    <w:p>
+      <w:pPr>
+        <w:bidi/>
+      </w:pPr>
+      <w:r>
+        <w:rPr>
+          <w:lang w:val="ar_AE" w:bidi="ar_AE"/>
+        </w:rPr>
+      </w:r>
+      <w:r>
+        <w:rPr>
           <w:b/>
           <w:lang w:val="ar_AE" w:bidi="ar_AE"/>
         </w:rPr>
@@ -8424,6 +9384,22 @@
       </w:r>
       <w:r>
         <w:rPr>
+          <w:lang w:val="ar_AE" w:bidi="ar_AE"/>
+        </w:rPr>
+        <w:t>עָ֣נָה בִ֔⁠י</w:t>
+      </w:r>
+    </w:p>
+    <w:p>
+      <w:pPr>
+        <w:bidi/>
+      </w:pPr>
+      <w:r>
+        <w:rPr>
+          <w:lang w:val="ar_AE" w:bidi="ar_AE"/>
+        </w:rPr>
+      </w:r>
+      <w:r>
+        <w:rPr>
           <w:b/>
           <w:lang w:val="ar_AE" w:bidi="ar_AE"/>
         </w:rPr>
@@ -8627,6 +9603,22 @@
       </w:r>
       <w:r>
         <w:rPr>
+          <w:lang w:val="ar_AE" w:bidi="ar_AE"/>
+        </w:rPr>
+        <w:t>וַ⁠תָּ֣שָׁב נָעֳמִ֗י וְ⁠ר֨וּת הַ⁠מּוֹאֲבִיָּ֤ה כַלָּתָ⁠הּ֙ עִמָּ֔⁠הּ הַ⁠שָּׁ֖בָה מִ⁠שְּׂדֵ֣י מוֹאָ֑ב</w:t>
+      </w:r>
+    </w:p>
+    <w:p>
+      <w:pPr>
+        <w:bidi/>
+      </w:pPr>
+      <w:r>
+        <w:rPr>
+          <w:lang w:val="ar_AE" w:bidi="ar_AE"/>
+        </w:rPr>
+      </w:r>
+      <w:r>
+        <w:rPr>
           <w:b/>
           <w:lang w:val="ar_AE" w:bidi="ar_AE"/>
         </w:rPr>
@@ -8733,6 +9725,22 @@
       </w:r>
       <w:r>
         <w:rPr>
+          <w:lang w:val="ar_AE" w:bidi="ar_AE"/>
+        </w:rPr>
+        <w:t>וְ⁠הֵ֗מָּה בָּ֚אוּ בֵּ֣ית לֶ֔חֶם בִּ⁠תְחִלַּ֖ת קְצִ֥יר שְׂעֹרִֽים</w:t>
+      </w:r>
+    </w:p>
+    <w:p>
+      <w:pPr>
+        <w:bidi/>
+      </w:pPr>
+      <w:r>
+        <w:rPr>
+          <w:lang w:val="ar_AE" w:bidi="ar_AE"/>
+        </w:rPr>
+      </w:r>
+      <w:r>
+        <w:rPr>
           <w:b/>
           <w:lang w:val="ar_AE" w:bidi="ar_AE"/>
         </w:rPr>
@@ -8839,6 +9847,22 @@
       </w:r>
       <w:r>
         <w:rPr>
+          <w:lang w:val="ar_AE" w:bidi="ar_AE"/>
+        </w:rPr>
+        <w:t>בִּ⁠תְחִלַּ֖ת קְצִ֥יר שְׂעֹרִֽים</w:t>
+      </w:r>
+    </w:p>
+    <w:p>
+      <w:pPr>
+        <w:bidi/>
+      </w:pPr>
+      <w:r>
+        <w:rPr>
+          <w:lang w:val="ar_AE" w:bidi="ar_AE"/>
+        </w:rPr>
+      </w:r>
+      <w:r>
+        <w:rPr>
           <w:b/>
           <w:lang w:val="ar_AE" w:bidi="ar_AE"/>
         </w:rPr>
@@ -8958,6 +9982,22 @@
       </w:r>
       <w:r>
         <w:rPr>
+          <w:lang w:val="ar_AE" w:bidi="ar_AE"/>
+        </w:rPr>
+        <w:t>וּֽ⁠לְ⁠נָעֳמִ֞י מוֹדַ֣ע לְ⁠אִישָׁ֗⁠הּ</w:t>
+      </w:r>
+    </w:p>
+    <w:p>
+      <w:pPr>
+        <w:bidi/>
+      </w:pPr>
+      <w:r>
+        <w:rPr>
+          <w:lang w:val="ar_AE" w:bidi="ar_AE"/>
+        </w:rPr>
+      </w:r>
+      <w:r>
+        <w:rPr>
           <w:b/>
           <w:lang w:val="ar_AE" w:bidi="ar_AE"/>
         </w:rPr>
@@ -9064,6 +10104,22 @@
       </w:r>
       <w:r>
         <w:rPr>
+          <w:lang w:val="ar_AE" w:bidi="ar_AE"/>
+        </w:rPr>
+        <w:t>וּֽ⁠לְ⁠נָעֳמִ֞י מוֹדַ֣ע לְ⁠אִישָׁ֗⁠הּ</w:t>
+      </w:r>
+    </w:p>
+    <w:p>
+      <w:pPr>
+        <w:bidi/>
+      </w:pPr>
+      <w:r>
+        <w:rPr>
+          <w:lang w:val="ar_AE" w:bidi="ar_AE"/>
+        </w:rPr>
+      </w:r>
+      <w:r>
+        <w:rPr>
           <w:b/>
           <w:lang w:val="ar_AE" w:bidi="ar_AE"/>
         </w:rPr>
@@ -9183,6 +10239,22 @@
       </w:r>
       <w:r>
         <w:rPr>
+          <w:lang w:val="ar_AE" w:bidi="ar_AE"/>
+        </w:rPr>
+        <w:t>אִ֚ישׁ גִּבּ֣וֹר חַ֔יִל</w:t>
+      </w:r>
+    </w:p>
+    <w:p>
+      <w:pPr>
+        <w:bidi/>
+      </w:pPr>
+      <w:r>
+        <w:rPr>
+          <w:lang w:val="ar_AE" w:bidi="ar_AE"/>
+        </w:rPr>
+      </w:r>
+      <w:r>
+        <w:rPr>
           <w:b/>
           <w:lang w:val="ar_AE" w:bidi="ar_AE"/>
         </w:rPr>
@@ -9302,6 +10374,22 @@
       </w:r>
       <w:r>
         <w:rPr>
+          <w:lang w:val="ar_AE" w:bidi="ar_AE"/>
+        </w:rPr>
+        <w:t>מִ⁠מִּשְׁפַּ֖חַת אֱלִימֶ֑לֶךְ</w:t>
+      </w:r>
+    </w:p>
+    <w:p>
+      <w:pPr>
+        <w:bidi/>
+      </w:pPr>
+      <w:r>
+        <w:rPr>
+          <w:lang w:val="ar_AE" w:bidi="ar_AE"/>
+        </w:rPr>
+      </w:r>
+      <w:r>
+        <w:rPr>
           <w:b/>
           <w:lang w:val="ar_AE" w:bidi="ar_AE"/>
         </w:rPr>
@@ -9421,6 +10509,22 @@
       </w:r>
       <w:r>
         <w:rPr>
+          <w:lang w:val="ar_AE" w:bidi="ar_AE"/>
+        </w:rPr>
+        <w:t>ר֨וּת הַ⁠מּוֹאֲבִיָּ֜ה</w:t>
+      </w:r>
+    </w:p>
+    <w:p>
+      <w:pPr>
+        <w:bidi/>
+      </w:pPr>
+      <w:r>
+        <w:rPr>
+          <w:lang w:val="ar_AE" w:bidi="ar_AE"/>
+        </w:rPr>
+      </w:r>
+      <w:r>
+        <w:rPr>
           <w:b/>
           <w:lang w:val="ar_AE" w:bidi="ar_AE"/>
         </w:rPr>
@@ -9611,6 +10715,22 @@
       </w:r>
       <w:r>
         <w:rPr>
+          <w:lang w:val="ar_AE" w:bidi="ar_AE"/>
+        </w:rPr>
+        <w:t>אֲשֶׁ֥ר אֶמְצָא־חֵ֖ן בְּ⁠עֵינָ֑י⁠ו</w:t>
+      </w:r>
+    </w:p>
+    <w:p>
+      <w:pPr>
+        <w:bidi/>
+      </w:pPr>
+      <w:r>
+        <w:rPr>
+          <w:lang w:val="ar_AE" w:bidi="ar_AE"/>
+        </w:rPr>
+      </w:r>
+      <w:r>
+        <w:rPr>
           <w:b/>
           <w:lang w:val="ar_AE" w:bidi="ar_AE"/>
         </w:rPr>
@@ -9730,6 +10850,22 @@
       </w:r>
       <w:r>
         <w:rPr>
+          <w:lang w:val="ar_AE" w:bidi="ar_AE"/>
+        </w:rPr>
+        <w:t>בִתִּֽ⁠י</w:t>
+      </w:r>
+    </w:p>
+    <w:p>
+      <w:pPr>
+        <w:bidi/>
+      </w:pPr>
+      <w:r>
+        <w:rPr>
+          <w:lang w:val="ar_AE" w:bidi="ar_AE"/>
+        </w:rPr>
+      </w:r>
+      <w:r>
+        <w:rPr>
           <w:b/>
           <w:lang w:val="ar_AE" w:bidi="ar_AE"/>
         </w:rPr>
@@ -9836,6 +10972,22 @@
       </w:r>
       <w:r>
         <w:rPr>
+          <w:lang w:val="ar_AE" w:bidi="ar_AE"/>
+        </w:rPr>
+        <w:t>וַ⁠יִּ֣קֶר מִקְרֶ֔⁠הָ</w:t>
+      </w:r>
+    </w:p>
+    <w:p>
+      <w:pPr>
+        <w:bidi/>
+      </w:pPr>
+      <w:r>
+        <w:rPr>
+          <w:lang w:val="ar_AE" w:bidi="ar_AE"/>
+        </w:rPr>
+      </w:r>
+      <w:r>
+        <w:rPr>
           <w:b/>
           <w:lang w:val="ar_AE" w:bidi="ar_AE"/>
         </w:rPr>
@@ -9955,6 +11107,22 @@
       </w:r>
       <w:r>
         <w:rPr>
+          <w:lang w:val="ar_AE" w:bidi="ar_AE"/>
+        </w:rPr>
+        <w:t>מִ⁠מִּשְׁפַּ֥חַת אֱלִימֶֽלֶךְ</w:t>
+      </w:r>
+    </w:p>
+    <w:p>
+      <w:pPr>
+        <w:bidi/>
+      </w:pPr>
+      <w:r>
+        <w:rPr>
+          <w:lang w:val="ar_AE" w:bidi="ar_AE"/>
+        </w:rPr>
+      </w:r>
+      <w:r>
+        <w:rPr>
           <w:b/>
           <w:lang w:val="ar_AE" w:bidi="ar_AE"/>
         </w:rPr>
@@ -10074,6 +11242,22 @@
       </w:r>
       <w:r>
         <w:rPr>
+          <w:lang w:val="ar_AE" w:bidi="ar_AE"/>
+        </w:rPr>
+        <w:t>וְ⁠הִנֵּה</w:t>
+      </w:r>
+    </w:p>
+    <w:p>
+      <w:pPr>
+        <w:bidi/>
+      </w:pPr>
+      <w:r>
+        <w:rPr>
+          <w:lang w:val="ar_AE" w:bidi="ar_AE"/>
+        </w:rPr>
+      </w:r>
+      <w:r>
+        <w:rPr>
           <w:b/>
           <w:lang w:val="ar_AE" w:bidi="ar_AE"/>
         </w:rPr>
@@ -10193,6 +11377,22 @@
       </w:r>
       <w:r>
         <w:rPr>
+          <w:lang w:val="ar_AE" w:bidi="ar_AE"/>
+        </w:rPr>
+        <w:t>בָּ֚א מִ⁠בֵּ֣ית לֶ֔חֶם</w:t>
+      </w:r>
+    </w:p>
+    <w:p>
+      <w:pPr>
+        <w:bidi/>
+      </w:pPr>
+      <w:r>
+        <w:rPr>
+          <w:lang w:val="ar_AE" w:bidi="ar_AE"/>
+        </w:rPr>
+      </w:r>
+      <w:r>
+        <w:rPr>
           <w:b/>
           <w:lang w:val="ar_AE" w:bidi="ar_AE"/>
         </w:rPr>
@@ -10285,6 +11485,22 @@
       </w:r>
       <w:r>
         <w:rPr>
+          <w:lang w:val="ar_AE" w:bidi="ar_AE"/>
+        </w:rPr>
+        <w:t>יְהוָ֣ה עִמָּ⁠כֶ֑ם</w:t>
+      </w:r>
+    </w:p>
+    <w:p>
+      <w:pPr>
+        <w:bidi/>
+      </w:pPr>
+      <w:r>
+        <w:rPr>
+          <w:lang w:val="ar_AE" w:bidi="ar_AE"/>
+        </w:rPr>
+      </w:r>
+      <w:r>
+        <w:rPr>
           <w:b/>
           <w:lang w:val="ar_AE" w:bidi="ar_AE"/>
         </w:rPr>
@@ -10616,6 +11832,22 @@
       </w:r>
       <w:r>
         <w:rPr>
+          <w:lang w:val="ar_AE" w:bidi="ar_AE"/>
+        </w:rPr>
+        <w:t>לְ⁠מִ֖י הַ⁠נַּעֲרָ֥ה הַ⁠זֹּֽאת</w:t>
+      </w:r>
+    </w:p>
+    <w:p>
+      <w:pPr>
+        <w:bidi/>
+      </w:pPr>
+      <w:r>
+        <w:rPr>
+          <w:lang w:val="ar_AE" w:bidi="ar_AE"/>
+        </w:rPr>
+      </w:r>
+      <w:r>
+        <w:rPr>
           <w:b/>
           <w:lang w:val="ar_AE" w:bidi="ar_AE"/>
         </w:rPr>
@@ -10722,6 +11954,22 @@
       </w:r>
       <w:r>
         <w:rPr>
+          <w:lang w:val="ar_AE" w:bidi="ar_AE"/>
+        </w:rPr>
+        <w:t>וַ⁠יַּ֗עַן &amp; וַ⁠יֹּאמַ֑ר</w:t>
+      </w:r>
+    </w:p>
+    <w:p>
+      <w:pPr>
+        <w:bidi/>
+      </w:pPr>
+      <w:r>
+        <w:rPr>
+          <w:lang w:val="ar_AE" w:bidi="ar_AE"/>
+        </w:rPr>
+      </w:r>
+      <w:r>
+        <w:rPr>
           <w:b/>
           <w:lang w:val="ar_AE" w:bidi="ar_AE"/>
         </w:rPr>
@@ -10868,6 +12116,22 @@
       </w:r>
       <w:r>
         <w:rPr>
+          <w:lang w:val="ar_AE" w:bidi="ar_AE"/>
+        </w:rPr>
+        <w:t>וַ⁠תֹּ֗אמֶר אֲלַקֳטָה־נָּא֙ וְ⁠אָסַפְתִּ֣י בָֽ⁠עֳמָרִ֔ים אַחֲרֵ֖י הַ⁠קּוֹצְרִ֑ים</w:t>
+      </w:r>
+    </w:p>
+    <w:p>
+      <w:pPr>
+        <w:bidi/>
+      </w:pPr>
+      <w:r>
+        <w:rPr>
+          <w:lang w:val="ar_AE" w:bidi="ar_AE"/>
+        </w:rPr>
+      </w:r>
+      <w:r>
+        <w:rPr>
           <w:b/>
           <w:lang w:val="ar_AE" w:bidi="ar_AE"/>
         </w:rPr>
@@ -10974,6 +12238,22 @@
       </w:r>
       <w:r>
         <w:rPr>
+          <w:lang w:val="ar_AE" w:bidi="ar_AE"/>
+        </w:rPr>
+        <w:t>אֲלַקֳטָה־נָּא֙ וְ⁠אָסַפְתִּ֣י</w:t>
+      </w:r>
+    </w:p>
+    <w:p>
+      <w:pPr>
+        <w:bidi/>
+      </w:pPr>
+      <w:r>
+        <w:rPr>
+          <w:lang w:val="ar_AE" w:bidi="ar_AE"/>
+        </w:rPr>
+      </w:r>
+      <w:r>
+        <w:rPr>
           <w:b/>
           <w:lang w:val="ar_AE" w:bidi="ar_AE"/>
         </w:rPr>
@@ -11232,6 +12512,22 @@
       </w:r>
       <w:r>
         <w:rPr>
+          <w:lang w:val="ar_AE" w:bidi="ar_AE"/>
+        </w:rPr>
+        <w:t>הֲ⁠ל֧וֹא שָׁמַ֣עַתְּ בִּתִּ֗⁠י</w:t>
+      </w:r>
+    </w:p>
+    <w:p>
+      <w:pPr>
+        <w:bidi/>
+      </w:pPr>
+      <w:r>
+        <w:rPr>
+          <w:lang w:val="ar_AE" w:bidi="ar_AE"/>
+        </w:rPr>
+      </w:r>
+      <w:r>
+        <w:rPr>
           <w:b/>
           <w:lang w:val="ar_AE" w:bidi="ar_AE"/>
         </w:rPr>
@@ -11338,6 +12634,22 @@
       </w:r>
       <w:r>
         <w:rPr>
+          <w:lang w:val="ar_AE" w:bidi="ar_AE"/>
+        </w:rPr>
+        <w:t>בִּתִּ֗⁠י</w:t>
+      </w:r>
+    </w:p>
+    <w:p>
+      <w:pPr>
+        <w:bidi/>
+      </w:pPr>
+      <w:r>
+        <w:rPr>
+          <w:lang w:val="ar_AE" w:bidi="ar_AE"/>
+        </w:rPr>
+      </w:r>
+      <w:r>
+        <w:rPr>
           <w:b/>
           <w:lang w:val="ar_AE" w:bidi="ar_AE"/>
         </w:rPr>
@@ -11457,6 +12769,22 @@
       </w:r>
       <w:r>
         <w:rPr>
+          <w:lang w:val="ar_AE" w:bidi="ar_AE"/>
+        </w:rPr>
+        <w:t>עֵינַ֜יִ⁠ךְ בַּ⁠שָּׂדֶ֤ה</w:t>
+      </w:r>
+    </w:p>
+    <w:p>
+      <w:pPr>
+        <w:bidi/>
+      </w:pPr>
+      <w:r>
+        <w:rPr>
+          <w:lang w:val="ar_AE" w:bidi="ar_AE"/>
+        </w:rPr>
+      </w:r>
+      <w:r>
+        <w:rPr>
           <w:b/>
           <w:lang w:val="ar_AE" w:bidi="ar_AE"/>
         </w:rPr>
@@ -11576,6 +12904,22 @@
       </w:r>
       <w:r>
         <w:rPr>
+          <w:lang w:val="ar_AE" w:bidi="ar_AE"/>
+        </w:rPr>
+        <w:t>אַחֲרֵי⁠הֶ֔ן</w:t>
+      </w:r>
+    </w:p>
+    <w:p>
+      <w:pPr>
+        <w:bidi/>
+      </w:pPr>
+      <w:r>
+        <w:rPr>
+          <w:lang w:val="ar_AE" w:bidi="ar_AE"/>
+        </w:rPr>
+      </w:r>
+      <w:r>
+        <w:rPr>
           <w:b/>
           <w:lang w:val="ar_AE" w:bidi="ar_AE"/>
         </w:rPr>
@@ -11682,6 +13026,22 @@
       </w:r>
       <w:r>
         <w:rPr>
+          <w:lang w:val="ar_AE" w:bidi="ar_AE"/>
+        </w:rPr>
+        <w:t>הֲ⁠ל֥וֹא צִוִּ֛יתִי אֶת־הַ⁠נְּעָרִ֖ים לְ⁠בִלְתִּ֣י נָגְעֵ֑⁠ךְ</w:t>
+      </w:r>
+    </w:p>
+    <w:p>
+      <w:pPr>
+        <w:bidi/>
+      </w:pPr>
+      <w:r>
+        <w:rPr>
+          <w:lang w:val="ar_AE" w:bidi="ar_AE"/>
+        </w:rPr>
+      </w:r>
+      <w:r>
+        <w:rPr>
           <w:b/>
           <w:lang w:val="ar_AE" w:bidi="ar_AE"/>
         </w:rPr>
@@ -11788,6 +13148,22 @@
       </w:r>
       <w:r>
         <w:rPr>
+          <w:lang w:val="ar_AE" w:bidi="ar_AE"/>
+        </w:rPr>
+        <w:t>אֶת־הַ⁠נְּעָרִ֖ים</w:t>
+      </w:r>
+    </w:p>
+    <w:p>
+      <w:pPr>
+        <w:bidi/>
+      </w:pPr>
+      <w:r>
+        <w:rPr>
+          <w:lang w:val="ar_AE" w:bidi="ar_AE"/>
+        </w:rPr>
+      </w:r>
+      <w:r>
+        <w:rPr>
           <w:b/>
           <w:lang w:val="ar_AE" w:bidi="ar_AE"/>
         </w:rPr>
@@ -11894,6 +13270,22 @@
       </w:r>
       <w:r>
         <w:rPr>
+          <w:lang w:val="ar_AE" w:bidi="ar_AE"/>
+        </w:rPr>
+        <w:t>לְ⁠בִלְתִּ֣י נָגְעֵ֑⁠ךְ</w:t>
+      </w:r>
+    </w:p>
+    <w:p>
+      <w:pPr>
+        <w:bidi/>
+      </w:pPr>
+      <w:r>
+        <w:rPr>
+          <w:lang w:val="ar_AE" w:bidi="ar_AE"/>
+        </w:rPr>
+      </w:r>
+      <w:r>
+        <w:rPr>
           <w:b/>
           <w:lang w:val="ar_AE" w:bidi="ar_AE"/>
         </w:rPr>
@@ -12097,6 +13489,22 @@
       </w:r>
       <w:r>
         <w:rPr>
+          <w:lang w:val="ar_AE" w:bidi="ar_AE"/>
+        </w:rPr>
+        <w:t>וַ⁠תִּפֹּל֙ עַל־פָּנֶ֔י⁠הָ וַ⁠תִּשְׁתַּ֖חוּ אָ֑רְצָ⁠ה</w:t>
+      </w:r>
+    </w:p>
+    <w:p>
+      <w:pPr>
+        <w:bidi/>
+      </w:pPr>
+      <w:r>
+        <w:rPr>
+          <w:lang w:val="ar_AE" w:bidi="ar_AE"/>
+        </w:rPr>
+      </w:r>
+      <w:r>
+        <w:rPr>
           <w:b/>
           <w:lang w:val="ar_AE" w:bidi="ar_AE"/>
         </w:rPr>
@@ -12203,6 +13611,22 @@
       </w:r>
       <w:r>
         <w:rPr>
+          <w:lang w:val="ar_AE" w:bidi="ar_AE"/>
+        </w:rPr>
+        <w:t>וַ⁠תִּפֹּל֙ עַל־פָּנֶ֔י⁠הָ וַ⁠תִּשְׁתַּ֖חוּ אָ֑רְצָ⁠ה</w:t>
+      </w:r>
+    </w:p>
+    <w:p>
+      <w:pPr>
+        <w:bidi/>
+      </w:pPr>
+      <w:r>
+        <w:rPr>
+          <w:lang w:val="ar_AE" w:bidi="ar_AE"/>
+        </w:rPr>
+      </w:r>
+      <w:r>
+        <w:rPr>
           <w:b/>
           <w:lang w:val="ar_AE" w:bidi="ar_AE"/>
         </w:rPr>
@@ -12335,6 +13759,22 @@
       </w:r>
       <w:r>
         <w:rPr>
+          <w:lang w:val="ar_AE" w:bidi="ar_AE"/>
+        </w:rPr>
+        <w:t>וַ⁠תִּפֹּל֙ עַל־פָּנֶ֔י⁠הָ וַ⁠תִּשְׁתַּ֖חוּ אָ֑רְצָ⁠ה</w:t>
+      </w:r>
+    </w:p>
+    <w:p>
+      <w:pPr>
+        <w:bidi/>
+      </w:pPr>
+      <w:r>
+        <w:rPr>
+          <w:lang w:val="ar_AE" w:bidi="ar_AE"/>
+        </w:rPr>
+      </w:r>
+      <w:r>
+        <w:rPr>
           <w:b/>
           <w:lang w:val="ar_AE" w:bidi="ar_AE"/>
         </w:rPr>
@@ -12454,6 +13894,22 @@
       </w:r>
       <w:r>
         <w:rPr>
+          <w:lang w:val="ar_AE" w:bidi="ar_AE"/>
+        </w:rPr>
+        <w:t>מַדּוּעַ֩ מָצָ֨אתִי חֵ֤ן בְּ⁠עֵינֶ֨י⁠ךָ֙ לְ⁠הַכִּירֵ֔⁠נִי וְ⁠אָּנֹכִ֖י נָכְרִיָּֽה</w:t>
+      </w:r>
+    </w:p>
+    <w:p>
+      <w:pPr>
+        <w:bidi/>
+      </w:pPr>
+      <w:r>
+        <w:rPr>
+          <w:lang w:val="ar_AE" w:bidi="ar_AE"/>
+        </w:rPr>
+      </w:r>
+      <w:r>
+        <w:rPr>
           <w:b/>
           <w:lang w:val="ar_AE" w:bidi="ar_AE"/>
         </w:rPr>
@@ -12560,6 +14016,22 @@
       </w:r>
       <w:r>
         <w:rPr>
+          <w:lang w:val="ar_AE" w:bidi="ar_AE"/>
+        </w:rPr>
+        <w:t>מָצָ֨אתִי חֵ֤ן בְּ⁠עֵינֶ֨י⁠ךָ֙</w:t>
+      </w:r>
+    </w:p>
+    <w:p>
+      <w:pPr>
+        <w:bidi/>
+      </w:pPr>
+      <w:r>
+        <w:rPr>
+          <w:lang w:val="ar_AE" w:bidi="ar_AE"/>
+        </w:rPr>
+      </w:r>
+      <w:r>
+        <w:rPr>
           <w:b/>
           <w:lang w:val="ar_AE" w:bidi="ar_AE"/>
         </w:rPr>
@@ -12811,6 +14283,22 @@
       </w:r>
       <w:r>
         <w:rPr>
+          <w:lang w:val="ar_AE" w:bidi="ar_AE"/>
+        </w:rPr>
+        <w:t>הֻגֵּ֨ד הֻגַּ֜ד</w:t>
+      </w:r>
+    </w:p>
+    <w:p>
+      <w:pPr>
+        <w:bidi/>
+      </w:pPr>
+      <w:r>
+        <w:rPr>
+          <w:lang w:val="ar_AE" w:bidi="ar_AE"/>
+        </w:rPr>
+      </w:r>
+      <w:r>
+        <w:rPr>
           <w:b/>
           <w:lang w:val="ar_AE" w:bidi="ar_AE"/>
         </w:rPr>
@@ -12930,6 +14418,22 @@
       </w:r>
       <w:r>
         <w:rPr>
+          <w:lang w:val="ar_AE" w:bidi="ar_AE"/>
+        </w:rPr>
+        <w:t>הֻגֵּ֨ד הֻגַּ֜ד לִ֗⁠י</w:t>
+      </w:r>
+    </w:p>
+    <w:p>
+      <w:pPr>
+        <w:bidi/>
+      </w:pPr>
+      <w:r>
+        <w:rPr>
+          <w:lang w:val="ar_AE" w:bidi="ar_AE"/>
+        </w:rPr>
+      </w:r>
+      <w:r>
+        <w:rPr>
           <w:b/>
           <w:lang w:val="ar_AE" w:bidi="ar_AE"/>
         </w:rPr>
@@ -13036,6 +14540,22 @@
       </w:r>
       <w:r>
         <w:rPr>
+          <w:lang w:val="ar_AE" w:bidi="ar_AE"/>
+        </w:rPr>
+        <w:t>וַ⁠תֵּ֣לְכִ֔י אֶל־עַ֕ם</w:t>
+      </w:r>
+    </w:p>
+    <w:p>
+      <w:pPr>
+        <w:bidi/>
+      </w:pPr>
+      <w:r>
+        <w:rPr>
+          <w:lang w:val="ar_AE" w:bidi="ar_AE"/>
+        </w:rPr>
+      </w:r>
+      <w:r>
+        <w:rPr>
           <w:b/>
           <w:lang w:val="ar_AE" w:bidi="ar_AE"/>
         </w:rPr>
@@ -13155,6 +14675,22 @@
       </w:r>
       <w:r>
         <w:rPr>
+          <w:lang w:val="ar_AE" w:bidi="ar_AE"/>
+        </w:rPr>
+        <w:t>תְּמ֥וֹל שִׁלְשֽׁוֹם</w:t>
+      </w:r>
+    </w:p>
+    <w:p>
+      <w:pPr>
+        <w:bidi/>
+      </w:pPr>
+      <w:r>
+        <w:rPr>
+          <w:lang w:val="ar_AE" w:bidi="ar_AE"/>
+        </w:rPr>
+      </w:r>
+      <w:r>
+        <w:rPr>
           <w:b/>
           <w:lang w:val="ar_AE" w:bidi="ar_AE"/>
         </w:rPr>
@@ -13274,6 +14810,22 @@
       </w:r>
       <w:r>
         <w:rPr>
+          <w:lang w:val="ar_AE" w:bidi="ar_AE"/>
+        </w:rPr>
+        <w:t>פָּעֳלֵ֑⁠ךְ</w:t>
+      </w:r>
+    </w:p>
+    <w:p>
+      <w:pPr>
+        <w:bidi/>
+      </w:pPr>
+      <w:r>
+        <w:rPr>
+          <w:lang w:val="ar_AE" w:bidi="ar_AE"/>
+        </w:rPr>
+      </w:r>
+      <w:r>
+        <w:rPr>
           <w:b/>
           <w:lang w:val="ar_AE" w:bidi="ar_AE"/>
         </w:rPr>
@@ -13393,6 +14945,22 @@
       </w:r>
       <w:r>
         <w:rPr>
+          <w:lang w:val="ar_AE" w:bidi="ar_AE"/>
+        </w:rPr>
+        <w:t>וּ⁠תְהִ֨י מַשְׂכֻּרְתֵּ֜⁠ךְ שְׁלֵמָ֗ה מֵ⁠עִ֤ם יְהוָה֙</w:t>
+      </w:r>
+    </w:p>
+    <w:p>
+      <w:pPr>
+        <w:bidi/>
+      </w:pPr>
+      <w:r>
+        <w:rPr>
+          <w:lang w:val="ar_AE" w:bidi="ar_AE"/>
+        </w:rPr>
+      </w:r>
+      <w:r>
+        <w:rPr>
           <w:b/>
           <w:lang w:val="ar_AE" w:bidi="ar_AE"/>
         </w:rPr>
@@ -13499,6 +15067,22 @@
       </w:r>
       <w:r>
         <w:rPr>
+          <w:lang w:val="ar_AE" w:bidi="ar_AE"/>
+        </w:rPr>
+        <w:t>אֲשֶׁר־בָּ֖את לַ⁠חֲס֥וֹת תַּֽחַת־כְּנָפָֽי⁠ו</w:t>
+      </w:r>
+    </w:p>
+    <w:p>
+      <w:pPr>
+        <w:bidi/>
+      </w:pPr>
+      <w:r>
+        <w:rPr>
+          <w:lang w:val="ar_AE" w:bidi="ar_AE"/>
+        </w:rPr>
+      </w:r>
+      <w:r>
+        <w:rPr>
           <w:b/>
           <w:lang w:val="ar_AE" w:bidi="ar_AE"/>
         </w:rPr>
@@ -13618,6 +15202,22 @@
       </w:r>
       <w:r>
         <w:rPr>
+          <w:lang w:val="ar_AE" w:bidi="ar_AE"/>
+        </w:rPr>
+        <w:t>אֶמְצָא־חֵ֨ן בְּ⁠עֵינֶ֤י⁠ךָ</w:t>
+      </w:r>
+    </w:p>
+    <w:p>
+      <w:pPr>
+        <w:bidi/>
+      </w:pPr>
+      <w:r>
+        <w:rPr>
+          <w:lang w:val="ar_AE" w:bidi="ar_AE"/>
+        </w:rPr>
+      </w:r>
+      <w:r>
+        <w:rPr>
           <w:b/>
           <w:lang w:val="ar_AE" w:bidi="ar_AE"/>
         </w:rPr>
@@ -13737,6 +15337,22 @@
       </w:r>
       <w:r>
         <w:rPr>
+          <w:lang w:val="ar_AE" w:bidi="ar_AE"/>
+        </w:rPr>
+        <w:t>אֲדֹנִ⁠י֙</w:t>
+      </w:r>
+    </w:p>
+    <w:p>
+      <w:pPr>
+        <w:bidi/>
+      </w:pPr>
+      <w:r>
+        <w:rPr>
+          <w:lang w:val="ar_AE" w:bidi="ar_AE"/>
+        </w:rPr>
+      </w:r>
+      <w:r>
+        <w:rPr>
           <w:b/>
           <w:lang w:val="ar_AE" w:bidi="ar_AE"/>
         </w:rPr>
@@ -13869,6 +15485,22 @@
       </w:r>
       <w:r>
         <w:rPr>
+          <w:lang w:val="ar_AE" w:bidi="ar_AE"/>
+        </w:rPr>
+        <w:t>עַל־לֵ֣ב שִׁפְחָתֶ֑⁠ךָ</w:t>
+      </w:r>
+    </w:p>
+    <w:p>
+      <w:pPr>
+        <w:bidi/>
+      </w:pPr>
+      <w:r>
+        <w:rPr>
+          <w:lang w:val="ar_AE" w:bidi="ar_AE"/>
+        </w:rPr>
+      </w:r>
+      <w:r>
+        <w:rPr>
           <w:b/>
           <w:lang w:val="ar_AE" w:bidi="ar_AE"/>
         </w:rPr>
@@ -13975,6 +15607,22 @@
       </w:r>
       <w:r>
         <w:rPr>
+          <w:lang w:val="ar_AE" w:bidi="ar_AE"/>
+        </w:rPr>
+        <w:t>עַל־לֵ֣ב</w:t>
+      </w:r>
+    </w:p>
+    <w:p>
+      <w:pPr>
+        <w:bidi/>
+      </w:pPr>
+      <w:r>
+        <w:rPr>
+          <w:lang w:val="ar_AE" w:bidi="ar_AE"/>
+        </w:rPr>
+      </w:r>
+      <w:r>
+        <w:rPr>
           <w:b/>
           <w:lang w:val="ar_AE" w:bidi="ar_AE"/>
         </w:rPr>
@@ -14094,6 +15742,22 @@
       </w:r>
       <w:r>
         <w:rPr>
+          <w:lang w:val="ar_AE" w:bidi="ar_AE"/>
+        </w:rPr>
+        <w:t>שִׁפְחָתֶ֑⁠ךָ</w:t>
+      </w:r>
+    </w:p>
+    <w:p>
+      <w:pPr>
+        <w:bidi/>
+      </w:pPr>
+      <w:r>
+        <w:rPr>
+          <w:lang w:val="ar_AE" w:bidi="ar_AE"/>
+        </w:rPr>
+      </w:r>
+      <w:r>
+        <w:rPr>
           <w:b/>
           <w:lang w:val="ar_AE" w:bidi="ar_AE"/>
         </w:rPr>
@@ -14200,6 +15864,22 @@
       </w:r>
       <w:r>
         <w:rPr>
+          <w:lang w:val="ar_AE" w:bidi="ar_AE"/>
+        </w:rPr>
+        <w:t>וְ⁠אָנֹכִי֙ לֹ֣א אֶֽהְיֶ֔ה כְּ⁠אַחַ֖ת שִׁפְחֹתֶֽי⁠ךָ</w:t>
+      </w:r>
+    </w:p>
+    <w:p>
+      <w:pPr>
+        <w:bidi/>
+      </w:pPr>
+      <w:r>
+        <w:rPr>
+          <w:lang w:val="ar_AE" w:bidi="ar_AE"/>
+        </w:rPr>
+      </w:r>
+      <w:r>
+        <w:rPr>
           <w:b/>
           <w:lang w:val="ar_AE" w:bidi="ar_AE"/>
         </w:rPr>
@@ -14390,6 +16070,22 @@
       </w:r>
       <w:r>
         <w:rPr>
+          <w:lang w:val="ar_AE" w:bidi="ar_AE"/>
+        </w:rPr>
+        <w:t>גֹּ֤שִֽׁי הֲלֹם֙ וְ⁠אָכַ֣לְתְּ מִן־הַ⁠לֶּ֔חֶם וְ⁠טָבַ֥לְתְּ פִּתֵּ֖⁠ךְ בַּ⁠חֹ֑מֶץ</w:t>
+      </w:r>
+    </w:p>
+    <w:p>
+      <w:pPr>
+        <w:bidi/>
+      </w:pPr>
+      <w:r>
+        <w:rPr>
+          <w:lang w:val="ar_AE" w:bidi="ar_AE"/>
+        </w:rPr>
+      </w:r>
+      <w:r>
+        <w:rPr>
           <w:b/>
           <w:lang w:val="ar_AE" w:bidi="ar_AE"/>
         </w:rPr>
@@ -14496,6 +16192,22 @@
       </w:r>
       <w:r>
         <w:rPr>
+          <w:lang w:val="ar_AE" w:bidi="ar_AE"/>
+        </w:rPr>
+        <w:t>וְ⁠אָכַ֣לְתְּ מִן־הַ⁠לֶּ֔חֶם וְ⁠טָבַ֥לְתְּ פִּתֵּ֖⁠ךְ בַּ⁠חֹ֑מֶץ</w:t>
+      </w:r>
+    </w:p>
+    <w:p>
+      <w:pPr>
+        <w:bidi/>
+      </w:pPr>
+      <w:r>
+        <w:rPr>
+          <w:lang w:val="ar_AE" w:bidi="ar_AE"/>
+        </w:rPr>
+      </w:r>
+      <w:r>
+        <w:rPr>
           <w:b/>
           <w:lang w:val="ar_AE" w:bidi="ar_AE"/>
         </w:rPr>
@@ -14602,6 +16314,22 @@
       </w:r>
       <w:r>
         <w:rPr>
+          <w:lang w:val="ar_AE" w:bidi="ar_AE"/>
+        </w:rPr>
+        <w:t>וְ⁠טָבַ֥לְתְּ פִּתֵּ֖⁠ךְ בַּ⁠חֹ֑מֶץ</w:t>
+      </w:r>
+    </w:p>
+    <w:p>
+      <w:pPr>
+        <w:bidi/>
+      </w:pPr>
+      <w:r>
+        <w:rPr>
+          <w:lang w:val="ar_AE" w:bidi="ar_AE"/>
+        </w:rPr>
+      </w:r>
+      <w:r>
+        <w:rPr>
           <w:b/>
           <w:lang w:val="ar_AE" w:bidi="ar_AE"/>
         </w:rPr>
@@ -14686,6 +16414,22 @@
       </w:r>
       <w:r>
         <w:rPr>
+          <w:lang w:val="ar_AE" w:bidi="ar_AE"/>
+        </w:rPr>
+        <w:t>וַ⁠יְצַו֩ בֹּ֨עַז אֶת־נְעָרָ֜י⁠ו</w:t>
+      </w:r>
+    </w:p>
+    <w:p>
+      <w:pPr>
+        <w:bidi/>
+      </w:pPr>
+      <w:r>
+        <w:rPr>
+          <w:lang w:val="ar_AE" w:bidi="ar_AE"/>
+        </w:rPr>
+      </w:r>
+      <w:r>
+        <w:rPr>
           <w:b/>
           <w:lang w:val="ar_AE" w:bidi="ar_AE"/>
         </w:rPr>
@@ -14792,6 +16536,22 @@
       </w:r>
       <w:r>
         <w:rPr>
+          <w:lang w:val="ar_AE" w:bidi="ar_AE"/>
+        </w:rPr>
+        <w:t>גַּ֣ם בֵּ֧ין הָֽ⁠עֳמָרִ֛ים</w:t>
+      </w:r>
+    </w:p>
+    <w:p>
+      <w:pPr>
+        <w:bidi/>
+      </w:pPr>
+      <w:r>
+        <w:rPr>
+          <w:lang w:val="ar_AE" w:bidi="ar_AE"/>
+        </w:rPr>
+      </w:r>
+      <w:r>
+        <w:rPr>
           <w:b/>
           <w:lang w:val="ar_AE" w:bidi="ar_AE"/>
         </w:rPr>
@@ -14889,6 +16649,22 @@
       </w:r>
       <w:r>
         <w:rPr>
+          <w:lang w:val="ar_AE" w:bidi="ar_AE"/>
+        </w:rPr>
+        <w:t>וְ⁠לֹ֥א תַכְלִימֽוּ⁠הָ</w:t>
+      </w:r>
+    </w:p>
+    <w:p>
+      <w:pPr>
+        <w:bidi/>
+      </w:pPr>
+      <w:r>
+        <w:rPr>
+          <w:lang w:val="ar_AE" w:bidi="ar_AE"/>
+        </w:rPr>
+      </w:r>
+      <w:r>
+        <w:rPr>
           <w:b/>
           <w:lang w:val="ar_AE" w:bidi="ar_AE"/>
         </w:rPr>
@@ -14995,6 +16771,22 @@
       </w:r>
       <w:r>
         <w:rPr>
+          <w:lang w:val="ar_AE" w:bidi="ar_AE"/>
+        </w:rPr>
+        <w:t>וְ⁠גַ֛ם</w:t>
+      </w:r>
+    </w:p>
+    <w:p>
+      <w:pPr>
+        <w:bidi/>
+      </w:pPr>
+      <w:r>
+        <w:rPr>
+          <w:lang w:val="ar_AE" w:bidi="ar_AE"/>
+        </w:rPr>
+      </w:r>
+      <w:r>
+        <w:rPr>
           <w:b/>
           <w:lang w:val="ar_AE" w:bidi="ar_AE"/>
         </w:rPr>
@@ -15163,6 +16955,22 @@
       </w:r>
       <w:r>
         <w:rPr>
+          <w:lang w:val="ar_AE" w:bidi="ar_AE"/>
+        </w:rPr>
+        <w:t>וַ⁠תַּחְבֹּט֙</w:t>
+      </w:r>
+    </w:p>
+    <w:p>
+      <w:pPr>
+        <w:bidi/>
+      </w:pPr>
+      <w:r>
+        <w:rPr>
+          <w:lang w:val="ar_AE" w:bidi="ar_AE"/>
+        </w:rPr>
+      </w:r>
+      <w:r>
+        <w:rPr>
           <w:b/>
           <w:lang w:val="ar_AE" w:bidi="ar_AE"/>
         </w:rPr>
@@ -15247,6 +17055,22 @@
       </w:r>
       <w:r>
         <w:rPr>
+          <w:lang w:val="ar_AE" w:bidi="ar_AE"/>
+        </w:rPr>
+        <w:t>כְּ⁠אֵיפָ֥ה</w:t>
+      </w:r>
+    </w:p>
+    <w:p>
+      <w:pPr>
+        <w:bidi/>
+      </w:pPr>
+      <w:r>
+        <w:rPr>
+          <w:lang w:val="ar_AE" w:bidi="ar_AE"/>
+        </w:rPr>
+      </w:r>
+      <w:r>
+        <w:rPr>
           <w:b/>
           <w:lang w:val="ar_AE" w:bidi="ar_AE"/>
         </w:rPr>
@@ -15366,6 +17190,22 @@
       </w:r>
       <w:r>
         <w:rPr>
+          <w:lang w:val="ar_AE" w:bidi="ar_AE"/>
+        </w:rPr>
+        <w:t>וַ⁠תִּשָּׂא֙ וַ⁠תָּב֣וֹא הָ⁠עִ֔יר</w:t>
+      </w:r>
+    </w:p>
+    <w:p>
+      <w:pPr>
+        <w:bidi/>
+      </w:pPr>
+      <w:r>
+        <w:rPr>
+          <w:lang w:val="ar_AE" w:bidi="ar_AE"/>
+        </w:rPr>
+      </w:r>
+      <w:r>
+        <w:rPr>
           <w:b/>
           <w:lang w:val="ar_AE" w:bidi="ar_AE"/>
         </w:rPr>
@@ -15472,6 +17312,22 @@
       </w:r>
       <w:r>
         <w:rPr>
+          <w:lang w:val="ar_AE" w:bidi="ar_AE"/>
+        </w:rPr>
+        <w:t>אֵיפֹ֨ה לִקַּ֤טְתְּ הַ⁠יּוֹם֙ וְ⁠אָ֣נָה עָשִׂ֔ית</w:t>
+      </w:r>
+    </w:p>
+    <w:p>
+      <w:pPr>
+        <w:bidi/>
+      </w:pPr>
+      <w:r>
+        <w:rPr>
+          <w:lang w:val="ar_AE" w:bidi="ar_AE"/>
+        </w:rPr>
+      </w:r>
+      <w:r>
+        <w:rPr>
           <w:b/>
           <w:lang w:val="ar_AE" w:bidi="ar_AE"/>
         </w:rPr>
@@ -15578,6 +17434,22 @@
       </w:r>
       <w:r>
         <w:rPr>
+          <w:lang w:val="ar_AE" w:bidi="ar_AE"/>
+        </w:rPr>
+        <w:t>יְהִ֥י מַכִּירֵ֖⁠ךְ בָּר֑וּךְ</w:t>
+      </w:r>
+    </w:p>
+    <w:p>
+      <w:pPr>
+        <w:bidi/>
+      </w:pPr>
+      <w:r>
+        <w:rPr>
+          <w:lang w:val="ar_AE" w:bidi="ar_AE"/>
+        </w:rPr>
+      </w:r>
+      <w:r>
+        <w:rPr>
           <w:b/>
           <w:lang w:val="ar_AE" w:bidi="ar_AE"/>
         </w:rPr>
@@ -15684,6 +17556,22 @@
       </w:r>
       <w:r>
         <w:rPr>
+          <w:lang w:val="ar_AE" w:bidi="ar_AE"/>
+        </w:rPr>
+        <w:t>יְהִ֥י מַכִּירֵ֖⁠ךְ בָּר֑וּךְ</w:t>
+      </w:r>
+    </w:p>
+    <w:p>
+      <w:pPr>
+        <w:bidi/>
+      </w:pPr>
+      <w:r>
+        <w:rPr>
+          <w:lang w:val="ar_AE" w:bidi="ar_AE"/>
+        </w:rPr>
+      </w:r>
+      <w:r>
+        <w:rPr>
           <w:b/>
           <w:lang w:val="ar_AE" w:bidi="ar_AE"/>
         </w:rPr>
@@ -15790,6 +17678,22 @@
       </w:r>
       <w:r>
         <w:rPr>
+          <w:lang w:val="ar_AE" w:bidi="ar_AE"/>
+        </w:rPr>
+        <w:t>מַכִּירֵ֖⁠ךְ</w:t>
+      </w:r>
+    </w:p>
+    <w:p>
+      <w:pPr>
+        <w:bidi/>
+      </w:pPr>
+      <w:r>
+        <w:rPr>
+          <w:lang w:val="ar_AE" w:bidi="ar_AE"/>
+        </w:rPr>
+      </w:r>
+      <w:r>
+        <w:rPr>
           <w:b/>
           <w:lang w:val="ar_AE" w:bidi="ar_AE"/>
         </w:rPr>
@@ -15909,6 +17813,22 @@
       </w:r>
       <w:r>
         <w:rPr>
+          <w:lang w:val="ar_AE" w:bidi="ar_AE"/>
+        </w:rPr>
+        <w:t>וַ⁠תַּגֵּ֣ד לַ⁠חֲמוֹתָ֗⁠הּ אֵ֤ת אֲשֶׁר־עָשְׂתָה֙ עִמּ֔⁠וֹ וַ⁠תֹּ֗אמֶר שֵׁ֤ם הָ⁠אִישׁ֙ אֲשֶׁ֨ר עָשִׂ֧יתִי עִמּ֛⁠וֹ הַ⁠יּ֖וֹם בֹּֽעַז</w:t>
+      </w:r>
+    </w:p>
+    <w:p>
+      <w:pPr>
+        <w:bidi/>
+      </w:pPr>
+      <w:r>
+        <w:rPr>
+          <w:lang w:val="ar_AE" w:bidi="ar_AE"/>
+        </w:rPr>
+      </w:r>
+      <w:r>
+        <w:rPr>
           <w:b/>
           <w:lang w:val="ar_AE" w:bidi="ar_AE"/>
         </w:rPr>
@@ -16015,6 +17935,22 @@
       </w:r>
       <w:r>
         <w:rPr>
+          <w:lang w:val="ar_AE" w:bidi="ar_AE"/>
+        </w:rPr>
+        <w:t>בָּר֥וּךְ הוּא֙ לַ⁠יהוָ֔ה</w:t>
+      </w:r>
+    </w:p>
+    <w:p>
+      <w:pPr>
+        <w:bidi/>
+      </w:pPr>
+      <w:r>
+        <w:rPr>
+          <w:lang w:val="ar_AE" w:bidi="ar_AE"/>
+        </w:rPr>
+      </w:r>
+      <w:r>
+        <w:rPr>
           <w:b/>
           <w:lang w:val="ar_AE" w:bidi="ar_AE"/>
         </w:rPr>
@@ -16121,6 +18057,22 @@
       </w:r>
       <w:r>
         <w:rPr>
+          <w:lang w:val="ar_AE" w:bidi="ar_AE"/>
+        </w:rPr>
+        <w:t>בָּר֥וּךְ הוּא֙ לַ⁠יהוָ֔ה</w:t>
+      </w:r>
+    </w:p>
+    <w:p>
+      <w:pPr>
+        <w:bidi/>
+      </w:pPr>
+      <w:r>
+        <w:rPr>
+          <w:lang w:val="ar_AE" w:bidi="ar_AE"/>
+        </w:rPr>
+      </w:r>
+      <w:r>
+        <w:rPr>
           <w:b/>
           <w:lang w:val="ar_AE" w:bidi="ar_AE"/>
         </w:rPr>
@@ -16227,6 +18179,22 @@
       </w:r>
       <w:r>
         <w:rPr>
+          <w:lang w:val="ar_AE" w:bidi="ar_AE"/>
+        </w:rPr>
+        <w:t>אֲשֶׁר֙ לֹא־עָזַ֣ב</w:t>
+      </w:r>
+    </w:p>
+    <w:p>
+      <w:pPr>
+        <w:bidi/>
+      </w:pPr>
+      <w:r>
+        <w:rPr>
+          <w:lang w:val="ar_AE" w:bidi="ar_AE"/>
+        </w:rPr>
+      </w:r>
+      <w:r>
+        <w:rPr>
           <w:b/>
           <w:lang w:val="ar_AE" w:bidi="ar_AE"/>
         </w:rPr>
@@ -16359,6 +18327,22 @@
       </w:r>
       <w:r>
         <w:rPr>
+          <w:lang w:val="ar_AE" w:bidi="ar_AE"/>
+        </w:rPr>
+        <w:t>אֲשֶׁר֙ לֹא־עָזַ֣ב</w:t>
+      </w:r>
+    </w:p>
+    <w:p>
+      <w:pPr>
+        <w:bidi/>
+      </w:pPr>
+      <w:r>
+        <w:rPr>
+          <w:lang w:val="ar_AE" w:bidi="ar_AE"/>
+        </w:rPr>
+      </w:r>
+      <w:r>
+        <w:rPr>
           <w:b/>
           <w:lang w:val="ar_AE" w:bidi="ar_AE"/>
         </w:rPr>
@@ -16478,6 +18462,22 @@
       </w:r>
       <w:r>
         <w:rPr>
+          <w:lang w:val="ar_AE" w:bidi="ar_AE"/>
+        </w:rPr>
+        <w:t>אֶת־הַ⁠חַיִּ֖ים</w:t>
+      </w:r>
+    </w:p>
+    <w:p>
+      <w:pPr>
+        <w:bidi/>
+      </w:pPr>
+      <w:r>
+        <w:rPr>
+          <w:lang w:val="ar_AE" w:bidi="ar_AE"/>
+        </w:rPr>
+      </w:r>
+      <w:r>
+        <w:rPr>
           <w:b/>
           <w:lang w:val="ar_AE" w:bidi="ar_AE"/>
         </w:rPr>
@@ -16597,6 +18597,22 @@
       </w:r>
       <w:r>
         <w:rPr>
+          <w:lang w:val="ar_AE" w:bidi="ar_AE"/>
+        </w:rPr>
+        <w:t>וְ⁠אֶת־הַ⁠מֵּתִ֑ים</w:t>
+      </w:r>
+    </w:p>
+    <w:p>
+      <w:pPr>
+        <w:bidi/>
+      </w:pPr>
+      <w:r>
+        <w:rPr>
+          <w:lang w:val="ar_AE" w:bidi="ar_AE"/>
+        </w:rPr>
+      </w:r>
+      <w:r>
+        <w:rPr>
           <w:b/>
           <w:lang w:val="ar_AE" w:bidi="ar_AE"/>
         </w:rPr>
@@ -16716,6 +18732,22 @@
       </w:r>
       <w:r>
         <w:rPr>
+          <w:lang w:val="ar_AE" w:bidi="ar_AE"/>
+        </w:rPr>
+        <w:t>קָר֥וֹב לָ֨⁠נוּ֙ הָ⁠אִ֔ישׁ מִֽ⁠גֹּאֲלֵ֖⁠נוּ הֽוּא</w:t>
+      </w:r>
+    </w:p>
+    <w:p>
+      <w:pPr>
+        <w:bidi/>
+      </w:pPr>
+      <w:r>
+        <w:rPr>
+          <w:lang w:val="ar_AE" w:bidi="ar_AE"/>
+        </w:rPr>
+      </w:r>
+      <w:r>
+        <w:rPr>
           <w:b/>
           <w:lang w:val="ar_AE" w:bidi="ar_AE"/>
         </w:rPr>
@@ -16822,6 +18854,22 @@
       </w:r>
       <w:r>
         <w:rPr>
+          <w:lang w:val="ar_AE" w:bidi="ar_AE"/>
+        </w:rPr>
+        <w:t>מִֽ⁠גֹּאֲלֵ֖⁠נוּ</w:t>
+      </w:r>
+    </w:p>
+    <w:p>
+      <w:pPr>
+        <w:bidi/>
+      </w:pPr>
+      <w:r>
+        <w:rPr>
+          <w:lang w:val="ar_AE" w:bidi="ar_AE"/>
+        </w:rPr>
+      </w:r>
+      <w:r>
+        <w:rPr>
           <w:b/>
           <w:lang w:val="ar_AE" w:bidi="ar_AE"/>
         </w:rPr>
@@ -16906,6 +18954,22 @@
       </w:r>
       <w:r>
         <w:rPr>
+          <w:lang w:val="ar_AE" w:bidi="ar_AE"/>
+        </w:rPr>
+        <w:t>גַּ֣ם ׀ כִּי־אָמַ֣ר אֵלַ֗⁠י</w:t>
+      </w:r>
+    </w:p>
+    <w:p>
+      <w:pPr>
+        <w:bidi/>
+      </w:pPr>
+      <w:r>
+        <w:rPr>
+          <w:lang w:val="ar_AE" w:bidi="ar_AE"/>
+        </w:rPr>
+      </w:r>
+      <w:r>
+        <w:rPr>
           <w:b/>
           <w:lang w:val="ar_AE" w:bidi="ar_AE"/>
         </w:rPr>
@@ -17012,6 +19076,22 @@
       </w:r>
       <w:r>
         <w:rPr>
+          <w:lang w:val="ar_AE" w:bidi="ar_AE"/>
+        </w:rPr>
+        <w:t>אָמַ֣ר אֵלַ֗⁠י עִם־הַ⁠נְּעָרִ֤ים אֲשֶׁר־לִ⁠י֙ תִּדְבָּקִ֔י⁠ן עַ֣ד אִם־כִּלּ֔וּ אֵ֥ת כָּל־הַ⁠קָּצִ֖יר אֲשֶׁר־לִֽ⁠י</w:t>
+      </w:r>
+    </w:p>
+    <w:p>
+      <w:pPr>
+        <w:bidi/>
+      </w:pPr>
+      <w:r>
+        <w:rPr>
+          <w:lang w:val="ar_AE" w:bidi="ar_AE"/>
+        </w:rPr>
+      </w:r>
+      <w:r>
+        <w:rPr>
           <w:b/>
           <w:lang w:val="ar_AE" w:bidi="ar_AE"/>
         </w:rPr>
@@ -17118,6 +19198,22 @@
       </w:r>
       <w:r>
         <w:rPr>
+          <w:lang w:val="ar_AE" w:bidi="ar_AE"/>
+        </w:rPr>
+        <w:t>עִם־הַ⁠נְּעָרִ֤ים אֲשֶׁר־לִ⁠י֙ תִּדְבָּקִ֔י⁠ן</w:t>
+      </w:r>
+    </w:p>
+    <w:p>
+      <w:pPr>
+        <w:bidi/>
+      </w:pPr>
+      <w:r>
+        <w:rPr>
+          <w:lang w:val="ar_AE" w:bidi="ar_AE"/>
+        </w:rPr>
+      </w:r>
+      <w:r>
+        <w:rPr>
           <w:b/>
           <w:lang w:val="ar_AE" w:bidi="ar_AE"/>
         </w:rPr>
@@ -17308,6 +19404,22 @@
       </w:r>
       <w:r>
         <w:rPr>
+          <w:lang w:val="ar_AE" w:bidi="ar_AE"/>
+        </w:rPr>
+        <w:t>וְ⁠לֹ֥א יִפְגְּעוּ־בָ֖⁠ךְ</w:t>
+      </w:r>
+    </w:p>
+    <w:p>
+      <w:pPr>
+        <w:bidi/>
+      </w:pPr>
+      <w:r>
+        <w:rPr>
+          <w:lang w:val="ar_AE" w:bidi="ar_AE"/>
+        </w:rPr>
+      </w:r>
+      <w:r>
+        <w:rPr>
           <w:b/>
           <w:lang w:val="ar_AE" w:bidi="ar_AE"/>
         </w:rPr>
@@ -17414,6 +19526,22 @@
       </w:r>
       <w:r>
         <w:rPr>
+          <w:lang w:val="ar_AE" w:bidi="ar_AE"/>
+        </w:rPr>
+        <w:t>וַ⁠תִּדְבַּ֞ק</w:t>
+      </w:r>
+    </w:p>
+    <w:p>
+      <w:pPr>
+        <w:bidi/>
+      </w:pPr>
+      <w:r>
+        <w:rPr>
+          <w:lang w:val="ar_AE" w:bidi="ar_AE"/>
+        </w:rPr>
+      </w:r>
+      <w:r>
+        <w:rPr>
           <w:b/>
           <w:lang w:val="ar_AE" w:bidi="ar_AE"/>
         </w:rPr>
@@ -17533,6 +19661,22 @@
       </w:r>
       <w:r>
         <w:rPr>
+          <w:lang w:val="ar_AE" w:bidi="ar_AE"/>
+        </w:rPr>
+        <w:t>עַד־כְּל֥וֹת קְצִֽיר־הַ⁠שְּׂעֹרִ֖ים וּ⁠קְצִ֣יר הַֽ⁠חִטִּ֑ים</w:t>
+      </w:r>
+    </w:p>
+    <w:p>
+      <w:pPr>
+        <w:bidi/>
+      </w:pPr>
+      <w:r>
+        <w:rPr>
+          <w:lang w:val="ar_AE" w:bidi="ar_AE"/>
+        </w:rPr>
+      </w:r>
+      <w:r>
+        <w:rPr>
           <w:b/>
           <w:lang w:val="ar_AE" w:bidi="ar_AE"/>
         </w:rPr>
@@ -17639,6 +19783,22 @@
       </w:r>
       <w:r>
         <w:rPr>
+          <w:lang w:val="ar_AE" w:bidi="ar_AE"/>
+        </w:rPr>
+        <w:t>וַ⁠תֹּ֥אמֶר לָ֖⁠הּ נָעֳמִ֣י חֲמוֹתָ֑⁠הּ</w:t>
+      </w:r>
+    </w:p>
+    <w:p>
+      <w:pPr>
+        <w:bidi/>
+      </w:pPr>
+      <w:r>
+        <w:rPr>
+          <w:lang w:val="ar_AE" w:bidi="ar_AE"/>
+        </w:rPr>
+      </w:r>
+      <w:r>
+        <w:rPr>
           <w:b/>
           <w:lang w:val="ar_AE" w:bidi="ar_AE"/>
         </w:rPr>
@@ -17877,6 +20037,22 @@
       </w:r>
       <w:r>
         <w:rPr>
+          <w:lang w:val="ar_AE" w:bidi="ar_AE"/>
+        </w:rPr>
+        <w:t>נָעֳמִ֣י חֲמוֹתָ֑⁠הּ</w:t>
+      </w:r>
+    </w:p>
+    <w:p>
+      <w:pPr>
+        <w:bidi/>
+      </w:pPr>
+      <w:r>
+        <w:rPr>
+          <w:lang w:val="ar_AE" w:bidi="ar_AE"/>
+        </w:rPr>
+      </w:r>
+      <w:r>
+        <w:rPr>
           <w:b/>
           <w:lang w:val="ar_AE" w:bidi="ar_AE"/>
         </w:rPr>
@@ -18003,6 +20179,22 @@
       </w:r>
       <w:r>
         <w:rPr>
+          <w:lang w:val="ar_AE" w:bidi="ar_AE"/>
+        </w:rPr>
+        <w:t>חֲמוֹתָ֑⁠הּ</w:t>
+      </w:r>
+    </w:p>
+    <w:p>
+      <w:pPr>
+        <w:bidi/>
+      </w:pPr>
+      <w:r>
+        <w:rPr>
+          <w:lang w:val="ar_AE" w:bidi="ar_AE"/>
+        </w:rPr>
+      </w:r>
+      <w:r>
+        <w:rPr>
           <w:b/>
           <w:lang w:val="ar_AE" w:bidi="ar_AE"/>
         </w:rPr>
@@ -18109,6 +20301,22 @@
       </w:r>
       <w:r>
         <w:rPr>
+          <w:lang w:val="ar_AE" w:bidi="ar_AE"/>
+        </w:rPr>
+        <w:t>בִּתִּ֞⁠י</w:t>
+      </w:r>
+    </w:p>
+    <w:p>
+      <w:pPr>
+        <w:bidi/>
+      </w:pPr>
+      <w:r>
+        <w:rPr>
+          <w:lang w:val="ar_AE" w:bidi="ar_AE"/>
+        </w:rPr>
+      </w:r>
+      <w:r>
+        <w:rPr>
           <w:b/>
           <w:lang w:val="ar_AE" w:bidi="ar_AE"/>
         </w:rPr>
@@ -18228,6 +20436,22 @@
       </w:r>
       <w:r>
         <w:rPr>
+          <w:lang w:val="ar_AE" w:bidi="ar_AE"/>
+        </w:rPr>
+        <w:t>הֲ⁠לֹ֧א אֲבַקֶּשׁ־לָ֛⁠ךְ מָנ֖וֹחַ אֲשֶׁ֥ר יִֽיטַב־לָֽ⁠ךְ</w:t>
+      </w:r>
+    </w:p>
+    <w:p>
+      <w:pPr>
+        <w:bidi/>
+      </w:pPr>
+      <w:r>
+        <w:rPr>
+          <w:lang w:val="ar_AE" w:bidi="ar_AE"/>
+        </w:rPr>
+      </w:r>
+      <w:r>
+        <w:rPr>
           <w:b/>
           <w:lang w:val="ar_AE" w:bidi="ar_AE"/>
         </w:rPr>
@@ -18334,6 +20558,22 @@
       </w:r>
       <w:r>
         <w:rPr>
+          <w:lang w:val="ar_AE" w:bidi="ar_AE"/>
+        </w:rPr>
+        <w:t>מָנ֖וֹחַ</w:t>
+      </w:r>
+    </w:p>
+    <w:p>
+      <w:pPr>
+        <w:bidi/>
+      </w:pPr>
+      <w:r>
+        <w:rPr>
+          <w:lang w:val="ar_AE" w:bidi="ar_AE"/>
+        </w:rPr>
+      </w:r>
+      <w:r>
+        <w:rPr>
           <w:b/>
           <w:lang w:val="ar_AE" w:bidi="ar_AE"/>
         </w:rPr>
@@ -18440,6 +20680,22 @@
         <w:rPr>
           <w:lang w:val="ar_AE" w:bidi="ar_AE"/>
         </w:rPr>
+      </w:r>
+    </w:p>
+    <w:p>
+      <w:pPr>
+        <w:bidi/>
+      </w:pPr>
+      <w:r>
+        <w:rPr>
+          <w:lang w:val="ar_AE" w:bidi="ar_AE"/>
+        </w:rPr>
+      </w:r>
+      <w:r>
+        <w:rPr>
+          <w:lang w:val="ar_AE" w:bidi="ar_AE"/>
+        </w:rPr>
+        <w:t>וְ⁠עַתָּ֗ה</w:t>
       </w:r>
     </w:p>
     <w:p>
@@ -18595,6 +20851,22 @@
       </w:r>
       <w:r>
         <w:rPr>
+          <w:lang w:val="ar_AE" w:bidi="ar_AE"/>
+        </w:rPr>
+        <w:t>הֲ⁠לֹ֥א בֹ֨עַז֙ מֹֽדַעְתָּ֔⁠נוּ אֲשֶׁ֥ר הָיִ֖ית אֶת־נַעֲרוֹתָ֑י⁠ו</w:t>
+      </w:r>
+    </w:p>
+    <w:p>
+      <w:pPr>
+        <w:bidi/>
+      </w:pPr>
+      <w:r>
+        <w:rPr>
+          <w:lang w:val="ar_AE" w:bidi="ar_AE"/>
+        </w:rPr>
+      </w:r>
+      <w:r>
+        <w:rPr>
           <w:b/>
           <w:lang w:val="ar_AE" w:bidi="ar_AE"/>
         </w:rPr>
@@ -18719,6 +20991,22 @@
       </w:r>
       <w:r>
         <w:rPr>
+          <w:lang w:val="ar_AE" w:bidi="ar_AE"/>
+        </w:rPr>
+        <w:t>אֲשֶׁ֥ר הָיִ֖ית אֶת־נַעֲרוֹתָ֑י⁠ו</w:t>
+      </w:r>
+    </w:p>
+    <w:p>
+      <w:pPr>
+        <w:bidi/>
+      </w:pPr>
+      <w:r>
+        <w:rPr>
+          <w:lang w:val="ar_AE" w:bidi="ar_AE"/>
+        </w:rPr>
+      </w:r>
+      <w:r>
+        <w:rPr>
           <w:b/>
           <w:lang w:val="ar_AE" w:bidi="ar_AE"/>
         </w:rPr>
@@ -18825,6 +21113,22 @@
       </w:r>
       <w:r>
         <w:rPr>
+          <w:lang w:val="ar_AE" w:bidi="ar_AE"/>
+        </w:rPr>
+        <w:t>הִנֵּה</w:t>
+      </w:r>
+    </w:p>
+    <w:p>
+      <w:pPr>
+        <w:bidi/>
+      </w:pPr>
+      <w:r>
+        <w:rPr>
+          <w:lang w:val="ar_AE" w:bidi="ar_AE"/>
+        </w:rPr>
+      </w:r>
+      <w:r>
+        <w:rPr>
           <w:b/>
           <w:lang w:val="ar_AE" w:bidi="ar_AE"/>
         </w:rPr>
@@ -19028,6 +21332,22 @@
       </w:r>
       <w:r>
         <w:rPr>
+          <w:lang w:val="ar_AE" w:bidi="ar_AE"/>
+        </w:rPr>
+        <w:t>וְיָרַ֣דְתְּ הַ⁠גֹּ֑רֶן</w:t>
+      </w:r>
+    </w:p>
+    <w:p>
+      <w:pPr>
+        <w:bidi/>
+      </w:pPr>
+      <w:r>
+        <w:rPr>
+          <w:lang w:val="ar_AE" w:bidi="ar_AE"/>
+        </w:rPr>
+      </w:r>
+      <w:r>
+        <w:rPr>
           <w:b/>
           <w:lang w:val="ar_AE" w:bidi="ar_AE"/>
         </w:rPr>
@@ -19141,6 +21461,22 @@
       </w:r>
       <w:r>
         <w:rPr>
+          <w:lang w:val="ar_AE" w:bidi="ar_AE"/>
+        </w:rPr>
+        <w:t>לֶ⁠אֱכֹ֥ל וְ⁠לִ⁠שְׁתּֽוֹת</w:t>
+      </w:r>
+    </w:p>
+    <w:p>
+      <w:pPr>
+        <w:bidi/>
+      </w:pPr>
+      <w:r>
+        <w:rPr>
+          <w:lang w:val="ar_AE" w:bidi="ar_AE"/>
+        </w:rPr>
+      </w:r>
+      <w:r>
+        <w:rPr>
           <w:b/>
           <w:lang w:val="ar_AE" w:bidi="ar_AE"/>
         </w:rPr>
@@ -19225,6 +21561,22 @@
       </w:r>
       <w:r>
         <w:rPr>
+          <w:lang w:val="ar_AE" w:bidi="ar_AE"/>
+        </w:rPr>
+        <w:t>וִ⁠יהִ֣י</w:t>
+      </w:r>
+    </w:p>
+    <w:p>
+      <w:pPr>
+        <w:bidi/>
+      </w:pPr>
+      <w:r>
+        <w:rPr>
+          <w:lang w:val="ar_AE" w:bidi="ar_AE"/>
+        </w:rPr>
+      </w:r>
+      <w:r>
+        <w:rPr>
           <w:b/>
           <w:lang w:val="ar_AE" w:bidi="ar_AE"/>
         </w:rPr>
@@ -19344,6 +21696,22 @@
       </w:r>
       <w:r>
         <w:rPr>
+          <w:lang w:val="ar_AE" w:bidi="ar_AE"/>
+        </w:rPr>
+        <w:t>וְ⁠גִלִּ֥ית מַרְגְּלֹתָ֖י⁠ו</w:t>
+      </w:r>
+    </w:p>
+    <w:p>
+      <w:pPr>
+        <w:bidi/>
+      </w:pPr>
+      <w:r>
+        <w:rPr>
+          <w:lang w:val="ar_AE" w:bidi="ar_AE"/>
+        </w:rPr>
+      </w:r>
+      <w:r>
+        <w:rPr>
           <w:b/>
           <w:lang w:val="ar_AE" w:bidi="ar_AE"/>
         </w:rPr>
@@ -19463,6 +21831,22 @@
       </w:r>
       <w:r>
         <w:rPr>
+          <w:lang w:val="ar_AE" w:bidi="ar_AE"/>
+        </w:rPr>
+        <w:t>מַרְגְּלֹתָ֖י⁠ו</w:t>
+      </w:r>
+    </w:p>
+    <w:p>
+      <w:pPr>
+        <w:bidi/>
+      </w:pPr>
+      <w:r>
+        <w:rPr>
+          <w:lang w:val="ar_AE" w:bidi="ar_AE"/>
+        </w:rPr>
+      </w:r>
+      <w:r>
+        <w:rPr>
           <w:b/>
           <w:lang w:val="ar_AE" w:bidi="ar_AE"/>
         </w:rPr>
@@ -19582,6 +21966,22 @@
       </w:r>
       <w:r>
         <w:rPr>
+          <w:lang w:val="ar_AE" w:bidi="ar_AE"/>
+        </w:rPr>
+        <w:t>וְ⁠הוּא֙ יַגִּ֣יד לָ֔⁠ךְ אֵ֖ת אֲשֶׁ֥ר תַּעַשִֽׂי⁠ן</w:t>
+      </w:r>
+    </w:p>
+    <w:p>
+      <w:pPr>
+        <w:bidi/>
+      </w:pPr>
+      <w:r>
+        <w:rPr>
+          <w:lang w:val="ar_AE" w:bidi="ar_AE"/>
+        </w:rPr>
+      </w:r>
+      <w:r>
+        <w:rPr>
           <w:b/>
           <w:lang w:val="ar_AE" w:bidi="ar_AE"/>
         </w:rPr>
@@ -19666,6 +22066,22 @@
       </w:r>
       <w:r>
         <w:rPr>
+          <w:lang w:val="ar_AE" w:bidi="ar_AE"/>
+        </w:rPr>
+        <w:t>וְ⁠הוּא֙ יַגִּ֣יד</w:t>
+      </w:r>
+    </w:p>
+    <w:p>
+      <w:pPr>
+        <w:bidi/>
+      </w:pPr>
+      <w:r>
+        <w:rPr>
+          <w:lang w:val="ar_AE" w:bidi="ar_AE"/>
+        </w:rPr>
+      </w:r>
+      <w:r>
+        <w:rPr>
           <w:b/>
           <w:lang w:val="ar_AE" w:bidi="ar_AE"/>
         </w:rPr>
@@ -19750,6 +22166,22 @@
         <w:rPr>
           <w:lang w:val="ar_AE" w:bidi="ar_AE"/>
         </w:rPr>
+      </w:r>
+    </w:p>
+    <w:p>
+      <w:pPr>
+        <w:bidi/>
+      </w:pPr>
+      <w:r>
+        <w:rPr>
+          <w:lang w:val="ar_AE" w:bidi="ar_AE"/>
+        </w:rPr>
+      </w:r>
+      <w:r>
+        <w:rPr>
+          <w:lang w:val="ar_AE" w:bidi="ar_AE"/>
+        </w:rPr>
+        <w:t>וַ⁠תַּ֕עַשׂ כְּ⁠כֹ֥ל אֲשֶׁר־צִוַּ֖תָּ⁠ה חֲמוֹתָֽ⁠הּ</w:t>
       </w:r>
     </w:p>
     <w:p>
@@ -19954,6 +22386,22 @@
       </w:r>
       <w:r>
         <w:rPr>
+          <w:lang w:val="ar_AE" w:bidi="ar_AE"/>
+        </w:rPr>
+        <w:t>וַ⁠יִּיטַ֣ב לִבּ֔⁠וֹ</w:t>
+      </w:r>
+    </w:p>
+    <w:p>
+      <w:pPr>
+        <w:bidi/>
+      </w:pPr>
+      <w:r>
+        <w:rPr>
+          <w:lang w:val="ar_AE" w:bidi="ar_AE"/>
+        </w:rPr>
+      </w:r>
+      <w:r>
+        <w:rPr>
           <w:b/>
           <w:lang w:val="ar_AE" w:bidi="ar_AE"/>
         </w:rPr>
@@ -20294,6 +22742,22 @@
       </w:r>
       <w:r>
         <w:rPr>
+          <w:lang w:val="ar_AE" w:bidi="ar_AE"/>
+        </w:rPr>
+        <w:t>וַ⁠יְהִי֙ בַּ⁠חֲצִ֣י הַ⁠לַּ֔יְלָה</w:t>
+      </w:r>
+    </w:p>
+    <w:p>
+      <w:pPr>
+        <w:bidi/>
+      </w:pPr>
+      <w:r>
+        <w:rPr>
+          <w:lang w:val="ar_AE" w:bidi="ar_AE"/>
+        </w:rPr>
+      </w:r>
+      <w:r>
+        <w:rPr>
           <w:b/>
           <w:lang w:val="ar_AE" w:bidi="ar_AE"/>
         </w:rPr>
@@ -20400,6 +22864,22 @@
       </w:r>
       <w:r>
         <w:rPr>
+          <w:lang w:val="ar_AE" w:bidi="ar_AE"/>
+        </w:rPr>
+        <w:t>וַ⁠יֶּחֱרַ֥ד הָ⁠אִ֖ישׁ</w:t>
+      </w:r>
+    </w:p>
+    <w:p>
+      <w:pPr>
+        <w:bidi/>
+      </w:pPr>
+      <w:r>
+        <w:rPr>
+          <w:lang w:val="ar_AE" w:bidi="ar_AE"/>
+        </w:rPr>
+      </w:r>
+      <w:r>
+        <w:rPr>
           <w:b/>
           <w:lang w:val="ar_AE" w:bidi="ar_AE"/>
         </w:rPr>
@@ -20625,6 +23105,22 @@
       </w:r>
       <w:r>
         <w:rPr>
+          <w:lang w:val="ar_AE" w:bidi="ar_AE"/>
+        </w:rPr>
+        <w:t>אֲמָתֶ֔⁠ךָ &amp; אֲמָ֣תְ⁠ךָ֔</w:t>
+      </w:r>
+    </w:p>
+    <w:p>
+      <w:pPr>
+        <w:bidi/>
+      </w:pPr>
+      <w:r>
+        <w:rPr>
+          <w:lang w:val="ar_AE" w:bidi="ar_AE"/>
+        </w:rPr>
+      </w:r>
+      <w:r>
+        <w:rPr>
           <w:b/>
           <w:lang w:val="ar_AE" w:bidi="ar_AE"/>
         </w:rPr>
@@ -20732,6 +23228,22 @@
         <w:rPr>
           <w:lang w:val="ar_AE" w:bidi="ar_AE"/>
         </w:rPr>
+      </w:r>
+    </w:p>
+    <w:p>
+      <w:pPr>
+        <w:bidi/>
+      </w:pPr>
+      <w:r>
+        <w:rPr>
+          <w:lang w:val="ar_AE" w:bidi="ar_AE"/>
+        </w:rPr>
+      </w:r>
+      <w:r>
+        <w:rPr>
+          <w:lang w:val="ar_AE" w:bidi="ar_AE"/>
+        </w:rPr>
+        <w:t>וּ⁠פָרַשְׂתָּ֤ כְנָפֶ֨⁠ךָ֙ עַל־אֲמָ֣תְ⁠ךָ֔</w:t>
       </w:r>
     </w:p>
     <w:p>
@@ -20975,6 +23487,22 @@
       </w:r>
       <w:r>
         <w:rPr>
+          <w:lang w:val="ar_AE" w:bidi="ar_AE"/>
+        </w:rPr>
+        <w:t>בְּרוּכָ֨ה אַ֤תְּ לַֽ⁠יהוָה֙</w:t>
+      </w:r>
+    </w:p>
+    <w:p>
+      <w:pPr>
+        <w:bidi/>
+      </w:pPr>
+      <w:r>
+        <w:rPr>
+          <w:lang w:val="ar_AE" w:bidi="ar_AE"/>
+        </w:rPr>
+      </w:r>
+      <w:r>
+        <w:rPr>
           <w:b/>
           <w:lang w:val="ar_AE" w:bidi="ar_AE"/>
         </w:rPr>
@@ -21068,6 +23596,22 @@
         <w:rPr>
           <w:lang w:val="ar_AE" w:bidi="ar_AE"/>
         </w:rPr>
+      </w:r>
+    </w:p>
+    <w:p>
+      <w:pPr>
+        <w:bidi/>
+      </w:pPr>
+      <w:r>
+        <w:rPr>
+          <w:lang w:val="ar_AE" w:bidi="ar_AE"/>
+        </w:rPr>
+      </w:r>
+      <w:r>
+        <w:rPr>
+          <w:lang w:val="ar_AE" w:bidi="ar_AE"/>
+        </w:rPr>
+        <w:t>בִּתִּ֔⁠י</w:t>
       </w:r>
     </w:p>
     <w:p>
@@ -21218,6 +23762,22 @@
       </w:r>
       <w:r>
         <w:rPr>
+          <w:lang w:val="ar_AE" w:bidi="ar_AE"/>
+        </w:rPr>
+        <w:t>הֵיטַ֛בְתְּ חַסְדֵּ֥⁠ךְ הָ⁠אַחֲר֖וֹן מִן־הָ⁠רִאשׁ֑וֹן</w:t>
+      </w:r>
+    </w:p>
+    <w:p>
+      <w:pPr>
+        <w:bidi/>
+      </w:pPr>
+      <w:r>
+        <w:rPr>
+          <w:lang w:val="ar_AE" w:bidi="ar_AE"/>
+        </w:rPr>
+      </w:r>
+      <w:r>
+        <w:rPr>
           <w:b/>
           <w:lang w:val="ar_AE" w:bidi="ar_AE"/>
         </w:rPr>
@@ -21324,6 +23884,22 @@
       </w:r>
       <w:r>
         <w:rPr>
+          <w:lang w:val="ar_AE" w:bidi="ar_AE"/>
+        </w:rPr>
+        <w:t>הָ⁠רִאשׁ֑וֹן</w:t>
+      </w:r>
+    </w:p>
+    <w:p>
+      <w:pPr>
+        <w:bidi/>
+      </w:pPr>
+      <w:r>
+        <w:rPr>
+          <w:lang w:val="ar_AE" w:bidi="ar_AE"/>
+        </w:rPr>
+      </w:r>
+      <w:r>
+        <w:rPr>
           <w:b/>
           <w:lang w:val="ar_AE" w:bidi="ar_AE"/>
         </w:rPr>
@@ -21443,6 +24019,22 @@
       </w:r>
       <w:r>
         <w:rPr>
+          <w:lang w:val="ar_AE" w:bidi="ar_AE"/>
+        </w:rPr>
+        <w:t>לְ⁠בִלְתִּי־לֶ֗כֶת אַחֲרֵי֙</w:t>
+      </w:r>
+    </w:p>
+    <w:p>
+      <w:pPr>
+        <w:bidi/>
+      </w:pPr>
+      <w:r>
+        <w:rPr>
+          <w:lang w:val="ar_AE" w:bidi="ar_AE"/>
+        </w:rPr>
+      </w:r>
+      <w:r>
+        <w:rPr>
           <w:b/>
           <w:lang w:val="ar_AE" w:bidi="ar_AE"/>
         </w:rPr>
@@ -21549,6 +24141,22 @@
         <w:rPr>
           <w:lang w:val="ar_AE" w:bidi="ar_AE"/>
         </w:rPr>
+      </w:r>
+    </w:p>
+    <w:p>
+      <w:pPr>
+        <w:bidi/>
+      </w:pPr>
+      <w:r>
+        <w:rPr>
+          <w:lang w:val="ar_AE" w:bidi="ar_AE"/>
+        </w:rPr>
+      </w:r>
+      <w:r>
+        <w:rPr>
+          <w:lang w:val="ar_AE" w:bidi="ar_AE"/>
+        </w:rPr>
+        <w:t>וְ⁠עַתָּ֗ה</w:t>
       </w:r>
     </w:p>
     <w:p>
@@ -21699,6 +24307,22 @@
       </w:r>
       <w:r>
         <w:rPr>
+          <w:lang w:val="ar_AE" w:bidi="ar_AE"/>
+        </w:rPr>
+        <w:t>בִּתִּ⁠י֙</w:t>
+      </w:r>
+    </w:p>
+    <w:p>
+      <w:pPr>
+        <w:bidi/>
+      </w:pPr>
+      <w:r>
+        <w:rPr>
+          <w:lang w:val="ar_AE" w:bidi="ar_AE"/>
+        </w:rPr>
+      </w:r>
+      <w:r>
+        <w:rPr>
           <w:b/>
           <w:lang w:val="ar_AE" w:bidi="ar_AE"/>
         </w:rPr>
@@ -21841,6 +24465,22 @@
       </w:r>
       <w:r>
         <w:rPr>
+          <w:lang w:val="ar_AE" w:bidi="ar_AE"/>
+        </w:rPr>
+        <w:t>כָּל־שַׁ֣עַר עַמִּ֔⁠י</w:t>
+      </w:r>
+    </w:p>
+    <w:p>
+      <w:pPr>
+        <w:bidi/>
+      </w:pPr>
+      <w:r>
+        <w:rPr>
+          <w:lang w:val="ar_AE" w:bidi="ar_AE"/>
+        </w:rPr>
+      </w:r>
+      <w:r>
+        <w:rPr>
           <w:b/>
           <w:lang w:val="ar_AE" w:bidi="ar_AE"/>
         </w:rPr>
@@ -22053,6 +24693,22 @@
         <w:rPr>
           <w:lang w:val="ar_AE" w:bidi="ar_AE"/>
         </w:rPr>
+      </w:r>
+    </w:p>
+    <w:p>
+      <w:pPr>
+        <w:bidi/>
+      </w:pPr>
+      <w:r>
+        <w:rPr>
+          <w:lang w:val="ar_AE" w:bidi="ar_AE"/>
+        </w:rPr>
+      </w:r>
+      <w:r>
+        <w:rPr>
+          <w:lang w:val="ar_AE" w:bidi="ar_AE"/>
+        </w:rPr>
+        <w:t>וְ⁠עַתָּה֙</w:t>
       </w:r>
     </w:p>
     <w:p>
@@ -22203,6 +24859,22 @@
       </w:r>
       <w:r>
         <w:rPr>
+          <w:lang w:val="ar_AE" w:bidi="ar_AE"/>
+        </w:rPr>
+        <w:t>וְ⁠גַ֛ם</w:t>
+      </w:r>
+    </w:p>
+    <w:p>
+      <w:pPr>
+        <w:bidi/>
+      </w:pPr>
+      <w:r>
+        <w:rPr>
+          <w:lang w:val="ar_AE" w:bidi="ar_AE"/>
+        </w:rPr>
+      </w:r>
+      <w:r>
+        <w:rPr>
           <w:b/>
           <w:lang w:val="ar_AE" w:bidi="ar_AE"/>
         </w:rPr>
@@ -22358,6 +25030,22 @@
       </w:r>
       <w:r>
         <w:rPr>
+          <w:lang w:val="ar_AE" w:bidi="ar_AE"/>
+        </w:rPr>
+        <w:t>גֹאֵ֖ל &amp; גֹּאֵ֖ל</w:t>
+      </w:r>
+    </w:p>
+    <w:p>
+      <w:pPr>
+        <w:bidi/>
+      </w:pPr>
+      <w:r>
+        <w:rPr>
+          <w:lang w:val="ar_AE" w:bidi="ar_AE"/>
+        </w:rPr>
+      </w:r>
+      <w:r>
+        <w:rPr>
           <w:b/>
           <w:lang w:val="ar_AE" w:bidi="ar_AE"/>
         </w:rPr>
@@ -22509,6 +25197,22 @@
       </w:r>
       <w:r>
         <w:rPr>
+          <w:lang w:val="ar_AE" w:bidi="ar_AE"/>
+        </w:rPr>
+        <w:t>אִם־יִגְאָלֵ֥⁠ךְ</w:t>
+      </w:r>
+    </w:p>
+    <w:p>
+      <w:pPr>
+        <w:bidi/>
+      </w:pPr>
+      <w:r>
+        <w:rPr>
+          <w:lang w:val="ar_AE" w:bidi="ar_AE"/>
+        </w:rPr>
+      </w:r>
+      <w:r>
+        <w:rPr>
           <w:b/>
           <w:lang w:val="ar_AE" w:bidi="ar_AE"/>
         </w:rPr>
@@ -22628,6 +25332,22 @@
       </w:r>
       <w:r>
         <w:rPr>
+          <w:lang w:val="ar_AE" w:bidi="ar_AE"/>
+        </w:rPr>
+        <w:t>וּ⁠גְאַלְתִּ֥י⁠ךְ אָנֹ֖כִי</w:t>
+      </w:r>
+    </w:p>
+    <w:p>
+      <w:pPr>
+        <w:bidi/>
+      </w:pPr>
+      <w:r>
+        <w:rPr>
+          <w:lang w:val="ar_AE" w:bidi="ar_AE"/>
+        </w:rPr>
+      </w:r>
+      <w:r>
+        <w:rPr>
           <w:b/>
           <w:lang w:val="ar_AE" w:bidi="ar_AE"/>
         </w:rPr>
@@ -22844,6 +25564,22 @@
       </w:r>
       <w:r>
         <w:rPr>
+          <w:lang w:val="ar_AE" w:bidi="ar_AE"/>
+        </w:rPr>
+        <w:t>וַ⁠תִּשְׁכַּ֤ב מַרְגְּלוֹתָיו֙</w:t>
+      </w:r>
+    </w:p>
+    <w:p>
+      <w:pPr>
+        <w:bidi/>
+      </w:pPr>
+      <w:r>
+        <w:rPr>
+          <w:lang w:val="ar_AE" w:bidi="ar_AE"/>
+        </w:rPr>
+      </w:r>
+      <w:r>
+        <w:rPr>
           <w:b/>
           <w:lang w:val="ar_AE" w:bidi="ar_AE"/>
         </w:rPr>
@@ -22963,6 +25699,22 @@
       </w:r>
       <w:r>
         <w:rPr>
+          <w:lang w:val="ar_AE" w:bidi="ar_AE"/>
+        </w:rPr>
+        <w:t>בְּטֶ֛רֶם יַכִּ֥יר אִ֖ישׁ אֶת־רֵעֵ֑⁠הוּ</w:t>
+      </w:r>
+    </w:p>
+    <w:p>
+      <w:pPr>
+        <w:bidi/>
+      </w:pPr>
+      <w:r>
+        <w:rPr>
+          <w:lang w:val="ar_AE" w:bidi="ar_AE"/>
+        </w:rPr>
+      </w:r>
+      <w:r>
+        <w:rPr>
           <w:b/>
           <w:lang w:val="ar_AE" w:bidi="ar_AE"/>
         </w:rPr>
@@ -23082,6 +25834,22 @@
       </w:r>
       <w:r>
         <w:rPr>
+          <w:lang w:val="ar_AE" w:bidi="ar_AE"/>
+        </w:rPr>
+        <w:t>וַ⁠יֹּ֨אמֶר֙</w:t>
+      </w:r>
+    </w:p>
+    <w:p>
+      <w:pPr>
+        <w:bidi/>
+      </w:pPr>
+      <w:r>
+        <w:rPr>
+          <w:lang w:val="ar_AE" w:bidi="ar_AE"/>
+        </w:rPr>
+      </w:r>
+      <w:r>
+        <w:rPr>
           <w:b/>
           <w:lang w:val="ar_AE" w:bidi="ar_AE"/>
         </w:rPr>
@@ -23188,6 +25956,22 @@
       </w:r>
       <w:r>
         <w:rPr>
+          <w:lang w:val="ar_AE" w:bidi="ar_AE"/>
+        </w:rPr>
+        <w:t>אַל־יִוָּדַ֔ע</w:t>
+      </w:r>
+    </w:p>
+    <w:p>
+      <w:pPr>
+        <w:bidi/>
+      </w:pPr>
+      <w:r>
+        <w:rPr>
+          <w:lang w:val="ar_AE" w:bidi="ar_AE"/>
+        </w:rPr>
+      </w:r>
+      <w:r>
+        <w:rPr>
           <w:b/>
           <w:lang w:val="ar_AE" w:bidi="ar_AE"/>
         </w:rPr>
@@ -23294,6 +26078,22 @@
       </w:r>
       <w:r>
         <w:rPr>
+          <w:lang w:val="ar_AE" w:bidi="ar_AE"/>
+        </w:rPr>
+        <w:t>הַ⁠מִּטְפַּ֧חַת</w:t>
+      </w:r>
+    </w:p>
+    <w:p>
+      <w:pPr>
+        <w:bidi/>
+      </w:pPr>
+      <w:r>
+        <w:rPr>
+          <w:lang w:val="ar_AE" w:bidi="ar_AE"/>
+        </w:rPr>
+      </w:r>
+      <w:r>
+        <w:rPr>
           <w:b/>
           <w:lang w:val="ar_AE" w:bidi="ar_AE"/>
         </w:rPr>
@@ -23413,6 +26213,22 @@
       </w:r>
       <w:r>
         <w:rPr>
+          <w:lang w:val="ar_AE" w:bidi="ar_AE"/>
+        </w:rPr>
+        <w:t>שֵׁשׁ־שְׂעֹרִים֙</w:t>
+      </w:r>
+    </w:p>
+    <w:p>
+      <w:pPr>
+        <w:bidi/>
+      </w:pPr>
+      <w:r>
+        <w:rPr>
+          <w:lang w:val="ar_AE" w:bidi="ar_AE"/>
+        </w:rPr>
+      </w:r>
+      <w:r>
+        <w:rPr>
           <w:b/>
           <w:lang w:val="ar_AE" w:bidi="ar_AE"/>
         </w:rPr>
@@ -23519,6 +26335,22 @@
       </w:r>
       <w:r>
         <w:rPr>
+          <w:lang w:val="ar_AE" w:bidi="ar_AE"/>
+        </w:rPr>
+        <w:t>וַ⁠יָּ֣שֶׁת עָלֶ֔י⁠הָ</w:t>
+      </w:r>
+    </w:p>
+    <w:p>
+      <w:pPr>
+        <w:bidi/>
+      </w:pPr>
+      <w:r>
+        <w:rPr>
+          <w:lang w:val="ar_AE" w:bidi="ar_AE"/>
+        </w:rPr>
+      </w:r>
+      <w:r>
+        <w:rPr>
           <w:b/>
           <w:lang w:val="ar_AE" w:bidi="ar_AE"/>
         </w:rPr>
@@ -23625,6 +26457,22 @@
       </w:r>
       <w:r>
         <w:rPr>
+          <w:lang w:val="ar_AE" w:bidi="ar_AE"/>
+        </w:rPr>
+        <w:t>וַ⁠יָּבֹ֖א הָ⁠עִֽיר</w:t>
+      </w:r>
+    </w:p>
+    <w:p>
+      <w:pPr>
+        <w:bidi/>
+      </w:pPr>
+      <w:r>
+        <w:rPr>
+          <w:lang w:val="ar_AE" w:bidi="ar_AE"/>
+        </w:rPr>
+      </w:r>
+      <w:r>
+        <w:rPr>
           <w:b/>
           <w:lang w:val="ar_AE" w:bidi="ar_AE"/>
         </w:rPr>
@@ -23757,6 +26605,22 @@
       </w:r>
       <w:r>
         <w:rPr>
+          <w:lang w:val="ar_AE" w:bidi="ar_AE"/>
+        </w:rPr>
+        <w:t>מִי־אַ֣תְּ</w:t>
+      </w:r>
+    </w:p>
+    <w:p>
+      <w:pPr>
+        <w:bidi/>
+      </w:pPr>
+      <w:r>
+        <w:rPr>
+          <w:lang w:val="ar_AE" w:bidi="ar_AE"/>
+        </w:rPr>
+      </w:r>
+      <w:r>
+        <w:rPr>
           <w:b/>
           <w:lang w:val="ar_AE" w:bidi="ar_AE"/>
         </w:rPr>
@@ -23890,6 +26754,22 @@
       </w:r>
       <w:r>
         <w:rPr>
+          <w:lang w:val="ar_AE" w:bidi="ar_AE"/>
+        </w:rPr>
+        <w:t>בִּתִּ֑⁠י</w:t>
+      </w:r>
+    </w:p>
+    <w:p>
+      <w:pPr>
+        <w:bidi/>
+      </w:pPr>
+      <w:r>
+        <w:rPr>
+          <w:lang w:val="ar_AE" w:bidi="ar_AE"/>
+        </w:rPr>
+      </w:r>
+      <w:r>
+        <w:rPr>
           <w:b/>
           <w:lang w:val="ar_AE" w:bidi="ar_AE"/>
         </w:rPr>
@@ -23996,6 +26876,22 @@
         <w:rPr>
           <w:lang w:val="ar_AE" w:bidi="ar_AE"/>
         </w:rPr>
+      </w:r>
+    </w:p>
+    <w:p>
+      <w:pPr>
+        <w:bidi/>
+      </w:pPr>
+      <w:r>
+        <w:rPr>
+          <w:lang w:val="ar_AE" w:bidi="ar_AE"/>
+        </w:rPr>
+      </w:r>
+      <w:r>
+        <w:rPr>
+          <w:lang w:val="ar_AE" w:bidi="ar_AE"/>
+        </w:rPr>
+        <w:t>אֵ֛ת כָּל־אֲשֶׁ֥ר עָֽשָׂה־לָ֖⁠הּ הָ⁠אִֽישׁ</w:t>
       </w:r>
     </w:p>
     <w:p>
@@ -24252,6 +27148,22 @@
       </w:r>
       <w:r>
         <w:rPr>
+          <w:lang w:val="ar_AE" w:bidi="ar_AE"/>
+        </w:rPr>
+        <w:t>כִּ֚י אָמַ֣ר אַל־תָּב֥וֹאִי רֵיקָ֖ם אֶל־חֲמוֹתֵֽ⁠ךְ</w:t>
+      </w:r>
+    </w:p>
+    <w:p>
+      <w:pPr>
+        <w:bidi/>
+      </w:pPr>
+      <w:r>
+        <w:rPr>
+          <w:lang w:val="ar_AE" w:bidi="ar_AE"/>
+        </w:rPr>
+      </w:r>
+      <w:r>
+        <w:rPr>
           <w:b/>
           <w:lang w:val="ar_AE" w:bidi="ar_AE"/>
         </w:rPr>
@@ -24464,6 +27376,22 @@
       </w:r>
       <w:r>
         <w:rPr>
+          <w:lang w:val="ar_AE" w:bidi="ar_AE"/>
+        </w:rPr>
+        <w:t>שְׁבִ֣י</w:t>
+      </w:r>
+    </w:p>
+    <w:p>
+      <w:pPr>
+        <w:bidi/>
+      </w:pPr>
+      <w:r>
+        <w:rPr>
+          <w:lang w:val="ar_AE" w:bidi="ar_AE"/>
+        </w:rPr>
+      </w:r>
+      <w:r>
+        <w:rPr>
           <w:b/>
           <w:lang w:val="ar_AE" w:bidi="ar_AE"/>
         </w:rPr>
@@ -24689,6 +27617,22 @@
       </w:r>
       <w:r>
         <w:rPr>
+          <w:lang w:val="ar_AE" w:bidi="ar_AE"/>
+        </w:rPr>
+        <w:t>אֵ֖יךְ יִפֹּ֣ל דָּבָ֑ר</w:t>
+      </w:r>
+    </w:p>
+    <w:p>
+      <w:pPr>
+        <w:bidi/>
+      </w:pPr>
+      <w:r>
+        <w:rPr>
+          <w:lang w:val="ar_AE" w:bidi="ar_AE"/>
+        </w:rPr>
+      </w:r>
+      <w:r>
+        <w:rPr>
           <w:b/>
           <w:lang w:val="ar_AE" w:bidi="ar_AE"/>
         </w:rPr>
@@ -24808,6 +27752,22 @@
       </w:r>
       <w:r>
         <w:rPr>
+          <w:lang w:val="ar_AE" w:bidi="ar_AE"/>
+        </w:rPr>
+        <w:t>לֹ֤א יִשְׁקֹט֙ הָ⁠אִ֔ישׁ כִּֽי־אִם</w:t>
+      </w:r>
+    </w:p>
+    <w:p>
+      <w:pPr>
+        <w:bidi/>
+      </w:pPr>
+      <w:r>
+        <w:rPr>
+          <w:lang w:val="ar_AE" w:bidi="ar_AE"/>
+        </w:rPr>
+      </w:r>
+      <w:r>
+        <w:rPr>
           <w:b/>
           <w:lang w:val="ar_AE" w:bidi="ar_AE"/>
         </w:rPr>
@@ -25059,6 +28019,22 @@
       </w:r>
       <w:r>
         <w:rPr>
+          <w:lang w:val="ar_AE" w:bidi="ar_AE"/>
+        </w:rPr>
+        <w:t>וּ⁠בֹ֨עַז עָלָ֣ה הַ⁠שַּׁעַר֮</w:t>
+      </w:r>
+    </w:p>
+    <w:p>
+      <w:pPr>
+        <w:bidi/>
+      </w:pPr>
+      <w:r>
+        <w:rPr>
+          <w:lang w:val="ar_AE" w:bidi="ar_AE"/>
+        </w:rPr>
+      </w:r>
+      <w:r>
+        <w:rPr>
           <w:b/>
           <w:lang w:val="ar_AE" w:bidi="ar_AE"/>
         </w:rPr>
@@ -25165,6 +28141,22 @@
       </w:r>
       <w:r>
         <w:rPr>
+          <w:lang w:val="ar_AE" w:bidi="ar_AE"/>
+        </w:rPr>
+        <w:t>הַ⁠שַּׁעַר֮</w:t>
+      </w:r>
+    </w:p>
+    <w:p>
+      <w:pPr>
+        <w:bidi/>
+      </w:pPr>
+      <w:r>
+        <w:rPr>
+          <w:lang w:val="ar_AE" w:bidi="ar_AE"/>
+        </w:rPr>
+      </w:r>
+      <w:r>
+        <w:rPr>
           <w:b/>
           <w:lang w:val="ar_AE" w:bidi="ar_AE"/>
         </w:rPr>
@@ -25390,6 +28382,22 @@
         <w:rPr>
           <w:lang w:val="ar_AE" w:bidi="ar_AE"/>
         </w:rPr>
+      </w:r>
+    </w:p>
+    <w:p>
+      <w:pPr>
+        <w:bidi/>
+      </w:pPr>
+      <w:r>
+        <w:rPr>
+          <w:lang w:val="ar_AE" w:bidi="ar_AE"/>
+        </w:rPr>
+      </w:r>
+      <w:r>
+        <w:rPr>
+          <w:lang w:val="ar_AE" w:bidi="ar_AE"/>
+        </w:rPr>
+        <w:t>הַ⁠גֹּאֵ֤ל</w:t>
       </w:r>
     </w:p>
     <w:p>
@@ -25553,6 +28561,22 @@
       </w:r>
       <w:r>
         <w:rPr>
+          <w:lang w:val="ar_AE" w:bidi="ar_AE"/>
+        </w:rPr>
+        <w:t>וַ⁠יֹּ֛אמֶר ס֥וּרָ⁠ה שְׁבָ⁠ה־פֹּ֖ה פְּלֹנִ֣י אַלְמֹנִ֑י</w:t>
+      </w:r>
+    </w:p>
+    <w:p>
+      <w:pPr>
+        <w:bidi/>
+      </w:pPr>
+      <w:r>
+        <w:rPr>
+          <w:lang w:val="ar_AE" w:bidi="ar_AE"/>
+        </w:rPr>
+      </w:r>
+      <w:r>
+        <w:rPr>
           <w:b/>
           <w:lang w:val="ar_AE" w:bidi="ar_AE"/>
         </w:rPr>
@@ -25672,6 +28696,22 @@
       </w:r>
       <w:r>
         <w:rPr>
+          <w:lang w:val="ar_AE" w:bidi="ar_AE"/>
+        </w:rPr>
+        <w:t>פְּלֹנִ֣י אַלְמֹנִ֑י</w:t>
+      </w:r>
+    </w:p>
+    <w:p>
+      <w:pPr>
+        <w:bidi/>
+      </w:pPr>
+      <w:r>
+        <w:rPr>
+          <w:lang w:val="ar_AE" w:bidi="ar_AE"/>
+        </w:rPr>
+      </w:r>
+      <w:r>
+        <w:rPr>
           <w:b/>
           <w:lang w:val="ar_AE" w:bidi="ar_AE"/>
         </w:rPr>
@@ -25875,6 +28915,22 @@
       </w:r>
       <w:r>
         <w:rPr>
+          <w:lang w:val="ar_AE" w:bidi="ar_AE"/>
+        </w:rPr>
+        <w:t>לְ⁠אָחִ֖י⁠נוּ</w:t>
+      </w:r>
+    </w:p>
+    <w:p>
+      <w:pPr>
+        <w:bidi/>
+      </w:pPr>
+      <w:r>
+        <w:rPr>
+          <w:lang w:val="ar_AE" w:bidi="ar_AE"/>
+        </w:rPr>
+      </w:r>
+      <w:r>
+        <w:rPr>
           <w:b/>
           <w:lang w:val="ar_AE" w:bidi="ar_AE"/>
         </w:rPr>
@@ -25994,6 +29050,22 @@
       </w:r>
       <w:r>
         <w:rPr>
+          <w:lang w:val="ar_AE" w:bidi="ar_AE"/>
+        </w:rPr>
+        <w:t>אָמַ֜רְתִּי</w:t>
+      </w:r>
+    </w:p>
+    <w:p>
+      <w:pPr>
+        <w:bidi/>
+      </w:pPr>
+      <w:r>
+        <w:rPr>
+          <w:lang w:val="ar_AE" w:bidi="ar_AE"/>
+        </w:rPr>
+      </w:r>
+      <w:r>
+        <w:rPr>
           <w:b/>
           <w:lang w:val="ar_AE" w:bidi="ar_AE"/>
         </w:rPr>
@@ -26113,6 +29185,22 @@
       </w:r>
       <w:r>
         <w:rPr>
+          <w:lang w:val="ar_AE" w:bidi="ar_AE"/>
+        </w:rPr>
+        <w:t>אֶגְלֶ֧ה אָזְנְ⁠ךָ֣</w:t>
+      </w:r>
+    </w:p>
+    <w:p>
+      <w:pPr>
+        <w:bidi/>
+      </w:pPr>
+      <w:r>
+        <w:rPr>
+          <w:lang w:val="ar_AE" w:bidi="ar_AE"/>
+        </w:rPr>
+      </w:r>
+      <w:r>
+        <w:rPr>
           <w:b/>
           <w:lang w:val="ar_AE" w:bidi="ar_AE"/>
         </w:rPr>
@@ -26219,6 +29307,22 @@
       </w:r>
       <w:r>
         <w:rPr>
+          <w:lang w:val="ar_AE" w:bidi="ar_AE"/>
+        </w:rPr>
+        <w:t>נֶ֥גֶד הַֽ⁠יֹּשְׁבִים֮</w:t>
+      </w:r>
+    </w:p>
+    <w:p>
+      <w:pPr>
+        <w:bidi/>
+      </w:pPr>
+      <w:r>
+        <w:rPr>
+          <w:lang w:val="ar_AE" w:bidi="ar_AE"/>
+        </w:rPr>
+      </w:r>
+      <w:r>
+        <w:rPr>
           <w:b/>
           <w:lang w:val="ar_AE" w:bidi="ar_AE"/>
         </w:rPr>
@@ -26431,6 +29535,22 @@
       </w:r>
       <w:r>
         <w:rPr>
+          <w:lang w:val="ar_AE" w:bidi="ar_AE"/>
+        </w:rPr>
+        <w:t>אֵ֤ין זוּלָֽתְ⁠ךָ֙ לִ⁠גְא֔וֹל וְ⁠אָנֹכִ֖י אַחֲרֶ֑י⁠ךָ</w:t>
+      </w:r>
+    </w:p>
+    <w:p>
+      <w:pPr>
+        <w:bidi/>
+      </w:pPr>
+      <w:r>
+        <w:rPr>
+          <w:lang w:val="ar_AE" w:bidi="ar_AE"/>
+        </w:rPr>
+      </w:r>
+      <w:r>
+        <w:rPr>
           <w:b/>
           <w:lang w:val="ar_AE" w:bidi="ar_AE"/>
         </w:rPr>
@@ -26537,6 +29657,22 @@
       </w:r>
       <w:r>
         <w:rPr>
+          <w:lang w:val="ar_AE" w:bidi="ar_AE"/>
+        </w:rPr>
+        <w:t>אָנֹכִ֥י אֶגְאָֽל</w:t>
+      </w:r>
+    </w:p>
+    <w:p>
+      <w:pPr>
+        <w:bidi/>
+      </w:pPr>
+      <w:r>
+        <w:rPr>
+          <w:lang w:val="ar_AE" w:bidi="ar_AE"/>
+        </w:rPr>
+      </w:r>
+      <w:r>
+        <w:rPr>
           <w:b/>
           <w:lang w:val="ar_AE" w:bidi="ar_AE"/>
         </w:rPr>
@@ -26634,6 +29770,22 @@
       </w:r>
       <w:r>
         <w:rPr>
+          <w:lang w:val="ar_AE" w:bidi="ar_AE"/>
+        </w:rPr>
+        <w:t>בְּ⁠יוֹם</w:t>
+      </w:r>
+    </w:p>
+    <w:p>
+      <w:pPr>
+        <w:bidi/>
+      </w:pPr>
+      <w:r>
+        <w:rPr>
+          <w:lang w:val="ar_AE" w:bidi="ar_AE"/>
+        </w:rPr>
+      </w:r>
+      <w:r>
+        <w:rPr>
           <w:b/>
           <w:lang w:val="ar_AE" w:bidi="ar_AE"/>
         </w:rPr>
@@ -26753,6 +29905,22 @@
       </w:r>
       <w:r>
         <w:rPr>
+          <w:lang w:val="ar_AE" w:bidi="ar_AE"/>
+        </w:rPr>
+        <w:t>מִ⁠יַּ֣ד נָעֳמִ֑י</w:t>
+      </w:r>
+    </w:p>
+    <w:p>
+      <w:pPr>
+        <w:bidi/>
+      </w:pPr>
+      <w:r>
+        <w:rPr>
+          <w:lang w:val="ar_AE" w:bidi="ar_AE"/>
+        </w:rPr>
+      </w:r>
+      <w:r>
+        <w:rPr>
           <w:b/>
           <w:lang w:val="ar_AE" w:bidi="ar_AE"/>
         </w:rPr>
@@ -26872,6 +30040,22 @@
       </w:r>
       <w:r>
         <w:rPr>
+          <w:lang w:val="ar_AE" w:bidi="ar_AE"/>
+        </w:rPr>
+        <w:t>וּ֠⁠מֵ⁠אֵת ר֣וּת &amp; קָנִ֔יתָה</w:t>
+      </w:r>
+    </w:p>
+    <w:p>
+      <w:pPr>
+        <w:bidi/>
+      </w:pPr>
+      <w:r>
+        <w:rPr>
+          <w:lang w:val="ar_AE" w:bidi="ar_AE"/>
+        </w:rPr>
+      </w:r>
+      <w:r>
+        <w:rPr>
           <w:b/>
           <w:lang w:val="ar_AE" w:bidi="ar_AE"/>
         </w:rPr>
@@ -27075,6 +30259,22 @@
       </w:r>
       <w:r>
         <w:rPr>
+          <w:lang w:val="ar_AE" w:bidi="ar_AE"/>
+        </w:rPr>
+        <w:t>לְ⁠הָקִ֥ים שֵׁם־הַ⁠מֵּ֖ת עַל־נַחֲלָתֽ⁠וֹ</w:t>
+      </w:r>
+    </w:p>
+    <w:p>
+      <w:pPr>
+        <w:bidi/>
+      </w:pPr>
+      <w:r>
+        <w:rPr>
+          <w:lang w:val="ar_AE" w:bidi="ar_AE"/>
+        </w:rPr>
+      </w:r>
+      <w:r>
+        <w:rPr>
           <w:b/>
           <w:lang w:val="ar_AE" w:bidi="ar_AE"/>
         </w:rPr>
@@ -27194,6 +30394,22 @@
       </w:r>
       <w:r>
         <w:rPr>
+          <w:lang w:val="ar_AE" w:bidi="ar_AE"/>
+        </w:rPr>
+        <w:t>הַ⁠מֵּת֙ &amp; הַ⁠מֵּ֖ת</w:t>
+      </w:r>
+    </w:p>
+    <w:p>
+      <w:pPr>
+        <w:bidi/>
+      </w:pPr>
+      <w:r>
+        <w:rPr>
+          <w:lang w:val="ar_AE" w:bidi="ar_AE"/>
+        </w:rPr>
+      </w:r>
+      <w:r>
+        <w:rPr>
           <w:b/>
           <w:lang w:val="ar_AE" w:bidi="ar_AE"/>
         </w:rPr>
@@ -27327,6 +30543,22 @@
       </w:r>
       <w:r>
         <w:rPr>
+          <w:lang w:val="ar_AE" w:bidi="ar_AE"/>
+        </w:rPr>
+        <w:t>אַשְׁחִ֖ית אֶת־נַחֲלָתִ֑⁠י</w:t>
+      </w:r>
+    </w:p>
+    <w:p>
+      <w:pPr>
+        <w:bidi/>
+      </w:pPr>
+      <w:r>
+        <w:rPr>
+          <w:lang w:val="ar_AE" w:bidi="ar_AE"/>
+        </w:rPr>
+      </w:r>
+      <w:r>
+        <w:rPr>
           <w:b/>
           <w:lang w:val="ar_AE" w:bidi="ar_AE"/>
         </w:rPr>
@@ -27446,6 +30678,22 @@
       </w:r>
       <w:r>
         <w:rPr>
+          <w:lang w:val="ar_AE" w:bidi="ar_AE"/>
+        </w:rPr>
+        <w:t>גְּאַל־לְ⁠ךָ֤ אַתָּה֙ אֶת־גְּאֻלָּתִ֔⁠י</w:t>
+      </w:r>
+    </w:p>
+    <w:p>
+      <w:pPr>
+        <w:bidi/>
+      </w:pPr>
+      <w:r>
+        <w:rPr>
+          <w:lang w:val="ar_AE" w:bidi="ar_AE"/>
+        </w:rPr>
+      </w:r>
+      <w:r>
+        <w:rPr>
           <w:b/>
           <w:lang w:val="ar_AE" w:bidi="ar_AE"/>
         </w:rPr>
@@ -27564,6 +30812,22 @@
       </w:r>
       <w:r>
         <w:rPr>
+          <w:lang w:val="ar_AE" w:bidi="ar_AE"/>
+        </w:rPr>
+        <w:t>וְ⁠זֹאת֩</w:t>
+      </w:r>
+    </w:p>
+    <w:p>
+      <w:pPr>
+        <w:bidi/>
+      </w:pPr>
+      <w:r>
+        <w:rPr>
+          <w:lang w:val="ar_AE" w:bidi="ar_AE"/>
+        </w:rPr>
+      </w:r>
+      <w:r>
+        <w:rPr>
           <w:b/>
           <w:lang w:val="ar_AE" w:bidi="ar_AE"/>
         </w:rPr>
@@ -27683,6 +30947,22 @@
       </w:r>
       <w:r>
         <w:rPr>
+          <w:lang w:val="ar_AE" w:bidi="ar_AE"/>
+        </w:rPr>
+        <w:t>וְ⁠זֹאת֩</w:t>
+      </w:r>
+    </w:p>
+    <w:p>
+      <w:pPr>
+        <w:bidi/>
+      </w:pPr>
+      <w:r>
+        <w:rPr>
+          <w:lang w:val="ar_AE" w:bidi="ar_AE"/>
+        </w:rPr>
+      </w:r>
+      <w:r>
+        <w:rPr>
           <w:b/>
           <w:lang w:val="ar_AE" w:bidi="ar_AE"/>
         </w:rPr>
@@ -27789,6 +31069,22 @@
       </w:r>
       <w:r>
         <w:rPr>
+          <w:lang w:val="ar_AE" w:bidi="ar_AE"/>
+        </w:rPr>
+        <w:t>לְ⁠פָנִ֨ים</w:t>
+      </w:r>
+    </w:p>
+    <w:p>
+      <w:pPr>
+        <w:bidi/>
+      </w:pPr>
+      <w:r>
+        <w:rPr>
+          <w:lang w:val="ar_AE" w:bidi="ar_AE"/>
+        </w:rPr>
+      </w:r>
+      <w:r>
+        <w:rPr>
           <w:b/>
           <w:lang w:val="ar_AE" w:bidi="ar_AE"/>
         </w:rPr>
@@ -27908,6 +31204,22 @@
       </w:r>
       <w:r>
         <w:rPr>
+          <w:lang w:val="ar_AE" w:bidi="ar_AE"/>
+        </w:rPr>
+        <w:t>לְ⁠רֵעֵ֑⁠הוּ</w:t>
+      </w:r>
+    </w:p>
+    <w:p>
+      <w:pPr>
+        <w:bidi/>
+      </w:pPr>
+      <w:r>
+        <w:rPr>
+          <w:lang w:val="ar_AE" w:bidi="ar_AE"/>
+        </w:rPr>
+      </w:r>
+      <w:r>
+        <w:rPr>
           <w:b/>
           <w:lang w:val="ar_AE" w:bidi="ar_AE"/>
         </w:rPr>
@@ -28027,6 +31339,22 @@
       </w:r>
       <w:r>
         <w:rPr>
+          <w:lang w:val="ar_AE" w:bidi="ar_AE"/>
+        </w:rPr>
+        <w:t>וַ⁠יֹּ֧אמֶר הַ⁠גֹּאֵ֛ל לְ⁠בֹ֖עַז קְנֵה־לָ֑⁠ךְ וַ⁠יִּשְׁלֹ֖ף נַעֲלֽ⁠וֹ</w:t>
+      </w:r>
+    </w:p>
+    <w:p>
+      <w:pPr>
+        <w:bidi/>
+      </w:pPr>
+      <w:r>
+        <w:rPr>
+          <w:lang w:val="ar_AE" w:bidi="ar_AE"/>
+        </w:rPr>
+      </w:r>
+      <w:r>
+        <w:rPr>
           <w:b/>
           <w:lang w:val="ar_AE" w:bidi="ar_AE"/>
         </w:rPr>
@@ -28133,6 +31461,22 @@
       </w:r>
       <w:r>
         <w:rPr>
+          <w:lang w:val="ar_AE" w:bidi="ar_AE"/>
+        </w:rPr>
+        <w:t>וַ⁠יֹּ֧אמֶר הַ⁠גֹּאֵ֛ל לְ⁠בֹ֖עַז קְנֵה־לָ֑⁠ךְ וַ⁠יִּשְׁלֹ֖ף נַעֲלֽ⁠וֹ</w:t>
+      </w:r>
+    </w:p>
+    <w:p>
+      <w:pPr>
+        <w:bidi/>
+      </w:pPr>
+      <w:r>
+        <w:rPr>
+          <w:lang w:val="ar_AE" w:bidi="ar_AE"/>
+        </w:rPr>
+      </w:r>
+      <w:r>
+        <w:rPr>
           <w:b/>
           <w:lang w:val="ar_AE" w:bidi="ar_AE"/>
         </w:rPr>
@@ -28252,6 +31596,22 @@
       </w:r>
       <w:r>
         <w:rPr>
+          <w:lang w:val="ar_AE" w:bidi="ar_AE"/>
+        </w:rPr>
+        <w:t>וַ⁠יִּשְׁלֹ֖ף נַעֲלֽ⁠וֹ</w:t>
+      </w:r>
+    </w:p>
+    <w:p>
+      <w:pPr>
+        <w:bidi/>
+      </w:pPr>
+      <w:r>
+        <w:rPr>
+          <w:lang w:val="ar_AE" w:bidi="ar_AE"/>
+        </w:rPr>
+      </w:r>
+      <w:r>
+        <w:rPr>
           <w:b/>
           <w:lang w:val="ar_AE" w:bidi="ar_AE"/>
         </w:rPr>
@@ -28358,6 +31718,22 @@
       </w:r>
       <w:r>
         <w:rPr>
+          <w:lang w:val="ar_AE" w:bidi="ar_AE"/>
+        </w:rPr>
+        <w:t>לַ⁠זְּקֵנִ֜ים וְ⁠כָל־הָ⁠עָ֗ם</w:t>
+      </w:r>
+    </w:p>
+    <w:p>
+      <w:pPr>
+        <w:bidi/>
+      </w:pPr>
+      <w:r>
+        <w:rPr>
+          <w:lang w:val="ar_AE" w:bidi="ar_AE"/>
+        </w:rPr>
+      </w:r>
+      <w:r>
+        <w:rPr>
           <w:b/>
           <w:lang w:val="ar_AE" w:bidi="ar_AE"/>
         </w:rPr>
@@ -28477,6 +31853,22 @@
       </w:r>
       <w:r>
         <w:rPr>
+          <w:lang w:val="ar_AE" w:bidi="ar_AE"/>
+        </w:rPr>
+        <w:t>מִ⁠יַּ֖ד נָעֳמִֽי</w:t>
+      </w:r>
+    </w:p>
+    <w:p>
+      <w:pPr>
+        <w:bidi/>
+      </w:pPr>
+      <w:r>
+        <w:rPr>
+          <w:lang w:val="ar_AE" w:bidi="ar_AE"/>
+        </w:rPr>
+      </w:r>
+      <w:r>
+        <w:rPr>
           <w:b/>
           <w:lang w:val="ar_AE" w:bidi="ar_AE"/>
         </w:rPr>
@@ -28680,6 +32072,22 @@
       </w:r>
       <w:r>
         <w:rPr>
+          <w:lang w:val="ar_AE" w:bidi="ar_AE"/>
+        </w:rPr>
+        <w:t>וְ⁠גַ֣ם</w:t>
+      </w:r>
+    </w:p>
+    <w:p>
+      <w:pPr>
+        <w:bidi/>
+      </w:pPr>
+      <w:r>
+        <w:rPr>
+          <w:lang w:val="ar_AE" w:bidi="ar_AE"/>
+        </w:rPr>
+      </w:r>
+      <w:r>
+        <w:rPr>
           <w:b/>
           <w:lang w:val="ar_AE" w:bidi="ar_AE"/>
         </w:rPr>
@@ -28773,6 +32181,22 @@
         <w:rPr>
           <w:lang w:val="ar_AE" w:bidi="ar_AE"/>
         </w:rPr>
+      </w:r>
+    </w:p>
+    <w:p>
+      <w:pPr>
+        <w:bidi/>
+      </w:pPr>
+      <w:r>
+        <w:rPr>
+          <w:lang w:val="ar_AE" w:bidi="ar_AE"/>
+        </w:rPr>
+      </w:r>
+      <w:r>
+        <w:rPr>
+          <w:lang w:val="ar_AE" w:bidi="ar_AE"/>
+        </w:rPr>
+        <w:t>לְ⁠הָקִ֤ים שֵׁם־הַ⁠מֵּת֙ עַל־נַ֣חֲלָת֔⁠וֹ</w:t>
       </w:r>
     </w:p>
     <w:p>
@@ -28888,6 +32312,22 @@
       </w:r>
       <w:r>
         <w:rPr>
+          <w:lang w:val="ar_AE" w:bidi="ar_AE"/>
+        </w:rPr>
+        <w:t>הַ⁠מֵּת֙ &amp; הַ⁠מֵּ֛ת</w:t>
+      </w:r>
+    </w:p>
+    <w:p>
+      <w:pPr>
+        <w:bidi/>
+      </w:pPr>
+      <w:r>
+        <w:rPr>
+          <w:lang w:val="ar_AE" w:bidi="ar_AE"/>
+        </w:rPr>
+      </w:r>
+      <w:r>
+        <w:rPr>
           <w:b/>
           <w:lang w:val="ar_AE" w:bidi="ar_AE"/>
         </w:rPr>
@@ -29039,6 +32479,22 @@
       </w:r>
       <w:r>
         <w:rPr>
+          <w:lang w:val="ar_AE" w:bidi="ar_AE"/>
+        </w:rPr>
+        <w:t>וְ⁠לֹא־יִכָּרֵ֧ת שֵׁם־הַ⁠מֵּ֛ת מֵ⁠עִ֥ם אֶחָ֖י⁠ו וּ⁠מִ⁠שַּׁ֣עַר מְקוֹמ֑⁠וֹ</w:t>
+      </w:r>
+    </w:p>
+    <w:p>
+      <w:pPr>
+        <w:bidi/>
+      </w:pPr>
+      <w:r>
+        <w:rPr>
+          <w:lang w:val="ar_AE" w:bidi="ar_AE"/>
+        </w:rPr>
+      </w:r>
+      <w:r>
+        <w:rPr>
           <w:b/>
           <w:lang w:val="ar_AE" w:bidi="ar_AE"/>
         </w:rPr>
@@ -29145,6 +32601,22 @@
       </w:r>
       <w:r>
         <w:rPr>
+          <w:lang w:val="ar_AE" w:bidi="ar_AE"/>
+        </w:rPr>
+        <w:t>וְ⁠לֹא־יִכָּרֵ֧ת שֵׁם־הַ⁠מֵּ֛ת מֵ⁠עִ֥ם אֶחָ֖י⁠ו וּ⁠מִ⁠שַּׁ֣עַר מְקוֹמ֑⁠וֹ</w:t>
+      </w:r>
+    </w:p>
+    <w:p>
+      <w:pPr>
+        <w:bidi/>
+      </w:pPr>
+      <w:r>
+        <w:rPr>
+          <w:lang w:val="ar_AE" w:bidi="ar_AE"/>
+        </w:rPr>
+      </w:r>
+      <w:r>
+        <w:rPr>
           <w:b/>
           <w:lang w:val="ar_AE" w:bidi="ar_AE"/>
         </w:rPr>
@@ -29277,6 +32749,22 @@
       </w:r>
       <w:r>
         <w:rPr>
+          <w:lang w:val="ar_AE" w:bidi="ar_AE"/>
+        </w:rPr>
+        <w:t>וּ⁠מִ⁠שַּׁ֣עַר מְקוֹמ֑⁠וֹ</w:t>
+      </w:r>
+    </w:p>
+    <w:p>
+      <w:pPr>
+        <w:bidi/>
+      </w:pPr>
+      <w:r>
+        <w:rPr>
+          <w:lang w:val="ar_AE" w:bidi="ar_AE"/>
+        </w:rPr>
+      </w:r>
+      <w:r>
+        <w:rPr>
           <w:b/>
           <w:lang w:val="ar_AE" w:bidi="ar_AE"/>
         </w:rPr>
@@ -29493,6 +32981,22 @@
       </w:r>
       <w:r>
         <w:rPr>
+          <w:lang w:val="ar_AE" w:bidi="ar_AE"/>
+        </w:rPr>
+        <w:t>הָ⁠עָ֧ם אֲשֶׁר־בַּ⁠שַּׁ֛עַר</w:t>
+      </w:r>
+    </w:p>
+    <w:p>
+      <w:pPr>
+        <w:bidi/>
+      </w:pPr>
+      <w:r>
+        <w:rPr>
+          <w:lang w:val="ar_AE" w:bidi="ar_AE"/>
+        </w:rPr>
+      </w:r>
+      <w:r>
+        <w:rPr>
           <w:b/>
           <w:lang w:val="ar_AE" w:bidi="ar_AE"/>
         </w:rPr>
@@ -29612,6 +33116,22 @@
       </w:r>
       <w:r>
         <w:rPr>
+          <w:lang w:val="ar_AE" w:bidi="ar_AE"/>
+        </w:rPr>
+        <w:t>הַ⁠בָּאָ֣ה אֶל־בֵּיתֶ֗⁠ךָ</w:t>
+      </w:r>
+    </w:p>
+    <w:p>
+      <w:pPr>
+        <w:bidi/>
+      </w:pPr>
+      <w:r>
+        <w:rPr>
+          <w:lang w:val="ar_AE" w:bidi="ar_AE"/>
+        </w:rPr>
+      </w:r>
+      <w:r>
+        <w:rPr>
           <w:b/>
           <w:lang w:val="ar_AE" w:bidi="ar_AE"/>
         </w:rPr>
@@ -29718,6 +33238,22 @@
       </w:r>
       <w:r>
         <w:rPr>
+          <w:lang w:val="ar_AE" w:bidi="ar_AE"/>
+        </w:rPr>
+        <w:t>יִתֵּן֩ יְהוָ֨ה אֶֽת־הָ⁠אִשָּׁ֜ה הַ⁠בָּאָ֣ה אֶל־בֵּיתֶ֗⁠ךָ כְּ⁠רָחֵ֤ל ׀ וּ⁠כְ⁠לֵאָה֙ אֲשֶׁ֨ר בָּנ֤וּ שְׁתֵּי⁠הֶם֙ אֶת־בֵּ֣ית יִשְׂרָאֵ֔ל</w:t>
+      </w:r>
+    </w:p>
+    <w:p>
+      <w:pPr>
+        <w:bidi/>
+      </w:pPr>
+      <w:r>
+        <w:rPr>
+          <w:lang w:val="ar_AE" w:bidi="ar_AE"/>
+        </w:rPr>
+      </w:r>
+      <w:r>
+        <w:rPr>
           <w:b/>
           <w:lang w:val="ar_AE" w:bidi="ar_AE"/>
         </w:rPr>
@@ -29824,6 +33360,22 @@
       </w:r>
       <w:r>
         <w:rPr>
+          <w:lang w:val="ar_AE" w:bidi="ar_AE"/>
+        </w:rPr>
+        <w:t>כְּ⁠רָחֵ֤ל ׀ וּ⁠כְ⁠לֵאָה֙ אֲשֶׁ֨ר בָּנ֤וּ שְׁתֵּי⁠הֶם֙ אֶת־בֵּ֣ית יִשְׂרָאֵ֔ל</w:t>
+      </w:r>
+    </w:p>
+    <w:p>
+      <w:pPr>
+        <w:bidi/>
+      </w:pPr>
+      <w:r>
+        <w:rPr>
+          <w:lang w:val="ar_AE" w:bidi="ar_AE"/>
+        </w:rPr>
+      </w:r>
+      <w:r>
+        <w:rPr>
           <w:b/>
           <w:lang w:val="ar_AE" w:bidi="ar_AE"/>
         </w:rPr>
@@ -29950,6 +33502,22 @@
       </w:r>
       <w:r>
         <w:rPr>
+          <w:lang w:val="ar_AE" w:bidi="ar_AE"/>
+        </w:rPr>
+        <w:t>בָּנ֤וּ &amp; אֶת־בֵּ֣ית יִשְׂרָאֵ֔ל</w:t>
+      </w:r>
+    </w:p>
+    <w:p>
+      <w:pPr>
+        <w:bidi/>
+      </w:pPr>
+      <w:r>
+        <w:rPr>
+          <w:lang w:val="ar_AE" w:bidi="ar_AE"/>
+        </w:rPr>
+      </w:r>
+      <w:r>
+        <w:rPr>
           <w:b/>
           <w:lang w:val="ar_AE" w:bidi="ar_AE"/>
         </w:rPr>
@@ -30082,6 +33650,22 @@
       </w:r>
       <w:r>
         <w:rPr>
+          <w:lang w:val="ar_AE" w:bidi="ar_AE"/>
+        </w:rPr>
+        <w:t>וַ⁠עֲשֵׂה־חַ֣יִל בְּ⁠אֶפְרָ֔תָה וּ⁠קְרָא־שֵׁ֖ם בְּ⁠בֵ֥ית לָֽחֶם</w:t>
+      </w:r>
+    </w:p>
+    <w:p>
+      <w:pPr>
+        <w:bidi/>
+      </w:pPr>
+      <w:r>
+        <w:rPr>
+          <w:lang w:val="ar_AE" w:bidi="ar_AE"/>
+        </w:rPr>
+      </w:r>
+      <w:r>
+        <w:rPr>
           <w:b/>
           <w:lang w:val="ar_AE" w:bidi="ar_AE"/>
         </w:rPr>
@@ -30201,6 +33785,22 @@
       </w:r>
       <w:r>
         <w:rPr>
+          <w:lang w:val="ar_AE" w:bidi="ar_AE"/>
+        </w:rPr>
+        <w:t>וַ⁠עֲשֵׂה־חַ֣יִל בְּ⁠אֶפְרָ֔תָה וּ⁠קְרָא־שֵׁ֖ם בְּ⁠בֵ֥ית לָֽחֶם</w:t>
+      </w:r>
+    </w:p>
+    <w:p>
+      <w:pPr>
+        <w:bidi/>
+      </w:pPr>
+      <w:r>
+        <w:rPr>
+          <w:lang w:val="ar_AE" w:bidi="ar_AE"/>
+        </w:rPr>
+      </w:r>
+      <w:r>
+        <w:rPr>
           <w:b/>
           <w:lang w:val="ar_AE" w:bidi="ar_AE"/>
         </w:rPr>
@@ -30307,6 +33907,22 @@
       </w:r>
       <w:r>
         <w:rPr>
+          <w:lang w:val="ar_AE" w:bidi="ar_AE"/>
+        </w:rPr>
+        <w:t>וִ⁠יהִ֤י בֵֽיתְ⁠ךָ֙ כְּ⁠בֵ֣ית פֶּ֔רֶץ</w:t>
+      </w:r>
+    </w:p>
+    <w:p>
+      <w:pPr>
+        <w:bidi/>
+      </w:pPr>
+      <w:r>
+        <w:rPr>
+          <w:lang w:val="ar_AE" w:bidi="ar_AE"/>
+        </w:rPr>
+      </w:r>
+      <w:r>
+        <w:rPr>
           <w:b/>
           <w:lang w:val="ar_AE" w:bidi="ar_AE"/>
         </w:rPr>
@@ -30426,6 +34042,22 @@
       </w:r>
       <w:r>
         <w:rPr>
+          <w:lang w:val="ar_AE" w:bidi="ar_AE"/>
+        </w:rPr>
+        <w:t>מִן־הַ⁠זֶּ֗רַע אֲשֶׁ֨ר יִתֵּ֤ן יְהוָה֙ לְ⁠ךָ֔</w:t>
+      </w:r>
+    </w:p>
+    <w:p>
+      <w:pPr>
+        <w:bidi/>
+      </w:pPr>
+      <w:r>
+        <w:rPr>
+          <w:lang w:val="ar_AE" w:bidi="ar_AE"/>
+        </w:rPr>
+      </w:r>
+      <w:r>
+        <w:rPr>
           <w:b/>
           <w:lang w:val="ar_AE" w:bidi="ar_AE"/>
         </w:rPr>
@@ -30532,6 +34164,22 @@
       </w:r>
       <w:r>
         <w:rPr>
+          <w:lang w:val="ar_AE" w:bidi="ar_AE"/>
+        </w:rPr>
+        <w:t>וַ⁠יִּקַּ֨ח בֹּ֤עַז אֶת־רוּת֙ וַ⁠תְּהִי־ל֣⁠וֹ לְ⁠אִשָּׁ֔ה</w:t>
+      </w:r>
+    </w:p>
+    <w:p>
+      <w:pPr>
+        <w:bidi/>
+      </w:pPr>
+      <w:r>
+        <w:rPr>
+          <w:lang w:val="ar_AE" w:bidi="ar_AE"/>
+        </w:rPr>
+      </w:r>
+      <w:r>
+        <w:rPr>
           <w:b/>
           <w:lang w:val="ar_AE" w:bidi="ar_AE"/>
         </w:rPr>
@@ -30625,6 +34273,22 @@
         <w:rPr>
           <w:lang w:val="ar_AE" w:bidi="ar_AE"/>
         </w:rPr>
+      </w:r>
+    </w:p>
+    <w:p>
+      <w:pPr>
+        <w:bidi/>
+      </w:pPr>
+      <w:r>
+        <w:rPr>
+          <w:lang w:val="ar_AE" w:bidi="ar_AE"/>
+        </w:rPr>
+      </w:r>
+      <w:r>
+        <w:rPr>
+          <w:lang w:val="ar_AE" w:bidi="ar_AE"/>
+        </w:rPr>
+        <w:t>וַ⁠יִּקַּ֨ח בֹּ֤עַז אֶת־רוּת֙</w:t>
       </w:r>
     </w:p>
     <w:p>
@@ -30793,6 +34457,22 @@
       </w:r>
       <w:r>
         <w:rPr>
+          <w:lang w:val="ar_AE" w:bidi="ar_AE"/>
+        </w:rPr>
+        <w:t>וַ⁠יָּבֹ֖א אֵלֶ֑י⁠הָ</w:t>
+      </w:r>
+    </w:p>
+    <w:p>
+      <w:pPr>
+        <w:bidi/>
+      </w:pPr>
+      <w:r>
+        <w:rPr>
+          <w:lang w:val="ar_AE" w:bidi="ar_AE"/>
+        </w:rPr>
+      </w:r>
+      <w:r>
+        <w:rPr>
           <w:b/>
           <w:lang w:val="ar_AE" w:bidi="ar_AE"/>
         </w:rPr>
@@ -30899,6 +34579,22 @@
         <w:rPr>
           <w:lang w:val="ar_AE" w:bidi="ar_AE"/>
         </w:rPr>
+      </w:r>
+    </w:p>
+    <w:p>
+      <w:pPr>
+        <w:bidi/>
+      </w:pPr>
+      <w:r>
+        <w:rPr>
+          <w:lang w:val="ar_AE" w:bidi="ar_AE"/>
+        </w:rPr>
+      </w:r>
+      <w:r>
+        <w:rPr>
+          <w:lang w:val="ar_AE" w:bidi="ar_AE"/>
+        </w:rPr>
+        <w:t>הַ⁠נָּשִׁים֙</w:t>
       </w:r>
     </w:p>
     <w:p>
@@ -31049,6 +34745,22 @@
       </w:r>
       <w:r>
         <w:rPr>
+          <w:lang w:val="ar_AE" w:bidi="ar_AE"/>
+        </w:rPr>
+        <w:t>בָּר֣וּךְ יְהוָ֔ה</w:t>
+      </w:r>
+    </w:p>
+    <w:p>
+      <w:pPr>
+        <w:bidi/>
+      </w:pPr>
+      <w:r>
+        <w:rPr>
+          <w:lang w:val="ar_AE" w:bidi="ar_AE"/>
+        </w:rPr>
+      </w:r>
+      <w:r>
+        <w:rPr>
           <w:b/>
           <w:lang w:val="ar_AE" w:bidi="ar_AE"/>
         </w:rPr>
@@ -31155,6 +34867,22 @@
       </w:r>
       <w:r>
         <w:rPr>
+          <w:lang w:val="ar_AE" w:bidi="ar_AE"/>
+        </w:rPr>
+        <w:t>לֹ֣א הִשְׁבִּ֥ית לָ֛⁠ךְ גֹּאֵ֖ל הַ⁠יּ֑וֹם</w:t>
+      </w:r>
+    </w:p>
+    <w:p>
+      <w:pPr>
+        <w:bidi/>
+      </w:pPr>
+      <w:r>
+        <w:rPr>
+          <w:lang w:val="ar_AE" w:bidi="ar_AE"/>
+        </w:rPr>
+      </w:r>
+      <w:r>
+        <w:rPr>
           <w:b/>
           <w:lang w:val="ar_AE" w:bidi="ar_AE"/>
         </w:rPr>
@@ -31287,6 +35015,22 @@
       </w:r>
       <w:r>
         <w:rPr>
+          <w:lang w:val="ar_AE" w:bidi="ar_AE"/>
+        </w:rPr>
+        <w:t>וְ⁠יִקָּרֵ֥א שְׁמ֖⁠וֹ</w:t>
+      </w:r>
+    </w:p>
+    <w:p>
+      <w:pPr>
+        <w:bidi/>
+      </w:pPr>
+      <w:r>
+        <w:rPr>
+          <w:lang w:val="ar_AE" w:bidi="ar_AE"/>
+        </w:rPr>
+      </w:r>
+      <w:r>
+        <w:rPr>
           <w:b/>
           <w:lang w:val="ar_AE" w:bidi="ar_AE"/>
         </w:rPr>
@@ -31393,6 +35137,22 @@
       </w:r>
       <w:r>
         <w:rPr>
+          <w:lang w:val="ar_AE" w:bidi="ar_AE"/>
+        </w:rPr>
+        <w:t>וְ⁠יִקָּרֵ֥א שְׁמ֖⁠וֹ בְּ⁠יִשְׂרָאֵֽל</w:t>
+      </w:r>
+    </w:p>
+    <w:p>
+      <w:pPr>
+        <w:bidi/>
+      </w:pPr>
+      <w:r>
+        <w:rPr>
+          <w:lang w:val="ar_AE" w:bidi="ar_AE"/>
+        </w:rPr>
+      </w:r>
+      <w:r>
+        <w:rPr>
           <w:b/>
           <w:lang w:val="ar_AE" w:bidi="ar_AE"/>
         </w:rPr>
@@ -31512,6 +35272,22 @@
       </w:r>
       <w:r>
         <w:rPr>
+          <w:lang w:val="ar_AE" w:bidi="ar_AE"/>
+        </w:rPr>
+        <w:t>לְ⁠מֵשִׁ֣יב נֶ֔פֶשׁ</w:t>
+      </w:r>
+    </w:p>
+    <w:p>
+      <w:pPr>
+        <w:bidi/>
+      </w:pPr>
+      <w:r>
+        <w:rPr>
+          <w:lang w:val="ar_AE" w:bidi="ar_AE"/>
+        </w:rPr>
+      </w:r>
+      <w:r>
+        <w:rPr>
           <w:b/>
           <w:lang w:val="ar_AE" w:bidi="ar_AE"/>
         </w:rPr>
@@ -31631,6 +35407,22 @@
       </w:r>
       <w:r>
         <w:rPr>
+          <w:lang w:val="ar_AE" w:bidi="ar_AE"/>
+        </w:rPr>
+        <w:t>וּ⁠לְ⁠כַלְכֵּ֖ל אֶת־שֵׂיבָתֵ֑⁠ךְ</w:t>
+      </w:r>
+    </w:p>
+    <w:p>
+      <w:pPr>
+        <w:bidi/>
+      </w:pPr>
+      <w:r>
+        <w:rPr>
+          <w:lang w:val="ar_AE" w:bidi="ar_AE"/>
+        </w:rPr>
+      </w:r>
+      <w:r>
+        <w:rPr>
           <w:b/>
           <w:lang w:val="ar_AE" w:bidi="ar_AE"/>
         </w:rPr>
@@ -31750,6 +35542,22 @@
       </w:r>
       <w:r>
         <w:rPr>
+          <w:lang w:val="ar_AE" w:bidi="ar_AE"/>
+        </w:rPr>
+        <w:t>כִּ֣י</w:t>
+      </w:r>
+    </w:p>
+    <w:p>
+      <w:pPr>
+        <w:bidi/>
+      </w:pPr>
+      <w:r>
+        <w:rPr>
+          <w:lang w:val="ar_AE" w:bidi="ar_AE"/>
+        </w:rPr>
+      </w:r>
+      <w:r>
+        <w:rPr>
           <w:b/>
           <w:lang w:val="ar_AE" w:bidi="ar_AE"/>
         </w:rPr>
@@ -31869,6 +35677,22 @@
       </w:r>
       <w:r>
         <w:rPr>
+          <w:lang w:val="ar_AE" w:bidi="ar_AE"/>
+        </w:rPr>
+        <w:t>ט֣וֹבָה לָ֔⁠ךְ מִ⁠שִּׁבְעָ֖ה בָּנִֽים</w:t>
+      </w:r>
+    </w:p>
+    <w:p>
+      <w:pPr>
+        <w:bidi/>
+      </w:pPr>
+      <w:r>
+        <w:rPr>
+          <w:lang w:val="ar_AE" w:bidi="ar_AE"/>
+        </w:rPr>
+      </w:r>
+      <w:r>
+        <w:rPr>
           <w:b/>
           <w:lang w:val="ar_AE" w:bidi="ar_AE"/>
         </w:rPr>
@@ -31974,6 +35798,22 @@
       </w:r>
       <w:r>
         <w:rPr>
+          <w:lang w:val="ar_AE" w:bidi="ar_AE"/>
+        </w:rPr>
+        <w:t>וַ⁠תִּקַּ֨ח נָעֳמִ֤י אֶת־הַ⁠יֶּ֨לֶד֙</w:t>
+      </w:r>
+    </w:p>
+    <w:p>
+      <w:pPr>
+        <w:bidi/>
+      </w:pPr>
+      <w:r>
+        <w:rPr>
+          <w:lang w:val="ar_AE" w:bidi="ar_AE"/>
+        </w:rPr>
+      </w:r>
+      <w:r>
+        <w:rPr>
           <w:b/>
           <w:lang w:val="ar_AE" w:bidi="ar_AE"/>
         </w:rPr>
@@ -32177,6 +36017,22 @@
       </w:r>
       <w:r>
         <w:rPr>
+          <w:lang w:val="ar_AE" w:bidi="ar_AE"/>
+        </w:rPr>
+        <w:t>וַ⁠תִּקְרֶאנָה֩ ל֨⁠וֹ הַ⁠שְּׁכֵנ֥וֹת שֵׁם֙ לֵ⁠אמֹ֔ר &amp; וַ⁠תִּקְרֶ֤אנָֽה שְׁמ⁠וֹ֙ עוֹבֵ֔ד</w:t>
+      </w:r>
+    </w:p>
+    <w:p>
+      <w:pPr>
+        <w:bidi/>
+      </w:pPr>
+      <w:r>
+        <w:rPr>
+          <w:lang w:val="ar_AE" w:bidi="ar_AE"/>
+        </w:rPr>
+      </w:r>
+      <w:r>
+        <w:rPr>
           <w:b/>
           <w:lang w:val="ar_AE" w:bidi="ar_AE"/>
         </w:rPr>
@@ -32297,6 +36153,22 @@
       </w:r>
       <w:r>
         <w:rPr>
+          <w:lang w:val="ar_AE" w:bidi="ar_AE"/>
+        </w:rPr>
+        <w:t>יֻלַּד־בֵּ֖ן לְ⁠נָעֳמִ֑י</w:t>
+      </w:r>
+    </w:p>
+    <w:p>
+      <w:pPr>
+        <w:bidi/>
+      </w:pPr>
+      <w:r>
+        <w:rPr>
+          <w:lang w:val="ar_AE" w:bidi="ar_AE"/>
+        </w:rPr>
+      </w:r>
+      <w:r>
+        <w:rPr>
           <w:b/>
           <w:lang w:val="ar_AE" w:bidi="ar_AE"/>
         </w:rPr>
@@ -32410,6 +36282,22 @@
       </w:r>
       <w:r>
         <w:rPr>
+          <w:lang w:val="ar_AE" w:bidi="ar_AE"/>
+        </w:rPr>
+        <w:t>וַ⁠תִּקְרֶ֤אנָֽה שְׁמ⁠וֹ֙ עוֹבֵ֔ד</w:t>
+      </w:r>
+    </w:p>
+    <w:p>
+      <w:pPr>
+        <w:bidi/>
+      </w:pPr>
+      <w:r>
+        <w:rPr>
+          <w:lang w:val="ar_AE" w:bidi="ar_AE"/>
+        </w:rPr>
+      </w:r>
+      <w:r>
+        <w:rPr>
           <w:b/>
           <w:lang w:val="ar_AE" w:bidi="ar_AE"/>
         </w:rPr>
@@ -32529,6 +36417,22 @@
       </w:r>
       <w:r>
         <w:rPr>
+          <w:lang w:val="ar_AE" w:bidi="ar_AE"/>
+        </w:rPr>
+        <w:t>ה֥וּא אֲבִי־יִשַׁ֖י</w:t>
+      </w:r>
+    </w:p>
+    <w:p>
+      <w:pPr>
+        <w:bidi/>
+      </w:pPr>
+      <w:r>
+        <w:rPr>
+          <w:lang w:val="ar_AE" w:bidi="ar_AE"/>
+        </w:rPr>
+      </w:r>
+      <w:r>
+        <w:rPr>
           <w:b/>
           <w:lang w:val="ar_AE" w:bidi="ar_AE"/>
         </w:rPr>
@@ -32754,6 +36658,22 @@
         <w:rPr>
           <w:lang w:val="ar_AE" w:bidi="ar_AE"/>
         </w:rPr>
+      </w:r>
+    </w:p>
+    <w:p>
+      <w:pPr>
+        <w:bidi/>
+      </w:pPr>
+      <w:r>
+        <w:rPr>
+          <w:lang w:val="ar_AE" w:bidi="ar_AE"/>
+        </w:rPr>
+      </w:r>
+      <w:r>
+        <w:rPr>
+          <w:lang w:val="ar_AE" w:bidi="ar_AE"/>
+        </w:rPr>
+        <w:t>תּוֹלְד֣וֹת פָּ֔רֶץ</w:t>
       </w:r>
     </w:p>
     <w:p>
@@ -32909,6 +36829,22 @@
       </w:r>
       <w:r>
         <w:rPr>
+          <w:lang w:val="ar_AE" w:bidi="ar_AE"/>
+        </w:rPr>
+        <w:t>פֶּ֖רֶץ הוֹלִ֥יד אֶת־חֶצְרֽוֹן</w:t>
+      </w:r>
+    </w:p>
+    <w:p>
+      <w:pPr>
+        <w:bidi/>
+      </w:pPr>
+      <w:r>
+        <w:rPr>
+          <w:lang w:val="ar_AE" w:bidi="ar_AE"/>
+        </w:rPr>
+      </w:r>
+      <w:r>
+        <w:rPr>
           <w:b/>
           <w:lang w:val="ar_AE" w:bidi="ar_AE"/>
         </w:rPr>
@@ -33022,6 +36958,22 @@
         <w:rPr>
           <w:lang w:val="ar_AE" w:bidi="ar_AE"/>
         </w:rPr>
+      </w:r>
+    </w:p>
+    <w:p>
+      <w:pPr>
+        <w:bidi/>
+      </w:pPr>
+      <w:r>
+        <w:rPr>
+          <w:lang w:val="ar_AE" w:bidi="ar_AE"/>
+        </w:rPr>
+      </w:r>
+      <w:r>
+        <w:rPr>
+          <w:lang w:val="ar_AE" w:bidi="ar_AE"/>
+        </w:rPr>
+        <w:t>וְ⁠חֶצְרוֹן֙ &amp; אֶת־רָ֔ם &amp; אֶת־עַמִּֽינָדָֽב</w:t>
       </w:r>
     </w:p>
     <w:p>

--- a/arb/docx/08.content.docx
+++ b/arb/docx/08.content.docx
@@ -895,7 +895,7 @@
         <w:rPr>
           <w:lang w:val="ar_AE" w:bidi="ar_AE"/>
         </w:rPr>
-        <w:t>בִּ⁠ימֵי֙ שְׁפֹ֣ט הַ⁠שֹּׁפְטִ֔ים</w:t>
+        <w:t>בִּ⁠ימֵי֙ שְׁפֹ֣ט הַ⁠שֹּׁפְטִ֔ים</w:t>
       </w:r>
     </w:p>
     <w:p>
@@ -1030,7 +1030,7 @@
         <w:rPr>
           <w:lang w:val="ar_AE" w:bidi="ar_AE"/>
         </w:rPr>
-        <w:t>בָּ⁠אָ֑רֶץ</w:t>
+        <w:t>בָּ⁠אָ֑רֶץ</w:t>
       </w:r>
     </w:p>
     <w:p>
@@ -1422,7 +1422,7 @@
         <w:rPr>
           <w:lang w:val="ar_AE" w:bidi="ar_AE"/>
         </w:rPr>
-        <w:t>וַ⁠תִּשָּׁאֵ֥ר הִ֖יא וּ⁠שְׁנֵ֥י בָנֶֽי⁠הָ</w:t>
+        <w:t>וַ⁠תִּשָּׁאֵ֥ר הִ֖יא וּ⁠שְׁנֵ֥י בָנֶֽי⁠הָ</w:t>
       </w:r>
     </w:p>
     <w:p>
@@ -1530,7 +1530,7 @@
         <w:rPr>
           <w:lang w:val="ar_AE" w:bidi="ar_AE"/>
         </w:rPr>
-        <w:t>וַ⁠יִּשְׂא֣וּ לָ⁠הֶ֗ם נָשִׁים֙</w:t>
+        <w:t>וַ⁠יִּשְׂא֣וּ לָ⁠הֶ֗ם נָשִׁים֙</w:t>
       </w:r>
     </w:p>
     <w:p>
@@ -1665,7 +1665,7 @@
         <w:rPr>
           <w:lang w:val="ar_AE" w:bidi="ar_AE"/>
         </w:rPr>
-        <w:t>שֵׁ֤ם הָֽ⁠אַחַת֙ עָרְפָּ֔ה וְ⁠שֵׁ֥ם הַ⁠שֵּׁנִ֖ית ר֑וּת</w:t>
+        <w:t>שֵׁ֤ם הָֽ⁠אַחַת֙ עָרְפָּ֔ה וְ⁠שֵׁ֥ם הַ⁠שֵּׁנִ֖ית ר֑וּת</w:t>
       </w:r>
     </w:p>
     <w:p>
@@ -1765,7 +1765,7 @@
         <w:rPr>
           <w:lang w:val="ar_AE" w:bidi="ar_AE"/>
         </w:rPr>
-        <w:t>וַ⁠תִּשָּׁאֵר֙ הָֽ⁠אִשָּׁ֔ה מִ⁠שְּׁנֵ֥י יְלָדֶ֖י⁠הָ וּ⁠מֵ⁠אִישָֽׁ⁠הּ</w:t>
+        <w:t>וַ⁠תִּשָּׁאֵר֙ הָֽ⁠אִשָּׁ֔ה מִ⁠שְּׁנֵ֥י יְלָדֶ֖י⁠הָ וּ⁠מֵ⁠אִישָֽׁ⁠הּ</w:t>
       </w:r>
     </w:p>
     <w:p>
@@ -1887,7 +1887,7 @@
         <w:rPr>
           <w:lang w:val="ar_AE" w:bidi="ar_AE"/>
         </w:rPr>
-        <w:t>וַ⁠תָּ֤קָם הִיא֙ וְ⁠כַלֹּתֶ֔י⁠הָ וַ⁠תָּ֖שָׁב</w:t>
+        <w:t>וַ⁠תָּ֤קָם הִיא֙ וְ⁠כַלֹּתֶ֔י⁠הָ וַ⁠תָּ֖שָׁב</w:t>
       </w:r>
     </w:p>
     <w:p>
@@ -2009,7 +2009,7 @@
         <w:rPr>
           <w:lang w:val="ar_AE" w:bidi="ar_AE"/>
         </w:rPr>
-        <w:t>וַ⁠תָּ֤קָם הִיא֙ וְ⁠כַלֹּתֶ֔י⁠הָ וַ⁠תָּ֖שָׁב</w:t>
+        <w:t>וַ⁠תָּ֤קָם הִיא֙ וְ⁠כַלֹּתֶ֔י⁠הָ וַ⁠תָּ֖שָׁב</w:t>
       </w:r>
     </w:p>
     <w:p>
@@ -2241,7 +2241,7 @@
         <w:rPr>
           <w:lang w:val="ar_AE" w:bidi="ar_AE"/>
         </w:rPr>
-        <w:t>כִּ֤י שָֽׁמְעָה֙ בִּ⁠שְׂדֵ֣ה מוֹאָ֔ב כִּֽי־פָקַ֤ד יְהוָה֙ אֶת־עַמּ֔⁠וֹ לָ⁠תֵ֥ת לָ⁠הֶ֖ם לָֽחֶם</w:t>
+        <w:t>כִּ֤י שָֽׁמְעָה֙ בִּ⁠שְׂדֵ֣ה מוֹאָ֔ב כִּֽי־פָקַ֤ד יְהוָה֙ אֶת־עַמּ֔⁠וֹ לָ⁠תֵ֥ת לָ⁠הֶ֖ם לָֽחֶם</w:t>
       </w:r>
     </w:p>
     <w:p>
@@ -2363,7 +2363,7 @@
         <w:rPr>
           <w:lang w:val="ar_AE" w:bidi="ar_AE"/>
         </w:rPr>
-        <w:t>שָֽׁמְעָה֙ בִּ⁠שְׂדֵ֣ה מוֹאָ֔ב</w:t>
+        <w:t>שָֽׁמְעָה֙ בִּ⁠שְׂדֵ֣ה מוֹאָ֔ב</w:t>
       </w:r>
     </w:p>
     <w:p>
@@ -2936,7 +2936,7 @@
         <w:rPr>
           <w:lang w:val="ar_AE" w:bidi="ar_AE"/>
         </w:rPr>
-        <w:t>לֵ֣כְנָה שֹּׁ֔בְנָה אִשָּׁ֖ה</w:t>
+        <w:t>לֵ֣כְנָה שֹּׁ֔בְנָה אִשָּׁ֖ה</w:t>
       </w:r>
     </w:p>
     <w:p>
@@ -3058,7 +3058,7 @@
         <w:rPr>
           <w:lang w:val="ar_AE" w:bidi="ar_AE"/>
         </w:rPr>
-        <w:t>לֵ֣כְנָה שֹּׁ֔בְנָה אִשָּׁ֖ה לְ⁠בֵ֣ית אִמָּ֑⁠הּ</w:t>
+        <w:t>לֵ֣כְנָה שֹּׁ֔בְנָה אִשָּׁ֖ה לְ⁠בֵ֣ית אִמָּ֑⁠הּ</w:t>
       </w:r>
     </w:p>
     <w:p>
@@ -3242,7 +3242,7 @@
         <w:rPr>
           <w:lang w:val="ar_AE" w:bidi="ar_AE"/>
         </w:rPr>
-        <w:t>יעשה יְהוָ֤ה עִמָּ⁠כֶם֙ חֶ֔סֶד כַּ⁠אֲשֶׁ֧ר עֲשִׂיתֶ֛ם עִם־הַ⁠מֵּתִ֖ים וְ⁠עִמָּדִֽ⁠י</w:t>
+        <w:t>יעשה יְהוָ֤ה עִמָּ⁠כֶם֙ חֶ֔סֶד כַּ⁠אֲשֶׁ֧ר עֲשִׂיתֶ֛ם עִם־הַ⁠מֵּתִ֖ים וְ⁠עִמָּדִֽ⁠י</w:t>
       </w:r>
     </w:p>
     <w:p>
@@ -3364,7 +3364,7 @@
         <w:rPr>
           <w:lang w:val="ar_AE" w:bidi="ar_AE"/>
         </w:rPr>
-        <w:t>עִם־הַ⁠מֵּתִ֖ים</w:t>
+        <w:t>עִם־הַ⁠מֵּתִ֖ים</w:t>
       </w:r>
     </w:p>
     <w:p>
@@ -3875,7 +3875,7 @@
         <w:rPr>
           <w:lang w:val="ar_AE" w:bidi="ar_AE"/>
         </w:rPr>
-        <w:t>בֵּ֣ית אִישָׁ֑⁠הּ</w:t>
+        <w:t>בֵּ֣ית אִישָׁ֑⁠הּ</w:t>
       </w:r>
     </w:p>
     <w:p>
@@ -4010,7 +4010,7 @@
         <w:rPr>
           <w:lang w:val="ar_AE" w:bidi="ar_AE"/>
         </w:rPr>
-        <w:t>וַ⁠תִּשֶּׂ֥אנָה קוֹלָ֖⁠ן וַ⁠תִּבְכֶּֽינָה</w:t>
+        <w:t>וַ⁠תִּשֶּׂ֥אנָה קוֹלָ֖⁠ן וַ⁠תִּבְכֶּֽינָה</w:t>
       </w:r>
     </w:p>
     <w:p>
@@ -4280,7 +4280,7 @@
         <w:rPr>
           <w:lang w:val="ar_AE" w:bidi="ar_AE"/>
         </w:rPr>
-        <w:t>וַ⁠תֹּאמַ֖רְנָה</w:t>
+        <w:t>וַ⁠תֹּאמַ֖רְנָה</w:t>
       </w:r>
     </w:p>
     <w:p>
@@ -4428,7 +4428,7 @@
         <w:rPr>
           <w:lang w:val="ar_AE" w:bidi="ar_AE"/>
         </w:rPr>
-        <w:t>כִּי</w:t>
+        <w:t>כִּי</w:t>
       </w:r>
     </w:p>
     <w:p>
@@ -4549,7 +4549,7 @@
         <w:rPr>
           <w:lang w:val="ar_AE" w:bidi="ar_AE"/>
         </w:rPr>
-        <w:t>אִתָּ֥⁠ךְ</w:t>
+        <w:t>אִתָּ֥⁠ךְ</w:t>
       </w:r>
     </w:p>
     <w:p>
@@ -4671,7 +4671,7 @@
         <w:rPr>
           <w:lang w:val="ar_AE" w:bidi="ar_AE"/>
         </w:rPr>
-        <w:t>וַ⁠תֹּ֤אמֶר נָעֳמִי֙</w:t>
+        <w:t>וַ⁠תֹּ֤אמֶר נָעֳמִי֙</w:t>
       </w:r>
     </w:p>
     <w:p>
@@ -4958,7 +4958,7 @@
         <w:rPr>
           <w:lang w:val="ar_AE" w:bidi="ar_AE"/>
         </w:rPr>
-        <w:t>לָ֥⁠מָּה תֵלַ֖כְנָה עִמִּ֑⁠י</w:t>
+        <w:t>לָ֥⁠מָּה תֵלַ֖כְנָה עִמִּ֑⁠י</w:t>
       </w:r>
     </w:p>
     <w:p>
@@ -5080,7 +5080,7 @@
         <w:rPr>
           <w:lang w:val="ar_AE" w:bidi="ar_AE"/>
         </w:rPr>
-        <w:t>הַֽ⁠עֽוֹד־לִ֤⁠י בָנִים֙ בְּֽ⁠מֵעַ֔⁠י וְ⁠הָי֥וּ לָ⁠כֶ֖ם לַ⁠אֲנָשִֽׁים</w:t>
+        <w:t>הַֽ⁠עֽוֹד־לִ֤⁠י בָנִים֙ בְּֽ⁠מֵעַ֔⁠י וְ⁠הָי֥וּ לָ⁠כֶ֖ם לַ⁠אֲנָשִֽׁים</w:t>
       </w:r>
     </w:p>
     <w:p>
@@ -5202,7 +5202,7 @@
         <w:rPr>
           <w:lang w:val="ar_AE" w:bidi="ar_AE"/>
         </w:rPr>
-        <w:t>זָקַ֖נְתִּי מִ⁠הְי֣וֹת לְ⁠אִ֑ישׁ</w:t>
+        <w:t>זָקַ֖נְתִּי מִ⁠הְי֣וֹת לְ⁠אִ֑ישׁ</w:t>
       </w:r>
     </w:p>
     <w:p>
@@ -5324,7 +5324,7 @@
         <w:rPr>
           <w:lang w:val="ar_AE" w:bidi="ar_AE"/>
         </w:rPr>
-        <w:t>כִּ֤י אָמַ֨רְתִּי֙ יֶשׁ־לִ֣⁠י תִקְוָ֔ה גַּ֣ם הָיִ֤יתִי הַ⁠לַּ֨יְלָה֙ לְ⁠אִ֔ישׁ וְ⁠גַ֖ם יָלַ֥דְתִּי בָנִֽים</w:t>
+        <w:t>כִּ֤י אָמַ֨רְתִּי֙ יֶשׁ־לִ֣⁠י תִקְוָ֔ה גַּ֣ם הָיִ֤יתִי הַ⁠לַּ֨יְלָה֙ לְ⁠אִ֔ישׁ וְ⁠גַ֖ם יָלַ֥דְתִּי בָנִֽים</w:t>
       </w:r>
     </w:p>
     <w:p>
@@ -5530,7 +5530,7 @@
         <w:rPr>
           <w:lang w:val="ar_AE" w:bidi="ar_AE"/>
         </w:rPr>
-        <w:t>הֲ⁠לָהֵ֣ן ׀ תְּשַׂבֵּ֗רְנָה עַ֚ד אֲשֶׁ֣ר יִגְדָּ֔לוּ הֲ⁠לָהֵן֙ תֵּֽעָגֵ֔נָה לְ⁠בִלְתִּ֖י הֱי֣וֹת לְ⁠אִ֑ישׁ</w:t>
+        <w:t>הֲ⁠לָהֵ֣ן ׀ תְּשַׂבֵּ֗רְנָה עַ֚ד אֲשֶׁ֣ר יִגְדָּ֔לוּ הֲ⁠לָהֵן֙ תֵּֽעָגֵ֔נָה לְ⁠בִלְתִּ֖י הֱי֣וֹת לְ⁠אִ֑ישׁ</w:t>
       </w:r>
     </w:p>
     <w:p>
@@ -5652,7 +5652,7 @@
         <w:rPr>
           <w:lang w:val="ar_AE" w:bidi="ar_AE"/>
         </w:rPr>
-        <w:t>הֲ⁠לָהֵ֣ן ׀ תְּשַׂבֵּ֗רְנָה עַ֚ד אֲשֶׁ֣ר יִגְדָּ֔לוּ הֲ⁠לָהֵן֙ תֵּֽעָגֵ֔נָה לְ⁠בִלְתִּ֖י הֱי֣וֹת לְ⁠אִ֑ישׁ</w:t>
+        <w:t>הֲ⁠לָהֵ֣ן ׀ תְּשַׂבֵּ֗רְנָה עַ֚ד אֲשֶׁ֣ר יִגְדָּ֔לוּ הֲ⁠לָהֵן֙ תֵּֽעָגֵ֔נָה לְ⁠בִלְתִּ֖י הֱי֣וֹת לְ⁠אִ֑ישׁ</w:t>
       </w:r>
     </w:p>
     <w:p>
@@ -6131,7 +6131,7 @@
         <w:rPr>
           <w:lang w:val="ar_AE" w:bidi="ar_AE"/>
         </w:rPr>
-        <w:t>וַ⁠תִּשֶּׂ֣נָה קוֹלָ֔⁠ן וַ⁠תִּבְכֶּ֖ינָה</w:t>
+        <w:t>וַ⁠תִּשֶּׂ֣נָה קוֹלָ֔⁠ן וַ⁠תִּבְכֶּ֖ינָה</w:t>
       </w:r>
     </w:p>
     <w:p>
@@ -6266,7 +6266,7 @@
         <w:rPr>
           <w:lang w:val="ar_AE" w:bidi="ar_AE"/>
         </w:rPr>
-        <w:t>וְ⁠ר֖וּת דָּ֥בְקָה בָּֽ⁠הּ</w:t>
+        <w:t>וְ⁠ר֖וּת דָּ֥בְקָה בָּֽ⁠הּ</w:t>
       </w:r>
     </w:p>
     <w:p>
@@ -6388,7 +6388,7 @@
         <w:rPr>
           <w:lang w:val="ar_AE" w:bidi="ar_AE"/>
         </w:rPr>
-        <w:t>הִנֵּה֙</w:t>
+        <w:t>הִנֵּה֙</w:t>
       </w:r>
     </w:p>
     <w:p>
@@ -6642,7 +6642,7 @@
         <w:rPr>
           <w:lang w:val="ar_AE" w:bidi="ar_AE"/>
         </w:rPr>
-        <w:t>עַמָּ֖⁠הּ</w:t>
+        <w:t>עַמָּ֖⁠הּ</w:t>
       </w:r>
     </w:p>
     <w:p>
@@ -7304,7 +7304,7 @@
         <w:rPr>
           <w:lang w:val="ar_AE" w:bidi="ar_AE"/>
         </w:rPr>
-        <w:t>עַמֵּ֣⁠ךְ עַמִּ֔⁠י וֵ⁠אלֹהַ֖יִ⁠ךְ אֱלֹהָֽ⁠י</w:t>
+        <w:t>עַמֵּ֣⁠ךְ עַמִּ֔⁠י וֵ⁠אלֹהַ֖יִ⁠ךְ אֱלֹהָֽ⁠י</w:t>
       </w:r>
     </w:p>
     <w:p>
@@ -7426,7 +7426,7 @@
         <w:rPr>
           <w:lang w:val="ar_AE" w:bidi="ar_AE"/>
         </w:rPr>
-        <w:t>כֹּה֩ יַעֲשֶׂ֨ה יְהוָ֥ה לִ⁠י֙ וְ⁠כֹ֣ה יֹסִ֔יף</w:t>
+        <w:t>כֹּה֩ יַעֲשֶׂ֨ה יְהוָ֥ה לִ⁠י֙ וְ⁠כֹ֣ה יֹסִ֔יף</w:t>
       </w:r>
     </w:p>
     <w:p>
@@ -7548,7 +7548,7 @@
         <w:rPr>
           <w:lang w:val="ar_AE" w:bidi="ar_AE"/>
         </w:rPr>
-        <w:t>כִּ֣י הַ⁠מָּ֔וֶת יַפְרִ֖יד בֵּינִ֥⁠י וּ⁠בֵינֵֽ⁠ךְ</w:t>
+        <w:t>כִּ֣י הַ⁠מָּ֔וֶת יַפְרִ֖יד בֵּינִ֥⁠י וּ⁠בֵינֵֽ⁠ךְ</w:t>
       </w:r>
     </w:p>
     <w:p>
@@ -7670,7 +7670,7 @@
         <w:rPr>
           <w:lang w:val="ar_AE" w:bidi="ar_AE"/>
         </w:rPr>
-        <w:t>יַפְרִ֖יד בֵּינִ֥⁠י וּ⁠בֵינֵֽ⁠ךְ</w:t>
+        <w:t>יַפְרִ֖יד בֵּינִ֥⁠י וּ⁠בֵינֵֽ⁠ךְ</w:t>
       </w:r>
     </w:p>
     <w:p>
@@ -7792,7 +7792,7 @@
         <w:rPr>
           <w:lang w:val="ar_AE" w:bidi="ar_AE"/>
         </w:rPr>
-        <w:t>וַ⁠תֶּחְדַּ֖ל לְ⁠דַבֵּ֥ר אֵלֶֽי⁠הָ</w:t>
+        <w:t>וַ⁠תֶּחְדַּ֖ל לְ⁠דַבֵּ֥ר אֵלֶֽי⁠הָ</w:t>
       </w:r>
     </w:p>
     <w:p>
@@ -7914,7 +7914,7 @@
         <w:rPr>
           <w:lang w:val="ar_AE" w:bidi="ar_AE"/>
         </w:rPr>
-        <w:t>וַ⁠תֶּחְדַּ֖ל לְ⁠דַבֵּ֥ר אֵלֶֽי⁠הָ</w:t>
+        <w:t>וַ⁠תֶּחְדַּ֖ל לְ⁠דַבֵּ֥ר אֵלֶֽי⁠הָ</w:t>
       </w:r>
     </w:p>
     <w:p>
@@ -8184,7 +8184,7 @@
         <w:rPr>
           <w:lang w:val="ar_AE" w:bidi="ar_AE"/>
         </w:rPr>
-        <w:t>כְּ⁠בֹאָ֨⁠נָה֙ בֵּ֣ית לֶ֔חֶם</w:t>
+        <w:t>כְּ⁠בֹאָ֨⁠נָה֙ בֵּ֣ית לֶ֔חֶם</w:t>
       </w:r>
     </w:p>
     <w:p>
@@ -8306,7 +8306,7 @@
         <w:rPr>
           <w:lang w:val="ar_AE" w:bidi="ar_AE"/>
         </w:rPr>
-        <w:t>כָּל־הָ⁠עִיר֙</w:t>
+        <w:t>כָּל־הָ⁠עִיר֙</w:t>
       </w:r>
     </w:p>
     <w:p>
@@ -8441,7 +8441,7 @@
         <w:rPr>
           <w:lang w:val="ar_AE" w:bidi="ar_AE"/>
         </w:rPr>
-        <w:t>כָּל־הָ⁠עִיר֙</w:t>
+        <w:t>כָּל־הָ⁠עִיר֙</w:t>
       </w:r>
     </w:p>
     <w:p>
@@ -8698,7 +8698,7 @@
         <w:rPr>
           <w:lang w:val="ar_AE" w:bidi="ar_AE"/>
         </w:rPr>
-        <w:t>אַל־תִּקְרֶ֥אנָה לִ֖⁠י נָעֳמִ֑י</w:t>
+        <w:t>אַל־תִּקְרֶ֥אנָה לִ֖⁠י נָעֳמִ֑י</w:t>
       </w:r>
     </w:p>
     <w:p>
@@ -8968,7 +8968,7 @@
         <w:rPr>
           <w:lang w:val="ar_AE" w:bidi="ar_AE"/>
         </w:rPr>
-        <w:t>אֲנִי֙ מְלֵאָ֣ה הָלַ֔כְתִּי וְ⁠רֵיקָ֖ם הֱשִׁיבַ֣⁠נִי יְהוָ֑ה</w:t>
+        <w:t>אֲנִי֙ מְלֵאָ֣ה הָלַ֔כְתִּי וְ⁠רֵיקָ֖ם הֱשִׁיבַ֣⁠נִי יְהוָ֑ה</w:t>
       </w:r>
     </w:p>
     <w:p>
@@ -9116,7 +9116,7 @@
         <w:rPr>
           <w:lang w:val="ar_AE" w:bidi="ar_AE"/>
         </w:rPr>
-        <w:t>לָ֣⁠מָּה תִקְרֶ֤אנָה לִ⁠י֙ נָעֳמִ֔י</w:t>
+        <w:t>לָ֣⁠מָּה תִקְרֶ֤אנָה לִ⁠י֙ נָעֳמִ֔י</w:t>
       </w:r>
     </w:p>
     <w:p>
@@ -9238,7 +9238,7 @@
         <w:rPr>
           <w:lang w:val="ar_AE" w:bidi="ar_AE"/>
         </w:rPr>
-        <w:t>וַֽ⁠יהוָה֙ עָ֣נָה בִ֔⁠י וְ⁠שַׁדַּ֖י הֵ֥רַֽע לִֽ⁠י</w:t>
+        <w:t>וַֽ⁠יהוָה֙ עָ֣נָה בִ֔⁠י וְ⁠שַׁדַּ֖י הֵ֥רַֽע לִֽ⁠י</w:t>
       </w:r>
     </w:p>
     <w:p>
@@ -9605,7 +9605,7 @@
         <w:rPr>
           <w:lang w:val="ar_AE" w:bidi="ar_AE"/>
         </w:rPr>
-        <w:t>וַ⁠תָּ֣שָׁב נָעֳמִ֗י וְ⁠ר֨וּת הַ⁠מּוֹאֲבִיָּ֤ה כַלָּתָ⁠הּ֙ עִמָּ֔⁠הּ הַ⁠שָּׁ֖בָה מִ⁠שְּׂדֵ֣י מוֹאָ֑ב</w:t>
+        <w:t>וַ⁠תָּ֣שָׁב נָעֳמִ֗י וְ⁠ר֨וּת הַ⁠מּוֹאֲבִיָּ֤ה כַלָּתָ⁠הּ֙ עִמָּ֔⁠הּ הַ⁠שָּׁ֖בָה מִ⁠שְּׂדֵ֣י מוֹאָ֑ב</w:t>
       </w:r>
     </w:p>
     <w:p>
@@ -9727,7 +9727,7 @@
         <w:rPr>
           <w:lang w:val="ar_AE" w:bidi="ar_AE"/>
         </w:rPr>
-        <w:t>וְ⁠הֵ֗מָּה בָּ֚אוּ בֵּ֣ית לֶ֔חֶם בִּ⁠תְחִלַּ֖ת קְצִ֥יר שְׂעֹרִֽים</w:t>
+        <w:t>וְ⁠הֵ֗מָּה בָּ֚אוּ בֵּ֣ית לֶ֔חֶם בִּ⁠תְחִלַּ֖ת קְצִ֥יר שְׂעֹרִֽים</w:t>
       </w:r>
     </w:p>
     <w:p>
@@ -9849,7 +9849,7 @@
         <w:rPr>
           <w:lang w:val="ar_AE" w:bidi="ar_AE"/>
         </w:rPr>
-        <w:t>בִּ⁠תְחִלַּ֖ת קְצִ֥יר שְׂעֹרִֽים</w:t>
+        <w:t>בִּ⁠תְחִלַּ֖ת קְצִ֥יר שְׂעֹרִֽים</w:t>
       </w:r>
     </w:p>
     <w:p>
@@ -9984,7 +9984,7 @@
         <w:rPr>
           <w:lang w:val="ar_AE" w:bidi="ar_AE"/>
         </w:rPr>
-        <w:t>וּֽ⁠לְ⁠נָעֳמִ֞י מוֹדַ֣ע לְ⁠אִישָׁ֗⁠הּ</w:t>
+        <w:t>וּֽ⁠לְ⁠נָעֳמִ֞י מוֹדַ֣ע לְ⁠אִישָׁ֗⁠הּ</w:t>
       </w:r>
     </w:p>
     <w:p>
@@ -10106,7 +10106,7 @@
         <w:rPr>
           <w:lang w:val="ar_AE" w:bidi="ar_AE"/>
         </w:rPr>
-        <w:t>וּֽ⁠לְ⁠נָעֳמִ֞י מוֹדַ֣ע לְ⁠אִישָׁ֗⁠הּ</w:t>
+        <w:t>וּֽ⁠לְ⁠נָעֳמִ֞י מוֹדַ֣ע לְ⁠אִישָׁ֗⁠הּ</w:t>
       </w:r>
     </w:p>
     <w:p>
@@ -10241,7 +10241,7 @@
         <w:rPr>
           <w:lang w:val="ar_AE" w:bidi="ar_AE"/>
         </w:rPr>
-        <w:t>אִ֚ישׁ גִּבּ֣וֹר חַ֔יִל</w:t>
+        <w:t>אִ֚ישׁ גִּבּ֣וֹר חַ֔יִל</w:t>
       </w:r>
     </w:p>
     <w:p>
@@ -10376,7 +10376,7 @@
         <w:rPr>
           <w:lang w:val="ar_AE" w:bidi="ar_AE"/>
         </w:rPr>
-        <w:t>מִ⁠מִּשְׁפַּ֖חַת אֱלִימֶ֑לֶךְ</w:t>
+        <w:t>מִ⁠מִּשְׁפַּ֖חַת אֱלִימֶ֑לֶךְ</w:t>
       </w:r>
     </w:p>
     <w:p>
@@ -10511,7 +10511,7 @@
         <w:rPr>
           <w:lang w:val="ar_AE" w:bidi="ar_AE"/>
         </w:rPr>
-        <w:t>ר֨וּת הַ⁠מּוֹאֲבִיָּ֜ה</w:t>
+        <w:t>ר֨וּת הַ⁠מּוֹאֲבִיָּ֜ה</w:t>
       </w:r>
     </w:p>
     <w:p>
@@ -10717,7 +10717,7 @@
         <w:rPr>
           <w:lang w:val="ar_AE" w:bidi="ar_AE"/>
         </w:rPr>
-        <w:t>אֲשֶׁ֥ר אֶמְצָא־חֵ֖ן בְּ⁠עֵינָ֑י⁠ו</w:t>
+        <w:t>אֲשֶׁ֥ר אֶמְצָא־חֵ֖ן בְּ⁠עֵינָ֑י⁠ו</w:t>
       </w:r>
     </w:p>
     <w:p>
@@ -10852,7 +10852,7 @@
         <w:rPr>
           <w:lang w:val="ar_AE" w:bidi="ar_AE"/>
         </w:rPr>
-        <w:t>בִתִּֽ⁠י</w:t>
+        <w:t>בִתִּֽ⁠י</w:t>
       </w:r>
     </w:p>
     <w:p>
@@ -10974,7 +10974,7 @@
         <w:rPr>
           <w:lang w:val="ar_AE" w:bidi="ar_AE"/>
         </w:rPr>
-        <w:t>וַ⁠יִּ֣קֶר מִקְרֶ֔⁠הָ</w:t>
+        <w:t>וַ⁠יִּ֣קֶר מִקְרֶ֔⁠הָ</w:t>
       </w:r>
     </w:p>
     <w:p>
@@ -11109,7 +11109,7 @@
         <w:rPr>
           <w:lang w:val="ar_AE" w:bidi="ar_AE"/>
         </w:rPr>
-        <w:t>מִ⁠מִּשְׁפַּ֥חַת אֱלִימֶֽלֶךְ</w:t>
+        <w:t>מִ⁠מִּשְׁפַּ֥חַת אֱלִימֶֽלֶךְ</w:t>
       </w:r>
     </w:p>
     <w:p>
@@ -11244,7 +11244,7 @@
         <w:rPr>
           <w:lang w:val="ar_AE" w:bidi="ar_AE"/>
         </w:rPr>
-        <w:t>וְ⁠הִנֵּה</w:t>
+        <w:t>וְ⁠הִנֵּה</w:t>
       </w:r>
     </w:p>
     <w:p>
@@ -11379,7 +11379,7 @@
         <w:rPr>
           <w:lang w:val="ar_AE" w:bidi="ar_AE"/>
         </w:rPr>
-        <w:t>בָּ֚א מִ⁠בֵּ֣ית לֶ֔חֶם</w:t>
+        <w:t>בָּ֚א מִ⁠בֵּ֣ית לֶ֔חֶם</w:t>
       </w:r>
     </w:p>
     <w:p>
@@ -11487,7 +11487,7 @@
         <w:rPr>
           <w:lang w:val="ar_AE" w:bidi="ar_AE"/>
         </w:rPr>
-        <w:t>יְהוָ֣ה עִמָּ⁠כֶ֑ם</w:t>
+        <w:t>יְהוָ֣ה עִמָּ⁠כֶ֑ם</w:t>
       </w:r>
     </w:p>
     <w:p>
@@ -11834,7 +11834,7 @@
         <w:rPr>
           <w:lang w:val="ar_AE" w:bidi="ar_AE"/>
         </w:rPr>
-        <w:t>לְ⁠מִ֖י הַ⁠נַּעֲרָ֥ה הַ⁠זֹּֽאת</w:t>
+        <w:t>לְ⁠מִ֖י הַ⁠נַּעֲרָ֥ה הַ⁠זֹּֽאת</w:t>
       </w:r>
     </w:p>
     <w:p>
@@ -11956,7 +11956,7 @@
         <w:rPr>
           <w:lang w:val="ar_AE" w:bidi="ar_AE"/>
         </w:rPr>
-        <w:t>וַ⁠יַּ֗עַן &amp; וַ⁠יֹּאמַ֑ר</w:t>
+        <w:t>וַ⁠יַּ֗עַן &amp; וַ⁠יֹּאמַ֑ר</w:t>
       </w:r>
     </w:p>
     <w:p>
@@ -12118,7 +12118,7 @@
         <w:rPr>
           <w:lang w:val="ar_AE" w:bidi="ar_AE"/>
         </w:rPr>
-        <w:t>וַ⁠תֹּ֗אמֶר אֲלַקֳטָה־נָּא֙ וְ⁠אָסַפְתִּ֣י בָֽ⁠עֳמָרִ֔ים אַחֲרֵ֖י הַ⁠קּוֹצְרִ֑ים</w:t>
+        <w:t>וַ⁠תֹּ֗אמֶר אֲלַקֳטָה־נָּא֙ וְ⁠אָסַפְתִּ֣י בָֽ⁠עֳמָרִ֔ים אַחֲרֵ֖י הַ⁠קּוֹצְרִ֑ים</w:t>
       </w:r>
     </w:p>
     <w:p>
@@ -12240,7 +12240,7 @@
         <w:rPr>
           <w:lang w:val="ar_AE" w:bidi="ar_AE"/>
         </w:rPr>
-        <w:t>אֲלַקֳטָה־נָּא֙ וְ⁠אָסַפְתִּ֣י</w:t>
+        <w:t>אֲלַקֳטָה־נָּא֙ וְ⁠אָסַפְתִּ֣י</w:t>
       </w:r>
     </w:p>
     <w:p>
@@ -12514,7 +12514,7 @@
         <w:rPr>
           <w:lang w:val="ar_AE" w:bidi="ar_AE"/>
         </w:rPr>
-        <w:t>הֲ⁠ל֧וֹא שָׁמַ֣עַתְּ בִּתִּ֗⁠י</w:t>
+        <w:t>הֲ⁠ל֧וֹא שָׁמַ֣עַתְּ בִּתִּ֗⁠י</w:t>
       </w:r>
     </w:p>
     <w:p>
@@ -12636,7 +12636,7 @@
         <w:rPr>
           <w:lang w:val="ar_AE" w:bidi="ar_AE"/>
         </w:rPr>
-        <w:t>בִּתִּ֗⁠י</w:t>
+        <w:t>בִּתִּ֗⁠י</w:t>
       </w:r>
     </w:p>
     <w:p>
@@ -12771,7 +12771,7 @@
         <w:rPr>
           <w:lang w:val="ar_AE" w:bidi="ar_AE"/>
         </w:rPr>
-        <w:t>עֵינַ֜יִ⁠ךְ בַּ⁠שָּׂדֶ֤ה</w:t>
+        <w:t>עֵינַ֜יִ⁠ךְ בַּ⁠שָּׂדֶ֤ה</w:t>
       </w:r>
     </w:p>
     <w:p>
@@ -13028,7 +13028,7 @@
         <w:rPr>
           <w:lang w:val="ar_AE" w:bidi="ar_AE"/>
         </w:rPr>
-        <w:t>הֲ⁠ל֥וֹא צִוִּ֛יתִי אֶת־הַ⁠נְּעָרִ֖ים לְ⁠בִלְתִּ֣י נָגְעֵ֑⁠ךְ</w:t>
+        <w:t>הֲ⁠ל֥וֹא צִוִּ֛יתִי אֶת־הַ⁠נְּעָרִ֖ים לְ⁠בִלְתִּ֣י נָגְעֵ֑⁠ךְ</w:t>
       </w:r>
     </w:p>
     <w:p>
@@ -13150,7 +13150,7 @@
         <w:rPr>
           <w:lang w:val="ar_AE" w:bidi="ar_AE"/>
         </w:rPr>
-        <w:t>אֶת־הַ⁠נְּעָרִ֖ים</w:t>
+        <w:t>אֶת־הַ⁠נְּעָרִ֖ים</w:t>
       </w:r>
     </w:p>
     <w:p>
@@ -13272,7 +13272,7 @@
         <w:rPr>
           <w:lang w:val="ar_AE" w:bidi="ar_AE"/>
         </w:rPr>
-        <w:t>לְ⁠בִלְתִּ֣י נָגְעֵ֑⁠ךְ</w:t>
+        <w:t>לְ⁠בִלְתִּ֣י נָגְעֵ֑⁠ךְ</w:t>
       </w:r>
     </w:p>
     <w:p>
@@ -13491,7 +13491,7 @@
         <w:rPr>
           <w:lang w:val="ar_AE" w:bidi="ar_AE"/>
         </w:rPr>
-        <w:t>וַ⁠תִּפֹּל֙ עַל־פָּנֶ֔י⁠הָ וַ⁠תִּשְׁתַּ֖חוּ אָ֑רְצָ⁠ה</w:t>
+        <w:t>וַ⁠תִּפֹּל֙ עַל־פָּנֶ֔י⁠הָ וַ⁠תִּשְׁתַּ֖חוּ אָ֑רְצָ⁠ה</w:t>
       </w:r>
     </w:p>
     <w:p>
@@ -13613,7 +13613,7 @@
         <w:rPr>
           <w:lang w:val="ar_AE" w:bidi="ar_AE"/>
         </w:rPr>
-        <w:t>וַ⁠תִּפֹּל֙ עַל־פָּנֶ֔י⁠הָ וַ⁠תִּשְׁתַּ֖חוּ אָ֑רְצָ⁠ה</w:t>
+        <w:t>וַ⁠תִּפֹּל֙ עַל־פָּנֶ֔י⁠הָ וַ⁠תִּשְׁתַּ֖חוּ אָ֑רְצָ⁠ה</w:t>
       </w:r>
     </w:p>
     <w:p>
@@ -13761,7 +13761,7 @@
         <w:rPr>
           <w:lang w:val="ar_AE" w:bidi="ar_AE"/>
         </w:rPr>
-        <w:t>וַ⁠תִּפֹּל֙ עַל־פָּנֶ֔י⁠הָ וַ⁠תִּשְׁתַּ֖חוּ אָ֑רְצָ⁠ה</w:t>
+        <w:t>וַ⁠תִּפֹּל֙ עַל־פָּנֶ֔י⁠הָ וַ⁠תִּשְׁתַּ֖חוּ אָ֑רְצָ⁠ה</w:t>
       </w:r>
     </w:p>
     <w:p>
@@ -13896,7 +13896,7 @@
         <w:rPr>
           <w:lang w:val="ar_AE" w:bidi="ar_AE"/>
         </w:rPr>
-        <w:t>מַדּוּעַ֩ מָצָ֨אתִי חֵ֤ן בְּ⁠עֵינֶ֨י⁠ךָ֙ לְ⁠הַכִּירֵ֔⁠נִי וְ⁠אָּנֹכִ֖י נָכְרִיָּֽה</w:t>
+        <w:t>מַדּוּעַ֩ מָצָ֨אתִי חֵ֤ן בְּ⁠עֵינֶ֨י⁠ךָ֙ לְ⁠הַכִּירֵ֔⁠נִי וְ⁠אָּנֹכִ֖י נָכְרִיָּֽה</w:t>
       </w:r>
     </w:p>
     <w:p>
@@ -14018,7 +14018,7 @@
         <w:rPr>
           <w:lang w:val="ar_AE" w:bidi="ar_AE"/>
         </w:rPr>
-        <w:t>מָצָ֨אתִי חֵ֤ן בְּ⁠עֵינֶ֨י⁠ךָ֙</w:t>
+        <w:t>מָצָ֨אתִי חֵ֤ן בְּ⁠עֵינֶ֨י⁠ךָ֙</w:t>
       </w:r>
     </w:p>
     <w:p>
@@ -14285,7 +14285,7 @@
         <w:rPr>
           <w:lang w:val="ar_AE" w:bidi="ar_AE"/>
         </w:rPr>
-        <w:t>הֻגֵּ֨ד הֻגַּ֜ד</w:t>
+        <w:t>הֻגֵּ֨ד הֻגַּ֜ד</w:t>
       </w:r>
     </w:p>
     <w:p>
@@ -14420,7 +14420,7 @@
         <w:rPr>
           <w:lang w:val="ar_AE" w:bidi="ar_AE"/>
         </w:rPr>
-        <w:t>הֻגֵּ֨ד הֻגַּ֜ד לִ֗⁠י</w:t>
+        <w:t>הֻגֵּ֨ד הֻגַּ֜ד לִ֗⁠י</w:t>
       </w:r>
     </w:p>
     <w:p>
@@ -14542,7 +14542,7 @@
         <w:rPr>
           <w:lang w:val="ar_AE" w:bidi="ar_AE"/>
         </w:rPr>
-        <w:t>וַ⁠תֵּ֣לְכִ֔י אֶל־עַ֕ם</w:t>
+        <w:t>וַ⁠תֵּ֣לְכִ֔י אֶל־עַ֕ם</w:t>
       </w:r>
     </w:p>
     <w:p>
@@ -14677,7 +14677,7 @@
         <w:rPr>
           <w:lang w:val="ar_AE" w:bidi="ar_AE"/>
         </w:rPr>
-        <w:t>תְּמ֥וֹל שִׁלְשֽׁוֹם</w:t>
+        <w:t>תְּמ֥וֹל שִׁלְשֽׁוֹם</w:t>
       </w:r>
     </w:p>
     <w:p>
@@ -14812,7 +14812,7 @@
         <w:rPr>
           <w:lang w:val="ar_AE" w:bidi="ar_AE"/>
         </w:rPr>
-        <w:t>פָּעֳלֵ֑⁠ךְ</w:t>
+        <w:t>פָּעֳלֵ֑⁠ךְ</w:t>
       </w:r>
     </w:p>
     <w:p>
@@ -14947,7 +14947,7 @@
         <w:rPr>
           <w:lang w:val="ar_AE" w:bidi="ar_AE"/>
         </w:rPr>
-        <w:t>וּ⁠תְהִ֨י מַשְׂכֻּרְתֵּ֜⁠ךְ שְׁלֵמָ֗ה מֵ⁠עִ֤ם יְהוָה֙</w:t>
+        <w:t>וּ⁠תְהִ֨י מַשְׂכֻּרְתֵּ֜⁠ךְ שְׁלֵמָ֗ה מֵ⁠עִ֤ם יְהוָה֙</w:t>
       </w:r>
     </w:p>
     <w:p>
@@ -15069,7 +15069,7 @@
         <w:rPr>
           <w:lang w:val="ar_AE" w:bidi="ar_AE"/>
         </w:rPr>
-        <w:t>אֲשֶׁר־בָּ֖את לַ⁠חֲס֥וֹת תַּֽחַת־כְּנָפָֽי⁠ו</w:t>
+        <w:t>אֲשֶׁר־בָּ֖את לַ⁠חֲס֥וֹת תַּֽחַת־כְּנָפָֽי⁠ו</w:t>
       </w:r>
     </w:p>
     <w:p>
@@ -15204,7 +15204,7 @@
         <w:rPr>
           <w:lang w:val="ar_AE" w:bidi="ar_AE"/>
         </w:rPr>
-        <w:t>אֶמְצָא־חֵ֨ן בְּ⁠עֵינֶ֤י⁠ךָ</w:t>
+        <w:t>אֶמְצָא־חֵ֨ן בְּ⁠עֵינֶ֤י⁠ךָ</w:t>
       </w:r>
     </w:p>
     <w:p>
@@ -15487,7 +15487,7 @@
         <w:rPr>
           <w:lang w:val="ar_AE" w:bidi="ar_AE"/>
         </w:rPr>
-        <w:t>עַל־לֵ֣ב שִׁפְחָתֶ֑⁠ךָ</w:t>
+        <w:t>עַל־לֵ֣ב שִׁפְחָתֶ֑⁠ךָ</w:t>
       </w:r>
     </w:p>
     <w:p>
@@ -15744,7 +15744,7 @@
         <w:rPr>
           <w:lang w:val="ar_AE" w:bidi="ar_AE"/>
         </w:rPr>
-        <w:t>שִׁפְחָתֶ֑⁠ךָ</w:t>
+        <w:t>שִׁפְחָתֶ֑⁠ךָ</w:t>
       </w:r>
     </w:p>
     <w:p>
@@ -15866,7 +15866,7 @@
         <w:rPr>
           <w:lang w:val="ar_AE" w:bidi="ar_AE"/>
         </w:rPr>
-        <w:t>וְ⁠אָנֹכִי֙ לֹ֣א אֶֽהְיֶ֔ה כְּ⁠אַחַ֖ת שִׁפְחֹתֶֽי⁠ךָ</w:t>
+        <w:t>וְ⁠אָנֹכִי֙ לֹ֣א אֶֽהְיֶ֔ה כְּ⁠אַחַ֖ת שִׁפְחֹתֶֽי⁠ךָ</w:t>
       </w:r>
     </w:p>
     <w:p>
@@ -16072,7 +16072,7 @@
         <w:rPr>
           <w:lang w:val="ar_AE" w:bidi="ar_AE"/>
         </w:rPr>
-        <w:t>גֹּ֤שִֽׁי הֲלֹם֙ וְ⁠אָכַ֣לְתְּ מִן־הַ⁠לֶּ֔חֶם וְ⁠טָבַ֥לְתְּ פִּתֵּ֖⁠ךְ בַּ⁠חֹ֑מֶץ</w:t>
+        <w:t>גֹּ֤שִֽׁי הֲלֹם֙ וְ⁠אָכַ֣לְתְּ מִן־הַ⁠לֶּ֔חֶם וְ⁠טָבַ֥לְתְּ פִּתֵּ֖⁠ךְ בַּ⁠חֹ֑מֶץ</w:t>
       </w:r>
     </w:p>
     <w:p>
@@ -16194,7 +16194,7 @@
         <w:rPr>
           <w:lang w:val="ar_AE" w:bidi="ar_AE"/>
         </w:rPr>
-        <w:t>וְ⁠אָכַ֣לְתְּ מִן־הַ⁠לֶּ֔חֶם וְ⁠טָבַ֥לְתְּ פִּתֵּ֖⁠ךְ בַּ⁠חֹ֑מֶץ</w:t>
+        <w:t>וְ⁠אָכַ֣לְתְּ מִן־הַ⁠לֶּ֔חֶם וְ⁠טָבַ֥לְתְּ פִּתֵּ֖⁠ךְ בַּ⁠חֹ֑מֶץ</w:t>
       </w:r>
     </w:p>
     <w:p>
@@ -16316,7 +16316,7 @@
         <w:rPr>
           <w:lang w:val="ar_AE" w:bidi="ar_AE"/>
         </w:rPr>
-        <w:t>וְ⁠טָבַ֥לְתְּ פִּתֵּ֖⁠ךְ בַּ⁠חֹ֑מֶץ</w:t>
+        <w:t>וְ⁠טָבַ֥לְתְּ פִּתֵּ֖⁠ךְ בַּ⁠חֹ֑מֶץ</w:t>
       </w:r>
     </w:p>
     <w:p>
@@ -16416,7 +16416,7 @@
         <w:rPr>
           <w:lang w:val="ar_AE" w:bidi="ar_AE"/>
         </w:rPr>
-        <w:t>וַ⁠יְצַו֩ בֹּ֨עַז אֶת־נְעָרָ֜י⁠ו</w:t>
+        <w:t>וַ⁠יְצַו֩ בֹּ֨עַז אֶת־נְעָרָ֜י⁠ו</w:t>
       </w:r>
     </w:p>
     <w:p>
@@ -16538,7 +16538,7 @@
         <w:rPr>
           <w:lang w:val="ar_AE" w:bidi="ar_AE"/>
         </w:rPr>
-        <w:t>גַּ֣ם בֵּ֧ין הָֽ⁠עֳמָרִ֛ים</w:t>
+        <w:t>גַּ֣ם בֵּ֧ין הָֽ⁠עֳמָרִ֛ים</w:t>
       </w:r>
     </w:p>
     <w:p>
@@ -16957,7 +16957,7 @@
         <w:rPr>
           <w:lang w:val="ar_AE" w:bidi="ar_AE"/>
         </w:rPr>
-        <w:t>וַ⁠תַּחְבֹּט֙</w:t>
+        <w:t>וַ⁠תַּחְבֹּט֙</w:t>
       </w:r>
     </w:p>
     <w:p>
@@ -17057,7 +17057,7 @@
         <w:rPr>
           <w:lang w:val="ar_AE" w:bidi="ar_AE"/>
         </w:rPr>
-        <w:t>כְּ⁠אֵיפָ֥ה</w:t>
+        <w:t>כְּ⁠אֵיפָ֥ה</w:t>
       </w:r>
     </w:p>
     <w:p>
@@ -17192,7 +17192,7 @@
         <w:rPr>
           <w:lang w:val="ar_AE" w:bidi="ar_AE"/>
         </w:rPr>
-        <w:t>וַ⁠תִּשָּׂא֙ וַ⁠תָּב֣וֹא הָ⁠עִ֔יר</w:t>
+        <w:t>וַ⁠תִּשָּׂא֙ וַ⁠תָּב֣וֹא הָ⁠עִ֔יר</w:t>
       </w:r>
     </w:p>
     <w:p>
@@ -17314,7 +17314,7 @@
         <w:rPr>
           <w:lang w:val="ar_AE" w:bidi="ar_AE"/>
         </w:rPr>
-        <w:t>אֵיפֹ֨ה לִקַּ֤טְתְּ הַ⁠יּוֹם֙ וְ⁠אָ֣נָה עָשִׂ֔ית</w:t>
+        <w:t>אֵיפֹ֨ה לִקַּ֤טְתְּ הַ⁠יּוֹם֙ וְ⁠אָ֣נָה עָשִׂ֔ית</w:t>
       </w:r>
     </w:p>
     <w:p>
@@ -17436,7 +17436,7 @@
         <w:rPr>
           <w:lang w:val="ar_AE" w:bidi="ar_AE"/>
         </w:rPr>
-        <w:t>יְהִ֥י מַכִּירֵ֖⁠ךְ בָּר֑וּךְ</w:t>
+        <w:t>יְהִ֥י מַכִּירֵ֖⁠ךְ בָּר֑וּךְ</w:t>
       </w:r>
     </w:p>
     <w:p>
@@ -17558,7 +17558,7 @@
         <w:rPr>
           <w:lang w:val="ar_AE" w:bidi="ar_AE"/>
         </w:rPr>
-        <w:t>יְהִ֥י מַכִּירֵ֖⁠ךְ בָּר֑וּךְ</w:t>
+        <w:t>יְהִ֥י מַכִּירֵ֖⁠ךְ בָּר֑וּךְ</w:t>
       </w:r>
     </w:p>
     <w:p>
@@ -17680,7 +17680,7 @@
         <w:rPr>
           <w:lang w:val="ar_AE" w:bidi="ar_AE"/>
         </w:rPr>
-        <w:t>מַכִּירֵ֖⁠ךְ</w:t>
+        <w:t>מַכִּירֵ֖⁠ךְ</w:t>
       </w:r>
     </w:p>
     <w:p>
@@ -17815,7 +17815,7 @@
         <w:rPr>
           <w:lang w:val="ar_AE" w:bidi="ar_AE"/>
         </w:rPr>
-        <w:t>וַ⁠תַּגֵּ֣ד לַ⁠חֲמוֹתָ֗⁠הּ אֵ֤ת אֲשֶׁר־עָשְׂתָה֙ עִמּ֔⁠וֹ וַ⁠תֹּ֗אמֶר שֵׁ֤ם הָ⁠אִישׁ֙ אֲשֶׁ֨ר עָשִׂ֧יתִי עִמּ֛⁠וֹ הַ⁠יּ֖וֹם בֹּֽעַז</w:t>
+        <w:t>וַ⁠תַּגֵּ֣ד לַ⁠חֲמוֹתָ֗⁠הּ אֵ֤ת אֲשֶׁר־עָשְׂתָה֙ עִמּ֔⁠וֹ וַ⁠תֹּ֗אמֶר שֵׁ֤ם הָ⁠אִישׁ֙ אֲשֶׁ֨ר עָשִׂ֧יתִי עִמּ֛⁠וֹ הַ⁠יּ֖וֹם בֹּֽעַז</w:t>
       </w:r>
     </w:p>
     <w:p>
@@ -17937,7 +17937,7 @@
         <w:rPr>
           <w:lang w:val="ar_AE" w:bidi="ar_AE"/>
         </w:rPr>
-        <w:t>בָּר֥וּךְ הוּא֙ לַ⁠יהוָ֔ה</w:t>
+        <w:t>בָּר֥וּךְ הוּא֙ לַ⁠יהוָ֔ה</w:t>
       </w:r>
     </w:p>
     <w:p>
@@ -18059,7 +18059,7 @@
         <w:rPr>
           <w:lang w:val="ar_AE" w:bidi="ar_AE"/>
         </w:rPr>
-        <w:t>בָּר֥וּךְ הוּא֙ לַ⁠יהוָ֔ה</w:t>
+        <w:t>בָּר֥וּךְ הוּא֙ לַ⁠יהוָ֔ה</w:t>
       </w:r>
     </w:p>
     <w:p>
@@ -18181,7 +18181,7 @@
         <w:rPr>
           <w:lang w:val="ar_AE" w:bidi="ar_AE"/>
         </w:rPr>
-        <w:t>אֲשֶׁר֙ לֹא־עָזַ֣ב</w:t>
+        <w:t>אֲשֶׁר֙ לֹא־עָזַ֣ב</w:t>
       </w:r>
     </w:p>
     <w:p>
@@ -18329,7 +18329,7 @@
         <w:rPr>
           <w:lang w:val="ar_AE" w:bidi="ar_AE"/>
         </w:rPr>
-        <w:t>אֲשֶׁר֙ לֹא־עָזַ֣ב</w:t>
+        <w:t>אֲשֶׁר֙ לֹא־עָזַ֣ב</w:t>
       </w:r>
     </w:p>
     <w:p>
@@ -18464,7 +18464,7 @@
         <w:rPr>
           <w:lang w:val="ar_AE" w:bidi="ar_AE"/>
         </w:rPr>
-        <w:t>אֶת־הַ⁠חַיִּ֖ים</w:t>
+        <w:t>אֶת־הַ⁠חַיִּ֖ים</w:t>
       </w:r>
     </w:p>
     <w:p>
@@ -18599,7 +18599,7 @@
         <w:rPr>
           <w:lang w:val="ar_AE" w:bidi="ar_AE"/>
         </w:rPr>
-        <w:t>וְ⁠אֶת־הַ⁠מֵּתִ֑ים</w:t>
+        <w:t>וְ⁠אֶת־הַ⁠מֵּתִ֑ים</w:t>
       </w:r>
     </w:p>
     <w:p>
@@ -18734,7 +18734,7 @@
         <w:rPr>
           <w:lang w:val="ar_AE" w:bidi="ar_AE"/>
         </w:rPr>
-        <w:t>קָר֥וֹב לָ֨⁠נוּ֙ הָ⁠אִ֔ישׁ מִֽ⁠גֹּאֲלֵ֖⁠נוּ הֽוּא</w:t>
+        <w:t>קָר֥וֹב לָ֨⁠נוּ֙ הָ⁠אִ֔ישׁ מִֽ⁠גֹּאֲלֵ֖⁠נוּ הֽוּא</w:t>
       </w:r>
     </w:p>
     <w:p>
@@ -18856,7 +18856,7 @@
         <w:rPr>
           <w:lang w:val="ar_AE" w:bidi="ar_AE"/>
         </w:rPr>
-        <w:t>מִֽ⁠גֹּאֲלֵ֖⁠נוּ</w:t>
+        <w:t>מִֽ⁠גֹּאֲלֵ֖⁠נוּ</w:t>
       </w:r>
     </w:p>
     <w:p>
@@ -18956,7 +18956,7 @@
         <w:rPr>
           <w:lang w:val="ar_AE" w:bidi="ar_AE"/>
         </w:rPr>
-        <w:t>גַּ֣ם ׀ כִּי־אָמַ֣ר אֵלַ֗⁠י</w:t>
+        <w:t>גַּ֣ם ׀ כִּי־אָמַ֣ר אֵלַ֗⁠י</w:t>
       </w:r>
     </w:p>
     <w:p>
@@ -19078,7 +19078,7 @@
         <w:rPr>
           <w:lang w:val="ar_AE" w:bidi="ar_AE"/>
         </w:rPr>
-        <w:t>אָמַ֣ר אֵלַ֗⁠י עִם־הַ⁠נְּעָרִ֤ים אֲשֶׁר־לִ⁠י֙ תִּדְבָּקִ֔י⁠ן עַ֣ד אִם־כִּלּ֔וּ אֵ֥ת כָּל־הַ⁠קָּצִ֖יר אֲשֶׁר־לִֽ⁠י</w:t>
+        <w:t>אָמַ֣ר אֵלַ֗⁠י עִם־הַ⁠נְּעָרִ֤ים אֲשֶׁר־לִ⁠י֙ תִּדְבָּקִ֔י⁠ן עַ֣ד אִם־כִּלּ֔וּ אֵ֥ת כָּל־הַ⁠קָּצִ֖יר אֲשֶׁר־לִֽ⁠י</w:t>
       </w:r>
     </w:p>
     <w:p>
@@ -19200,7 +19200,7 @@
         <w:rPr>
           <w:lang w:val="ar_AE" w:bidi="ar_AE"/>
         </w:rPr>
-        <w:t>עִם־הַ⁠נְּעָרִ֤ים אֲשֶׁר־לִ⁠י֙ תִּדְבָּקִ֔י⁠ן</w:t>
+        <w:t>עִם־הַ⁠נְּעָרִ֤ים אֲשֶׁר־לִ⁠י֙ תִּדְבָּקִ֔י⁠ן</w:t>
       </w:r>
     </w:p>
     <w:p>
@@ -19406,7 +19406,7 @@
         <w:rPr>
           <w:lang w:val="ar_AE" w:bidi="ar_AE"/>
         </w:rPr>
-        <w:t>וְ⁠לֹ֥א יִפְגְּעוּ־בָ֖⁠ךְ</w:t>
+        <w:t>וְ⁠לֹ֥א יִפְגְּעוּ־בָ֖⁠ךְ</w:t>
       </w:r>
     </w:p>
     <w:p>
@@ -19528,7 +19528,7 @@
         <w:rPr>
           <w:lang w:val="ar_AE" w:bidi="ar_AE"/>
         </w:rPr>
-        <w:t>וַ⁠תִּדְבַּ֞ק</w:t>
+        <w:t>וַ⁠תִּדְבַּ֞ק</w:t>
       </w:r>
     </w:p>
     <w:p>
@@ -19663,7 +19663,7 @@
         <w:rPr>
           <w:lang w:val="ar_AE" w:bidi="ar_AE"/>
         </w:rPr>
-        <w:t>עַד־כְּל֥וֹת קְצִֽיר־הַ⁠שְּׂעֹרִ֖ים וּ⁠קְצִ֣יר הַֽ⁠חִטִּ֑ים</w:t>
+        <w:t>עַד־כְּל֥וֹת קְצִֽיר־הַ⁠שְּׂעֹרִ֖ים וּ⁠קְצִ֣יר הַֽ⁠חִטִּ֑ים</w:t>
       </w:r>
     </w:p>
     <w:p>
@@ -19785,7 +19785,7 @@
         <w:rPr>
           <w:lang w:val="ar_AE" w:bidi="ar_AE"/>
         </w:rPr>
-        <w:t>וַ⁠תֹּ֥אמֶר לָ֖⁠הּ נָעֳמִ֣י חֲמוֹתָ֑⁠הּ</w:t>
+        <w:t>וַ⁠תֹּ֥אמֶר לָ֖⁠הּ נָעֳמִ֣י חֲמוֹתָ֑⁠הּ</w:t>
       </w:r>
     </w:p>
     <w:p>
@@ -20303,7 +20303,7 @@
         <w:rPr>
           <w:lang w:val="ar_AE" w:bidi="ar_AE"/>
         </w:rPr>
-        <w:t>בִּתִּ֞⁠י</w:t>
+        <w:t>בִּתִּ֞⁠י</w:t>
       </w:r>
     </w:p>
     <w:p>
@@ -20438,7 +20438,7 @@
         <w:rPr>
           <w:lang w:val="ar_AE" w:bidi="ar_AE"/>
         </w:rPr>
-        <w:t>הֲ⁠לֹ֧א אֲבַקֶּשׁ־לָ֛⁠ךְ מָנ֖וֹחַ אֲשֶׁ֥ר יִֽיטַב־לָֽ⁠ךְ</w:t>
+        <w:t>הֲ⁠לֹ֧א אֲבַקֶּשׁ־לָ֛⁠ךְ מָנ֖וֹחַ אֲשֶׁ֥ר יִֽיטַב־לָֽ⁠ךְ</w:t>
       </w:r>
     </w:p>
     <w:p>
@@ -20695,7 +20695,7 @@
         <w:rPr>
           <w:lang w:val="ar_AE" w:bidi="ar_AE"/>
         </w:rPr>
-        <w:t>וְ⁠עַתָּ֗ה</w:t>
+        <w:t>וְ⁠עַתָּ֗ה</w:t>
       </w:r>
     </w:p>
     <w:p>
@@ -20853,7 +20853,7 @@
         <w:rPr>
           <w:lang w:val="ar_AE" w:bidi="ar_AE"/>
         </w:rPr>
-        <w:t>הֲ⁠לֹ֥א בֹ֨עַז֙ מֹֽדַעְתָּ֔⁠נוּ אֲשֶׁ֥ר הָיִ֖ית אֶת־נַעֲרוֹתָ֑י⁠ו</w:t>
+        <w:t>הֲ⁠לֹ֥א בֹ֨עַז֙ מֹֽדַעְתָּ֔⁠נוּ אֲשֶׁ֥ר הָיִ֖ית אֶת־נַעֲרוֹתָ֑י⁠ו</w:t>
       </w:r>
     </w:p>
     <w:p>
@@ -20993,7 +20993,7 @@
         <w:rPr>
           <w:lang w:val="ar_AE" w:bidi="ar_AE"/>
         </w:rPr>
-        <w:t>אֲשֶׁ֥ר הָיִ֖ית אֶת־נַעֲרוֹתָ֑י⁠ו</w:t>
+        <w:t>אֲשֶׁ֥ר הָיִ֖ית אֶת־נַעֲרוֹתָ֑י⁠ו</w:t>
       </w:r>
     </w:p>
     <w:p>
@@ -21115,7 +21115,7 @@
         <w:rPr>
           <w:lang w:val="ar_AE" w:bidi="ar_AE"/>
         </w:rPr>
-        <w:t>הִנֵּה</w:t>
+        <w:t>הִנֵּה</w:t>
       </w:r>
     </w:p>
     <w:p>
@@ -21334,7 +21334,7 @@
         <w:rPr>
           <w:lang w:val="ar_AE" w:bidi="ar_AE"/>
         </w:rPr>
-        <w:t>וְיָרַ֣דְתְּ הַ⁠גֹּ֑רֶן</w:t>
+        <w:t>וְיָרַ֣דְתְּ הַ⁠גֹּ֑רֶן</w:t>
       </w:r>
     </w:p>
     <w:p>
@@ -21463,7 +21463,7 @@
         <w:rPr>
           <w:lang w:val="ar_AE" w:bidi="ar_AE"/>
         </w:rPr>
-        <w:t>לֶ⁠אֱכֹ֥ל וְ⁠לִ⁠שְׁתּֽוֹת</w:t>
+        <w:t>לֶ⁠אֱכֹ֥ל וְ⁠לִ⁠שְׁתּֽוֹת</w:t>
       </w:r>
     </w:p>
     <w:p>
@@ -21698,7 +21698,7 @@
         <w:rPr>
           <w:lang w:val="ar_AE" w:bidi="ar_AE"/>
         </w:rPr>
-        <w:t>וְ⁠גִלִּ֥ית מַרְגְּלֹתָ֖י⁠ו</w:t>
+        <w:t>וְ⁠גִלִּ֥ית מַרְגְּלֹתָ֖י⁠ו</w:t>
       </w:r>
     </w:p>
     <w:p>
@@ -21833,7 +21833,7 @@
         <w:rPr>
           <w:lang w:val="ar_AE" w:bidi="ar_AE"/>
         </w:rPr>
-        <w:t>מַרְגְּלֹתָ֖י⁠ו</w:t>
+        <w:t>מַרְגְּלֹתָ֖י⁠ו</w:t>
       </w:r>
     </w:p>
     <w:p>
@@ -21968,7 +21968,7 @@
         <w:rPr>
           <w:lang w:val="ar_AE" w:bidi="ar_AE"/>
         </w:rPr>
-        <w:t>וְ⁠הוּא֙ יַגִּ֣יד לָ֔⁠ךְ אֵ֖ת אֲשֶׁ֥ר תַּעַשִֽׂי⁠ן</w:t>
+        <w:t>וְ⁠הוּא֙ יַגִּ֣יד לָ֔⁠ךְ אֵ֖ת אֲשֶׁ֥ר תַּעַשִֽׂי⁠ן</w:t>
       </w:r>
     </w:p>
     <w:p>
@@ -22068,7 +22068,7 @@
         <w:rPr>
           <w:lang w:val="ar_AE" w:bidi="ar_AE"/>
         </w:rPr>
-        <w:t>וְ⁠הוּא֙ יַגִּ֣יד</w:t>
+        <w:t>וְ⁠הוּא֙ יַגִּ֣יד</w:t>
       </w:r>
     </w:p>
     <w:p>
@@ -22181,7 +22181,7 @@
         <w:rPr>
           <w:lang w:val="ar_AE" w:bidi="ar_AE"/>
         </w:rPr>
-        <w:t>וַ⁠תַּ֕עַשׂ כְּ⁠כֹ֥ל אֲשֶׁר־צִוַּ֖תָּ⁠ה חֲמוֹתָֽ⁠הּ</w:t>
+        <w:t>וַ⁠תַּ֕עַשׂ כְּ⁠כֹ֥ל אֲשֶׁר־צִוַּ֖תָּ⁠ה חֲמוֹתָֽ⁠הּ</w:t>
       </w:r>
     </w:p>
     <w:p>
@@ -22388,7 +22388,7 @@
         <w:rPr>
           <w:lang w:val="ar_AE" w:bidi="ar_AE"/>
         </w:rPr>
-        <w:t>וַ⁠יִּיטַ֣ב לִבּ֔⁠וֹ</w:t>
+        <w:t>וַ⁠יִּיטַ֣ב לִבּ֔⁠וֹ</w:t>
       </w:r>
     </w:p>
     <w:p>
@@ -22744,7 +22744,7 @@
         <w:rPr>
           <w:lang w:val="ar_AE" w:bidi="ar_AE"/>
         </w:rPr>
-        <w:t>וַ⁠יְהִי֙ בַּ⁠חֲצִ֣י הַ⁠לַּ֔יְלָה</w:t>
+        <w:t>וַ⁠יְהִי֙ בַּ⁠חֲצִ֣י הַ⁠לַּ֔יְלָה</w:t>
       </w:r>
     </w:p>
     <w:p>
@@ -22866,7 +22866,7 @@
         <w:rPr>
           <w:lang w:val="ar_AE" w:bidi="ar_AE"/>
         </w:rPr>
-        <w:t>וַ⁠יֶּחֱרַ֥ד הָ⁠אִ֖ישׁ</w:t>
+        <w:t>וַ⁠יֶּחֱרַ֥ד הָ⁠אִ֖ישׁ</w:t>
       </w:r>
     </w:p>
     <w:p>
@@ -23243,7 +23243,7 @@
         <w:rPr>
           <w:lang w:val="ar_AE" w:bidi="ar_AE"/>
         </w:rPr>
-        <w:t>וּ⁠פָרַשְׂתָּ֤ כְנָפֶ֨⁠ךָ֙ עַל־אֲמָ֣תְ⁠ךָ֔</w:t>
+        <w:t>וּ⁠פָרַשְׂתָּ֤ כְנָפֶ֨⁠ךָ֙ עַל־אֲמָ֣תְ⁠ךָ֔</w:t>
       </w:r>
     </w:p>
     <w:p>
@@ -23489,7 +23489,7 @@
         <w:rPr>
           <w:lang w:val="ar_AE" w:bidi="ar_AE"/>
         </w:rPr>
-        <w:t>בְּרוּכָ֨ה אַ֤תְּ לַֽ⁠יהוָה֙</w:t>
+        <w:t>בְּרוּכָ֨ה אַ֤תְּ לַֽ⁠יהוָה֙</w:t>
       </w:r>
     </w:p>
     <w:p>
@@ -23611,7 +23611,7 @@
         <w:rPr>
           <w:lang w:val="ar_AE" w:bidi="ar_AE"/>
         </w:rPr>
-        <w:t>בִּתִּ֔⁠י</w:t>
+        <w:t>בִּתִּ֔⁠י</w:t>
       </w:r>
     </w:p>
     <w:p>
@@ -23764,7 +23764,7 @@
         <w:rPr>
           <w:lang w:val="ar_AE" w:bidi="ar_AE"/>
         </w:rPr>
-        <w:t>הֵיטַ֛בְתְּ חַסְדֵּ֥⁠ךְ הָ⁠אַחֲר֖וֹן מִן־הָ⁠רִאשׁ֑וֹן</w:t>
+        <w:t>הֵיטַ֛בְתְּ חַסְדֵּ֥⁠ךְ הָ⁠אַחֲר֖וֹן מִן־הָ⁠רִאשׁ֑וֹן</w:t>
       </w:r>
     </w:p>
     <w:p>
@@ -24021,7 +24021,7 @@
         <w:rPr>
           <w:lang w:val="ar_AE" w:bidi="ar_AE"/>
         </w:rPr>
-        <w:t>לְ⁠בִלְתִּי־לֶ֗כֶת אַחֲרֵי֙</w:t>
+        <w:t>לְ⁠בִלְתִּי־לֶ֗כֶת אַחֲרֵי֙</w:t>
       </w:r>
     </w:p>
     <w:p>
@@ -24156,7 +24156,7 @@
         <w:rPr>
           <w:lang w:val="ar_AE" w:bidi="ar_AE"/>
         </w:rPr>
-        <w:t>וְ⁠עַתָּ֗ה</w:t>
+        <w:t>וְ⁠עַתָּ֗ה</w:t>
       </w:r>
     </w:p>
     <w:p>
@@ -24309,7 +24309,7 @@
         <w:rPr>
           <w:lang w:val="ar_AE" w:bidi="ar_AE"/>
         </w:rPr>
-        <w:t>בִּתִּ⁠י֙</w:t>
+        <w:t>בִּתִּ⁠י֙</w:t>
       </w:r>
     </w:p>
     <w:p>
@@ -24467,7 +24467,7 @@
         <w:rPr>
           <w:lang w:val="ar_AE" w:bidi="ar_AE"/>
         </w:rPr>
-        <w:t>כָּל־שַׁ֣עַר עַמִּ֔⁠י</w:t>
+        <w:t>כָּל־שַׁ֣עַר עַמִּ֔⁠י</w:t>
       </w:r>
     </w:p>
     <w:p>
@@ -24708,7 +24708,7 @@
         <w:rPr>
           <w:lang w:val="ar_AE" w:bidi="ar_AE"/>
         </w:rPr>
-        <w:t>וְ⁠עַתָּה֙</w:t>
+        <w:t>וְ⁠עַתָּה֙</w:t>
       </w:r>
     </w:p>
     <w:p>
@@ -25032,7 +25032,7 @@
         <w:rPr>
           <w:lang w:val="ar_AE" w:bidi="ar_AE"/>
         </w:rPr>
-        <w:t>גֹאֵ֖ל &amp; גֹּאֵ֖ל</w:t>
+        <w:t>גֹאֵ֖ל &amp; גֹּאֵ֖ל</w:t>
       </w:r>
     </w:p>
     <w:p>
@@ -25334,7 +25334,7 @@
         <w:rPr>
           <w:lang w:val="ar_AE" w:bidi="ar_AE"/>
         </w:rPr>
-        <w:t>וּ⁠גְאַלְתִּ֥י⁠ךְ אָנֹ֖כִי</w:t>
+        <w:t>וּ⁠גְאַלְתִּ֥י⁠ךְ אָנֹ֖כִי</w:t>
       </w:r>
     </w:p>
     <w:p>
@@ -25566,7 +25566,7 @@
         <w:rPr>
           <w:lang w:val="ar_AE" w:bidi="ar_AE"/>
         </w:rPr>
-        <w:t>וַ⁠תִּשְׁכַּ֤ב מַרְגְּלוֹתָיו֙</w:t>
+        <w:t>וַ⁠תִּשְׁכַּ֤ב מַרְגְּלוֹתָיו֙</w:t>
       </w:r>
     </w:p>
     <w:p>
@@ -25701,7 +25701,7 @@
         <w:rPr>
           <w:lang w:val="ar_AE" w:bidi="ar_AE"/>
         </w:rPr>
-        <w:t>בְּטֶ֛רֶם יַכִּ֥יר אִ֖ישׁ אֶת־רֵעֵ֑⁠הוּ</w:t>
+        <w:t>בְּטֶ֛רֶם יַכִּ֥יר אִ֖ישׁ אֶת־רֵעֵ֑⁠הוּ</w:t>
       </w:r>
     </w:p>
     <w:p>
@@ -25836,7 +25836,7 @@
         <w:rPr>
           <w:lang w:val="ar_AE" w:bidi="ar_AE"/>
         </w:rPr>
-        <w:t>וַ⁠יֹּ֨אמֶר֙</w:t>
+        <w:t>וַ⁠יֹּ֨אמֶר֙</w:t>
       </w:r>
     </w:p>
     <w:p>
@@ -25958,7 +25958,7 @@
         <w:rPr>
           <w:lang w:val="ar_AE" w:bidi="ar_AE"/>
         </w:rPr>
-        <w:t>אַל־יִוָּדַ֔ע</w:t>
+        <w:t>אַל־יִוָּדַ֔ע</w:t>
       </w:r>
     </w:p>
     <w:p>
@@ -26080,7 +26080,7 @@
         <w:rPr>
           <w:lang w:val="ar_AE" w:bidi="ar_AE"/>
         </w:rPr>
-        <w:t>הַ⁠מִּטְפַּ֧חַת</w:t>
+        <w:t>הַ⁠מִּטְפַּ֧חַת</w:t>
       </w:r>
     </w:p>
     <w:p>
@@ -26215,7 +26215,7 @@
         <w:rPr>
           <w:lang w:val="ar_AE" w:bidi="ar_AE"/>
         </w:rPr>
-        <w:t>שֵׁשׁ־שְׂעֹרִים֙</w:t>
+        <w:t>שֵׁשׁ־שְׂעֹרִים֙</w:t>
       </w:r>
     </w:p>
     <w:p>
@@ -26337,7 +26337,7 @@
         <w:rPr>
           <w:lang w:val="ar_AE" w:bidi="ar_AE"/>
         </w:rPr>
-        <w:t>וַ⁠יָּ֣שֶׁת עָלֶ֔י⁠הָ</w:t>
+        <w:t>וַ⁠יָּ֣שֶׁת עָלֶ֔י⁠הָ</w:t>
       </w:r>
     </w:p>
     <w:p>
@@ -26459,7 +26459,7 @@
         <w:rPr>
           <w:lang w:val="ar_AE" w:bidi="ar_AE"/>
         </w:rPr>
-        <w:t>וַ⁠יָּבֹ֖א הָ⁠עִֽיר</w:t>
+        <w:t>וַ⁠יָּבֹ֖א הָ⁠עִֽיר</w:t>
       </w:r>
     </w:p>
     <w:p>
@@ -26607,7 +26607,7 @@
         <w:rPr>
           <w:lang w:val="ar_AE" w:bidi="ar_AE"/>
         </w:rPr>
-        <w:t>מִי־אַ֣תְּ</w:t>
+        <w:t>מִי־אַ֣תְּ</w:t>
       </w:r>
     </w:p>
     <w:p>
@@ -26756,7 +26756,7 @@
         <w:rPr>
           <w:lang w:val="ar_AE" w:bidi="ar_AE"/>
         </w:rPr>
-        <w:t>בִּתִּ֑⁠י</w:t>
+        <w:t>בִּתִּ֑⁠י</w:t>
       </w:r>
     </w:p>
     <w:p>
@@ -26891,7 +26891,7 @@
         <w:rPr>
           <w:lang w:val="ar_AE" w:bidi="ar_AE"/>
         </w:rPr>
-        <w:t>אֵ֛ת כָּל־אֲשֶׁ֥ר עָֽשָׂה־לָ֖⁠הּ הָ⁠אִֽישׁ</w:t>
+        <w:t>אֵ֛ת כָּל־אֲשֶׁ֥ר עָֽשָׂה־לָ֖⁠הּ הָ⁠אִֽישׁ</w:t>
       </w:r>
     </w:p>
     <w:p>
@@ -27150,7 +27150,7 @@
         <w:rPr>
           <w:lang w:val="ar_AE" w:bidi="ar_AE"/>
         </w:rPr>
-        <w:t>כִּ֚י אָמַ֣ר אַל־תָּב֥וֹאִי רֵיקָ֖ם אֶל־חֲמוֹתֵֽ⁠ךְ</w:t>
+        <w:t>כִּ֚י אָמַ֣ר אַל־תָּב֥וֹאִי רֵיקָ֖ם אֶל־חֲמוֹתֵֽ⁠ךְ</w:t>
       </w:r>
     </w:p>
     <w:p>
@@ -27378,7 +27378,7 @@
         <w:rPr>
           <w:lang w:val="ar_AE" w:bidi="ar_AE"/>
         </w:rPr>
-        <w:t>שְׁבִ֣י</w:t>
+        <w:t>שְׁבִ֣י</w:t>
       </w:r>
     </w:p>
     <w:p>
@@ -27619,7 +27619,7 @@
         <w:rPr>
           <w:lang w:val="ar_AE" w:bidi="ar_AE"/>
         </w:rPr>
-        <w:t>אֵ֖יךְ יִפֹּ֣ל דָּבָ֑ר</w:t>
+        <w:t>אֵ֖יךְ יִפֹּ֣ל דָּבָ֑ר</w:t>
       </w:r>
     </w:p>
     <w:p>
@@ -27754,7 +27754,7 @@
         <w:rPr>
           <w:lang w:val="ar_AE" w:bidi="ar_AE"/>
         </w:rPr>
-        <w:t>לֹ֤א יִשְׁקֹט֙ הָ⁠אִ֔ישׁ כִּֽי־אִם</w:t>
+        <w:t>לֹ֤א יִשְׁקֹט֙ הָ⁠אִ֔ישׁ כִּֽי־אִם</w:t>
       </w:r>
     </w:p>
     <w:p>
@@ -28021,7 +28021,7 @@
         <w:rPr>
           <w:lang w:val="ar_AE" w:bidi="ar_AE"/>
         </w:rPr>
-        <w:t>וּ⁠בֹ֨עַז עָלָ֣ה הַ⁠שַּׁעַר֮</w:t>
+        <w:t>וּ⁠בֹ֨עַז עָלָ֣ה הַ⁠שַּׁעַר֮</w:t>
       </w:r>
     </w:p>
     <w:p>
@@ -28143,7 +28143,7 @@
         <w:rPr>
           <w:lang w:val="ar_AE" w:bidi="ar_AE"/>
         </w:rPr>
-        <w:t>הַ⁠שַּׁעַר֮</w:t>
+        <w:t>הַ⁠שַּׁעַר֮</w:t>
       </w:r>
     </w:p>
     <w:p>
@@ -28397,7 +28397,7 @@
         <w:rPr>
           <w:lang w:val="ar_AE" w:bidi="ar_AE"/>
         </w:rPr>
-        <w:t>הַ⁠גֹּאֵ֤ל</w:t>
+        <w:t>הַ⁠גֹּאֵ֤ל</w:t>
       </w:r>
     </w:p>
     <w:p>
@@ -28563,7 +28563,7 @@
         <w:rPr>
           <w:lang w:val="ar_AE" w:bidi="ar_AE"/>
         </w:rPr>
-        <w:t>וַ⁠יֹּ֛אמֶר ס֥וּרָ⁠ה שְׁבָ⁠ה־פֹּ֖ה פְּלֹנִ֣י אַלְמֹנִ֑י</w:t>
+        <w:t>וַ⁠יֹּ֛אמֶר ס֥וּרָ⁠ה שְׁבָ⁠ה־פֹּ֖ה פְּלֹנִ֣י אַלְמֹנִ֑י</w:t>
       </w:r>
     </w:p>
     <w:p>
@@ -28698,7 +28698,7 @@
         <w:rPr>
           <w:lang w:val="ar_AE" w:bidi="ar_AE"/>
         </w:rPr>
-        <w:t>פְּלֹנִ֣י אַלְמֹנִ֑י</w:t>
+        <w:t>פְּלֹנִ֣י אַלְמֹנִ֑י</w:t>
       </w:r>
     </w:p>
     <w:p>
@@ -29052,7 +29052,7 @@
         <w:rPr>
           <w:lang w:val="ar_AE" w:bidi="ar_AE"/>
         </w:rPr>
-        <w:t>אָמַ֜רְתִּי</w:t>
+        <w:t>אָמַ֜רְתִּי</w:t>
       </w:r>
     </w:p>
     <w:p>
@@ -29309,7 +29309,7 @@
         <w:rPr>
           <w:lang w:val="ar_AE" w:bidi="ar_AE"/>
         </w:rPr>
-        <w:t>נֶ֥גֶד הַֽ⁠יֹּשְׁבִים֮</w:t>
+        <w:t>נֶ֥גֶד הַֽ⁠יֹּשְׁבִים֮</w:t>
       </w:r>
     </w:p>
     <w:p>
@@ -29772,7 +29772,7 @@
         <w:rPr>
           <w:lang w:val="ar_AE" w:bidi="ar_AE"/>
         </w:rPr>
-        <w:t>בְּ⁠יוֹם</w:t>
+        <w:t>בְּ⁠יוֹם</w:t>
       </w:r>
     </w:p>
     <w:p>
@@ -29907,7 +29907,7 @@
         <w:rPr>
           <w:lang w:val="ar_AE" w:bidi="ar_AE"/>
         </w:rPr>
-        <w:t>מִ⁠יַּ֣ד נָעֳמִ֑י</w:t>
+        <w:t>מִ⁠יַּ֣ד נָעֳמִ֑י</w:t>
       </w:r>
     </w:p>
     <w:p>
@@ -30261,7 +30261,7 @@
         <w:rPr>
           <w:lang w:val="ar_AE" w:bidi="ar_AE"/>
         </w:rPr>
-        <w:t>לְ⁠הָקִ֥ים שֵׁם־הַ⁠מֵּ֖ת עַל־נַחֲלָתֽ⁠וֹ</w:t>
+        <w:t>לְ⁠הָקִ֥ים שֵׁם־הַ⁠מֵּ֖ת עַל־נַחֲלָתֽ⁠וֹ</w:t>
       </w:r>
     </w:p>
     <w:p>
@@ -30396,7 +30396,7 @@
         <w:rPr>
           <w:lang w:val="ar_AE" w:bidi="ar_AE"/>
         </w:rPr>
-        <w:t>הַ⁠מֵּת֙ &amp; הַ⁠מֵּ֖ת</w:t>
+        <w:t>הַ⁠מֵּת֙ &amp; הַ⁠מֵּ֖ת</w:t>
       </w:r>
     </w:p>
     <w:p>
@@ -30545,7 +30545,7 @@
         <w:rPr>
           <w:lang w:val="ar_AE" w:bidi="ar_AE"/>
         </w:rPr>
-        <w:t>אַשְׁחִ֖ית אֶת־נַחֲלָתִ֑⁠י</w:t>
+        <w:t>אַשְׁחִ֖ית אֶת־נַחֲלָתִ֑⁠י</w:t>
       </w:r>
     </w:p>
     <w:p>
@@ -30680,7 +30680,7 @@
         <w:rPr>
           <w:lang w:val="ar_AE" w:bidi="ar_AE"/>
         </w:rPr>
-        <w:t>גְּאַל־לְ⁠ךָ֤ אַתָּה֙ אֶת־גְּאֻלָּתִ֔⁠י</w:t>
+        <w:t>גְּאַל־לְ⁠ךָ֤ אַתָּה֙ אֶת־גְּאֻלָּתִ֔⁠י</w:t>
       </w:r>
     </w:p>
     <w:p>
@@ -31341,7 +31341,7 @@
         <w:rPr>
           <w:lang w:val="ar_AE" w:bidi="ar_AE"/>
         </w:rPr>
-        <w:t>וַ⁠יֹּ֧אמֶר הַ⁠גֹּאֵ֛ל לְ⁠בֹ֖עַז קְנֵה־לָ֑⁠ךְ וַ⁠יִּשְׁלֹ֖ף נַעֲלֽ⁠וֹ</w:t>
+        <w:t>וַ⁠יֹּ֧אמֶר הַ⁠גֹּאֵ֛ל לְ⁠בֹ֖עַז קְנֵה־לָ֑⁠ךְ וַ⁠יִּשְׁלֹ֖ף נַעֲלֽ⁠וֹ</w:t>
       </w:r>
     </w:p>
     <w:p>
@@ -31463,7 +31463,7 @@
         <w:rPr>
           <w:lang w:val="ar_AE" w:bidi="ar_AE"/>
         </w:rPr>
-        <w:t>וַ⁠יֹּ֧אמֶר הַ⁠גֹּאֵ֛ל לְ⁠בֹ֖עַז קְנֵה־לָ֑⁠ךְ וַ⁠יִּשְׁלֹ֖ף נַעֲלֽ⁠וֹ</w:t>
+        <w:t>וַ⁠יֹּ֧אמֶר הַ⁠גֹּאֵ֛ל לְ⁠בֹ֖עַז קְנֵה־לָ֑⁠ךְ וַ⁠יִּשְׁלֹ֖ף נַעֲלֽ⁠וֹ</w:t>
       </w:r>
     </w:p>
     <w:p>
@@ -31598,7 +31598,7 @@
         <w:rPr>
           <w:lang w:val="ar_AE" w:bidi="ar_AE"/>
         </w:rPr>
-        <w:t>וַ⁠יִּשְׁלֹ֖ף נַעֲלֽ⁠וֹ</w:t>
+        <w:t>וַ⁠יִּשְׁלֹ֖ף נַעֲלֽ⁠וֹ</w:t>
       </w:r>
     </w:p>
     <w:p>
@@ -31720,7 +31720,7 @@
         <w:rPr>
           <w:lang w:val="ar_AE" w:bidi="ar_AE"/>
         </w:rPr>
-        <w:t>לַ⁠זְּקֵנִ֜ים וְ⁠כָל־הָ⁠עָ֗ם</w:t>
+        <w:t>לַ⁠זְּקֵנִ֜ים וְ⁠כָל־הָ⁠עָ֗ם</w:t>
       </w:r>
     </w:p>
     <w:p>
@@ -31855,7 +31855,7 @@
         <w:rPr>
           <w:lang w:val="ar_AE" w:bidi="ar_AE"/>
         </w:rPr>
-        <w:t>מִ⁠יַּ֖ד נָעֳמִֽי</w:t>
+        <w:t>מִ⁠יַּ֖ד נָעֳמִֽי</w:t>
       </w:r>
     </w:p>
     <w:p>
@@ -32196,7 +32196,7 @@
         <w:rPr>
           <w:lang w:val="ar_AE" w:bidi="ar_AE"/>
         </w:rPr>
-        <w:t>לְ⁠הָקִ֤ים שֵׁם־הַ⁠מֵּת֙ עַל־נַ֣חֲלָת֔⁠וֹ</w:t>
+        <w:t>לְ⁠הָקִ֤ים שֵׁם־הַ⁠מֵּת֙ עַל־נַ֣חֲלָת֔⁠וֹ</w:t>
       </w:r>
     </w:p>
     <w:p>
@@ -32314,7 +32314,7 @@
         <w:rPr>
           <w:lang w:val="ar_AE" w:bidi="ar_AE"/>
         </w:rPr>
-        <w:t>הַ⁠מֵּת֙ &amp; הַ⁠מֵּ֛ת</w:t>
+        <w:t>הַ⁠מֵּת֙ &amp; הַ⁠מֵּ֛ת</w:t>
       </w:r>
     </w:p>
     <w:p>
@@ -32481,7 +32481,7 @@
         <w:rPr>
           <w:lang w:val="ar_AE" w:bidi="ar_AE"/>
         </w:rPr>
-        <w:t>וְ⁠לֹא־יִכָּרֵ֧ת שֵׁם־הַ⁠מֵּ֛ת מֵ⁠עִ֥ם אֶחָ֖י⁠ו וּ⁠מִ⁠שַּׁ֣עַר מְקוֹמ֑⁠וֹ</w:t>
+        <w:t>וְ⁠לֹא־יִכָּרֵ֧ת שֵׁם־הַ⁠מֵּ֛ת מֵ⁠עִ֥ם אֶחָ֖י⁠ו וּ⁠מִ⁠שַּׁ֣עַר מְקוֹמ֑⁠וֹ</w:t>
       </w:r>
     </w:p>
     <w:p>
@@ -32603,7 +32603,7 @@
         <w:rPr>
           <w:lang w:val="ar_AE" w:bidi="ar_AE"/>
         </w:rPr>
-        <w:t>וְ⁠לֹא־יִכָּרֵ֧ת שֵׁם־הַ⁠מֵּ֛ת מֵ⁠עִ֥ם אֶחָ֖י⁠ו וּ⁠מִ⁠שַּׁ֣עַר מְקוֹמ֑⁠וֹ</w:t>
+        <w:t>וְ⁠לֹא־יִכָּרֵ֧ת שֵׁם־הַ⁠מֵּ֛ת מֵ⁠עִ֥ם אֶחָ֖י⁠ו וּ⁠מִ⁠שַּׁ֣עַר מְקוֹמ֑⁠וֹ</w:t>
       </w:r>
     </w:p>
     <w:p>
@@ -32751,7 +32751,7 @@
         <w:rPr>
           <w:lang w:val="ar_AE" w:bidi="ar_AE"/>
         </w:rPr>
-        <w:t>וּ⁠מִ⁠שַּׁ֣עַר מְקוֹמ֑⁠וֹ</w:t>
+        <w:t>וּ⁠מִ⁠שַּׁ֣עַר מְקוֹמ֑⁠וֹ</w:t>
       </w:r>
     </w:p>
     <w:p>
@@ -32983,7 +32983,7 @@
         <w:rPr>
           <w:lang w:val="ar_AE" w:bidi="ar_AE"/>
         </w:rPr>
-        <w:t>הָ⁠עָ֧ם אֲשֶׁר־בַּ⁠שַּׁ֛עַר</w:t>
+        <w:t>הָ⁠עָ֧ם אֲשֶׁר־בַּ⁠שַּׁ֛עַר</w:t>
       </w:r>
     </w:p>
     <w:p>
@@ -33118,7 +33118,7 @@
         <w:rPr>
           <w:lang w:val="ar_AE" w:bidi="ar_AE"/>
         </w:rPr>
-        <w:t>הַ⁠בָּאָ֣ה אֶל־בֵּיתֶ֗⁠ךָ</w:t>
+        <w:t>הַ⁠בָּאָ֣ה אֶל־בֵּיתֶ֗⁠ךָ</w:t>
       </w:r>
     </w:p>
     <w:p>
@@ -33240,7 +33240,7 @@
         <w:rPr>
           <w:lang w:val="ar_AE" w:bidi="ar_AE"/>
         </w:rPr>
-        <w:t>יִתֵּן֩ יְהוָ֨ה אֶֽת־הָ⁠אִשָּׁ֜ה הַ⁠בָּאָ֣ה אֶל־בֵּיתֶ֗⁠ךָ כְּ⁠רָחֵ֤ל ׀ וּ⁠כְ⁠לֵאָה֙ אֲשֶׁ֨ר בָּנ֤וּ שְׁתֵּי⁠הֶם֙ אֶת־בֵּ֣ית יִשְׂרָאֵ֔ל</w:t>
+        <w:t>יִתֵּן֩ יְהוָ֨ה אֶֽת־הָ⁠אִשָּׁ֜ה הַ⁠בָּאָ֣ה אֶל־בֵּיתֶ֗⁠ךָ כְּ⁠רָחֵ֤ל ׀ וּ⁠כְ⁠לֵאָה֙ אֲשֶׁ֨ר בָּנ֤וּ שְׁתֵּי⁠הֶם֙ אֶת־בֵּ֣ית יִשְׂרָאֵ֔ל</w:t>
       </w:r>
     </w:p>
     <w:p>
@@ -33362,7 +33362,7 @@
         <w:rPr>
           <w:lang w:val="ar_AE" w:bidi="ar_AE"/>
         </w:rPr>
-        <w:t>כְּ⁠רָחֵ֤ל ׀ וּ⁠כְ⁠לֵאָה֙ אֲשֶׁ֨ר בָּנ֤וּ שְׁתֵּי⁠הֶם֙ אֶת־בֵּ֣ית יִשְׂרָאֵ֔ל</w:t>
+        <w:t>כְּ⁠רָחֵ֤ל ׀ וּ⁠כְ⁠לֵאָה֙ אֲשֶׁ֨ר בָּנ֤וּ שְׁתֵּי⁠הֶם֙ אֶת־בֵּ֣ית יִשְׂרָאֵ֔ל</w:t>
       </w:r>
     </w:p>
     <w:p>
@@ -33504,7 +33504,7 @@
         <w:rPr>
           <w:lang w:val="ar_AE" w:bidi="ar_AE"/>
         </w:rPr>
-        <w:t>בָּנ֤וּ &amp; אֶת־בֵּ֣ית יִשְׂרָאֵ֔ל</w:t>
+        <w:t>בָּנ֤וּ &amp; אֶת־בֵּ֣ית יִשְׂרָאֵ֔ל</w:t>
       </w:r>
     </w:p>
     <w:p>
@@ -33652,7 +33652,7 @@
         <w:rPr>
           <w:lang w:val="ar_AE" w:bidi="ar_AE"/>
         </w:rPr>
-        <w:t>וַ⁠עֲשֵׂה־חַ֣יִל בְּ⁠אֶפְרָ֔תָה וּ⁠קְרָא־שֵׁ֖ם בְּ⁠בֵ֥ית לָֽחֶם</w:t>
+        <w:t>וַ⁠עֲשֵׂה־חַ֣יִל בְּ⁠אֶפְרָ֔תָה וּ⁠קְרָא־שֵׁ֖ם בְּ⁠בֵ֥ית לָֽחֶם</w:t>
       </w:r>
     </w:p>
     <w:p>
@@ -33787,7 +33787,7 @@
         <w:rPr>
           <w:lang w:val="ar_AE" w:bidi="ar_AE"/>
         </w:rPr>
-        <w:t>וַ⁠עֲשֵׂה־חַ֣יִל בְּ⁠אֶפְרָ֔תָה וּ⁠קְרָא־שֵׁ֖ם בְּ⁠בֵ֥ית לָֽחֶם</w:t>
+        <w:t>וַ⁠עֲשֵׂה־חַ֣יִל בְּ⁠אֶפְרָ֔תָה וּ⁠קְרָא־שֵׁ֖ם בְּ⁠בֵ֥ית לָֽחֶם</w:t>
       </w:r>
     </w:p>
     <w:p>
@@ -33909,7 +33909,7 @@
         <w:rPr>
           <w:lang w:val="ar_AE" w:bidi="ar_AE"/>
         </w:rPr>
-        <w:t>וִ⁠יהִ֤י בֵֽיתְ⁠ךָ֙ כְּ⁠בֵ֣ית פֶּ֔רֶץ</w:t>
+        <w:t>וִ⁠יהִ֤י בֵֽיתְ⁠ךָ֙ כְּ⁠בֵ֣ית פֶּ֔רֶץ</w:t>
       </w:r>
     </w:p>
     <w:p>
@@ -34044,7 +34044,7 @@
         <w:rPr>
           <w:lang w:val="ar_AE" w:bidi="ar_AE"/>
         </w:rPr>
-        <w:t>מִן־הַ⁠זֶּ֗רַע אֲשֶׁ֨ר יִתֵּ֤ן יְהוָה֙ לְ⁠ךָ֔</w:t>
+        <w:t>מִן־הַ⁠זֶּ֗רַע אֲשֶׁ֨ר יִתֵּ֤ן יְהוָה֙ לְ⁠ךָ֔</w:t>
       </w:r>
     </w:p>
     <w:p>
@@ -34166,7 +34166,7 @@
         <w:rPr>
           <w:lang w:val="ar_AE" w:bidi="ar_AE"/>
         </w:rPr>
-        <w:t>וַ⁠יִּקַּ֨ח בֹּ֤עַז אֶת־רוּת֙ וַ⁠תְּהִי־ל֣⁠וֹ לְ⁠אִשָּׁ֔ה</w:t>
+        <w:t>וַ⁠יִּקַּ֨ח בֹּ֤עַז אֶת־רוּת֙ וַ⁠תְּהִי־ל֣⁠וֹ לְ⁠אִשָּׁ֔ה</w:t>
       </w:r>
     </w:p>
     <w:p>
@@ -34288,7 +34288,7 @@
         <w:rPr>
           <w:lang w:val="ar_AE" w:bidi="ar_AE"/>
         </w:rPr>
-        <w:t>וַ⁠יִּקַּ֨ח בֹּ֤עַז אֶת־רוּת֙</w:t>
+        <w:t>וַ⁠יִּקַּ֨ח בֹּ֤עַז אֶת־רוּת֙</w:t>
       </w:r>
     </w:p>
     <w:p>
@@ -34459,7 +34459,7 @@
         <w:rPr>
           <w:lang w:val="ar_AE" w:bidi="ar_AE"/>
         </w:rPr>
-        <w:t>וַ⁠יָּבֹ֖א אֵלֶ֑י⁠הָ</w:t>
+        <w:t>וַ⁠יָּבֹ֖א אֵלֶ֑י⁠הָ</w:t>
       </w:r>
     </w:p>
     <w:p>
@@ -34594,7 +34594,7 @@
         <w:rPr>
           <w:lang w:val="ar_AE" w:bidi="ar_AE"/>
         </w:rPr>
-        <w:t>הַ⁠נָּשִׁים֙</w:t>
+        <w:t>הַ⁠נָּשִׁים֙</w:t>
       </w:r>
     </w:p>
     <w:p>
@@ -34747,7 +34747,7 @@
         <w:rPr>
           <w:lang w:val="ar_AE" w:bidi="ar_AE"/>
         </w:rPr>
-        <w:t>בָּר֣וּךְ יְהוָ֔ה</w:t>
+        <w:t>בָּר֣וּךְ יְהוָ֔ה</w:t>
       </w:r>
     </w:p>
     <w:p>
@@ -34869,7 +34869,7 @@
         <w:rPr>
           <w:lang w:val="ar_AE" w:bidi="ar_AE"/>
         </w:rPr>
-        <w:t>לֹ֣א הִשְׁבִּ֥ית לָ֛⁠ךְ גֹּאֵ֖ל הַ⁠יּ֑וֹם</w:t>
+        <w:t>לֹ֣א הִשְׁבִּ֥ית לָ֛⁠ךְ גֹּאֵ֖ל הַ⁠יּ֑וֹם</w:t>
       </w:r>
     </w:p>
     <w:p>
@@ -35017,7 +35017,7 @@
         <w:rPr>
           <w:lang w:val="ar_AE" w:bidi="ar_AE"/>
         </w:rPr>
-        <w:t>וְ⁠יִקָּרֵ֥א שְׁמ֖⁠וֹ</w:t>
+        <w:t>וְ⁠יִקָּרֵ֥א שְׁמ֖⁠וֹ</w:t>
       </w:r>
     </w:p>
     <w:p>
@@ -35139,7 +35139,7 @@
         <w:rPr>
           <w:lang w:val="ar_AE" w:bidi="ar_AE"/>
         </w:rPr>
-        <w:t>וְ⁠יִקָּרֵ֥א שְׁמ֖⁠וֹ בְּ⁠יִשְׂרָאֵֽל</w:t>
+        <w:t>וְ⁠יִקָּרֵ֥א שְׁמ֖⁠וֹ בְּ⁠יִשְׂרָאֵֽל</w:t>
       </w:r>
     </w:p>
     <w:p>
@@ -35274,7 +35274,7 @@
         <w:rPr>
           <w:lang w:val="ar_AE" w:bidi="ar_AE"/>
         </w:rPr>
-        <w:t>לְ⁠מֵשִׁ֣יב נֶ֔פֶשׁ</w:t>
+        <w:t>לְ⁠מֵשִׁ֣יב נֶ֔פֶשׁ</w:t>
       </w:r>
     </w:p>
     <w:p>
@@ -35409,7 +35409,7 @@
         <w:rPr>
           <w:lang w:val="ar_AE" w:bidi="ar_AE"/>
         </w:rPr>
-        <w:t>וּ⁠לְ⁠כַלְכֵּ֖ל אֶת־שֵׂיבָתֵ֑⁠ךְ</w:t>
+        <w:t>וּ⁠לְ⁠כַלְכֵּ֖ל אֶת־שֵׂיבָתֵ֑⁠ךְ</w:t>
       </w:r>
     </w:p>
     <w:p>
@@ -35544,7 +35544,7 @@
         <w:rPr>
           <w:lang w:val="ar_AE" w:bidi="ar_AE"/>
         </w:rPr>
-        <w:t>כִּ֣י</w:t>
+        <w:t>כִּ֣י</w:t>
       </w:r>
     </w:p>
     <w:p>
@@ -35679,7 +35679,7 @@
         <w:rPr>
           <w:lang w:val="ar_AE" w:bidi="ar_AE"/>
         </w:rPr>
-        <w:t>ט֣וֹבָה לָ֔⁠ךְ מִ⁠שִּׁבְעָ֖ה בָּנִֽים</w:t>
+        <w:t>ט֣וֹבָה לָ֔⁠ךְ מִ⁠שִּׁבְעָ֖ה בָּנִֽים</w:t>
       </w:r>
     </w:p>
     <w:p>
@@ -35800,7 +35800,7 @@
         <w:rPr>
           <w:lang w:val="ar_AE" w:bidi="ar_AE"/>
         </w:rPr>
-        <w:t>וַ⁠תִּקַּ֨ח נָעֳמִ֤י אֶת־הַ⁠יֶּ֨לֶד֙</w:t>
+        <w:t>וַ⁠תִּקַּ֨ח נָעֳמִ֤י אֶת־הַ⁠יֶּ֨לֶד֙</w:t>
       </w:r>
     </w:p>
     <w:p>
@@ -36019,7 +36019,7 @@
         <w:rPr>
           <w:lang w:val="ar_AE" w:bidi="ar_AE"/>
         </w:rPr>
-        <w:t>וַ⁠תִּקְרֶאנָה֩ ל֨⁠וֹ הַ⁠שְּׁכֵנ֥וֹת שֵׁם֙ לֵ⁠אמֹ֔ר &amp; וַ⁠תִּקְרֶ֤אנָֽה שְׁמ⁠וֹ֙ עוֹבֵ֔ד</w:t>
+        <w:t>וַ⁠תִּקְרֶאנָה֩ ל֨⁠וֹ הַ⁠שְּׁכֵנ֥וֹת שֵׁם֙ לֵ⁠אמֹ֔ר &amp; וַ⁠תִּקְרֶ֤אנָֽה שְׁמ⁠וֹ֙ עוֹבֵ֔ד</w:t>
       </w:r>
     </w:p>
     <w:p>
@@ -36155,7 +36155,7 @@
         <w:rPr>
           <w:lang w:val="ar_AE" w:bidi="ar_AE"/>
         </w:rPr>
-        <w:t>יֻלַּד־בֵּ֖ן לְ⁠נָעֳמִ֑י</w:t>
+        <w:t>יֻלַּד־בֵּ֖ן לְ⁠נָעֳמִ֑י</w:t>
       </w:r>
     </w:p>
     <w:p>
@@ -36284,7 +36284,7 @@
         <w:rPr>
           <w:lang w:val="ar_AE" w:bidi="ar_AE"/>
         </w:rPr>
-        <w:t>וַ⁠תִּקְרֶ֤אנָֽה שְׁמ⁠וֹ֙ עוֹבֵ֔ד</w:t>
+        <w:t>וַ⁠תִּקְרֶ֤אנָֽה שְׁמ⁠וֹ֙ עוֹבֵ֔ד</w:t>
       </w:r>
     </w:p>
     <w:p>
@@ -36419,7 +36419,7 @@
         <w:rPr>
           <w:lang w:val="ar_AE" w:bidi="ar_AE"/>
         </w:rPr>
-        <w:t>ה֥וּא אֲבִי־יִשַׁ֖י</w:t>
+        <w:t>ה֥וּא אֲבִי־יִשַׁ֖י</w:t>
       </w:r>
     </w:p>
     <w:p>
@@ -36673,7 +36673,7 @@
         <w:rPr>
           <w:lang w:val="ar_AE" w:bidi="ar_AE"/>
         </w:rPr>
-        <w:t>תּוֹלְד֣וֹת פָּ֔רֶץ</w:t>
+        <w:t>תּוֹלְד֣וֹת פָּ֔רֶץ</w:t>
       </w:r>
     </w:p>
     <w:p>
@@ -36831,7 +36831,7 @@
         <w:rPr>
           <w:lang w:val="ar_AE" w:bidi="ar_AE"/>
         </w:rPr>
-        <w:t>פֶּ֖רֶץ הוֹלִ֥יד אֶת־חֶצְרֽוֹן</w:t>
+        <w:t>פֶּ֖רֶץ הוֹלִ֥יד אֶת־חֶצְרֽוֹן</w:t>
       </w:r>
     </w:p>
     <w:p>
@@ -36973,7 +36973,7 @@
         <w:rPr>
           <w:lang w:val="ar_AE" w:bidi="ar_AE"/>
         </w:rPr>
-        <w:t>וְ⁠חֶצְרוֹן֙ &amp; אֶת־רָ֔ם &amp; אֶת־עַמִּֽינָדָֽב</w:t>
+        <w:t>וְ⁠חֶצְרוֹן֙ &amp; אֶת־רָ֔ם &amp; אֶת־עַמִּֽינָדָֽב</w:t>
       </w:r>
     </w:p>
     <w:p>
@@ -37141,6 +37141,22 @@
         <w:rPr>
           <w:lang w:val="ar_AE" w:bidi="ar_AE"/>
         </w:rPr>
+      </w:r>
+    </w:p>
+    <w:p>
+      <w:pPr>
+        <w:bidi/>
+      </w:pPr>
+      <w:r>
+        <w:rPr>
+          <w:lang w:val="ar_AE" w:bidi="ar_AE"/>
+        </w:rPr>
+      </w:r>
+      <w:r>
+        <w:rPr>
+          <w:lang w:val="ar_AE" w:bidi="ar_AE"/>
+        </w:rPr>
+        <w:t>וְ⁠עַמִּֽינָדָב֙ &amp; וְ⁠נַחְשׁ֖וֹן &amp; אֶת־שַׂלְמָֽה</w:t>
       </w:r>
     </w:p>
     <w:p>

--- a/arb/docx/08.content.docx
+++ b/arb/docx/08.content.docx
@@ -768,6 +768,200 @@
         <w:rPr>
           <w:lang w:val="ar_AE" w:bidi="ar_AE"/>
         </w:rPr>
+        <w:t>مقدمة راعوث - أصحاح 1</w:t>
+      </w:r>
+      <w:r>
+        <w:rPr>
+          <w:lang w:val="ar_AE" w:bidi="ar_AE"/>
+        </w:rPr>
+      </w:r>
+    </w:p>
+    <w:p>
+      <w:pPr>
+        <w:pStyle w:val="Heading3"/>
+        <w:bidi/>
+      </w:pPr>
+      <w:r>
+        <w:rPr>
+          <w:lang w:val="ar_AE" w:bidi="ar_AE"/>
+        </w:rPr>
+        <w:t>البنية والصياغة</w:t>
+      </w:r>
+    </w:p>
+    <w:p>
+      <w:pPr>
+        <w:pStyle w:val="Heading4"/>
+        <w:bidi/>
+      </w:pPr>
+      <w:r>
+        <w:rPr>
+          <w:b/>
+          <w:lang w:val="ar_AE" w:bidi="ar_AE"/>
+        </w:rPr>
+        <w:t>حَدَثَ فِي أَيَّامِ حُكْمِ ٱلْقُضَاةِ</w:t>
+      </w:r>
+    </w:p>
+    <w:p>
+      <w:pPr>
+        <w:bidi/>
+      </w:pPr>
+      <w:r>
+        <w:rPr>
+          <w:lang w:val="ar_AE" w:bidi="ar_AE"/>
+        </w:rPr>
+      </w:r>
+      <w:r>
+        <w:rPr>
+          <w:lang w:val="ar_AE" w:bidi="ar_AE"/>
+        </w:rPr>
+        <w:t>تجري أحداث هذا السفر خلال فترة حُكم القضاة، ويتزامن هذا السفر مع سفر القضاة. لفهم الخلفية التاريخية للسفر، قد يَوَد المترجم مراجعة سفر القضاة.</w:t>
+      </w:r>
+    </w:p>
+    <w:p>
+      <w:pPr>
+        <w:pStyle w:val="Heading3"/>
+        <w:bidi/>
+      </w:pPr>
+      <w:r>
+        <w:rPr>
+          <w:lang w:val="ar_AE" w:bidi="ar_AE"/>
+        </w:rPr>
+        <w:t>المفاهيم الخاصة في هذا الإصحاح</w:t>
+      </w:r>
+    </w:p>
+    <w:p>
+      <w:pPr>
+        <w:pStyle w:val="Heading4"/>
+        <w:bidi/>
+      </w:pPr>
+      <w:r>
+        <w:rPr>
+          <w:lang w:val="ar_AE" w:bidi="ar_AE"/>
+        </w:rPr>
+        <w:t>نساء بدون أزواج أو أبناء</w:t>
+      </w:r>
+    </w:p>
+    <w:p>
+      <w:pPr>
+        <w:bidi/>
+      </w:pPr>
+      <w:r>
+        <w:rPr>
+          <w:lang w:val="ar_AE" w:bidi="ar_AE"/>
+        </w:rPr>
+      </w:r>
+      <w:r>
+        <w:rPr>
+          <w:lang w:val="ar_AE" w:bidi="ar_AE"/>
+        </w:rPr>
+        <w:t xml:space="preserve">في الشرق الأدنى القديم، كانت المرأة تُعتبر في وضع حرج إذا لم يكن لها زوج أو أبناء. حيث أنها لم تكن قادرة على إعالة نفسها. لهذا السبب نصحت نعمي </w:t>
+      </w:r>
+      <w:r>
+        <w:rPr>
+          <w:lang w:val="ar_AE" w:bidi="ar_AE"/>
+        </w:rPr>
+        <w:t xml:space="preserve">كَنَّتَيْهَا </w:t>
+      </w:r>
+      <w:r>
+        <w:rPr>
+          <w:lang w:val="ar_AE" w:bidi="ar_AE"/>
+        </w:rPr>
+        <w:t>بالزواج مرة أخرى.</w:t>
+      </w:r>
+    </w:p>
+    <w:p>
+      <w:pPr>
+        <w:pStyle w:val="Heading3"/>
+        <w:bidi/>
+      </w:pPr>
+      <w:r>
+        <w:rPr>
+          <w:lang w:val="ar_AE" w:bidi="ar_AE"/>
+        </w:rPr>
+        <w:t>صعوبات الترجمة الأخرى المحتملة في هذا الإصحاح</w:t>
+      </w:r>
+    </w:p>
+    <w:p>
+      <w:pPr>
+        <w:pStyle w:val="Heading4"/>
+        <w:bidi/>
+      </w:pPr>
+      <w:r>
+        <w:rPr>
+          <w:lang w:val="ar_AE" w:bidi="ar_AE"/>
+        </w:rPr>
+        <w:t>التناقض</w:t>
+      </w:r>
+    </w:p>
+    <w:p>
+      <w:pPr>
+        <w:bidi/>
+      </w:pPr>
+      <w:r>
+        <w:rPr>
+          <w:lang w:val="ar_AE" w:bidi="ar_AE"/>
+        </w:rPr>
+      </w:r>
+      <w:r>
+        <w:rPr>
+          <w:lang w:val="ar_AE" w:bidi="ar_AE"/>
+        </w:rPr>
+        <w:t xml:space="preserve">تُظهر أفعال راعوث الموآبية تناقضًا مع أفعال نعمي اليهودية. فبينما تُبدي راعوث إيمانًا كبيرًا بإله نعمي، لم تكن نعمى تثق بالرب. (انظر: </w:t>
+      </w:r>
+      <w:r>
+        <w:rPr>
+          <w:lang w:val="ar_AE" w:bidi="ar_AE"/>
+        </w:rPr>
+        <w:t>الإيمان</w:t>
+      </w:r>
+      <w:r>
+        <w:rPr>
+          <w:lang w:val="ar_AE" w:bidi="ar_AE"/>
+        </w:rPr>
+        <w:t xml:space="preserve"> و</w:t>
+      </w:r>
+      <w:r>
+        <w:rPr>
+          <w:lang w:val="ar_AE" w:bidi="ar_AE"/>
+        </w:rPr>
+        <w:t>الثقة</w:t>
+      </w:r>
+      <w:r>
+        <w:rPr>
+          <w:lang w:val="ar_AE" w:bidi="ar_AE"/>
+        </w:rPr>
+        <w:t>)</w:t>
+      </w:r>
+      <w:r>
+        <w:rPr>
+          <w:lang w:val="ar_AE" w:bidi="ar_AE"/>
+        </w:rPr>
+      </w:r>
+      <w:r>
+        <w:rPr>
+          <w:lang w:val="ar_AE" w:bidi="ar_AE"/>
+        </w:rPr>
+      </w:r>
+    </w:p>
+    <w:p>
+      <w:pPr>
+        <w:bidi/>
+      </w:pPr>
+      <w:r>
+        <w:rPr>
+          <w:lang w:val="ar_AE" w:bidi="ar_AE"/>
+        </w:rPr>
+      </w:r>
+    </w:p>
+    <w:p>
+      <w:pPr>
+        <w:pStyle w:val="Heading2"/>
+        <w:bidi/>
+      </w:pPr>
+      <w:r>
+        <w:rPr>
+          <w:lang w:val="ar_AE" w:bidi="ar_AE"/>
+        </w:rPr>
         <w:t>راعوث 1: 1 (#1)</w:t>
       </w:r>
       <w:r>
@@ -9963,6 +10157,215 @@
         <w:rPr>
           <w:lang w:val="ar_AE" w:bidi="ar_AE"/>
         </w:rPr>
+        <w:t>مقدمة سفر راعوث - أصحاح 2</w:t>
+      </w:r>
+      <w:r>
+        <w:rPr>
+          <w:lang w:val="ar_AE" w:bidi="ar_AE"/>
+        </w:rPr>
+      </w:r>
+    </w:p>
+    <w:p>
+      <w:pPr>
+        <w:bidi/>
+      </w:pPr>
+      <w:r>
+        <w:rPr>
+          <w:lang w:val="ar_AE" w:bidi="ar_AE"/>
+        </w:rPr>
+      </w:r>
+      <w:r>
+        <w:rPr>
+          <w:lang w:val="ar_AE" w:bidi="ar_AE"/>
+        </w:rPr>
+        <w:t>"# ملاحظات عامة على راعوث 2</w:t>
+      </w:r>
+    </w:p>
+    <w:p>
+      <w:pPr>
+        <w:pStyle w:val="Heading3"/>
+        <w:bidi/>
+      </w:pPr>
+      <w:r>
+        <w:rPr>
+          <w:lang w:val="ar_AE" w:bidi="ar_AE"/>
+        </w:rPr>
+        <w:t>صعوبات الترجمة المحتملة في هذا الإصحاح</w:t>
+      </w:r>
+    </w:p>
+    <w:p>
+      <w:pPr>
+        <w:pStyle w:val="Heading4"/>
+        <w:bidi/>
+      </w:pPr>
+      <w:r>
+        <w:rPr>
+          <w:lang w:val="ar_AE" w:bidi="ar_AE"/>
+        </w:rPr>
+        <w:t>“</w:t>
+      </w:r>
+      <w:r>
+        <w:rPr>
+          <w:lang w:val="ar_AE" w:bidi="ar_AE"/>
+        </w:rPr>
+        <w:t>جَبَّارُ بَأْسٍ</w:t>
+      </w:r>
+      <w:r>
+        <w:rPr>
+          <w:lang w:val="ar_AE" w:bidi="ar_AE"/>
+        </w:rPr>
+        <w:t>” (2:1)</w:t>
+      </w:r>
+    </w:p>
+    <w:p>
+      <w:pPr>
+        <w:bidi/>
+      </w:pPr>
+      <w:r>
+        <w:rPr>
+          <w:lang w:val="ar_AE" w:bidi="ar_AE"/>
+        </w:rPr>
+      </w:r>
+      <w:r>
+        <w:rPr>
+          <w:lang w:val="ar_AE" w:bidi="ar_AE"/>
+        </w:rPr>
+        <w:t>تصف هذه العبارة بوعز بأنه يتمتع بصفات حميدة، ولكن بشكل عام جدًا. حيث أن هذه العبارة يمكن أن تصف شخصًا قويًا وقادرًا من الناحية الجسدية، أو ثريًا، أو صالحًا وتقيًا، أو تصف جميع هذه الصفات معًا. من سياق القصة، نرى أن بوعز يمتلك أرضًا وخدمًا يحترمونه، ويعيش حياة تُرضي الله، لذا يبدو أن هذه العبارة تصف ثروته وشخصيته الفاضلة. فكر في كيفية وصف شخص كهذا في لغتك.</w:t>
+      </w:r>
+    </w:p>
+    <w:p>
+      <w:pPr>
+        <w:pStyle w:val="Heading4"/>
+        <w:bidi/>
+      </w:pPr>
+      <w:r>
+        <w:rPr>
+          <w:lang w:val="ar_AE" w:bidi="ar_AE"/>
+        </w:rPr>
+        <w:t>«</w:t>
+      </w:r>
+      <w:r>
+        <w:rPr>
+          <w:lang w:val="ar_AE" w:bidi="ar_AE"/>
+        </w:rPr>
+        <w:t>لَا تَذْهَبِي لِتَلْتَقِطِي فِي حَقْلِ آخَرَ</w:t>
+      </w:r>
+      <w:r>
+        <w:rPr>
+          <w:lang w:val="ar_AE" w:bidi="ar_AE"/>
+        </w:rPr>
+        <w:t>» (2:8)</w:t>
+      </w:r>
+    </w:p>
+    <w:p>
+      <w:pPr>
+        <w:bidi/>
+      </w:pPr>
+      <w:r>
+        <w:rPr>
+          <w:lang w:val="ar_AE" w:bidi="ar_AE"/>
+        </w:rPr>
+      </w:r>
+      <w:r>
+        <w:rPr>
+          <w:lang w:val="ar_AE" w:bidi="ar_AE"/>
+        </w:rPr>
+        <w:t xml:space="preserve">قال بوعز هذا لأنه لم يكن قادرًا على ضمان سلامة راعوث في حقل شخص آخر. يبدو أن ليس الجميع كانوا بمثل لطف بوعز وطاعته لشريعة موسى. (انظر: </w:t>
+      </w:r>
+      <w:r>
+        <w:rPr>
+          <w:lang w:val="ar_AE" w:bidi="ar_AE"/>
+        </w:rPr>
+        <w:t>النعمة</w:t>
+      </w:r>
+      <w:r>
+        <w:rPr>
+          <w:lang w:val="ar_AE" w:bidi="ar_AE"/>
+        </w:rPr>
+        <w:t xml:space="preserve"> و</w:t>
+      </w:r>
+      <w:r>
+        <w:rPr>
+          <w:lang w:val="ar_AE" w:bidi="ar_AE"/>
+        </w:rPr>
+        <w:t>شريعة موسى</w:t>
+      </w:r>
+      <w:r>
+        <w:rPr>
+          <w:lang w:val="ar_AE" w:bidi="ar_AE"/>
+        </w:rPr>
+        <w:t>)</w:t>
+      </w:r>
+    </w:p>
+    <w:p>
+      <w:pPr>
+        <w:pStyle w:val="Heading4"/>
+        <w:bidi/>
+      </w:pPr>
+      <w:r>
+        <w:rPr>
+          <w:lang w:val="ar_AE" w:bidi="ar_AE"/>
+        </w:rPr>
+        <w:t>“</w:t>
+      </w:r>
+      <w:r>
+        <w:rPr>
+          <w:lang w:val="ar_AE" w:bidi="ar_AE"/>
+        </w:rPr>
+        <w:t>وَلِيِّنَا</w:t>
+      </w:r>
+      <w:r>
+        <w:rPr>
+          <w:lang w:val="ar_AE" w:bidi="ar_AE"/>
+        </w:rPr>
+        <w:t>” (2:20)</w:t>
+      </w:r>
+    </w:p>
+    <w:p>
+      <w:pPr>
+        <w:bidi/>
+      </w:pPr>
+      <w:r>
+        <w:rPr>
+          <w:lang w:val="ar_AE" w:bidi="ar_AE"/>
+        </w:rPr>
+      </w:r>
+      <w:r>
+        <w:rPr>
+          <w:lang w:val="ar_AE" w:bidi="ar_AE"/>
+        </w:rPr>
+        <w:t>كان "الوليّ" هو قريبًا ذكرًا مسؤولًا عن إعالة أي فرد من أفراد نفس العشيرة يحتاج إلى مساعدة، وعن الوفاء بالتزامات زواج الأخ من أرملة أخيه، وعن إعادة شراء الأراضي المُباعة خارج العائلة، وإعادتها إليها. انظر مقدمة السفر لمزيد من المعلومات.</w:t>
+      </w:r>
+      <w:r>
+        <w:rPr>
+          <w:lang w:val="ar_AE" w:bidi="ar_AE"/>
+        </w:rPr>
+      </w:r>
+      <w:r>
+        <w:rPr>
+          <w:lang w:val="ar_AE" w:bidi="ar_AE"/>
+        </w:rPr>
+      </w:r>
+    </w:p>
+    <w:p>
+      <w:pPr>
+        <w:bidi/>
+      </w:pPr>
+      <w:r>
+        <w:rPr>
+          <w:lang w:val="ar_AE" w:bidi="ar_AE"/>
+        </w:rPr>
+      </w:r>
+    </w:p>
+    <w:p>
+      <w:pPr>
+        <w:pStyle w:val="Heading2"/>
+        <w:bidi/>
+      </w:pPr>
+      <w:r>
+        <w:rPr>
+          <w:lang w:val="ar_AE" w:bidi="ar_AE"/>
+        </w:rPr>
         <w:t>راعوث 2: 1 (#1)</w:t>
       </w:r>
       <w:r>
@@ -19733,6 +20136,135 @@
           <w:lang w:val="ar_AE" w:bidi="ar_AE"/>
         </w:rPr>
         <w:t>المبني للمعلوم أو المبني للمجهول</w:t>
+      </w:r>
+      <w:r>
+        <w:rPr>
+          <w:lang w:val="ar_AE" w:bidi="ar_AE"/>
+        </w:rPr>
+      </w:r>
+      <w:r>
+        <w:rPr>
+          <w:lang w:val="ar_AE" w:bidi="ar_AE"/>
+        </w:rPr>
+      </w:r>
+    </w:p>
+    <w:p>
+      <w:pPr>
+        <w:bidi/>
+      </w:pPr>
+      <w:r>
+        <w:rPr>
+          <w:lang w:val="ar_AE" w:bidi="ar_AE"/>
+        </w:rPr>
+      </w:r>
+    </w:p>
+    <w:p>
+      <w:pPr>
+        <w:pStyle w:val="Heading2"/>
+        <w:bidi/>
+      </w:pPr>
+      <w:r>
+        <w:rPr>
+          <w:lang w:val="ar_AE" w:bidi="ar_AE"/>
+        </w:rPr>
+        <w:t>مقدمة سفر راعوث - أصحاح 3</w:t>
+      </w:r>
+      <w:r>
+        <w:rPr>
+          <w:lang w:val="ar_AE" w:bidi="ar_AE"/>
+        </w:rPr>
+      </w:r>
+    </w:p>
+    <w:p>
+      <w:pPr>
+        <w:pStyle w:val="Heading3"/>
+        <w:bidi/>
+      </w:pPr>
+      <w:r>
+        <w:rPr>
+          <w:lang w:val="ar_AE" w:bidi="ar_AE"/>
+        </w:rPr>
+        <w:t>المفاهيم الخاصة في هذا الاصحاح</w:t>
+      </w:r>
+    </w:p>
+    <w:p>
+      <w:pPr>
+        <w:pStyle w:val="Heading4"/>
+        <w:bidi/>
+      </w:pPr>
+      <w:r>
+        <w:rPr>
+          <w:lang w:val="ar_AE" w:bidi="ar_AE"/>
+        </w:rPr>
+        <w:t>نزاهة بوعز</w:t>
+      </w:r>
+    </w:p>
+    <w:p>
+      <w:pPr>
+        <w:bidi/>
+      </w:pPr>
+      <w:r>
+        <w:rPr>
+          <w:lang w:val="ar_AE" w:bidi="ar_AE"/>
+        </w:rPr>
+      </w:r>
+      <w:r>
+        <w:rPr>
+          <w:lang w:val="ar_AE" w:bidi="ar_AE"/>
+        </w:rPr>
+        <w:t>أظهر بوعز نزاهة كبيرة في هذا الأصحاح بعدم إقامته لأي علاقة جنسية مع راعوث حتى يتزوجا. كما كان حريصًا على الحفاظ على سمعة راعوث الطيبة. ويُعد إظهار حُسن أخلاق بوعز نقطة مهمة في هذا الأصحاح.</w:t>
+      </w:r>
+    </w:p>
+    <w:p>
+      <w:pPr>
+        <w:pStyle w:val="Heading3"/>
+        <w:bidi/>
+      </w:pPr>
+      <w:r>
+        <w:rPr>
+          <w:lang w:val="ar_AE" w:bidi="ar_AE"/>
+        </w:rPr>
+        <w:t>صعوبات الترجمة الأخرى المحتملة في هذا الاصحاح</w:t>
+      </w:r>
+    </w:p>
+    <w:p>
+      <w:pPr>
+        <w:pStyle w:val="Heading4"/>
+        <w:bidi/>
+      </w:pPr>
+      <w:r>
+        <w:rPr>
+          <w:lang w:val="ar_AE" w:bidi="ar_AE"/>
+        </w:rPr>
+        <w:t>لِيَكُونَ لَكِ خَيْرٌ</w:t>
+      </w:r>
+    </w:p>
+    <w:p>
+      <w:pPr>
+        <w:bidi/>
+      </w:pPr>
+      <w:r>
+        <w:rPr>
+          <w:lang w:val="ar_AE" w:bidi="ar_AE"/>
+        </w:rPr>
+      </w:r>
+      <w:r>
+        <w:rPr>
+          <w:lang w:val="ar_AE" w:bidi="ar_AE"/>
+        </w:rPr>
+        <w:t xml:space="preserve">كانت نعمي ترغب في أن يكون لراعوث بيت آمن مع زوج صالح يعتني بها. وقد رأت أن بوعز سيكون أفضل زوج لها. كما اعتقدت أن بوعز، بصفته ولياً لهم، كان مُلزم بالزواج منها. قد يكون هذا صحيحاً لأنه، على الرغم من أن راعوث كانت أممية المولد، إلا أنها أصبحت جزءاً من عائلة نعمي وجزءاً من أمة إسرائيل. (انظر: </w:t>
+      </w:r>
+      <w:r>
+        <w:rPr>
+          <w:lang w:val="ar_AE" w:bidi="ar_AE"/>
+        </w:rPr>
+        <w:t>المعرفة المفترضة والمعلومات الضمنية</w:t>
+      </w:r>
+      <w:r>
+        <w:rPr>
+          <w:lang w:val="ar_AE" w:bidi="ar_AE"/>
+        </w:rPr>
+        <w:t>)</w:t>
       </w:r>
       <w:r>
         <w:rPr>
@@ -28000,6 +28532,191 @@
         <w:rPr>
           <w:lang w:val="ar_AE" w:bidi="ar_AE"/>
         </w:rPr>
+        <w:t>مقدمة سفر راعوث - أصحاح 4</w:t>
+      </w:r>
+      <w:r>
+        <w:rPr>
+          <w:lang w:val="ar_AE" w:bidi="ar_AE"/>
+        </w:rPr>
+      </w:r>
+    </w:p>
+    <w:p>
+      <w:pPr>
+        <w:bidi/>
+      </w:pPr>
+      <w:r>
+        <w:rPr>
+          <w:lang w:val="ar_AE" w:bidi="ar_AE"/>
+        </w:rPr>
+      </w:r>
+      <w:r>
+        <w:rPr>
+          <w:lang w:val="ar_AE" w:bidi="ar_AE"/>
+        </w:rPr>
+        <w:t>"# ملاحظات عامة على راعوث 4</w:t>
+      </w:r>
+    </w:p>
+    <w:p>
+      <w:pPr>
+        <w:pStyle w:val="Heading3"/>
+        <w:bidi/>
+      </w:pPr>
+      <w:r>
+        <w:rPr>
+          <w:lang w:val="ar_AE" w:bidi="ar_AE"/>
+        </w:rPr>
+        <w:t>المفاهيم الخاصة في هذا الاصحاح</w:t>
+      </w:r>
+    </w:p>
+    <w:p>
+      <w:pPr>
+        <w:pStyle w:val="Heading4"/>
+        <w:bidi/>
+      </w:pPr>
+      <w:r>
+        <w:rPr>
+          <w:lang w:val="ar_AE" w:bidi="ar_AE"/>
+        </w:rPr>
+        <w:t>الملك داوود</w:t>
+      </w:r>
+    </w:p>
+    <w:p>
+      <w:pPr>
+        <w:bidi/>
+      </w:pPr>
+      <w:r>
+        <w:rPr>
+          <w:lang w:val="ar_AE" w:bidi="ar_AE"/>
+        </w:rPr>
+      </w:r>
+      <w:r>
+        <w:rPr>
+          <w:lang w:val="ar_AE" w:bidi="ar_AE"/>
+        </w:rPr>
+        <w:t>على الرغم من كون راعوث موآبية، إلا أنها أصبحت جدة لداود، الذي هو أعظم ملوك إسرائيل. قد يكون الأمر مُستغربًا أن تصبح امرأة غير يهودية جزءًا من سلالة مهمة كهذه، لكن هذا يذكرنا بأن الله يحب جميع الناس. لقد كان لدى راعوث إيمان عظيم بالرب، وهذا يظهر لنا أن الله يرحب بكل من يؤمن به.</w:t>
+      </w:r>
+    </w:p>
+    <w:p>
+      <w:pPr>
+        <w:pStyle w:val="Heading4"/>
+        <w:bidi/>
+      </w:pPr>
+      <w:r>
+        <w:rPr>
+          <w:lang w:val="ar_AE" w:bidi="ar_AE"/>
+        </w:rPr>
+        <w:t>"</w:t>
+      </w:r>
+      <w:r>
+        <w:rPr>
+          <w:lang w:val="ar_AE" w:bidi="ar_AE"/>
+        </w:rPr>
+        <w:t>تَشْتَرِي أَيْضًا مِنْ يَدِ رَاعُوثَ ٱلْمُوآبِيَّةِ</w:t>
+      </w:r>
+      <w:r>
+        <w:rPr>
+          <w:lang w:val="ar_AE" w:bidi="ar_AE"/>
+        </w:rPr>
+        <w:t>"</w:t>
+      </w:r>
+    </w:p>
+    <w:p>
+      <w:pPr>
+        <w:bidi/>
+      </w:pPr>
+      <w:r>
+        <w:rPr>
+          <w:lang w:val="ar_AE" w:bidi="ar_AE"/>
+        </w:rPr>
+      </w:r>
+      <w:r>
+        <w:rPr>
+          <w:lang w:val="ar_AE" w:bidi="ar_AE"/>
+        </w:rPr>
+        <w:t>جاءت مسؤولية رعاية أرامل العائلة مع امتياز استخدام أرض العائلة . لذلك، كان على القريب الذي يريد استخدام أرض نعمي أن يساعد أيضًا راعوث في إنجاب ابن يحمل اسم العائلة وميراثها وأن يعولها.</w:t>
+      </w:r>
+    </w:p>
+    <w:p>
+      <w:pPr>
+        <w:pStyle w:val="Heading3"/>
+        <w:bidi/>
+      </w:pPr>
+      <w:r>
+        <w:rPr>
+          <w:lang w:val="ar_AE" w:bidi="ar_AE"/>
+        </w:rPr>
+        <w:t>صعوبات الترجمة الأخرى المحتملة في هذا الأصحاح</w:t>
+      </w:r>
+    </w:p>
+    <w:p>
+      <w:pPr>
+        <w:pStyle w:val="Heading4"/>
+        <w:bidi/>
+      </w:pPr>
+      <w:r>
+        <w:rPr>
+          <w:lang w:val="ar_AE" w:bidi="ar_AE"/>
+        </w:rPr>
+        <w:t>"</w:t>
+      </w:r>
+      <w:r>
+        <w:rPr>
+          <w:lang w:val="ar_AE" w:bidi="ar_AE"/>
+        </w:rPr>
+        <w:t>سَابِقًا فِي إِسْرَائِيلَ</w:t>
+      </w:r>
+      <w:r>
+        <w:rPr>
+          <w:lang w:val="ar_AE" w:bidi="ar_AE"/>
+        </w:rPr>
+        <w:t>"</w:t>
+      </w:r>
+    </w:p>
+    <w:p>
+      <w:pPr>
+        <w:bidi/>
+      </w:pPr>
+      <w:r>
+        <w:rPr>
+          <w:lang w:val="ar_AE" w:bidi="ar_AE"/>
+        </w:rPr>
+      </w:r>
+      <w:r>
+        <w:rPr>
+          <w:lang w:val="ar_AE" w:bidi="ar_AE"/>
+        </w:rPr>
+        <w:t>الآية السابعة من الإصحاح الرابع هي تعليق أضافه كاتب النص. وهذا يشير إلى وجود فترة طويلة بين زمن وقوع الأحداث وزمن كتابتها، بحيث كانت العادات قد تغيرت. فكِّر كيف تشير إلى أن هذه العبارة هي تعليق على القصة وليست جزءًا منها.</w:t>
+      </w:r>
+      <w:r>
+        <w:rPr>
+          <w:lang w:val="ar_AE" w:bidi="ar_AE"/>
+        </w:rPr>
+      </w:r>
+      <w:r>
+        <w:rPr>
+          <w:lang w:val="ar_AE" w:bidi="ar_AE"/>
+        </w:rPr>
+      </w:r>
+    </w:p>
+    <w:p>
+      <w:pPr>
+        <w:bidi/>
+      </w:pPr>
+      <w:r>
+        <w:rPr>
+          <w:lang w:val="ar_AE" w:bidi="ar_AE"/>
+        </w:rPr>
+      </w:r>
+    </w:p>
+    <w:p>
+      <w:pPr>
+        <w:pStyle w:val="Heading2"/>
+        <w:bidi/>
+      </w:pPr>
+      <w:r>
+        <w:rPr>
+          <w:lang w:val="ar_AE" w:bidi="ar_AE"/>
+        </w:rPr>
         <w:t>راعوث 4: 1 (#1)</w:t>
       </w:r>
       <w:r>
@@ -37403,723 +38120,6 @@
           <w:lang w:val="ar_AE" w:bidi="ar_AE"/>
         </w:rPr>
         <w:t>المعرفة المفترضة والمعلومات الضمنية</w:t>
-      </w:r>
-      <w:r>
-        <w:rPr>
-          <w:lang w:val="ar_AE" w:bidi="ar_AE"/>
-        </w:rPr>
-      </w:r>
-      <w:r>
-        <w:rPr>
-          <w:lang w:val="ar_AE" w:bidi="ar_AE"/>
-        </w:rPr>
-      </w:r>
-    </w:p>
-    <w:p>
-      <w:pPr>
-        <w:bidi/>
-      </w:pPr>
-      <w:r>
-        <w:rPr>
-          <w:lang w:val="ar_AE" w:bidi="ar_AE"/>
-        </w:rPr>
-      </w:r>
-    </w:p>
-    <w:p>
-      <w:pPr>
-        <w:pStyle w:val="Heading2"/>
-        <w:bidi/>
-      </w:pPr>
-      <w:r>
-        <w:rPr>
-          <w:lang w:val="ar_AE" w:bidi="ar_AE"/>
-        </w:rPr>
-        <w:t>مقدمة راعوث - أصحاح 1</w:t>
-      </w:r>
-      <w:r>
-        <w:rPr>
-          <w:lang w:val="ar_AE" w:bidi="ar_AE"/>
-        </w:rPr>
-      </w:r>
-    </w:p>
-    <w:p>
-      <w:pPr>
-        <w:pStyle w:val="Heading3"/>
-        <w:bidi/>
-      </w:pPr>
-      <w:r>
-        <w:rPr>
-          <w:lang w:val="ar_AE" w:bidi="ar_AE"/>
-        </w:rPr>
-        <w:t>البنية والصياغة</w:t>
-      </w:r>
-    </w:p>
-    <w:p>
-      <w:pPr>
-        <w:pStyle w:val="Heading4"/>
-        <w:bidi/>
-      </w:pPr>
-      <w:r>
-        <w:rPr>
-          <w:b/>
-          <w:lang w:val="ar_AE" w:bidi="ar_AE"/>
-        </w:rPr>
-        <w:t>حَدَثَ فِي أَيَّامِ حُكْمِ ٱلْقُضَاةِ</w:t>
-      </w:r>
-    </w:p>
-    <w:p>
-      <w:pPr>
-        <w:bidi/>
-      </w:pPr>
-      <w:r>
-        <w:rPr>
-          <w:lang w:val="ar_AE" w:bidi="ar_AE"/>
-        </w:rPr>
-      </w:r>
-      <w:r>
-        <w:rPr>
-          <w:lang w:val="ar_AE" w:bidi="ar_AE"/>
-        </w:rPr>
-        <w:t>تجري أحداث هذا السفر خلال فترة حُكم القضاة، ويتزامن هذا السفر مع سفر القضاة. لفهم الخلفية التاريخية للسفر، قد يَوَد المترجم مراجعة سفر القضاة.</w:t>
-      </w:r>
-    </w:p>
-    <w:p>
-      <w:pPr>
-        <w:pStyle w:val="Heading3"/>
-        <w:bidi/>
-      </w:pPr>
-      <w:r>
-        <w:rPr>
-          <w:lang w:val="ar_AE" w:bidi="ar_AE"/>
-        </w:rPr>
-        <w:t>المفاهيم الخاصة في هذا الإصحاح</w:t>
-      </w:r>
-    </w:p>
-    <w:p>
-      <w:pPr>
-        <w:pStyle w:val="Heading4"/>
-        <w:bidi/>
-      </w:pPr>
-      <w:r>
-        <w:rPr>
-          <w:lang w:val="ar_AE" w:bidi="ar_AE"/>
-        </w:rPr>
-        <w:t>نساء بدون أزواج أو أبناء</w:t>
-      </w:r>
-    </w:p>
-    <w:p>
-      <w:pPr>
-        <w:bidi/>
-      </w:pPr>
-      <w:r>
-        <w:rPr>
-          <w:lang w:val="ar_AE" w:bidi="ar_AE"/>
-        </w:rPr>
-      </w:r>
-      <w:r>
-        <w:rPr>
-          <w:lang w:val="ar_AE" w:bidi="ar_AE"/>
-        </w:rPr>
-        <w:t xml:space="preserve">في الشرق الأدنى القديم، كانت المرأة تُعتبر في وضع حرج إذا لم يكن لها زوج أو أبناء. حيث أنها لم تكن قادرة على إعالة نفسها. لهذا السبب نصحت نعمي </w:t>
-      </w:r>
-      <w:r>
-        <w:rPr>
-          <w:lang w:val="ar_AE" w:bidi="ar_AE"/>
-        </w:rPr>
-        <w:t xml:space="preserve">كَنَّتَيْهَا </w:t>
-      </w:r>
-      <w:r>
-        <w:rPr>
-          <w:lang w:val="ar_AE" w:bidi="ar_AE"/>
-        </w:rPr>
-        <w:t>بالزواج مرة أخرى.</w:t>
-      </w:r>
-    </w:p>
-    <w:p>
-      <w:pPr>
-        <w:pStyle w:val="Heading3"/>
-        <w:bidi/>
-      </w:pPr>
-      <w:r>
-        <w:rPr>
-          <w:lang w:val="ar_AE" w:bidi="ar_AE"/>
-        </w:rPr>
-        <w:t>صعوبات الترجمة الأخرى المحتملة في هذا الإصحاح</w:t>
-      </w:r>
-    </w:p>
-    <w:p>
-      <w:pPr>
-        <w:pStyle w:val="Heading4"/>
-        <w:bidi/>
-      </w:pPr>
-      <w:r>
-        <w:rPr>
-          <w:lang w:val="ar_AE" w:bidi="ar_AE"/>
-        </w:rPr>
-        <w:t>التناقض</w:t>
-      </w:r>
-    </w:p>
-    <w:p>
-      <w:pPr>
-        <w:bidi/>
-      </w:pPr>
-      <w:r>
-        <w:rPr>
-          <w:lang w:val="ar_AE" w:bidi="ar_AE"/>
-        </w:rPr>
-      </w:r>
-      <w:r>
-        <w:rPr>
-          <w:lang w:val="ar_AE" w:bidi="ar_AE"/>
-        </w:rPr>
-        <w:t xml:space="preserve">تُظهر أفعال راعوث الموآبية تناقضًا مع أفعال نعمي اليهودية. فبينما تُبدي راعوث إيمانًا كبيرًا بإله نعمي، لم تكن نعمى تثق بالرب. (انظر: </w:t>
-      </w:r>
-      <w:r>
-        <w:rPr>
-          <w:lang w:val="ar_AE" w:bidi="ar_AE"/>
-        </w:rPr>
-        <w:t>الإيمان</w:t>
-      </w:r>
-      <w:r>
-        <w:rPr>
-          <w:lang w:val="ar_AE" w:bidi="ar_AE"/>
-        </w:rPr>
-        <w:t xml:space="preserve"> و</w:t>
-      </w:r>
-      <w:r>
-        <w:rPr>
-          <w:lang w:val="ar_AE" w:bidi="ar_AE"/>
-        </w:rPr>
-        <w:t>الثقة</w:t>
-      </w:r>
-      <w:r>
-        <w:rPr>
-          <w:lang w:val="ar_AE" w:bidi="ar_AE"/>
-        </w:rPr>
-        <w:t>)</w:t>
-      </w:r>
-      <w:r>
-        <w:rPr>
-          <w:lang w:val="ar_AE" w:bidi="ar_AE"/>
-        </w:rPr>
-      </w:r>
-      <w:r>
-        <w:rPr>
-          <w:lang w:val="ar_AE" w:bidi="ar_AE"/>
-        </w:rPr>
-      </w:r>
-    </w:p>
-    <w:p>
-      <w:pPr>
-        <w:bidi/>
-      </w:pPr>
-      <w:r>
-        <w:rPr>
-          <w:lang w:val="ar_AE" w:bidi="ar_AE"/>
-        </w:rPr>
-      </w:r>
-    </w:p>
-    <w:p>
-      <w:pPr>
-        <w:pStyle w:val="Heading2"/>
-        <w:bidi/>
-      </w:pPr>
-      <w:r>
-        <w:rPr>
-          <w:lang w:val="ar_AE" w:bidi="ar_AE"/>
-        </w:rPr>
-        <w:t>مقدمة سفر راعوث - أصحاح 2</w:t>
-      </w:r>
-      <w:r>
-        <w:rPr>
-          <w:lang w:val="ar_AE" w:bidi="ar_AE"/>
-        </w:rPr>
-      </w:r>
-    </w:p>
-    <w:p>
-      <w:pPr>
-        <w:bidi/>
-      </w:pPr>
-      <w:r>
-        <w:rPr>
-          <w:lang w:val="ar_AE" w:bidi="ar_AE"/>
-        </w:rPr>
-      </w:r>
-      <w:r>
-        <w:rPr>
-          <w:lang w:val="ar_AE" w:bidi="ar_AE"/>
-        </w:rPr>
-        <w:t>"# ملاحظات عامة على راعوث 2</w:t>
-      </w:r>
-    </w:p>
-    <w:p>
-      <w:pPr>
-        <w:pStyle w:val="Heading3"/>
-        <w:bidi/>
-      </w:pPr>
-      <w:r>
-        <w:rPr>
-          <w:lang w:val="ar_AE" w:bidi="ar_AE"/>
-        </w:rPr>
-        <w:t>صعوبات الترجمة المحتملة في هذا الإصحاح</w:t>
-      </w:r>
-    </w:p>
-    <w:p>
-      <w:pPr>
-        <w:pStyle w:val="Heading4"/>
-        <w:bidi/>
-      </w:pPr>
-      <w:r>
-        <w:rPr>
-          <w:lang w:val="ar_AE" w:bidi="ar_AE"/>
-        </w:rPr>
-        <w:t>“</w:t>
-      </w:r>
-      <w:r>
-        <w:rPr>
-          <w:lang w:val="ar_AE" w:bidi="ar_AE"/>
-        </w:rPr>
-        <w:t>جَبَّارُ بَأْسٍ</w:t>
-      </w:r>
-      <w:r>
-        <w:rPr>
-          <w:lang w:val="ar_AE" w:bidi="ar_AE"/>
-        </w:rPr>
-        <w:t>” (2:1)</w:t>
-      </w:r>
-    </w:p>
-    <w:p>
-      <w:pPr>
-        <w:bidi/>
-      </w:pPr>
-      <w:r>
-        <w:rPr>
-          <w:lang w:val="ar_AE" w:bidi="ar_AE"/>
-        </w:rPr>
-      </w:r>
-      <w:r>
-        <w:rPr>
-          <w:lang w:val="ar_AE" w:bidi="ar_AE"/>
-        </w:rPr>
-        <w:t>تصف هذه العبارة بوعز بأنه يتمتع بصفات حميدة، ولكن بشكل عام جدًا. حيث أن هذه العبارة يمكن أن تصف شخصًا قويًا وقادرًا من الناحية الجسدية، أو ثريًا، أو صالحًا وتقيًا، أو تصف جميع هذه الصفات معًا. من سياق القصة، نرى أن بوعز يمتلك أرضًا وخدمًا يحترمونه، ويعيش حياة تُرضي الله، لذا يبدو أن هذه العبارة تصف ثروته وشخصيته الفاضلة. فكر في كيفية وصف شخص كهذا في لغتك.</w:t>
-      </w:r>
-    </w:p>
-    <w:p>
-      <w:pPr>
-        <w:pStyle w:val="Heading4"/>
-        <w:bidi/>
-      </w:pPr>
-      <w:r>
-        <w:rPr>
-          <w:lang w:val="ar_AE" w:bidi="ar_AE"/>
-        </w:rPr>
-        <w:t>«</w:t>
-      </w:r>
-      <w:r>
-        <w:rPr>
-          <w:lang w:val="ar_AE" w:bidi="ar_AE"/>
-        </w:rPr>
-        <w:t>لَا تَذْهَبِي لِتَلْتَقِطِي فِي حَقْلِ آخَرَ</w:t>
-      </w:r>
-      <w:r>
-        <w:rPr>
-          <w:lang w:val="ar_AE" w:bidi="ar_AE"/>
-        </w:rPr>
-        <w:t>» (2:8)</w:t>
-      </w:r>
-    </w:p>
-    <w:p>
-      <w:pPr>
-        <w:bidi/>
-      </w:pPr>
-      <w:r>
-        <w:rPr>
-          <w:lang w:val="ar_AE" w:bidi="ar_AE"/>
-        </w:rPr>
-      </w:r>
-      <w:r>
-        <w:rPr>
-          <w:lang w:val="ar_AE" w:bidi="ar_AE"/>
-        </w:rPr>
-        <w:t xml:space="preserve">قال بوعز هذا لأنه لم يكن قادرًا على ضمان سلامة راعوث في حقل شخص آخر. يبدو أن ليس الجميع كانوا بمثل لطف بوعز وطاعته لشريعة موسى. (انظر: </w:t>
-      </w:r>
-      <w:r>
-        <w:rPr>
-          <w:lang w:val="ar_AE" w:bidi="ar_AE"/>
-        </w:rPr>
-        <w:t>النعمة</w:t>
-      </w:r>
-      <w:r>
-        <w:rPr>
-          <w:lang w:val="ar_AE" w:bidi="ar_AE"/>
-        </w:rPr>
-        <w:t xml:space="preserve"> و</w:t>
-      </w:r>
-      <w:r>
-        <w:rPr>
-          <w:lang w:val="ar_AE" w:bidi="ar_AE"/>
-        </w:rPr>
-        <w:t>شريعة موسى</w:t>
-      </w:r>
-      <w:r>
-        <w:rPr>
-          <w:lang w:val="ar_AE" w:bidi="ar_AE"/>
-        </w:rPr>
-        <w:t>)</w:t>
-      </w:r>
-    </w:p>
-    <w:p>
-      <w:pPr>
-        <w:pStyle w:val="Heading4"/>
-        <w:bidi/>
-      </w:pPr>
-      <w:r>
-        <w:rPr>
-          <w:lang w:val="ar_AE" w:bidi="ar_AE"/>
-        </w:rPr>
-        <w:t>“</w:t>
-      </w:r>
-      <w:r>
-        <w:rPr>
-          <w:lang w:val="ar_AE" w:bidi="ar_AE"/>
-        </w:rPr>
-        <w:t>وَلِيِّنَا</w:t>
-      </w:r>
-      <w:r>
-        <w:rPr>
-          <w:lang w:val="ar_AE" w:bidi="ar_AE"/>
-        </w:rPr>
-        <w:t>” (2:20)</w:t>
-      </w:r>
-    </w:p>
-    <w:p>
-      <w:pPr>
-        <w:bidi/>
-      </w:pPr>
-      <w:r>
-        <w:rPr>
-          <w:lang w:val="ar_AE" w:bidi="ar_AE"/>
-        </w:rPr>
-      </w:r>
-      <w:r>
-        <w:rPr>
-          <w:lang w:val="ar_AE" w:bidi="ar_AE"/>
-        </w:rPr>
-        <w:t>كان "الوليّ" هو قريبًا ذكرًا مسؤولًا عن إعالة أي فرد من أفراد نفس العشيرة يحتاج إلى مساعدة، وعن الوفاء بالتزامات زواج الأخ من أرملة أخيه، وعن إعادة شراء الأراضي المُباعة خارج العائلة، وإعادتها إليها. انظر مقدمة السفر لمزيد من المعلومات.</w:t>
-      </w:r>
-      <w:r>
-        <w:rPr>
-          <w:lang w:val="ar_AE" w:bidi="ar_AE"/>
-        </w:rPr>
-      </w:r>
-      <w:r>
-        <w:rPr>
-          <w:lang w:val="ar_AE" w:bidi="ar_AE"/>
-        </w:rPr>
-      </w:r>
-    </w:p>
-    <w:p>
-      <w:pPr>
-        <w:bidi/>
-      </w:pPr>
-      <w:r>
-        <w:rPr>
-          <w:lang w:val="ar_AE" w:bidi="ar_AE"/>
-        </w:rPr>
-      </w:r>
-    </w:p>
-    <w:p>
-      <w:pPr>
-        <w:pStyle w:val="Heading2"/>
-        <w:bidi/>
-      </w:pPr>
-      <w:r>
-        <w:rPr>
-          <w:lang w:val="ar_AE" w:bidi="ar_AE"/>
-        </w:rPr>
-        <w:t>مقدمة سفر راعوث - أصحاح 3</w:t>
-      </w:r>
-      <w:r>
-        <w:rPr>
-          <w:lang w:val="ar_AE" w:bidi="ar_AE"/>
-        </w:rPr>
-      </w:r>
-    </w:p>
-    <w:p>
-      <w:pPr>
-        <w:pStyle w:val="Heading3"/>
-        <w:bidi/>
-      </w:pPr>
-      <w:r>
-        <w:rPr>
-          <w:lang w:val="ar_AE" w:bidi="ar_AE"/>
-        </w:rPr>
-        <w:t>المفاهيم الخاصة في هذا الاصحاح</w:t>
-      </w:r>
-    </w:p>
-    <w:p>
-      <w:pPr>
-        <w:pStyle w:val="Heading4"/>
-        <w:bidi/>
-      </w:pPr>
-      <w:r>
-        <w:rPr>
-          <w:lang w:val="ar_AE" w:bidi="ar_AE"/>
-        </w:rPr>
-        <w:t>نزاهة بوعز</w:t>
-      </w:r>
-    </w:p>
-    <w:p>
-      <w:pPr>
-        <w:bidi/>
-      </w:pPr>
-      <w:r>
-        <w:rPr>
-          <w:lang w:val="ar_AE" w:bidi="ar_AE"/>
-        </w:rPr>
-      </w:r>
-      <w:r>
-        <w:rPr>
-          <w:lang w:val="ar_AE" w:bidi="ar_AE"/>
-        </w:rPr>
-        <w:t>أظهر بوعز نزاهة كبيرة في هذا الأصحاح بعدم إقامته لأي علاقة جنسية مع راعوث حتى يتزوجا. كما كان حريصًا على الحفاظ على سمعة راعوث الطيبة. ويُعد إظهار حُسن أخلاق بوعز نقطة مهمة في هذا الأصحاح.</w:t>
-      </w:r>
-    </w:p>
-    <w:p>
-      <w:pPr>
-        <w:pStyle w:val="Heading3"/>
-        <w:bidi/>
-      </w:pPr>
-      <w:r>
-        <w:rPr>
-          <w:lang w:val="ar_AE" w:bidi="ar_AE"/>
-        </w:rPr>
-        <w:t>صعوبات الترجمة الأخرى المحتملة في هذا الاصحاح</w:t>
-      </w:r>
-    </w:p>
-    <w:p>
-      <w:pPr>
-        <w:pStyle w:val="Heading4"/>
-        <w:bidi/>
-      </w:pPr>
-      <w:r>
-        <w:rPr>
-          <w:lang w:val="ar_AE" w:bidi="ar_AE"/>
-        </w:rPr>
-        <w:t>لِيَكُونَ لَكِ خَيْرٌ</w:t>
-      </w:r>
-    </w:p>
-    <w:p>
-      <w:pPr>
-        <w:bidi/>
-      </w:pPr>
-      <w:r>
-        <w:rPr>
-          <w:lang w:val="ar_AE" w:bidi="ar_AE"/>
-        </w:rPr>
-      </w:r>
-      <w:r>
-        <w:rPr>
-          <w:lang w:val="ar_AE" w:bidi="ar_AE"/>
-        </w:rPr>
-        <w:t xml:space="preserve">كانت نعمي ترغب في أن يكون لراعوث بيت آمن مع زوج صالح يعتني بها. وقد رأت أن بوعز سيكون أفضل زوج لها. كما اعتقدت أن بوعز، بصفته ولياً لهم، كان مُلزم بالزواج منها. قد يكون هذا صحيحاً لأنه، على الرغم من أن راعوث كانت أممية المولد، إلا أنها أصبحت جزءاً من عائلة نعمي وجزءاً من أمة إسرائيل. (انظر: </w:t>
-      </w:r>
-      <w:r>
-        <w:rPr>
-          <w:lang w:val="ar_AE" w:bidi="ar_AE"/>
-        </w:rPr>
-        <w:t>المعرفة المفترضة والمعلومات الضمنية</w:t>
-      </w:r>
-      <w:r>
-        <w:rPr>
-          <w:lang w:val="ar_AE" w:bidi="ar_AE"/>
-        </w:rPr>
-        <w:t>)</w:t>
-      </w:r>
-      <w:r>
-        <w:rPr>
-          <w:lang w:val="ar_AE" w:bidi="ar_AE"/>
-        </w:rPr>
-      </w:r>
-      <w:r>
-        <w:rPr>
-          <w:lang w:val="ar_AE" w:bidi="ar_AE"/>
-        </w:rPr>
-      </w:r>
-    </w:p>
-    <w:p>
-      <w:pPr>
-        <w:bidi/>
-      </w:pPr>
-      <w:r>
-        <w:rPr>
-          <w:lang w:val="ar_AE" w:bidi="ar_AE"/>
-        </w:rPr>
-      </w:r>
-    </w:p>
-    <w:p>
-      <w:pPr>
-        <w:pStyle w:val="Heading2"/>
-        <w:bidi/>
-      </w:pPr>
-      <w:r>
-        <w:rPr>
-          <w:lang w:val="ar_AE" w:bidi="ar_AE"/>
-        </w:rPr>
-        <w:t>مقدمة سفر راعوث - أصحاح 4</w:t>
-      </w:r>
-      <w:r>
-        <w:rPr>
-          <w:lang w:val="ar_AE" w:bidi="ar_AE"/>
-        </w:rPr>
-      </w:r>
-    </w:p>
-    <w:p>
-      <w:pPr>
-        <w:bidi/>
-      </w:pPr>
-      <w:r>
-        <w:rPr>
-          <w:lang w:val="ar_AE" w:bidi="ar_AE"/>
-        </w:rPr>
-      </w:r>
-      <w:r>
-        <w:rPr>
-          <w:lang w:val="ar_AE" w:bidi="ar_AE"/>
-        </w:rPr>
-        <w:t>"# ملاحظات عامة على راعوث 4</w:t>
-      </w:r>
-    </w:p>
-    <w:p>
-      <w:pPr>
-        <w:pStyle w:val="Heading3"/>
-        <w:bidi/>
-      </w:pPr>
-      <w:r>
-        <w:rPr>
-          <w:lang w:val="ar_AE" w:bidi="ar_AE"/>
-        </w:rPr>
-        <w:t>المفاهيم الخاصة في هذا الاصحاح</w:t>
-      </w:r>
-    </w:p>
-    <w:p>
-      <w:pPr>
-        <w:pStyle w:val="Heading4"/>
-        <w:bidi/>
-      </w:pPr>
-      <w:r>
-        <w:rPr>
-          <w:lang w:val="ar_AE" w:bidi="ar_AE"/>
-        </w:rPr>
-        <w:t>الملك داوود</w:t>
-      </w:r>
-    </w:p>
-    <w:p>
-      <w:pPr>
-        <w:bidi/>
-      </w:pPr>
-      <w:r>
-        <w:rPr>
-          <w:lang w:val="ar_AE" w:bidi="ar_AE"/>
-        </w:rPr>
-      </w:r>
-      <w:r>
-        <w:rPr>
-          <w:lang w:val="ar_AE" w:bidi="ar_AE"/>
-        </w:rPr>
-        <w:t>على الرغم من كون راعوث موآبية، إلا أنها أصبحت جدة لداود، الذي هو أعظم ملوك إسرائيل. قد يكون الأمر مُستغربًا أن تصبح امرأة غير يهودية جزءًا من سلالة مهمة كهذه، لكن هذا يذكرنا بأن الله يحب جميع الناس. لقد كان لدى راعوث إيمان عظيم بالرب، وهذا يظهر لنا أن الله يرحب بكل من يؤمن به.</w:t>
-      </w:r>
-    </w:p>
-    <w:p>
-      <w:pPr>
-        <w:pStyle w:val="Heading4"/>
-        <w:bidi/>
-      </w:pPr>
-      <w:r>
-        <w:rPr>
-          <w:lang w:val="ar_AE" w:bidi="ar_AE"/>
-        </w:rPr>
-        <w:t>"</w:t>
-      </w:r>
-      <w:r>
-        <w:rPr>
-          <w:lang w:val="ar_AE" w:bidi="ar_AE"/>
-        </w:rPr>
-        <w:t>تَشْتَرِي أَيْضًا مِنْ يَدِ رَاعُوثَ ٱلْمُوآبِيَّةِ</w:t>
-      </w:r>
-      <w:r>
-        <w:rPr>
-          <w:lang w:val="ar_AE" w:bidi="ar_AE"/>
-        </w:rPr>
-        <w:t>"</w:t>
-      </w:r>
-    </w:p>
-    <w:p>
-      <w:pPr>
-        <w:bidi/>
-      </w:pPr>
-      <w:r>
-        <w:rPr>
-          <w:lang w:val="ar_AE" w:bidi="ar_AE"/>
-        </w:rPr>
-      </w:r>
-      <w:r>
-        <w:rPr>
-          <w:lang w:val="ar_AE" w:bidi="ar_AE"/>
-        </w:rPr>
-        <w:t>جاءت مسؤولية رعاية أرامل العائلة مع امتياز استخدام أرض العائلة . لذلك، كان على القريب الذي يريد استخدام أرض نعمي أن يساعد أيضًا راعوث في إنجاب ابن يحمل اسم العائلة وميراثها وأن يعولها.</w:t>
-      </w:r>
-    </w:p>
-    <w:p>
-      <w:pPr>
-        <w:pStyle w:val="Heading3"/>
-        <w:bidi/>
-      </w:pPr>
-      <w:r>
-        <w:rPr>
-          <w:lang w:val="ar_AE" w:bidi="ar_AE"/>
-        </w:rPr>
-        <w:t>صعوبات الترجمة الأخرى المحتملة في هذا الأصحاح</w:t>
-      </w:r>
-    </w:p>
-    <w:p>
-      <w:pPr>
-        <w:pStyle w:val="Heading4"/>
-        <w:bidi/>
-      </w:pPr>
-      <w:r>
-        <w:rPr>
-          <w:lang w:val="ar_AE" w:bidi="ar_AE"/>
-        </w:rPr>
-        <w:t>"</w:t>
-      </w:r>
-      <w:r>
-        <w:rPr>
-          <w:lang w:val="ar_AE" w:bidi="ar_AE"/>
-        </w:rPr>
-        <w:t>سَابِقًا فِي إِسْرَائِيلَ</w:t>
-      </w:r>
-      <w:r>
-        <w:rPr>
-          <w:lang w:val="ar_AE" w:bidi="ar_AE"/>
-        </w:rPr>
-        <w:t>"</w:t>
-      </w:r>
-    </w:p>
-    <w:p>
-      <w:pPr>
-        <w:bidi/>
-      </w:pPr>
-      <w:r>
-        <w:rPr>
-          <w:lang w:val="ar_AE" w:bidi="ar_AE"/>
-        </w:rPr>
-      </w:r>
-      <w:r>
-        <w:rPr>
-          <w:lang w:val="ar_AE" w:bidi="ar_AE"/>
-        </w:rPr>
-        <w:t>الآية السابعة من الإصحاح الرابع هي تعليق أضافه كاتب النص. وهذا يشير إلى وجود فترة طويلة بين زمن وقوع الأحداث وزمن كتابتها، بحيث كانت العادات قد تغيرت. فكِّر كيف تشير إلى أن هذه العبارة هي تعليق على القصة وليست جزءًا منها.</w:t>
       </w:r>
       <w:r>
         <w:rPr>

--- a/arb/docx/08.content.docx
+++ b/arb/docx/08.content.docx
@@ -1614,6 +1614,22 @@
       </w:r>
       <w:r>
         <w:rPr>
+          <w:lang w:val="ar_AE" w:bidi="ar_AE"/>
+        </w:rPr>
+        <w:t>וַ⁠תִּשָּׁאֵ֥ר הִ֖יא וּ⁠שְׁנֵ֥י בָנֶֽי⁠הָ</w:t>
+      </w:r>
+    </w:p>
+    <w:p>
+      <w:pPr>
+        <w:bidi/>
+      </w:pPr>
+      <w:r>
+        <w:rPr>
+          <w:lang w:val="ar_AE" w:bidi="ar_AE"/>
+        </w:rPr>
+      </w:r>
+      <w:r>
+        <w:rPr>
           <w:b/>
           <w:lang w:val="ar_AE" w:bidi="ar_AE"/>
         </w:rPr>
@@ -1706,6 +1722,22 @@
       </w:r>
       <w:r>
         <w:rPr>
+          <w:lang w:val="ar_AE" w:bidi="ar_AE"/>
+        </w:rPr>
+        <w:t>וַ⁠יִּשְׂא֣וּ לָ⁠הֶ֗ם נָשִׁים֙</w:t>
+      </w:r>
+    </w:p>
+    <w:p>
+      <w:pPr>
+        <w:bidi/>
+      </w:pPr>
+      <w:r>
+        <w:rPr>
+          <w:lang w:val="ar_AE" w:bidi="ar_AE"/>
+        </w:rPr>
+      </w:r>
+      <w:r>
+        <w:rPr>
           <w:b/>
           <w:lang w:val="ar_AE" w:bidi="ar_AE"/>
         </w:rPr>
@@ -1825,6 +1857,22 @@
       </w:r>
       <w:r>
         <w:rPr>
+          <w:lang w:val="ar_AE" w:bidi="ar_AE"/>
+        </w:rPr>
+        <w:t>שֵׁ֤ם הָֽ⁠אַחַת֙ עָרְפָּ֔ה וְ⁠שֵׁ֥ם הַ⁠שֵּׁנִ֖ית ר֑וּת</w:t>
+      </w:r>
+    </w:p>
+    <w:p>
+      <w:pPr>
+        <w:bidi/>
+      </w:pPr>
+      <w:r>
+        <w:rPr>
+          <w:lang w:val="ar_AE" w:bidi="ar_AE"/>
+        </w:rPr>
+      </w:r>
+      <w:r>
+        <w:rPr>
           <w:b/>
           <w:lang w:val="ar_AE" w:bidi="ar_AE"/>
         </w:rPr>
@@ -1909,6 +1957,22 @@
       </w:r>
       <w:r>
         <w:rPr>
+          <w:lang w:val="ar_AE" w:bidi="ar_AE"/>
+        </w:rPr>
+        <w:t>וַ⁠תִּשָּׁאֵר֙ הָֽ⁠אִשָּׁ֔ה מִ⁠שְּׁנֵ֥י יְלָדֶ֖י⁠הָ וּ⁠מֵ⁠אִישָֽׁ⁠הּ</w:t>
+      </w:r>
+    </w:p>
+    <w:p>
+      <w:pPr>
+        <w:bidi/>
+      </w:pPr>
+      <w:r>
+        <w:rPr>
+          <w:lang w:val="ar_AE" w:bidi="ar_AE"/>
+        </w:rPr>
+      </w:r>
+      <w:r>
+        <w:rPr>
           <w:b/>
           <w:lang w:val="ar_AE" w:bidi="ar_AE"/>
         </w:rPr>
@@ -2015,6 +2079,22 @@
       </w:r>
       <w:r>
         <w:rPr>
+          <w:lang w:val="ar_AE" w:bidi="ar_AE"/>
+        </w:rPr>
+        <w:t>וַ⁠תָּ֤קָם הִיא֙ וְ⁠כַלֹּתֶ֔י⁠הָ וַ⁠תָּ֖שָׁב</w:t>
+      </w:r>
+    </w:p>
+    <w:p>
+      <w:pPr>
+        <w:bidi/>
+      </w:pPr>
+      <w:r>
+        <w:rPr>
+          <w:lang w:val="ar_AE" w:bidi="ar_AE"/>
+        </w:rPr>
+      </w:r>
+      <w:r>
+        <w:rPr>
           <w:b/>
           <w:lang w:val="ar_AE" w:bidi="ar_AE"/>
         </w:rPr>
@@ -2269,6 +2349,22 @@
       </w:r>
       <w:r>
         <w:rPr>
+          <w:lang w:val="ar_AE" w:bidi="ar_AE"/>
+        </w:rPr>
+        <w:t>וְ⁠כַלֹּתֶ֔י⁠הָ</w:t>
+      </w:r>
+    </w:p>
+    <w:p>
+      <w:pPr>
+        <w:bidi/>
+      </w:pPr>
+      <w:r>
+        <w:rPr>
+          <w:lang w:val="ar_AE" w:bidi="ar_AE"/>
+        </w:rPr>
+      </w:r>
+      <w:r>
+        <w:rPr>
           <w:b/>
           <w:lang w:val="ar_AE" w:bidi="ar_AE"/>
         </w:rPr>
@@ -2353,6 +2449,22 @@
       </w:r>
       <w:r>
         <w:rPr>
+          <w:lang w:val="ar_AE" w:bidi="ar_AE"/>
+        </w:rPr>
+        <w:t>כִּ֤י שָֽׁמְעָה֙ בִּ⁠שְׂדֵ֣ה מוֹאָ֔ב כִּֽי־פָקַ֤ד יְהוָה֙ אֶת־עַמּ֔⁠וֹ לָ⁠תֵ֥ת לָ⁠הֶ֖ם לָֽחֶם</w:t>
+      </w:r>
+    </w:p>
+    <w:p>
+      <w:pPr>
+        <w:bidi/>
+      </w:pPr>
+      <w:r>
+        <w:rPr>
+          <w:lang w:val="ar_AE" w:bidi="ar_AE"/>
+        </w:rPr>
+      </w:r>
+      <w:r>
+        <w:rPr>
           <w:b/>
           <w:lang w:val="ar_AE" w:bidi="ar_AE"/>
         </w:rPr>
@@ -2459,6 +2571,22 @@
       </w:r>
       <w:r>
         <w:rPr>
+          <w:lang w:val="ar_AE" w:bidi="ar_AE"/>
+        </w:rPr>
+        <w:t>שָֽׁמְעָה֙ בִּ⁠שְׂדֵ֣ה מוֹאָ֔ב</w:t>
+      </w:r>
+    </w:p>
+    <w:p>
+      <w:pPr>
+        <w:bidi/>
+      </w:pPr>
+      <w:r>
+        <w:rPr>
+          <w:lang w:val="ar_AE" w:bidi="ar_AE"/>
+        </w:rPr>
+      </w:r>
+      <w:r>
+        <w:rPr>
           <w:b/>
           <w:lang w:val="ar_AE" w:bidi="ar_AE"/>
         </w:rPr>
@@ -2848,6 +2976,22 @@
       </w:r>
       <w:r>
         <w:rPr>
+          <w:lang w:val="ar_AE" w:bidi="ar_AE"/>
+        </w:rPr>
+        <w:t>וַ⁠תֵּלַ֣כְנָה בַ⁠דֶּ֔רֶךְ</w:t>
+      </w:r>
+    </w:p>
+    <w:p>
+      <w:pPr>
+        <w:bidi/>
+      </w:pPr>
+      <w:r>
+        <w:rPr>
+          <w:lang w:val="ar_AE" w:bidi="ar_AE"/>
+        </w:rPr>
+      </w:r>
+      <w:r>
+        <w:rPr>
           <w:b/>
           <w:lang w:val="ar_AE" w:bidi="ar_AE"/>
         </w:rPr>
@@ -2932,6 +3076,22 @@
       </w:r>
       <w:r>
         <w:rPr>
+          <w:lang w:val="ar_AE" w:bidi="ar_AE"/>
+        </w:rPr>
+        <w:t>לִ⁠שְׁתֵּ֣י כַלֹּתֶ֔י⁠הָ</w:t>
+      </w:r>
+    </w:p>
+    <w:p>
+      <w:pPr>
+        <w:bidi/>
+      </w:pPr>
+      <w:r>
+        <w:rPr>
+          <w:lang w:val="ar_AE" w:bidi="ar_AE"/>
+        </w:rPr>
+      </w:r>
+      <w:r>
+        <w:rPr>
           <w:b/>
           <w:lang w:val="ar_AE" w:bidi="ar_AE"/>
         </w:rPr>
@@ -3016,6 +3176,22 @@
       </w:r>
       <w:r>
         <w:rPr>
+          <w:lang w:val="ar_AE" w:bidi="ar_AE"/>
+        </w:rPr>
+        <w:t>לֵ֣כְנָה שֹּׁ֔בְנָה אִשָּׁ֖ה</w:t>
+      </w:r>
+    </w:p>
+    <w:p>
+      <w:pPr>
+        <w:bidi/>
+      </w:pPr>
+      <w:r>
+        <w:rPr>
+          <w:lang w:val="ar_AE" w:bidi="ar_AE"/>
+        </w:rPr>
+      </w:r>
+      <w:r>
+        <w:rPr>
           <w:b/>
           <w:lang w:val="ar_AE" w:bidi="ar_AE"/>
         </w:rPr>
@@ -3122,6 +3298,22 @@
       </w:r>
       <w:r>
         <w:rPr>
+          <w:lang w:val="ar_AE" w:bidi="ar_AE"/>
+        </w:rPr>
+        <w:t>לֵ֣כְנָה שֹּׁ֔בְנָה אִשָּׁ֖ה לְ⁠בֵ֣ית אִמָּ֑⁠הּ</w:t>
+      </w:r>
+    </w:p>
+    <w:p>
+      <w:pPr>
+        <w:bidi/>
+      </w:pPr>
+      <w:r>
+        <w:rPr>
+          <w:lang w:val="ar_AE" w:bidi="ar_AE"/>
+        </w:rPr>
+      </w:r>
+      <w:r>
+        <w:rPr>
           <w:b/>
           <w:lang w:val="ar_AE" w:bidi="ar_AE"/>
         </w:rPr>
@@ -3206,6 +3398,22 @@
       </w:r>
       <w:r>
         <w:rPr>
+          <w:lang w:val="ar_AE" w:bidi="ar_AE"/>
+        </w:rPr>
+        <w:t>לְ⁠בֵ֣ית אִמָּ֑⁠הּ</w:t>
+      </w:r>
+    </w:p>
+    <w:p>
+      <w:pPr>
+        <w:bidi/>
+      </w:pPr>
+      <w:r>
+        <w:rPr>
+          <w:lang w:val="ar_AE" w:bidi="ar_AE"/>
+        </w:rPr>
+      </w:r>
+      <w:r>
+        <w:rPr>
           <w:b/>
           <w:lang w:val="ar_AE" w:bidi="ar_AE"/>
         </w:rPr>
@@ -3290,6 +3498,22 @@
       </w:r>
       <w:r>
         <w:rPr>
+          <w:lang w:val="ar_AE" w:bidi="ar_AE"/>
+        </w:rPr>
+        <w:t>יעשה יְהוָ֤ה עִמָּ⁠כֶם֙ חֶ֔סֶד כַּ⁠אֲשֶׁ֧ר עֲשִׂיתֶ֛ם עִם־הַ⁠מֵּתִ֖ים וְ⁠עִמָּדִֽ⁠י</w:t>
+      </w:r>
+    </w:p>
+    <w:p>
+      <w:pPr>
+        <w:bidi/>
+      </w:pPr>
+      <w:r>
+        <w:rPr>
+          <w:lang w:val="ar_AE" w:bidi="ar_AE"/>
+        </w:rPr>
+      </w:r>
+      <w:r>
+        <w:rPr>
           <w:b/>
           <w:lang w:val="ar_AE" w:bidi="ar_AE"/>
         </w:rPr>
@@ -3666,6 +3890,22 @@
       </w:r>
       <w:r>
         <w:rPr>
+          <w:lang w:val="ar_AE" w:bidi="ar_AE"/>
+        </w:rPr>
+        <w:t>יִתֵּ֤ן יְהוָה֙ לָ⁠כֶ֔ם וּ⁠מְצֶ֣אןָ</w:t>
+      </w:r>
+    </w:p>
+    <w:p>
+      <w:pPr>
+        <w:bidi/>
+      </w:pPr>
+      <w:r>
+        <w:rPr>
+          <w:lang w:val="ar_AE" w:bidi="ar_AE"/>
+        </w:rPr>
+      </w:r>
+      <w:r>
+        <w:rPr>
           <w:b/>
           <w:lang w:val="ar_AE" w:bidi="ar_AE"/>
         </w:rPr>
@@ -4042,6 +4282,22 @@
       </w:r>
       <w:r>
         <w:rPr>
+          <w:lang w:val="ar_AE" w:bidi="ar_AE"/>
+        </w:rPr>
+        <w:t>וַ⁠תִּשֶּׂ֥אנָה קוֹלָ֖⁠ן וַ⁠תִּבְכֶּֽינָה</w:t>
+      </w:r>
+    </w:p>
+    <w:p>
+      <w:pPr>
+        <w:bidi/>
+      </w:pPr>
+      <w:r>
+        <w:rPr>
+          <w:lang w:val="ar_AE" w:bidi="ar_AE"/>
+        </w:rPr>
+      </w:r>
+      <w:r>
+        <w:rPr>
           <w:b/>
           <w:lang w:val="ar_AE" w:bidi="ar_AE"/>
         </w:rPr>
@@ -4565,6 +4821,22 @@
       </w:r>
       <w:r>
         <w:rPr>
+          <w:lang w:val="ar_AE" w:bidi="ar_AE"/>
+        </w:rPr>
+        <w:t>אִתָּ֥⁠ךְ</w:t>
+      </w:r>
+    </w:p>
+    <w:p>
+      <w:pPr>
+        <w:bidi/>
+      </w:pPr>
+      <w:r>
+        <w:rPr>
+          <w:lang w:val="ar_AE" w:bidi="ar_AE"/>
+        </w:rPr>
+      </w:r>
+      <w:r>
+        <w:rPr>
           <w:b/>
           <w:lang w:val="ar_AE" w:bidi="ar_AE"/>
         </w:rPr>
@@ -5080,6 +5352,22 @@
       </w:r>
       <w:r>
         <w:rPr>
+          <w:lang w:val="ar_AE" w:bidi="ar_AE"/>
+        </w:rPr>
+        <w:t>הַֽ⁠עֽוֹד־לִ֤⁠י בָנִים֙ בְּֽ⁠מֵעַ֔⁠י וְ⁠הָי֥וּ לָ⁠כֶ֖ם לַ⁠אֲנָשִֽׁים</w:t>
+      </w:r>
+    </w:p>
+    <w:p>
+      <w:pPr>
+        <w:bidi/>
+      </w:pPr>
+      <w:r>
+        <w:rPr>
+          <w:lang w:val="ar_AE" w:bidi="ar_AE"/>
+        </w:rPr>
+      </w:r>
+      <w:r>
+        <w:rPr>
           <w:b/>
           <w:lang w:val="ar_AE" w:bidi="ar_AE"/>
         </w:rPr>
@@ -5308,6 +5596,22 @@
       </w:r>
       <w:r>
         <w:rPr>
+          <w:lang w:val="ar_AE" w:bidi="ar_AE"/>
+        </w:rPr>
+        <w:t>כִּ֤י אָמַ֨רְתִּי֙ יֶשׁ־לִ֣⁠י תִקְוָ֔ה גַּ֣ם הָיִ֤יתִי הַ⁠לַּ֨יְלָה֙ לְ⁠אִ֔ישׁ וְ⁠גַ֖ם יָלַ֥דְתִּי בָנִֽים</w:t>
+      </w:r>
+    </w:p>
+    <w:p>
+      <w:pPr>
+        <w:bidi/>
+      </w:pPr>
+      <w:r>
+        <w:rPr>
+          <w:lang w:val="ar_AE" w:bidi="ar_AE"/>
+        </w:rPr>
+      </w:r>
+      <w:r>
+        <w:rPr>
           <w:b/>
           <w:lang w:val="ar_AE" w:bidi="ar_AE"/>
         </w:rPr>
@@ -5414,6 +5718,22 @@
       </w:r>
       <w:r>
         <w:rPr>
+          <w:lang w:val="ar_AE" w:bidi="ar_AE"/>
+        </w:rPr>
+        <w:t>יָלַ֥דְתִּי בָנִֽים</w:t>
+      </w:r>
+    </w:p>
+    <w:p>
+      <w:pPr>
+        <w:bidi/>
+      </w:pPr>
+      <w:r>
+        <w:rPr>
+          <w:lang w:val="ar_AE" w:bidi="ar_AE"/>
+        </w:rPr>
+      </w:r>
+      <w:r>
+        <w:rPr>
           <w:b/>
           <w:lang w:val="ar_AE" w:bidi="ar_AE"/>
         </w:rPr>
@@ -5498,6 +5818,22 @@
       </w:r>
       <w:r>
         <w:rPr>
+          <w:lang w:val="ar_AE" w:bidi="ar_AE"/>
+        </w:rPr>
+        <w:t>הֲ⁠לָהֵ֣ן ׀ תְּשַׂבֵּ֗רְנָה עַ֚ד אֲשֶׁ֣ר יִגְדָּ֔לוּ הֲ⁠לָהֵן֙ תֵּֽעָגֵ֔נָה לְ⁠בִלְתִּ֖י הֱי֣וֹת לְ⁠אִ֑ישׁ</w:t>
+      </w:r>
+    </w:p>
+    <w:p>
+      <w:pPr>
+        <w:bidi/>
+      </w:pPr>
+      <w:r>
+        <w:rPr>
+          <w:lang w:val="ar_AE" w:bidi="ar_AE"/>
+        </w:rPr>
+      </w:r>
+      <w:r>
+        <w:rPr>
           <w:b/>
           <w:lang w:val="ar_AE" w:bidi="ar_AE"/>
         </w:rPr>
@@ -5604,6 +5940,22 @@
       </w:r>
       <w:r>
         <w:rPr>
+          <w:lang w:val="ar_AE" w:bidi="ar_AE"/>
+        </w:rPr>
+        <w:t>הֲ⁠לָהֵ֣ן ׀ תְּשַׂבֵּ֗רְנָה עַ֚ד אֲשֶׁ֣ר יִגְדָּ֔לוּ הֲ⁠לָהֵן֙ תֵּֽעָגֵ֔נָה לְ⁠בִלְתִּ֖י הֱי֣וֹת לְ⁠אִ֑ישׁ</w:t>
+      </w:r>
+    </w:p>
+    <w:p>
+      <w:pPr>
+        <w:bidi/>
+      </w:pPr>
+      <w:r>
+        <w:rPr>
+          <w:lang w:val="ar_AE" w:bidi="ar_AE"/>
+        </w:rPr>
+      </w:r>
+      <w:r>
+        <w:rPr>
           <w:b/>
           <w:lang w:val="ar_AE" w:bidi="ar_AE"/>
         </w:rPr>
@@ -5688,6 +6040,22 @@
       </w:r>
       <w:r>
         <w:rPr>
+          <w:lang w:val="ar_AE" w:bidi="ar_AE"/>
+        </w:rPr>
+        <w:t>מַר־לִ֤⁠י מְאֹד֙</w:t>
+      </w:r>
+    </w:p>
+    <w:p>
+      <w:pPr>
+        <w:bidi/>
+      </w:pPr>
+      <w:r>
+        <w:rPr>
+          <w:lang w:val="ar_AE" w:bidi="ar_AE"/>
+        </w:rPr>
+      </w:r>
+      <w:r>
+        <w:rPr>
           <w:b/>
           <w:lang w:val="ar_AE" w:bidi="ar_AE"/>
         </w:rPr>
@@ -5929,6 +6297,22 @@
       </w:r>
       <w:r>
         <w:rPr>
+          <w:lang w:val="ar_AE" w:bidi="ar_AE"/>
+        </w:rPr>
+        <w:t>יָצְאָ֥ה בִ֖⁠י יַד־יְהוָֽה</w:t>
+      </w:r>
+    </w:p>
+    <w:p>
+      <w:pPr>
+        <w:bidi/>
+      </w:pPr>
+      <w:r>
+        <w:rPr>
+          <w:lang w:val="ar_AE" w:bidi="ar_AE"/>
+        </w:rPr>
+      </w:r>
+      <w:r>
+        <w:rPr>
           <w:b/>
           <w:lang w:val="ar_AE" w:bidi="ar_AE"/>
         </w:rPr>
@@ -7224,6 +7608,22 @@
       </w:r>
       <w:r>
         <w:rPr>
+          <w:lang w:val="ar_AE" w:bidi="ar_AE"/>
+        </w:rPr>
+        <w:t>עַמֵּ֣⁠ךְ עַמִּ֔⁠י וֵ⁠אלֹהַ֖יִ⁠ךְ אֱלֹהָֽ⁠י</w:t>
+      </w:r>
+    </w:p>
+    <w:p>
+      <w:pPr>
+        <w:bidi/>
+      </w:pPr>
+      <w:r>
+        <w:rPr>
+          <w:lang w:val="ar_AE" w:bidi="ar_AE"/>
+        </w:rPr>
+      </w:r>
+      <w:r>
+        <w:rPr>
           <w:b/>
           <w:lang w:val="ar_AE" w:bidi="ar_AE"/>
         </w:rPr>
@@ -7696,6 +8096,22 @@
       </w:r>
       <w:r>
         <w:rPr>
+          <w:lang w:val="ar_AE" w:bidi="ar_AE"/>
+        </w:rPr>
+        <w:t>וַ⁠תֶּחְדַּ֖ל לְ⁠דַבֵּ֥ר אֵלֶֽי⁠הָ</w:t>
+      </w:r>
+    </w:p>
+    <w:p>
+      <w:pPr>
+        <w:bidi/>
+      </w:pPr>
+      <w:r>
+        <w:rPr>
+          <w:lang w:val="ar_AE" w:bidi="ar_AE"/>
+        </w:rPr>
+      </w:r>
+      <w:r>
+        <w:rPr>
           <w:b/>
           <w:lang w:val="ar_AE" w:bidi="ar_AE"/>
         </w:rPr>
@@ -8856,6 +9272,22 @@
       </w:r>
       <w:r>
         <w:rPr>
+          <w:lang w:val="ar_AE" w:bidi="ar_AE"/>
+        </w:rPr>
+        <w:t>אֲנִי֙ מְלֵאָ֣ה הָלַ֔כְתִּי וְ⁠רֵיקָ֖ם הֱשִׁיבַ֣⁠נִי יְהוָ֑ה</w:t>
+      </w:r>
+    </w:p>
+    <w:p>
+      <w:pPr>
+        <w:bidi/>
+      </w:pPr>
+      <w:r>
+        <w:rPr>
+          <w:lang w:val="ar_AE" w:bidi="ar_AE"/>
+        </w:rPr>
+      </w:r>
+      <w:r>
+        <w:rPr>
           <w:b/>
           <w:lang w:val="ar_AE" w:bidi="ar_AE"/>
         </w:rPr>
@@ -9110,6 +9542,22 @@
       </w:r>
       <w:r>
         <w:rPr>
+          <w:lang w:val="ar_AE" w:bidi="ar_AE"/>
+        </w:rPr>
+        <w:t>וַֽ⁠יהוָה֙ עָ֣נָה בִ֔⁠י וְ⁠שַׁדַּ֖י הֵ֥רַֽע לִֽ⁠י</w:t>
+      </w:r>
+    </w:p>
+    <w:p>
+      <w:pPr>
+        <w:bidi/>
+      </w:pPr>
+      <w:r>
+        <w:rPr>
+          <w:lang w:val="ar_AE" w:bidi="ar_AE"/>
+        </w:rPr>
+      </w:r>
+      <w:r>
+        <w:rPr>
           <w:b/>
           <w:lang w:val="ar_AE" w:bidi="ar_AE"/>
         </w:rPr>
@@ -9377,6 +9825,22 @@
       </w:r>
       <w:r>
         <w:rPr>
+          <w:lang w:val="ar_AE" w:bidi="ar_AE"/>
+        </w:rPr>
+        <w:t>הֵ֥רַֽע לִֽ⁠י</w:t>
+      </w:r>
+    </w:p>
+    <w:p>
+      <w:pPr>
+        <w:bidi/>
+      </w:pPr>
+      <w:r>
+        <w:rPr>
+          <w:lang w:val="ar_AE" w:bidi="ar_AE"/>
+        </w:rPr>
+      </w:r>
+      <w:r>
+        <w:rPr>
           <w:b/>
           <w:lang w:val="ar_AE" w:bidi="ar_AE"/>
         </w:rPr>
@@ -9461,6 +9925,22 @@
       </w:r>
       <w:r>
         <w:rPr>
+          <w:lang w:val="ar_AE" w:bidi="ar_AE"/>
+        </w:rPr>
+        <w:t>וַ⁠תָּ֣שָׁב נָעֳמִ֗י וְ⁠ר֨וּת הַ⁠מּוֹאֲבִיָּ֤ה כַלָּתָ⁠הּ֙ עִמָּ֔⁠הּ הַ⁠שָּׁ֖בָה מִ⁠שְּׂדֵ֣י מוֹאָ֑ב</w:t>
+      </w:r>
+    </w:p>
+    <w:p>
+      <w:pPr>
+        <w:bidi/>
+      </w:pPr>
+      <w:r>
+        <w:rPr>
+          <w:lang w:val="ar_AE" w:bidi="ar_AE"/>
+        </w:rPr>
+      </w:r>
+      <w:r>
+        <w:rPr>
           <w:b/>
           <w:lang w:val="ar_AE" w:bidi="ar_AE"/>
         </w:rPr>
@@ -9567,6 +10047,22 @@
       </w:r>
       <w:r>
         <w:rPr>
+          <w:lang w:val="ar_AE" w:bidi="ar_AE"/>
+        </w:rPr>
+        <w:t>וְ⁠הֵ֗מָּה בָּ֚אוּ בֵּ֣ית לֶ֔חֶם בִּ⁠תְחִלַּ֖ת קְצִ֥יר שְׂעֹרִֽים</w:t>
+      </w:r>
+    </w:p>
+    <w:p>
+      <w:pPr>
+        <w:bidi/>
+      </w:pPr>
+      <w:r>
+        <w:rPr>
+          <w:lang w:val="ar_AE" w:bidi="ar_AE"/>
+        </w:rPr>
+      </w:r>
+      <w:r>
+        <w:rPr>
           <w:b/>
           <w:lang w:val="ar_AE" w:bidi="ar_AE"/>
         </w:rPr>
@@ -9673,6 +10169,22 @@
       </w:r>
       <w:r>
         <w:rPr>
+          <w:lang w:val="ar_AE" w:bidi="ar_AE"/>
+        </w:rPr>
+        <w:t>בִּ⁠תְחִלַּ֖ת קְצִ֥יר שְׂעֹרִֽים</w:t>
+      </w:r>
+    </w:p>
+    <w:p>
+      <w:pPr>
+        <w:bidi/>
+      </w:pPr>
+      <w:r>
+        <w:rPr>
+          <w:lang w:val="ar_AE" w:bidi="ar_AE"/>
+        </w:rPr>
+      </w:r>
+      <w:r>
+        <w:rPr>
           <w:b/>
           <w:lang w:val="ar_AE" w:bidi="ar_AE"/>
         </w:rPr>
@@ -10001,6 +10513,22 @@
       </w:r>
       <w:r>
         <w:rPr>
+          <w:lang w:val="ar_AE" w:bidi="ar_AE"/>
+        </w:rPr>
+        <w:t>וּֽ⁠לְ⁠נָעֳמִ֞י מוֹדַ֣ע לְ⁠אִישָׁ֗⁠הּ</w:t>
+      </w:r>
+    </w:p>
+    <w:p>
+      <w:pPr>
+        <w:bidi/>
+      </w:pPr>
+      <w:r>
+        <w:rPr>
+          <w:lang w:val="ar_AE" w:bidi="ar_AE"/>
+        </w:rPr>
+      </w:r>
+      <w:r>
+        <w:rPr>
           <w:b/>
           <w:lang w:val="ar_AE" w:bidi="ar_AE"/>
         </w:rPr>
@@ -10107,6 +10635,22 @@
       </w:r>
       <w:r>
         <w:rPr>
+          <w:lang w:val="ar_AE" w:bidi="ar_AE"/>
+        </w:rPr>
+        <w:t>וּֽ⁠לְ⁠נָעֳמִ֞י מוֹדַ֣ע לְ⁠אִישָׁ֗⁠הּ</w:t>
+      </w:r>
+    </w:p>
+    <w:p>
+      <w:pPr>
+        <w:bidi/>
+      </w:pPr>
+      <w:r>
+        <w:rPr>
+          <w:lang w:val="ar_AE" w:bidi="ar_AE"/>
+        </w:rPr>
+      </w:r>
+      <w:r>
+        <w:rPr>
           <w:b/>
           <w:lang w:val="ar_AE" w:bidi="ar_AE"/>
         </w:rPr>
@@ -10618,6 +11162,22 @@
       </w:r>
       <w:r>
         <w:rPr>
+          <w:lang w:val="ar_AE" w:bidi="ar_AE"/>
+        </w:rPr>
+        <w:t>הַ⁠מּוֹאֲבִיָּ֜ה</w:t>
+      </w:r>
+    </w:p>
+    <w:p>
+      <w:pPr>
+        <w:bidi/>
+      </w:pPr>
+      <w:r>
+        <w:rPr>
+          <w:lang w:val="ar_AE" w:bidi="ar_AE"/>
+        </w:rPr>
+      </w:r>
+      <w:r>
+        <w:rPr>
           <w:b/>
           <w:lang w:val="ar_AE" w:bidi="ar_AE"/>
         </w:rPr>
@@ -11851,6 +12411,22 @@
       </w:r>
       <w:r>
         <w:rPr>
+          <w:lang w:val="ar_AE" w:bidi="ar_AE"/>
+        </w:rPr>
+        <w:t>לְ⁠מִ֖י הַ⁠נַּעֲרָ֥ה הַ⁠זֹּֽאת</w:t>
+      </w:r>
+    </w:p>
+    <w:p>
+      <w:pPr>
+        <w:bidi/>
+      </w:pPr>
+      <w:r>
+        <w:rPr>
+          <w:lang w:val="ar_AE" w:bidi="ar_AE"/>
+        </w:rPr>
+      </w:r>
+      <w:r>
+        <w:rPr>
           <w:b/>
           <w:lang w:val="ar_AE" w:bidi="ar_AE"/>
         </w:rPr>
@@ -12119,6 +12695,22 @@
       </w:r>
       <w:r>
         <w:rPr>
+          <w:lang w:val="ar_AE" w:bidi="ar_AE"/>
+        </w:rPr>
+        <w:t>וַ⁠תֹּ֗אמֶר אֲלַקֳטָה־נָּא֙ וְ⁠אָסַפְתִּ֣י בָֽ⁠עֳמָרִ֔ים אַחֲרֵ֖י הַ⁠קּוֹצְרִ֑ים</w:t>
+      </w:r>
+    </w:p>
+    <w:p>
+      <w:pPr>
+        <w:bidi/>
+      </w:pPr>
+      <w:r>
+        <w:rPr>
+          <w:lang w:val="ar_AE" w:bidi="ar_AE"/>
+        </w:rPr>
+      </w:r>
+      <w:r>
+        <w:rPr>
           <w:b/>
           <w:lang w:val="ar_AE" w:bidi="ar_AE"/>
         </w:rPr>
@@ -13392,6 +13984,22 @@
       </w:r>
       <w:r>
         <w:rPr>
+          <w:lang w:val="ar_AE" w:bidi="ar_AE"/>
+        </w:rPr>
+        <w:t>מֵ⁠אֲשֶׁ֥ר יִשְׁאֲב֖וּ⁠ן הַ⁠נְּעָרִֽים</w:t>
+      </w:r>
+    </w:p>
+    <w:p>
+      <w:pPr>
+        <w:bidi/>
+      </w:pPr>
+      <w:r>
+        <w:rPr>
+          <w:lang w:val="ar_AE" w:bidi="ar_AE"/>
+        </w:rPr>
+      </w:r>
+      <w:r>
+        <w:rPr>
           <w:b/>
           <w:lang w:val="ar_AE" w:bidi="ar_AE"/>
         </w:rPr>
@@ -13476,6 +14084,22 @@
       </w:r>
       <w:r>
         <w:rPr>
+          <w:lang w:val="ar_AE" w:bidi="ar_AE"/>
+        </w:rPr>
+        <w:t>וַ⁠תִּפֹּל֙ עַל־פָּנֶ֔י⁠הָ וַ⁠תִּשְׁתַּ֖חוּ אָ֑רְצָ⁠ה</w:t>
+      </w:r>
+    </w:p>
+    <w:p>
+      <w:pPr>
+        <w:bidi/>
+      </w:pPr>
+      <w:r>
+        <w:rPr>
+          <w:lang w:val="ar_AE" w:bidi="ar_AE"/>
+        </w:rPr>
+      </w:r>
+      <w:r>
+        <w:rPr>
           <w:b/>
           <w:lang w:val="ar_AE" w:bidi="ar_AE"/>
         </w:rPr>
@@ -13730,6 +14354,22 @@
       </w:r>
       <w:r>
         <w:rPr>
+          <w:lang w:val="ar_AE" w:bidi="ar_AE"/>
+        </w:rPr>
+        <w:t>וַ⁠תִּפֹּל֙ עַל־פָּנֶ֔י⁠הָ וַ⁠תִּשְׁתַּ֖חוּ אָ֑רְצָ⁠ה</w:t>
+      </w:r>
+    </w:p>
+    <w:p>
+      <w:pPr>
+        <w:bidi/>
+      </w:pPr>
+      <w:r>
+        <w:rPr>
+          <w:lang w:val="ar_AE" w:bidi="ar_AE"/>
+        </w:rPr>
+      </w:r>
+      <w:r>
+        <w:rPr>
           <w:b/>
           <w:lang w:val="ar_AE" w:bidi="ar_AE"/>
         </w:rPr>
@@ -13849,6 +14489,22 @@
       </w:r>
       <w:r>
         <w:rPr>
+          <w:lang w:val="ar_AE" w:bidi="ar_AE"/>
+        </w:rPr>
+        <w:t>מַדּוּעַ֩ מָצָ֨אתִי חֵ֤ן בְּ⁠עֵינֶ֨י⁠ךָ֙ לְ⁠הַכִּירֵ֔⁠נִי וְ⁠אָּנֹכִ֖י נָכְרִיָּֽה</w:t>
+      </w:r>
+    </w:p>
+    <w:p>
+      <w:pPr>
+        <w:bidi/>
+      </w:pPr>
+      <w:r>
+        <w:rPr>
+          <w:lang w:val="ar_AE" w:bidi="ar_AE"/>
+        </w:rPr>
+      </w:r>
+      <w:r>
+        <w:rPr>
           <w:b/>
           <w:lang w:val="ar_AE" w:bidi="ar_AE"/>
         </w:rPr>
@@ -15440,6 +16096,22 @@
       </w:r>
       <w:r>
         <w:rPr>
+          <w:lang w:val="ar_AE" w:bidi="ar_AE"/>
+        </w:rPr>
+        <w:t>עַל־לֵ֣ב שִׁפְחָתֶ֑⁠ךָ</w:t>
+      </w:r>
+    </w:p>
+    <w:p>
+      <w:pPr>
+        <w:bidi/>
+      </w:pPr>
+      <w:r>
+        <w:rPr>
+          <w:lang w:val="ar_AE" w:bidi="ar_AE"/>
+        </w:rPr>
+      </w:r>
+      <w:r>
+        <w:rPr>
           <w:b/>
           <w:lang w:val="ar_AE" w:bidi="ar_AE"/>
         </w:rPr>
@@ -15925,6 +16597,22 @@
       </w:r>
       <w:r>
         <w:rPr>
+          <w:lang w:val="ar_AE" w:bidi="ar_AE"/>
+        </w:rPr>
+        <w:t>לְ⁠עֵ֣ת הָ⁠אֹ֗כֶל</w:t>
+      </w:r>
+    </w:p>
+    <w:p>
+      <w:pPr>
+        <w:bidi/>
+      </w:pPr>
+      <w:r>
+        <w:rPr>
+          <w:lang w:val="ar_AE" w:bidi="ar_AE"/>
+        </w:rPr>
+      </w:r>
+      <w:r>
+        <w:rPr>
           <w:b/>
           <w:lang w:val="ar_AE" w:bidi="ar_AE"/>
         </w:rPr>
@@ -16009,6 +16697,22 @@
       </w:r>
       <w:r>
         <w:rPr>
+          <w:lang w:val="ar_AE" w:bidi="ar_AE"/>
+        </w:rPr>
+        <w:t>גֹּ֤שִֽׁי הֲלֹם֙ וְ⁠אָכַ֣לְתְּ מִן־הַ⁠לֶּ֔חֶם וְ⁠טָבַ֥לְתְּ פִּתֵּ֖⁠ךְ בַּ⁠חֹ֑מֶץ</w:t>
+      </w:r>
+    </w:p>
+    <w:p>
+      <w:pPr>
+        <w:bidi/>
+      </w:pPr>
+      <w:r>
+        <w:rPr>
+          <w:lang w:val="ar_AE" w:bidi="ar_AE"/>
+        </w:rPr>
+      </w:r>
+      <w:r>
+        <w:rPr>
           <w:b/>
           <w:lang w:val="ar_AE" w:bidi="ar_AE"/>
         </w:rPr>
@@ -16115,6 +16819,22 @@
       </w:r>
       <w:r>
         <w:rPr>
+          <w:lang w:val="ar_AE" w:bidi="ar_AE"/>
+        </w:rPr>
+        <w:t>וְ⁠אָכַ֣לְתְּ מִן־הַ⁠לֶּ֔חֶם וְ⁠טָבַ֥לְתְּ פִּתֵּ֖⁠ךְ בַּ⁠חֹ֑מֶץ</w:t>
+      </w:r>
+    </w:p>
+    <w:p>
+      <w:pPr>
+        <w:bidi/>
+      </w:pPr>
+      <w:r>
+        <w:rPr>
+          <w:lang w:val="ar_AE" w:bidi="ar_AE"/>
+        </w:rPr>
+      </w:r>
+      <w:r>
+        <w:rPr>
           <w:b/>
           <w:lang w:val="ar_AE" w:bidi="ar_AE"/>
         </w:rPr>
@@ -16778,6 +17498,22 @@
       </w:r>
       <w:r>
         <w:rPr>
+          <w:lang w:val="ar_AE" w:bidi="ar_AE"/>
+        </w:rPr>
+        <w:t>וְ⁠לֹ֥א תִגְעֲרוּ־בָֽ⁠הּ</w:t>
+      </w:r>
+    </w:p>
+    <w:p>
+      <w:pPr>
+        <w:bidi/>
+      </w:pPr>
+      <w:r>
+        <w:rPr>
+          <w:lang w:val="ar_AE" w:bidi="ar_AE"/>
+        </w:rPr>
+      </w:r>
+      <w:r>
+        <w:rPr>
           <w:b/>
           <w:lang w:val="ar_AE" w:bidi="ar_AE"/>
         </w:rPr>
@@ -17097,6 +17833,22 @@
       </w:r>
       <w:r>
         <w:rPr>
+          <w:lang w:val="ar_AE" w:bidi="ar_AE"/>
+        </w:rPr>
+        <w:t>וַ⁠תִּשָּׂא֙ וַ⁠תָּב֣וֹא הָ⁠עִ֔יר</w:t>
+      </w:r>
+    </w:p>
+    <w:p>
+      <w:pPr>
+        <w:bidi/>
+      </w:pPr>
+      <w:r>
+        <w:rPr>
+          <w:lang w:val="ar_AE" w:bidi="ar_AE"/>
+        </w:rPr>
+      </w:r>
+      <w:r>
+        <w:rPr>
           <w:b/>
           <w:lang w:val="ar_AE" w:bidi="ar_AE"/>
         </w:rPr>
@@ -17325,6 +18077,22 @@
       </w:r>
       <w:r>
         <w:rPr>
+          <w:lang w:val="ar_AE" w:bidi="ar_AE"/>
+        </w:rPr>
+        <w:t>יְהִ֥י מַכִּירֵ֖⁠ךְ בָּר֑וּךְ</w:t>
+      </w:r>
+    </w:p>
+    <w:p>
+      <w:pPr>
+        <w:bidi/>
+      </w:pPr>
+      <w:r>
+        <w:rPr>
+          <w:lang w:val="ar_AE" w:bidi="ar_AE"/>
+        </w:rPr>
+      </w:r>
+      <w:r>
+        <w:rPr>
           <w:b/>
           <w:lang w:val="ar_AE" w:bidi="ar_AE"/>
         </w:rPr>
@@ -17431,6 +18199,22 @@
       </w:r>
       <w:r>
         <w:rPr>
+          <w:lang w:val="ar_AE" w:bidi="ar_AE"/>
+        </w:rPr>
+        <w:t>יְהִ֥י מַכִּירֵ֖⁠ךְ בָּר֑וּךְ</w:t>
+      </w:r>
+    </w:p>
+    <w:p>
+      <w:pPr>
+        <w:bidi/>
+      </w:pPr>
+      <w:r>
+        <w:rPr>
+          <w:lang w:val="ar_AE" w:bidi="ar_AE"/>
+        </w:rPr>
+      </w:r>
+      <w:r>
+        <w:rPr>
           <w:b/>
           <w:lang w:val="ar_AE" w:bidi="ar_AE"/>
         </w:rPr>
@@ -17672,6 +18456,22 @@
       </w:r>
       <w:r>
         <w:rPr>
+          <w:lang w:val="ar_AE" w:bidi="ar_AE"/>
+        </w:rPr>
+        <w:t>וַ⁠תַּגֵּ֣ד לַ⁠חֲמוֹתָ֗⁠הּ אֵ֤ת אֲשֶׁר־עָשְׂתָה֙ עִמּ֔⁠וֹ וַ⁠תֹּ֗אמֶר שֵׁ֤ם הָ⁠אִישׁ֙ אֲשֶׁ֨ר עָשִׂ֧יתִי עִמּ֛⁠וֹ הַ⁠יּ֖וֹם בֹּֽעַז</w:t>
+      </w:r>
+    </w:p>
+    <w:p>
+      <w:pPr>
+        <w:bidi/>
+      </w:pPr>
+      <w:r>
+        <w:rPr>
+          <w:lang w:val="ar_AE" w:bidi="ar_AE"/>
+        </w:rPr>
+      </w:r>
+      <w:r>
+        <w:rPr>
           <w:b/>
           <w:lang w:val="ar_AE" w:bidi="ar_AE"/>
         </w:rPr>
@@ -18919,6 +19719,22 @@
       </w:r>
       <w:r>
         <w:rPr>
+          <w:lang w:val="ar_AE" w:bidi="ar_AE"/>
+        </w:rPr>
+        <w:t>אָמַ֣ר אֵלַ֗⁠י עִם־הַ⁠נְּעָרִ֤ים אֲשֶׁר־לִ⁠י֙ תִּדְבָּקִ֔י⁠ן עַ֣ד אִם־כִּלּ֔וּ אֵ֥ת כָּל־הַ⁠קָּצִ֖יר אֲשֶׁר־לִֽ⁠י</w:t>
+      </w:r>
+    </w:p>
+    <w:p>
+      <w:pPr>
+        <w:bidi/>
+      </w:pPr>
+      <w:r>
+        <w:rPr>
+          <w:lang w:val="ar_AE" w:bidi="ar_AE"/>
+        </w:rPr>
+      </w:r>
+      <w:r>
+        <w:rPr>
           <w:b/>
           <w:lang w:val="ar_AE" w:bidi="ar_AE"/>
         </w:rPr>
@@ -19025,6 +19841,22 @@
       </w:r>
       <w:r>
         <w:rPr>
+          <w:lang w:val="ar_AE" w:bidi="ar_AE"/>
+        </w:rPr>
+        <w:t>עִם־הַ⁠נְּעָרִ֤ים אֲשֶׁר־לִ⁠י֙ תִּדְבָּקִ֔י⁠ן</w:t>
+      </w:r>
+    </w:p>
+    <w:p>
+      <w:pPr>
+        <w:bidi/>
+      </w:pPr>
+      <w:r>
+        <w:rPr>
+          <w:lang w:val="ar_AE" w:bidi="ar_AE"/>
+        </w:rPr>
+      </w:r>
+      <w:r>
+        <w:rPr>
           <w:b/>
           <w:lang w:val="ar_AE" w:bidi="ar_AE"/>
         </w:rPr>
@@ -19131,6 +19963,22 @@
       </w:r>
       <w:r>
         <w:rPr>
+          <w:lang w:val="ar_AE" w:bidi="ar_AE"/>
+        </w:rPr>
+        <w:t>תֵֽצְאִי֙ עִם</w:t>
+      </w:r>
+    </w:p>
+    <w:p>
+      <w:pPr>
+        <w:bidi/>
+      </w:pPr>
+      <w:r>
+        <w:rPr>
+          <w:lang w:val="ar_AE" w:bidi="ar_AE"/>
+        </w:rPr>
+      </w:r>
+      <w:r>
+        <w:rPr>
           <w:b/>
           <w:lang w:val="ar_AE" w:bidi="ar_AE"/>
         </w:rPr>
@@ -19215,6 +20063,22 @@
       </w:r>
       <w:r>
         <w:rPr>
+          <w:lang w:val="ar_AE" w:bidi="ar_AE"/>
+        </w:rPr>
+        <w:t>וְ⁠לֹ֥א יִפְגְּעוּ־בָ֖⁠ךְ</w:t>
+      </w:r>
+    </w:p>
+    <w:p>
+      <w:pPr>
+        <w:bidi/>
+      </w:pPr>
+      <w:r>
+        <w:rPr>
+          <w:lang w:val="ar_AE" w:bidi="ar_AE"/>
+        </w:rPr>
+      </w:r>
+      <w:r>
+        <w:rPr>
           <w:b/>
           <w:lang w:val="ar_AE" w:bidi="ar_AE"/>
         </w:rPr>
@@ -19456,6 +20320,22 @@
       </w:r>
       <w:r>
         <w:rPr>
+          <w:lang w:val="ar_AE" w:bidi="ar_AE"/>
+        </w:rPr>
+        <w:t>עַד־כְּל֥וֹת קְצִֽיר־הַ⁠שְּׂעֹרִ֖ים וּ⁠קְצִ֣יר הַֽ⁠חִטִּ֑ים</w:t>
+      </w:r>
+    </w:p>
+    <w:p>
+      <w:pPr>
+        <w:bidi/>
+      </w:pPr>
+      <w:r>
+        <w:rPr>
+          <w:lang w:val="ar_AE" w:bidi="ar_AE"/>
+        </w:rPr>
+      </w:r>
+      <w:r>
+        <w:rPr>
           <w:b/>
           <w:lang w:val="ar_AE" w:bidi="ar_AE"/>
         </w:rPr>
@@ -20090,6 +20970,22 @@
         <w:rPr>
           <w:lang w:val="ar_AE" w:bidi="ar_AE"/>
         </w:rPr>
+      </w:r>
+    </w:p>
+    <w:p>
+      <w:pPr>
+        <w:bidi/>
+      </w:pPr>
+      <w:r>
+        <w:rPr>
+          <w:lang w:val="ar_AE" w:bidi="ar_AE"/>
+        </w:rPr>
+      </w:r>
+      <w:r>
+        <w:rPr>
+          <w:lang w:val="ar_AE" w:bidi="ar_AE"/>
+        </w:rPr>
+        <w:t>חֲמוֹתָ֑⁠הּ</w:t>
       </w:r>
     </w:p>
     <w:p>
@@ -20759,6 +21655,22 @@
       </w:r>
       <w:r>
         <w:rPr>
+          <w:lang w:val="ar_AE" w:bidi="ar_AE"/>
+        </w:rPr>
+        <w:t>הֲ⁠לֹ֥א בֹ֨עַז֙ מֹֽדַעְתָּ֔⁠נוּ אֲשֶׁ֥ר הָיִ֖ית אֶת־נַעֲרוֹתָ֑י⁠ו</w:t>
+      </w:r>
+    </w:p>
+    <w:p>
+      <w:pPr>
+        <w:bidi/>
+      </w:pPr>
+      <w:r>
+        <w:rPr>
+          <w:lang w:val="ar_AE" w:bidi="ar_AE"/>
+        </w:rPr>
+      </w:r>
+      <w:r>
+        <w:rPr>
           <w:b/>
           <w:lang w:val="ar_AE" w:bidi="ar_AE"/>
         </w:rPr>
@@ -20883,6 +21795,22 @@
       </w:r>
       <w:r>
         <w:rPr>
+          <w:lang w:val="ar_AE" w:bidi="ar_AE"/>
+        </w:rPr>
+        <w:t>אֲשֶׁ֥ר הָיִ֖ית אֶת־נַעֲרוֹתָ֑י⁠ו</w:t>
+      </w:r>
+    </w:p>
+    <w:p>
+      <w:pPr>
+        <w:bidi/>
+      </w:pPr>
+      <w:r>
+        <w:rPr>
+          <w:lang w:val="ar_AE" w:bidi="ar_AE"/>
+        </w:rPr>
+      </w:r>
+      <w:r>
+        <w:rPr>
           <w:b/>
           <w:lang w:val="ar_AE" w:bidi="ar_AE"/>
         </w:rPr>
@@ -21124,6 +22052,22 @@
       </w:r>
       <w:r>
         <w:rPr>
+          <w:lang w:val="ar_AE" w:bidi="ar_AE"/>
+        </w:rPr>
+        <w:t>וָ⁠סַ֗כְתְּ</w:t>
+      </w:r>
+    </w:p>
+    <w:p>
+      <w:pPr>
+        <w:bidi/>
+      </w:pPr>
+      <w:r>
+        <w:rPr>
+          <w:lang w:val="ar_AE" w:bidi="ar_AE"/>
+        </w:rPr>
+      </w:r>
+      <w:r>
+        <w:rPr>
           <w:b/>
           <w:lang w:val="ar_AE" w:bidi="ar_AE"/>
         </w:rPr>
@@ -21842,6 +22786,22 @@
       </w:r>
       <w:r>
         <w:rPr>
+          <w:lang w:val="ar_AE" w:bidi="ar_AE"/>
+        </w:rPr>
+        <w:t>וְ⁠הוּא֙ יַגִּ֣יד לָ֔⁠ךְ אֵ֖ת אֲשֶׁ֥ר תַּעַשִֽׂי⁠ן</w:t>
+      </w:r>
+    </w:p>
+    <w:p>
+      <w:pPr>
+        <w:bidi/>
+      </w:pPr>
+      <w:r>
+        <w:rPr>
+          <w:lang w:val="ar_AE" w:bidi="ar_AE"/>
+        </w:rPr>
+      </w:r>
+      <w:r>
+        <w:rPr>
           <w:b/>
           <w:lang w:val="ar_AE" w:bidi="ar_AE"/>
         </w:rPr>
@@ -22026,6 +22986,22 @@
         <w:rPr>
           <w:lang w:val="ar_AE" w:bidi="ar_AE"/>
         </w:rPr>
+      </w:r>
+    </w:p>
+    <w:p>
+      <w:pPr>
+        <w:bidi/>
+      </w:pPr>
+      <w:r>
+        <w:rPr>
+          <w:lang w:val="ar_AE" w:bidi="ar_AE"/>
+        </w:rPr>
+      </w:r>
+      <w:r>
+        <w:rPr>
+          <w:lang w:val="ar_AE" w:bidi="ar_AE"/>
+        </w:rPr>
+        <w:t>וַ⁠תַּ֕עַשׂ כְּ⁠כֹ֥ל אֲשֶׁר־צִוַּ֖תָּ⁠ה חֲמוֹתָֽ⁠הּ</w:t>
       </w:r>
     </w:p>
     <w:p>
@@ -22365,6 +23341,22 @@
       </w:r>
       <w:r>
         <w:rPr>
+          <w:lang w:val="ar_AE" w:bidi="ar_AE"/>
+        </w:rPr>
+        <w:t>וַ⁠תָּבֹ֣א בַ⁠לָּ֔ט</w:t>
+      </w:r>
+    </w:p>
+    <w:p>
+      <w:pPr>
+        <w:bidi/>
+      </w:pPr>
+      <w:r>
+        <w:rPr>
+          <w:lang w:val="ar_AE" w:bidi="ar_AE"/>
+        </w:rPr>
+      </w:r>
+      <w:r>
+        <w:rPr>
           <w:b/>
           <w:lang w:val="ar_AE" w:bidi="ar_AE"/>
         </w:rPr>
@@ -22436,6 +23428,22 @@
         <w:rPr>
           <w:lang w:val="ar_AE" w:bidi="ar_AE"/>
         </w:rPr>
+      </w:r>
+    </w:p>
+    <w:p>
+      <w:pPr>
+        <w:bidi/>
+      </w:pPr>
+      <w:r>
+        <w:rPr>
+          <w:lang w:val="ar_AE" w:bidi="ar_AE"/>
+        </w:rPr>
+      </w:r>
+      <w:r>
+        <w:rPr>
+          <w:lang w:val="ar_AE" w:bidi="ar_AE"/>
+        </w:rPr>
+        <w:t>וַ⁠תְּגַ֥ל מַרְגְּלֹתָ֖י⁠ו</w:t>
       </w:r>
     </w:p>
     <w:p>
@@ -22586,6 +23594,22 @@
       </w:r>
       <w:r>
         <w:rPr>
+          <w:lang w:val="ar_AE" w:bidi="ar_AE"/>
+        </w:rPr>
+        <w:t>וַ⁠יְהִי֙ בַּ⁠חֲצִ֣י הַ⁠לַּ֔יְלָה</w:t>
+      </w:r>
+    </w:p>
+    <w:p>
+      <w:pPr>
+        <w:bidi/>
+      </w:pPr>
+      <w:r>
+        <w:rPr>
+          <w:lang w:val="ar_AE" w:bidi="ar_AE"/>
+        </w:rPr>
+      </w:r>
+      <w:r>
+        <w:rPr>
           <w:b/>
           <w:lang w:val="ar_AE" w:bidi="ar_AE"/>
         </w:rPr>
@@ -23085,6 +24109,22 @@
       </w:r>
       <w:r>
         <w:rPr>
+          <w:lang w:val="ar_AE" w:bidi="ar_AE"/>
+        </w:rPr>
+        <w:t>וּ⁠פָרַשְׂתָּ֤ כְנָפֶ֨⁠ךָ֙ עַל־אֲמָ֣תְ⁠ךָ֔</w:t>
+      </w:r>
+    </w:p>
+    <w:p>
+      <w:pPr>
+        <w:bidi/>
+      </w:pPr>
+      <w:r>
+        <w:rPr>
+          <w:lang w:val="ar_AE" w:bidi="ar_AE"/>
+        </w:rPr>
+      </w:r>
+      <w:r>
+        <w:rPr>
           <w:b/>
           <w:lang w:val="ar_AE" w:bidi="ar_AE"/>
         </w:rPr>
@@ -23178,6 +24218,22 @@
         <w:rPr>
           <w:lang w:val="ar_AE" w:bidi="ar_AE"/>
         </w:rPr>
+      </w:r>
+    </w:p>
+    <w:p>
+      <w:pPr>
+        <w:bidi/>
+      </w:pPr>
+      <w:r>
+        <w:rPr>
+          <w:lang w:val="ar_AE" w:bidi="ar_AE"/>
+        </w:rPr>
+      </w:r>
+      <w:r>
+        <w:rPr>
+          <w:lang w:val="ar_AE" w:bidi="ar_AE"/>
+        </w:rPr>
+        <w:t>גֹאֵ֖ל</w:t>
       </w:r>
     </w:p>
     <w:p>
@@ -23315,6 +24371,22 @@
       </w:r>
       <w:r>
         <w:rPr>
+          <w:lang w:val="ar_AE" w:bidi="ar_AE"/>
+        </w:rPr>
+        <w:t>בְּרוּכָ֨ה אַ֤תְּ לַֽ⁠יהוָה֙</w:t>
+      </w:r>
+    </w:p>
+    <w:p>
+      <w:pPr>
+        <w:bidi/>
+      </w:pPr>
+      <w:r>
+        <w:rPr>
+          <w:lang w:val="ar_AE" w:bidi="ar_AE"/>
+        </w:rPr>
+      </w:r>
+      <w:r>
+        <w:rPr>
           <w:b/>
           <w:lang w:val="ar_AE" w:bidi="ar_AE"/>
         </w:rPr>
@@ -23574,6 +24646,22 @@
       </w:r>
       <w:r>
         <w:rPr>
+          <w:lang w:val="ar_AE" w:bidi="ar_AE"/>
+        </w:rPr>
+        <w:t>הֵיטַ֛בְתְּ חַסְדֵּ֥⁠ךְ הָ⁠אַחֲר֖וֹן מִן־הָ⁠רִאשׁ֑וֹן</w:t>
+      </w:r>
+    </w:p>
+    <w:p>
+      <w:pPr>
+        <w:bidi/>
+      </w:pPr>
+      <w:r>
+        <w:rPr>
+          <w:lang w:val="ar_AE" w:bidi="ar_AE"/>
+        </w:rPr>
+      </w:r>
+      <w:r>
+        <w:rPr>
           <w:b/>
           <w:lang w:val="ar_AE" w:bidi="ar_AE"/>
         </w:rPr>
@@ -24396,6 +25484,22 @@
       </w:r>
       <w:r>
         <w:rPr>
+          <w:lang w:val="ar_AE" w:bidi="ar_AE"/>
+        </w:rPr>
+        <w:t>אֵ֥שֶׁת חַ֖יִל</w:t>
+      </w:r>
+    </w:p>
+    <w:p>
+      <w:pPr>
+        <w:bidi/>
+      </w:pPr>
+      <w:r>
+        <w:rPr>
+          <w:lang w:val="ar_AE" w:bidi="ar_AE"/>
+        </w:rPr>
+      </w:r>
+      <w:r>
+        <w:rPr>
           <w:b/>
           <w:lang w:val="ar_AE" w:bidi="ar_AE"/>
         </w:rPr>
@@ -24826,6 +25930,22 @@
       </w:r>
       <w:r>
         <w:rPr>
+          <w:lang w:val="ar_AE" w:bidi="ar_AE"/>
+        </w:rPr>
+        <w:t>גֹאֵ֖ל &amp; גֹּאֵ֖ל</w:t>
+      </w:r>
+    </w:p>
+    <w:p>
+      <w:pPr>
+        <w:bidi/>
+      </w:pPr>
+      <w:r>
+        <w:rPr>
+          <w:lang w:val="ar_AE" w:bidi="ar_AE"/>
+        </w:rPr>
+      </w:r>
+      <w:r>
+        <w:rPr>
           <w:b/>
           <w:lang w:val="ar_AE" w:bidi="ar_AE"/>
         </w:rPr>
@@ -26820,6 +27940,22 @@
       </w:r>
       <w:r>
         <w:rPr>
+          <w:lang w:val="ar_AE" w:bidi="ar_AE"/>
+        </w:rPr>
+        <w:t>שֵׁשׁ־הַ⁠שְּׂעֹרִ֥ים</w:t>
+      </w:r>
+    </w:p>
+    <w:p>
+      <w:pPr>
+        <w:bidi/>
+      </w:pPr>
+      <w:r>
+        <w:rPr>
+          <w:lang w:val="ar_AE" w:bidi="ar_AE"/>
+        </w:rPr>
+      </w:r>
+      <w:r>
+        <w:rPr>
           <w:b/>
           <w:lang w:val="ar_AE" w:bidi="ar_AE"/>
         </w:rPr>
@@ -26944,6 +28080,22 @@
       </w:r>
       <w:r>
         <w:rPr>
+          <w:lang w:val="ar_AE" w:bidi="ar_AE"/>
+        </w:rPr>
+        <w:t>כִּ֚י אָמַ֣ר אַל־תָּב֥וֹאִי רֵיקָ֖ם אֶל־חֲמוֹתֵֽ⁠ךְ</w:t>
+      </w:r>
+    </w:p>
+    <w:p>
+      <w:pPr>
+        <w:bidi/>
+      </w:pPr>
+      <w:r>
+        <w:rPr>
+          <w:lang w:val="ar_AE" w:bidi="ar_AE"/>
+        </w:rPr>
+      </w:r>
+      <w:r>
+        <w:rPr>
           <w:b/>
           <w:lang w:val="ar_AE" w:bidi="ar_AE"/>
         </w:rPr>
@@ -27294,6 +28446,22 @@
         <w:rPr>
           <w:lang w:val="ar_AE" w:bidi="ar_AE"/>
         </w:rPr>
+      </w:r>
+    </w:p>
+    <w:p>
+      <w:pPr>
+        <w:bidi/>
+      </w:pPr>
+      <w:r>
+        <w:rPr>
+          <w:lang w:val="ar_AE" w:bidi="ar_AE"/>
+        </w:rPr>
+      </w:r>
+      <w:r>
+        <w:rPr>
+          <w:lang w:val="ar_AE" w:bidi="ar_AE"/>
+        </w:rPr>
+        <w:t>בִתִּ֔⁠י</w:t>
       </w:r>
     </w:p>
     <w:p>
@@ -28844,6 +30012,22 @@
       </w:r>
       <w:r>
         <w:rPr>
+          <w:lang w:val="ar_AE" w:bidi="ar_AE"/>
+        </w:rPr>
+        <w:t>וַ⁠יִּקַּ֞ח עֲשָׂרָ֧ה אֲנָשִׁ֛ים</w:t>
+      </w:r>
+    </w:p>
+    <w:p>
+      <w:pPr>
+        <w:bidi/>
+      </w:pPr>
+      <w:r>
+        <w:rPr>
+          <w:lang w:val="ar_AE" w:bidi="ar_AE"/>
+        </w:rPr>
+      </w:r>
+      <w:r>
+        <w:rPr>
           <w:b/>
           <w:lang w:val="ar_AE" w:bidi="ar_AE"/>
         </w:rPr>
@@ -29320,6 +30504,22 @@
       </w:r>
       <w:r>
         <w:rPr>
+          <w:lang w:val="ar_AE" w:bidi="ar_AE"/>
+        </w:rPr>
+        <w:t>נֶ֥גֶד הַֽ⁠יֹּשְׁבִים֮</w:t>
+      </w:r>
+    </w:p>
+    <w:p>
+      <w:pPr>
+        <w:bidi/>
+      </w:pPr>
+      <w:r>
+        <w:rPr>
+          <w:lang w:val="ar_AE" w:bidi="ar_AE"/>
+        </w:rPr>
+      </w:r>
+      <w:r>
+        <w:rPr>
           <w:b/>
           <w:lang w:val="ar_AE" w:bidi="ar_AE"/>
         </w:rPr>
@@ -29548,6 +30748,22 @@
       </w:r>
       <w:r>
         <w:rPr>
+          <w:lang w:val="ar_AE" w:bidi="ar_AE"/>
+        </w:rPr>
+        <w:t>אֵ֤ין זוּלָֽתְ⁠ךָ֙ לִ⁠גְא֔וֹל וְ⁠אָנֹכִ֖י אַחֲרֶ֑י⁠ךָ</w:t>
+      </w:r>
+    </w:p>
+    <w:p>
+      <w:pPr>
+        <w:bidi/>
+      </w:pPr>
+      <w:r>
+        <w:rPr>
+          <w:lang w:val="ar_AE" w:bidi="ar_AE"/>
+        </w:rPr>
+      </w:r>
+      <w:r>
+        <w:rPr>
           <w:b/>
           <w:lang w:val="ar_AE" w:bidi="ar_AE"/>
         </w:rPr>
@@ -30172,6 +31388,22 @@
       </w:r>
       <w:r>
         <w:rPr>
+          <w:lang w:val="ar_AE" w:bidi="ar_AE"/>
+        </w:rPr>
+        <w:t>אֵֽשֶׁת־הַ⁠מֵּת֙</w:t>
+      </w:r>
+    </w:p>
+    <w:p>
+      <w:pPr>
+        <w:bidi/>
+      </w:pPr>
+      <w:r>
+        <w:rPr>
+          <w:lang w:val="ar_AE" w:bidi="ar_AE"/>
+        </w:rPr>
+      </w:r>
+      <w:r>
+        <w:rPr>
           <w:b/>
           <w:lang w:val="ar_AE" w:bidi="ar_AE"/>
         </w:rPr>
@@ -30675,6 +31907,22 @@
       </w:r>
       <w:r>
         <w:rPr>
+          <w:lang w:val="ar_AE" w:bidi="ar_AE"/>
+        </w:rPr>
+        <w:t>גְּאַל־לְ⁠ךָ֤ אַתָּה֙ אֶת־גְּאֻלָּתִ֔⁠י</w:t>
+      </w:r>
+    </w:p>
+    <w:p>
+      <w:pPr>
+        <w:bidi/>
+      </w:pPr>
+      <w:r>
+        <w:rPr>
+          <w:lang w:val="ar_AE" w:bidi="ar_AE"/>
+        </w:rPr>
+      </w:r>
+      <w:r>
+        <w:rPr>
           <w:b/>
           <w:lang w:val="ar_AE" w:bidi="ar_AE"/>
         </w:rPr>
@@ -31320,6 +32568,22 @@
       </w:r>
       <w:r>
         <w:rPr>
+          <w:lang w:val="ar_AE" w:bidi="ar_AE"/>
+        </w:rPr>
+        <w:t>וַ⁠יֹּ֧אמֶר הַ⁠גֹּאֵ֛ל לְ⁠בֹ֖עַז קְנֵה־לָ֑⁠ךְ וַ⁠יִּשְׁלֹ֖ף נַעֲלֽ⁠וֹ</w:t>
+      </w:r>
+    </w:p>
+    <w:p>
+      <w:pPr>
+        <w:bidi/>
+      </w:pPr>
+      <w:r>
+        <w:rPr>
+          <w:lang w:val="ar_AE" w:bidi="ar_AE"/>
+        </w:rPr>
+      </w:r>
+      <w:r>
+        <w:rPr>
           <w:b/>
           <w:lang w:val="ar_AE" w:bidi="ar_AE"/>
         </w:rPr>
@@ -31426,6 +32690,22 @@
       </w:r>
       <w:r>
         <w:rPr>
+          <w:lang w:val="ar_AE" w:bidi="ar_AE"/>
+        </w:rPr>
+        <w:t>וַ⁠יֹּ֧אמֶר הַ⁠גֹּאֵ֛ל לְ⁠בֹ֖עַז קְנֵה־לָ֑⁠ךְ וַ⁠יִּשְׁלֹ֖ף נַעֲלֽ⁠וֹ</w:t>
+      </w:r>
+    </w:p>
+    <w:p>
+      <w:pPr>
+        <w:bidi/>
+      </w:pPr>
+      <w:r>
+        <w:rPr>
+          <w:lang w:val="ar_AE" w:bidi="ar_AE"/>
+        </w:rPr>
+      </w:r>
+      <w:r>
+        <w:rPr>
           <w:b/>
           <w:lang w:val="ar_AE" w:bidi="ar_AE"/>
         </w:rPr>
@@ -31937,6 +33217,22 @@
       </w:r>
       <w:r>
         <w:rPr>
+          <w:lang w:val="ar_AE" w:bidi="ar_AE"/>
+        </w:rPr>
+        <w:t>אֶת־כָּל־אֲשֶׁ֣ר לֶֽ⁠אֱלִימֶ֔לֶךְ וְ⁠אֵ֛ת כָּל־אֲשֶׁ֥ר לְ⁠כִלְי֖וֹן וּ⁠מַחְל֑וֹן</w:t>
+      </w:r>
+    </w:p>
+    <w:p>
+      <w:pPr>
+        <w:bidi/>
+      </w:pPr>
+      <w:r>
+        <w:rPr>
+          <w:lang w:val="ar_AE" w:bidi="ar_AE"/>
+        </w:rPr>
+      </w:r>
+      <w:r>
+        <w:rPr>
           <w:b/>
           <w:lang w:val="ar_AE" w:bidi="ar_AE"/>
         </w:rPr>
@@ -32130,6 +33426,22 @@
         <w:rPr>
           <w:lang w:val="ar_AE" w:bidi="ar_AE"/>
         </w:rPr>
+      </w:r>
+    </w:p>
+    <w:p>
+      <w:pPr>
+        <w:bidi/>
+      </w:pPr>
+      <w:r>
+        <w:rPr>
+          <w:lang w:val="ar_AE" w:bidi="ar_AE"/>
+        </w:rPr>
+      </w:r>
+      <w:r>
+        <w:rPr>
+          <w:lang w:val="ar_AE" w:bidi="ar_AE"/>
+        </w:rPr>
+        <w:t>לְ⁠הָקִ֤ים שֵׁם־הַ⁠מֵּת֙ עַל־נַ֣חֲלָת֔⁠וֹ</w:t>
       </w:r>
     </w:p>
     <w:p>
@@ -32412,6 +33724,22 @@
       </w:r>
       <w:r>
         <w:rPr>
+          <w:lang w:val="ar_AE" w:bidi="ar_AE"/>
+        </w:rPr>
+        <w:t>וְ⁠לֹא־יִכָּרֵ֧ת שֵׁם־הַ⁠מֵּ֛ת מֵ⁠עִ֥ם אֶחָ֖י⁠ו וּ⁠מִ⁠שַּׁ֣עַר מְקוֹמ֑⁠וֹ</w:t>
+      </w:r>
+    </w:p>
+    <w:p>
+      <w:pPr>
+        <w:bidi/>
+      </w:pPr>
+      <w:r>
+        <w:rPr>
+          <w:lang w:val="ar_AE" w:bidi="ar_AE"/>
+        </w:rPr>
+      </w:r>
+      <w:r>
+        <w:rPr>
           <w:b/>
           <w:lang w:val="ar_AE" w:bidi="ar_AE"/>
         </w:rPr>
@@ -32518,6 +33846,22 @@
       </w:r>
       <w:r>
         <w:rPr>
+          <w:lang w:val="ar_AE" w:bidi="ar_AE"/>
+        </w:rPr>
+        <w:t>וְ⁠לֹא־יִכָּרֵ֧ת שֵׁם־הַ⁠מֵּ֛ת מֵ⁠עִ֥ם אֶחָ֖י⁠ו וּ⁠מִ⁠שַּׁ֣עַר מְקוֹמ֑⁠וֹ</w:t>
+      </w:r>
+    </w:p>
+    <w:p>
+      <w:pPr>
+        <w:bidi/>
+      </w:pPr>
+      <w:r>
+        <w:rPr>
+          <w:lang w:val="ar_AE" w:bidi="ar_AE"/>
+        </w:rPr>
+      </w:r>
+      <w:r>
+        <w:rPr>
           <w:b/>
           <w:lang w:val="ar_AE" w:bidi="ar_AE"/>
         </w:rPr>
@@ -32798,6 +34142,22 @@
       </w:r>
       <w:r>
         <w:rPr>
+          <w:lang w:val="ar_AE" w:bidi="ar_AE"/>
+        </w:rPr>
+        <w:t>עֵדִ֥ים אַתֶּ֖ם הַ⁠יּֽוֹם</w:t>
+      </w:r>
+    </w:p>
+    <w:p>
+      <w:pPr>
+        <w:bidi/>
+      </w:pPr>
+      <w:r>
+        <w:rPr>
+          <w:lang w:val="ar_AE" w:bidi="ar_AE"/>
+        </w:rPr>
+      </w:r>
+      <w:r>
+        <w:rPr>
           <w:b/>
           <w:lang w:val="ar_AE" w:bidi="ar_AE"/>
         </w:rPr>
@@ -33126,6 +34486,22 @@
         <w:rPr>
           <w:lang w:val="ar_AE" w:bidi="ar_AE"/>
         </w:rPr>
+      </w:r>
+    </w:p>
+    <w:p>
+      <w:pPr>
+        <w:bidi/>
+      </w:pPr>
+      <w:r>
+        <w:rPr>
+          <w:lang w:val="ar_AE" w:bidi="ar_AE"/>
+        </w:rPr>
+      </w:r>
+      <w:r>
+        <w:rPr>
+          <w:lang w:val="ar_AE" w:bidi="ar_AE"/>
+        </w:rPr>
+        <w:t>יִתֵּן֩ יְהוָ֨ה אֶֽת־הָ⁠אִשָּׁ֜ה הַ⁠בָּאָ֣ה אֶל־בֵּיתֶ֗⁠ךָ כְּ⁠רָחֵ֤ל ׀ וּ⁠כְ⁠לֵאָה֙ אֲשֶׁ֨ר בָּנ֤וּ שְׁתֵּי⁠הֶם֙ אֶת־בֵּ֣ית יִשְׂרָאֵ֔ל</w:t>
       </w:r>
     </w:p>
     <w:p>
@@ -34752,6 +36128,22 @@
       </w:r>
       <w:r>
         <w:rPr>
+          <w:lang w:val="ar_AE" w:bidi="ar_AE"/>
+        </w:rPr>
+        <w:t>לֹ֣א הִשְׁבִּ֥ית לָ֛⁠ךְ גֹּאֵ֖ל הַ⁠יּ֑וֹם</w:t>
+      </w:r>
+    </w:p>
+    <w:p>
+      <w:pPr>
+        <w:bidi/>
+      </w:pPr>
+      <w:r>
+        <w:rPr>
+          <w:lang w:val="ar_AE" w:bidi="ar_AE"/>
+        </w:rPr>
+      </w:r>
+      <w:r>
+        <w:rPr>
           <w:b/>
           <w:lang w:val="ar_AE" w:bidi="ar_AE"/>
         </w:rPr>
@@ -35873,6 +37265,22 @@
         <w:rPr>
           <w:lang w:val="ar_AE" w:bidi="ar_AE"/>
         </w:rPr>
+      </w:r>
+    </w:p>
+    <w:p>
+      <w:pPr>
+        <w:bidi/>
+      </w:pPr>
+      <w:r>
+        <w:rPr>
+          <w:lang w:val="ar_AE" w:bidi="ar_AE"/>
+        </w:rPr>
+      </w:r>
+      <w:r>
+        <w:rPr>
+          <w:lang w:val="ar_AE" w:bidi="ar_AE"/>
+        </w:rPr>
+        <w:t>וַ⁠תִּקְרֶאנָה֩ ל֨⁠וֹ הַ⁠שְּׁכֵנ֥וֹת שֵׁם֙ לֵ⁠אמֹ֔ר &amp; וַ⁠תִּקְרֶ֤אנָֽה שְׁמ⁠וֹ֙ עוֹבֵ֔ד</w:t>
       </w:r>
     </w:p>
     <w:p>
@@ -36698,6 +38106,22 @@
       </w:r>
       <w:r>
         <w:rPr>
+          <w:lang w:val="ar_AE" w:bidi="ar_AE"/>
+        </w:rPr>
+        <w:t>פֶּ֖רֶץ הוֹלִ֥יד אֶת־חֶצְרֽוֹן</w:t>
+      </w:r>
+    </w:p>
+    <w:p>
+      <w:pPr>
+        <w:bidi/>
+      </w:pPr>
+      <w:r>
+        <w:rPr>
+          <w:lang w:val="ar_AE" w:bidi="ar_AE"/>
+        </w:rPr>
+      </w:r>
+      <w:r>
+        <w:rPr>
           <w:b/>
           <w:lang w:val="ar_AE" w:bidi="ar_AE"/>
         </w:rPr>
@@ -36824,6 +38248,22 @@
       </w:r>
       <w:r>
         <w:rPr>
+          <w:lang w:val="ar_AE" w:bidi="ar_AE"/>
+        </w:rPr>
+        <w:t>וְ⁠חֶצְרוֹן֙ &amp; אֶת־רָ֔ם &amp; אֶת־עַמִּֽינָדָֽב</w:t>
+      </w:r>
+    </w:p>
+    <w:p>
+      <w:pPr>
+        <w:bidi/>
+      </w:pPr>
+      <w:r>
+        <w:rPr>
+          <w:lang w:val="ar_AE" w:bidi="ar_AE"/>
+        </w:rPr>
+      </w:r>
+      <w:r>
+        <w:rPr>
           <w:b/>
           <w:lang w:val="ar_AE" w:bidi="ar_AE"/>
         </w:rPr>
@@ -36978,6 +38418,22 @@
         <w:rPr>
           <w:lang w:val="ar_AE" w:bidi="ar_AE"/>
         </w:rPr>
+      </w:r>
+    </w:p>
+    <w:p>
+      <w:pPr>
+        <w:bidi/>
+      </w:pPr>
+      <w:r>
+        <w:rPr>
+          <w:lang w:val="ar_AE" w:bidi="ar_AE"/>
+        </w:rPr>
+      </w:r>
+      <w:r>
+        <w:rPr>
+          <w:lang w:val="ar_AE" w:bidi="ar_AE"/>
+        </w:rPr>
+        <w:t>וְ⁠עַמִּֽינָדָב֙ &amp; וְ⁠נַחְשׁ֖וֹן &amp; אֶת־שַׂלְמָֽה</w:t>
       </w:r>
     </w:p>
     <w:p>
